--- a/Projects/Chapter1/code-plan.docx
+++ b/Projects/Chapter1/code-plan.docx
@@ -2,11 +2,7 @@
 <file path=word/document.xml><?xml version="1.0" encoding="utf-8"?>
 <w:document xmlns:wpc="http://schemas.microsoft.com/office/word/2010/wordprocessingCanvas" xmlns:cx="http://schemas.microsoft.com/office/drawing/2014/chartex" xmlns:cx1="http://schemas.microsoft.com/office/drawing/2015/9/8/chartex" xmlns:cx2="http://schemas.microsoft.com/office/drawing/2015/10/21/chartex" xmlns:cx3="http://schemas.microsoft.com/office/drawing/2016/5/9/chartex" xmlns:cx4="http://schemas.microsoft.com/office/drawing/2016/5/10/chartex" xmlns:cx5="http://schemas.microsoft.com/office/drawing/2016/5/11/chartex" xmlns:cx6="http://schemas.microsoft.com/office/drawing/2016/5/12/chartex" xmlns:cx7="http://schemas.microsoft.com/office/drawing/2016/5/13/chartex" xmlns:cx8="http://schemas.microsoft.com/office/drawing/2016/5/14/chartex" xmlns:mc="http://schemas.openxmlformats.org/markup-compatibility/2006" xmlns:aink="http://schemas.microsoft.com/office/drawing/2016/ink" xmlns:am3d="http://schemas.microsoft.com/office/drawing/2017/model3d" xmlns:o="urn:schemas-microsoft-com:office:office" xmlns:r="http://schemas.openxmlformats.org/officeDocument/2006/relationships" xmlns:m="http://schemas.openxmlformats.org/officeDocument/2006/math" xmlns:v="urn:schemas-microsoft-com:vml" xmlns:wp14="http://schemas.microsoft.com/office/word/2010/wordprocessingDrawing" xmlns:wp="http://schemas.openxmlformats.org/drawingml/2006/wordprocessingDrawing" xmlns:w10="urn:schemas-microsoft-com:office:word" xmlns:w="http://schemas.openxmlformats.org/wordprocessingml/2006/main" xmlns:w14="http://schemas.microsoft.com/office/word/2010/wordml" xmlns:w15="http://schemas.microsoft.com/office/word/2012/wordml" xmlns:w16cid="http://schemas.microsoft.com/office/word/2016/wordml/cid" xmlns:w16se="http://schemas.microsoft.com/office/word/2015/wordml/symex" xmlns:wpg="http://schemas.microsoft.com/office/word/2010/wordprocessingGroup" xmlns:wpi="http://schemas.microsoft.com/office/word/2010/wordprocessingInk" xmlns:wne="http://schemas.microsoft.com/office/word/2006/wordml" xmlns:wps="http://schemas.microsoft.com/office/word/2010/wordprocessingShape" mc:Ignorable="w14 w15 w16se w16cid wp14">
   <w:body>
-    <w:p>
-      <w:pPr>
-        <w:pStyle w:val="Heading1"/>
-      </w:pPr>
-    </w:p>
+    <w:p/>
     <w:p>
       <w:pPr>
         <w:jc w:val="center"/>
@@ -396,6 +392,15 @@
     </w:p>
     <w:sdt>
       <w:sdtPr>
+        <w:rPr>
+          <w:rFonts w:asciiTheme="minorHAnsi" w:eastAsiaTheme="minorHAnsi" w:hAnsiTheme="minorHAnsi" w:cstheme="minorBidi"/>
+          <w:b w:val="0"/>
+          <w:bCs w:val="0"/>
+          <w:color w:val="auto"/>
+          <w:sz w:val="24"/>
+          <w:szCs w:val="24"/>
+          <w:lang w:val="en-GB"/>
+        </w:rPr>
         <w:id w:val="835037074"/>
         <w:docPartObj>
           <w:docPartGallery w:val="Table of Contents"/>
@@ -404,12 +409,7 @@
       </w:sdtPr>
       <w:sdtEndPr>
         <w:rPr>
-          <w:rFonts w:asciiTheme="minorHAnsi" w:eastAsiaTheme="minorHAnsi" w:hAnsiTheme="minorHAnsi" w:cstheme="minorBidi"/>
           <w:noProof/>
-          <w:color w:val="auto"/>
-          <w:sz w:val="24"/>
-          <w:szCs w:val="24"/>
-          <w:lang w:val="en-GB"/>
         </w:rPr>
       </w:sdtEndPr>
       <w:sdtContent>
@@ -1501,20 +1501,12 @@
     <w:p/>
     <w:p>
       <w:pPr>
-        <w:rPr>
-          <w:b/>
-        </w:rPr>
+        <w:pStyle w:val="Heading2"/>
       </w:pPr>
       <w:r>
-        <w:rPr>
-          <w:b/>
-        </w:rPr>
-        <w:t>Overall aim of this script:</w:t>
+        <w:t>Aim</w:t>
       </w:r>
       <w:r>
-        <w:rPr>
-          <w:b/>
-        </w:rPr>
         <w:t xml:space="preserve"> </w:t>
       </w:r>
     </w:p>
@@ -1677,15 +1669,10 @@
     <w:p/>
     <w:p>
       <w:pPr>
-        <w:rPr>
-          <w:b/>
-        </w:rPr>
+        <w:pStyle w:val="Heading2"/>
       </w:pPr>
       <w:r>
-        <w:rPr>
-          <w:b/>
-        </w:rPr>
-        <w:t>Input files this script needs:</w:t>
+        <w:t>Input Files</w:t>
       </w:r>
     </w:p>
     <w:p>
@@ -1696,15 +1683,10 @@
     <w:p/>
     <w:p>
       <w:pPr>
-        <w:rPr>
-          <w:b/>
-        </w:rPr>
+        <w:pStyle w:val="Heading2"/>
       </w:pPr>
       <w:r>
-        <w:rPr>
-          <w:b/>
-        </w:rPr>
-        <w:t>Output files this script will produce:</w:t>
+        <w:t>Output Files</w:t>
       </w:r>
     </w:p>
     <w:tbl>
@@ -2758,17 +2740,17 @@
       </w:tr>
     </w:tbl>
     <w:p/>
-    <w:p/>
-    <w:p/>
-    <w:p/>
-    <w:p/>
-    <w:p/>
-    <w:p/>
-    <w:p/>
+    <w:p>
+      <w:pPr>
+        <w:pStyle w:val="Heading2"/>
+      </w:pPr>
+      <w:r>
+        <w:t>Code</w:t>
+      </w:r>
+    </w:p>
     <w:tbl>
       <w:tblPr>
         <w:tblStyle w:val="GridTable2-Accent2"/>
-        <w:tblpPr w:leftFromText="180" w:rightFromText="180" w:vertAnchor="page" w:horzAnchor="margin" w:tblpY="1574"/>
         <w:tblW w:w="0" w:type="auto"/>
         <w:tblLook w:val="04A0" w:firstRow="1" w:lastRow="0" w:firstColumn="1" w:lastColumn="0" w:noHBand="0" w:noVBand="1"/>
       </w:tblPr>
@@ -2788,7 +2770,6 @@
           </w:tcPr>
           <w:p>
             <w:r>
-              <w:lastRenderedPageBreak/>
               <w:t>What am I trying to do?</w:t>
             </w:r>
           </w:p>
@@ -3122,6 +3103,7 @@
           </w:tcPr>
           <w:p>
             <w:r>
+              <w:lastRenderedPageBreak/>
               <w:t xml:space="preserve">Enter each file, </w:t>
             </w:r>
             <w:proofErr w:type="spellStart"/>
@@ -4046,7 +4028,6 @@
           </w:p>
           <w:p>
             <w:r>
-              <w:lastRenderedPageBreak/>
               <w:t>Updated sequences: 515F (</w:t>
             </w:r>
             <w:proofErr w:type="spellStart"/>
@@ -4086,12 +4067,7 @@
               <w:cnfStyle w:val="000000100000" w:firstRow="0" w:lastRow="0" w:firstColumn="0" w:lastColumn="0" w:oddVBand="0" w:evenVBand="0" w:oddHBand="1" w:evenHBand="0" w:firstRowFirstColumn="0" w:firstRowLastColumn="0" w:lastRowFirstColumn="0" w:lastRowLastColumn="0"/>
             </w:pPr>
             <w:r>
-              <w:lastRenderedPageBreak/>
-              <w:t xml:space="preserve">On the forward reads we are trimming the 5' end for the forward primer (GTGYCAGCMGCCGCGGTAA). We're trimming the 3' end for the reverse compliment of the reverse primer (ATTAGAWACCCBDGTAGTCC). On the </w:t>
-            </w:r>
-            <w:r>
-              <w:lastRenderedPageBreak/>
-              <w:t>reverse reads we're trimming the reverse primer (GGACTACNVGGGTWTCTAAT) and then the reverse compliment of the forward primer (TTACCGCGGCKGCTGGCAC).</w:t>
+              <w:t>On the forward reads we are trimming the 5' end for the forward primer (GTGYCAGCMGCCGCGGTAA). We're trimming the 3' end for the reverse compliment of the reverse primer (ATTAGAWACCCBDGTAGTCC). On the reverse reads we're trimming the reverse primer (GGACTACNVGGGTWTCTAAT) and then the reverse compliment of the forward primer (TTACCGCGGCKGCTGGCAC).</w:t>
             </w:r>
           </w:p>
           <w:p>
@@ -4138,7 +4114,6 @@
               <w:cnfStyle w:val="000000100000" w:firstRow="0" w:lastRow="0" w:firstColumn="0" w:lastColumn="0" w:oddVBand="0" w:evenVBand="0" w:oddHBand="1" w:evenHBand="0" w:firstRowFirstColumn="0" w:firstRowLastColumn="0" w:lastRowFirstColumn="0" w:lastRowLastColumn="0"/>
             </w:pPr>
             <w:r>
-              <w:lastRenderedPageBreak/>
               <w:t xml:space="preserve"> </w:t>
             </w:r>
             <w:proofErr w:type="spellStart"/>
@@ -4227,7 +4202,6 @@
               <w:cnfStyle w:val="000000100000" w:firstRow="0" w:lastRow="0" w:firstColumn="0" w:lastColumn="0" w:oddVBand="0" w:evenVBand="0" w:oddHBand="1" w:evenHBand="0" w:firstRowFirstColumn="0" w:firstRowLastColumn="0" w:lastRowFirstColumn="0" w:lastRowLastColumn="0"/>
             </w:pPr>
             <w:r>
-              <w:lastRenderedPageBreak/>
               <w:t>--p-adapter-r TTACCGCGGCKGCTGGCAC \</w:t>
             </w:r>
           </w:p>
@@ -5219,196 +5193,196 @@
               <w:cnfStyle w:val="000000100000" w:firstRow="0" w:lastRow="0" w:firstColumn="0" w:lastColumn="0" w:oddVBand="0" w:evenVBand="0" w:oddHBand="1" w:evenHBand="0" w:firstRowFirstColumn="0" w:firstRowLastColumn="0" w:lastRowFirstColumn="0" w:lastRowLastColumn="0"/>
             </w:pPr>
             <w:r>
+              <w:t>I've backed up my computer to my external hard drive.</w:t>
+            </w:r>
+          </w:p>
+          <w:p>
+            <w:pPr>
+              <w:cnfStyle w:val="000000100000" w:firstRow="0" w:lastRow="0" w:firstColumn="0" w:lastColumn="0" w:oddVBand="0" w:evenVBand="0" w:oddHBand="1" w:evenHBand="0" w:firstRowFirstColumn="0" w:firstRowLastColumn="0" w:lastRowFirstColumn="0" w:lastRowLastColumn="0"/>
+            </w:pPr>
+          </w:p>
+          <w:p>
+            <w:pPr>
+              <w:cnfStyle w:val="000000100000" w:firstRow="0" w:lastRow="0" w:firstColumn="0" w:lastColumn="0" w:oddVBand="0" w:evenVBand="0" w:oddHBand="1" w:evenHBand="0" w:firstRowFirstColumn="0" w:firstRowLastColumn="0" w:lastRowFirstColumn="0" w:lastRowLastColumn="0"/>
+            </w:pPr>
+            <w:r>
+              <w:t xml:space="preserve">###Then I'm going to follow these instructions to try and reassign my </w:t>
+            </w:r>
+            <w:proofErr w:type="spellStart"/>
+            <w:r>
+              <w:t>tmp</w:t>
+            </w:r>
+            <w:proofErr w:type="spellEnd"/>
+            <w:r>
+              <w:t xml:space="preserve"> folder and run the classification again</w:t>
+            </w:r>
+          </w:p>
+          <w:p>
+            <w:pPr>
+              <w:cnfStyle w:val="000000100000" w:firstRow="0" w:lastRow="0" w:firstColumn="0" w:lastColumn="0" w:oddVBand="0" w:evenVBand="0" w:oddHBand="1" w:evenHBand="0" w:firstRowFirstColumn="0" w:firstRowLastColumn="0" w:lastRowFirstColumn="0" w:lastRowLastColumn="0"/>
+            </w:pPr>
+            <w:r>
+              <w:t xml:space="preserve">https://forum.qiime2.org/t/error-on-running-silva-132-99-nb-classifier-1-qza-classifier/13252/3 </w:t>
+            </w:r>
+          </w:p>
+          <w:p>
+            <w:pPr>
+              <w:cnfStyle w:val="000000100000" w:firstRow="0" w:lastRow="0" w:firstColumn="0" w:lastColumn="0" w:oddVBand="0" w:evenVBand="0" w:oddHBand="1" w:evenHBand="0" w:firstRowFirstColumn="0" w:firstRowLastColumn="0" w:lastRowFirstColumn="0" w:lastRowLastColumn="0"/>
+            </w:pPr>
+            <w:r>
+              <w:t>I have reassigned by TMPDIR to a folder called data</w:t>
+            </w:r>
+          </w:p>
+        </w:tc>
+        <w:tc>
+          <w:tcPr>
+            <w:tcW w:w="4650" w:type="dxa"/>
+          </w:tcPr>
+          <w:p>
+            <w:pPr>
+              <w:cnfStyle w:val="000000100000" w:firstRow="0" w:lastRow="0" w:firstColumn="0" w:lastColumn="0" w:oddVBand="0" w:evenVBand="0" w:oddHBand="1" w:evenHBand="0" w:firstRowFirstColumn="0" w:firstRowLastColumn="0" w:lastRowFirstColumn="0" w:lastRowLastColumn="0"/>
+            </w:pPr>
+          </w:p>
+        </w:tc>
+      </w:tr>
+      <w:tr>
+        <w:tc>
+          <w:tcPr>
+            <w:cnfStyle w:val="001000000000" w:firstRow="0" w:lastRow="0" w:firstColumn="1" w:lastColumn="0" w:oddVBand="0" w:evenVBand="0" w:oddHBand="0" w:evenHBand="0" w:firstRowFirstColumn="0" w:firstRowLastColumn="0" w:lastRowFirstColumn="0" w:lastRowLastColumn="0"/>
+            <w:tcW w:w="4649" w:type="dxa"/>
+          </w:tcPr>
+          <w:p>
+            <w:r>
+              <w:t>Active the other QIIME2 version, classify representative sequences and visualise.</w:t>
+            </w:r>
+          </w:p>
+        </w:tc>
+        <w:tc>
+          <w:tcPr>
+            <w:tcW w:w="4649" w:type="dxa"/>
+          </w:tcPr>
+          <w:p>
+            <w:pPr>
+              <w:cnfStyle w:val="000000000000" w:firstRow="0" w:lastRow="0" w:firstColumn="0" w:lastColumn="0" w:oddVBand="0" w:evenVBand="0" w:oddHBand="0" w:evenHBand="0" w:firstRowFirstColumn="0" w:firstRowLastColumn="0" w:lastRowFirstColumn="0" w:lastRowLastColumn="0"/>
+            </w:pPr>
+            <w:r>
+              <w:t>This step tells us which ASVs are present in the dataset so we can start drawing some meaningful information out of the sequence data. WARNING: This takes an hour.</w:t>
+            </w:r>
+          </w:p>
+        </w:tc>
+        <w:tc>
+          <w:tcPr>
+            <w:tcW w:w="4650" w:type="dxa"/>
+          </w:tcPr>
+          <w:p>
+            <w:pPr>
+              <w:cnfStyle w:val="000000000000" w:firstRow="0" w:lastRow="0" w:firstColumn="0" w:lastColumn="0" w:oddVBand="0" w:evenVBand="0" w:oddHBand="0" w:evenHBand="0" w:firstRowFirstColumn="0" w:firstRowLastColumn="0" w:lastRowFirstColumn="0" w:lastRowLastColumn="0"/>
+            </w:pPr>
+            <w:proofErr w:type="spellStart"/>
+            <w:r>
+              <w:t>conda</w:t>
+            </w:r>
+            <w:proofErr w:type="spellEnd"/>
+            <w:r>
+              <w:t xml:space="preserve"> activate qiime2-2019.10</w:t>
+            </w:r>
+          </w:p>
+          <w:p>
+            <w:pPr>
+              <w:cnfStyle w:val="000000000000" w:firstRow="0" w:lastRow="0" w:firstColumn="0" w:lastColumn="0" w:oddVBand="0" w:evenVBand="0" w:oddHBand="0" w:evenHBand="0" w:firstRowFirstColumn="0" w:firstRowLastColumn="0" w:lastRowFirstColumn="0" w:lastRowLastColumn="0"/>
+            </w:pPr>
+          </w:p>
+          <w:p>
+            <w:pPr>
+              <w:cnfStyle w:val="000000000000" w:firstRow="0" w:lastRow="0" w:firstColumn="0" w:lastColumn="0" w:oddVBand="0" w:evenVBand="0" w:oddHBand="0" w:evenHBand="0" w:firstRowFirstColumn="0" w:firstRowLastColumn="0" w:lastRowFirstColumn="0" w:lastRowLastColumn="0"/>
+            </w:pPr>
+            <w:proofErr w:type="spellStart"/>
+            <w:r>
+              <w:t>qiime</w:t>
+            </w:r>
+            <w:proofErr w:type="spellEnd"/>
+            <w:r>
+              <w:t xml:space="preserve"> feature-classifier classify-</w:t>
+            </w:r>
+            <w:proofErr w:type="spellStart"/>
+            <w:r>
+              <w:t>sklearn</w:t>
+            </w:r>
+            <w:proofErr w:type="spellEnd"/>
+            <w:r>
+              <w:t xml:space="preserve"> \</w:t>
+            </w:r>
+          </w:p>
+          <w:p>
+            <w:pPr>
+              <w:cnfStyle w:val="000000000000" w:firstRow="0" w:lastRow="0" w:firstColumn="0" w:lastColumn="0" w:oddVBand="0" w:evenVBand="0" w:oddHBand="0" w:evenHBand="0" w:firstRowFirstColumn="0" w:firstRowLastColumn="0" w:lastRowFirstColumn="0" w:lastRowLastColumn="0"/>
+            </w:pPr>
+            <w:r>
+              <w:t>--</w:t>
+            </w:r>
+            <w:proofErr w:type="spellStart"/>
+            <w:r>
+              <w:t>i</w:t>
+            </w:r>
+            <w:proofErr w:type="spellEnd"/>
+            <w:r>
+              <w:t>-classifier work/silva-132-99-515-806-nb-classifier.qza \</w:t>
+            </w:r>
+          </w:p>
+          <w:p>
+            <w:pPr>
+              <w:cnfStyle w:val="000000000000" w:firstRow="0" w:lastRow="0" w:firstColumn="0" w:lastColumn="0" w:oddVBand="0" w:evenVBand="0" w:oddHBand="0" w:evenHBand="0" w:firstRowFirstColumn="0" w:firstRowLastColumn="0" w:lastRowFirstColumn="0" w:lastRowLastColumn="0"/>
+            </w:pPr>
+            <w:r>
+              <w:t>--</w:t>
+            </w:r>
+            <w:proofErr w:type="spellStart"/>
+            <w:r>
+              <w:t>i</w:t>
+            </w:r>
+            <w:proofErr w:type="spellEnd"/>
+            <w:r>
+              <w:t>-reads work/DADA2_denoising_output/</w:t>
+            </w:r>
+            <w:proofErr w:type="spellStart"/>
+            <w:r>
+              <w:t>representative_sequences.qza</w:t>
+            </w:r>
+            <w:proofErr w:type="spellEnd"/>
+            <w:r>
+              <w:t xml:space="preserve"> \</w:t>
+            </w:r>
+          </w:p>
+          <w:p>
+            <w:pPr>
+              <w:cnfStyle w:val="000000000000" w:firstRow="0" w:lastRow="0" w:firstColumn="0" w:lastColumn="0" w:oddVBand="0" w:evenVBand="0" w:oddHBand="0" w:evenHBand="0" w:firstRowFirstColumn="0" w:firstRowLastColumn="0" w:lastRowFirstColumn="0" w:lastRowLastColumn="0"/>
+            </w:pPr>
+            <w:r>
+              <w:t>--output-</w:t>
+            </w:r>
+            <w:proofErr w:type="spellStart"/>
+            <w:r>
+              <w:t>dir</w:t>
+            </w:r>
+            <w:proofErr w:type="spellEnd"/>
+            <w:r>
+              <w:t xml:space="preserve"> work/</w:t>
+            </w:r>
+            <w:proofErr w:type="spellStart"/>
+            <w:r>
+              <w:t>classified_sequences</w:t>
+            </w:r>
+            <w:proofErr w:type="spellEnd"/>
+            <w:r>
+              <w:t xml:space="preserve"> \</w:t>
+            </w:r>
+          </w:p>
+          <w:p>
+            <w:pPr>
+              <w:cnfStyle w:val="000000000000" w:firstRow="0" w:lastRow="0" w:firstColumn="0" w:lastColumn="0" w:oddVBand="0" w:evenVBand="0" w:oddHBand="0" w:evenHBand="0" w:firstRowFirstColumn="0" w:firstRowLastColumn="0" w:lastRowFirstColumn="0" w:lastRowLastColumn="0"/>
+            </w:pPr>
+            <w:r>
               <w:lastRenderedPageBreak/>
-              <w:t>I've backed up my computer to my external hard drive.</w:t>
-            </w:r>
-          </w:p>
-          <w:p>
-            <w:pPr>
-              <w:cnfStyle w:val="000000100000" w:firstRow="0" w:lastRow="0" w:firstColumn="0" w:lastColumn="0" w:oddVBand="0" w:evenVBand="0" w:oddHBand="1" w:evenHBand="0" w:firstRowFirstColumn="0" w:firstRowLastColumn="0" w:lastRowFirstColumn="0" w:lastRowLastColumn="0"/>
-            </w:pPr>
-          </w:p>
-          <w:p>
-            <w:pPr>
-              <w:cnfStyle w:val="000000100000" w:firstRow="0" w:lastRow="0" w:firstColumn="0" w:lastColumn="0" w:oddVBand="0" w:evenVBand="0" w:oddHBand="1" w:evenHBand="0" w:firstRowFirstColumn="0" w:firstRowLastColumn="0" w:lastRowFirstColumn="0" w:lastRowLastColumn="0"/>
-            </w:pPr>
-            <w:r>
-              <w:t xml:space="preserve">###Then I'm going to follow these instructions to try and reassign my </w:t>
-            </w:r>
-            <w:proofErr w:type="spellStart"/>
-            <w:r>
-              <w:t>tmp</w:t>
-            </w:r>
-            <w:proofErr w:type="spellEnd"/>
-            <w:r>
-              <w:t xml:space="preserve"> folder and run the classification again</w:t>
-            </w:r>
-          </w:p>
-          <w:p>
-            <w:pPr>
-              <w:cnfStyle w:val="000000100000" w:firstRow="0" w:lastRow="0" w:firstColumn="0" w:lastColumn="0" w:oddVBand="0" w:evenVBand="0" w:oddHBand="1" w:evenHBand="0" w:firstRowFirstColumn="0" w:firstRowLastColumn="0" w:lastRowFirstColumn="0" w:lastRowLastColumn="0"/>
-            </w:pPr>
-            <w:r>
-              <w:t xml:space="preserve">https://forum.qiime2.org/t/error-on-running-silva-132-99-nb-classifier-1-qza-classifier/13252/3 </w:t>
-            </w:r>
-          </w:p>
-          <w:p>
-            <w:pPr>
-              <w:cnfStyle w:val="000000100000" w:firstRow="0" w:lastRow="0" w:firstColumn="0" w:lastColumn="0" w:oddVBand="0" w:evenVBand="0" w:oddHBand="1" w:evenHBand="0" w:firstRowFirstColumn="0" w:firstRowLastColumn="0" w:lastRowFirstColumn="0" w:lastRowLastColumn="0"/>
-            </w:pPr>
-            <w:r>
-              <w:t>I have reassigned by TMPDIR to a folder called data</w:t>
-            </w:r>
-          </w:p>
-        </w:tc>
-        <w:tc>
-          <w:tcPr>
-            <w:tcW w:w="4650" w:type="dxa"/>
-          </w:tcPr>
-          <w:p>
-            <w:pPr>
-              <w:cnfStyle w:val="000000100000" w:firstRow="0" w:lastRow="0" w:firstColumn="0" w:lastColumn="0" w:oddVBand="0" w:evenVBand="0" w:oddHBand="1" w:evenHBand="0" w:firstRowFirstColumn="0" w:firstRowLastColumn="0" w:lastRowFirstColumn="0" w:lastRowLastColumn="0"/>
-            </w:pPr>
-          </w:p>
-        </w:tc>
-      </w:tr>
-      <w:tr>
-        <w:tc>
-          <w:tcPr>
-            <w:cnfStyle w:val="001000000000" w:firstRow="0" w:lastRow="0" w:firstColumn="1" w:lastColumn="0" w:oddVBand="0" w:evenVBand="0" w:oddHBand="0" w:evenHBand="0" w:firstRowFirstColumn="0" w:firstRowLastColumn="0" w:lastRowFirstColumn="0" w:lastRowLastColumn="0"/>
-            <w:tcW w:w="4649" w:type="dxa"/>
-          </w:tcPr>
-          <w:p>
-            <w:r>
-              <w:t>Active the other QIIME2 version, classify representative sequences and visualise.</w:t>
-            </w:r>
-          </w:p>
-        </w:tc>
-        <w:tc>
-          <w:tcPr>
-            <w:tcW w:w="4649" w:type="dxa"/>
-          </w:tcPr>
-          <w:p>
-            <w:pPr>
-              <w:cnfStyle w:val="000000000000" w:firstRow="0" w:lastRow="0" w:firstColumn="0" w:lastColumn="0" w:oddVBand="0" w:evenVBand="0" w:oddHBand="0" w:evenHBand="0" w:firstRowFirstColumn="0" w:firstRowLastColumn="0" w:lastRowFirstColumn="0" w:lastRowLastColumn="0"/>
-            </w:pPr>
-            <w:r>
-              <w:t>This step tells us which ASVs are present in the dataset so we can start drawing some meaningful information out of the sequence data. WARNING: This takes an hour.</w:t>
-            </w:r>
-          </w:p>
-        </w:tc>
-        <w:tc>
-          <w:tcPr>
-            <w:tcW w:w="4650" w:type="dxa"/>
-          </w:tcPr>
-          <w:p>
-            <w:pPr>
-              <w:cnfStyle w:val="000000000000" w:firstRow="0" w:lastRow="0" w:firstColumn="0" w:lastColumn="0" w:oddVBand="0" w:evenVBand="0" w:oddHBand="0" w:evenHBand="0" w:firstRowFirstColumn="0" w:firstRowLastColumn="0" w:lastRowFirstColumn="0" w:lastRowLastColumn="0"/>
-            </w:pPr>
-            <w:proofErr w:type="spellStart"/>
-            <w:r>
-              <w:t>conda</w:t>
-            </w:r>
-            <w:proofErr w:type="spellEnd"/>
-            <w:r>
-              <w:t xml:space="preserve"> activate qiime2-2019.10</w:t>
-            </w:r>
-          </w:p>
-          <w:p>
-            <w:pPr>
-              <w:cnfStyle w:val="000000000000" w:firstRow="0" w:lastRow="0" w:firstColumn="0" w:lastColumn="0" w:oddVBand="0" w:evenVBand="0" w:oddHBand="0" w:evenHBand="0" w:firstRowFirstColumn="0" w:firstRowLastColumn="0" w:lastRowFirstColumn="0" w:lastRowLastColumn="0"/>
-            </w:pPr>
-          </w:p>
-          <w:p>
-            <w:pPr>
-              <w:cnfStyle w:val="000000000000" w:firstRow="0" w:lastRow="0" w:firstColumn="0" w:lastColumn="0" w:oddVBand="0" w:evenVBand="0" w:oddHBand="0" w:evenHBand="0" w:firstRowFirstColumn="0" w:firstRowLastColumn="0" w:lastRowFirstColumn="0" w:lastRowLastColumn="0"/>
-            </w:pPr>
-            <w:proofErr w:type="spellStart"/>
-            <w:r>
-              <w:t>qiime</w:t>
-            </w:r>
-            <w:proofErr w:type="spellEnd"/>
-            <w:r>
-              <w:t xml:space="preserve"> feature-classifier classify-</w:t>
-            </w:r>
-            <w:proofErr w:type="spellStart"/>
-            <w:r>
-              <w:t>sklearn</w:t>
-            </w:r>
-            <w:proofErr w:type="spellEnd"/>
-            <w:r>
-              <w:t xml:space="preserve"> \</w:t>
-            </w:r>
-          </w:p>
-          <w:p>
-            <w:pPr>
-              <w:cnfStyle w:val="000000000000" w:firstRow="0" w:lastRow="0" w:firstColumn="0" w:lastColumn="0" w:oddVBand="0" w:evenVBand="0" w:oddHBand="0" w:evenHBand="0" w:firstRowFirstColumn="0" w:firstRowLastColumn="0" w:lastRowFirstColumn="0" w:lastRowLastColumn="0"/>
-            </w:pPr>
-            <w:r>
-              <w:t>--</w:t>
-            </w:r>
-            <w:proofErr w:type="spellStart"/>
-            <w:r>
-              <w:t>i</w:t>
-            </w:r>
-            <w:proofErr w:type="spellEnd"/>
-            <w:r>
-              <w:t>-classifier work/silva-132-99-515-806-nb-classifier.qza \</w:t>
-            </w:r>
-          </w:p>
-          <w:p>
-            <w:pPr>
-              <w:cnfStyle w:val="000000000000" w:firstRow="0" w:lastRow="0" w:firstColumn="0" w:lastColumn="0" w:oddVBand="0" w:evenVBand="0" w:oddHBand="0" w:evenHBand="0" w:firstRowFirstColumn="0" w:firstRowLastColumn="0" w:lastRowFirstColumn="0" w:lastRowLastColumn="0"/>
-            </w:pPr>
-            <w:r>
-              <w:t>--</w:t>
-            </w:r>
-            <w:proofErr w:type="spellStart"/>
-            <w:r>
-              <w:t>i</w:t>
-            </w:r>
-            <w:proofErr w:type="spellEnd"/>
-            <w:r>
-              <w:t>-reads work/DADA2_denoising_output/</w:t>
-            </w:r>
-            <w:proofErr w:type="spellStart"/>
-            <w:r>
-              <w:t>representative_sequences.qza</w:t>
-            </w:r>
-            <w:proofErr w:type="spellEnd"/>
-            <w:r>
-              <w:t xml:space="preserve"> \</w:t>
-            </w:r>
-          </w:p>
-          <w:p>
-            <w:pPr>
-              <w:cnfStyle w:val="000000000000" w:firstRow="0" w:lastRow="0" w:firstColumn="0" w:lastColumn="0" w:oddVBand="0" w:evenVBand="0" w:oddHBand="0" w:evenHBand="0" w:firstRowFirstColumn="0" w:firstRowLastColumn="0" w:lastRowFirstColumn="0" w:lastRowLastColumn="0"/>
-            </w:pPr>
-            <w:r>
-              <w:t>--output-</w:t>
-            </w:r>
-            <w:proofErr w:type="spellStart"/>
-            <w:r>
-              <w:t>dir</w:t>
-            </w:r>
-            <w:proofErr w:type="spellEnd"/>
-            <w:r>
-              <w:t xml:space="preserve"> work/</w:t>
-            </w:r>
-            <w:proofErr w:type="spellStart"/>
-            <w:r>
-              <w:t>classified_sequences</w:t>
-            </w:r>
-            <w:proofErr w:type="spellEnd"/>
-            <w:r>
-              <w:t xml:space="preserve"> \</w:t>
-            </w:r>
-          </w:p>
-          <w:p>
-            <w:pPr>
-              <w:cnfStyle w:val="000000000000" w:firstRow="0" w:lastRow="0" w:firstColumn="0" w:lastColumn="0" w:oddVBand="0" w:evenVBand="0" w:oddHBand="0" w:evenHBand="0" w:firstRowFirstColumn="0" w:firstRowLastColumn="0" w:lastRowFirstColumn="0" w:lastRowLastColumn="0"/>
-            </w:pPr>
-            <w:r>
               <w:t>--verbose</w:t>
             </w:r>
           </w:p>
@@ -5530,6 +5504,7 @@
           </w:tcPr>
           <w:p>
             <w:r>
+              <w:lastRenderedPageBreak/>
               <w:t>Create a folder for building a phylogenetic tree.</w:t>
             </w:r>
           </w:p>
@@ -6520,22 +6495,18 @@
     <w:p/>
     <w:p>
       <w:pPr>
+        <w:pStyle w:val="Heading2"/>
+      </w:pPr>
+      <w:r>
+        <w:t>Aim</w:t>
+      </w:r>
+    </w:p>
+    <w:p>
+      <w:pPr>
         <w:rPr>
           <w:b/>
         </w:rPr>
       </w:pPr>
-      <w:r>
-        <w:rPr>
-          <w:b/>
-        </w:rPr>
-        <w:t>Overall aim of this script:</w:t>
-      </w:r>
-      <w:r>
-        <w:rPr>
-          <w:b/>
-        </w:rPr>
-        <w:t xml:space="preserve"> </w:t>
-      </w:r>
       <w:r>
         <w:t>W</w:t>
       </w:r>
@@ -6558,15 +6529,16 @@
     <w:p/>
     <w:p>
       <w:pPr>
-        <w:rPr>
-          <w:b/>
-        </w:rPr>
+        <w:pStyle w:val="Heading2"/>
       </w:pPr>
       <w:r>
-        <w:rPr>
-          <w:b/>
-        </w:rPr>
-        <w:t>Input files</w:t>
+        <w:t xml:space="preserve">Input </w:t>
+      </w:r>
+      <w:r>
+        <w:t>F</w:t>
+      </w:r>
+      <w:r>
+        <w:t>iles</w:t>
       </w:r>
     </w:p>
     <w:tbl>
@@ -6641,15 +6613,16 @@
     <w:p/>
     <w:p>
       <w:pPr>
-        <w:rPr>
-          <w:b/>
-        </w:rPr>
+        <w:pStyle w:val="Heading2"/>
       </w:pPr>
       <w:r>
-        <w:rPr>
-          <w:b/>
-        </w:rPr>
-        <w:t>Output files</w:t>
+        <w:t xml:space="preserve">Output </w:t>
+      </w:r>
+      <w:r>
+        <w:t>F</w:t>
+      </w:r>
+      <w:r>
+        <w:t>iles</w:t>
       </w:r>
     </w:p>
     <w:tbl>
@@ -6727,10 +6700,17 @@
       </w:tr>
     </w:tbl>
     <w:p/>
+    <w:p>
+      <w:pPr>
+        <w:pStyle w:val="Heading2"/>
+      </w:pPr>
+      <w:r>
+        <w:t>Code</w:t>
+      </w:r>
+    </w:p>
     <w:tbl>
       <w:tblPr>
         <w:tblStyle w:val="GridTable2-Accent2"/>
-        <w:tblpPr w:leftFromText="180" w:rightFromText="180" w:vertAnchor="page" w:horzAnchor="margin" w:tblpY="4653"/>
         <w:tblW w:w="0" w:type="auto"/>
         <w:tblLook w:val="04A0" w:firstRow="1" w:lastRow="0" w:firstColumn="1" w:lastColumn="0" w:noHBand="0" w:noVBand="1"/>
       </w:tblPr>
@@ -7576,7 +7556,6 @@
         </w:tc>
       </w:tr>
     </w:tbl>
-    <w:p/>
     <w:p>
       <w:pPr>
         <w:pStyle w:val="Heading1"/>
@@ -7595,18 +7574,14 @@
     </w:p>
     <w:p/>
     <w:p>
+      <w:pPr>
+        <w:pStyle w:val="Heading2"/>
+      </w:pPr>
       <w:r>
-        <w:rPr>
-          <w:b/>
-        </w:rPr>
-        <w:t>Overall aim of this script:</w:t>
+        <w:t>Aim</w:t>
       </w:r>
-      <w:r>
-        <w:rPr>
-          <w:b/>
-        </w:rPr>
-        <w:t xml:space="preserve"> </w:t>
-      </w:r>
+    </w:p>
+    <w:p>
       <w:r>
         <w:t xml:space="preserve">To prepare the QIIME2 output for downstream analysis by identifying and removing contaminants, removing singletons (although we may run the analysis without doing this for rare taxa), transform data, generate </w:t>
       </w:r>
@@ -7622,15 +7597,16 @@
     <w:p/>
     <w:p>
       <w:pPr>
-        <w:rPr>
-          <w:b/>
-        </w:rPr>
+        <w:pStyle w:val="Heading2"/>
       </w:pPr>
       <w:r>
-        <w:rPr>
-          <w:b/>
-        </w:rPr>
-        <w:t>Input files</w:t>
+        <w:t xml:space="preserve">Input </w:t>
+      </w:r>
+      <w:r>
+        <w:t>F</w:t>
+      </w:r>
+      <w:r>
+        <w:t>iles</w:t>
       </w:r>
     </w:p>
     <w:tbl>
@@ -7640,8 +7616,8 @@
         <w:tblLook w:val="04A0" w:firstRow="1" w:lastRow="0" w:firstColumn="1" w:lastColumn="0" w:noHBand="0" w:noVBand="1"/>
       </w:tblPr>
       <w:tblGrid>
-        <w:gridCol w:w="7694"/>
-        <w:gridCol w:w="7694"/>
+        <w:gridCol w:w="4072"/>
+        <w:gridCol w:w="11326"/>
       </w:tblGrid>
       <w:tr>
         <w:trPr>
@@ -7650,7 +7626,7 @@
         <w:tc>
           <w:tcPr>
             <w:cnfStyle w:val="001000000000" w:firstRow="0" w:lastRow="0" w:firstColumn="1" w:lastColumn="0" w:oddVBand="0" w:evenVBand="0" w:oddHBand="0" w:evenHBand="0" w:firstRowFirstColumn="0" w:firstRowLastColumn="0" w:lastRowFirstColumn="0" w:lastRowLastColumn="0"/>
-            <w:tcW w:w="7694" w:type="dxa"/>
+            <w:tcW w:w="0" w:type="auto"/>
           </w:tcPr>
           <w:p>
             <w:r>
@@ -7660,7 +7636,7 @@
         </w:tc>
         <w:tc>
           <w:tcPr>
-            <w:tcW w:w="7694" w:type="dxa"/>
+            <w:tcW w:w="0" w:type="auto"/>
           </w:tcPr>
           <w:p>
             <w:pPr>
@@ -7679,18 +7655,181 @@
         <w:tc>
           <w:tcPr>
             <w:cnfStyle w:val="001000000000" w:firstRow="0" w:lastRow="0" w:firstColumn="1" w:lastColumn="0" w:oddVBand="0" w:evenVBand="0" w:oddHBand="0" w:evenHBand="0" w:firstRowFirstColumn="0" w:firstRowLastColumn="0" w:lastRowFirstColumn="0" w:lastRowLastColumn="0"/>
-            <w:tcW w:w="7694" w:type="dxa"/>
-          </w:tcPr>
-          <w:p/>
-        </w:tc>
-        <w:tc>
-          <w:tcPr>
-            <w:tcW w:w="7694" w:type="dxa"/>
-          </w:tcPr>
-          <w:p>
-            <w:pPr>
-              <w:cnfStyle w:val="000000100000" w:firstRow="0" w:lastRow="0" w:firstColumn="0" w:lastColumn="0" w:oddVBand="0" w:evenVBand="0" w:oddHBand="1" w:evenHBand="0" w:firstRowFirstColumn="0" w:firstRowLastColumn="0" w:lastRowFirstColumn="0" w:lastRowLastColumn="0"/>
-            </w:pPr>
+            <w:tcW w:w="0" w:type="auto"/>
+          </w:tcPr>
+          <w:p>
+            <w:r>
+              <w:t>export/table/</w:t>
+            </w:r>
+            <w:proofErr w:type="spellStart"/>
+            <w:r>
+              <w:t>table.tsv</w:t>
+            </w:r>
+            <w:proofErr w:type="spellEnd"/>
+          </w:p>
+        </w:tc>
+        <w:tc>
+          <w:tcPr>
+            <w:tcW w:w="0" w:type="auto"/>
+          </w:tcPr>
+          <w:p>
+            <w:pPr>
+              <w:cnfStyle w:val="000000100000" w:firstRow="0" w:lastRow="0" w:firstColumn="0" w:lastColumn="0" w:oddVBand="0" w:evenVBand="0" w:oddHBand="1" w:evenHBand="0" w:firstRowFirstColumn="0" w:firstRowLastColumn="0" w:lastRowFirstColumn="0" w:lastRowLastColumn="0"/>
+            </w:pPr>
+            <w:r>
+              <w:t>ASV count table with sample as columns and ASV as row from 1a-QIIME2-DADA2.sh</w:t>
+            </w:r>
+          </w:p>
+        </w:tc>
+      </w:tr>
+      <w:tr>
+        <w:tc>
+          <w:tcPr>
+            <w:cnfStyle w:val="001000000000" w:firstRow="0" w:lastRow="0" w:firstColumn="1" w:lastColumn="0" w:oddVBand="0" w:evenVBand="0" w:oddHBand="0" w:evenHBand="0" w:firstRowFirstColumn="0" w:firstRowLastColumn="0" w:lastRowFirstColumn="0" w:lastRowLastColumn="0"/>
+            <w:tcW w:w="0" w:type="auto"/>
+          </w:tcPr>
+          <w:p>
+            <w:r>
+              <w:t>export/taxonomy/</w:t>
+            </w:r>
+            <w:proofErr w:type="spellStart"/>
+            <w:r>
+              <w:t>taxonomy.tsv</w:t>
+            </w:r>
+            <w:proofErr w:type="spellEnd"/>
+          </w:p>
+        </w:tc>
+        <w:tc>
+          <w:tcPr>
+            <w:tcW w:w="0" w:type="auto"/>
+          </w:tcPr>
+          <w:p>
+            <w:pPr>
+              <w:cnfStyle w:val="000000000000" w:firstRow="0" w:lastRow="0" w:firstColumn="0" w:lastColumn="0" w:oddVBand="0" w:evenVBand="0" w:oddHBand="0" w:evenHBand="0" w:firstRowFirstColumn="0" w:firstRowLastColumn="0" w:lastRowFirstColumn="0" w:lastRowLastColumn="0"/>
+            </w:pPr>
+            <w:r>
+              <w:t>Table of feature (ASV) IDs and their taxonomic classifications from 1a-QIIME2-DADA2.sh</w:t>
+            </w:r>
+          </w:p>
+        </w:tc>
+      </w:tr>
+      <w:tr>
+        <w:trPr>
+          <w:cnfStyle w:val="000000100000" w:firstRow="0" w:lastRow="0" w:firstColumn="0" w:lastColumn="0" w:oddVBand="0" w:evenVBand="0" w:oddHBand="1" w:evenHBand="0" w:firstRowFirstColumn="0" w:firstRowLastColumn="0" w:lastRowFirstColumn="0" w:lastRowLastColumn="0"/>
+        </w:trPr>
+        <w:tc>
+          <w:tcPr>
+            <w:cnfStyle w:val="001000000000" w:firstRow="0" w:lastRow="0" w:firstColumn="1" w:lastColumn="0" w:oddVBand="0" w:evenVBand="0" w:oddHBand="0" w:evenHBand="0" w:firstRowFirstColumn="0" w:firstRowLastColumn="0" w:lastRowFirstColumn="0" w:lastRowLastColumn="0"/>
+            <w:tcW w:w="0" w:type="auto"/>
+          </w:tcPr>
+          <w:p>
+            <w:r>
+              <w:t>export/exported-tree/</w:t>
+            </w:r>
+            <w:proofErr w:type="spellStart"/>
+            <w:r>
+              <w:t>tree.nwk</w:t>
+            </w:r>
+            <w:proofErr w:type="spellEnd"/>
+          </w:p>
+        </w:tc>
+        <w:tc>
+          <w:tcPr>
+            <w:tcW w:w="0" w:type="auto"/>
+          </w:tcPr>
+          <w:p>
+            <w:pPr>
+              <w:cnfStyle w:val="000000100000" w:firstRow="0" w:lastRow="0" w:firstColumn="0" w:lastColumn="0" w:oddVBand="0" w:evenVBand="0" w:oddHBand="1" w:evenHBand="0" w:firstRowFirstColumn="0" w:firstRowLastColumn="0" w:lastRowFirstColumn="0" w:lastRowLastColumn="0"/>
+            </w:pPr>
+            <w:r>
+              <w:t>The rooted phylogenetic tree from 1a-QIIME2-DADA2.sh</w:t>
+            </w:r>
+          </w:p>
+        </w:tc>
+      </w:tr>
+      <w:tr>
+        <w:tc>
+          <w:tcPr>
+            <w:cnfStyle w:val="001000000000" w:firstRow="0" w:lastRow="0" w:firstColumn="1" w:lastColumn="0" w:oddVBand="0" w:evenVBand="0" w:oddHBand="0" w:evenHBand="0" w:firstRowFirstColumn="0" w:firstRowLastColumn="0" w:lastRowFirstColumn="0" w:lastRowLastColumn="0"/>
+            <w:tcW w:w="0" w:type="auto"/>
+          </w:tcPr>
+          <w:p>
+            <w:r>
+              <w:t>export/rep-</w:t>
+            </w:r>
+            <w:proofErr w:type="spellStart"/>
+            <w:r>
+              <w:t>seqs.fasta</w:t>
+            </w:r>
+            <w:proofErr w:type="spellEnd"/>
+            <w:r>
+              <w:t>/</w:t>
+            </w:r>
+            <w:proofErr w:type="spellStart"/>
+            <w:r>
+              <w:t>dna-sequences.fasta</w:t>
+            </w:r>
+            <w:proofErr w:type="spellEnd"/>
+          </w:p>
+        </w:tc>
+        <w:tc>
+          <w:tcPr>
+            <w:tcW w:w="0" w:type="auto"/>
+          </w:tcPr>
+          <w:p>
+            <w:pPr>
+              <w:cnfStyle w:val="000000000000" w:firstRow="0" w:lastRow="0" w:firstColumn="0" w:lastColumn="0" w:oddVBand="0" w:evenVBand="0" w:oddHBand="0" w:evenHBand="0" w:firstRowFirstColumn="0" w:firstRowLastColumn="0" w:lastRowFirstColumn="0" w:lastRowLastColumn="0"/>
+            </w:pPr>
+            <w:r>
+              <w:t xml:space="preserve">The remaining representative sequences after denoising (i.e. a list of all the unique base pair sequences present in the denoised dataset), exported as a </w:t>
+            </w:r>
+            <w:proofErr w:type="spellStart"/>
+            <w:r>
+              <w:t>fasta</w:t>
+            </w:r>
+            <w:proofErr w:type="spellEnd"/>
+            <w:r>
+              <w:t xml:space="preserve"> file from 1a-QIIME2-DADA2.sh</w:t>
+            </w:r>
+          </w:p>
+        </w:tc>
+      </w:tr>
+      <w:tr>
+        <w:trPr>
+          <w:cnfStyle w:val="000000100000" w:firstRow="0" w:lastRow="0" w:firstColumn="0" w:lastColumn="0" w:oddVBand="0" w:evenVBand="0" w:oddHBand="1" w:evenHBand="0" w:firstRowFirstColumn="0" w:firstRowLastColumn="0" w:lastRowFirstColumn="0" w:lastRowLastColumn="0"/>
+        </w:trPr>
+        <w:tc>
+          <w:tcPr>
+            <w:cnfStyle w:val="001000000000" w:firstRow="0" w:lastRow="0" w:firstColumn="1" w:lastColumn="0" w:oddVBand="0" w:evenVBand="0" w:oddHBand="0" w:evenHBand="0" w:firstRowFirstColumn="0" w:firstRowLastColumn="0" w:lastRowFirstColumn="0" w:lastRowLastColumn="0"/>
+            <w:tcW w:w="0" w:type="auto"/>
+          </w:tcPr>
+          <w:p>
+            <w:r>
+              <w:t>export/</w:t>
+            </w:r>
+            <w:proofErr w:type="spellStart"/>
+            <w:r>
+              <w:t>SraRunTable-wrangle.tsv</w:t>
+            </w:r>
+            <w:proofErr w:type="spellEnd"/>
+          </w:p>
+        </w:tc>
+        <w:tc>
+          <w:tcPr>
+            <w:tcW w:w="0" w:type="auto"/>
+          </w:tcPr>
+          <w:p>
+            <w:pPr>
+              <w:cnfStyle w:val="000000100000" w:firstRow="0" w:lastRow="0" w:firstColumn="0" w:lastColumn="0" w:oddVBand="0" w:evenVBand="0" w:oddHBand="1" w:evenHBand="0" w:firstRowFirstColumn="0" w:firstRowLastColumn="0" w:lastRowFirstColumn="0" w:lastRowLastColumn="0"/>
+            </w:pPr>
+            <w:r>
+              <w:t>Metadata table with categorical and numerical classification of variables from 1b-metadata-</w:t>
+            </w:r>
+            <w:proofErr w:type="gramStart"/>
+            <w:r>
+              <w:t>wrangle.R</w:t>
+            </w:r>
+            <w:proofErr w:type="gramEnd"/>
           </w:p>
         </w:tc>
       </w:tr>
@@ -7698,15 +7837,16 @@
     <w:p/>
     <w:p>
       <w:pPr>
-        <w:rPr>
-          <w:b/>
-        </w:rPr>
+        <w:pStyle w:val="Heading2"/>
       </w:pPr>
       <w:r>
-        <w:rPr>
-          <w:b/>
-        </w:rPr>
-        <w:t>Output files</w:t>
+        <w:t xml:space="preserve">Output </w:t>
+      </w:r>
+      <w:r>
+        <w:t>F</w:t>
+      </w:r>
+      <w:r>
+        <w:t>iles</w:t>
       </w:r>
     </w:p>
     <w:tbl>
@@ -7772,18 +7912,24 @@
       </w:tr>
     </w:tbl>
     <w:p/>
-    <w:p/>
+    <w:p>
+      <w:pPr>
+        <w:pStyle w:val="Heading2"/>
+      </w:pPr>
+      <w:r>
+        <w:t>Code</w:t>
+      </w:r>
+    </w:p>
     <w:tbl>
       <w:tblPr>
         <w:tblStyle w:val="GridTable2-Accent2"/>
-        <w:tblpPr w:leftFromText="180" w:rightFromText="180" w:vertAnchor="page" w:horzAnchor="margin" w:tblpY="5429"/>
         <w:tblW w:w="0" w:type="auto"/>
         <w:tblLook w:val="04A0" w:firstRow="1" w:lastRow="0" w:firstColumn="1" w:lastColumn="0" w:noHBand="0" w:noVBand="1"/>
       </w:tblPr>
       <w:tblGrid>
-        <w:gridCol w:w="3767"/>
-        <w:gridCol w:w="6681"/>
-        <w:gridCol w:w="4950"/>
+        <w:gridCol w:w="3444"/>
+        <w:gridCol w:w="5954"/>
+        <w:gridCol w:w="6000"/>
       </w:tblGrid>
       <w:tr>
         <w:trPr>
@@ -7964,13 +8110,7 @@
             </w:r>
             <w:proofErr w:type="gramStart"/>
             <w:r>
-              <w:t xml:space="preserve">– </w:t>
-            </w:r>
-            <w:r>
-              <w:rPr>
-                <w:rStyle w:val="TableGrid"/>
-              </w:rPr>
-              <w:t xml:space="preserve"> </w:t>
+              <w:t xml:space="preserve">–  </w:t>
             </w:r>
             <w:proofErr w:type="spellStart"/>
             <w:r>
@@ -7985,19 +8125,7 @@
               <w:rPr>
                 <w:rStyle w:val="hgkelc"/>
               </w:rPr>
-              <w:t xml:space="preserve"> read</w:t>
-            </w:r>
-            <w:r>
-              <w:rPr>
-                <w:rStyle w:val="hgkelc"/>
-              </w:rPr>
-              <w:t>s</w:t>
-            </w:r>
-            <w:r>
-              <w:rPr>
-                <w:rStyle w:val="hgkelc"/>
-              </w:rPr>
-              <w:t xml:space="preserve"> rectangular data (like 'csv', '</w:t>
+              <w:t xml:space="preserve"> reads rectangular data (like 'csv', '</w:t>
             </w:r>
             <w:proofErr w:type="spellStart"/>
             <w:r>
@@ -8042,16 +8170,7 @@
             </w:r>
             <w:proofErr w:type="gramStart"/>
             <w:r>
-              <w:t>–</w:t>
-            </w:r>
-            <w:r>
-              <w:t xml:space="preserve"> </w:t>
-            </w:r>
-            <w:r>
-              <w:rPr>
-                <w:rStyle w:val="TableGrid"/>
-              </w:rPr>
-              <w:t xml:space="preserve"> </w:t>
+              <w:t xml:space="preserve">–  </w:t>
             </w:r>
             <w:r>
               <w:rPr>
@@ -8064,13 +8183,7 @@
               <w:rPr>
                 <w:rStyle w:val="hgkelc"/>
               </w:rPr>
-              <w:t xml:space="preserve"> data analysis and visualization for biological sequence</w:t>
-            </w:r>
-            <w:r>
-              <w:rPr>
-                <w:rStyle w:val="hgkelc"/>
-              </w:rPr>
-              <w:t xml:space="preserve"> data</w:t>
+              <w:t xml:space="preserve"> data analysis and visualization for biological sequence data</w:t>
             </w:r>
           </w:p>
           <w:p>
@@ -8095,10 +8208,7 @@
             </w:r>
             <w:proofErr w:type="gramStart"/>
             <w:r>
-              <w:t xml:space="preserve">– </w:t>
-            </w:r>
-            <w:r>
-              <w:t xml:space="preserve"> F</w:t>
+              <w:t>–  F</w:t>
             </w:r>
             <w:r>
               <w:t>or</w:t>
@@ -8127,10 +8237,7 @@
             </w:r>
             <w:proofErr w:type="spellEnd"/>
             <w:r>
-              <w:t xml:space="preserve"> – </w:t>
-            </w:r>
-            <w:r>
-              <w:t>For improving code readability</w:t>
+              <w:t xml:space="preserve"> – For improving code readability</w:t>
             </w:r>
           </w:p>
           <w:p>
@@ -8143,10 +8250,7 @@
             </w:r>
             <w:proofErr w:type="spellEnd"/>
             <w:r>
-              <w:t xml:space="preserve"> – </w:t>
-            </w:r>
-            <w:r>
-              <w:t xml:space="preserve">An enhanced version of </w:t>
+              <w:t xml:space="preserve"> – An enhanced version of </w:t>
             </w:r>
             <w:proofErr w:type="spellStart"/>
             <w:proofErr w:type="gramStart"/>
@@ -8161,10 +8265,7 @@
               <w:cnfStyle w:val="000000000000" w:firstRow="0" w:lastRow="0" w:firstColumn="0" w:lastColumn="0" w:oddVBand="0" w:evenVBand="0" w:oddHBand="0" w:evenHBand="0" w:firstRowFirstColumn="0" w:firstRowLastColumn="0" w:lastRowFirstColumn="0" w:lastRowLastColumn="0"/>
             </w:pPr>
             <w:r>
-              <w:t xml:space="preserve">Ape – </w:t>
-            </w:r>
-            <w:r>
-              <w:t>For analysis of phylogenetic data</w:t>
+              <w:t>Ape – For analysis of phylogenetic data</w:t>
             </w:r>
           </w:p>
         </w:tc>
@@ -8328,10 +8429,7 @@
               <w:cnfStyle w:val="000000100000" w:firstRow="0" w:lastRow="0" w:firstColumn="0" w:lastColumn="0" w:oddVBand="0" w:evenVBand="0" w:oddHBand="1" w:evenHBand="0" w:firstRowFirstColumn="0" w:firstRowLastColumn="0" w:lastRowFirstColumn="0" w:lastRowLastColumn="0"/>
             </w:pPr>
             <w:r>
-              <w:t>ASV count table with sample as columns and ASV as row</w:t>
-            </w:r>
-            <w:r>
-              <w:t xml:space="preserve">. </w:t>
+              <w:t xml:space="preserve">ASV count table with sample as columns and ASV as row. </w:t>
             </w:r>
             <w:proofErr w:type="spellStart"/>
             <w:r>
@@ -8554,10 +8652,7 @@
             </w:r>
             <w:proofErr w:type="spellEnd"/>
             <w:r>
-              <w:t xml:space="preserve"> file</w:t>
-            </w:r>
-            <w:r>
-              <w:t xml:space="preserve">.  </w:t>
+              <w:t xml:space="preserve"> file.  </w:t>
             </w:r>
             <w:proofErr w:type="spellStart"/>
             <w:r>
@@ -8633,10 +8728,7 @@
           </w:tcPr>
           <w:p>
             <w:r>
-              <w:t>Load the metadata</w:t>
-            </w:r>
-            <w:r>
-              <w:t xml:space="preserve"> table.</w:t>
+              <w:t>Load the metadata table.</w:t>
             </w:r>
           </w:p>
         </w:tc>
@@ -8664,8 +8756,6 @@
             <w:r>
               <w:t>’ package.</w:t>
             </w:r>
-            <w:bookmarkStart w:id="3" w:name="_GoBack"/>
-            <w:bookmarkEnd w:id="3"/>
           </w:p>
         </w:tc>
         <w:tc>
@@ -8704,7 +8794,11 @@
             <w:cnfStyle w:val="001000000000" w:firstRow="0" w:lastRow="0" w:firstColumn="1" w:lastColumn="0" w:oddVBand="0" w:evenVBand="0" w:oddHBand="0" w:evenHBand="0" w:firstRowFirstColumn="0" w:firstRowLastColumn="0" w:lastRowFirstColumn="0" w:lastRowLastColumn="0"/>
             <w:tcW w:w="3767" w:type="dxa"/>
           </w:tcPr>
-          <w:p/>
+          <w:p>
+            <w:r>
+              <w:t>Tell R the first column in our count table is the row names.</w:t>
+            </w:r>
+          </w:p>
         </w:tc>
         <w:tc>
           <w:tcPr>
@@ -8714,6 +8808,9 @@
             <w:pPr>
               <w:cnfStyle w:val="000000000000" w:firstRow="0" w:lastRow="0" w:firstColumn="0" w:lastColumn="0" w:oddVBand="0" w:evenVBand="0" w:oddHBand="0" w:evenHBand="0" w:firstRowFirstColumn="0" w:firstRowLastColumn="0" w:lastRowFirstColumn="0" w:lastRowLastColumn="0"/>
             </w:pPr>
+            <w:r>
+              <w:t>It’ll be easier down the line to tell R what to do if it knows that those are the row names of the table.</w:t>
+            </w:r>
           </w:p>
         </w:tc>
         <w:tc>
@@ -8724,6 +8821,59 @@
             <w:pPr>
               <w:cnfStyle w:val="000000000000" w:firstRow="0" w:lastRow="0" w:firstColumn="0" w:lastColumn="0" w:oddVBand="0" w:evenVBand="0" w:oddHBand="0" w:evenHBand="0" w:firstRowFirstColumn="0" w:firstRowLastColumn="0" w:lastRowFirstColumn="0" w:lastRowLastColumn="0"/>
             </w:pPr>
+            <w:proofErr w:type="spellStart"/>
+            <w:r>
+              <w:t>count_table</w:t>
+            </w:r>
+            <w:proofErr w:type="spellEnd"/>
+            <w:r>
+              <w:t xml:space="preserve"> &lt;- </w:t>
+            </w:r>
+            <w:proofErr w:type="spellStart"/>
+            <w:r>
+              <w:t>column_to_</w:t>
+            </w:r>
+            <w:proofErr w:type="gramStart"/>
+            <w:r>
+              <w:t>rownames</w:t>
+            </w:r>
+            <w:proofErr w:type="spellEnd"/>
+            <w:r>
+              <w:t>(</w:t>
+            </w:r>
+            <w:proofErr w:type="spellStart"/>
+            <w:proofErr w:type="gramEnd"/>
+            <w:r>
+              <w:t>count_table</w:t>
+            </w:r>
+            <w:proofErr w:type="spellEnd"/>
+            <w:r>
+              <w:t xml:space="preserve">, </w:t>
+            </w:r>
+            <w:proofErr w:type="spellStart"/>
+            <w:r>
+              <w:t>var</w:t>
+            </w:r>
+            <w:proofErr w:type="spellEnd"/>
+            <w:r>
+              <w:t xml:space="preserve"> = </w:t>
+            </w:r>
+            <w:proofErr w:type="spellStart"/>
+            <w:r>
+              <w:t>colnames</w:t>
+            </w:r>
+            <w:proofErr w:type="spellEnd"/>
+            <w:r>
+              <w:t>(</w:t>
+            </w:r>
+            <w:proofErr w:type="spellStart"/>
+            <w:r>
+              <w:t>count_table</w:t>
+            </w:r>
+            <w:proofErr w:type="spellEnd"/>
+            <w:r>
+              <w:t>)[1])</w:t>
+            </w:r>
           </w:p>
         </w:tc>
       </w:tr>
@@ -8736,7 +8886,11 @@
             <w:cnfStyle w:val="001000000000" w:firstRow="0" w:lastRow="0" w:firstColumn="1" w:lastColumn="0" w:oddVBand="0" w:evenVBand="0" w:oddHBand="0" w:evenHBand="0" w:firstRowFirstColumn="0" w:firstRowLastColumn="0" w:lastRowFirstColumn="0" w:lastRowLastColumn="0"/>
             <w:tcW w:w="3767" w:type="dxa"/>
           </w:tcPr>
-          <w:p/>
+          <w:p>
+            <w:r>
+              <w:t>Delete unnecessary data from our metadata table.</w:t>
+            </w:r>
+          </w:p>
         </w:tc>
         <w:tc>
           <w:tcPr>
@@ -8746,6 +8900,9 @@
             <w:pPr>
               <w:cnfStyle w:val="000000100000" w:firstRow="0" w:lastRow="0" w:firstColumn="0" w:lastColumn="0" w:oddVBand="0" w:evenVBand="0" w:oddHBand="1" w:evenHBand="0" w:firstRowFirstColumn="0" w:firstRowLastColumn="0" w:lastRowFirstColumn="0" w:lastRowLastColumn="0"/>
             </w:pPr>
+            <w:r>
+              <w:t>It’ll make it easier to work with if we get rid of all the unnecessary stuff (need to move this to metadata wrangle step).</w:t>
+            </w:r>
           </w:p>
         </w:tc>
         <w:tc>
@@ -8756,6 +8913,81 @@
             <w:pPr>
               <w:cnfStyle w:val="000000100000" w:firstRow="0" w:lastRow="0" w:firstColumn="0" w:lastColumn="0" w:oddVBand="0" w:evenVBand="0" w:oddHBand="1" w:evenHBand="0" w:firstRowFirstColumn="0" w:firstRowLastColumn="0" w:lastRowFirstColumn="0" w:lastRowLastColumn="0"/>
             </w:pPr>
+            <w:r>
+              <w:t>metadata &lt;- metadata[-</w:t>
+            </w:r>
+            <w:proofErr w:type="gramStart"/>
+            <w:r>
+              <w:t>c(</w:t>
+            </w:r>
+            <w:proofErr w:type="gramEnd"/>
+            <w:r>
+              <w:t>1),]</w:t>
+            </w:r>
+          </w:p>
+          <w:p>
+            <w:pPr>
+              <w:cnfStyle w:val="000000100000" w:firstRow="0" w:lastRow="0" w:firstColumn="0" w:lastColumn="0" w:oddVBand="0" w:evenVBand="0" w:oddHBand="1" w:evenHBand="0" w:firstRowFirstColumn="0" w:firstRowLastColumn="0" w:lastRowFirstColumn="0" w:lastRowLastColumn="0"/>
+            </w:pPr>
+            <w:r>
+              <w:t>metadata &lt;- metadata</w:t>
+            </w:r>
+            <w:proofErr w:type="gramStart"/>
+            <w:r>
+              <w:t>[,-</w:t>
+            </w:r>
+            <w:proofErr w:type="gramEnd"/>
+            <w:r>
+              <w:t>c(1)]</w:t>
+            </w:r>
+          </w:p>
+          <w:p>
+            <w:pPr>
+              <w:cnfStyle w:val="000000100000" w:firstRow="0" w:lastRow="0" w:firstColumn="0" w:lastColumn="0" w:oddVBand="0" w:evenVBand="0" w:oddHBand="1" w:evenHBand="0" w:firstRowFirstColumn="0" w:firstRowLastColumn="0" w:lastRowFirstColumn="0" w:lastRowLastColumn="0"/>
+            </w:pPr>
+            <w:r>
+              <w:t xml:space="preserve">metadata &lt;- </w:t>
+            </w:r>
+            <w:proofErr w:type="gramStart"/>
+            <w:r>
+              <w:t>metadata[</w:t>
+            </w:r>
+            <w:proofErr w:type="gramEnd"/>
+            <w:r>
+              <w:t>!</w:t>
+            </w:r>
+            <w:proofErr w:type="spellStart"/>
+            <w:r>
+              <w:t>grepl</w:t>
+            </w:r>
+            <w:proofErr w:type="spellEnd"/>
+            <w:r>
+              <w:t xml:space="preserve">("18S", </w:t>
+            </w:r>
+            <w:proofErr w:type="spellStart"/>
+            <w:r>
+              <w:t>metadata$Library.Name</w:t>
+            </w:r>
+            <w:proofErr w:type="spellEnd"/>
+            <w:r>
+              <w:t>),] #only include 16S samples</w:t>
+            </w:r>
+          </w:p>
+          <w:p>
+            <w:pPr>
+              <w:cnfStyle w:val="000000100000" w:firstRow="0" w:lastRow="0" w:firstColumn="0" w:lastColumn="0" w:oddVBand="0" w:evenVBand="0" w:oddHBand="1" w:evenHBand="0" w:firstRowFirstColumn="0" w:firstRowLastColumn="0" w:lastRowFirstColumn="0" w:lastRowLastColumn="0"/>
+            </w:pPr>
+            <w:r>
+              <w:t>metadata &lt;- metadata[-</w:t>
+            </w:r>
+            <w:proofErr w:type="gramStart"/>
+            <w:r>
+              <w:t>c(</w:t>
+            </w:r>
+            <w:proofErr w:type="gramEnd"/>
+            <w:r>
+              <w:t>42:80),] #remove reverse reads so we only have one entry per sample</w:t>
+            </w:r>
           </w:p>
         </w:tc>
       </w:tr>
@@ -8765,7 +8997,11 @@
             <w:cnfStyle w:val="001000000000" w:firstRow="0" w:lastRow="0" w:firstColumn="1" w:lastColumn="0" w:oddVBand="0" w:evenVBand="0" w:oddHBand="0" w:evenHBand="0" w:firstRowFirstColumn="0" w:firstRowLastColumn="0" w:lastRowFirstColumn="0" w:lastRowLastColumn="0"/>
             <w:tcW w:w="3767" w:type="dxa"/>
           </w:tcPr>
-          <w:p/>
+          <w:p>
+            <w:r>
+              <w:t>Rename columns in our metadata table.</w:t>
+            </w:r>
+          </w:p>
         </w:tc>
         <w:tc>
           <w:tcPr>
@@ -8775,6 +9011,9 @@
             <w:pPr>
               <w:cnfStyle w:val="000000000000" w:firstRow="0" w:lastRow="0" w:firstColumn="0" w:lastColumn="0" w:oddVBand="0" w:evenVBand="0" w:oddHBand="0" w:evenHBand="0" w:firstRowFirstColumn="0" w:firstRowLastColumn="0" w:lastRowFirstColumn="0" w:lastRowLastColumn="0"/>
             </w:pPr>
+            <w:r>
+              <w:t>Some of the columns in our metadata table don’t have useful names so we’ll rename them so we know what they’re referring to (need to move this to metadata wrangle step).</w:t>
+            </w:r>
           </w:p>
         </w:tc>
         <w:tc>
@@ -8785,6 +9024,135 @@
             <w:pPr>
               <w:cnfStyle w:val="000000000000" w:firstRow="0" w:lastRow="0" w:firstColumn="0" w:lastColumn="0" w:oddVBand="0" w:evenVBand="0" w:oddHBand="0" w:evenHBand="0" w:firstRowFirstColumn="0" w:firstRowLastColumn="0" w:lastRowFirstColumn="0" w:lastRowLastColumn="0"/>
             </w:pPr>
+            <w:proofErr w:type="spellStart"/>
+            <w:r>
+              <w:t>colnames</w:t>
+            </w:r>
+            <w:proofErr w:type="spellEnd"/>
+            <w:r>
+              <w:t>(metadata</w:t>
+            </w:r>
+            <w:proofErr w:type="gramStart"/>
+            <w:r>
+              <w:t>)[</w:t>
+            </w:r>
+            <w:proofErr w:type="gramEnd"/>
+            <w:r>
+              <w:t>10] &lt;- "Chlorophyll"</w:t>
+            </w:r>
+          </w:p>
+          <w:p>
+            <w:pPr>
+              <w:cnfStyle w:val="000000000000" w:firstRow="0" w:lastRow="0" w:firstColumn="0" w:lastColumn="0" w:oddVBand="0" w:evenVBand="0" w:oddHBand="0" w:evenHBand="0" w:firstRowFirstColumn="0" w:firstRowLastColumn="0" w:lastRowFirstColumn="0" w:lastRowLastColumn="0"/>
+            </w:pPr>
+            <w:proofErr w:type="spellStart"/>
+            <w:r>
+              <w:t>colnames</w:t>
+            </w:r>
+            <w:proofErr w:type="spellEnd"/>
+            <w:r>
+              <w:t>(metadata</w:t>
+            </w:r>
+            <w:proofErr w:type="gramStart"/>
+            <w:r>
+              <w:t>)[</w:t>
+            </w:r>
+            <w:proofErr w:type="gramEnd"/>
+            <w:r>
+              <w:t>11] &lt;- "</w:t>
+            </w:r>
+            <w:proofErr w:type="spellStart"/>
+            <w:r>
+              <w:t>Collection_date</w:t>
+            </w:r>
+            <w:proofErr w:type="spellEnd"/>
+            <w:r>
+              <w:t>"</w:t>
+            </w:r>
+          </w:p>
+          <w:p>
+            <w:pPr>
+              <w:cnfStyle w:val="000000000000" w:firstRow="0" w:lastRow="0" w:firstColumn="0" w:lastColumn="0" w:oddVBand="0" w:evenVBand="0" w:oddHBand="0" w:evenHBand="0" w:firstRowFirstColumn="0" w:firstRowLastColumn="0" w:lastRowFirstColumn="0" w:lastRowLastColumn="0"/>
+            </w:pPr>
+            <w:proofErr w:type="spellStart"/>
+            <w:r>
+              <w:t>colnames</w:t>
+            </w:r>
+            <w:proofErr w:type="spellEnd"/>
+            <w:r>
+              <w:t>(metadata</w:t>
+            </w:r>
+            <w:proofErr w:type="gramStart"/>
+            <w:r>
+              <w:t>)[</w:t>
+            </w:r>
+            <w:proofErr w:type="gramEnd"/>
+            <w:r>
+              <w:t>16] &lt;- "Depth"</w:t>
+            </w:r>
+          </w:p>
+          <w:p>
+            <w:pPr>
+              <w:cnfStyle w:val="000000000000" w:firstRow="0" w:lastRow="0" w:firstColumn="0" w:lastColumn="0" w:oddVBand="0" w:evenVBand="0" w:oddHBand="0" w:evenHBand="0" w:firstRowFirstColumn="0" w:firstRowLastColumn="0" w:lastRowFirstColumn="0" w:lastRowLastColumn="0"/>
+            </w:pPr>
+            <w:proofErr w:type="spellStart"/>
+            <w:r>
+              <w:t>colnames</w:t>
+            </w:r>
+            <w:proofErr w:type="spellEnd"/>
+            <w:r>
+              <w:t>(metadata</w:t>
+            </w:r>
+            <w:proofErr w:type="gramStart"/>
+            <w:r>
+              <w:t>)[</w:t>
+            </w:r>
+            <w:proofErr w:type="gramEnd"/>
+            <w:r>
+              <w:t>36] &lt;- "pH"</w:t>
+            </w:r>
+          </w:p>
+          <w:p>
+            <w:pPr>
+              <w:cnfStyle w:val="000000000000" w:firstRow="0" w:lastRow="0" w:firstColumn="0" w:lastColumn="0" w:oddVBand="0" w:evenVBand="0" w:oddHBand="0" w:evenHBand="0" w:firstRowFirstColumn="0" w:firstRowLastColumn="0" w:lastRowFirstColumn="0" w:lastRowLastColumn="0"/>
+            </w:pPr>
+            <w:proofErr w:type="spellStart"/>
+            <w:r>
+              <w:t>colnames</w:t>
+            </w:r>
+            <w:proofErr w:type="spellEnd"/>
+            <w:r>
+              <w:t>(metadata</w:t>
+            </w:r>
+            <w:proofErr w:type="gramStart"/>
+            <w:r>
+              <w:t>)[</w:t>
+            </w:r>
+            <w:proofErr w:type="gramEnd"/>
+            <w:r>
+              <w:t>39] &lt;- "Replicate"</w:t>
+            </w:r>
+          </w:p>
+          <w:p>
+            <w:pPr>
+              <w:cnfStyle w:val="000000000000" w:firstRow="0" w:lastRow="0" w:firstColumn="0" w:lastColumn="0" w:oddVBand="0" w:evenVBand="0" w:oddHBand="0" w:evenHBand="0" w:firstRowFirstColumn="0" w:firstRowLastColumn="0" w:lastRowFirstColumn="0" w:lastRowLastColumn="0"/>
+            </w:pPr>
+            <w:proofErr w:type="spellStart"/>
+            <w:r>
+              <w:t>colnames</w:t>
+            </w:r>
+            <w:proofErr w:type="spellEnd"/>
+            <w:r>
+              <w:t>(metadata</w:t>
+            </w:r>
+            <w:proofErr w:type="gramStart"/>
+            <w:r>
+              <w:t>)[</w:t>
+            </w:r>
+            <w:proofErr w:type="gramEnd"/>
+            <w:r>
+              <w:t>47] &lt;- "Temp"</w:t>
+            </w:r>
           </w:p>
         </w:tc>
       </w:tr>
@@ -8797,6 +9165,3002 @@
             <w:cnfStyle w:val="001000000000" w:firstRow="0" w:lastRow="0" w:firstColumn="1" w:lastColumn="0" w:oddVBand="0" w:evenVBand="0" w:oddHBand="0" w:evenHBand="0" w:firstRowFirstColumn="0" w:firstRowLastColumn="0" w:lastRowFirstColumn="0" w:lastRowLastColumn="0"/>
             <w:tcW w:w="3767" w:type="dxa"/>
           </w:tcPr>
+          <w:p>
+            <w:r>
+              <w:t>Remove text from numeric columns in metadata table.</w:t>
+            </w:r>
+          </w:p>
+        </w:tc>
+        <w:tc>
+          <w:tcPr>
+            <w:tcW w:w="6681" w:type="dxa"/>
+          </w:tcPr>
+          <w:p>
+            <w:pPr>
+              <w:cnfStyle w:val="000000100000" w:firstRow="0" w:lastRow="0" w:firstColumn="0" w:lastColumn="0" w:oddVBand="0" w:evenVBand="0" w:oddHBand="1" w:evenHBand="0" w:firstRowFirstColumn="0" w:firstRowLastColumn="0" w:lastRowFirstColumn="0" w:lastRowLastColumn="0"/>
+            </w:pPr>
+            <w:r>
+              <w:t>Removing text (e.g. metric units like g) from numeric columns will make them easier to use for downstream analysis (need to move this to metadata wrangle step).</w:t>
+            </w:r>
+          </w:p>
+        </w:tc>
+        <w:tc>
+          <w:tcPr>
+            <w:tcW w:w="4950" w:type="dxa"/>
+          </w:tcPr>
+          <w:p>
+            <w:pPr>
+              <w:cnfStyle w:val="000000100000" w:firstRow="0" w:lastRow="0" w:firstColumn="0" w:lastColumn="0" w:oddVBand="0" w:evenVBand="0" w:oddHBand="1" w:evenHBand="0" w:firstRowFirstColumn="0" w:firstRowLastColumn="0" w:lastRowFirstColumn="0" w:lastRowLastColumn="0"/>
+            </w:pPr>
+            <w:proofErr w:type="spellStart"/>
+            <w:r>
+              <w:t>metadata$Chlorophyll</w:t>
+            </w:r>
+            <w:proofErr w:type="spellEnd"/>
+            <w:r>
+              <w:t xml:space="preserve"> &lt;- </w:t>
+            </w:r>
+            <w:proofErr w:type="spellStart"/>
+            <w:r>
+              <w:t>parse_number</w:t>
+            </w:r>
+            <w:proofErr w:type="spellEnd"/>
+            <w:r>
+              <w:t>(</w:t>
+            </w:r>
+            <w:proofErr w:type="spellStart"/>
+            <w:r>
+              <w:t>metadata$Chlorophyll</w:t>
+            </w:r>
+            <w:proofErr w:type="spellEnd"/>
+            <w:r>
+              <w:t>)</w:t>
+            </w:r>
+          </w:p>
+          <w:p>
+            <w:pPr>
+              <w:cnfStyle w:val="000000100000" w:firstRow="0" w:lastRow="0" w:firstColumn="0" w:lastColumn="0" w:oddVBand="0" w:evenVBand="0" w:oddHBand="1" w:evenHBand="0" w:firstRowFirstColumn="0" w:firstRowLastColumn="0" w:lastRowFirstColumn="0" w:lastRowLastColumn="0"/>
+            </w:pPr>
+            <w:proofErr w:type="spellStart"/>
+            <w:r>
+              <w:t>metadata$org_matter</w:t>
+            </w:r>
+            <w:proofErr w:type="spellEnd"/>
+            <w:r>
+              <w:t xml:space="preserve"> &lt;- </w:t>
+            </w:r>
+            <w:proofErr w:type="spellStart"/>
+            <w:r>
+              <w:t>parse_number</w:t>
+            </w:r>
+            <w:proofErr w:type="spellEnd"/>
+            <w:r>
+              <w:t>(</w:t>
+            </w:r>
+            <w:proofErr w:type="spellStart"/>
+            <w:r>
+              <w:t>metadata$org_matter</w:t>
+            </w:r>
+            <w:proofErr w:type="spellEnd"/>
+            <w:r>
+              <w:t>)</w:t>
+            </w:r>
+          </w:p>
+          <w:p>
+            <w:pPr>
+              <w:cnfStyle w:val="000000100000" w:firstRow="0" w:lastRow="0" w:firstColumn="0" w:lastColumn="0" w:oddVBand="0" w:evenVBand="0" w:oddHBand="1" w:evenHBand="0" w:firstRowFirstColumn="0" w:firstRowLastColumn="0" w:lastRowFirstColumn="0" w:lastRowLastColumn="0"/>
+            </w:pPr>
+            <w:proofErr w:type="spellStart"/>
+            <w:r>
+              <w:t>metadata$water_content</w:t>
+            </w:r>
+            <w:proofErr w:type="spellEnd"/>
+            <w:r>
+              <w:t xml:space="preserve"> &lt;- </w:t>
+            </w:r>
+            <w:proofErr w:type="spellStart"/>
+            <w:r>
+              <w:t>parse_number</w:t>
+            </w:r>
+            <w:proofErr w:type="spellEnd"/>
+            <w:r>
+              <w:t>(</w:t>
+            </w:r>
+            <w:proofErr w:type="spellStart"/>
+            <w:r>
+              <w:t>metadata$water_content</w:t>
+            </w:r>
+            <w:proofErr w:type="spellEnd"/>
+            <w:r>
+              <w:t>)</w:t>
+            </w:r>
+          </w:p>
+        </w:tc>
+      </w:tr>
+      <w:tr>
+        <w:tc>
+          <w:tcPr>
+            <w:cnfStyle w:val="001000000000" w:firstRow="0" w:lastRow="0" w:firstColumn="1" w:lastColumn="0" w:oddVBand="0" w:evenVBand="0" w:oddHBand="0" w:evenHBand="0" w:firstRowFirstColumn="0" w:firstRowLastColumn="0" w:lastRowFirstColumn="0" w:lastRowLastColumn="0"/>
+            <w:tcW w:w="3767" w:type="dxa"/>
+          </w:tcPr>
+          <w:p>
+            <w:r>
+              <w:t>Add column with glacier name to metadata table.</w:t>
+            </w:r>
+          </w:p>
+        </w:tc>
+        <w:tc>
+          <w:tcPr>
+            <w:tcW w:w="6681" w:type="dxa"/>
+          </w:tcPr>
+          <w:p>
+            <w:pPr>
+              <w:cnfStyle w:val="000000000000" w:firstRow="0" w:lastRow="0" w:firstColumn="0" w:lastColumn="0" w:oddVBand="0" w:evenVBand="0" w:oddHBand="0" w:evenHBand="0" w:firstRowFirstColumn="0" w:firstRowLastColumn="0" w:lastRowFirstColumn="0" w:lastRowLastColumn="0"/>
+            </w:pPr>
+            <w:r>
+              <w:t xml:space="preserve">By adding a glacier </w:t>
+            </w:r>
+            <w:proofErr w:type="gramStart"/>
+            <w:r>
+              <w:t>name</w:t>
+            </w:r>
+            <w:proofErr w:type="gramEnd"/>
+            <w:r>
+              <w:t xml:space="preserve"> we can group the data by glacier and see if there is a significant difference between the two locations (need to move this to metadata wrangle step).</w:t>
+            </w:r>
+          </w:p>
+        </w:tc>
+        <w:tc>
+          <w:tcPr>
+            <w:tcW w:w="4950" w:type="dxa"/>
+          </w:tcPr>
+          <w:p>
+            <w:pPr>
+              <w:cnfStyle w:val="000000000000" w:firstRow="0" w:lastRow="0" w:firstColumn="0" w:lastColumn="0" w:oddVBand="0" w:evenVBand="0" w:oddHBand="0" w:evenHBand="0" w:firstRowFirstColumn="0" w:firstRowLastColumn="0" w:lastRowFirstColumn="0" w:lastRowLastColumn="0"/>
+            </w:pPr>
+            <w:r>
+              <w:t>Glacier &lt;- NULL</w:t>
+            </w:r>
+          </w:p>
+          <w:p>
+            <w:pPr>
+              <w:cnfStyle w:val="000000000000" w:firstRow="0" w:lastRow="0" w:firstColumn="0" w:lastColumn="0" w:oddVBand="0" w:evenVBand="0" w:oddHBand="0" w:evenHBand="0" w:firstRowFirstColumn="0" w:firstRowLastColumn="0" w:lastRowFirstColumn="0" w:lastRowLastColumn="0"/>
+            </w:pPr>
+            <w:r>
+              <w:t>for (</w:t>
+            </w:r>
+            <w:proofErr w:type="spellStart"/>
+            <w:r>
+              <w:t>i</w:t>
+            </w:r>
+            <w:proofErr w:type="spellEnd"/>
+            <w:r>
+              <w:t xml:space="preserve"> in </w:t>
+            </w:r>
+            <w:proofErr w:type="gramStart"/>
+            <w:r>
+              <w:t>1:nrow</w:t>
+            </w:r>
+            <w:proofErr w:type="gramEnd"/>
+            <w:r>
+              <w:t>(metadata)){</w:t>
+            </w:r>
+          </w:p>
+          <w:p>
+            <w:pPr>
+              <w:cnfStyle w:val="000000000000" w:firstRow="0" w:lastRow="0" w:firstColumn="0" w:lastColumn="0" w:oddVBand="0" w:evenVBand="0" w:oddHBand="0" w:evenHBand="0" w:firstRowFirstColumn="0" w:firstRowLastColumn="0" w:lastRowFirstColumn="0" w:lastRowLastColumn="0"/>
+            </w:pPr>
+            <w:r>
+              <w:t xml:space="preserve">  if (</w:t>
+            </w:r>
+            <w:proofErr w:type="spellStart"/>
+            <w:proofErr w:type="gramStart"/>
+            <w:r>
+              <w:t>startsWith</w:t>
+            </w:r>
+            <w:proofErr w:type="spellEnd"/>
+            <w:r>
+              <w:t>(</w:t>
+            </w:r>
+            <w:proofErr w:type="spellStart"/>
+            <w:proofErr w:type="gramEnd"/>
+            <w:r>
+              <w:t>metadata$Sample.Name</w:t>
+            </w:r>
+            <w:proofErr w:type="spellEnd"/>
+            <w:r>
+              <w:t>[[</w:t>
+            </w:r>
+            <w:proofErr w:type="spellStart"/>
+            <w:r>
+              <w:t>i</w:t>
+            </w:r>
+            <w:proofErr w:type="spellEnd"/>
+            <w:r>
+              <w:t>]], "C")){</w:t>
+            </w:r>
+          </w:p>
+          <w:p>
+            <w:pPr>
+              <w:cnfStyle w:val="000000000000" w:firstRow="0" w:lastRow="0" w:firstColumn="0" w:lastColumn="0" w:oddVBand="0" w:evenVBand="0" w:oddHBand="0" w:evenHBand="0" w:firstRowFirstColumn="0" w:firstRowLastColumn="0" w:lastRowFirstColumn="0" w:lastRowLastColumn="0"/>
+            </w:pPr>
+            <w:r>
+              <w:t xml:space="preserve">    Glacier &lt;- </w:t>
+            </w:r>
+            <w:proofErr w:type="gramStart"/>
+            <w:r>
+              <w:t>c(</w:t>
+            </w:r>
+            <w:proofErr w:type="gramEnd"/>
+            <w:r>
+              <w:t>Glacier, "Canada")</w:t>
+            </w:r>
+          </w:p>
+          <w:p>
+            <w:pPr>
+              <w:cnfStyle w:val="000000000000" w:firstRow="0" w:lastRow="0" w:firstColumn="0" w:lastColumn="0" w:oddVBand="0" w:evenVBand="0" w:oddHBand="0" w:evenHBand="0" w:firstRowFirstColumn="0" w:firstRowLastColumn="0" w:lastRowFirstColumn="0" w:lastRowLastColumn="0"/>
+            </w:pPr>
+            <w:r>
+              <w:t xml:space="preserve">  } else {</w:t>
+            </w:r>
+          </w:p>
+          <w:p>
+            <w:pPr>
+              <w:cnfStyle w:val="000000000000" w:firstRow="0" w:lastRow="0" w:firstColumn="0" w:lastColumn="0" w:oddVBand="0" w:evenVBand="0" w:oddHBand="0" w:evenHBand="0" w:firstRowFirstColumn="0" w:firstRowLastColumn="0" w:lastRowFirstColumn="0" w:lastRowLastColumn="0"/>
+            </w:pPr>
+            <w:r>
+              <w:t xml:space="preserve">    Glacier &lt;- </w:t>
+            </w:r>
+            <w:proofErr w:type="gramStart"/>
+            <w:r>
+              <w:t>c(</w:t>
+            </w:r>
+            <w:proofErr w:type="gramEnd"/>
+            <w:r>
+              <w:t>Glacier, "Taylor")</w:t>
+            </w:r>
+          </w:p>
+          <w:p>
+            <w:pPr>
+              <w:cnfStyle w:val="000000000000" w:firstRow="0" w:lastRow="0" w:firstColumn="0" w:lastColumn="0" w:oddVBand="0" w:evenVBand="0" w:oddHBand="0" w:evenHBand="0" w:firstRowFirstColumn="0" w:firstRowLastColumn="0" w:lastRowFirstColumn="0" w:lastRowLastColumn="0"/>
+            </w:pPr>
+            <w:r>
+              <w:lastRenderedPageBreak/>
+              <w:t xml:space="preserve">  }</w:t>
+            </w:r>
+          </w:p>
+          <w:p>
+            <w:pPr>
+              <w:cnfStyle w:val="000000000000" w:firstRow="0" w:lastRow="0" w:firstColumn="0" w:lastColumn="0" w:oddVBand="0" w:evenVBand="0" w:oddHBand="0" w:evenHBand="0" w:firstRowFirstColumn="0" w:firstRowLastColumn="0" w:lastRowFirstColumn="0" w:lastRowLastColumn="0"/>
+            </w:pPr>
+            <w:r>
+              <w:t>}</w:t>
+            </w:r>
+          </w:p>
+          <w:p>
+            <w:pPr>
+              <w:cnfStyle w:val="000000000000" w:firstRow="0" w:lastRow="0" w:firstColumn="0" w:lastColumn="0" w:oddVBand="0" w:evenVBand="0" w:oddHBand="0" w:evenHBand="0" w:firstRowFirstColumn="0" w:firstRowLastColumn="0" w:lastRowFirstColumn="0" w:lastRowLastColumn="0"/>
+            </w:pPr>
+          </w:p>
+          <w:p>
+            <w:pPr>
+              <w:cnfStyle w:val="000000000000" w:firstRow="0" w:lastRow="0" w:firstColumn="0" w:lastColumn="0" w:oddVBand="0" w:evenVBand="0" w:oddHBand="0" w:evenHBand="0" w:firstRowFirstColumn="0" w:firstRowLastColumn="0" w:lastRowFirstColumn="0" w:lastRowLastColumn="0"/>
+            </w:pPr>
+            <w:r>
+              <w:t xml:space="preserve">metadata &lt;- </w:t>
+            </w:r>
+            <w:proofErr w:type="spellStart"/>
+            <w:proofErr w:type="gramStart"/>
+            <w:r>
+              <w:t>cbind</w:t>
+            </w:r>
+            <w:proofErr w:type="spellEnd"/>
+            <w:r>
+              <w:t>(</w:t>
+            </w:r>
+            <w:proofErr w:type="gramEnd"/>
+            <w:r>
+              <w:t>metadata, Glacier)</w:t>
+            </w:r>
+          </w:p>
+        </w:tc>
+      </w:tr>
+      <w:tr>
+        <w:trPr>
+          <w:cnfStyle w:val="000000100000" w:firstRow="0" w:lastRow="0" w:firstColumn="0" w:lastColumn="0" w:oddVBand="0" w:evenVBand="0" w:oddHBand="1" w:evenHBand="0" w:firstRowFirstColumn="0" w:firstRowLastColumn="0" w:lastRowFirstColumn="0" w:lastRowLastColumn="0"/>
+        </w:trPr>
+        <w:tc>
+          <w:tcPr>
+            <w:cnfStyle w:val="001000000000" w:firstRow="0" w:lastRow="0" w:firstColumn="1" w:lastColumn="0" w:oddVBand="0" w:evenVBand="0" w:oddHBand="0" w:evenHBand="0" w:firstRowFirstColumn="0" w:firstRowLastColumn="0" w:lastRowFirstColumn="0" w:lastRowLastColumn="0"/>
+            <w:tcW w:w="3767" w:type="dxa"/>
+          </w:tcPr>
+          <w:p>
+            <w:r>
+              <w:lastRenderedPageBreak/>
+              <w:t>Create a logical vector showing which entries are ‘TRUE’ for blanks and FALSE for genuine samples.</w:t>
+            </w:r>
+          </w:p>
+        </w:tc>
+        <w:tc>
+          <w:tcPr>
+            <w:tcW w:w="6681" w:type="dxa"/>
+          </w:tcPr>
+          <w:p>
+            <w:pPr>
+              <w:cnfStyle w:val="000000100000" w:firstRow="0" w:lastRow="0" w:firstColumn="0" w:lastColumn="0" w:oddVBand="0" w:evenVBand="0" w:oddHBand="1" w:evenHBand="0" w:firstRowFirstColumn="0" w:firstRowLastColumn="0" w:lastRowFirstColumn="0" w:lastRowLastColumn="0"/>
+            </w:pPr>
+            <w:r>
+              <w:t>We want to identify the ASVs in the procedural blanks so we can remove these from the genuine samples. The metadata table tells us which samples are blanks/controls so we can use this to create our logical vector.</w:t>
+            </w:r>
+          </w:p>
+        </w:tc>
+        <w:tc>
+          <w:tcPr>
+            <w:tcW w:w="4950" w:type="dxa"/>
+          </w:tcPr>
+          <w:p>
+            <w:pPr>
+              <w:cnfStyle w:val="000000100000" w:firstRow="0" w:lastRow="0" w:firstColumn="0" w:lastColumn="0" w:oddVBand="0" w:evenVBand="0" w:oddHBand="1" w:evenHBand="0" w:firstRowFirstColumn="0" w:firstRowLastColumn="0" w:lastRowFirstColumn="0" w:lastRowLastColumn="0"/>
+            </w:pPr>
+            <w:proofErr w:type="spellStart"/>
+            <w:r>
+              <w:t>decontam</w:t>
+            </w:r>
+            <w:proofErr w:type="spellEnd"/>
+            <w:r>
+              <w:t xml:space="preserve"> &lt;- </w:t>
+            </w:r>
+            <w:proofErr w:type="spellStart"/>
+            <w:proofErr w:type="gramStart"/>
+            <w:r>
+              <w:t>startsWith</w:t>
+            </w:r>
+            <w:proofErr w:type="spellEnd"/>
+            <w:r>
+              <w:t>(</w:t>
+            </w:r>
+            <w:proofErr w:type="spellStart"/>
+            <w:proofErr w:type="gramEnd"/>
+            <w:r>
+              <w:t>metadata$Sample.Name</w:t>
+            </w:r>
+            <w:proofErr w:type="spellEnd"/>
+            <w:r>
+              <w:t>, "NT")</w:t>
+            </w:r>
+          </w:p>
+        </w:tc>
+      </w:tr>
+      <w:tr>
+        <w:tc>
+          <w:tcPr>
+            <w:cnfStyle w:val="001000000000" w:firstRow="0" w:lastRow="0" w:firstColumn="1" w:lastColumn="0" w:oddVBand="0" w:evenVBand="0" w:oddHBand="0" w:evenHBand="0" w:firstRowFirstColumn="0" w:firstRowLastColumn="0" w:lastRowFirstColumn="0" w:lastRowLastColumn="0"/>
+            <w:tcW w:w="3767" w:type="dxa"/>
+          </w:tcPr>
+          <w:p>
+            <w:r>
+              <w:t xml:space="preserve">Convert the table into a </w:t>
+            </w:r>
+            <w:proofErr w:type="spellStart"/>
+            <w:r>
+              <w:t>dataframe</w:t>
+            </w:r>
+            <w:proofErr w:type="spellEnd"/>
+            <w:r>
+              <w:t>.</w:t>
+            </w:r>
+          </w:p>
+        </w:tc>
+        <w:tc>
+          <w:tcPr>
+            <w:tcW w:w="6681" w:type="dxa"/>
+          </w:tcPr>
+          <w:p>
+            <w:pPr>
+              <w:cnfStyle w:val="000000000000" w:firstRow="0" w:lastRow="0" w:firstColumn="0" w:lastColumn="0" w:oddVBand="0" w:evenVBand="0" w:oddHBand="0" w:evenHBand="0" w:firstRowFirstColumn="0" w:firstRowLastColumn="0" w:lastRowFirstColumn="0" w:lastRowLastColumn="0"/>
+            </w:pPr>
+            <w:r>
+              <w:t xml:space="preserve">We need to table to be a </w:t>
+            </w:r>
+            <w:proofErr w:type="spellStart"/>
+            <w:r>
+              <w:t>dataframe</w:t>
+            </w:r>
+            <w:proofErr w:type="spellEnd"/>
+            <w:r>
+              <w:t xml:space="preserve"> in order to use the ‘</w:t>
+            </w:r>
+            <w:proofErr w:type="spellStart"/>
+            <w:r>
+              <w:t>isContaminent</w:t>
+            </w:r>
+            <w:proofErr w:type="spellEnd"/>
+            <w:r>
+              <w:t>’ function next.</w:t>
+            </w:r>
+          </w:p>
+        </w:tc>
+        <w:tc>
+          <w:tcPr>
+            <w:tcW w:w="4950" w:type="dxa"/>
+          </w:tcPr>
+          <w:p>
+            <w:pPr>
+              <w:cnfStyle w:val="000000000000" w:firstRow="0" w:lastRow="0" w:firstColumn="0" w:lastColumn="0" w:oddVBand="0" w:evenVBand="0" w:oddHBand="0" w:evenHBand="0" w:firstRowFirstColumn="0" w:firstRowLastColumn="0" w:lastRowFirstColumn="0" w:lastRowLastColumn="0"/>
+            </w:pPr>
+            <w:proofErr w:type="spellStart"/>
+            <w:r>
+              <w:t>count_table_df</w:t>
+            </w:r>
+            <w:proofErr w:type="spellEnd"/>
+            <w:r>
+              <w:t xml:space="preserve"> &lt;- </w:t>
+            </w:r>
+            <w:proofErr w:type="spellStart"/>
+            <w:r>
+              <w:t>as.</w:t>
+            </w:r>
+            <w:proofErr w:type="gramStart"/>
+            <w:r>
+              <w:t>data.frame</w:t>
+            </w:r>
+            <w:proofErr w:type="spellEnd"/>
+            <w:proofErr w:type="gramEnd"/>
+            <w:r>
+              <w:t>(</w:t>
+            </w:r>
+            <w:proofErr w:type="spellStart"/>
+            <w:r>
+              <w:t>count_table</w:t>
+            </w:r>
+            <w:proofErr w:type="spellEnd"/>
+            <w:r>
+              <w:t>)</w:t>
+            </w:r>
+          </w:p>
+        </w:tc>
+      </w:tr>
+      <w:tr>
+        <w:trPr>
+          <w:cnfStyle w:val="000000100000" w:firstRow="0" w:lastRow="0" w:firstColumn="0" w:lastColumn="0" w:oddVBand="0" w:evenVBand="0" w:oddHBand="1" w:evenHBand="0" w:firstRowFirstColumn="0" w:firstRowLastColumn="0" w:lastRowFirstColumn="0" w:lastRowLastColumn="0"/>
+        </w:trPr>
+        <w:tc>
+          <w:tcPr>
+            <w:cnfStyle w:val="001000000000" w:firstRow="0" w:lastRow="0" w:firstColumn="1" w:lastColumn="0" w:oddVBand="0" w:evenVBand="0" w:oddHBand="0" w:evenHBand="0" w:firstRowFirstColumn="0" w:firstRowLastColumn="0" w:lastRowFirstColumn="0" w:lastRowLastColumn="0"/>
+            <w:tcW w:w="3767" w:type="dxa"/>
+          </w:tcPr>
+          <w:p>
+            <w:r>
+              <w:t xml:space="preserve">Run </w:t>
+            </w:r>
+            <w:proofErr w:type="spellStart"/>
+            <w:r>
+              <w:t>isContaminant</w:t>
+            </w:r>
+            <w:proofErr w:type="spellEnd"/>
+            <w:r>
+              <w:t>, while transforming the matrix</w:t>
+            </w:r>
+          </w:p>
+        </w:tc>
+        <w:tc>
+          <w:tcPr>
+            <w:tcW w:w="6681" w:type="dxa"/>
+          </w:tcPr>
+          <w:p>
+            <w:pPr>
+              <w:cnfStyle w:val="000000100000" w:firstRow="0" w:lastRow="0" w:firstColumn="0" w:lastColumn="0" w:oddVBand="0" w:evenVBand="0" w:oddHBand="1" w:evenHBand="0" w:firstRowFirstColumn="0" w:firstRowLastColumn="0" w:lastRowFirstColumn="0" w:lastRowLastColumn="0"/>
+            </w:pPr>
+            <w:proofErr w:type="spellStart"/>
+            <w:r>
+              <w:t>isContaminent</w:t>
+            </w:r>
+            <w:proofErr w:type="spellEnd"/>
+            <w:r>
+              <w:t xml:space="preserve"> expects the data to be the other way </w:t>
+            </w:r>
+            <w:proofErr w:type="gramStart"/>
+            <w:r>
+              <w:t>round</w:t>
+            </w:r>
+            <w:proofErr w:type="gramEnd"/>
+            <w:r>
+              <w:t xml:space="preserve"> (i.e. samples as rows and ASVs as columns)</w:t>
+            </w:r>
+            <w:r>
+              <w:t xml:space="preserve"> </w:t>
+            </w:r>
+            <w:proofErr w:type="spellStart"/>
+            <w:r>
+              <w:t>Decontam</w:t>
+            </w:r>
+            <w:proofErr w:type="spellEnd"/>
+            <w:r>
+              <w:t xml:space="preserve"> package is used here.</w:t>
+            </w:r>
+          </w:p>
+        </w:tc>
+        <w:tc>
+          <w:tcPr>
+            <w:tcW w:w="4950" w:type="dxa"/>
+          </w:tcPr>
+          <w:p>
+            <w:pPr>
+              <w:cnfStyle w:val="000000100000" w:firstRow="0" w:lastRow="0" w:firstColumn="0" w:lastColumn="0" w:oddVBand="0" w:evenVBand="0" w:oddHBand="1" w:evenHBand="0" w:firstRowFirstColumn="0" w:firstRowLastColumn="0" w:lastRowFirstColumn="0" w:lastRowLastColumn="0"/>
+            </w:pPr>
+            <w:proofErr w:type="spellStart"/>
+            <w:r>
+              <w:t>contam_df</w:t>
+            </w:r>
+            <w:proofErr w:type="spellEnd"/>
+            <w:r>
+              <w:t xml:space="preserve"> &lt;- </w:t>
+            </w:r>
+            <w:proofErr w:type="spellStart"/>
+            <w:r>
+              <w:t>isContaminant</w:t>
+            </w:r>
+            <w:proofErr w:type="spellEnd"/>
+            <w:r>
+              <w:t>(t(</w:t>
+            </w:r>
+            <w:proofErr w:type="spellStart"/>
+            <w:r>
+              <w:t>count_table_df</w:t>
+            </w:r>
+            <w:proofErr w:type="spellEnd"/>
+            <w:r>
+              <w:t>), neg=</w:t>
+            </w:r>
+            <w:proofErr w:type="spellStart"/>
+            <w:r>
+              <w:t>decontam</w:t>
+            </w:r>
+            <w:proofErr w:type="spellEnd"/>
+            <w:r>
+              <w:t>)</w:t>
+            </w:r>
+          </w:p>
+        </w:tc>
+      </w:tr>
+      <w:tr>
+        <w:tc>
+          <w:tcPr>
+            <w:cnfStyle w:val="001000000000" w:firstRow="0" w:lastRow="0" w:firstColumn="1" w:lastColumn="0" w:oddVBand="0" w:evenVBand="0" w:oddHBand="0" w:evenHBand="0" w:firstRowFirstColumn="0" w:firstRowLastColumn="0" w:lastRowFirstColumn="0" w:lastRowLastColumn="0"/>
+            <w:tcW w:w="3767" w:type="dxa"/>
+          </w:tcPr>
+          <w:p>
+            <w:r>
+              <w:t>Check our results.</w:t>
+            </w:r>
+          </w:p>
+        </w:tc>
+        <w:tc>
+          <w:tcPr>
+            <w:tcW w:w="6681" w:type="dxa"/>
+          </w:tcPr>
+          <w:p>
+            <w:pPr>
+              <w:cnfStyle w:val="000000000000" w:firstRow="0" w:lastRow="0" w:firstColumn="0" w:lastColumn="0" w:oddVBand="0" w:evenVBand="0" w:oddHBand="0" w:evenHBand="0" w:firstRowFirstColumn="0" w:firstRowLastColumn="0" w:lastRowFirstColumn="0" w:lastRowLastColumn="0"/>
+            </w:pPr>
+            <w:r>
+              <w:t>Let’s see how many of our ASVs were FALSE (actually in our samples) or TRUE (contamination as indicated by procedural blanks)</w:t>
+            </w:r>
+          </w:p>
+        </w:tc>
+        <w:tc>
+          <w:tcPr>
+            <w:tcW w:w="4950" w:type="dxa"/>
+          </w:tcPr>
+          <w:p>
+            <w:pPr>
+              <w:cnfStyle w:val="000000000000" w:firstRow="0" w:lastRow="0" w:firstColumn="0" w:lastColumn="0" w:oddVBand="0" w:evenVBand="0" w:oddHBand="0" w:evenHBand="0" w:firstRowFirstColumn="0" w:firstRowLastColumn="0" w:lastRowFirstColumn="0" w:lastRowLastColumn="0"/>
+            </w:pPr>
+            <w:r>
+              <w:t>table(</w:t>
+            </w:r>
+            <w:proofErr w:type="spellStart"/>
+            <w:r>
+              <w:t>contam_df$contaminant</w:t>
+            </w:r>
+            <w:proofErr w:type="spellEnd"/>
+            <w:r>
+              <w:t>)</w:t>
+            </w:r>
+          </w:p>
+        </w:tc>
+      </w:tr>
+      <w:tr>
+        <w:trPr>
+          <w:cnfStyle w:val="000000100000" w:firstRow="0" w:lastRow="0" w:firstColumn="0" w:lastColumn="0" w:oddVBand="0" w:evenVBand="0" w:oddHBand="1" w:evenHBand="0" w:firstRowFirstColumn="0" w:firstRowLastColumn="0" w:lastRowFirstColumn="0" w:lastRowLastColumn="0"/>
+        </w:trPr>
+        <w:tc>
+          <w:tcPr>
+            <w:cnfStyle w:val="001000000000" w:firstRow="0" w:lastRow="0" w:firstColumn="1" w:lastColumn="0" w:oddVBand="0" w:evenVBand="0" w:oddHBand="0" w:evenHBand="0" w:firstRowFirstColumn="0" w:firstRowLastColumn="0" w:lastRowFirstColumn="0" w:lastRowLastColumn="0"/>
+            <w:tcW w:w="3767" w:type="dxa"/>
+          </w:tcPr>
+          <w:p>
+            <w:r>
+              <w:t>Make a vector holding contaminant IDs</w:t>
+            </w:r>
+          </w:p>
+        </w:tc>
+        <w:tc>
+          <w:tcPr>
+            <w:tcW w:w="6681" w:type="dxa"/>
+          </w:tcPr>
+          <w:p>
+            <w:pPr>
+              <w:cnfStyle w:val="000000100000" w:firstRow="0" w:lastRow="0" w:firstColumn="0" w:lastColumn="0" w:oddVBand="0" w:evenVBand="0" w:oddHBand="1" w:evenHBand="0" w:firstRowFirstColumn="0" w:firstRowLastColumn="0" w:lastRowFirstColumn="0" w:lastRowLastColumn="0"/>
+            </w:pPr>
+            <w:proofErr w:type="gramStart"/>
+            <w:r>
+              <w:t>So</w:t>
+            </w:r>
+            <w:proofErr w:type="gramEnd"/>
+            <w:r>
+              <w:t xml:space="preserve"> we can see which ASVs were contaminants and remove them.</w:t>
+            </w:r>
+          </w:p>
+        </w:tc>
+        <w:tc>
+          <w:tcPr>
+            <w:tcW w:w="4950" w:type="dxa"/>
+          </w:tcPr>
+          <w:p>
+            <w:pPr>
+              <w:cnfStyle w:val="000000100000" w:firstRow="0" w:lastRow="0" w:firstColumn="0" w:lastColumn="0" w:oddVBand="0" w:evenVBand="0" w:oddHBand="1" w:evenHBand="0" w:firstRowFirstColumn="0" w:firstRowLastColumn="0" w:lastRowFirstColumn="0" w:lastRowLastColumn="0"/>
+            </w:pPr>
+            <w:proofErr w:type="spellStart"/>
+            <w:r>
+              <w:t>contam_asvs</w:t>
+            </w:r>
+            <w:proofErr w:type="spellEnd"/>
+            <w:r>
+              <w:t xml:space="preserve"> &lt;- </w:t>
+            </w:r>
+            <w:proofErr w:type="spellStart"/>
+            <w:proofErr w:type="gramStart"/>
+            <w:r>
+              <w:t>row.names</w:t>
+            </w:r>
+            <w:proofErr w:type="spellEnd"/>
+            <w:proofErr w:type="gramEnd"/>
+            <w:r>
+              <w:t>(</w:t>
+            </w:r>
+            <w:proofErr w:type="spellStart"/>
+            <w:r>
+              <w:t>contam_df</w:t>
+            </w:r>
+            <w:proofErr w:type="spellEnd"/>
+            <w:r>
+              <w:t>[</w:t>
+            </w:r>
+            <w:proofErr w:type="spellStart"/>
+            <w:r>
+              <w:t>contam_df$contaminant</w:t>
+            </w:r>
+            <w:proofErr w:type="spellEnd"/>
+            <w:r>
+              <w:t xml:space="preserve"> == TRUE, ])</w:t>
+            </w:r>
+          </w:p>
+        </w:tc>
+      </w:tr>
+      <w:tr>
+        <w:tc>
+          <w:tcPr>
+            <w:cnfStyle w:val="001000000000" w:firstRow="0" w:lastRow="0" w:firstColumn="1" w:lastColumn="0" w:oddVBand="0" w:evenVBand="0" w:oddHBand="0" w:evenHBand="0" w:firstRowFirstColumn="0" w:firstRowLastColumn="0" w:lastRowFirstColumn="0" w:lastRowLastColumn="0"/>
+            <w:tcW w:w="3767" w:type="dxa"/>
+          </w:tcPr>
+          <w:p>
+            <w:r>
+              <w:t>Check the taxonomy of these contaminants</w:t>
+            </w:r>
+          </w:p>
+        </w:tc>
+        <w:tc>
+          <w:tcPr>
+            <w:tcW w:w="6681" w:type="dxa"/>
+          </w:tcPr>
+          <w:p>
+            <w:pPr>
+              <w:cnfStyle w:val="000000000000" w:firstRow="0" w:lastRow="0" w:firstColumn="0" w:lastColumn="0" w:oddVBand="0" w:evenVBand="0" w:oddHBand="0" w:evenHBand="0" w:firstRowFirstColumn="0" w:firstRowLastColumn="0" w:lastRowFirstColumn="0" w:lastRowLastColumn="0"/>
+            </w:pPr>
+            <w:proofErr w:type="gramStart"/>
+            <w:r>
+              <w:t>So</w:t>
+            </w:r>
+            <w:proofErr w:type="gramEnd"/>
+            <w:r>
+              <w:t xml:space="preserve"> we can see which ASVs were contaminants and remove them.</w:t>
+            </w:r>
+            <w:r>
+              <w:t xml:space="preserve"> </w:t>
+            </w:r>
+            <w:proofErr w:type="spellStart"/>
+            <w:r>
+              <w:t>Tidyverse</w:t>
+            </w:r>
+            <w:proofErr w:type="spellEnd"/>
+            <w:r>
+              <w:t xml:space="preserve"> package is used here for %in% function.</w:t>
+            </w:r>
+          </w:p>
+        </w:tc>
+        <w:tc>
+          <w:tcPr>
+            <w:tcW w:w="4950" w:type="dxa"/>
+          </w:tcPr>
+          <w:p>
+            <w:pPr>
+              <w:cnfStyle w:val="000000000000" w:firstRow="0" w:lastRow="0" w:firstColumn="0" w:lastColumn="0" w:oddVBand="0" w:evenVBand="0" w:oddHBand="0" w:evenHBand="0" w:firstRowFirstColumn="0" w:firstRowLastColumn="0" w:lastRowFirstColumn="0" w:lastRowLastColumn="0"/>
+            </w:pPr>
+            <w:proofErr w:type="gramStart"/>
+            <w:r>
+              <w:t>taxonomy[</w:t>
+            </w:r>
+            <w:proofErr w:type="spellStart"/>
+            <w:proofErr w:type="gramEnd"/>
+            <w:r>
+              <w:t>taxonomy$`Feature</w:t>
+            </w:r>
+            <w:proofErr w:type="spellEnd"/>
+            <w:r>
+              <w:t xml:space="preserve"> ID` %in% </w:t>
+            </w:r>
+            <w:proofErr w:type="spellStart"/>
+            <w:r>
+              <w:t>contam_asvs</w:t>
+            </w:r>
+            <w:proofErr w:type="spellEnd"/>
+            <w:r>
+              <w:t>, ]</w:t>
+            </w:r>
+          </w:p>
+        </w:tc>
+      </w:tr>
+      <w:tr>
+        <w:trPr>
+          <w:cnfStyle w:val="000000100000" w:firstRow="0" w:lastRow="0" w:firstColumn="0" w:lastColumn="0" w:oddVBand="0" w:evenVBand="0" w:oddHBand="1" w:evenHBand="0" w:firstRowFirstColumn="0" w:firstRowLastColumn="0" w:lastRowFirstColumn="0" w:lastRowLastColumn="0"/>
+        </w:trPr>
+        <w:tc>
+          <w:tcPr>
+            <w:cnfStyle w:val="001000000000" w:firstRow="0" w:lastRow="0" w:firstColumn="1" w:lastColumn="0" w:oddVBand="0" w:evenVBand="0" w:oddHBand="0" w:evenHBand="0" w:firstRowFirstColumn="0" w:firstRowLastColumn="0" w:lastRowFirstColumn="0" w:lastRowLastColumn="0"/>
+            <w:tcW w:w="3767" w:type="dxa"/>
+          </w:tcPr>
+          <w:p>
+            <w:r>
+              <w:t xml:space="preserve">Save to ‘x’ variable which rows </w:t>
+            </w:r>
+            <w:r>
+              <w:t>of the count table are contaminant ASVs</w:t>
+            </w:r>
+          </w:p>
+        </w:tc>
+        <w:tc>
+          <w:tcPr>
+            <w:tcW w:w="6681" w:type="dxa"/>
+          </w:tcPr>
+          <w:p>
+            <w:pPr>
+              <w:cnfStyle w:val="000000100000" w:firstRow="0" w:lastRow="0" w:firstColumn="0" w:lastColumn="0" w:oddVBand="0" w:evenVBand="0" w:oddHBand="1" w:evenHBand="0" w:firstRowFirstColumn="0" w:firstRowLastColumn="0" w:lastRowFirstColumn="0" w:lastRowLastColumn="0"/>
+            </w:pPr>
+            <w:proofErr w:type="gramStart"/>
+            <w:r>
+              <w:t>So</w:t>
+            </w:r>
+            <w:proofErr w:type="gramEnd"/>
+            <w:r>
+              <w:t xml:space="preserve"> we know which rows (ASVs) to remove. </w:t>
+            </w:r>
+            <w:proofErr w:type="spellStart"/>
+            <w:r>
+              <w:t>Tidyverse</w:t>
+            </w:r>
+            <w:proofErr w:type="spellEnd"/>
+            <w:r>
+              <w:t xml:space="preserve"> package is used here for %in% function.</w:t>
+            </w:r>
+          </w:p>
+        </w:tc>
+        <w:tc>
+          <w:tcPr>
+            <w:tcW w:w="4950" w:type="dxa"/>
+          </w:tcPr>
+          <w:p>
+            <w:pPr>
+              <w:cnfStyle w:val="000000100000" w:firstRow="0" w:lastRow="0" w:firstColumn="0" w:lastColumn="0" w:oddVBand="0" w:evenVBand="0" w:oddHBand="1" w:evenHBand="0" w:firstRowFirstColumn="0" w:firstRowLastColumn="0" w:lastRowFirstColumn="0" w:lastRowLastColumn="0"/>
+            </w:pPr>
+            <w:r>
+              <w:t xml:space="preserve">x &lt;- </w:t>
+            </w:r>
+            <w:proofErr w:type="spellStart"/>
+            <w:r>
+              <w:t>rownames</w:t>
+            </w:r>
+            <w:proofErr w:type="spellEnd"/>
+            <w:r>
+              <w:t>(</w:t>
+            </w:r>
+            <w:proofErr w:type="spellStart"/>
+            <w:r>
+              <w:t>count_table</w:t>
+            </w:r>
+            <w:proofErr w:type="spellEnd"/>
+            <w:r>
+              <w:t xml:space="preserve">) %in% </w:t>
+            </w:r>
+            <w:proofErr w:type="spellStart"/>
+            <w:r>
+              <w:t>contam_asvs</w:t>
+            </w:r>
+            <w:proofErr w:type="spellEnd"/>
+          </w:p>
+        </w:tc>
+      </w:tr>
+      <w:tr>
+        <w:tc>
+          <w:tcPr>
+            <w:cnfStyle w:val="001000000000" w:firstRow="0" w:lastRow="0" w:firstColumn="1" w:lastColumn="0" w:oddVBand="0" w:evenVBand="0" w:oddHBand="0" w:evenHBand="0" w:firstRowFirstColumn="0" w:firstRowLastColumn="0" w:lastRowFirstColumn="0" w:lastRowLastColumn="0"/>
+            <w:tcW w:w="3767" w:type="dxa"/>
+          </w:tcPr>
+          <w:p>
+            <w:r>
+              <w:t>Remove these rows</w:t>
+            </w:r>
+          </w:p>
+        </w:tc>
+        <w:tc>
+          <w:tcPr>
+            <w:tcW w:w="6681" w:type="dxa"/>
+          </w:tcPr>
+          <w:p>
+            <w:pPr>
+              <w:cnfStyle w:val="000000000000" w:firstRow="0" w:lastRow="0" w:firstColumn="0" w:lastColumn="0" w:oddVBand="0" w:evenVBand="0" w:oddHBand="0" w:evenHBand="0" w:firstRowFirstColumn="0" w:firstRowLastColumn="0" w:lastRowFirstColumn="0" w:lastRowLastColumn="0"/>
+            </w:pPr>
+          </w:p>
+        </w:tc>
+        <w:tc>
+          <w:tcPr>
+            <w:tcW w:w="4950" w:type="dxa"/>
+          </w:tcPr>
+          <w:p>
+            <w:pPr>
+              <w:cnfStyle w:val="000000000000" w:firstRow="0" w:lastRow="0" w:firstColumn="0" w:lastColumn="0" w:oddVBand="0" w:evenVBand="0" w:oddHBand="0" w:evenHBand="0" w:firstRowFirstColumn="0" w:firstRowLastColumn="0" w:lastRowFirstColumn="0" w:lastRowLastColumn="0"/>
+            </w:pPr>
+            <w:proofErr w:type="spellStart"/>
+            <w:r>
+              <w:t>count_table_clean</w:t>
+            </w:r>
+            <w:proofErr w:type="spellEnd"/>
+            <w:r>
+              <w:t xml:space="preserve"> &lt;- </w:t>
+            </w:r>
+            <w:proofErr w:type="spellStart"/>
+            <w:r>
+              <w:t>count_table</w:t>
+            </w:r>
+            <w:proofErr w:type="spellEnd"/>
+            <w:proofErr w:type="gramStart"/>
+            <w:r>
+              <w:t>[!x</w:t>
+            </w:r>
+            <w:proofErr w:type="gramEnd"/>
+            <w:r>
+              <w:t>,]</w:t>
+            </w:r>
+          </w:p>
+        </w:tc>
+      </w:tr>
+      <w:tr>
+        <w:trPr>
+          <w:cnfStyle w:val="000000100000" w:firstRow="0" w:lastRow="0" w:firstColumn="0" w:lastColumn="0" w:oddVBand="0" w:evenVBand="0" w:oddHBand="1" w:evenHBand="0" w:firstRowFirstColumn="0" w:firstRowLastColumn="0" w:lastRowFirstColumn="0" w:lastRowLastColumn="0"/>
+        </w:trPr>
+        <w:tc>
+          <w:tcPr>
+            <w:cnfStyle w:val="001000000000" w:firstRow="0" w:lastRow="0" w:firstColumn="1" w:lastColumn="0" w:oddVBand="0" w:evenVBand="0" w:oddHBand="0" w:evenHBand="0" w:firstRowFirstColumn="0" w:firstRowLastColumn="0" w:lastRowFirstColumn="0" w:lastRowLastColumn="0"/>
+            <w:tcW w:w="3767" w:type="dxa"/>
+          </w:tcPr>
+          <w:p>
+            <w:r>
+              <w:t>Get the indexes of which columns in the count table represent blank samples.</w:t>
+            </w:r>
+          </w:p>
+        </w:tc>
+        <w:tc>
+          <w:tcPr>
+            <w:tcW w:w="6681" w:type="dxa"/>
+          </w:tcPr>
+          <w:p>
+            <w:pPr>
+              <w:cnfStyle w:val="000000100000" w:firstRow="0" w:lastRow="0" w:firstColumn="0" w:lastColumn="0" w:oddVBand="0" w:evenVBand="0" w:oddHBand="1" w:evenHBand="0" w:firstRowFirstColumn="0" w:firstRowLastColumn="0" w:lastRowFirstColumn="0" w:lastRowLastColumn="0"/>
+            </w:pPr>
+            <w:proofErr w:type="gramStart"/>
+            <w:r>
+              <w:t>So</w:t>
+            </w:r>
+            <w:proofErr w:type="gramEnd"/>
+            <w:r>
+              <w:t xml:space="preserve"> we know which columns (samples to remove).</w:t>
+            </w:r>
+          </w:p>
+        </w:tc>
+        <w:tc>
+          <w:tcPr>
+            <w:tcW w:w="4950" w:type="dxa"/>
+          </w:tcPr>
+          <w:p>
+            <w:pPr>
+              <w:cnfStyle w:val="000000100000" w:firstRow="0" w:lastRow="0" w:firstColumn="0" w:lastColumn="0" w:oddVBand="0" w:evenVBand="0" w:oddHBand="1" w:evenHBand="0" w:firstRowFirstColumn="0" w:firstRowLastColumn="0" w:lastRowFirstColumn="0" w:lastRowLastColumn="0"/>
+            </w:pPr>
+            <w:proofErr w:type="spellStart"/>
+            <w:r>
+              <w:t>true_index</w:t>
+            </w:r>
+            <w:proofErr w:type="spellEnd"/>
+            <w:r>
+              <w:t xml:space="preserve"> &lt;- NULL</w:t>
+            </w:r>
+          </w:p>
+          <w:p>
+            <w:pPr>
+              <w:cnfStyle w:val="000000100000" w:firstRow="0" w:lastRow="0" w:firstColumn="0" w:lastColumn="0" w:oddVBand="0" w:evenVBand="0" w:oddHBand="1" w:evenHBand="0" w:firstRowFirstColumn="0" w:firstRowLastColumn="0" w:lastRowFirstColumn="0" w:lastRowLastColumn="0"/>
+            </w:pPr>
+            <w:r>
+              <w:t>for (</w:t>
+            </w:r>
+            <w:proofErr w:type="spellStart"/>
+            <w:r>
+              <w:t>i</w:t>
+            </w:r>
+            <w:proofErr w:type="spellEnd"/>
+            <w:r>
+              <w:t xml:space="preserve"> in </w:t>
+            </w:r>
+            <w:proofErr w:type="gramStart"/>
+            <w:r>
+              <w:t>1:length</w:t>
+            </w:r>
+            <w:proofErr w:type="gramEnd"/>
+            <w:r>
+              <w:t>(</w:t>
+            </w:r>
+            <w:proofErr w:type="spellStart"/>
+            <w:r>
+              <w:t>decontam</w:t>
+            </w:r>
+            <w:proofErr w:type="spellEnd"/>
+            <w:r>
+              <w:t>)){</w:t>
+            </w:r>
+          </w:p>
+          <w:p>
+            <w:pPr>
+              <w:cnfStyle w:val="000000100000" w:firstRow="0" w:lastRow="0" w:firstColumn="0" w:lastColumn="0" w:oddVBand="0" w:evenVBand="0" w:oddHBand="1" w:evenHBand="0" w:firstRowFirstColumn="0" w:firstRowLastColumn="0" w:lastRowFirstColumn="0" w:lastRowLastColumn="0"/>
+            </w:pPr>
+            <w:r>
+              <w:t xml:space="preserve">  if (</w:t>
+            </w:r>
+            <w:proofErr w:type="spellStart"/>
+            <w:r>
+              <w:t>decontam</w:t>
+            </w:r>
+            <w:proofErr w:type="spellEnd"/>
+            <w:r>
+              <w:t>[[</w:t>
+            </w:r>
+            <w:proofErr w:type="spellStart"/>
+            <w:r>
+              <w:t>i</w:t>
+            </w:r>
+            <w:proofErr w:type="spellEnd"/>
+            <w:r>
+              <w:t>]] == "TRUE</w:t>
+            </w:r>
+            <w:proofErr w:type="gramStart"/>
+            <w:r>
+              <w:t>"){</w:t>
+            </w:r>
+            <w:proofErr w:type="gramEnd"/>
+          </w:p>
+          <w:p>
+            <w:pPr>
+              <w:cnfStyle w:val="000000100000" w:firstRow="0" w:lastRow="0" w:firstColumn="0" w:lastColumn="0" w:oddVBand="0" w:evenVBand="0" w:oddHBand="1" w:evenHBand="0" w:firstRowFirstColumn="0" w:firstRowLastColumn="0" w:lastRowFirstColumn="0" w:lastRowLastColumn="0"/>
+            </w:pPr>
+            <w:r>
+              <w:t xml:space="preserve">    </w:t>
+            </w:r>
+            <w:proofErr w:type="spellStart"/>
+            <w:r>
+              <w:t>true_index</w:t>
+            </w:r>
+            <w:proofErr w:type="spellEnd"/>
+            <w:r>
+              <w:t xml:space="preserve"> &lt;- </w:t>
+            </w:r>
+            <w:proofErr w:type="gramStart"/>
+            <w:r>
+              <w:t>c(</w:t>
+            </w:r>
+            <w:proofErr w:type="spellStart"/>
+            <w:proofErr w:type="gramEnd"/>
+            <w:r>
+              <w:t>true_index</w:t>
+            </w:r>
+            <w:proofErr w:type="spellEnd"/>
+            <w:r>
+              <w:t xml:space="preserve">, </w:t>
+            </w:r>
+            <w:proofErr w:type="spellStart"/>
+            <w:r>
+              <w:t>i</w:t>
+            </w:r>
+            <w:proofErr w:type="spellEnd"/>
+            <w:r>
+              <w:t>)</w:t>
+            </w:r>
+          </w:p>
+          <w:p>
+            <w:pPr>
+              <w:cnfStyle w:val="000000100000" w:firstRow="0" w:lastRow="0" w:firstColumn="0" w:lastColumn="0" w:oddVBand="0" w:evenVBand="0" w:oddHBand="1" w:evenHBand="0" w:firstRowFirstColumn="0" w:firstRowLastColumn="0" w:lastRowFirstColumn="0" w:lastRowLastColumn="0"/>
+            </w:pPr>
+            <w:r>
+              <w:t xml:space="preserve">  }</w:t>
+            </w:r>
+          </w:p>
+          <w:p>
+            <w:pPr>
+              <w:cnfStyle w:val="000000100000" w:firstRow="0" w:lastRow="0" w:firstColumn="0" w:lastColumn="0" w:oddVBand="0" w:evenVBand="0" w:oddHBand="1" w:evenHBand="0" w:firstRowFirstColumn="0" w:firstRowLastColumn="0" w:lastRowFirstColumn="0" w:lastRowLastColumn="0"/>
+            </w:pPr>
+            <w:r>
+              <w:t>}</w:t>
+            </w:r>
+          </w:p>
+        </w:tc>
+      </w:tr>
+      <w:tr>
+        <w:tc>
+          <w:tcPr>
+            <w:cnfStyle w:val="001000000000" w:firstRow="0" w:lastRow="0" w:firstColumn="1" w:lastColumn="0" w:oddVBand="0" w:evenVBand="0" w:oddHBand="0" w:evenHBand="0" w:firstRowFirstColumn="0" w:firstRowLastColumn="0" w:lastRowFirstColumn="0" w:lastRowLastColumn="0"/>
+            <w:tcW w:w="3767" w:type="dxa"/>
+          </w:tcPr>
+          <w:p>
+            <w:r>
+              <w:t>Remove the blank samples from the count table.</w:t>
+            </w:r>
+          </w:p>
+        </w:tc>
+        <w:tc>
+          <w:tcPr>
+            <w:tcW w:w="6681" w:type="dxa"/>
+          </w:tcPr>
+          <w:p>
+            <w:pPr>
+              <w:cnfStyle w:val="000000000000" w:firstRow="0" w:lastRow="0" w:firstColumn="0" w:lastColumn="0" w:oddVBand="0" w:evenVBand="0" w:oddHBand="0" w:evenHBand="0" w:firstRowFirstColumn="0" w:firstRowLastColumn="0" w:lastRowFirstColumn="0" w:lastRowLastColumn="0"/>
+            </w:pPr>
+            <w:r>
+              <w:t>We only want to analyse genuine ASVs from genuine samples, not blanks and contaminants.</w:t>
+            </w:r>
+          </w:p>
+        </w:tc>
+        <w:tc>
+          <w:tcPr>
+            <w:tcW w:w="4950" w:type="dxa"/>
+          </w:tcPr>
+          <w:p>
+            <w:pPr>
+              <w:cnfStyle w:val="000000000000" w:firstRow="0" w:lastRow="0" w:firstColumn="0" w:lastColumn="0" w:oddVBand="0" w:evenVBand="0" w:oddHBand="0" w:evenHBand="0" w:firstRowFirstColumn="0" w:firstRowLastColumn="0" w:lastRowFirstColumn="0" w:lastRowLastColumn="0"/>
+            </w:pPr>
+            <w:proofErr w:type="spellStart"/>
+            <w:r>
+              <w:t>count_table_clean</w:t>
+            </w:r>
+            <w:proofErr w:type="spellEnd"/>
+            <w:r>
+              <w:t xml:space="preserve"> &lt;- </w:t>
+            </w:r>
+            <w:proofErr w:type="spellStart"/>
+            <w:r>
+              <w:t>count_table_clean</w:t>
+            </w:r>
+            <w:proofErr w:type="spellEnd"/>
+            <w:proofErr w:type="gramStart"/>
+            <w:r>
+              <w:t>[,-</w:t>
+            </w:r>
+            <w:proofErr w:type="gramEnd"/>
+            <w:r>
+              <w:t>c(</w:t>
+            </w:r>
+            <w:proofErr w:type="spellStart"/>
+            <w:r>
+              <w:t>true_index</w:t>
+            </w:r>
+            <w:proofErr w:type="spellEnd"/>
+            <w:r>
+              <w:t>)]</w:t>
+            </w:r>
+          </w:p>
+        </w:tc>
+      </w:tr>
+      <w:tr>
+        <w:trPr>
+          <w:cnfStyle w:val="000000100000" w:firstRow="0" w:lastRow="0" w:firstColumn="0" w:lastColumn="0" w:oddVBand="0" w:evenVBand="0" w:oddHBand="1" w:evenHBand="0" w:firstRowFirstColumn="0" w:firstRowLastColumn="0" w:lastRowFirstColumn="0" w:lastRowLastColumn="0"/>
+        </w:trPr>
+        <w:tc>
+          <w:tcPr>
+            <w:cnfStyle w:val="001000000000" w:firstRow="0" w:lastRow="0" w:firstColumn="1" w:lastColumn="0" w:oddVBand="0" w:evenVBand="0" w:oddHBand="0" w:evenHBand="0" w:firstRowFirstColumn="0" w:firstRowLastColumn="0" w:lastRowFirstColumn="0" w:lastRowLastColumn="0"/>
+            <w:tcW w:w="3767" w:type="dxa"/>
+          </w:tcPr>
+          <w:p>
+            <w:r>
+              <w:t>Remove contaminating ASVs from the taxonomy table.</w:t>
+            </w:r>
+          </w:p>
+        </w:tc>
+        <w:tc>
+          <w:tcPr>
+            <w:tcW w:w="6681" w:type="dxa"/>
+          </w:tcPr>
+          <w:p>
+            <w:pPr>
+              <w:cnfStyle w:val="000000100000" w:firstRow="0" w:lastRow="0" w:firstColumn="0" w:lastColumn="0" w:oddVBand="0" w:evenVBand="0" w:oddHBand="1" w:evenHBand="0" w:firstRowFirstColumn="0" w:firstRowLastColumn="0" w:lastRowFirstColumn="0" w:lastRowLastColumn="0"/>
+            </w:pPr>
+            <w:r>
+              <w:t>We only want to analyse genuine ASVs from genuine samples, not blanks and contaminants.</w:t>
+            </w:r>
+            <w:r>
+              <w:t xml:space="preserve"> </w:t>
+            </w:r>
+            <w:proofErr w:type="spellStart"/>
+            <w:r>
+              <w:t>Tidyverse</w:t>
+            </w:r>
+            <w:proofErr w:type="spellEnd"/>
+            <w:r>
+              <w:t xml:space="preserve"> package is used here for %in% function.</w:t>
+            </w:r>
+          </w:p>
+        </w:tc>
+        <w:tc>
+          <w:tcPr>
+            <w:tcW w:w="4950" w:type="dxa"/>
+          </w:tcPr>
+          <w:p>
+            <w:pPr>
+              <w:cnfStyle w:val="000000100000" w:firstRow="0" w:lastRow="0" w:firstColumn="0" w:lastColumn="0" w:oddVBand="0" w:evenVBand="0" w:oddHBand="1" w:evenHBand="0" w:firstRowFirstColumn="0" w:firstRowLastColumn="0" w:lastRowFirstColumn="0" w:lastRowLastColumn="0"/>
+            </w:pPr>
+            <w:r>
+              <w:t xml:space="preserve">z &lt;- </w:t>
+            </w:r>
+            <w:proofErr w:type="spellStart"/>
+            <w:r>
+              <w:t>taxonomy$`Feature</w:t>
+            </w:r>
+            <w:proofErr w:type="spellEnd"/>
+            <w:r>
+              <w:t xml:space="preserve"> ID` %in% </w:t>
+            </w:r>
+            <w:proofErr w:type="spellStart"/>
+            <w:r>
+              <w:t>contam_asvs</w:t>
+            </w:r>
+            <w:proofErr w:type="spellEnd"/>
+          </w:p>
+          <w:p>
+            <w:pPr>
+              <w:cnfStyle w:val="000000100000" w:firstRow="0" w:lastRow="0" w:firstColumn="0" w:lastColumn="0" w:oddVBand="0" w:evenVBand="0" w:oddHBand="1" w:evenHBand="0" w:firstRowFirstColumn="0" w:firstRowLastColumn="0" w:lastRowFirstColumn="0" w:lastRowLastColumn="0"/>
+            </w:pPr>
+            <w:proofErr w:type="spellStart"/>
+            <w:r>
+              <w:t>taxonomy_clean</w:t>
+            </w:r>
+            <w:proofErr w:type="spellEnd"/>
+            <w:r>
+              <w:t xml:space="preserve"> &lt;- taxonomy</w:t>
+            </w:r>
+            <w:proofErr w:type="gramStart"/>
+            <w:r>
+              <w:t>[!</w:t>
+            </w:r>
+            <w:proofErr w:type="spellStart"/>
+            <w:r>
+              <w:t>row</w:t>
+            </w:r>
+            <w:proofErr w:type="gramEnd"/>
+            <w:r>
+              <w:t>.names</w:t>
+            </w:r>
+            <w:proofErr w:type="spellEnd"/>
+            <w:r>
+              <w:t>(taxonomy) %in% z,]</w:t>
+            </w:r>
+          </w:p>
+        </w:tc>
+      </w:tr>
+      <w:tr>
+        <w:tc>
+          <w:tcPr>
+            <w:cnfStyle w:val="001000000000" w:firstRow="0" w:lastRow="0" w:firstColumn="1" w:lastColumn="0" w:oddVBand="0" w:evenVBand="0" w:oddHBand="0" w:evenHBand="0" w:firstRowFirstColumn="0" w:firstRowLastColumn="0" w:lastRowFirstColumn="0" w:lastRowLastColumn="0"/>
+            <w:tcW w:w="3767" w:type="dxa"/>
+          </w:tcPr>
+          <w:p>
+            <w:r>
+              <w:t xml:space="preserve">Remove contaminating ASVs from the </w:t>
+            </w:r>
+            <w:proofErr w:type="spellStart"/>
+            <w:r>
+              <w:t>fasta</w:t>
+            </w:r>
+            <w:proofErr w:type="spellEnd"/>
+            <w:r>
+              <w:t xml:space="preserve"> file</w:t>
+            </w:r>
+            <w:r>
+              <w:t>.</w:t>
+            </w:r>
+          </w:p>
+        </w:tc>
+        <w:tc>
+          <w:tcPr>
+            <w:tcW w:w="6681" w:type="dxa"/>
+          </w:tcPr>
+          <w:p>
+            <w:pPr>
+              <w:cnfStyle w:val="000000000000" w:firstRow="0" w:lastRow="0" w:firstColumn="0" w:lastColumn="0" w:oddVBand="0" w:evenVBand="0" w:oddHBand="0" w:evenHBand="0" w:firstRowFirstColumn="0" w:firstRowLastColumn="0" w:lastRowFirstColumn="0" w:lastRowLastColumn="0"/>
+            </w:pPr>
+            <w:r>
+              <w:t>We only want to analyse genuine ASVs from genuine samples, not blanks and contaminants.</w:t>
+            </w:r>
+          </w:p>
+        </w:tc>
+        <w:tc>
+          <w:tcPr>
+            <w:tcW w:w="4950" w:type="dxa"/>
+          </w:tcPr>
+          <w:p>
+            <w:pPr>
+              <w:cnfStyle w:val="000000000000" w:firstRow="0" w:lastRow="0" w:firstColumn="0" w:lastColumn="0" w:oddVBand="0" w:evenVBand="0" w:oddHBand="0" w:evenHBand="0" w:firstRowFirstColumn="0" w:firstRowLastColumn="0" w:lastRowFirstColumn="0" w:lastRowLastColumn="0"/>
+            </w:pPr>
+            <w:proofErr w:type="spellStart"/>
+            <w:r>
+              <w:t>fasta_clean</w:t>
+            </w:r>
+            <w:proofErr w:type="spellEnd"/>
+            <w:r>
+              <w:t xml:space="preserve"> &lt;- </w:t>
+            </w:r>
+            <w:proofErr w:type="spellStart"/>
+            <w:r>
+              <w:t>fasta</w:t>
+            </w:r>
+            <w:proofErr w:type="spellEnd"/>
+          </w:p>
+          <w:p>
+            <w:pPr>
+              <w:cnfStyle w:val="000000000000" w:firstRow="0" w:lastRow="0" w:firstColumn="0" w:lastColumn="0" w:oddVBand="0" w:evenVBand="0" w:oddHBand="0" w:evenHBand="0" w:firstRowFirstColumn="0" w:firstRowLastColumn="0" w:lastRowFirstColumn="0" w:lastRowLastColumn="0"/>
+            </w:pPr>
+            <w:proofErr w:type="spellStart"/>
+            <w:r>
+              <w:t>fasta_clean</w:t>
+            </w:r>
+            <w:proofErr w:type="spellEnd"/>
+            <w:r>
+              <w:t>[</w:t>
+            </w:r>
+            <w:proofErr w:type="spellStart"/>
+            <w:r>
+              <w:t>contam_asvs</w:t>
+            </w:r>
+            <w:proofErr w:type="spellEnd"/>
+            <w:r>
+              <w:t>] &lt;- NULL</w:t>
+            </w:r>
+          </w:p>
+        </w:tc>
+      </w:tr>
+      <w:tr>
+        <w:trPr>
+          <w:cnfStyle w:val="000000100000" w:firstRow="0" w:lastRow="0" w:firstColumn="0" w:lastColumn="0" w:oddVBand="0" w:evenVBand="0" w:oddHBand="1" w:evenHBand="0" w:firstRowFirstColumn="0" w:firstRowLastColumn="0" w:lastRowFirstColumn="0" w:lastRowLastColumn="0"/>
+        </w:trPr>
+        <w:tc>
+          <w:tcPr>
+            <w:cnfStyle w:val="001000000000" w:firstRow="0" w:lastRow="0" w:firstColumn="1" w:lastColumn="0" w:oddVBand="0" w:evenVBand="0" w:oddHBand="0" w:evenHBand="0" w:firstRowFirstColumn="0" w:firstRowLastColumn="0" w:lastRowFirstColumn="0" w:lastRowLastColumn="0"/>
+            <w:tcW w:w="3767" w:type="dxa"/>
+          </w:tcPr>
+          <w:p>
+            <w:r>
+              <w:t xml:space="preserve">Remove the blank samples from the </w:t>
+            </w:r>
+            <w:r>
+              <w:t>metadata</w:t>
+            </w:r>
+            <w:r>
+              <w:t xml:space="preserve"> table.</w:t>
+            </w:r>
+          </w:p>
+        </w:tc>
+        <w:tc>
+          <w:tcPr>
+            <w:tcW w:w="6681" w:type="dxa"/>
+          </w:tcPr>
+          <w:p>
+            <w:pPr>
+              <w:cnfStyle w:val="000000100000" w:firstRow="0" w:lastRow="0" w:firstColumn="0" w:lastColumn="0" w:oddVBand="0" w:evenVBand="0" w:oddHBand="1" w:evenHBand="0" w:firstRowFirstColumn="0" w:firstRowLastColumn="0" w:lastRowFirstColumn="0" w:lastRowLastColumn="0"/>
+            </w:pPr>
+            <w:r>
+              <w:t>We only want to analyse genuine ASVs from genuine samples, not blanks and contaminants.</w:t>
+            </w:r>
+          </w:p>
+        </w:tc>
+        <w:tc>
+          <w:tcPr>
+            <w:tcW w:w="4950" w:type="dxa"/>
+          </w:tcPr>
+          <w:p>
+            <w:pPr>
+              <w:cnfStyle w:val="000000100000" w:firstRow="0" w:lastRow="0" w:firstColumn="0" w:lastColumn="0" w:oddVBand="0" w:evenVBand="0" w:oddHBand="1" w:evenHBand="0" w:firstRowFirstColumn="0" w:firstRowLastColumn="0" w:lastRowFirstColumn="0" w:lastRowLastColumn="0"/>
+            </w:pPr>
+            <w:r>
+              <w:t xml:space="preserve">y &lt;- </w:t>
+            </w:r>
+            <w:proofErr w:type="spellStart"/>
+            <w:proofErr w:type="gramStart"/>
+            <w:r>
+              <w:t>startsWith</w:t>
+            </w:r>
+            <w:proofErr w:type="spellEnd"/>
+            <w:r>
+              <w:t>(</w:t>
+            </w:r>
+            <w:proofErr w:type="spellStart"/>
+            <w:proofErr w:type="gramEnd"/>
+            <w:r>
+              <w:t>metadata$Sample.Name</w:t>
+            </w:r>
+            <w:proofErr w:type="spellEnd"/>
+            <w:r>
+              <w:t>, "NT")</w:t>
+            </w:r>
+          </w:p>
+          <w:p>
+            <w:pPr>
+              <w:cnfStyle w:val="000000100000" w:firstRow="0" w:lastRow="0" w:firstColumn="0" w:lastColumn="0" w:oddVBand="0" w:evenVBand="0" w:oddHBand="1" w:evenHBand="0" w:firstRowFirstColumn="0" w:firstRowLastColumn="0" w:lastRowFirstColumn="0" w:lastRowLastColumn="0"/>
+            </w:pPr>
+            <w:proofErr w:type="spellStart"/>
+            <w:r>
+              <w:t>true_index</w:t>
+            </w:r>
+            <w:proofErr w:type="spellEnd"/>
+            <w:r>
+              <w:t xml:space="preserve"> &lt;- NULL</w:t>
+            </w:r>
+          </w:p>
+          <w:p>
+            <w:pPr>
+              <w:cnfStyle w:val="000000100000" w:firstRow="0" w:lastRow="0" w:firstColumn="0" w:lastColumn="0" w:oddVBand="0" w:evenVBand="0" w:oddHBand="1" w:evenHBand="0" w:firstRowFirstColumn="0" w:firstRowLastColumn="0" w:lastRowFirstColumn="0" w:lastRowLastColumn="0"/>
+            </w:pPr>
+            <w:r>
+              <w:t>for (</w:t>
+            </w:r>
+            <w:proofErr w:type="spellStart"/>
+            <w:r>
+              <w:t>i</w:t>
+            </w:r>
+            <w:proofErr w:type="spellEnd"/>
+            <w:r>
+              <w:t xml:space="preserve"> in </w:t>
+            </w:r>
+            <w:proofErr w:type="gramStart"/>
+            <w:r>
+              <w:t>1:length</w:t>
+            </w:r>
+            <w:proofErr w:type="gramEnd"/>
+            <w:r>
+              <w:t>(y)){</w:t>
+            </w:r>
+          </w:p>
+          <w:p>
+            <w:pPr>
+              <w:cnfStyle w:val="000000100000" w:firstRow="0" w:lastRow="0" w:firstColumn="0" w:lastColumn="0" w:oddVBand="0" w:evenVBand="0" w:oddHBand="1" w:evenHBand="0" w:firstRowFirstColumn="0" w:firstRowLastColumn="0" w:lastRowFirstColumn="0" w:lastRowLastColumn="0"/>
+            </w:pPr>
+            <w:r>
+              <w:t xml:space="preserve">  if (y[[</w:t>
+            </w:r>
+            <w:proofErr w:type="spellStart"/>
+            <w:r>
+              <w:t>i</w:t>
+            </w:r>
+            <w:proofErr w:type="spellEnd"/>
+            <w:r>
+              <w:t>]] == "TRUE</w:t>
+            </w:r>
+            <w:proofErr w:type="gramStart"/>
+            <w:r>
+              <w:t>"){</w:t>
+            </w:r>
+            <w:proofErr w:type="gramEnd"/>
+          </w:p>
+          <w:p>
+            <w:pPr>
+              <w:cnfStyle w:val="000000100000" w:firstRow="0" w:lastRow="0" w:firstColumn="0" w:lastColumn="0" w:oddVBand="0" w:evenVBand="0" w:oddHBand="1" w:evenHBand="0" w:firstRowFirstColumn="0" w:firstRowLastColumn="0" w:lastRowFirstColumn="0" w:lastRowLastColumn="0"/>
+            </w:pPr>
+            <w:r>
+              <w:t xml:space="preserve">    </w:t>
+            </w:r>
+            <w:proofErr w:type="spellStart"/>
+            <w:r>
+              <w:t>true_index</w:t>
+            </w:r>
+            <w:proofErr w:type="spellEnd"/>
+            <w:r>
+              <w:t xml:space="preserve"> &lt;- </w:t>
+            </w:r>
+            <w:proofErr w:type="gramStart"/>
+            <w:r>
+              <w:t>c(</w:t>
+            </w:r>
+            <w:proofErr w:type="spellStart"/>
+            <w:proofErr w:type="gramEnd"/>
+            <w:r>
+              <w:t>true_index</w:t>
+            </w:r>
+            <w:proofErr w:type="spellEnd"/>
+            <w:r>
+              <w:t xml:space="preserve">, </w:t>
+            </w:r>
+            <w:proofErr w:type="spellStart"/>
+            <w:r>
+              <w:t>i</w:t>
+            </w:r>
+            <w:proofErr w:type="spellEnd"/>
+            <w:r>
+              <w:t>)</w:t>
+            </w:r>
+          </w:p>
+          <w:p>
+            <w:pPr>
+              <w:cnfStyle w:val="000000100000" w:firstRow="0" w:lastRow="0" w:firstColumn="0" w:lastColumn="0" w:oddVBand="0" w:evenVBand="0" w:oddHBand="1" w:evenHBand="0" w:firstRowFirstColumn="0" w:firstRowLastColumn="0" w:lastRowFirstColumn="0" w:lastRowLastColumn="0"/>
+            </w:pPr>
+            <w:r>
+              <w:t xml:space="preserve">  }</w:t>
+            </w:r>
+          </w:p>
+          <w:p>
+            <w:pPr>
+              <w:cnfStyle w:val="000000100000" w:firstRow="0" w:lastRow="0" w:firstColumn="0" w:lastColumn="0" w:oddVBand="0" w:evenVBand="0" w:oddHBand="1" w:evenHBand="0" w:firstRowFirstColumn="0" w:firstRowLastColumn="0" w:lastRowFirstColumn="0" w:lastRowLastColumn="0"/>
+            </w:pPr>
+            <w:r>
+              <w:t>}</w:t>
+            </w:r>
+          </w:p>
+          <w:p>
+            <w:pPr>
+              <w:cnfStyle w:val="000000100000" w:firstRow="0" w:lastRow="0" w:firstColumn="0" w:lastColumn="0" w:oddVBand="0" w:evenVBand="0" w:oddHBand="1" w:evenHBand="0" w:firstRowFirstColumn="0" w:firstRowLastColumn="0" w:lastRowFirstColumn="0" w:lastRowLastColumn="0"/>
+            </w:pPr>
+            <w:r>
+              <w:t>metadata &lt;- metadata[-c(</w:t>
+            </w:r>
+            <w:proofErr w:type="spellStart"/>
+            <w:r>
+              <w:t>true_index</w:t>
+            </w:r>
+            <w:proofErr w:type="spellEnd"/>
+            <w:r>
+              <w:t>),]</w:t>
+            </w:r>
+          </w:p>
+        </w:tc>
+      </w:tr>
+      <w:tr>
+        <w:tc>
+          <w:tcPr>
+            <w:cnfStyle w:val="001000000000" w:firstRow="0" w:lastRow="0" w:firstColumn="1" w:lastColumn="0" w:oddVBand="0" w:evenVBand="0" w:oddHBand="0" w:evenHBand="0" w:firstRowFirstColumn="0" w:firstRowLastColumn="0" w:lastRowFirstColumn="0" w:lastRowLastColumn="0"/>
+            <w:tcW w:w="3767" w:type="dxa"/>
+          </w:tcPr>
+          <w:p>
+            <w:r>
+              <w:t xml:space="preserve">Remove contaminating ASVs from the </w:t>
+            </w:r>
+            <w:r>
+              <w:t>phylogenetic tree</w:t>
+            </w:r>
+            <w:r>
+              <w:t>.</w:t>
+            </w:r>
+          </w:p>
+        </w:tc>
+        <w:tc>
+          <w:tcPr>
+            <w:tcW w:w="6681" w:type="dxa"/>
+          </w:tcPr>
+          <w:p>
+            <w:pPr>
+              <w:cnfStyle w:val="000000000000" w:firstRow="0" w:lastRow="0" w:firstColumn="0" w:lastColumn="0" w:oddVBand="0" w:evenVBand="0" w:oddHBand="0" w:evenHBand="0" w:firstRowFirstColumn="0" w:firstRowLastColumn="0" w:lastRowFirstColumn="0" w:lastRowLastColumn="0"/>
+            </w:pPr>
+            <w:r>
+              <w:t>We only want to analyse genuine ASVs from genuine samples, not blanks and contaminants.</w:t>
+            </w:r>
+            <w:r>
+              <w:t xml:space="preserve"> </w:t>
+            </w:r>
+            <w:proofErr w:type="spellStart"/>
+            <w:r>
+              <w:t>Prune_taxa</w:t>
+            </w:r>
+            <w:proofErr w:type="spellEnd"/>
+            <w:r>
+              <w:t xml:space="preserve"> is from the </w:t>
+            </w:r>
+            <w:proofErr w:type="spellStart"/>
+            <w:r>
+              <w:t>phyloseq</w:t>
+            </w:r>
+            <w:proofErr w:type="spellEnd"/>
+            <w:r>
+              <w:t xml:space="preserve"> package.</w:t>
+            </w:r>
+          </w:p>
+        </w:tc>
+        <w:tc>
+          <w:tcPr>
+            <w:tcW w:w="4950" w:type="dxa"/>
+          </w:tcPr>
+          <w:p>
+            <w:pPr>
+              <w:cnfStyle w:val="000000000000" w:firstRow="0" w:lastRow="0" w:firstColumn="0" w:lastColumn="0" w:oddVBand="0" w:evenVBand="0" w:oddHBand="0" w:evenHBand="0" w:firstRowFirstColumn="0" w:firstRowLastColumn="0" w:lastRowFirstColumn="0" w:lastRowLastColumn="0"/>
+            </w:pPr>
+            <w:proofErr w:type="spellStart"/>
+            <w:r>
+              <w:t>tree_clean</w:t>
+            </w:r>
+            <w:proofErr w:type="spellEnd"/>
+            <w:r>
+              <w:t xml:space="preserve"> &lt;- </w:t>
+            </w:r>
+            <w:proofErr w:type="spellStart"/>
+            <w:r>
+              <w:t>prune_</w:t>
+            </w:r>
+            <w:proofErr w:type="gramStart"/>
+            <w:r>
+              <w:t>taxa</w:t>
+            </w:r>
+            <w:proofErr w:type="spellEnd"/>
+            <w:r>
+              <w:t>(</w:t>
+            </w:r>
+            <w:proofErr w:type="spellStart"/>
+            <w:proofErr w:type="gramEnd"/>
+            <w:r>
+              <w:t>count_table_clean</w:t>
+            </w:r>
+            <w:proofErr w:type="spellEnd"/>
+            <w:r>
+              <w:t>$`#OTU ID`, tree)</w:t>
+            </w:r>
+          </w:p>
+        </w:tc>
+      </w:tr>
+      <w:tr>
+        <w:trPr>
+          <w:cnfStyle w:val="000000100000" w:firstRow="0" w:lastRow="0" w:firstColumn="0" w:lastColumn="0" w:oddVBand="0" w:evenVBand="0" w:oddHBand="1" w:evenHBand="0" w:firstRowFirstColumn="0" w:firstRowLastColumn="0" w:lastRowFirstColumn="0" w:lastRowLastColumn="0"/>
+        </w:trPr>
+        <w:tc>
+          <w:tcPr>
+            <w:cnfStyle w:val="001000000000" w:firstRow="0" w:lastRow="0" w:firstColumn="1" w:lastColumn="0" w:oddVBand="0" w:evenVBand="0" w:oddHBand="0" w:evenHBand="0" w:firstRowFirstColumn="0" w:firstRowLastColumn="0" w:lastRowFirstColumn="0" w:lastRowLastColumn="0"/>
+            <w:tcW w:w="3767" w:type="dxa"/>
+          </w:tcPr>
+          <w:p>
+            <w:r>
+              <w:t>Plot rarefaction curves of the data and save.</w:t>
+            </w:r>
+          </w:p>
+        </w:tc>
+        <w:tc>
+          <w:tcPr>
+            <w:tcW w:w="6681" w:type="dxa"/>
+          </w:tcPr>
+          <w:p>
+            <w:pPr>
+              <w:cnfStyle w:val="000000100000" w:firstRow="0" w:lastRow="0" w:firstColumn="0" w:lastColumn="0" w:oddVBand="0" w:evenVBand="0" w:oddHBand="1" w:evenHBand="0" w:firstRowFirstColumn="0" w:firstRowLastColumn="0" w:lastRowFirstColumn="0" w:lastRowLastColumn="0"/>
+            </w:pPr>
+            <w:r>
+              <w:t xml:space="preserve">This plots the number of </w:t>
+            </w:r>
+            <w:proofErr w:type="gramStart"/>
+            <w:r>
+              <w:t>sequence</w:t>
+            </w:r>
+            <w:proofErr w:type="gramEnd"/>
+            <w:r>
+              <w:t xml:space="preserve"> reads (individual microbes) per sample (x-axis) by the number of ASVs in that sample. We can use this to see what our smallest number of </w:t>
+            </w:r>
+            <w:proofErr w:type="gramStart"/>
+            <w:r>
+              <w:t>sequence</w:t>
+            </w:r>
+            <w:proofErr w:type="gramEnd"/>
+            <w:r>
+              <w:t xml:space="preserve"> reads in a sample was. A</w:t>
+            </w:r>
+            <w:r>
+              <w:t xml:space="preserve"> technique to assess species richness from the results of sampling</w:t>
+            </w:r>
+            <w:r>
+              <w:t xml:space="preserve"> depth.   </w:t>
+            </w:r>
+          </w:p>
+        </w:tc>
+        <w:tc>
+          <w:tcPr>
+            <w:tcW w:w="4950" w:type="dxa"/>
+          </w:tcPr>
+          <w:p>
+            <w:pPr>
+              <w:cnfStyle w:val="000000100000" w:firstRow="0" w:lastRow="0" w:firstColumn="0" w:lastColumn="0" w:oddVBand="0" w:evenVBand="0" w:oddHBand="1" w:evenHBand="0" w:firstRowFirstColumn="0" w:firstRowLastColumn="0" w:lastRowFirstColumn="0" w:lastRowLastColumn="0"/>
+            </w:pPr>
+            <w:r>
+              <w:t xml:space="preserve">pdf("results/rplot.pdf") </w:t>
+            </w:r>
+          </w:p>
+          <w:p>
+            <w:pPr>
+              <w:cnfStyle w:val="000000100000" w:firstRow="0" w:lastRow="0" w:firstColumn="0" w:lastColumn="0" w:oddVBand="0" w:evenVBand="0" w:oddHBand="1" w:evenHBand="0" w:firstRowFirstColumn="0" w:firstRowLastColumn="0" w:lastRowFirstColumn="0" w:lastRowLastColumn="0"/>
+            </w:pPr>
+            <w:proofErr w:type="spellStart"/>
+            <w:r>
+              <w:t>rarecurve</w:t>
+            </w:r>
+            <w:proofErr w:type="spellEnd"/>
+            <w:r>
+              <w:t>(t(</w:t>
+            </w:r>
+            <w:proofErr w:type="spellStart"/>
+            <w:r>
+              <w:t>count_table_clean</w:t>
+            </w:r>
+            <w:proofErr w:type="spellEnd"/>
+            <w:r>
+              <w:t xml:space="preserve">), step=100, </w:t>
+            </w:r>
+            <w:proofErr w:type="spellStart"/>
+            <w:r>
+              <w:t>cex</w:t>
+            </w:r>
+            <w:proofErr w:type="spellEnd"/>
+            <w:r>
+              <w:t>=0.5, col=palette(rainbow(</w:t>
+            </w:r>
+            <w:proofErr w:type="spellStart"/>
+            <w:r>
+              <w:t>nrow</w:t>
+            </w:r>
+            <w:proofErr w:type="spellEnd"/>
+            <w:r>
+              <w:t xml:space="preserve">(metadata))), </w:t>
+            </w:r>
+            <w:proofErr w:type="spellStart"/>
+            <w:r>
+              <w:t>lwd</w:t>
+            </w:r>
+            <w:proofErr w:type="spellEnd"/>
+            <w:r>
+              <w:t xml:space="preserve">=2, </w:t>
+            </w:r>
+            <w:proofErr w:type="spellStart"/>
+            <w:r>
+              <w:t>ylab</w:t>
+            </w:r>
+            <w:proofErr w:type="spellEnd"/>
+            <w:r>
+              <w:t>="ASVs", label=T)</w:t>
+            </w:r>
+          </w:p>
+          <w:p>
+            <w:pPr>
+              <w:cnfStyle w:val="000000100000" w:firstRow="0" w:lastRow="0" w:firstColumn="0" w:lastColumn="0" w:oddVBand="0" w:evenVBand="0" w:oddHBand="1" w:evenHBand="0" w:firstRowFirstColumn="0" w:firstRowLastColumn="0" w:lastRowFirstColumn="0" w:lastRowLastColumn="0"/>
+            </w:pPr>
+            <w:r>
+              <w:t># Add line to indicate the fewest # of sequences</w:t>
+            </w:r>
+          </w:p>
+          <w:p>
+            <w:pPr>
+              <w:cnfStyle w:val="000000100000" w:firstRow="0" w:lastRow="0" w:firstColumn="0" w:lastColumn="0" w:oddVBand="0" w:evenVBand="0" w:oddHBand="1" w:evenHBand="0" w:firstRowFirstColumn="0" w:firstRowLastColumn="0" w:lastRowFirstColumn="0" w:lastRowLastColumn="0"/>
+            </w:pPr>
+            <w:proofErr w:type="spellStart"/>
+            <w:r>
+              <w:t>abline</w:t>
+            </w:r>
+            <w:proofErr w:type="spellEnd"/>
+            <w:r>
+              <w:t>(v=(min(</w:t>
+            </w:r>
+            <w:proofErr w:type="spellStart"/>
+            <w:r>
+              <w:t>rowSums</w:t>
+            </w:r>
+            <w:proofErr w:type="spellEnd"/>
+            <w:r>
+              <w:t>(t(</w:t>
+            </w:r>
+            <w:proofErr w:type="spellStart"/>
+            <w:r>
+              <w:t>count_table_clean</w:t>
+            </w:r>
+            <w:proofErr w:type="spellEnd"/>
+            <w:r>
+              <w:t>)))))</w:t>
+            </w:r>
+          </w:p>
+          <w:p>
+            <w:pPr>
+              <w:cnfStyle w:val="000000100000" w:firstRow="0" w:lastRow="0" w:firstColumn="0" w:lastColumn="0" w:oddVBand="0" w:evenVBand="0" w:oddHBand="1" w:evenHBand="0" w:firstRowFirstColumn="0" w:firstRowLastColumn="0" w:lastRowFirstColumn="0" w:lastRowLastColumn="0"/>
+            </w:pPr>
+            <w:proofErr w:type="spellStart"/>
+            <w:proofErr w:type="gramStart"/>
+            <w:r>
+              <w:t>dev.off</w:t>
+            </w:r>
+            <w:proofErr w:type="spellEnd"/>
+            <w:r>
+              <w:t>(</w:t>
+            </w:r>
+            <w:proofErr w:type="gramEnd"/>
+            <w:r>
+              <w:t>)</w:t>
+            </w:r>
+          </w:p>
+        </w:tc>
+      </w:tr>
+      <w:tr>
+        <w:tc>
+          <w:tcPr>
+            <w:cnfStyle w:val="001000000000" w:firstRow="0" w:lastRow="0" w:firstColumn="1" w:lastColumn="0" w:oddVBand="0" w:evenVBand="0" w:oddHBand="0" w:evenHBand="0" w:firstRowFirstColumn="0" w:firstRowLastColumn="0" w:lastRowFirstColumn="0" w:lastRowLastColumn="0"/>
+            <w:tcW w:w="3767" w:type="dxa"/>
+          </w:tcPr>
+          <w:p>
+            <w:r>
+              <w:t xml:space="preserve">Convert the count table with contaminants removed to a </w:t>
+            </w:r>
+            <w:proofErr w:type="spellStart"/>
+            <w:r>
+              <w:t>phyloseq</w:t>
+            </w:r>
+            <w:proofErr w:type="spellEnd"/>
+            <w:r>
+              <w:t xml:space="preserve"> object.</w:t>
+            </w:r>
+          </w:p>
+        </w:tc>
+        <w:tc>
+          <w:tcPr>
+            <w:tcW w:w="6681" w:type="dxa"/>
+          </w:tcPr>
+          <w:p>
+            <w:pPr>
+              <w:cnfStyle w:val="000000000000" w:firstRow="0" w:lastRow="0" w:firstColumn="0" w:lastColumn="0" w:oddVBand="0" w:evenVBand="0" w:oddHBand="0" w:evenHBand="0" w:firstRowFirstColumn="0" w:firstRowLastColumn="0" w:lastRowFirstColumn="0" w:lastRowLastColumn="0"/>
+            </w:pPr>
+            <w:proofErr w:type="spellStart"/>
+            <w:r>
+              <w:t>Otu_table</w:t>
+            </w:r>
+            <w:proofErr w:type="spellEnd"/>
+            <w:r>
+              <w:t xml:space="preserve"> uses the </w:t>
+            </w:r>
+            <w:proofErr w:type="spellStart"/>
+            <w:r>
+              <w:t>phyloseq</w:t>
+            </w:r>
+            <w:proofErr w:type="spellEnd"/>
+            <w:r>
+              <w:t xml:space="preserve"> package. This function </w:t>
+            </w:r>
+            <w:r>
+              <w:t>construct</w:t>
+            </w:r>
+            <w:r>
+              <w:t>s</w:t>
+            </w:r>
+            <w:r>
+              <w:t xml:space="preserve"> and</w:t>
+            </w:r>
+            <w:r>
+              <w:t>/or</w:t>
+            </w:r>
+            <w:r>
+              <w:t xml:space="preserve"> access</w:t>
+            </w:r>
+            <w:r>
+              <w:t>es</w:t>
+            </w:r>
+            <w:r>
+              <w:t xml:space="preserve"> Operational Taxonomic Unit (OTU) abundance (</w:t>
+            </w:r>
+            <w:proofErr w:type="spellStart"/>
+            <w:r>
+              <w:t>otu_table</w:t>
+            </w:r>
+            <w:proofErr w:type="spellEnd"/>
+            <w:r>
+              <w:t>-class) objects.</w:t>
+            </w:r>
+            <w:r>
+              <w:t xml:space="preserve"> Because we told R that the first column in the count table was the row names earlier, it’s easier to convert it to a </w:t>
+            </w:r>
+            <w:proofErr w:type="spellStart"/>
+            <w:r>
+              <w:t>phyloseq</w:t>
+            </w:r>
+            <w:proofErr w:type="spellEnd"/>
+            <w:r>
+              <w:t xml:space="preserve"> object here.</w:t>
+            </w:r>
+          </w:p>
+        </w:tc>
+        <w:tc>
+          <w:tcPr>
+            <w:tcW w:w="4950" w:type="dxa"/>
+          </w:tcPr>
+          <w:p>
+            <w:pPr>
+              <w:cnfStyle w:val="000000000000" w:firstRow="0" w:lastRow="0" w:firstColumn="0" w:lastColumn="0" w:oddVBand="0" w:evenVBand="0" w:oddHBand="0" w:evenHBand="0" w:firstRowFirstColumn="0" w:firstRowLastColumn="0" w:lastRowFirstColumn="0" w:lastRowLastColumn="0"/>
+            </w:pPr>
+            <w:proofErr w:type="spellStart"/>
+            <w:r>
+              <w:t>count_table_no_contam_phyloseq</w:t>
+            </w:r>
+            <w:proofErr w:type="spellEnd"/>
+            <w:r>
+              <w:t xml:space="preserve"> &lt;- </w:t>
+            </w:r>
+            <w:proofErr w:type="spellStart"/>
+            <w:r>
+              <w:t>otu_</w:t>
+            </w:r>
+            <w:proofErr w:type="gramStart"/>
+            <w:r>
+              <w:t>table</w:t>
+            </w:r>
+            <w:proofErr w:type="spellEnd"/>
+            <w:r>
+              <w:t>(</w:t>
+            </w:r>
+            <w:proofErr w:type="spellStart"/>
+            <w:proofErr w:type="gramEnd"/>
+            <w:r>
+              <w:t>count_table_clean</w:t>
+            </w:r>
+            <w:proofErr w:type="spellEnd"/>
+            <w:r>
+              <w:t xml:space="preserve">, </w:t>
+            </w:r>
+            <w:proofErr w:type="spellStart"/>
+            <w:r>
+              <w:t>taxa_are_rows</w:t>
+            </w:r>
+            <w:proofErr w:type="spellEnd"/>
+            <w:r>
+              <w:t xml:space="preserve"> = TRUE)</w:t>
+            </w:r>
+          </w:p>
+        </w:tc>
+      </w:tr>
+      <w:tr>
+        <w:trPr>
+          <w:cnfStyle w:val="000000100000" w:firstRow="0" w:lastRow="0" w:firstColumn="0" w:lastColumn="0" w:oddVBand="0" w:evenVBand="0" w:oddHBand="1" w:evenHBand="0" w:firstRowFirstColumn="0" w:firstRowLastColumn="0" w:lastRowFirstColumn="0" w:lastRowLastColumn="0"/>
+        </w:trPr>
+        <w:tc>
+          <w:tcPr>
+            <w:cnfStyle w:val="001000000000" w:firstRow="0" w:lastRow="0" w:firstColumn="1" w:lastColumn="0" w:oddVBand="0" w:evenVBand="0" w:oddHBand="0" w:evenHBand="0" w:firstRowFirstColumn="0" w:firstRowLastColumn="0" w:lastRowFirstColumn="0" w:lastRowLastColumn="0"/>
+            <w:tcW w:w="3767" w:type="dxa"/>
+          </w:tcPr>
+          <w:p>
+            <w:r>
+              <w:t>Filter out ASVs that have an abundance of 1 (i.e. singletons)</w:t>
+            </w:r>
+          </w:p>
+        </w:tc>
+        <w:tc>
+          <w:tcPr>
+            <w:tcW w:w="6681" w:type="dxa"/>
+          </w:tcPr>
+          <w:p>
+            <w:pPr>
+              <w:cnfStyle w:val="000000100000" w:firstRow="0" w:lastRow="0" w:firstColumn="0" w:lastColumn="0" w:oddVBand="0" w:evenVBand="0" w:oddHBand="1" w:evenHBand="0" w:firstRowFirstColumn="0" w:firstRowLastColumn="0" w:lastRowFirstColumn="0" w:lastRowLastColumn="0"/>
+            </w:pPr>
+            <w:proofErr w:type="spellStart"/>
+            <w:r>
+              <w:t>Prune_taxa</w:t>
+            </w:r>
+            <w:proofErr w:type="spellEnd"/>
+            <w:r>
+              <w:t xml:space="preserve"> is from the </w:t>
+            </w:r>
+            <w:proofErr w:type="spellStart"/>
+            <w:r>
+              <w:t>phyloseq</w:t>
+            </w:r>
+            <w:proofErr w:type="spellEnd"/>
+            <w:r>
+              <w:t xml:space="preserve"> package.</w:t>
+            </w:r>
+            <w:r>
+              <w:t xml:space="preserve"> We also might want to avoid this step when it comes to carrying out the analysis for rare taxa. Singletons are removed as they are assumed to play no ecological role.</w:t>
+            </w:r>
+          </w:p>
+        </w:tc>
+        <w:tc>
+          <w:tcPr>
+            <w:tcW w:w="4950" w:type="dxa"/>
+          </w:tcPr>
+          <w:p>
+            <w:pPr>
+              <w:cnfStyle w:val="000000100000" w:firstRow="0" w:lastRow="0" w:firstColumn="0" w:lastColumn="0" w:oddVBand="0" w:evenVBand="0" w:oddHBand="1" w:evenHBand="0" w:firstRowFirstColumn="0" w:firstRowLastColumn="0" w:lastRowFirstColumn="0" w:lastRowLastColumn="0"/>
+            </w:pPr>
+            <w:proofErr w:type="spellStart"/>
+            <w:r>
+              <w:t>count_table_no_contam_no_singletons_phyloseq</w:t>
+            </w:r>
+            <w:proofErr w:type="spellEnd"/>
+            <w:r>
+              <w:t xml:space="preserve"> &lt;- </w:t>
+            </w:r>
+            <w:proofErr w:type="spellStart"/>
+            <w:r>
+              <w:t>prune_taxa</w:t>
+            </w:r>
+            <w:proofErr w:type="spellEnd"/>
+            <w:r>
+              <w:t>(</w:t>
+            </w:r>
+            <w:proofErr w:type="spellStart"/>
+            <w:r>
+              <w:t>taxa_sums</w:t>
+            </w:r>
+            <w:proofErr w:type="spellEnd"/>
+            <w:r>
+              <w:t>(</w:t>
+            </w:r>
+            <w:proofErr w:type="spellStart"/>
+            <w:r>
+              <w:t>count_table_no_contam_phyloseq</w:t>
+            </w:r>
+            <w:proofErr w:type="spellEnd"/>
+            <w:r>
+              <w:t xml:space="preserve">) &gt; 1, </w:t>
+            </w:r>
+            <w:proofErr w:type="spellStart"/>
+            <w:r>
+              <w:t>count_table_no_contam_phyloseq</w:t>
+            </w:r>
+            <w:proofErr w:type="spellEnd"/>
+            <w:r>
+              <w:t>)</w:t>
+            </w:r>
+          </w:p>
+        </w:tc>
+      </w:tr>
+      <w:tr>
+        <w:tc>
+          <w:tcPr>
+            <w:cnfStyle w:val="001000000000" w:firstRow="0" w:lastRow="0" w:firstColumn="1" w:lastColumn="0" w:oddVBand="0" w:evenVBand="0" w:oddHBand="0" w:evenHBand="0" w:firstRowFirstColumn="0" w:firstRowLastColumn="0" w:lastRowFirstColumn="0" w:lastRowLastColumn="0"/>
+            <w:tcW w:w="3767" w:type="dxa"/>
+          </w:tcPr>
+          <w:p>
+            <w:r>
+              <w:t>Remove singletons from the taxonomy table.</w:t>
+            </w:r>
+          </w:p>
+        </w:tc>
+        <w:tc>
+          <w:tcPr>
+            <w:tcW w:w="6681" w:type="dxa"/>
+          </w:tcPr>
+          <w:p>
+            <w:pPr>
+              <w:cnfStyle w:val="000000000000" w:firstRow="0" w:lastRow="0" w:firstColumn="0" w:lastColumn="0" w:oddVBand="0" w:evenVBand="0" w:oddHBand="0" w:evenHBand="0" w:firstRowFirstColumn="0" w:firstRowLastColumn="0" w:lastRowFirstColumn="0" w:lastRowLastColumn="0"/>
+            </w:pPr>
+            <w:proofErr w:type="gramStart"/>
+            <w:r>
+              <w:t>So</w:t>
+            </w:r>
+            <w:proofErr w:type="gramEnd"/>
+            <w:r>
+              <w:t xml:space="preserve"> the taxonomy table ASVs will match the count table ASVs.</w:t>
+            </w:r>
+          </w:p>
+        </w:tc>
+        <w:tc>
+          <w:tcPr>
+            <w:tcW w:w="4950" w:type="dxa"/>
+          </w:tcPr>
+          <w:p>
+            <w:pPr>
+              <w:cnfStyle w:val="000000000000" w:firstRow="0" w:lastRow="0" w:firstColumn="0" w:lastColumn="0" w:oddVBand="0" w:evenVBand="0" w:oddHBand="0" w:evenHBand="0" w:firstRowFirstColumn="0" w:firstRowLastColumn="0" w:lastRowFirstColumn="0" w:lastRowLastColumn="0"/>
+            </w:pPr>
+            <w:proofErr w:type="spellStart"/>
+            <w:r>
+              <w:t>count_table_no_contam_no_singletons</w:t>
+            </w:r>
+            <w:proofErr w:type="spellEnd"/>
+            <w:r>
+              <w:t xml:space="preserve"> &lt;- </w:t>
+            </w:r>
+            <w:proofErr w:type="gramStart"/>
+            <w:r>
+              <w:t>filter(</w:t>
+            </w:r>
+            <w:proofErr w:type="spellStart"/>
+            <w:proofErr w:type="gramEnd"/>
+            <w:r>
+              <w:t>count_table_clean</w:t>
+            </w:r>
+            <w:proofErr w:type="spellEnd"/>
+            <w:r>
+              <w:t xml:space="preserve">, </w:t>
+            </w:r>
+            <w:proofErr w:type="spellStart"/>
+            <w:r>
+              <w:t>rowSums</w:t>
+            </w:r>
+            <w:proofErr w:type="spellEnd"/>
+            <w:r>
+              <w:t>(</w:t>
+            </w:r>
+            <w:proofErr w:type="spellStart"/>
+            <w:r>
+              <w:t>count_table_clean</w:t>
+            </w:r>
+            <w:proofErr w:type="spellEnd"/>
+            <w:r>
+              <w:t>)&gt;1)</w:t>
+            </w:r>
+          </w:p>
+          <w:p>
+            <w:pPr>
+              <w:cnfStyle w:val="000000000000" w:firstRow="0" w:lastRow="0" w:firstColumn="0" w:lastColumn="0" w:oddVBand="0" w:evenVBand="0" w:oddHBand="0" w:evenHBand="0" w:firstRowFirstColumn="0" w:firstRowLastColumn="0" w:lastRowFirstColumn="0" w:lastRowLastColumn="0"/>
+            </w:pPr>
+          </w:p>
+          <w:p>
+            <w:pPr>
+              <w:cnfStyle w:val="000000000000" w:firstRow="0" w:lastRow="0" w:firstColumn="0" w:lastColumn="0" w:oddVBand="0" w:evenVBand="0" w:oddHBand="0" w:evenHBand="0" w:firstRowFirstColumn="0" w:firstRowLastColumn="0" w:lastRowFirstColumn="0" w:lastRowLastColumn="0"/>
+            </w:pPr>
+            <w:proofErr w:type="spellStart"/>
+            <w:r>
+              <w:t>taxonomy_no_contam_no_singletons</w:t>
+            </w:r>
+            <w:proofErr w:type="spellEnd"/>
+            <w:r>
+              <w:t xml:space="preserve"> &lt;- </w:t>
+            </w:r>
+            <w:proofErr w:type="gramStart"/>
+            <w:r>
+              <w:t>subset(</w:t>
+            </w:r>
+            <w:proofErr w:type="spellStart"/>
+            <w:proofErr w:type="gramEnd"/>
+            <w:r>
+              <w:t>taxonomy_clean</w:t>
+            </w:r>
+            <w:proofErr w:type="spellEnd"/>
+            <w:r>
+              <w:t xml:space="preserve">, `Feature ID` %in% </w:t>
+            </w:r>
+            <w:proofErr w:type="spellStart"/>
+            <w:r>
+              <w:t>row.names</w:t>
+            </w:r>
+            <w:proofErr w:type="spellEnd"/>
+            <w:r>
+              <w:t>(</w:t>
+            </w:r>
+            <w:proofErr w:type="spellStart"/>
+            <w:r>
+              <w:t>count_table_no_contam_no_singletons</w:t>
+            </w:r>
+            <w:proofErr w:type="spellEnd"/>
+            <w:r>
+              <w:t>))</w:t>
+            </w:r>
+          </w:p>
+        </w:tc>
+      </w:tr>
+      <w:tr>
+        <w:trPr>
+          <w:cnfStyle w:val="000000100000" w:firstRow="0" w:lastRow="0" w:firstColumn="0" w:lastColumn="0" w:oddVBand="0" w:evenVBand="0" w:oddHBand="1" w:evenHBand="0" w:firstRowFirstColumn="0" w:firstRowLastColumn="0" w:lastRowFirstColumn="0" w:lastRowLastColumn="0"/>
+        </w:trPr>
+        <w:tc>
+          <w:tcPr>
+            <w:cnfStyle w:val="001000000000" w:firstRow="0" w:lastRow="0" w:firstColumn="1" w:lastColumn="0" w:oddVBand="0" w:evenVBand="0" w:oddHBand="0" w:evenHBand="0" w:firstRowFirstColumn="0" w:firstRowLastColumn="0" w:lastRowFirstColumn="0" w:lastRowLastColumn="0"/>
+            <w:tcW w:w="3767" w:type="dxa"/>
+          </w:tcPr>
+          <w:p>
+            <w:r>
+              <w:t>Modify the taxonomy table.</w:t>
+            </w:r>
+          </w:p>
+        </w:tc>
+        <w:tc>
+          <w:tcPr>
+            <w:tcW w:w="6681" w:type="dxa"/>
+          </w:tcPr>
+          <w:p>
+            <w:pPr>
+              <w:cnfStyle w:val="000000100000" w:firstRow="0" w:lastRow="0" w:firstColumn="0" w:lastColumn="0" w:oddVBand="0" w:evenVBand="0" w:oddHBand="1" w:evenHBand="0" w:firstRowFirstColumn="0" w:firstRowLastColumn="0" w:lastRowFirstColumn="0" w:lastRowLastColumn="0"/>
+            </w:pPr>
+            <w:r>
+              <w:t>By separating the levels of taxonomy it’s easier to use this in downstream analyses.</w:t>
+            </w:r>
+          </w:p>
+        </w:tc>
+        <w:tc>
+          <w:tcPr>
+            <w:tcW w:w="4950" w:type="dxa"/>
+          </w:tcPr>
+          <w:p>
+            <w:pPr>
+              <w:cnfStyle w:val="000000100000" w:firstRow="0" w:lastRow="0" w:firstColumn="0" w:lastColumn="0" w:oddVBand="0" w:evenVBand="0" w:oddHBand="1" w:evenHBand="0" w:firstRowFirstColumn="0" w:firstRowLastColumn="0" w:lastRowFirstColumn="0" w:lastRowLastColumn="0"/>
+            </w:pPr>
+            <w:r>
+              <w:t xml:space="preserve">taxonomy &lt;- </w:t>
+            </w:r>
+            <w:proofErr w:type="spellStart"/>
+            <w:r>
+              <w:t>taxonomy_no_contam_no_singletons</w:t>
+            </w:r>
+            <w:proofErr w:type="spellEnd"/>
+            <w:r>
+              <w:t xml:space="preserve"> %&gt;%</w:t>
+            </w:r>
+          </w:p>
+          <w:p>
+            <w:pPr>
+              <w:cnfStyle w:val="000000100000" w:firstRow="0" w:lastRow="0" w:firstColumn="0" w:lastColumn="0" w:oddVBand="0" w:evenVBand="0" w:oddHBand="1" w:evenHBand="0" w:firstRowFirstColumn="0" w:firstRowLastColumn="0" w:lastRowFirstColumn="0" w:lastRowLastColumn="0"/>
+            </w:pPr>
+            <w:r>
+              <w:t xml:space="preserve">  </w:t>
+            </w:r>
+            <w:proofErr w:type="gramStart"/>
+            <w:r>
+              <w:t>mutate(</w:t>
+            </w:r>
+            <w:proofErr w:type="gramEnd"/>
+            <w:r>
+              <w:t>taxonomy=</w:t>
+            </w:r>
+            <w:proofErr w:type="spellStart"/>
+            <w:r>
+              <w:t>str_replace_all</w:t>
+            </w:r>
+            <w:proofErr w:type="spellEnd"/>
+            <w:r>
+              <w:t>(string=Taxon, pattern="D_\\d*\\__", replacement="")) %&gt;%</w:t>
+            </w:r>
+          </w:p>
+          <w:p>
+            <w:pPr>
+              <w:cnfStyle w:val="000000100000" w:firstRow="0" w:lastRow="0" w:firstColumn="0" w:lastColumn="0" w:oddVBand="0" w:evenVBand="0" w:oddHBand="1" w:evenHBand="0" w:firstRowFirstColumn="0" w:firstRowLastColumn="0" w:lastRowFirstColumn="0" w:lastRowLastColumn="0"/>
+            </w:pPr>
+            <w:r>
+              <w:lastRenderedPageBreak/>
+              <w:t xml:space="preserve">  </w:t>
+            </w:r>
+            <w:proofErr w:type="gramStart"/>
+            <w:r>
+              <w:t>mutate(</w:t>
+            </w:r>
+            <w:proofErr w:type="gramEnd"/>
+            <w:r>
+              <w:t>taxonomy=</w:t>
+            </w:r>
+            <w:proofErr w:type="spellStart"/>
+            <w:r>
+              <w:t>str_replace_all</w:t>
+            </w:r>
+            <w:proofErr w:type="spellEnd"/>
+            <w:r>
+              <w:t>(string=taxonomy, pattern=";$", replacement="")) %&gt;%</w:t>
+            </w:r>
+          </w:p>
+          <w:p>
+            <w:pPr>
+              <w:cnfStyle w:val="000000100000" w:firstRow="0" w:lastRow="0" w:firstColumn="0" w:lastColumn="0" w:oddVBand="0" w:evenVBand="0" w:oddHBand="1" w:evenHBand="0" w:firstRowFirstColumn="0" w:firstRowLastColumn="0" w:lastRowFirstColumn="0" w:lastRowLastColumn="0"/>
+            </w:pPr>
+            <w:proofErr w:type="gramStart"/>
+            <w:r>
+              <w:t>separate(</w:t>
+            </w:r>
+            <w:proofErr w:type="gramEnd"/>
+            <w:r>
+              <w:t xml:space="preserve">taxonomy, into=c("Kingdom", "Phylum", "Class", "Order", "Family", "Genus", "Species"), </w:t>
+            </w:r>
+            <w:proofErr w:type="spellStart"/>
+            <w:r>
+              <w:t>sep</w:t>
+            </w:r>
+            <w:proofErr w:type="spellEnd"/>
+            <w:r>
+              <w:t>=";") %&gt;%</w:t>
+            </w:r>
+          </w:p>
+          <w:p>
+            <w:pPr>
+              <w:cnfStyle w:val="000000100000" w:firstRow="0" w:lastRow="0" w:firstColumn="0" w:lastColumn="0" w:oddVBand="0" w:evenVBand="0" w:oddHBand="1" w:evenHBand="0" w:firstRowFirstColumn="0" w:firstRowLastColumn="0" w:lastRowFirstColumn="0" w:lastRowLastColumn="0"/>
+            </w:pPr>
+            <w:r>
+              <w:t xml:space="preserve">  </w:t>
+            </w:r>
+            <w:proofErr w:type="gramStart"/>
+            <w:r>
+              <w:t>select(</w:t>
+            </w:r>
+            <w:proofErr w:type="gramEnd"/>
+            <w:r>
+              <w:t>-Taxon, -Confidence) %&gt;%</w:t>
+            </w:r>
+          </w:p>
+          <w:p>
+            <w:pPr>
+              <w:cnfStyle w:val="000000100000" w:firstRow="0" w:lastRow="0" w:firstColumn="0" w:lastColumn="0" w:oddVBand="0" w:evenVBand="0" w:oddHBand="1" w:evenHBand="0" w:firstRowFirstColumn="0" w:firstRowLastColumn="0" w:lastRowFirstColumn="0" w:lastRowLastColumn="0"/>
+            </w:pPr>
+            <w:r>
+              <w:t xml:space="preserve">  </w:t>
+            </w:r>
+            <w:proofErr w:type="spellStart"/>
+            <w:r>
+              <w:t>column_to_</w:t>
+            </w:r>
+            <w:proofErr w:type="gramStart"/>
+            <w:r>
+              <w:t>rownames</w:t>
+            </w:r>
+            <w:proofErr w:type="spellEnd"/>
+            <w:r>
+              <w:t>(</w:t>
+            </w:r>
+            <w:proofErr w:type="spellStart"/>
+            <w:proofErr w:type="gramEnd"/>
+            <w:r>
+              <w:t>var</w:t>
+            </w:r>
+            <w:proofErr w:type="spellEnd"/>
+            <w:r>
+              <w:t>='Feature ID')</w:t>
+            </w:r>
+          </w:p>
+          <w:p>
+            <w:pPr>
+              <w:cnfStyle w:val="000000100000" w:firstRow="0" w:lastRow="0" w:firstColumn="0" w:lastColumn="0" w:oddVBand="0" w:evenVBand="0" w:oddHBand="1" w:evenHBand="0" w:firstRowFirstColumn="0" w:firstRowLastColumn="0" w:lastRowFirstColumn="0" w:lastRowLastColumn="0"/>
+            </w:pPr>
+          </w:p>
+          <w:p>
+            <w:pPr>
+              <w:cnfStyle w:val="000000100000" w:firstRow="0" w:lastRow="0" w:firstColumn="0" w:lastColumn="0" w:oddVBand="0" w:evenVBand="0" w:oddHBand="1" w:evenHBand="0" w:firstRowFirstColumn="0" w:firstRowLastColumn="0" w:lastRowFirstColumn="0" w:lastRowLastColumn="0"/>
+            </w:pPr>
+            <w:proofErr w:type="spellStart"/>
+            <w:r>
+              <w:t>rownames</w:t>
+            </w:r>
+            <w:proofErr w:type="spellEnd"/>
+            <w:r>
+              <w:t xml:space="preserve">(taxonomy) &lt;- </w:t>
+            </w:r>
+            <w:proofErr w:type="spellStart"/>
+            <w:r>
+              <w:t>rownames</w:t>
+            </w:r>
+            <w:proofErr w:type="spellEnd"/>
+            <w:r>
+              <w:t>(</w:t>
+            </w:r>
+            <w:proofErr w:type="spellStart"/>
+            <w:r>
+              <w:t>count_table_no_contam_no_singletons</w:t>
+            </w:r>
+            <w:proofErr w:type="spellEnd"/>
+            <w:r>
+              <w:t>)</w:t>
+            </w:r>
+          </w:p>
+        </w:tc>
+      </w:tr>
+      <w:tr>
+        <w:tc>
+          <w:tcPr>
+            <w:cnfStyle w:val="001000000000" w:firstRow="0" w:lastRow="0" w:firstColumn="1" w:lastColumn="0" w:oddVBand="0" w:evenVBand="0" w:oddHBand="0" w:evenHBand="0" w:firstRowFirstColumn="0" w:firstRowLastColumn="0" w:lastRowFirstColumn="0" w:lastRowLastColumn="0"/>
+            <w:tcW w:w="3767" w:type="dxa"/>
+          </w:tcPr>
+          <w:p>
+            <w:r>
+              <w:lastRenderedPageBreak/>
+              <w:t>Perform Hellinger transformation of the count data.</w:t>
+            </w:r>
+          </w:p>
+        </w:tc>
+        <w:tc>
+          <w:tcPr>
+            <w:tcW w:w="6681" w:type="dxa"/>
+          </w:tcPr>
+          <w:p>
+            <w:pPr>
+              <w:cnfStyle w:val="000000000000" w:firstRow="0" w:lastRow="0" w:firstColumn="0" w:lastColumn="0" w:oddVBand="0" w:evenVBand="0" w:oddHBand="0" w:evenHBand="0" w:firstRowFirstColumn="0" w:firstRowLastColumn="0" w:lastRowFirstColumn="0" w:lastRowLastColumn="0"/>
+            </w:pPr>
+            <w:r>
+              <w:t xml:space="preserve">As ecological data are often not normally distributed, it is necessary to transform them for use in further statistical analyses such as principal components analysis (PCA) and redundancy analysis (RDA). </w:t>
+            </w:r>
+            <w:r>
+              <w:t xml:space="preserve">These analyses use simple Euclidean distances in their ordinations which are often not appropriate for count data. Hence, these transformations may improve the effectiveness of many analyses in representing ecological relationships. </w:t>
+            </w:r>
+            <w:r>
+              <w:t>Hellinger is p</w:t>
+            </w:r>
+            <w:r>
+              <w:t xml:space="preserve">articularly suited to species abundance </w:t>
+            </w:r>
+            <w:proofErr w:type="gramStart"/>
+            <w:r>
+              <w:t>data,</w:t>
+            </w:r>
+            <w:proofErr w:type="gramEnd"/>
+            <w:r>
+              <w:t xml:space="preserve"> this transformation gives low weights to variables with low counts and many zeros. The transformation itself comprises dividing each value in a data matrix by its row sum, and taking the square root of the quotient.</w:t>
+            </w:r>
+            <w:r>
+              <w:t xml:space="preserve"> The </w:t>
+            </w:r>
+            <w:proofErr w:type="spellStart"/>
+            <w:r>
+              <w:t>decostand</w:t>
+            </w:r>
+            <w:proofErr w:type="spellEnd"/>
+            <w:r>
+              <w:t xml:space="preserve"> function is from the vegan package.</w:t>
+            </w:r>
+          </w:p>
+        </w:tc>
+        <w:tc>
+          <w:tcPr>
+            <w:tcW w:w="4950" w:type="dxa"/>
+          </w:tcPr>
+          <w:p>
+            <w:pPr>
+              <w:cnfStyle w:val="000000000000" w:firstRow="0" w:lastRow="0" w:firstColumn="0" w:lastColumn="0" w:oddVBand="0" w:evenVBand="0" w:oddHBand="0" w:evenHBand="0" w:firstRowFirstColumn="0" w:firstRowLastColumn="0" w:lastRowFirstColumn="0" w:lastRowLastColumn="0"/>
+            </w:pPr>
+            <w:proofErr w:type="spellStart"/>
+            <w:r>
+              <w:t>count_table_hellinger</w:t>
+            </w:r>
+            <w:proofErr w:type="spellEnd"/>
+            <w:r>
+              <w:t xml:space="preserve"> &lt;- </w:t>
+            </w:r>
+            <w:proofErr w:type="spellStart"/>
+            <w:r>
+              <w:t>decostand</w:t>
+            </w:r>
+            <w:proofErr w:type="spellEnd"/>
+            <w:r>
+              <w:t>(t(</w:t>
+            </w:r>
+            <w:proofErr w:type="spellStart"/>
+            <w:r>
+              <w:t>count_table_no_contam_no_singletons</w:t>
+            </w:r>
+            <w:proofErr w:type="spellEnd"/>
+            <w:r>
+              <w:t>), "</w:t>
+            </w:r>
+            <w:proofErr w:type="spellStart"/>
+            <w:r>
+              <w:t>hellinger</w:t>
+            </w:r>
+            <w:proofErr w:type="spellEnd"/>
+            <w:r>
+              <w:t>")</w:t>
+            </w:r>
+          </w:p>
+        </w:tc>
+      </w:tr>
+      <w:tr>
+        <w:trPr>
+          <w:cnfStyle w:val="000000100000" w:firstRow="0" w:lastRow="0" w:firstColumn="0" w:lastColumn="0" w:oddVBand="0" w:evenVBand="0" w:oddHBand="1" w:evenHBand="0" w:firstRowFirstColumn="0" w:firstRowLastColumn="0" w:lastRowFirstColumn="0" w:lastRowLastColumn="0"/>
+        </w:trPr>
+        <w:tc>
+          <w:tcPr>
+            <w:cnfStyle w:val="001000000000" w:firstRow="0" w:lastRow="0" w:firstColumn="1" w:lastColumn="0" w:oddVBand="0" w:evenVBand="0" w:oddHBand="0" w:evenHBand="0" w:firstRowFirstColumn="0" w:firstRowLastColumn="0" w:lastRowFirstColumn="0" w:lastRowLastColumn="0"/>
+            <w:tcW w:w="3767" w:type="dxa"/>
+          </w:tcPr>
+          <w:p>
+            <w:r>
+              <w:t xml:space="preserve">Convert the transformed data to a </w:t>
+            </w:r>
+            <w:proofErr w:type="spellStart"/>
+            <w:r>
+              <w:t>tibble</w:t>
+            </w:r>
+            <w:proofErr w:type="spellEnd"/>
+            <w:r>
+              <w:t>.</w:t>
+            </w:r>
+          </w:p>
+        </w:tc>
+        <w:tc>
+          <w:tcPr>
+            <w:tcW w:w="6681" w:type="dxa"/>
+          </w:tcPr>
+          <w:p>
+            <w:pPr>
+              <w:cnfStyle w:val="000000100000" w:firstRow="0" w:lastRow="0" w:firstColumn="0" w:lastColumn="0" w:oddVBand="0" w:evenVBand="0" w:oddHBand="1" w:evenHBand="0" w:firstRowFirstColumn="0" w:firstRowLastColumn="0" w:lastRowFirstColumn="0" w:lastRowLastColumn="0"/>
+            </w:pPr>
+            <w:r>
+              <w:t xml:space="preserve">There are two main differences in the usage of a data frame vs a </w:t>
+            </w:r>
+            <w:proofErr w:type="spellStart"/>
+            <w:r>
+              <w:t>tibble</w:t>
+            </w:r>
+            <w:proofErr w:type="spellEnd"/>
+            <w:r>
+              <w:t xml:space="preserve">: printing, and </w:t>
+            </w:r>
+            <w:proofErr w:type="spellStart"/>
+            <w:r>
+              <w:t>subsetting</w:t>
+            </w:r>
+            <w:proofErr w:type="spellEnd"/>
+            <w:r>
+              <w:t>. Tibbles have a refined print method that shows only the first 10 rows, and all the columns that fit on screen. This makes it much easier to work with large data.</w:t>
+            </w:r>
+            <w:r>
+              <w:t xml:space="preserve"> Tibble basically looks better but is very similar to an R </w:t>
+            </w:r>
+            <w:proofErr w:type="spellStart"/>
+            <w:r>
+              <w:t>dataframe</w:t>
+            </w:r>
+            <w:proofErr w:type="spellEnd"/>
+            <w:r>
+              <w:t xml:space="preserve">. </w:t>
+            </w:r>
+            <w:proofErr w:type="spellStart"/>
+            <w:r>
+              <w:t>As_tibble</w:t>
+            </w:r>
+            <w:proofErr w:type="spellEnd"/>
+            <w:r>
+              <w:t xml:space="preserve"> is from the </w:t>
+            </w:r>
+            <w:proofErr w:type="spellStart"/>
+            <w:r>
+              <w:t>tidyverse</w:t>
+            </w:r>
+            <w:proofErr w:type="spellEnd"/>
+            <w:r>
+              <w:t xml:space="preserve"> package.</w:t>
+            </w:r>
+          </w:p>
+        </w:tc>
+        <w:tc>
+          <w:tcPr>
+            <w:tcW w:w="4950" w:type="dxa"/>
+          </w:tcPr>
+          <w:p>
+            <w:pPr>
+              <w:cnfStyle w:val="000000100000" w:firstRow="0" w:lastRow="0" w:firstColumn="0" w:lastColumn="0" w:oddVBand="0" w:evenVBand="0" w:oddHBand="1" w:evenHBand="0" w:firstRowFirstColumn="0" w:firstRowLastColumn="0" w:lastRowFirstColumn="0" w:lastRowLastColumn="0"/>
+            </w:pPr>
+            <w:proofErr w:type="spellStart"/>
+            <w:r>
+              <w:t>count_table_hellinger</w:t>
+            </w:r>
+            <w:proofErr w:type="spellEnd"/>
+            <w:r>
+              <w:t xml:space="preserve"> &lt;- </w:t>
+            </w:r>
+            <w:proofErr w:type="spellStart"/>
+            <w:r>
+              <w:t>as_tibble</w:t>
+            </w:r>
+            <w:proofErr w:type="spellEnd"/>
+            <w:r>
+              <w:t>(t(</w:t>
+            </w:r>
+            <w:proofErr w:type="spellStart"/>
+            <w:r>
+              <w:t>count_table_hellinger</w:t>
+            </w:r>
+            <w:proofErr w:type="spellEnd"/>
+            <w:r>
+              <w:t xml:space="preserve">), </w:t>
+            </w:r>
+            <w:proofErr w:type="spellStart"/>
+            <w:r>
+              <w:t>rownames</w:t>
+            </w:r>
+            <w:proofErr w:type="spellEnd"/>
+            <w:r>
+              <w:t xml:space="preserve"> = NA)</w:t>
+            </w:r>
+          </w:p>
+        </w:tc>
+      </w:tr>
+      <w:tr>
+        <w:tc>
+          <w:tcPr>
+            <w:cnfStyle w:val="001000000000" w:firstRow="0" w:lastRow="0" w:firstColumn="1" w:lastColumn="0" w:oddVBand="0" w:evenVBand="0" w:oddHBand="0" w:evenHBand="0" w:firstRowFirstColumn="0" w:firstRowLastColumn="0" w:lastRowFirstColumn="0" w:lastRowLastColumn="0"/>
+            <w:tcW w:w="3767" w:type="dxa"/>
+          </w:tcPr>
+          <w:p>
+            <w:r>
+              <w:t>Compare the transformed and untransformed data.</w:t>
+            </w:r>
+          </w:p>
+        </w:tc>
+        <w:tc>
+          <w:tcPr>
+            <w:tcW w:w="6681" w:type="dxa"/>
+          </w:tcPr>
+          <w:p>
+            <w:pPr>
+              <w:cnfStyle w:val="000000000000" w:firstRow="0" w:lastRow="0" w:firstColumn="0" w:lastColumn="0" w:oddVBand="0" w:evenVBand="0" w:oddHBand="0" w:evenHBand="0" w:firstRowFirstColumn="0" w:firstRowLastColumn="0" w:lastRowFirstColumn="0" w:lastRowLastColumn="0"/>
+            </w:pPr>
+            <w:r>
+              <w:t>Let’s look at them to see how different they are.</w:t>
+            </w:r>
+          </w:p>
+        </w:tc>
+        <w:tc>
+          <w:tcPr>
+            <w:tcW w:w="4950" w:type="dxa"/>
+          </w:tcPr>
+          <w:p>
+            <w:pPr>
+              <w:tabs>
+                <w:tab w:val="left" w:pos="1529"/>
+              </w:tabs>
+              <w:cnfStyle w:val="000000000000" w:firstRow="0" w:lastRow="0" w:firstColumn="0" w:lastColumn="0" w:oddVBand="0" w:evenVBand="0" w:oddHBand="0" w:evenHBand="0" w:firstRowFirstColumn="0" w:firstRowLastColumn="0" w:lastRowFirstColumn="0" w:lastRowLastColumn="0"/>
+            </w:pPr>
+            <w:r>
+              <w:t>head(</w:t>
+            </w:r>
+            <w:proofErr w:type="spellStart"/>
+            <w:r>
+              <w:t>count_table_no_contam_no_singletons</w:t>
+            </w:r>
+            <w:proofErr w:type="spellEnd"/>
+            <w:r>
+              <w:t xml:space="preserve">) </w:t>
+            </w:r>
+          </w:p>
+          <w:p>
+            <w:pPr>
+              <w:tabs>
+                <w:tab w:val="left" w:pos="1529"/>
+              </w:tabs>
+              <w:cnfStyle w:val="000000000000" w:firstRow="0" w:lastRow="0" w:firstColumn="0" w:lastColumn="0" w:oddVBand="0" w:evenVBand="0" w:oddHBand="0" w:evenHBand="0" w:firstRowFirstColumn="0" w:firstRowLastColumn="0" w:lastRowFirstColumn="0" w:lastRowLastColumn="0"/>
+            </w:pPr>
+            <w:r>
+              <w:t>head(</w:t>
+            </w:r>
+            <w:proofErr w:type="spellStart"/>
+            <w:r>
+              <w:t>count_table_hellinger</w:t>
+            </w:r>
+            <w:proofErr w:type="spellEnd"/>
+            <w:r>
+              <w:t>)</w:t>
+            </w:r>
+          </w:p>
+        </w:tc>
+      </w:tr>
+      <w:tr>
+        <w:trPr>
+          <w:cnfStyle w:val="000000100000" w:firstRow="0" w:lastRow="0" w:firstColumn="0" w:lastColumn="0" w:oddVBand="0" w:evenVBand="0" w:oddHBand="1" w:evenHBand="0" w:firstRowFirstColumn="0" w:firstRowLastColumn="0" w:lastRowFirstColumn="0" w:lastRowLastColumn="0"/>
+        </w:trPr>
+        <w:tc>
+          <w:tcPr>
+            <w:cnfStyle w:val="001000000000" w:firstRow="0" w:lastRow="0" w:firstColumn="1" w:lastColumn="0" w:oddVBand="0" w:evenVBand="0" w:oddHBand="0" w:evenHBand="0" w:firstRowFirstColumn="0" w:firstRowLastColumn="0" w:lastRowFirstColumn="0" w:lastRowLastColumn="0"/>
+            <w:tcW w:w="3767" w:type="dxa"/>
+          </w:tcPr>
+          <w:p>
+            <w:r>
+              <w:t xml:space="preserve">Convert the Hellinger transformed data into a </w:t>
+            </w:r>
+            <w:proofErr w:type="spellStart"/>
+            <w:r>
+              <w:t>phyloseq</w:t>
+            </w:r>
+            <w:proofErr w:type="spellEnd"/>
+            <w:r>
+              <w:t xml:space="preserve"> object.</w:t>
+            </w:r>
+          </w:p>
+        </w:tc>
+        <w:tc>
+          <w:tcPr>
+            <w:tcW w:w="6681" w:type="dxa"/>
+          </w:tcPr>
+          <w:p>
+            <w:pPr>
+              <w:cnfStyle w:val="000000100000" w:firstRow="0" w:lastRow="0" w:firstColumn="0" w:lastColumn="0" w:oddVBand="0" w:evenVBand="0" w:oddHBand="1" w:evenHBand="0" w:firstRowFirstColumn="0" w:firstRowLastColumn="0" w:lastRowFirstColumn="0" w:lastRowLastColumn="0"/>
+            </w:pPr>
+            <w:proofErr w:type="spellStart"/>
+            <w:r>
+              <w:t>Otu_table</w:t>
+            </w:r>
+            <w:proofErr w:type="spellEnd"/>
+            <w:r>
+              <w:t xml:space="preserve"> is a function of the </w:t>
+            </w:r>
+            <w:proofErr w:type="spellStart"/>
+            <w:r>
+              <w:t>phyloseq</w:t>
+            </w:r>
+            <w:proofErr w:type="spellEnd"/>
+            <w:r>
+              <w:t xml:space="preserve"> package.</w:t>
+            </w:r>
+          </w:p>
+        </w:tc>
+        <w:tc>
+          <w:tcPr>
+            <w:tcW w:w="4950" w:type="dxa"/>
+          </w:tcPr>
+          <w:p>
+            <w:pPr>
+              <w:tabs>
+                <w:tab w:val="left" w:pos="1484"/>
+              </w:tabs>
+              <w:cnfStyle w:val="000000100000" w:firstRow="0" w:lastRow="0" w:firstColumn="0" w:lastColumn="0" w:oddVBand="0" w:evenVBand="0" w:oddHBand="1" w:evenHBand="0" w:firstRowFirstColumn="0" w:firstRowLastColumn="0" w:lastRowFirstColumn="0" w:lastRowLastColumn="0"/>
+            </w:pPr>
+            <w:r>
+              <w:t xml:space="preserve">ASV = </w:t>
+            </w:r>
+            <w:proofErr w:type="spellStart"/>
+            <w:r>
+              <w:t>otu_table</w:t>
+            </w:r>
+            <w:proofErr w:type="spellEnd"/>
+            <w:r>
+              <w:t>(</w:t>
+            </w:r>
+            <w:proofErr w:type="spellStart"/>
+            <w:proofErr w:type="gramStart"/>
+            <w:r>
+              <w:t>data.frame</w:t>
+            </w:r>
+            <w:proofErr w:type="spellEnd"/>
+            <w:proofErr w:type="gramEnd"/>
+            <w:r>
+              <w:t>(</w:t>
+            </w:r>
+            <w:proofErr w:type="spellStart"/>
+            <w:r>
+              <w:t>count_table_hellinger</w:t>
+            </w:r>
+            <w:proofErr w:type="spellEnd"/>
+            <w:r>
+              <w:t xml:space="preserve">), </w:t>
+            </w:r>
+            <w:proofErr w:type="spellStart"/>
+            <w:r>
+              <w:t>taxa_are_rows</w:t>
+            </w:r>
+            <w:proofErr w:type="spellEnd"/>
+            <w:r>
+              <w:t xml:space="preserve"> = TRUE)</w:t>
+            </w:r>
+          </w:p>
+        </w:tc>
+      </w:tr>
+      <w:tr>
+        <w:tc>
+          <w:tcPr>
+            <w:cnfStyle w:val="001000000000" w:firstRow="0" w:lastRow="0" w:firstColumn="1" w:lastColumn="0" w:oddVBand="0" w:evenVBand="0" w:oddHBand="0" w:evenHBand="0" w:firstRowFirstColumn="0" w:firstRowLastColumn="0" w:lastRowFirstColumn="0" w:lastRowLastColumn="0"/>
+            <w:tcW w:w="3767" w:type="dxa"/>
+          </w:tcPr>
+          <w:p>
+            <w:r>
+              <w:t xml:space="preserve">Convert the </w:t>
+            </w:r>
+            <w:r>
+              <w:t>taxonomy table</w:t>
+            </w:r>
+            <w:r>
+              <w:t xml:space="preserve"> into a </w:t>
+            </w:r>
+            <w:proofErr w:type="spellStart"/>
+            <w:r>
+              <w:t>phyloseq</w:t>
+            </w:r>
+            <w:proofErr w:type="spellEnd"/>
+            <w:r>
+              <w:t xml:space="preserve"> object.</w:t>
+            </w:r>
+          </w:p>
+        </w:tc>
+        <w:tc>
+          <w:tcPr>
+            <w:tcW w:w="6681" w:type="dxa"/>
+          </w:tcPr>
+          <w:p>
+            <w:pPr>
+              <w:cnfStyle w:val="000000000000" w:firstRow="0" w:lastRow="0" w:firstColumn="0" w:lastColumn="0" w:oddVBand="0" w:evenVBand="0" w:oddHBand="0" w:evenHBand="0" w:firstRowFirstColumn="0" w:firstRowLastColumn="0" w:lastRowFirstColumn="0" w:lastRowLastColumn="0"/>
+            </w:pPr>
+            <w:proofErr w:type="spellStart"/>
+            <w:r>
+              <w:t>tax</w:t>
+            </w:r>
+            <w:r>
+              <w:t>_table</w:t>
+            </w:r>
+            <w:proofErr w:type="spellEnd"/>
+            <w:r>
+              <w:t xml:space="preserve"> is a function of the </w:t>
+            </w:r>
+            <w:proofErr w:type="spellStart"/>
+            <w:r>
+              <w:t>phyloseq</w:t>
+            </w:r>
+            <w:proofErr w:type="spellEnd"/>
+            <w:r>
+              <w:t xml:space="preserve"> package.</w:t>
+            </w:r>
+          </w:p>
+        </w:tc>
+        <w:tc>
+          <w:tcPr>
+            <w:tcW w:w="4950" w:type="dxa"/>
+          </w:tcPr>
+          <w:p>
+            <w:pPr>
+              <w:cnfStyle w:val="000000000000" w:firstRow="0" w:lastRow="0" w:firstColumn="0" w:lastColumn="0" w:oddVBand="0" w:evenVBand="0" w:oddHBand="0" w:evenHBand="0" w:firstRowFirstColumn="0" w:firstRowLastColumn="0" w:lastRowFirstColumn="0" w:lastRowLastColumn="0"/>
+            </w:pPr>
+            <w:r>
+              <w:t xml:space="preserve">TAX = </w:t>
+            </w:r>
+            <w:proofErr w:type="spellStart"/>
+            <w:r>
+              <w:t>tax_table</w:t>
+            </w:r>
+            <w:proofErr w:type="spellEnd"/>
+            <w:r>
+              <w:t>(</w:t>
+            </w:r>
+            <w:proofErr w:type="spellStart"/>
+            <w:proofErr w:type="gramStart"/>
+            <w:r>
+              <w:t>as.matrix</w:t>
+            </w:r>
+            <w:proofErr w:type="spellEnd"/>
+            <w:proofErr w:type="gramEnd"/>
+            <w:r>
+              <w:t>(taxonomy))</w:t>
+            </w:r>
+          </w:p>
+        </w:tc>
+      </w:tr>
+      <w:tr>
+        <w:trPr>
+          <w:cnfStyle w:val="000000100000" w:firstRow="0" w:lastRow="0" w:firstColumn="0" w:lastColumn="0" w:oddVBand="0" w:evenVBand="0" w:oddHBand="1" w:evenHBand="0" w:firstRowFirstColumn="0" w:firstRowLastColumn="0" w:lastRowFirstColumn="0" w:lastRowLastColumn="0"/>
+        </w:trPr>
+        <w:tc>
+          <w:tcPr>
+            <w:cnfStyle w:val="001000000000" w:firstRow="0" w:lastRow="0" w:firstColumn="1" w:lastColumn="0" w:oddVBand="0" w:evenVBand="0" w:oddHBand="0" w:evenHBand="0" w:firstRowFirstColumn="0" w:firstRowLastColumn="0" w:lastRowFirstColumn="0" w:lastRowLastColumn="0"/>
+            <w:tcW w:w="3767" w:type="dxa"/>
+          </w:tcPr>
+          <w:p>
+            <w:r>
+              <w:t xml:space="preserve">Convert the </w:t>
+            </w:r>
+            <w:r>
+              <w:t>metadata table</w:t>
+            </w:r>
+            <w:r>
+              <w:t xml:space="preserve"> into a </w:t>
+            </w:r>
+            <w:proofErr w:type="spellStart"/>
+            <w:r>
+              <w:t>phyloseq</w:t>
+            </w:r>
+            <w:proofErr w:type="spellEnd"/>
+            <w:r>
+              <w:t xml:space="preserve"> object.</w:t>
+            </w:r>
+          </w:p>
+        </w:tc>
+        <w:tc>
+          <w:tcPr>
+            <w:tcW w:w="6681" w:type="dxa"/>
+          </w:tcPr>
+          <w:p>
+            <w:pPr>
+              <w:cnfStyle w:val="000000100000" w:firstRow="0" w:lastRow="0" w:firstColumn="0" w:lastColumn="0" w:oddVBand="0" w:evenVBand="0" w:oddHBand="1" w:evenHBand="0" w:firstRowFirstColumn="0" w:firstRowLastColumn="0" w:lastRowFirstColumn="0" w:lastRowLastColumn="0"/>
+            </w:pPr>
+            <w:proofErr w:type="spellStart"/>
+            <w:r>
+              <w:t>Sample_data</w:t>
+            </w:r>
+            <w:proofErr w:type="spellEnd"/>
+            <w:r>
+              <w:t xml:space="preserve"> is a function of the </w:t>
+            </w:r>
+            <w:proofErr w:type="spellStart"/>
+            <w:r>
+              <w:t>phyloseq</w:t>
+            </w:r>
+            <w:proofErr w:type="spellEnd"/>
+            <w:r>
+              <w:t xml:space="preserve"> package.</w:t>
+            </w:r>
+          </w:p>
+        </w:tc>
+        <w:tc>
+          <w:tcPr>
+            <w:tcW w:w="4950" w:type="dxa"/>
+          </w:tcPr>
+          <w:p>
+            <w:pPr>
+              <w:cnfStyle w:val="000000100000" w:firstRow="0" w:lastRow="0" w:firstColumn="0" w:lastColumn="0" w:oddVBand="0" w:evenVBand="0" w:oddHBand="1" w:evenHBand="0" w:firstRowFirstColumn="0" w:firstRowLastColumn="0" w:lastRowFirstColumn="0" w:lastRowLastColumn="0"/>
+            </w:pPr>
+            <w:r>
+              <w:t>META</w:t>
+            </w:r>
+            <w:r>
+              <w:tab/>
+              <w:t>=</w:t>
+            </w:r>
+            <w:r>
+              <w:t xml:space="preserve"> </w:t>
+            </w:r>
+            <w:proofErr w:type="spellStart"/>
+            <w:r>
+              <w:t>sample_</w:t>
+            </w:r>
+            <w:proofErr w:type="gramStart"/>
+            <w:r>
+              <w:t>data</w:t>
+            </w:r>
+            <w:proofErr w:type="spellEnd"/>
+            <w:r>
+              <w:t>(</w:t>
+            </w:r>
+            <w:proofErr w:type="spellStart"/>
+            <w:proofErr w:type="gramEnd"/>
+            <w:r>
+              <w:t>data.frame</w:t>
+            </w:r>
+            <w:proofErr w:type="spellEnd"/>
+            <w:r>
+              <w:t xml:space="preserve">(metadata, </w:t>
+            </w:r>
+            <w:proofErr w:type="spellStart"/>
+            <w:r>
+              <w:t>row.names</w:t>
+            </w:r>
+            <w:proofErr w:type="spellEnd"/>
+            <w:r>
+              <w:t xml:space="preserve"> = </w:t>
+            </w:r>
+            <w:proofErr w:type="spellStart"/>
+            <w:r>
+              <w:t>metadata$Run</w:t>
+            </w:r>
+            <w:proofErr w:type="spellEnd"/>
+            <w:r>
+              <w:t>))</w:t>
+            </w:r>
+          </w:p>
+        </w:tc>
+      </w:tr>
+      <w:tr>
+        <w:tc>
+          <w:tcPr>
+            <w:cnfStyle w:val="001000000000" w:firstRow="0" w:lastRow="0" w:firstColumn="1" w:lastColumn="0" w:oddVBand="0" w:evenVBand="0" w:oddHBand="0" w:evenHBand="0" w:firstRowFirstColumn="0" w:firstRowLastColumn="0" w:lastRowFirstColumn="0" w:lastRowLastColumn="0"/>
+            <w:tcW w:w="3767" w:type="dxa"/>
+          </w:tcPr>
+          <w:p>
+            <w:r>
+              <w:t xml:space="preserve">Combine the Hellinger transformed data, taxonomy table, metadata table and phylogenetic tree into one </w:t>
+            </w:r>
+            <w:proofErr w:type="spellStart"/>
+            <w:r>
+              <w:t>phyloseq</w:t>
+            </w:r>
+            <w:proofErr w:type="spellEnd"/>
+            <w:r>
+              <w:t xml:space="preserve"> object</w:t>
+            </w:r>
+          </w:p>
+        </w:tc>
+        <w:tc>
+          <w:tcPr>
+            <w:tcW w:w="6681" w:type="dxa"/>
+          </w:tcPr>
+          <w:p>
+            <w:pPr>
+              <w:cnfStyle w:val="000000000000" w:firstRow="0" w:lastRow="0" w:firstColumn="0" w:lastColumn="0" w:oddVBand="0" w:evenVBand="0" w:oddHBand="0" w:evenHBand="0" w:firstRowFirstColumn="0" w:firstRowLastColumn="0" w:lastRowFirstColumn="0" w:lastRowLastColumn="0"/>
+            </w:pPr>
+            <w:proofErr w:type="spellStart"/>
+            <w:r>
+              <w:t>phyloseq</w:t>
+            </w:r>
+            <w:proofErr w:type="spellEnd"/>
+            <w:r>
+              <w:t xml:space="preserve"> is a function of the </w:t>
+            </w:r>
+            <w:proofErr w:type="spellStart"/>
+            <w:r>
+              <w:t>phyloseq</w:t>
+            </w:r>
+            <w:proofErr w:type="spellEnd"/>
+            <w:r>
+              <w:t xml:space="preserve"> package.</w:t>
+            </w:r>
+            <w:r>
+              <w:t xml:space="preserve"> O</w:t>
+            </w:r>
+            <w:r>
+              <w:t xml:space="preserve">ne of the key advantages of working with </w:t>
+            </w:r>
+            <w:proofErr w:type="spellStart"/>
+            <w:r>
+              <w:t>phyloseq</w:t>
+            </w:r>
+            <w:proofErr w:type="spellEnd"/>
+            <w:r>
+              <w:t xml:space="preserve"> objects in R</w:t>
+            </w:r>
+            <w:r>
+              <w:t xml:space="preserve"> is that e</w:t>
+            </w:r>
+            <w:r>
+              <w:t>ach of these data structures is contained in a single object. This makes it easy to keep all of your data together and to share it with colleagues or include it as a supplemental file to a publication</w:t>
+            </w:r>
+          </w:p>
+        </w:tc>
+        <w:tc>
+          <w:tcPr>
+            <w:tcW w:w="4950" w:type="dxa"/>
+          </w:tcPr>
+          <w:p>
+            <w:pPr>
+              <w:cnfStyle w:val="000000000000" w:firstRow="0" w:lastRow="0" w:firstColumn="0" w:lastColumn="0" w:oddVBand="0" w:evenVBand="0" w:oddHBand="0" w:evenHBand="0" w:firstRowFirstColumn="0" w:firstRowLastColumn="0" w:lastRowFirstColumn="0" w:lastRowLastColumn="0"/>
+            </w:pPr>
+            <w:proofErr w:type="spellStart"/>
+            <w:r>
+              <w:t>my_phyloseq</w:t>
+            </w:r>
+            <w:proofErr w:type="spellEnd"/>
+            <w:r>
+              <w:t xml:space="preserve"> &lt;- </w:t>
+            </w:r>
+            <w:proofErr w:type="spellStart"/>
+            <w:r>
+              <w:t>phyloseq</w:t>
+            </w:r>
+            <w:proofErr w:type="spellEnd"/>
+            <w:r>
+              <w:t>(ASV, TAX, META, tree_clean)</w:t>
+            </w:r>
+            <w:bookmarkStart w:id="3" w:name="_GoBack"/>
+            <w:bookmarkEnd w:id="3"/>
+          </w:p>
+        </w:tc>
+      </w:tr>
+      <w:tr>
+        <w:trPr>
+          <w:cnfStyle w:val="000000100000" w:firstRow="0" w:lastRow="0" w:firstColumn="0" w:lastColumn="0" w:oddVBand="0" w:evenVBand="0" w:oddHBand="1" w:evenHBand="0" w:firstRowFirstColumn="0" w:firstRowLastColumn="0" w:lastRowFirstColumn="0" w:lastRowLastColumn="0"/>
+        </w:trPr>
+        <w:tc>
+          <w:tcPr>
+            <w:cnfStyle w:val="001000000000" w:firstRow="0" w:lastRow="0" w:firstColumn="1" w:lastColumn="0" w:oddVBand="0" w:evenVBand="0" w:oddHBand="0" w:evenHBand="0" w:firstRowFirstColumn="0" w:firstRowLastColumn="0" w:lastRowFirstColumn="0" w:lastRowLastColumn="0"/>
+            <w:tcW w:w="3767" w:type="dxa"/>
+          </w:tcPr>
           <w:p/>
         </w:tc>
         <w:tc>
@@ -8820,8 +12184,97 @@
           </w:p>
         </w:tc>
       </w:tr>
+      <w:tr>
+        <w:tc>
+          <w:tcPr>
+            <w:cnfStyle w:val="001000000000" w:firstRow="0" w:lastRow="0" w:firstColumn="1" w:lastColumn="0" w:oddVBand="0" w:evenVBand="0" w:oddHBand="0" w:evenHBand="0" w:firstRowFirstColumn="0" w:firstRowLastColumn="0" w:lastRowFirstColumn="0" w:lastRowLastColumn="0"/>
+            <w:tcW w:w="3767" w:type="dxa"/>
+          </w:tcPr>
+          <w:p/>
+        </w:tc>
+        <w:tc>
+          <w:tcPr>
+            <w:tcW w:w="6681" w:type="dxa"/>
+          </w:tcPr>
+          <w:p>
+            <w:pPr>
+              <w:cnfStyle w:val="000000000000" w:firstRow="0" w:lastRow="0" w:firstColumn="0" w:lastColumn="0" w:oddVBand="0" w:evenVBand="0" w:oddHBand="0" w:evenHBand="0" w:firstRowFirstColumn="0" w:firstRowLastColumn="0" w:lastRowFirstColumn="0" w:lastRowLastColumn="0"/>
+            </w:pPr>
+          </w:p>
+        </w:tc>
+        <w:tc>
+          <w:tcPr>
+            <w:tcW w:w="4950" w:type="dxa"/>
+          </w:tcPr>
+          <w:p>
+            <w:pPr>
+              <w:cnfStyle w:val="000000000000" w:firstRow="0" w:lastRow="0" w:firstColumn="0" w:lastColumn="0" w:oddVBand="0" w:evenVBand="0" w:oddHBand="0" w:evenHBand="0" w:firstRowFirstColumn="0" w:firstRowLastColumn="0" w:lastRowFirstColumn="0" w:lastRowLastColumn="0"/>
+            </w:pPr>
+          </w:p>
+        </w:tc>
+      </w:tr>
+      <w:tr>
+        <w:trPr>
+          <w:cnfStyle w:val="000000100000" w:firstRow="0" w:lastRow="0" w:firstColumn="0" w:lastColumn="0" w:oddVBand="0" w:evenVBand="0" w:oddHBand="1" w:evenHBand="0" w:firstRowFirstColumn="0" w:firstRowLastColumn="0" w:lastRowFirstColumn="0" w:lastRowLastColumn="0"/>
+        </w:trPr>
+        <w:tc>
+          <w:tcPr>
+            <w:cnfStyle w:val="001000000000" w:firstRow="0" w:lastRow="0" w:firstColumn="1" w:lastColumn="0" w:oddVBand="0" w:evenVBand="0" w:oddHBand="0" w:evenHBand="0" w:firstRowFirstColumn="0" w:firstRowLastColumn="0" w:lastRowFirstColumn="0" w:lastRowLastColumn="0"/>
+            <w:tcW w:w="3767" w:type="dxa"/>
+          </w:tcPr>
+          <w:p/>
+        </w:tc>
+        <w:tc>
+          <w:tcPr>
+            <w:tcW w:w="6681" w:type="dxa"/>
+          </w:tcPr>
+          <w:p>
+            <w:pPr>
+              <w:cnfStyle w:val="000000100000" w:firstRow="0" w:lastRow="0" w:firstColumn="0" w:lastColumn="0" w:oddVBand="0" w:evenVBand="0" w:oddHBand="1" w:evenHBand="0" w:firstRowFirstColumn="0" w:firstRowLastColumn="0" w:lastRowFirstColumn="0" w:lastRowLastColumn="0"/>
+            </w:pPr>
+          </w:p>
+        </w:tc>
+        <w:tc>
+          <w:tcPr>
+            <w:tcW w:w="4950" w:type="dxa"/>
+          </w:tcPr>
+          <w:p>
+            <w:pPr>
+              <w:cnfStyle w:val="000000100000" w:firstRow="0" w:lastRow="0" w:firstColumn="0" w:lastColumn="0" w:oddVBand="0" w:evenVBand="0" w:oddHBand="1" w:evenHBand="0" w:firstRowFirstColumn="0" w:firstRowLastColumn="0" w:lastRowFirstColumn="0" w:lastRowLastColumn="0"/>
+            </w:pPr>
+          </w:p>
+        </w:tc>
+      </w:tr>
+      <w:tr>
+        <w:tc>
+          <w:tcPr>
+            <w:cnfStyle w:val="001000000000" w:firstRow="0" w:lastRow="0" w:firstColumn="1" w:lastColumn="0" w:oddVBand="0" w:evenVBand="0" w:oddHBand="0" w:evenHBand="0" w:firstRowFirstColumn="0" w:firstRowLastColumn="0" w:lastRowFirstColumn="0" w:lastRowLastColumn="0"/>
+            <w:tcW w:w="3767" w:type="dxa"/>
+          </w:tcPr>
+          <w:p/>
+        </w:tc>
+        <w:tc>
+          <w:tcPr>
+            <w:tcW w:w="6681" w:type="dxa"/>
+          </w:tcPr>
+          <w:p>
+            <w:pPr>
+              <w:cnfStyle w:val="000000000000" w:firstRow="0" w:lastRow="0" w:firstColumn="0" w:lastColumn="0" w:oddVBand="0" w:evenVBand="0" w:oddHBand="0" w:evenHBand="0" w:firstRowFirstColumn="0" w:firstRowLastColumn="0" w:lastRowFirstColumn="0" w:lastRowLastColumn="0"/>
+            </w:pPr>
+          </w:p>
+        </w:tc>
+        <w:tc>
+          <w:tcPr>
+            <w:tcW w:w="4950" w:type="dxa"/>
+          </w:tcPr>
+          <w:p>
+            <w:pPr>
+              <w:cnfStyle w:val="000000000000" w:firstRow="0" w:lastRow="0" w:firstColumn="0" w:lastColumn="0" w:oddVBand="0" w:evenVBand="0" w:oddHBand="0" w:evenHBand="0" w:firstRowFirstColumn="0" w:firstRowLastColumn="0" w:lastRowFirstColumn="0" w:lastRowLastColumn="0"/>
+            </w:pPr>
+          </w:p>
+        </w:tc>
+      </w:tr>
     </w:tbl>
-    <w:p/>
     <w:p>
       <w:pPr>
         <w:pStyle w:val="Heading1"/>
@@ -16944,6 +20397,28 @@
       <w:szCs w:val="32"/>
     </w:rPr>
   </w:style>
+  <w:style w:type="paragraph" w:styleId="Heading2">
+    <w:name w:val="heading 2"/>
+    <w:basedOn w:val="Normal"/>
+    <w:next w:val="Normal"/>
+    <w:link w:val="Heading2Char"/>
+    <w:uiPriority w:val="9"/>
+    <w:unhideWhenUsed/>
+    <w:qFormat/>
+    <w:rsid w:val="00B67277"/>
+    <w:pPr>
+      <w:keepNext/>
+      <w:keepLines/>
+      <w:spacing w:before="40"/>
+      <w:outlineLvl w:val="1"/>
+    </w:pPr>
+    <w:rPr>
+      <w:rFonts w:asciiTheme="majorHAnsi" w:eastAsiaTheme="majorEastAsia" w:hAnsiTheme="majorHAnsi" w:cstheme="majorBidi"/>
+      <w:color w:val="2F5496" w:themeColor="accent1" w:themeShade="BF"/>
+      <w:sz w:val="26"/>
+      <w:szCs w:val="26"/>
+    </w:rPr>
+  </w:style>
   <w:style w:type="character" w:default="1" w:styleId="DefaultParagraphFont">
     <w:name w:val="Default Paragraph Font"/>
     <w:uiPriority w:val="1"/>
@@ -17484,6 +20959,19 @@
     <w:basedOn w:val="DefaultParagraphFont"/>
     <w:rsid w:val="00241218"/>
   </w:style>
+  <w:style w:type="character" w:customStyle="1" w:styleId="Heading2Char">
+    <w:name w:val="Heading 2 Char"/>
+    <w:basedOn w:val="DefaultParagraphFont"/>
+    <w:link w:val="Heading2"/>
+    <w:uiPriority w:val="9"/>
+    <w:rsid w:val="00B67277"/>
+    <w:rPr>
+      <w:rFonts w:asciiTheme="majorHAnsi" w:eastAsiaTheme="majorEastAsia" w:hAnsiTheme="majorHAnsi" w:cstheme="majorBidi"/>
+      <w:color w:val="2F5496" w:themeColor="accent1" w:themeShade="BF"/>
+      <w:sz w:val="26"/>
+      <w:szCs w:val="26"/>
+    </w:rPr>
+  </w:style>
 </w:styles>
 </file>
 
@@ -17753,7 +21241,7 @@
 </file>
 
 <file path=customXml/itemProps1.xml><?xml version="1.0" encoding="utf-8"?>
-<ds:datastoreItem xmlns:ds="http://schemas.openxmlformats.org/officeDocument/2006/customXml" ds:itemID="{9A9DF0A4-4607-1B41-B1F1-59727EF4CE84}">
+<ds:datastoreItem xmlns:ds="http://schemas.openxmlformats.org/officeDocument/2006/customXml" ds:itemID="{2BAEC189-631C-5B48-B20D-C0149E43B6B9}">
   <ds:schemaRefs>
     <ds:schemaRef ds:uri="http://schemas.openxmlformats.org/officeDocument/2006/bibliography"/>
   </ds:schemaRefs>

--- a/Projects/Chapter1/code-plan.docx
+++ b/Projects/Chapter1/code-plan.docx
@@ -7856,8 +7856,8 @@
         <w:tblLook w:val="04A0" w:firstRow="1" w:lastRow="0" w:firstColumn="1" w:lastColumn="0" w:noHBand="0" w:noVBand="1"/>
       </w:tblPr>
       <w:tblGrid>
-        <w:gridCol w:w="7694"/>
-        <w:gridCol w:w="7694"/>
+        <w:gridCol w:w="4498"/>
+        <w:gridCol w:w="10900"/>
       </w:tblGrid>
       <w:tr>
         <w:trPr>
@@ -7866,7 +7866,7 @@
         <w:tc>
           <w:tcPr>
             <w:cnfStyle w:val="001000000000" w:firstRow="0" w:lastRow="0" w:firstColumn="1" w:lastColumn="0" w:oddVBand="0" w:evenVBand="0" w:oddHBand="0" w:evenHBand="0" w:firstRowFirstColumn="0" w:firstRowLastColumn="0" w:lastRowFirstColumn="0" w:lastRowLastColumn="0"/>
-            <w:tcW w:w="7694" w:type="dxa"/>
+            <w:tcW w:w="0" w:type="auto"/>
           </w:tcPr>
           <w:p>
             <w:r>
@@ -7876,7 +7876,7 @@
         </w:tc>
         <w:tc>
           <w:tcPr>
-            <w:tcW w:w="7694" w:type="dxa"/>
+            <w:tcW w:w="0" w:type="auto"/>
           </w:tcPr>
           <w:p>
             <w:pPr>
@@ -7895,18 +7895,134 @@
         <w:tc>
           <w:tcPr>
             <w:cnfStyle w:val="001000000000" w:firstRow="0" w:lastRow="0" w:firstColumn="1" w:lastColumn="0" w:oddVBand="0" w:evenVBand="0" w:oddHBand="0" w:evenHBand="0" w:firstRowFirstColumn="0" w:firstRowLastColumn="0" w:lastRowFirstColumn="0" w:lastRowLastColumn="0"/>
-            <w:tcW w:w="7694" w:type="dxa"/>
-          </w:tcPr>
-          <w:p/>
-        </w:tc>
-        <w:tc>
-          <w:tcPr>
-            <w:tcW w:w="7694" w:type="dxa"/>
-          </w:tcPr>
-          <w:p>
-            <w:pPr>
-              <w:cnfStyle w:val="000000100000" w:firstRow="0" w:lastRow="0" w:firstColumn="0" w:lastColumn="0" w:oddVBand="0" w:evenVBand="0" w:oddHBand="1" w:evenHBand="0" w:firstRowFirstColumn="0" w:firstRowLastColumn="0" w:lastRowFirstColumn="0" w:lastRowLastColumn="0"/>
-            </w:pPr>
+            <w:tcW w:w="0" w:type="auto"/>
+          </w:tcPr>
+          <w:p>
+            <w:r>
+              <w:t>results/rplot.pdf</w:t>
+            </w:r>
+          </w:p>
+        </w:tc>
+        <w:tc>
+          <w:tcPr>
+            <w:tcW w:w="0" w:type="auto"/>
+          </w:tcPr>
+          <w:p>
+            <w:pPr>
+              <w:cnfStyle w:val="000000100000" w:firstRow="0" w:lastRow="0" w:firstColumn="0" w:lastColumn="0" w:oddVBand="0" w:evenVBand="0" w:oddHBand="1" w:evenHBand="0" w:firstRowFirstColumn="0" w:firstRowLastColumn="0" w:lastRowFirstColumn="0" w:lastRowLastColumn="0"/>
+            </w:pPr>
+            <w:r>
+              <w:t xml:space="preserve">Rarefaction plot of the number of </w:t>
+            </w:r>
+            <w:proofErr w:type="gramStart"/>
+            <w:r>
+              <w:t>sequence</w:t>
+            </w:r>
+            <w:proofErr w:type="gramEnd"/>
+            <w:r>
+              <w:t xml:space="preserve"> reads per sample by the number of ASVs.</w:t>
+            </w:r>
+          </w:p>
+        </w:tc>
+      </w:tr>
+      <w:tr>
+        <w:tc>
+          <w:tcPr>
+            <w:cnfStyle w:val="001000000000" w:firstRow="0" w:lastRow="0" w:firstColumn="1" w:lastColumn="0" w:oddVBand="0" w:evenVBand="0" w:oddHBand="0" w:evenHBand="0" w:firstRowFirstColumn="0" w:firstRowLastColumn="0" w:lastRowFirstColumn="0" w:lastRowLastColumn="0"/>
+            <w:tcW w:w="0" w:type="auto"/>
+          </w:tcPr>
+          <w:p>
+            <w:r>
+              <w:t>results/</w:t>
+            </w:r>
+            <w:proofErr w:type="spellStart"/>
+            <w:r>
+              <w:t>cleaned_files</w:t>
+            </w:r>
+            <w:proofErr w:type="spellEnd"/>
+            <w:r>
+              <w:t>/cleanedfiles_3.RData</w:t>
+            </w:r>
+          </w:p>
+        </w:tc>
+        <w:tc>
+          <w:tcPr>
+            <w:tcW w:w="0" w:type="auto"/>
+          </w:tcPr>
+          <w:p>
+            <w:pPr>
+              <w:cnfStyle w:val="000000000000" w:firstRow="0" w:lastRow="0" w:firstColumn="0" w:lastColumn="0" w:oddVBand="0" w:evenVBand="0" w:oddHBand="0" w:evenHBand="0" w:firstRowFirstColumn="0" w:firstRowLastColumn="0" w:lastRowFirstColumn="0" w:lastRowLastColumn="0"/>
+            </w:pPr>
+            <w:r>
+              <w:t xml:space="preserve">All of the useful variables/data objects created in this script including: </w:t>
+            </w:r>
+            <w:r>
+              <w:t>metadata</w:t>
+            </w:r>
+            <w:r>
+              <w:t xml:space="preserve"> table</w:t>
+            </w:r>
+            <w:r>
+              <w:t xml:space="preserve">, </w:t>
+            </w:r>
+            <w:r>
+              <w:t xml:space="preserve">decontaminated </w:t>
+            </w:r>
+            <w:proofErr w:type="spellStart"/>
+            <w:r>
+              <w:t>fasta</w:t>
+            </w:r>
+            <w:proofErr w:type="spellEnd"/>
+            <w:r>
+              <w:t xml:space="preserve"> file, decontaminated Hellinger transformed count table, decontaminated count table, decontaminated taxonomy table and decontaminated phylogenetic tree.</w:t>
+            </w:r>
+          </w:p>
+        </w:tc>
+      </w:tr>
+      <w:tr>
+        <w:trPr>
+          <w:cnfStyle w:val="000000100000" w:firstRow="0" w:lastRow="0" w:firstColumn="0" w:lastColumn="0" w:oddVBand="0" w:evenVBand="0" w:oddHBand="1" w:evenHBand="0" w:firstRowFirstColumn="0" w:firstRowLastColumn="0" w:lastRowFirstColumn="0" w:lastRowLastColumn="0"/>
+        </w:trPr>
+        <w:tc>
+          <w:tcPr>
+            <w:cnfStyle w:val="001000000000" w:firstRow="0" w:lastRow="0" w:firstColumn="1" w:lastColumn="0" w:oddVBand="0" w:evenVBand="0" w:oddHBand="0" w:evenHBand="0" w:firstRowFirstColumn="0" w:firstRowLastColumn="0" w:lastRowFirstColumn="0" w:lastRowLastColumn="0"/>
+            <w:tcW w:w="0" w:type="auto"/>
+          </w:tcPr>
+          <w:p>
+            <w:r>
+              <w:t>results/my-</w:t>
+            </w:r>
+            <w:proofErr w:type="spellStart"/>
+            <w:r>
+              <w:t>phyloseq</w:t>
+            </w:r>
+            <w:proofErr w:type="spellEnd"/>
+            <w:r>
+              <w:t>-</w:t>
+            </w:r>
+            <w:proofErr w:type="spellStart"/>
+            <w:r>
+              <w:t>object.rds</w:t>
+            </w:r>
+            <w:proofErr w:type="spellEnd"/>
+          </w:p>
+        </w:tc>
+        <w:tc>
+          <w:tcPr>
+            <w:tcW w:w="0" w:type="auto"/>
+          </w:tcPr>
+          <w:p>
+            <w:pPr>
+              <w:cnfStyle w:val="000000100000" w:firstRow="0" w:lastRow="0" w:firstColumn="0" w:lastColumn="0" w:oddVBand="0" w:evenVBand="0" w:oddHBand="1" w:evenHBand="0" w:firstRowFirstColumn="0" w:firstRowLastColumn="0" w:lastRowFirstColumn="0" w:lastRowLastColumn="0"/>
+            </w:pPr>
+            <w:proofErr w:type="spellStart"/>
+            <w:r>
+              <w:t>Phyloseq</w:t>
+            </w:r>
+            <w:proofErr w:type="spellEnd"/>
+            <w:r>
+              <w:t xml:space="preserve"> object with transformed ASV table, taxonomy table, metadata table and re-rooted phylogenetic tree.</w:t>
+            </w:r>
           </w:p>
         </w:tc>
       </w:tr>
@@ -7927,8 +8043,8 @@
         <w:tblLook w:val="04A0" w:firstRow="1" w:lastRow="0" w:firstColumn="1" w:lastColumn="0" w:noHBand="0" w:noVBand="1"/>
       </w:tblPr>
       <w:tblGrid>
-        <w:gridCol w:w="3444"/>
-        <w:gridCol w:w="5954"/>
+        <w:gridCol w:w="3556"/>
+        <w:gridCol w:w="5842"/>
         <w:gridCol w:w="6000"/>
       </w:tblGrid>
       <w:tr>
@@ -7938,7 +8054,7 @@
         <w:tc>
           <w:tcPr>
             <w:cnfStyle w:val="001000000000" w:firstRow="0" w:lastRow="0" w:firstColumn="1" w:lastColumn="0" w:oddVBand="0" w:evenVBand="0" w:oddHBand="0" w:evenHBand="0" w:firstRowFirstColumn="0" w:firstRowLastColumn="0" w:lastRowFirstColumn="0" w:lastRowLastColumn="0"/>
-            <w:tcW w:w="3767" w:type="dxa"/>
+            <w:tcW w:w="3556" w:type="dxa"/>
           </w:tcPr>
           <w:p>
             <w:r>
@@ -7948,7 +8064,7 @@
         </w:tc>
         <w:tc>
           <w:tcPr>
-            <w:tcW w:w="6681" w:type="dxa"/>
+            <w:tcW w:w="5842" w:type="dxa"/>
           </w:tcPr>
           <w:p>
             <w:pPr>
@@ -7961,7 +8077,7 @@
         </w:tc>
         <w:tc>
           <w:tcPr>
-            <w:tcW w:w="4950" w:type="dxa"/>
+            <w:tcW w:w="6000" w:type="dxa"/>
           </w:tcPr>
           <w:p>
             <w:pPr>
@@ -7980,7 +8096,7 @@
         <w:tc>
           <w:tcPr>
             <w:cnfStyle w:val="001000000000" w:firstRow="0" w:lastRow="0" w:firstColumn="1" w:lastColumn="0" w:oddVBand="0" w:evenVBand="0" w:oddHBand="0" w:evenHBand="0" w:firstRowFirstColumn="0" w:firstRowLastColumn="0" w:lastRowFirstColumn="0" w:lastRowLastColumn="0"/>
-            <w:tcW w:w="3767" w:type="dxa"/>
+            <w:tcW w:w="3556" w:type="dxa"/>
           </w:tcPr>
           <w:p>
             <w:r>
@@ -7990,7 +8106,7 @@
         </w:tc>
         <w:tc>
           <w:tcPr>
-            <w:tcW w:w="6681" w:type="dxa"/>
+            <w:tcW w:w="5842" w:type="dxa"/>
           </w:tcPr>
           <w:p>
             <w:pPr>
@@ -8003,7 +8119,7 @@
         </w:tc>
         <w:tc>
           <w:tcPr>
-            <w:tcW w:w="4950" w:type="dxa"/>
+            <w:tcW w:w="6000" w:type="dxa"/>
           </w:tcPr>
           <w:p>
             <w:pPr>
@@ -8050,7 +8166,7 @@
         <w:tc>
           <w:tcPr>
             <w:cnfStyle w:val="001000000000" w:firstRow="0" w:lastRow="0" w:firstColumn="1" w:lastColumn="0" w:oddVBand="0" w:evenVBand="0" w:oddHBand="0" w:evenHBand="0" w:firstRowFirstColumn="0" w:firstRowLastColumn="0" w:lastRowFirstColumn="0" w:lastRowLastColumn="0"/>
-            <w:tcW w:w="3767" w:type="dxa"/>
+            <w:tcW w:w="3556" w:type="dxa"/>
           </w:tcPr>
           <w:p>
             <w:r>
@@ -8060,7 +8176,7 @@
         </w:tc>
         <w:tc>
           <w:tcPr>
-            <w:tcW w:w="6681" w:type="dxa"/>
+            <w:tcW w:w="5842" w:type="dxa"/>
           </w:tcPr>
           <w:p>
             <w:pPr>
@@ -8271,7 +8387,7 @@
         </w:tc>
         <w:tc>
           <w:tcPr>
-            <w:tcW w:w="4950" w:type="dxa"/>
+            <w:tcW w:w="6000" w:type="dxa"/>
           </w:tcPr>
           <w:p>
             <w:pPr>
@@ -8412,7 +8528,7 @@
         <w:tc>
           <w:tcPr>
             <w:cnfStyle w:val="001000000000" w:firstRow="0" w:lastRow="0" w:firstColumn="1" w:lastColumn="0" w:oddVBand="0" w:evenVBand="0" w:oddHBand="0" w:evenHBand="0" w:firstRowFirstColumn="0" w:firstRowLastColumn="0" w:lastRowFirstColumn="0" w:lastRowLastColumn="0"/>
-            <w:tcW w:w="3767" w:type="dxa"/>
+            <w:tcW w:w="3556" w:type="dxa"/>
           </w:tcPr>
           <w:p>
             <w:r>
@@ -8422,7 +8538,7 @@
         </w:tc>
         <w:tc>
           <w:tcPr>
-            <w:tcW w:w="6681" w:type="dxa"/>
+            <w:tcW w:w="5842" w:type="dxa"/>
           </w:tcPr>
           <w:p>
             <w:pPr>
@@ -8451,7 +8567,7 @@
         </w:tc>
         <w:tc>
           <w:tcPr>
-            <w:tcW w:w="4950" w:type="dxa"/>
+            <w:tcW w:w="6000" w:type="dxa"/>
           </w:tcPr>
           <w:p>
             <w:pPr>
@@ -8496,7 +8612,7 @@
         <w:tc>
           <w:tcPr>
             <w:cnfStyle w:val="001000000000" w:firstRow="0" w:lastRow="0" w:firstColumn="1" w:lastColumn="0" w:oddVBand="0" w:evenVBand="0" w:oddHBand="0" w:evenHBand="0" w:firstRowFirstColumn="0" w:firstRowLastColumn="0" w:lastRowFirstColumn="0" w:lastRowLastColumn="0"/>
-            <w:tcW w:w="3767" w:type="dxa"/>
+            <w:tcW w:w="3556" w:type="dxa"/>
           </w:tcPr>
           <w:p>
             <w:r>
@@ -8506,7 +8622,7 @@
         </w:tc>
         <w:tc>
           <w:tcPr>
-            <w:tcW w:w="6681" w:type="dxa"/>
+            <w:tcW w:w="5842" w:type="dxa"/>
           </w:tcPr>
           <w:p>
             <w:pPr>
@@ -8532,7 +8648,7 @@
         </w:tc>
         <w:tc>
           <w:tcPr>
-            <w:tcW w:w="4950" w:type="dxa"/>
+            <w:tcW w:w="6000" w:type="dxa"/>
           </w:tcPr>
           <w:p>
             <w:pPr>
@@ -8567,7 +8683,7 @@
         <w:tc>
           <w:tcPr>
             <w:cnfStyle w:val="001000000000" w:firstRow="0" w:lastRow="0" w:firstColumn="1" w:lastColumn="0" w:oddVBand="0" w:evenVBand="0" w:oddHBand="0" w:evenHBand="0" w:firstRowFirstColumn="0" w:firstRowLastColumn="0" w:lastRowFirstColumn="0" w:lastRowLastColumn="0"/>
-            <w:tcW w:w="3767" w:type="dxa"/>
+            <w:tcW w:w="3556" w:type="dxa"/>
           </w:tcPr>
           <w:p>
             <w:r>
@@ -8577,7 +8693,7 @@
         </w:tc>
         <w:tc>
           <w:tcPr>
-            <w:tcW w:w="6681" w:type="dxa"/>
+            <w:tcW w:w="5842" w:type="dxa"/>
           </w:tcPr>
           <w:p>
             <w:pPr>
@@ -8595,7 +8711,7 @@
         </w:tc>
         <w:tc>
           <w:tcPr>
-            <w:tcW w:w="4950" w:type="dxa"/>
+            <w:tcW w:w="6000" w:type="dxa"/>
           </w:tcPr>
           <w:p>
             <w:pPr>
@@ -8627,7 +8743,7 @@
         <w:tc>
           <w:tcPr>
             <w:cnfStyle w:val="001000000000" w:firstRow="0" w:lastRow="0" w:firstColumn="1" w:lastColumn="0" w:oddVBand="0" w:evenVBand="0" w:oddHBand="0" w:evenHBand="0" w:firstRowFirstColumn="0" w:firstRowLastColumn="0" w:lastRowFirstColumn="0" w:lastRowLastColumn="0"/>
-            <w:tcW w:w="3767" w:type="dxa"/>
+            <w:tcW w:w="3556" w:type="dxa"/>
           </w:tcPr>
           <w:p>
             <w:r>
@@ -8637,7 +8753,7 @@
         </w:tc>
         <w:tc>
           <w:tcPr>
-            <w:tcW w:w="6681" w:type="dxa"/>
+            <w:tcW w:w="5842" w:type="dxa"/>
           </w:tcPr>
           <w:p>
             <w:pPr>
@@ -8674,7 +8790,7 @@
         </w:tc>
         <w:tc>
           <w:tcPr>
-            <w:tcW w:w="4950" w:type="dxa"/>
+            <w:tcW w:w="6000" w:type="dxa"/>
           </w:tcPr>
           <w:p>
             <w:pPr>
@@ -8724,7 +8840,7 @@
         <w:tc>
           <w:tcPr>
             <w:cnfStyle w:val="001000000000" w:firstRow="0" w:lastRow="0" w:firstColumn="1" w:lastColumn="0" w:oddVBand="0" w:evenVBand="0" w:oddHBand="0" w:evenHBand="0" w:firstRowFirstColumn="0" w:firstRowLastColumn="0" w:lastRowFirstColumn="0" w:lastRowLastColumn="0"/>
-            <w:tcW w:w="3767" w:type="dxa"/>
+            <w:tcW w:w="3556" w:type="dxa"/>
           </w:tcPr>
           <w:p>
             <w:r>
@@ -8734,7 +8850,7 @@
         </w:tc>
         <w:tc>
           <w:tcPr>
-            <w:tcW w:w="6681" w:type="dxa"/>
+            <w:tcW w:w="5842" w:type="dxa"/>
           </w:tcPr>
           <w:p>
             <w:pPr>
@@ -8760,7 +8876,7 @@
         </w:tc>
         <w:tc>
           <w:tcPr>
-            <w:tcW w:w="4950" w:type="dxa"/>
+            <w:tcW w:w="6000" w:type="dxa"/>
           </w:tcPr>
           <w:p>
             <w:pPr>
@@ -8792,7 +8908,7 @@
         <w:tc>
           <w:tcPr>
             <w:cnfStyle w:val="001000000000" w:firstRow="0" w:lastRow="0" w:firstColumn="1" w:lastColumn="0" w:oddVBand="0" w:evenVBand="0" w:oddHBand="0" w:evenHBand="0" w:firstRowFirstColumn="0" w:firstRowLastColumn="0" w:lastRowFirstColumn="0" w:lastRowLastColumn="0"/>
-            <w:tcW w:w="3767" w:type="dxa"/>
+            <w:tcW w:w="3556" w:type="dxa"/>
           </w:tcPr>
           <w:p>
             <w:r>
@@ -8802,7 +8918,7 @@
         </w:tc>
         <w:tc>
           <w:tcPr>
-            <w:tcW w:w="6681" w:type="dxa"/>
+            <w:tcW w:w="5842" w:type="dxa"/>
           </w:tcPr>
           <w:p>
             <w:pPr>
@@ -8815,7 +8931,7 @@
         </w:tc>
         <w:tc>
           <w:tcPr>
-            <w:tcW w:w="4950" w:type="dxa"/>
+            <w:tcW w:w="6000" w:type="dxa"/>
           </w:tcPr>
           <w:p>
             <w:pPr>
@@ -8884,7 +9000,7 @@
         <w:tc>
           <w:tcPr>
             <w:cnfStyle w:val="001000000000" w:firstRow="0" w:lastRow="0" w:firstColumn="1" w:lastColumn="0" w:oddVBand="0" w:evenVBand="0" w:oddHBand="0" w:evenHBand="0" w:firstRowFirstColumn="0" w:firstRowLastColumn="0" w:lastRowFirstColumn="0" w:lastRowLastColumn="0"/>
-            <w:tcW w:w="3767" w:type="dxa"/>
+            <w:tcW w:w="3556" w:type="dxa"/>
           </w:tcPr>
           <w:p>
             <w:r>
@@ -8894,7 +9010,7 @@
         </w:tc>
         <w:tc>
           <w:tcPr>
-            <w:tcW w:w="6681" w:type="dxa"/>
+            <w:tcW w:w="5842" w:type="dxa"/>
           </w:tcPr>
           <w:p>
             <w:pPr>
@@ -8907,7 +9023,7 @@
         </w:tc>
         <w:tc>
           <w:tcPr>
-            <w:tcW w:w="4950" w:type="dxa"/>
+            <w:tcW w:w="6000" w:type="dxa"/>
           </w:tcPr>
           <w:p>
             <w:pPr>
@@ -8995,7 +9111,7 @@
         <w:tc>
           <w:tcPr>
             <w:cnfStyle w:val="001000000000" w:firstRow="0" w:lastRow="0" w:firstColumn="1" w:lastColumn="0" w:oddVBand="0" w:evenVBand="0" w:oddHBand="0" w:evenHBand="0" w:firstRowFirstColumn="0" w:firstRowLastColumn="0" w:lastRowFirstColumn="0" w:lastRowLastColumn="0"/>
-            <w:tcW w:w="3767" w:type="dxa"/>
+            <w:tcW w:w="3556" w:type="dxa"/>
           </w:tcPr>
           <w:p>
             <w:r>
@@ -9005,7 +9121,7 @@
         </w:tc>
         <w:tc>
           <w:tcPr>
-            <w:tcW w:w="6681" w:type="dxa"/>
+            <w:tcW w:w="5842" w:type="dxa"/>
           </w:tcPr>
           <w:p>
             <w:pPr>
@@ -9018,7 +9134,7 @@
         </w:tc>
         <w:tc>
           <w:tcPr>
-            <w:tcW w:w="4950" w:type="dxa"/>
+            <w:tcW w:w="6000" w:type="dxa"/>
           </w:tcPr>
           <w:p>
             <w:pPr>
@@ -9163,7 +9279,7 @@
         <w:tc>
           <w:tcPr>
             <w:cnfStyle w:val="001000000000" w:firstRow="0" w:lastRow="0" w:firstColumn="1" w:lastColumn="0" w:oddVBand="0" w:evenVBand="0" w:oddHBand="0" w:evenHBand="0" w:firstRowFirstColumn="0" w:firstRowLastColumn="0" w:lastRowFirstColumn="0" w:lastRowLastColumn="0"/>
-            <w:tcW w:w="3767" w:type="dxa"/>
+            <w:tcW w:w="3556" w:type="dxa"/>
           </w:tcPr>
           <w:p>
             <w:r>
@@ -9173,7 +9289,7 @@
         </w:tc>
         <w:tc>
           <w:tcPr>
-            <w:tcW w:w="6681" w:type="dxa"/>
+            <w:tcW w:w="5842" w:type="dxa"/>
           </w:tcPr>
           <w:p>
             <w:pPr>
@@ -9186,7 +9302,7 @@
         </w:tc>
         <w:tc>
           <w:tcPr>
-            <w:tcW w:w="4950" w:type="dxa"/>
+            <w:tcW w:w="6000" w:type="dxa"/>
           </w:tcPr>
           <w:p>
             <w:pPr>
@@ -9281,17 +9397,18 @@
         <w:tc>
           <w:tcPr>
             <w:cnfStyle w:val="001000000000" w:firstRow="0" w:lastRow="0" w:firstColumn="1" w:lastColumn="0" w:oddVBand="0" w:evenVBand="0" w:oddHBand="0" w:evenHBand="0" w:firstRowFirstColumn="0" w:firstRowLastColumn="0" w:lastRowFirstColumn="0" w:lastRowLastColumn="0"/>
-            <w:tcW w:w="3767" w:type="dxa"/>
-          </w:tcPr>
-          <w:p>
-            <w:r>
+            <w:tcW w:w="3556" w:type="dxa"/>
+          </w:tcPr>
+          <w:p>
+            <w:r>
+              <w:lastRenderedPageBreak/>
               <w:t>Add column with glacier name to metadata table.</w:t>
             </w:r>
           </w:p>
         </w:tc>
         <w:tc>
           <w:tcPr>
-            <w:tcW w:w="6681" w:type="dxa"/>
+            <w:tcW w:w="5842" w:type="dxa"/>
           </w:tcPr>
           <w:p>
             <w:pPr>
@@ -9312,7 +9429,7 @@
         </w:tc>
         <w:tc>
           <w:tcPr>
-            <w:tcW w:w="4950" w:type="dxa"/>
+            <w:tcW w:w="6000" w:type="dxa"/>
           </w:tcPr>
           <w:p>
             <w:pPr>
@@ -9425,7 +9542,6 @@
               <w:cnfStyle w:val="000000000000" w:firstRow="0" w:lastRow="0" w:firstColumn="0" w:lastColumn="0" w:oddVBand="0" w:evenVBand="0" w:oddHBand="0" w:evenHBand="0" w:firstRowFirstColumn="0" w:firstRowLastColumn="0" w:lastRowFirstColumn="0" w:lastRowLastColumn="0"/>
             </w:pPr>
             <w:r>
-              <w:lastRenderedPageBreak/>
               <w:t xml:space="preserve">  }</w:t>
             </w:r>
           </w:p>
@@ -9472,18 +9588,17 @@
         <w:tc>
           <w:tcPr>
             <w:cnfStyle w:val="001000000000" w:firstRow="0" w:lastRow="0" w:firstColumn="1" w:lastColumn="0" w:oddVBand="0" w:evenVBand="0" w:oddHBand="0" w:evenHBand="0" w:firstRowFirstColumn="0" w:firstRowLastColumn="0" w:lastRowFirstColumn="0" w:lastRowLastColumn="0"/>
-            <w:tcW w:w="3767" w:type="dxa"/>
-          </w:tcPr>
-          <w:p>
-            <w:r>
-              <w:lastRenderedPageBreak/>
+            <w:tcW w:w="3556" w:type="dxa"/>
+          </w:tcPr>
+          <w:p>
+            <w:r>
               <w:t>Create a logical vector showing which entries are ‘TRUE’ for blanks and FALSE for genuine samples.</w:t>
             </w:r>
           </w:p>
         </w:tc>
         <w:tc>
           <w:tcPr>
-            <w:tcW w:w="6681" w:type="dxa"/>
+            <w:tcW w:w="5842" w:type="dxa"/>
           </w:tcPr>
           <w:p>
             <w:pPr>
@@ -9496,7 +9611,7 @@
         </w:tc>
         <w:tc>
           <w:tcPr>
-            <w:tcW w:w="4950" w:type="dxa"/>
+            <w:tcW w:w="6000" w:type="dxa"/>
           </w:tcPr>
           <w:p>
             <w:pPr>
@@ -9535,7 +9650,7 @@
         <w:tc>
           <w:tcPr>
             <w:cnfStyle w:val="001000000000" w:firstRow="0" w:lastRow="0" w:firstColumn="1" w:lastColumn="0" w:oddVBand="0" w:evenVBand="0" w:oddHBand="0" w:evenHBand="0" w:firstRowFirstColumn="0" w:firstRowLastColumn="0" w:lastRowFirstColumn="0" w:lastRowLastColumn="0"/>
-            <w:tcW w:w="3767" w:type="dxa"/>
+            <w:tcW w:w="3556" w:type="dxa"/>
           </w:tcPr>
           <w:p>
             <w:r>
@@ -9553,7 +9668,7 @@
         </w:tc>
         <w:tc>
           <w:tcPr>
-            <w:tcW w:w="6681" w:type="dxa"/>
+            <w:tcW w:w="5842" w:type="dxa"/>
           </w:tcPr>
           <w:p>
             <w:pPr>
@@ -9582,7 +9697,7 @@
         </w:tc>
         <w:tc>
           <w:tcPr>
-            <w:tcW w:w="4950" w:type="dxa"/>
+            <w:tcW w:w="6000" w:type="dxa"/>
           </w:tcPr>
           <w:p>
             <w:pPr>
@@ -9627,7 +9742,7 @@
         <w:tc>
           <w:tcPr>
             <w:cnfStyle w:val="001000000000" w:firstRow="0" w:lastRow="0" w:firstColumn="1" w:lastColumn="0" w:oddVBand="0" w:evenVBand="0" w:oddHBand="0" w:evenHBand="0" w:firstRowFirstColumn="0" w:firstRowLastColumn="0" w:lastRowFirstColumn="0" w:lastRowLastColumn="0"/>
-            <w:tcW w:w="3767" w:type="dxa"/>
+            <w:tcW w:w="3556" w:type="dxa"/>
           </w:tcPr>
           <w:p>
             <w:r>
@@ -9645,7 +9760,7 @@
         </w:tc>
         <w:tc>
           <w:tcPr>
-            <w:tcW w:w="6681" w:type="dxa"/>
+            <w:tcW w:w="5842" w:type="dxa"/>
           </w:tcPr>
           <w:p>
             <w:pPr>
@@ -9682,7 +9797,7 @@
         </w:tc>
         <w:tc>
           <w:tcPr>
-            <w:tcW w:w="4950" w:type="dxa"/>
+            <w:tcW w:w="6000" w:type="dxa"/>
           </w:tcPr>
           <w:p>
             <w:pPr>
@@ -9727,7 +9842,7 @@
         <w:tc>
           <w:tcPr>
             <w:cnfStyle w:val="001000000000" w:firstRow="0" w:lastRow="0" w:firstColumn="1" w:lastColumn="0" w:oddVBand="0" w:evenVBand="0" w:oddHBand="0" w:evenHBand="0" w:firstRowFirstColumn="0" w:firstRowLastColumn="0" w:lastRowFirstColumn="0" w:lastRowLastColumn="0"/>
-            <w:tcW w:w="3767" w:type="dxa"/>
+            <w:tcW w:w="3556" w:type="dxa"/>
           </w:tcPr>
           <w:p>
             <w:r>
@@ -9737,7 +9852,7 @@
         </w:tc>
         <w:tc>
           <w:tcPr>
-            <w:tcW w:w="6681" w:type="dxa"/>
+            <w:tcW w:w="5842" w:type="dxa"/>
           </w:tcPr>
           <w:p>
             <w:pPr>
@@ -9750,7 +9865,7 @@
         </w:tc>
         <w:tc>
           <w:tcPr>
-            <w:tcW w:w="4950" w:type="dxa"/>
+            <w:tcW w:w="6000" w:type="dxa"/>
           </w:tcPr>
           <w:p>
             <w:pPr>
@@ -9777,7 +9892,7 @@
         <w:tc>
           <w:tcPr>
             <w:cnfStyle w:val="001000000000" w:firstRow="0" w:lastRow="0" w:firstColumn="1" w:lastColumn="0" w:oddVBand="0" w:evenVBand="0" w:oddHBand="0" w:evenHBand="0" w:firstRowFirstColumn="0" w:firstRowLastColumn="0" w:lastRowFirstColumn="0" w:lastRowLastColumn="0"/>
-            <w:tcW w:w="3767" w:type="dxa"/>
+            <w:tcW w:w="3556" w:type="dxa"/>
           </w:tcPr>
           <w:p>
             <w:r>
@@ -9787,7 +9902,7 @@
         </w:tc>
         <w:tc>
           <w:tcPr>
-            <w:tcW w:w="6681" w:type="dxa"/>
+            <w:tcW w:w="5842" w:type="dxa"/>
           </w:tcPr>
           <w:p>
             <w:pPr>
@@ -9805,7 +9920,7 @@
         </w:tc>
         <w:tc>
           <w:tcPr>
-            <w:tcW w:w="4950" w:type="dxa"/>
+            <w:tcW w:w="6000" w:type="dxa"/>
           </w:tcPr>
           <w:p>
             <w:pPr>
@@ -9852,7 +9967,7 @@
         <w:tc>
           <w:tcPr>
             <w:cnfStyle w:val="001000000000" w:firstRow="0" w:lastRow="0" w:firstColumn="1" w:lastColumn="0" w:oddVBand="0" w:evenVBand="0" w:oddHBand="0" w:evenHBand="0" w:firstRowFirstColumn="0" w:firstRowLastColumn="0" w:lastRowFirstColumn="0" w:lastRowLastColumn="0"/>
-            <w:tcW w:w="3767" w:type="dxa"/>
+            <w:tcW w:w="3556" w:type="dxa"/>
           </w:tcPr>
           <w:p>
             <w:r>
@@ -9862,7 +9977,7 @@
         </w:tc>
         <w:tc>
           <w:tcPr>
-            <w:tcW w:w="6681" w:type="dxa"/>
+            <w:tcW w:w="5842" w:type="dxa"/>
           </w:tcPr>
           <w:p>
             <w:pPr>
@@ -9891,7 +10006,7 @@
         </w:tc>
         <w:tc>
           <w:tcPr>
-            <w:tcW w:w="4950" w:type="dxa"/>
+            <w:tcW w:w="6000" w:type="dxa"/>
           </w:tcPr>
           <w:p>
             <w:pPr>
@@ -9928,7 +10043,7 @@
         <w:tc>
           <w:tcPr>
             <w:cnfStyle w:val="001000000000" w:firstRow="0" w:lastRow="0" w:firstColumn="1" w:lastColumn="0" w:oddVBand="0" w:evenVBand="0" w:oddHBand="0" w:evenHBand="0" w:firstRowFirstColumn="0" w:firstRowLastColumn="0" w:lastRowFirstColumn="0" w:lastRowLastColumn="0"/>
-            <w:tcW w:w="3767" w:type="dxa"/>
+            <w:tcW w:w="3556" w:type="dxa"/>
           </w:tcPr>
           <w:p>
             <w:r>
@@ -9941,7 +10056,7 @@
         </w:tc>
         <w:tc>
           <w:tcPr>
-            <w:tcW w:w="6681" w:type="dxa"/>
+            <w:tcW w:w="5842" w:type="dxa"/>
           </w:tcPr>
           <w:p>
             <w:pPr>
@@ -9967,7 +10082,7 @@
         </w:tc>
         <w:tc>
           <w:tcPr>
-            <w:tcW w:w="4950" w:type="dxa"/>
+            <w:tcW w:w="6000" w:type="dxa"/>
           </w:tcPr>
           <w:p>
             <w:pPr>
@@ -10004,7 +10119,7 @@
         <w:tc>
           <w:tcPr>
             <w:cnfStyle w:val="001000000000" w:firstRow="0" w:lastRow="0" w:firstColumn="1" w:lastColumn="0" w:oddVBand="0" w:evenVBand="0" w:oddHBand="0" w:evenHBand="0" w:firstRowFirstColumn="0" w:firstRowLastColumn="0" w:lastRowFirstColumn="0" w:lastRowLastColumn="0"/>
-            <w:tcW w:w="3767" w:type="dxa"/>
+            <w:tcW w:w="3556" w:type="dxa"/>
           </w:tcPr>
           <w:p>
             <w:r>
@@ -10014,17 +10129,17 @@
         </w:tc>
         <w:tc>
           <w:tcPr>
-            <w:tcW w:w="6681" w:type="dxa"/>
-          </w:tcPr>
-          <w:p>
-            <w:pPr>
-              <w:cnfStyle w:val="000000000000" w:firstRow="0" w:lastRow="0" w:firstColumn="0" w:lastColumn="0" w:oddVBand="0" w:evenVBand="0" w:oddHBand="0" w:evenHBand="0" w:firstRowFirstColumn="0" w:firstRowLastColumn="0" w:lastRowFirstColumn="0" w:lastRowLastColumn="0"/>
-            </w:pPr>
-          </w:p>
-        </w:tc>
-        <w:tc>
-          <w:tcPr>
-            <w:tcW w:w="4950" w:type="dxa"/>
+            <w:tcW w:w="5842" w:type="dxa"/>
+          </w:tcPr>
+          <w:p>
+            <w:pPr>
+              <w:cnfStyle w:val="000000000000" w:firstRow="0" w:lastRow="0" w:firstColumn="0" w:lastColumn="0" w:oddVBand="0" w:evenVBand="0" w:oddHBand="0" w:evenHBand="0" w:firstRowFirstColumn="0" w:firstRowLastColumn="0" w:lastRowFirstColumn="0" w:lastRowLastColumn="0"/>
+            </w:pPr>
+          </w:p>
+        </w:tc>
+        <w:tc>
+          <w:tcPr>
+            <w:tcW w:w="6000" w:type="dxa"/>
           </w:tcPr>
           <w:p>
             <w:pPr>
@@ -10061,7 +10176,7 @@
         <w:tc>
           <w:tcPr>
             <w:cnfStyle w:val="001000000000" w:firstRow="0" w:lastRow="0" w:firstColumn="1" w:lastColumn="0" w:oddVBand="0" w:evenVBand="0" w:oddHBand="0" w:evenHBand="0" w:firstRowFirstColumn="0" w:firstRowLastColumn="0" w:lastRowFirstColumn="0" w:lastRowLastColumn="0"/>
-            <w:tcW w:w="3767" w:type="dxa"/>
+            <w:tcW w:w="3556" w:type="dxa"/>
           </w:tcPr>
           <w:p>
             <w:r>
@@ -10071,7 +10186,7 @@
         </w:tc>
         <w:tc>
           <w:tcPr>
-            <w:tcW w:w="6681" w:type="dxa"/>
+            <w:tcW w:w="5842" w:type="dxa"/>
           </w:tcPr>
           <w:p>
             <w:pPr>
@@ -10089,7 +10204,7 @@
         </w:tc>
         <w:tc>
           <w:tcPr>
-            <w:tcW w:w="4950" w:type="dxa"/>
+            <w:tcW w:w="6000" w:type="dxa"/>
           </w:tcPr>
           <w:p>
             <w:pPr>
@@ -10224,7 +10339,7 @@
         <w:tc>
           <w:tcPr>
             <w:cnfStyle w:val="001000000000" w:firstRow="0" w:lastRow="0" w:firstColumn="1" w:lastColumn="0" w:oddVBand="0" w:evenVBand="0" w:oddHBand="0" w:evenHBand="0" w:firstRowFirstColumn="0" w:firstRowLastColumn="0" w:lastRowFirstColumn="0" w:lastRowLastColumn="0"/>
-            <w:tcW w:w="3767" w:type="dxa"/>
+            <w:tcW w:w="3556" w:type="dxa"/>
           </w:tcPr>
           <w:p>
             <w:r>
@@ -10234,7 +10349,7 @@
         </w:tc>
         <w:tc>
           <w:tcPr>
-            <w:tcW w:w="6681" w:type="dxa"/>
+            <w:tcW w:w="5842" w:type="dxa"/>
           </w:tcPr>
           <w:p>
             <w:pPr>
@@ -10247,7 +10362,7 @@
         </w:tc>
         <w:tc>
           <w:tcPr>
-            <w:tcW w:w="4950" w:type="dxa"/>
+            <w:tcW w:w="6000" w:type="dxa"/>
           </w:tcPr>
           <w:p>
             <w:pPr>
@@ -10292,7 +10407,7 @@
         <w:tc>
           <w:tcPr>
             <w:cnfStyle w:val="001000000000" w:firstRow="0" w:lastRow="0" w:firstColumn="1" w:lastColumn="0" w:oddVBand="0" w:evenVBand="0" w:oddHBand="0" w:evenHBand="0" w:firstRowFirstColumn="0" w:firstRowLastColumn="0" w:lastRowFirstColumn="0" w:lastRowLastColumn="0"/>
-            <w:tcW w:w="3767" w:type="dxa"/>
+            <w:tcW w:w="3556" w:type="dxa"/>
           </w:tcPr>
           <w:p>
             <w:r>
@@ -10302,7 +10417,7 @@
         </w:tc>
         <w:tc>
           <w:tcPr>
-            <w:tcW w:w="6681" w:type="dxa"/>
+            <w:tcW w:w="5842" w:type="dxa"/>
           </w:tcPr>
           <w:p>
             <w:pPr>
@@ -10326,7 +10441,7 @@
         </w:tc>
         <w:tc>
           <w:tcPr>
-            <w:tcW w:w="4950" w:type="dxa"/>
+            <w:tcW w:w="6000" w:type="dxa"/>
           </w:tcPr>
           <w:p>
             <w:pPr>
@@ -10384,7 +10499,7 @@
         <w:tc>
           <w:tcPr>
             <w:cnfStyle w:val="001000000000" w:firstRow="0" w:lastRow="0" w:firstColumn="1" w:lastColumn="0" w:oddVBand="0" w:evenVBand="0" w:oddHBand="0" w:evenHBand="0" w:firstRowFirstColumn="0" w:firstRowLastColumn="0" w:lastRowFirstColumn="0" w:lastRowLastColumn="0"/>
-            <w:tcW w:w="3767" w:type="dxa"/>
+            <w:tcW w:w="3556" w:type="dxa"/>
           </w:tcPr>
           <w:p>
             <w:r>
@@ -10405,7 +10520,7 @@
         </w:tc>
         <w:tc>
           <w:tcPr>
-            <w:tcW w:w="6681" w:type="dxa"/>
+            <w:tcW w:w="5842" w:type="dxa"/>
           </w:tcPr>
           <w:p>
             <w:pPr>
@@ -10418,7 +10533,7 @@
         </w:tc>
         <w:tc>
           <w:tcPr>
-            <w:tcW w:w="4950" w:type="dxa"/>
+            <w:tcW w:w="6000" w:type="dxa"/>
           </w:tcPr>
           <w:p>
             <w:pPr>
@@ -10468,7 +10583,7 @@
         <w:tc>
           <w:tcPr>
             <w:cnfStyle w:val="001000000000" w:firstRow="0" w:lastRow="0" w:firstColumn="1" w:lastColumn="0" w:oddVBand="0" w:evenVBand="0" w:oddHBand="0" w:evenHBand="0" w:firstRowFirstColumn="0" w:firstRowLastColumn="0" w:lastRowFirstColumn="0" w:lastRowLastColumn="0"/>
-            <w:tcW w:w="3767" w:type="dxa"/>
+            <w:tcW w:w="3556" w:type="dxa"/>
           </w:tcPr>
           <w:p>
             <w:r>
@@ -10484,7 +10599,7 @@
         </w:tc>
         <w:tc>
           <w:tcPr>
-            <w:tcW w:w="6681" w:type="dxa"/>
+            <w:tcW w:w="5842" w:type="dxa"/>
           </w:tcPr>
           <w:p>
             <w:pPr>
@@ -10497,7 +10612,7 @@
         </w:tc>
         <w:tc>
           <w:tcPr>
-            <w:tcW w:w="4950" w:type="dxa"/>
+            <w:tcW w:w="6000" w:type="dxa"/>
           </w:tcPr>
           <w:p>
             <w:pPr>
@@ -10658,7 +10773,7 @@
         <w:tc>
           <w:tcPr>
             <w:cnfStyle w:val="001000000000" w:firstRow="0" w:lastRow="0" w:firstColumn="1" w:lastColumn="0" w:oddVBand="0" w:evenVBand="0" w:oddHBand="0" w:evenHBand="0" w:firstRowFirstColumn="0" w:firstRowLastColumn="0" w:lastRowFirstColumn="0" w:lastRowLastColumn="0"/>
-            <w:tcW w:w="3767" w:type="dxa"/>
+            <w:tcW w:w="3556" w:type="dxa"/>
           </w:tcPr>
           <w:p>
             <w:r>
@@ -10674,7 +10789,7 @@
         </w:tc>
         <w:tc>
           <w:tcPr>
-            <w:tcW w:w="6681" w:type="dxa"/>
+            <w:tcW w:w="5842" w:type="dxa"/>
           </w:tcPr>
           <w:p>
             <w:pPr>
@@ -10706,7 +10821,7 @@
         </w:tc>
         <w:tc>
           <w:tcPr>
-            <w:tcW w:w="4950" w:type="dxa"/>
+            <w:tcW w:w="6000" w:type="dxa"/>
           </w:tcPr>
           <w:p>
             <w:pPr>
@@ -10751,7 +10866,7 @@
         <w:tc>
           <w:tcPr>
             <w:cnfStyle w:val="001000000000" w:firstRow="0" w:lastRow="0" w:firstColumn="1" w:lastColumn="0" w:oddVBand="0" w:evenVBand="0" w:oddHBand="0" w:evenHBand="0" w:firstRowFirstColumn="0" w:firstRowLastColumn="0" w:lastRowFirstColumn="0" w:lastRowLastColumn="0"/>
-            <w:tcW w:w="3767" w:type="dxa"/>
+            <w:tcW w:w="3556" w:type="dxa"/>
           </w:tcPr>
           <w:p>
             <w:r>
@@ -10761,7 +10876,7 @@
         </w:tc>
         <w:tc>
           <w:tcPr>
-            <w:tcW w:w="6681" w:type="dxa"/>
+            <w:tcW w:w="5842" w:type="dxa"/>
           </w:tcPr>
           <w:p>
             <w:pPr>
@@ -10796,7 +10911,7 @@
         </w:tc>
         <w:tc>
           <w:tcPr>
-            <w:tcW w:w="4950" w:type="dxa"/>
+            <w:tcW w:w="6000" w:type="dxa"/>
           </w:tcPr>
           <w:p>
             <w:pPr>
@@ -10920,7 +11035,7 @@
         <w:tc>
           <w:tcPr>
             <w:cnfStyle w:val="001000000000" w:firstRow="0" w:lastRow="0" w:firstColumn="1" w:lastColumn="0" w:oddVBand="0" w:evenVBand="0" w:oddHBand="0" w:evenHBand="0" w:firstRowFirstColumn="0" w:firstRowLastColumn="0" w:lastRowFirstColumn="0" w:lastRowLastColumn="0"/>
-            <w:tcW w:w="3767" w:type="dxa"/>
+            <w:tcW w:w="3556" w:type="dxa"/>
           </w:tcPr>
           <w:p>
             <w:r>
@@ -10938,7 +11053,7 @@
         </w:tc>
         <w:tc>
           <w:tcPr>
-            <w:tcW w:w="6681" w:type="dxa"/>
+            <w:tcW w:w="5842" w:type="dxa"/>
           </w:tcPr>
           <w:p>
             <w:pPr>
@@ -11004,7 +11119,7 @@
         </w:tc>
         <w:tc>
           <w:tcPr>
-            <w:tcW w:w="4950" w:type="dxa"/>
+            <w:tcW w:w="6000" w:type="dxa"/>
           </w:tcPr>
           <w:p>
             <w:pPr>
@@ -11057,7 +11172,7 @@
         <w:tc>
           <w:tcPr>
             <w:cnfStyle w:val="001000000000" w:firstRow="0" w:lastRow="0" w:firstColumn="1" w:lastColumn="0" w:oddVBand="0" w:evenVBand="0" w:oddHBand="0" w:evenHBand="0" w:firstRowFirstColumn="0" w:firstRowLastColumn="0" w:lastRowFirstColumn="0" w:lastRowLastColumn="0"/>
-            <w:tcW w:w="3767" w:type="dxa"/>
+            <w:tcW w:w="3556" w:type="dxa"/>
           </w:tcPr>
           <w:p>
             <w:r>
@@ -11067,7 +11182,7 @@
         </w:tc>
         <w:tc>
           <w:tcPr>
-            <w:tcW w:w="6681" w:type="dxa"/>
+            <w:tcW w:w="5842" w:type="dxa"/>
           </w:tcPr>
           <w:p>
             <w:pPr>
@@ -11096,7 +11211,7 @@
         </w:tc>
         <w:tc>
           <w:tcPr>
-            <w:tcW w:w="4950" w:type="dxa"/>
+            <w:tcW w:w="6000" w:type="dxa"/>
           </w:tcPr>
           <w:p>
             <w:pPr>
@@ -11149,7 +11264,7 @@
         <w:tc>
           <w:tcPr>
             <w:cnfStyle w:val="001000000000" w:firstRow="0" w:lastRow="0" w:firstColumn="1" w:lastColumn="0" w:oddVBand="0" w:evenVBand="0" w:oddHBand="0" w:evenHBand="0" w:firstRowFirstColumn="0" w:firstRowLastColumn="0" w:lastRowFirstColumn="0" w:lastRowLastColumn="0"/>
-            <w:tcW w:w="3767" w:type="dxa"/>
+            <w:tcW w:w="3556" w:type="dxa"/>
           </w:tcPr>
           <w:p>
             <w:r>
@@ -11159,7 +11274,7 @@
         </w:tc>
         <w:tc>
           <w:tcPr>
-            <w:tcW w:w="6681" w:type="dxa"/>
+            <w:tcW w:w="5842" w:type="dxa"/>
           </w:tcPr>
           <w:p>
             <w:pPr>
@@ -11177,7 +11292,7 @@
         </w:tc>
         <w:tc>
           <w:tcPr>
-            <w:tcW w:w="4950" w:type="dxa"/>
+            <w:tcW w:w="6000" w:type="dxa"/>
           </w:tcPr>
           <w:p>
             <w:pPr>
@@ -11277,17 +11392,18 @@
         <w:tc>
           <w:tcPr>
             <w:cnfStyle w:val="001000000000" w:firstRow="0" w:lastRow="0" w:firstColumn="1" w:lastColumn="0" w:oddVBand="0" w:evenVBand="0" w:oddHBand="0" w:evenHBand="0" w:firstRowFirstColumn="0" w:firstRowLastColumn="0" w:lastRowFirstColumn="0" w:lastRowLastColumn="0"/>
-            <w:tcW w:w="3767" w:type="dxa"/>
-          </w:tcPr>
-          <w:p>
-            <w:r>
+            <w:tcW w:w="3556" w:type="dxa"/>
+          </w:tcPr>
+          <w:p>
+            <w:r>
+              <w:lastRenderedPageBreak/>
               <w:t>Modify the taxonomy table.</w:t>
             </w:r>
           </w:p>
         </w:tc>
         <w:tc>
           <w:tcPr>
-            <w:tcW w:w="6681" w:type="dxa"/>
+            <w:tcW w:w="5842" w:type="dxa"/>
           </w:tcPr>
           <w:p>
             <w:pPr>
@@ -11300,7 +11416,7 @@
         </w:tc>
         <w:tc>
           <w:tcPr>
-            <w:tcW w:w="4950" w:type="dxa"/>
+            <w:tcW w:w="6000" w:type="dxa"/>
           </w:tcPr>
           <w:p>
             <w:pPr>
@@ -11347,7 +11463,6 @@
               <w:cnfStyle w:val="000000100000" w:firstRow="0" w:lastRow="0" w:firstColumn="0" w:lastColumn="0" w:oddVBand="0" w:evenVBand="0" w:oddHBand="1" w:evenHBand="0" w:firstRowFirstColumn="0" w:firstRowLastColumn="0" w:lastRowFirstColumn="0" w:lastRowLastColumn="0"/>
             </w:pPr>
             <w:r>
-              <w:lastRenderedPageBreak/>
               <w:t xml:space="preserve">  </w:t>
             </w:r>
             <w:proofErr w:type="gramStart"/>
@@ -11473,18 +11588,17 @@
         <w:tc>
           <w:tcPr>
             <w:cnfStyle w:val="001000000000" w:firstRow="0" w:lastRow="0" w:firstColumn="1" w:lastColumn="0" w:oddVBand="0" w:evenVBand="0" w:oddHBand="0" w:evenHBand="0" w:firstRowFirstColumn="0" w:firstRowLastColumn="0" w:lastRowFirstColumn="0" w:lastRowLastColumn="0"/>
-            <w:tcW w:w="3767" w:type="dxa"/>
-          </w:tcPr>
-          <w:p>
-            <w:r>
-              <w:lastRenderedPageBreak/>
+            <w:tcW w:w="3556" w:type="dxa"/>
+          </w:tcPr>
+          <w:p>
+            <w:r>
               <w:t>Perform Hellinger transformation of the count data.</w:t>
             </w:r>
           </w:p>
         </w:tc>
         <w:tc>
           <w:tcPr>
-            <w:tcW w:w="6681" w:type="dxa"/>
+            <w:tcW w:w="5842" w:type="dxa"/>
           </w:tcPr>
           <w:p>
             <w:pPr>
@@ -11525,7 +11639,7 @@
         </w:tc>
         <w:tc>
           <w:tcPr>
-            <w:tcW w:w="4950" w:type="dxa"/>
+            <w:tcW w:w="6000" w:type="dxa"/>
           </w:tcPr>
           <w:p>
             <w:pPr>
@@ -11573,7 +11687,7 @@
         <w:tc>
           <w:tcPr>
             <w:cnfStyle w:val="001000000000" w:firstRow="0" w:lastRow="0" w:firstColumn="1" w:lastColumn="0" w:oddVBand="0" w:evenVBand="0" w:oddHBand="0" w:evenHBand="0" w:firstRowFirstColumn="0" w:firstRowLastColumn="0" w:lastRowFirstColumn="0" w:lastRowLastColumn="0"/>
-            <w:tcW w:w="3767" w:type="dxa"/>
+            <w:tcW w:w="3556" w:type="dxa"/>
           </w:tcPr>
           <w:p>
             <w:r>
@@ -11591,7 +11705,7 @@
         </w:tc>
         <w:tc>
           <w:tcPr>
-            <w:tcW w:w="6681" w:type="dxa"/>
+            <w:tcW w:w="5842" w:type="dxa"/>
           </w:tcPr>
           <w:p>
             <w:pPr>
@@ -11647,7 +11761,7 @@
         </w:tc>
         <w:tc>
           <w:tcPr>
-            <w:tcW w:w="4950" w:type="dxa"/>
+            <w:tcW w:w="6000" w:type="dxa"/>
           </w:tcPr>
           <w:p>
             <w:pPr>
@@ -11692,7 +11806,7 @@
         <w:tc>
           <w:tcPr>
             <w:cnfStyle w:val="001000000000" w:firstRow="0" w:lastRow="0" w:firstColumn="1" w:lastColumn="0" w:oddVBand="0" w:evenVBand="0" w:oddHBand="0" w:evenHBand="0" w:firstRowFirstColumn="0" w:firstRowLastColumn="0" w:lastRowFirstColumn="0" w:lastRowLastColumn="0"/>
-            <w:tcW w:w="3767" w:type="dxa"/>
+            <w:tcW w:w="3556" w:type="dxa"/>
           </w:tcPr>
           <w:p>
             <w:r>
@@ -11702,7 +11816,7 @@
         </w:tc>
         <w:tc>
           <w:tcPr>
-            <w:tcW w:w="6681" w:type="dxa"/>
+            <w:tcW w:w="5842" w:type="dxa"/>
           </w:tcPr>
           <w:p>
             <w:pPr>
@@ -11715,7 +11829,7 @@
         </w:tc>
         <w:tc>
           <w:tcPr>
-            <w:tcW w:w="4950" w:type="dxa"/>
+            <w:tcW w:w="6000" w:type="dxa"/>
           </w:tcPr>
           <w:p>
             <w:pPr>
@@ -11764,7 +11878,7 @@
         <w:tc>
           <w:tcPr>
             <w:cnfStyle w:val="001000000000" w:firstRow="0" w:lastRow="0" w:firstColumn="1" w:lastColumn="0" w:oddVBand="0" w:evenVBand="0" w:oddHBand="0" w:evenHBand="0" w:firstRowFirstColumn="0" w:firstRowLastColumn="0" w:lastRowFirstColumn="0" w:lastRowLastColumn="0"/>
-            <w:tcW w:w="3767" w:type="dxa"/>
+            <w:tcW w:w="3556" w:type="dxa"/>
           </w:tcPr>
           <w:p>
             <w:r>
@@ -11782,7 +11896,7 @@
         </w:tc>
         <w:tc>
           <w:tcPr>
-            <w:tcW w:w="6681" w:type="dxa"/>
+            <w:tcW w:w="5842" w:type="dxa"/>
           </w:tcPr>
           <w:p>
             <w:pPr>
@@ -11808,7 +11922,7 @@
         </w:tc>
         <w:tc>
           <w:tcPr>
-            <w:tcW w:w="4950" w:type="dxa"/>
+            <w:tcW w:w="6000" w:type="dxa"/>
           </w:tcPr>
           <w:p>
             <w:pPr>
@@ -11861,7 +11975,7 @@
         <w:tc>
           <w:tcPr>
             <w:cnfStyle w:val="001000000000" w:firstRow="0" w:lastRow="0" w:firstColumn="1" w:lastColumn="0" w:oddVBand="0" w:evenVBand="0" w:oddHBand="0" w:evenHBand="0" w:firstRowFirstColumn="0" w:firstRowLastColumn="0" w:lastRowFirstColumn="0" w:lastRowLastColumn="0"/>
-            <w:tcW w:w="3767" w:type="dxa"/>
+            <w:tcW w:w="3556" w:type="dxa"/>
           </w:tcPr>
           <w:p>
             <w:r>
@@ -11885,7 +11999,7 @@
         </w:tc>
         <w:tc>
           <w:tcPr>
-            <w:tcW w:w="6681" w:type="dxa"/>
+            <w:tcW w:w="5842" w:type="dxa"/>
           </w:tcPr>
           <w:p>
             <w:pPr>
@@ -11914,7 +12028,7 @@
         </w:tc>
         <w:tc>
           <w:tcPr>
-            <w:tcW w:w="4950" w:type="dxa"/>
+            <w:tcW w:w="6000" w:type="dxa"/>
           </w:tcPr>
           <w:p>
             <w:pPr>
@@ -11951,7 +12065,7 @@
         <w:tc>
           <w:tcPr>
             <w:cnfStyle w:val="001000000000" w:firstRow="0" w:lastRow="0" w:firstColumn="1" w:lastColumn="0" w:oddVBand="0" w:evenVBand="0" w:oddHBand="0" w:evenHBand="0" w:firstRowFirstColumn="0" w:firstRowLastColumn="0" w:lastRowFirstColumn="0" w:lastRowLastColumn="0"/>
-            <w:tcW w:w="3767" w:type="dxa"/>
+            <w:tcW w:w="3556" w:type="dxa"/>
           </w:tcPr>
           <w:p>
             <w:r>
@@ -11975,7 +12089,7 @@
         </w:tc>
         <w:tc>
           <w:tcPr>
-            <w:tcW w:w="6681" w:type="dxa"/>
+            <w:tcW w:w="5842" w:type="dxa"/>
           </w:tcPr>
           <w:p>
             <w:pPr>
@@ -12001,7 +12115,7 @@
         </w:tc>
         <w:tc>
           <w:tcPr>
-            <w:tcW w:w="4950" w:type="dxa"/>
+            <w:tcW w:w="6000" w:type="dxa"/>
           </w:tcPr>
           <w:p>
             <w:pPr>
@@ -12061,7 +12175,7 @@
         <w:tc>
           <w:tcPr>
             <w:cnfStyle w:val="001000000000" w:firstRow="0" w:lastRow="0" w:firstColumn="1" w:lastColumn="0" w:oddVBand="0" w:evenVBand="0" w:oddHBand="0" w:evenHBand="0" w:firstRowFirstColumn="0" w:firstRowLastColumn="0" w:lastRowFirstColumn="0" w:lastRowLastColumn="0"/>
-            <w:tcW w:w="3767" w:type="dxa"/>
+            <w:tcW w:w="3556" w:type="dxa"/>
           </w:tcPr>
           <w:p>
             <w:r>
@@ -12079,7 +12193,7 @@
         </w:tc>
         <w:tc>
           <w:tcPr>
-            <w:tcW w:w="6681" w:type="dxa"/>
+            <w:tcW w:w="5842" w:type="dxa"/>
           </w:tcPr>
           <w:p>
             <w:pPr>
@@ -12125,7 +12239,7 @@
         </w:tc>
         <w:tc>
           <w:tcPr>
-            <w:tcW w:w="4950" w:type="dxa"/>
+            <w:tcW w:w="6000" w:type="dxa"/>
           </w:tcPr>
           <w:p>
             <w:pPr>
@@ -12140,15 +12254,26 @@
               <w:t xml:space="preserve"> &lt;- </w:t>
             </w:r>
             <w:proofErr w:type="spellStart"/>
+            <w:proofErr w:type="gramStart"/>
             <w:r>
               <w:t>phyloseq</w:t>
             </w:r>
             <w:proofErr w:type="spellEnd"/>
             <w:r>
-              <w:t>(ASV, TAX, META, tree_clean)</w:t>
-            </w:r>
-            <w:bookmarkStart w:id="3" w:name="_GoBack"/>
-            <w:bookmarkEnd w:id="3"/>
+              <w:t>(</w:t>
+            </w:r>
+            <w:proofErr w:type="gramEnd"/>
+            <w:r>
+              <w:t xml:space="preserve">ASV, TAX, META, </w:t>
+            </w:r>
+            <w:proofErr w:type="spellStart"/>
+            <w:r>
+              <w:t>tree_clean</w:t>
+            </w:r>
+            <w:proofErr w:type="spellEnd"/>
+            <w:r>
+              <w:t>)</w:t>
+            </w:r>
           </w:p>
         </w:tc>
       </w:tr>
@@ -12159,57 +12284,159 @@
         <w:tc>
           <w:tcPr>
             <w:cnfStyle w:val="001000000000" w:firstRow="0" w:lastRow="0" w:firstColumn="1" w:lastColumn="0" w:oddVBand="0" w:evenVBand="0" w:oddHBand="0" w:evenHBand="0" w:firstRowFirstColumn="0" w:firstRowLastColumn="0" w:lastRowFirstColumn="0" w:lastRowLastColumn="0"/>
-            <w:tcW w:w="3767" w:type="dxa"/>
-          </w:tcPr>
-          <w:p/>
-        </w:tc>
-        <w:tc>
-          <w:tcPr>
-            <w:tcW w:w="6681" w:type="dxa"/>
-          </w:tcPr>
-          <w:p>
-            <w:pPr>
-              <w:cnfStyle w:val="000000100000" w:firstRow="0" w:lastRow="0" w:firstColumn="0" w:lastColumn="0" w:oddVBand="0" w:evenVBand="0" w:oddHBand="1" w:evenHBand="0" w:firstRowFirstColumn="0" w:firstRowLastColumn="0" w:lastRowFirstColumn="0" w:lastRowLastColumn="0"/>
-            </w:pPr>
-          </w:p>
-        </w:tc>
-        <w:tc>
-          <w:tcPr>
-            <w:tcW w:w="4950" w:type="dxa"/>
-          </w:tcPr>
-          <w:p>
-            <w:pPr>
-              <w:cnfStyle w:val="000000100000" w:firstRow="0" w:lastRow="0" w:firstColumn="0" w:lastColumn="0" w:oddVBand="0" w:evenVBand="0" w:oddHBand="1" w:evenHBand="0" w:firstRowFirstColumn="0" w:firstRowLastColumn="0" w:lastRowFirstColumn="0" w:lastRowLastColumn="0"/>
-            </w:pPr>
-          </w:p>
-        </w:tc>
-      </w:tr>
-      <w:tr>
-        <w:tc>
-          <w:tcPr>
-            <w:cnfStyle w:val="001000000000" w:firstRow="0" w:lastRow="0" w:firstColumn="1" w:lastColumn="0" w:oddVBand="0" w:evenVBand="0" w:oddHBand="0" w:evenHBand="0" w:firstRowFirstColumn="0" w:firstRowLastColumn="0" w:lastRowFirstColumn="0" w:lastRowLastColumn="0"/>
-            <w:tcW w:w="3767" w:type="dxa"/>
-          </w:tcPr>
-          <w:p/>
-        </w:tc>
-        <w:tc>
-          <w:tcPr>
-            <w:tcW w:w="6681" w:type="dxa"/>
-          </w:tcPr>
-          <w:p>
-            <w:pPr>
-              <w:cnfStyle w:val="000000000000" w:firstRow="0" w:lastRow="0" w:firstColumn="0" w:lastColumn="0" w:oddVBand="0" w:evenVBand="0" w:oddHBand="0" w:evenHBand="0" w:firstRowFirstColumn="0" w:firstRowLastColumn="0" w:lastRowFirstColumn="0" w:lastRowLastColumn="0"/>
-            </w:pPr>
-          </w:p>
-        </w:tc>
-        <w:tc>
-          <w:tcPr>
-            <w:tcW w:w="4950" w:type="dxa"/>
-          </w:tcPr>
-          <w:p>
-            <w:pPr>
-              <w:cnfStyle w:val="000000000000" w:firstRow="0" w:lastRow="0" w:firstColumn="0" w:lastColumn="0" w:oddVBand="0" w:evenVBand="0" w:oddHBand="0" w:evenHBand="0" w:firstRowFirstColumn="0" w:firstRowLastColumn="0" w:lastRowFirstColumn="0" w:lastRowLastColumn="0"/>
-            </w:pPr>
+            <w:tcW w:w="3556" w:type="dxa"/>
+          </w:tcPr>
+          <w:p>
+            <w:r>
+              <w:t xml:space="preserve">Subset the </w:t>
+            </w:r>
+            <w:proofErr w:type="spellStart"/>
+            <w:r>
+              <w:t>phyloseq</w:t>
+            </w:r>
+            <w:proofErr w:type="spellEnd"/>
+            <w:r>
+              <w:t xml:space="preserve"> object to remove any ASVs that are unassigned or eukaryotic. </w:t>
+            </w:r>
+          </w:p>
+        </w:tc>
+        <w:tc>
+          <w:tcPr>
+            <w:tcW w:w="5842" w:type="dxa"/>
+          </w:tcPr>
+          <w:p>
+            <w:pPr>
+              <w:cnfStyle w:val="000000100000" w:firstRow="0" w:lastRow="0" w:firstColumn="0" w:lastColumn="0" w:oddVBand="0" w:evenVBand="0" w:oddHBand="1" w:evenHBand="0" w:firstRowFirstColumn="0" w:firstRowLastColumn="0" w:lastRowFirstColumn="0" w:lastRowLastColumn="0"/>
+            </w:pPr>
+            <w:r>
+              <w:t>We don’t want unassigned taxa and eukaryotic taxa included in our analysis.</w:t>
+            </w:r>
+          </w:p>
+        </w:tc>
+        <w:tc>
+          <w:tcPr>
+            <w:tcW w:w="6000" w:type="dxa"/>
+          </w:tcPr>
+          <w:p>
+            <w:pPr>
+              <w:cnfStyle w:val="000000100000" w:firstRow="0" w:lastRow="0" w:firstColumn="0" w:lastColumn="0" w:oddVBand="0" w:evenVBand="0" w:oddHBand="1" w:evenHBand="0" w:firstRowFirstColumn="0" w:firstRowLastColumn="0" w:lastRowFirstColumn="0" w:lastRowLastColumn="0"/>
+            </w:pPr>
+            <w:proofErr w:type="spellStart"/>
+            <w:r>
+              <w:t>my_phyloseq</w:t>
+            </w:r>
+            <w:proofErr w:type="spellEnd"/>
+            <w:r>
+              <w:t xml:space="preserve"> &lt;- </w:t>
+            </w:r>
+            <w:proofErr w:type="spellStart"/>
+            <w:r>
+              <w:t>subset_</w:t>
+            </w:r>
+            <w:proofErr w:type="gramStart"/>
+            <w:r>
+              <w:t>taxa</w:t>
+            </w:r>
+            <w:proofErr w:type="spellEnd"/>
+            <w:r>
+              <w:t>(</w:t>
+            </w:r>
+            <w:proofErr w:type="spellStart"/>
+            <w:proofErr w:type="gramEnd"/>
+            <w:r>
+              <w:t>my_phyloseq</w:t>
+            </w:r>
+            <w:proofErr w:type="spellEnd"/>
+            <w:r>
+              <w:t>, !is.na(Kingdom) &amp; !Kingdom %in% c("Unassigned", "</w:t>
+            </w:r>
+            <w:proofErr w:type="spellStart"/>
+            <w:r>
+              <w:t>Eukaryota</w:t>
+            </w:r>
+            <w:proofErr w:type="spellEnd"/>
+            <w:r>
+              <w:t>"))</w:t>
+            </w:r>
+          </w:p>
+        </w:tc>
+      </w:tr>
+      <w:tr>
+        <w:tc>
+          <w:tcPr>
+            <w:cnfStyle w:val="001000000000" w:firstRow="0" w:lastRow="0" w:firstColumn="1" w:lastColumn="0" w:oddVBand="0" w:evenVBand="0" w:oddHBand="0" w:evenHBand="0" w:firstRowFirstColumn="0" w:firstRowLastColumn="0" w:lastRowFirstColumn="0" w:lastRowLastColumn="0"/>
+            <w:tcW w:w="3556" w:type="dxa"/>
+          </w:tcPr>
+          <w:p>
+            <w:r>
+              <w:t>Get the names of phyla with an abundance of 2 or less</w:t>
+            </w:r>
+          </w:p>
+        </w:tc>
+        <w:tc>
+          <w:tcPr>
+            <w:tcW w:w="5842" w:type="dxa"/>
+          </w:tcPr>
+          <w:p>
+            <w:pPr>
+              <w:cnfStyle w:val="000000000000" w:firstRow="0" w:lastRow="0" w:firstColumn="0" w:lastColumn="0" w:oddVBand="0" w:evenVBand="0" w:oddHBand="0" w:evenHBand="0" w:firstRowFirstColumn="0" w:firstRowLastColumn="0" w:lastRowFirstColumn="0" w:lastRowLastColumn="0"/>
+            </w:pPr>
+            <w:r>
+              <w:t>We don’t want low abundance taxa included in our analysis, under the assumption that they have no ecological impact on our habitat of study. Although we may omit this step when looking at rare taxa.</w:t>
+            </w:r>
+          </w:p>
+        </w:tc>
+        <w:tc>
+          <w:tcPr>
+            <w:tcW w:w="6000" w:type="dxa"/>
+          </w:tcPr>
+          <w:p>
+            <w:pPr>
+              <w:cnfStyle w:val="000000000000" w:firstRow="0" w:lastRow="0" w:firstColumn="0" w:lastColumn="0" w:oddVBand="0" w:evenVBand="0" w:oddHBand="0" w:evenHBand="0" w:firstRowFirstColumn="0" w:firstRowLastColumn="0" w:lastRowFirstColumn="0" w:lastRowLastColumn="0"/>
+            </w:pPr>
+            <w:r>
+              <w:t>x &lt;- table(</w:t>
+            </w:r>
+            <w:proofErr w:type="spellStart"/>
+            <w:r>
+              <w:t>tax_table</w:t>
+            </w:r>
+            <w:proofErr w:type="spellEnd"/>
+            <w:r>
+              <w:t>(</w:t>
+            </w:r>
+            <w:proofErr w:type="spellStart"/>
+            <w:r>
+              <w:t>my_</w:t>
+            </w:r>
+            <w:proofErr w:type="gramStart"/>
+            <w:r>
+              <w:t>phyloseq</w:t>
+            </w:r>
+            <w:proofErr w:type="spellEnd"/>
+            <w:r>
+              <w:t>)[</w:t>
+            </w:r>
+            <w:proofErr w:type="gramEnd"/>
+            <w:r>
+              <w:t>, "Phylum"], exclude = NULL)[table(</w:t>
+            </w:r>
+            <w:proofErr w:type="spellStart"/>
+            <w:r>
+              <w:t>tax_table</w:t>
+            </w:r>
+            <w:proofErr w:type="spellEnd"/>
+            <w:r>
+              <w:t>(</w:t>
+            </w:r>
+            <w:proofErr w:type="spellStart"/>
+            <w:r>
+              <w:t>my_phyloseq</w:t>
+            </w:r>
+            <w:proofErr w:type="spellEnd"/>
+            <w:r>
+              <w:t>)[, "Phylum"], exclude = NULL) &lt; 3]</w:t>
+            </w:r>
           </w:p>
         </w:tc>
       </w:tr>
@@ -12220,57 +12447,833 @@
         <w:tc>
           <w:tcPr>
             <w:cnfStyle w:val="001000000000" w:firstRow="0" w:lastRow="0" w:firstColumn="1" w:lastColumn="0" w:oddVBand="0" w:evenVBand="0" w:oddHBand="0" w:evenHBand="0" w:firstRowFirstColumn="0" w:firstRowLastColumn="0" w:lastRowFirstColumn="0" w:lastRowLastColumn="0"/>
-            <w:tcW w:w="3767" w:type="dxa"/>
-          </w:tcPr>
-          <w:p/>
-        </w:tc>
-        <w:tc>
-          <w:tcPr>
-            <w:tcW w:w="6681" w:type="dxa"/>
-          </w:tcPr>
-          <w:p>
-            <w:pPr>
-              <w:cnfStyle w:val="000000100000" w:firstRow="0" w:lastRow="0" w:firstColumn="0" w:lastColumn="0" w:oddVBand="0" w:evenVBand="0" w:oddHBand="1" w:evenHBand="0" w:firstRowFirstColumn="0" w:firstRowLastColumn="0" w:lastRowFirstColumn="0" w:lastRowLastColumn="0"/>
-            </w:pPr>
-          </w:p>
-        </w:tc>
-        <w:tc>
-          <w:tcPr>
-            <w:tcW w:w="4950" w:type="dxa"/>
-          </w:tcPr>
-          <w:p>
-            <w:pPr>
-              <w:cnfStyle w:val="000000100000" w:firstRow="0" w:lastRow="0" w:firstColumn="0" w:lastColumn="0" w:oddVBand="0" w:evenVBand="0" w:oddHBand="1" w:evenHBand="0" w:firstRowFirstColumn="0" w:firstRowLastColumn="0" w:lastRowFirstColumn="0" w:lastRowLastColumn="0"/>
-            </w:pPr>
-          </w:p>
-        </w:tc>
-      </w:tr>
-      <w:tr>
-        <w:tc>
-          <w:tcPr>
-            <w:cnfStyle w:val="001000000000" w:firstRow="0" w:lastRow="0" w:firstColumn="1" w:lastColumn="0" w:oddVBand="0" w:evenVBand="0" w:oddHBand="0" w:evenHBand="0" w:firstRowFirstColumn="0" w:firstRowLastColumn="0" w:lastRowFirstColumn="0" w:lastRowLastColumn="0"/>
-            <w:tcW w:w="3767" w:type="dxa"/>
-          </w:tcPr>
-          <w:p/>
-        </w:tc>
-        <w:tc>
-          <w:tcPr>
-            <w:tcW w:w="6681" w:type="dxa"/>
-          </w:tcPr>
-          <w:p>
-            <w:pPr>
-              <w:cnfStyle w:val="000000000000" w:firstRow="0" w:lastRow="0" w:firstColumn="0" w:lastColumn="0" w:oddVBand="0" w:evenVBand="0" w:oddHBand="0" w:evenHBand="0" w:firstRowFirstColumn="0" w:firstRowLastColumn="0" w:lastRowFirstColumn="0" w:lastRowLastColumn="0"/>
-            </w:pPr>
-          </w:p>
-        </w:tc>
-        <w:tc>
-          <w:tcPr>
-            <w:tcW w:w="4950" w:type="dxa"/>
-          </w:tcPr>
-          <w:p>
-            <w:pPr>
-              <w:cnfStyle w:val="000000000000" w:firstRow="0" w:lastRow="0" w:firstColumn="0" w:lastColumn="0" w:oddVBand="0" w:evenVBand="0" w:oddHBand="0" w:evenHBand="0" w:firstRowFirstColumn="0" w:firstRowLastColumn="0" w:lastRowFirstColumn="0" w:lastRowLastColumn="0"/>
-            </w:pPr>
+            <w:tcW w:w="3556" w:type="dxa"/>
+          </w:tcPr>
+          <w:p>
+            <w:r>
+              <w:t>Remove low abundance phyla</w:t>
+            </w:r>
+          </w:p>
+        </w:tc>
+        <w:tc>
+          <w:tcPr>
+            <w:tcW w:w="5842" w:type="dxa"/>
+          </w:tcPr>
+          <w:p>
+            <w:pPr>
+              <w:cnfStyle w:val="000000100000" w:firstRow="0" w:lastRow="0" w:firstColumn="0" w:lastColumn="0" w:oddVBand="0" w:evenVBand="0" w:oddHBand="1" w:evenHBand="0" w:firstRowFirstColumn="0" w:firstRowLastColumn="0" w:lastRowFirstColumn="0" w:lastRowLastColumn="0"/>
+            </w:pPr>
+          </w:p>
+        </w:tc>
+        <w:tc>
+          <w:tcPr>
+            <w:tcW w:w="6000" w:type="dxa"/>
+          </w:tcPr>
+          <w:p>
+            <w:pPr>
+              <w:cnfStyle w:val="000000100000" w:firstRow="0" w:lastRow="0" w:firstColumn="0" w:lastColumn="0" w:oddVBand="0" w:evenVBand="0" w:oddHBand="1" w:evenHBand="0" w:firstRowFirstColumn="0" w:firstRowLastColumn="0" w:lastRowFirstColumn="0" w:lastRowLastColumn="0"/>
+            </w:pPr>
+            <w:proofErr w:type="spellStart"/>
+            <w:r>
+              <w:t>my_phyloseq</w:t>
+            </w:r>
+            <w:proofErr w:type="spellEnd"/>
+            <w:r>
+              <w:t xml:space="preserve"> &lt;- </w:t>
+            </w:r>
+            <w:proofErr w:type="spellStart"/>
+            <w:r>
+              <w:t>subset_</w:t>
+            </w:r>
+            <w:proofErr w:type="gramStart"/>
+            <w:r>
+              <w:t>taxa</w:t>
+            </w:r>
+            <w:proofErr w:type="spellEnd"/>
+            <w:r>
+              <w:t>(</w:t>
+            </w:r>
+            <w:proofErr w:type="spellStart"/>
+            <w:proofErr w:type="gramEnd"/>
+            <w:r>
+              <w:t>my_phyloseq</w:t>
+            </w:r>
+            <w:proofErr w:type="spellEnd"/>
+            <w:r>
+              <w:t xml:space="preserve">, !is.na(Phylum) &amp; !Phylum %in% </w:t>
+            </w:r>
+            <w:proofErr w:type="spellStart"/>
+            <w:r>
+              <w:t>rownames</w:t>
+            </w:r>
+            <w:proofErr w:type="spellEnd"/>
+            <w:r>
+              <w:t>(x))</w:t>
+            </w:r>
+          </w:p>
+        </w:tc>
+      </w:tr>
+      <w:tr>
+        <w:tc>
+          <w:tcPr>
+            <w:cnfStyle w:val="001000000000" w:firstRow="0" w:lastRow="0" w:firstColumn="1" w:lastColumn="0" w:oddVBand="0" w:evenVBand="0" w:oddHBand="0" w:evenHBand="0" w:firstRowFirstColumn="0" w:firstRowLastColumn="0" w:lastRowFirstColumn="0" w:lastRowLastColumn="0"/>
+            <w:tcW w:w="3556" w:type="dxa"/>
+          </w:tcPr>
+          <w:p>
+            <w:r>
+              <w:t xml:space="preserve">Re-root </w:t>
+            </w:r>
+            <w:r>
+              <w:t xml:space="preserve">phylogenetic </w:t>
+            </w:r>
+            <w:r>
+              <w:t>tree</w:t>
+            </w:r>
+            <w:r>
+              <w:t xml:space="preserve"> using</w:t>
+            </w:r>
+            <w:r>
+              <w:t xml:space="preserve"> this function &gt; (https://john-quensen.com/r/unifrac-and-tree-roots/) &lt; picks longest branch</w:t>
+            </w:r>
+          </w:p>
+        </w:tc>
+        <w:tc>
+          <w:tcPr>
+            <w:tcW w:w="5842" w:type="dxa"/>
+          </w:tcPr>
+          <w:p>
+            <w:pPr>
+              <w:cnfStyle w:val="000000000000" w:firstRow="0" w:lastRow="0" w:firstColumn="0" w:lastColumn="0" w:oddVBand="0" w:evenVBand="0" w:oddHBand="0" w:evenHBand="0" w:firstRowFirstColumn="0" w:firstRowLastColumn="0" w:lastRowFirstColumn="0" w:lastRowLastColumn="0"/>
+            </w:pPr>
+            <w:r>
+              <w:t>B</w:t>
+            </w:r>
+            <w:r>
+              <w:t>ecause the root may have been removed through pruning</w:t>
+            </w:r>
+            <w:r>
+              <w:t xml:space="preserve">. </w:t>
+            </w:r>
+            <w:proofErr w:type="spellStart"/>
+            <w:r>
+              <w:t>Data.table</w:t>
+            </w:r>
+            <w:proofErr w:type="spellEnd"/>
+            <w:r>
+              <w:t xml:space="preserve"> function from </w:t>
+            </w:r>
+            <w:proofErr w:type="spellStart"/>
+            <w:proofErr w:type="gramStart"/>
+            <w:r>
+              <w:t>data.table</w:t>
+            </w:r>
+            <w:proofErr w:type="spellEnd"/>
+            <w:proofErr w:type="gramEnd"/>
+            <w:r>
+              <w:t xml:space="preserve"> package. </w:t>
+            </w:r>
+            <w:proofErr w:type="spellStart"/>
+            <w:r>
+              <w:t>Phy_tree</w:t>
+            </w:r>
+            <w:proofErr w:type="spellEnd"/>
+            <w:r>
+              <w:t xml:space="preserve"> function from </w:t>
+            </w:r>
+            <w:proofErr w:type="spellStart"/>
+            <w:r>
+              <w:t>phyloseq</w:t>
+            </w:r>
+            <w:proofErr w:type="spellEnd"/>
+            <w:r>
+              <w:t xml:space="preserve"> package. </w:t>
+            </w:r>
+            <w:proofErr w:type="gramStart"/>
+            <w:r>
+              <w:t>ape::</w:t>
+            </w:r>
+            <w:proofErr w:type="gramEnd"/>
+            <w:r>
+              <w:t xml:space="preserve">root </w:t>
+            </w:r>
+            <w:r>
+              <w:t xml:space="preserve">and </w:t>
+            </w:r>
+            <w:proofErr w:type="spellStart"/>
+            <w:r>
+              <w:t>appe</w:t>
+            </w:r>
+            <w:proofErr w:type="spellEnd"/>
+            <w:r>
+              <w:t xml:space="preserve">::multi2di </w:t>
+            </w:r>
+            <w:r>
+              <w:t>function</w:t>
+            </w:r>
+            <w:r>
+              <w:t>s</w:t>
+            </w:r>
+            <w:r>
+              <w:t xml:space="preserve"> from ape package. </w:t>
+            </w:r>
+            <w:r>
+              <w:t xml:space="preserve">%&gt;% function from </w:t>
+            </w:r>
+            <w:proofErr w:type="spellStart"/>
+            <w:r>
+              <w:t>magrittr</w:t>
+            </w:r>
+            <w:proofErr w:type="spellEnd"/>
+            <w:r>
+              <w:t xml:space="preserve"> package. </w:t>
+            </w:r>
+          </w:p>
+        </w:tc>
+        <w:tc>
+          <w:tcPr>
+            <w:tcW w:w="6000" w:type="dxa"/>
+          </w:tcPr>
+          <w:p>
+            <w:pPr>
+              <w:cnfStyle w:val="000000000000" w:firstRow="0" w:lastRow="0" w:firstColumn="0" w:lastColumn="0" w:oddVBand="0" w:evenVBand="0" w:oddHBand="0" w:evenHBand="0" w:firstRowFirstColumn="0" w:firstRowLastColumn="0" w:lastRowFirstColumn="0" w:lastRowLastColumn="0"/>
+            </w:pPr>
+            <w:proofErr w:type="spellStart"/>
+            <w:r>
+              <w:t>pick_new_outgroup</w:t>
+            </w:r>
+            <w:proofErr w:type="spellEnd"/>
+            <w:r>
+              <w:t xml:space="preserve"> &lt;- function(</w:t>
+            </w:r>
+            <w:proofErr w:type="spellStart"/>
+            <w:proofErr w:type="gramStart"/>
+            <w:r>
+              <w:t>tree.unrooted</w:t>
+            </w:r>
+            <w:proofErr w:type="spellEnd"/>
+            <w:proofErr w:type="gramEnd"/>
+            <w:r>
+              <w:t>){</w:t>
+            </w:r>
+          </w:p>
+          <w:p>
+            <w:pPr>
+              <w:cnfStyle w:val="000000000000" w:firstRow="0" w:lastRow="0" w:firstColumn="0" w:lastColumn="0" w:oddVBand="0" w:evenVBand="0" w:oddHBand="0" w:evenHBand="0" w:firstRowFirstColumn="0" w:firstRowLastColumn="0" w:lastRowFirstColumn="0" w:lastRowLastColumn="0"/>
+            </w:pPr>
+            <w:r>
+              <w:t xml:space="preserve">  #</w:t>
+            </w:r>
+            <w:proofErr w:type="spellStart"/>
+            <w:r>
+              <w:t>tablif</w:t>
+            </w:r>
+            <w:proofErr w:type="spellEnd"/>
+            <w:r>
+              <w:t xml:space="preserve"> parts of the tree that we need</w:t>
+            </w:r>
+          </w:p>
+          <w:p>
+            <w:pPr>
+              <w:cnfStyle w:val="000000000000" w:firstRow="0" w:lastRow="0" w:firstColumn="0" w:lastColumn="0" w:oddVBand="0" w:evenVBand="0" w:oddHBand="0" w:evenHBand="0" w:firstRowFirstColumn="0" w:firstRowLastColumn="0" w:lastRowFirstColumn="0" w:lastRowLastColumn="0"/>
+            </w:pPr>
+            <w:r>
+              <w:t xml:space="preserve">  </w:t>
+            </w:r>
+            <w:proofErr w:type="spellStart"/>
+            <w:r>
+              <w:t>treeDT</w:t>
+            </w:r>
+            <w:proofErr w:type="spellEnd"/>
+            <w:r>
+              <w:t xml:space="preserve"> &lt;- </w:t>
+            </w:r>
+          </w:p>
+          <w:p>
+            <w:pPr>
+              <w:cnfStyle w:val="000000000000" w:firstRow="0" w:lastRow="0" w:firstColumn="0" w:lastColumn="0" w:oddVBand="0" w:evenVBand="0" w:oddHBand="0" w:evenHBand="0" w:firstRowFirstColumn="0" w:firstRowLastColumn="0" w:lastRowFirstColumn="0" w:lastRowLastColumn="0"/>
+            </w:pPr>
+            <w:r>
+              <w:t xml:space="preserve">    </w:t>
+            </w:r>
+            <w:proofErr w:type="spellStart"/>
+            <w:proofErr w:type="gramStart"/>
+            <w:r>
+              <w:t>cbind</w:t>
+            </w:r>
+            <w:proofErr w:type="spellEnd"/>
+            <w:r>
+              <w:t>(</w:t>
+            </w:r>
+            <w:proofErr w:type="gramEnd"/>
+          </w:p>
+          <w:p>
+            <w:pPr>
+              <w:cnfStyle w:val="000000000000" w:firstRow="0" w:lastRow="0" w:firstColumn="0" w:lastColumn="0" w:oddVBand="0" w:evenVBand="0" w:oddHBand="0" w:evenHBand="0" w:firstRowFirstColumn="0" w:firstRowLastColumn="0" w:lastRowFirstColumn="0" w:lastRowLastColumn="0"/>
+            </w:pPr>
+            <w:r>
+              <w:t xml:space="preserve">      </w:t>
+            </w:r>
+            <w:proofErr w:type="spellStart"/>
+            <w:proofErr w:type="gramStart"/>
+            <w:r>
+              <w:t>data.table</w:t>
+            </w:r>
+            <w:proofErr w:type="spellEnd"/>
+            <w:proofErr w:type="gramEnd"/>
+            <w:r>
+              <w:t>(</w:t>
+            </w:r>
+            <w:proofErr w:type="spellStart"/>
+            <w:r>
+              <w:t>tree.unrooted$edge</w:t>
+            </w:r>
+            <w:proofErr w:type="spellEnd"/>
+            <w:r>
+              <w:t>),</w:t>
+            </w:r>
+          </w:p>
+          <w:p>
+            <w:pPr>
+              <w:cnfStyle w:val="000000000000" w:firstRow="0" w:lastRow="0" w:firstColumn="0" w:lastColumn="0" w:oddVBand="0" w:evenVBand="0" w:oddHBand="0" w:evenHBand="0" w:firstRowFirstColumn="0" w:firstRowLastColumn="0" w:lastRowFirstColumn="0" w:lastRowLastColumn="0"/>
+            </w:pPr>
+            <w:r>
+              <w:t xml:space="preserve">      </w:t>
+            </w:r>
+            <w:proofErr w:type="spellStart"/>
+            <w:proofErr w:type="gramStart"/>
+            <w:r>
+              <w:t>data.table</w:t>
+            </w:r>
+            <w:proofErr w:type="spellEnd"/>
+            <w:proofErr w:type="gramEnd"/>
+            <w:r>
+              <w:t xml:space="preserve">(length = </w:t>
+            </w:r>
+            <w:proofErr w:type="spellStart"/>
+            <w:r>
+              <w:t>tree.unrooted$edge.length</w:t>
+            </w:r>
+            <w:proofErr w:type="spellEnd"/>
+            <w:r>
+              <w:t>)</w:t>
+            </w:r>
+          </w:p>
+          <w:p>
+            <w:pPr>
+              <w:cnfStyle w:val="000000000000" w:firstRow="0" w:lastRow="0" w:firstColumn="0" w:lastColumn="0" w:oddVBand="0" w:evenVBand="0" w:oddHBand="0" w:evenHBand="0" w:firstRowFirstColumn="0" w:firstRowLastColumn="0" w:lastRowFirstColumn="0" w:lastRowLastColumn="0"/>
+            </w:pPr>
+            <w:r>
+              <w:t xml:space="preserve">    </w:t>
+            </w:r>
+            <w:proofErr w:type="gramStart"/>
+            <w:r>
+              <w:t>)[</w:t>
+            </w:r>
+            <w:proofErr w:type="gramEnd"/>
+            <w:r>
+              <w:t>1:Ntip(</w:t>
+            </w:r>
+            <w:proofErr w:type="spellStart"/>
+            <w:r>
+              <w:t>tree.unrooted</w:t>
+            </w:r>
+            <w:proofErr w:type="spellEnd"/>
+            <w:r>
+              <w:t>)] %&gt;%</w:t>
+            </w:r>
+          </w:p>
+          <w:p>
+            <w:pPr>
+              <w:cnfStyle w:val="000000000000" w:firstRow="0" w:lastRow="0" w:firstColumn="0" w:lastColumn="0" w:oddVBand="0" w:evenVBand="0" w:oddHBand="0" w:evenHBand="0" w:firstRowFirstColumn="0" w:firstRowLastColumn="0" w:lastRowFirstColumn="0" w:lastRowLastColumn="0"/>
+            </w:pPr>
+            <w:r>
+              <w:t xml:space="preserve">    </w:t>
+            </w:r>
+            <w:proofErr w:type="spellStart"/>
+            <w:proofErr w:type="gramStart"/>
+            <w:r>
+              <w:t>cbind</w:t>
+            </w:r>
+            <w:proofErr w:type="spellEnd"/>
+            <w:r>
+              <w:t>(</w:t>
+            </w:r>
+            <w:proofErr w:type="spellStart"/>
+            <w:proofErr w:type="gramEnd"/>
+            <w:r>
+              <w:t>data.table</w:t>
+            </w:r>
+            <w:proofErr w:type="spellEnd"/>
+            <w:r>
+              <w:t xml:space="preserve">(id = </w:t>
+            </w:r>
+            <w:proofErr w:type="spellStart"/>
+            <w:r>
+              <w:t>tree.unrooted$tip.label</w:t>
+            </w:r>
+            <w:proofErr w:type="spellEnd"/>
+            <w:r>
+              <w:t>))</w:t>
+            </w:r>
+          </w:p>
+          <w:p>
+            <w:pPr>
+              <w:cnfStyle w:val="000000000000" w:firstRow="0" w:lastRow="0" w:firstColumn="0" w:lastColumn="0" w:oddVBand="0" w:evenVBand="0" w:oddHBand="0" w:evenHBand="0" w:firstRowFirstColumn="0" w:firstRowLastColumn="0" w:lastRowFirstColumn="0" w:lastRowLastColumn="0"/>
+            </w:pPr>
+            <w:r>
+              <w:t xml:space="preserve">  #Take out the longest terminal branch as outgroup</w:t>
+            </w:r>
+          </w:p>
+          <w:p>
+            <w:pPr>
+              <w:cnfStyle w:val="000000000000" w:firstRow="0" w:lastRow="0" w:firstColumn="0" w:lastColumn="0" w:oddVBand="0" w:evenVBand="0" w:oddHBand="0" w:evenHBand="0" w:firstRowFirstColumn="0" w:firstRowLastColumn="0" w:lastRowFirstColumn="0" w:lastRowLastColumn="0"/>
+            </w:pPr>
+            <w:r>
+              <w:t xml:space="preserve">  </w:t>
+            </w:r>
+            <w:proofErr w:type="spellStart"/>
+            <w:proofErr w:type="gramStart"/>
+            <w:r>
+              <w:t>new.outgroup</w:t>
+            </w:r>
+            <w:proofErr w:type="spellEnd"/>
+            <w:proofErr w:type="gramEnd"/>
+            <w:r>
+              <w:t xml:space="preserve"> &lt;- </w:t>
+            </w:r>
+            <w:proofErr w:type="spellStart"/>
+            <w:r>
+              <w:t>treeDT</w:t>
+            </w:r>
+            <w:proofErr w:type="spellEnd"/>
+            <w:r>
+              <w:t>[</w:t>
+            </w:r>
+            <w:proofErr w:type="spellStart"/>
+            <w:r>
+              <w:t>which.max</w:t>
+            </w:r>
+            <w:proofErr w:type="spellEnd"/>
+            <w:r>
+              <w:t>(length)]$id</w:t>
+            </w:r>
+          </w:p>
+          <w:p>
+            <w:pPr>
+              <w:cnfStyle w:val="000000000000" w:firstRow="0" w:lastRow="0" w:firstColumn="0" w:lastColumn="0" w:oddVBand="0" w:evenVBand="0" w:oddHBand="0" w:evenHBand="0" w:firstRowFirstColumn="0" w:firstRowLastColumn="0" w:lastRowFirstColumn="0" w:lastRowLastColumn="0"/>
+            </w:pPr>
+            <w:r>
+              <w:t xml:space="preserve">  return(</w:t>
+            </w:r>
+            <w:proofErr w:type="spellStart"/>
+            <w:proofErr w:type="gramStart"/>
+            <w:r>
+              <w:t>new.outgroup</w:t>
+            </w:r>
+            <w:proofErr w:type="spellEnd"/>
+            <w:proofErr w:type="gramEnd"/>
+            <w:r>
+              <w:t>)</w:t>
+            </w:r>
+          </w:p>
+          <w:p>
+            <w:pPr>
+              <w:cnfStyle w:val="000000000000" w:firstRow="0" w:lastRow="0" w:firstColumn="0" w:lastColumn="0" w:oddVBand="0" w:evenVBand="0" w:oddHBand="0" w:evenHBand="0" w:firstRowFirstColumn="0" w:firstRowLastColumn="0" w:lastRowFirstColumn="0" w:lastRowLastColumn="0"/>
+            </w:pPr>
+            <w:r>
+              <w:t>}</w:t>
+            </w:r>
+          </w:p>
+          <w:p>
+            <w:pPr>
+              <w:cnfStyle w:val="000000000000" w:firstRow="0" w:lastRow="0" w:firstColumn="0" w:lastColumn="0" w:oddVBand="0" w:evenVBand="0" w:oddHBand="0" w:evenHBand="0" w:firstRowFirstColumn="0" w:firstRowLastColumn="0" w:lastRowFirstColumn="0" w:lastRowLastColumn="0"/>
+            </w:pPr>
+          </w:p>
+          <w:p>
+            <w:pPr>
+              <w:cnfStyle w:val="000000000000" w:firstRow="0" w:lastRow="0" w:firstColumn="0" w:lastColumn="0" w:oddVBand="0" w:evenVBand="0" w:oddHBand="0" w:evenHBand="0" w:firstRowFirstColumn="0" w:firstRowLastColumn="0" w:lastRowFirstColumn="0" w:lastRowLastColumn="0"/>
+            </w:pPr>
+            <w:r>
+              <w:t xml:space="preserve"># Run on </w:t>
+            </w:r>
+            <w:proofErr w:type="spellStart"/>
+            <w:r>
+              <w:t>my_phyloseq</w:t>
+            </w:r>
+            <w:proofErr w:type="spellEnd"/>
+            <w:r>
+              <w:t xml:space="preserve"> tree</w:t>
+            </w:r>
+          </w:p>
+          <w:p>
+            <w:pPr>
+              <w:cnfStyle w:val="000000000000" w:firstRow="0" w:lastRow="0" w:firstColumn="0" w:lastColumn="0" w:oddVBand="0" w:evenVBand="0" w:oddHBand="0" w:evenHBand="0" w:firstRowFirstColumn="0" w:firstRowLastColumn="0" w:lastRowFirstColumn="0" w:lastRowLastColumn="0"/>
+            </w:pPr>
+            <w:proofErr w:type="spellStart"/>
+            <w:r>
+              <w:t>my_tree</w:t>
+            </w:r>
+            <w:proofErr w:type="spellEnd"/>
+            <w:r>
+              <w:t xml:space="preserve"> &lt;- </w:t>
+            </w:r>
+            <w:proofErr w:type="spellStart"/>
+            <w:r>
+              <w:t>phy_tree</w:t>
+            </w:r>
+            <w:proofErr w:type="spellEnd"/>
+            <w:r>
+              <w:t>(</w:t>
+            </w:r>
+            <w:proofErr w:type="spellStart"/>
+            <w:r>
+              <w:t>tree_clean</w:t>
+            </w:r>
+            <w:proofErr w:type="spellEnd"/>
+            <w:r>
+              <w:t>)</w:t>
+            </w:r>
+          </w:p>
+          <w:p>
+            <w:pPr>
+              <w:cnfStyle w:val="000000000000" w:firstRow="0" w:lastRow="0" w:firstColumn="0" w:lastColumn="0" w:oddVBand="0" w:evenVBand="0" w:oddHBand="0" w:evenHBand="0" w:firstRowFirstColumn="0" w:firstRowLastColumn="0" w:lastRowFirstColumn="0" w:lastRowLastColumn="0"/>
+            </w:pPr>
+            <w:proofErr w:type="spellStart"/>
+            <w:r>
+              <w:lastRenderedPageBreak/>
+              <w:t>new_outgroup</w:t>
+            </w:r>
+            <w:proofErr w:type="spellEnd"/>
+            <w:r>
+              <w:t xml:space="preserve"> &lt;- </w:t>
+            </w:r>
+            <w:proofErr w:type="spellStart"/>
+            <w:r>
+              <w:t>pick_new_outgroup</w:t>
+            </w:r>
+            <w:proofErr w:type="spellEnd"/>
+            <w:r>
+              <w:t>(</w:t>
+            </w:r>
+            <w:proofErr w:type="spellStart"/>
+            <w:r>
+              <w:t>my_tree</w:t>
+            </w:r>
+            <w:proofErr w:type="spellEnd"/>
+            <w:r>
+              <w:t>)</w:t>
+            </w:r>
+          </w:p>
+          <w:p>
+            <w:pPr>
+              <w:cnfStyle w:val="000000000000" w:firstRow="0" w:lastRow="0" w:firstColumn="0" w:lastColumn="0" w:oddVBand="0" w:evenVBand="0" w:oddHBand="0" w:evenHBand="0" w:firstRowFirstColumn="0" w:firstRowLastColumn="0" w:lastRowFirstColumn="0" w:lastRowLastColumn="0"/>
+            </w:pPr>
+          </w:p>
+          <w:p>
+            <w:pPr>
+              <w:cnfStyle w:val="000000000000" w:firstRow="0" w:lastRow="0" w:firstColumn="0" w:lastColumn="0" w:oddVBand="0" w:evenVBand="0" w:oddHBand="0" w:evenHBand="0" w:firstRowFirstColumn="0" w:firstRowLastColumn="0" w:lastRowFirstColumn="0" w:lastRowLastColumn="0"/>
+            </w:pPr>
+            <w:r>
+              <w:t># Re-root tree</w:t>
+            </w:r>
+          </w:p>
+          <w:p>
+            <w:pPr>
+              <w:cnfStyle w:val="000000000000" w:firstRow="0" w:lastRow="0" w:firstColumn="0" w:lastColumn="0" w:oddVBand="0" w:evenVBand="0" w:oddHBand="0" w:evenHBand="0" w:firstRowFirstColumn="0" w:firstRowLastColumn="0" w:lastRowFirstColumn="0" w:lastRowLastColumn="0"/>
+            </w:pPr>
+            <w:proofErr w:type="spellStart"/>
+            <w:r>
+              <w:t>new_tree</w:t>
+            </w:r>
+            <w:proofErr w:type="spellEnd"/>
+            <w:r>
+              <w:t xml:space="preserve"> &lt;- </w:t>
+            </w:r>
+            <w:proofErr w:type="gramStart"/>
+            <w:r>
+              <w:t>ape::</w:t>
+            </w:r>
+            <w:proofErr w:type="gramEnd"/>
+            <w:r>
+              <w:t>root(</w:t>
+            </w:r>
+            <w:proofErr w:type="spellStart"/>
+            <w:r>
+              <w:t>my_tree</w:t>
+            </w:r>
+            <w:proofErr w:type="spellEnd"/>
+            <w:r>
+              <w:t>, outgroup=</w:t>
+            </w:r>
+            <w:proofErr w:type="spellStart"/>
+            <w:r>
+              <w:t>new_outgroup</w:t>
+            </w:r>
+            <w:proofErr w:type="spellEnd"/>
+            <w:r>
+              <w:t xml:space="preserve">, </w:t>
+            </w:r>
+            <w:proofErr w:type="spellStart"/>
+            <w:r>
+              <w:t>resolve.root</w:t>
+            </w:r>
+            <w:proofErr w:type="spellEnd"/>
+            <w:r>
+              <w:t>=TRUE)</w:t>
+            </w:r>
+          </w:p>
+          <w:p>
+            <w:pPr>
+              <w:cnfStyle w:val="000000000000" w:firstRow="0" w:lastRow="0" w:firstColumn="0" w:lastColumn="0" w:oddVBand="0" w:evenVBand="0" w:oddHBand="0" w:evenHBand="0" w:firstRowFirstColumn="0" w:firstRowLastColumn="0" w:lastRowFirstColumn="0" w:lastRowLastColumn="0"/>
+            </w:pPr>
+          </w:p>
+          <w:p>
+            <w:pPr>
+              <w:cnfStyle w:val="000000000000" w:firstRow="0" w:lastRow="0" w:firstColumn="0" w:lastColumn="0" w:oddVBand="0" w:evenVBand="0" w:oddHBand="0" w:evenHBand="0" w:firstRowFirstColumn="0" w:firstRowLastColumn="0" w:lastRowFirstColumn="0" w:lastRowLastColumn="0"/>
+            </w:pPr>
+            <w:r>
+              <w:t># Convert to dichotomy tree</w:t>
+            </w:r>
+          </w:p>
+          <w:p>
+            <w:pPr>
+              <w:cnfStyle w:val="000000000000" w:firstRow="0" w:lastRow="0" w:firstColumn="0" w:lastColumn="0" w:oddVBand="0" w:evenVBand="0" w:oddHBand="0" w:evenHBand="0" w:firstRowFirstColumn="0" w:firstRowLastColumn="0" w:lastRowFirstColumn="0" w:lastRowLastColumn="0"/>
+            </w:pPr>
+            <w:r>
+              <w:t xml:space="preserve">new_tree2 &lt;- </w:t>
+            </w:r>
+            <w:proofErr w:type="gramStart"/>
+            <w:r>
+              <w:t>ape::</w:t>
+            </w:r>
+            <w:proofErr w:type="gramEnd"/>
+            <w:r>
+              <w:t>multi2di(</w:t>
+            </w:r>
+            <w:proofErr w:type="spellStart"/>
+            <w:r>
+              <w:t>new_tree</w:t>
+            </w:r>
+            <w:proofErr w:type="spellEnd"/>
+            <w:r>
+              <w:t>)</w:t>
+            </w:r>
+          </w:p>
+          <w:p>
+            <w:pPr>
+              <w:cnfStyle w:val="000000000000" w:firstRow="0" w:lastRow="0" w:firstColumn="0" w:lastColumn="0" w:oddVBand="0" w:evenVBand="0" w:oddHBand="0" w:evenHBand="0" w:firstRowFirstColumn="0" w:firstRowLastColumn="0" w:lastRowFirstColumn="0" w:lastRowLastColumn="0"/>
+            </w:pPr>
+            <w:proofErr w:type="spellStart"/>
+            <w:r>
+              <w:t>phy_tree</w:t>
+            </w:r>
+            <w:proofErr w:type="spellEnd"/>
+            <w:r>
+              <w:t>(</w:t>
+            </w:r>
+            <w:proofErr w:type="spellStart"/>
+            <w:r>
+              <w:t>my_phyloseq</w:t>
+            </w:r>
+            <w:proofErr w:type="spellEnd"/>
+            <w:r>
+              <w:t>) &lt;- new_tree2</w:t>
+            </w:r>
+          </w:p>
+          <w:p>
+            <w:pPr>
+              <w:cnfStyle w:val="000000000000" w:firstRow="0" w:lastRow="0" w:firstColumn="0" w:lastColumn="0" w:oddVBand="0" w:evenVBand="0" w:oddHBand="0" w:evenHBand="0" w:firstRowFirstColumn="0" w:firstRowLastColumn="0" w:lastRowFirstColumn="0" w:lastRowLastColumn="0"/>
+            </w:pPr>
+            <w:proofErr w:type="spellStart"/>
+            <w:r>
+              <w:t>phy_tree</w:t>
+            </w:r>
+            <w:proofErr w:type="spellEnd"/>
+            <w:r>
+              <w:t>(</w:t>
+            </w:r>
+            <w:proofErr w:type="spellStart"/>
+            <w:r>
+              <w:t>my_phyloseq</w:t>
+            </w:r>
+            <w:proofErr w:type="spellEnd"/>
+            <w:r>
+              <w:t>)</w:t>
+            </w:r>
+          </w:p>
+        </w:tc>
+      </w:tr>
+      <w:tr>
+        <w:trPr>
+          <w:cnfStyle w:val="000000100000" w:firstRow="0" w:lastRow="0" w:firstColumn="0" w:lastColumn="0" w:oddVBand="0" w:evenVBand="0" w:oddHBand="1" w:evenHBand="0" w:firstRowFirstColumn="0" w:firstRowLastColumn="0" w:lastRowFirstColumn="0" w:lastRowLastColumn="0"/>
+        </w:trPr>
+        <w:tc>
+          <w:tcPr>
+            <w:cnfStyle w:val="001000000000" w:firstRow="0" w:lastRow="0" w:firstColumn="1" w:lastColumn="0" w:oddVBand="0" w:evenVBand="0" w:oddHBand="0" w:evenHBand="0" w:firstRowFirstColumn="0" w:firstRowLastColumn="0" w:lastRowFirstColumn="0" w:lastRowLastColumn="0"/>
+            <w:tcW w:w="3556" w:type="dxa"/>
+          </w:tcPr>
+          <w:p>
+            <w:r>
+              <w:lastRenderedPageBreak/>
+              <w:t>Save R data object.</w:t>
+            </w:r>
+          </w:p>
+        </w:tc>
+        <w:tc>
+          <w:tcPr>
+            <w:tcW w:w="5842" w:type="dxa"/>
+          </w:tcPr>
+          <w:p>
+            <w:pPr>
+              <w:cnfStyle w:val="000000100000" w:firstRow="0" w:lastRow="0" w:firstColumn="0" w:lastColumn="0" w:oddVBand="0" w:evenVBand="0" w:oddHBand="1" w:evenHBand="0" w:firstRowFirstColumn="0" w:firstRowLastColumn="0" w:lastRowFirstColumn="0" w:lastRowLastColumn="0"/>
+            </w:pPr>
+            <w:r>
+              <w:t>Save all of our useful variables from this script so they can be called in later scripts.</w:t>
+            </w:r>
+          </w:p>
+        </w:tc>
+        <w:tc>
+          <w:tcPr>
+            <w:tcW w:w="6000" w:type="dxa"/>
+          </w:tcPr>
+          <w:p>
+            <w:pPr>
+              <w:cnfStyle w:val="000000100000" w:firstRow="0" w:lastRow="0" w:firstColumn="0" w:lastColumn="0" w:oddVBand="0" w:evenVBand="0" w:oddHBand="1" w:evenHBand="0" w:firstRowFirstColumn="0" w:firstRowLastColumn="0" w:lastRowFirstColumn="0" w:lastRowLastColumn="0"/>
+            </w:pPr>
+            <w:proofErr w:type="gramStart"/>
+            <w:r>
+              <w:t>save(</w:t>
+            </w:r>
+            <w:proofErr w:type="gramEnd"/>
+            <w:r>
+              <w:t xml:space="preserve">metadata, </w:t>
+            </w:r>
+            <w:proofErr w:type="spellStart"/>
+            <w:r>
+              <w:t>fasta_clean</w:t>
+            </w:r>
+            <w:proofErr w:type="spellEnd"/>
+            <w:r>
+              <w:t xml:space="preserve">, </w:t>
+            </w:r>
+            <w:proofErr w:type="spellStart"/>
+            <w:r>
+              <w:t>count_table_hellinger</w:t>
+            </w:r>
+            <w:proofErr w:type="spellEnd"/>
+            <w:r>
+              <w:t xml:space="preserve">, </w:t>
+            </w:r>
+            <w:proofErr w:type="spellStart"/>
+            <w:r>
+              <w:t>count_table_clean</w:t>
+            </w:r>
+            <w:proofErr w:type="spellEnd"/>
+            <w:r>
+              <w:t xml:space="preserve">, taxonomy, </w:t>
+            </w:r>
+            <w:proofErr w:type="spellStart"/>
+            <w:r>
+              <w:t>tree_clean</w:t>
+            </w:r>
+            <w:proofErr w:type="spellEnd"/>
+            <w:r>
+              <w:t>, file = "results/</w:t>
+            </w:r>
+            <w:proofErr w:type="spellStart"/>
+            <w:r>
+              <w:t>cleaned_files</w:t>
+            </w:r>
+            <w:proofErr w:type="spellEnd"/>
+            <w:r>
+              <w:t>/cleanedfiles_3.RData")</w:t>
+            </w:r>
+          </w:p>
+        </w:tc>
+      </w:tr>
+      <w:tr>
+        <w:tc>
+          <w:tcPr>
+            <w:cnfStyle w:val="001000000000" w:firstRow="0" w:lastRow="0" w:firstColumn="1" w:lastColumn="0" w:oddVBand="0" w:evenVBand="0" w:oddHBand="0" w:evenHBand="0" w:firstRowFirstColumn="0" w:firstRowLastColumn="0" w:lastRowFirstColumn="0" w:lastRowLastColumn="0"/>
+            <w:tcW w:w="3556" w:type="dxa"/>
+          </w:tcPr>
+          <w:p>
+            <w:r>
+              <w:t xml:space="preserve">Save </w:t>
+            </w:r>
+            <w:proofErr w:type="spellStart"/>
+            <w:r>
+              <w:t>phyloseq</w:t>
+            </w:r>
+            <w:proofErr w:type="spellEnd"/>
+            <w:r>
+              <w:t xml:space="preserve"> object.</w:t>
+            </w:r>
+          </w:p>
+        </w:tc>
+        <w:tc>
+          <w:tcPr>
+            <w:tcW w:w="5842" w:type="dxa"/>
+          </w:tcPr>
+          <w:p>
+            <w:pPr>
+              <w:cnfStyle w:val="000000000000" w:firstRow="0" w:lastRow="0" w:firstColumn="0" w:lastColumn="0" w:oddVBand="0" w:evenVBand="0" w:oddHBand="0" w:evenHBand="0" w:firstRowFirstColumn="0" w:firstRowLastColumn="0" w:lastRowFirstColumn="0" w:lastRowLastColumn="0"/>
+            </w:pPr>
+            <w:r>
+              <w:t xml:space="preserve">Save the </w:t>
+            </w:r>
+            <w:proofErr w:type="spellStart"/>
+            <w:r>
+              <w:t>phyloseq</w:t>
+            </w:r>
+            <w:proofErr w:type="spellEnd"/>
+            <w:r>
+              <w:t xml:space="preserve"> object so it can be used in downstream analysis. </w:t>
+            </w:r>
+          </w:p>
+        </w:tc>
+        <w:tc>
+          <w:tcPr>
+            <w:tcW w:w="6000" w:type="dxa"/>
+          </w:tcPr>
+          <w:p>
+            <w:pPr>
+              <w:cnfStyle w:val="000000000000" w:firstRow="0" w:lastRow="0" w:firstColumn="0" w:lastColumn="0" w:oddVBand="0" w:evenVBand="0" w:oddHBand="0" w:evenHBand="0" w:firstRowFirstColumn="0" w:firstRowLastColumn="0" w:lastRowFirstColumn="0" w:lastRowLastColumn="0"/>
+            </w:pPr>
+            <w:proofErr w:type="spellStart"/>
+            <w:proofErr w:type="gramStart"/>
+            <w:r>
+              <w:t>saveRDS</w:t>
+            </w:r>
+            <w:proofErr w:type="spellEnd"/>
+            <w:r>
+              <w:t>(</w:t>
+            </w:r>
+            <w:proofErr w:type="spellStart"/>
+            <w:proofErr w:type="gramEnd"/>
+            <w:r>
+              <w:t>my_phyloseq</w:t>
+            </w:r>
+            <w:proofErr w:type="spellEnd"/>
+            <w:r>
+              <w:t>, "results/my-</w:t>
+            </w:r>
+            <w:proofErr w:type="spellStart"/>
+            <w:r>
+              <w:t>phyloseq</w:t>
+            </w:r>
+            <w:proofErr w:type="spellEnd"/>
+            <w:r>
+              <w:t>-</w:t>
+            </w:r>
+            <w:proofErr w:type="spellStart"/>
+            <w:r>
+              <w:t>object.rds</w:t>
+            </w:r>
+            <w:proofErr w:type="spellEnd"/>
+            <w:r>
+              <w:t>")</w:t>
+            </w:r>
           </w:p>
         </w:tc>
       </w:tr>
@@ -12279,7 +13282,7 @@
       <w:pPr>
         <w:pStyle w:val="Heading1"/>
       </w:pPr>
-      <w:bookmarkStart w:id="4" w:name="_Toc68088385"/>
+      <w:bookmarkStart w:id="3" w:name="_Toc68088385"/>
       <w:r>
         <w:lastRenderedPageBreak/>
         <w:t>3-</w:t>
@@ -12288,47 +13291,36 @@
       <w:r>
         <w:t>ordination.Rmd</w:t>
       </w:r>
-      <w:bookmarkEnd w:id="4"/>
+      <w:bookmarkEnd w:id="3"/>
       <w:proofErr w:type="gramEnd"/>
     </w:p>
     <w:p/>
     <w:p>
+      <w:pPr>
+        <w:pStyle w:val="Heading2"/>
+      </w:pPr>
       <w:r>
-        <w:t>Overall aim of this script: To explore and visualise the community structures.</w:t>
+        <w:t>Aim</w:t>
+      </w:r>
+    </w:p>
+    <w:p>
+      <w:r>
+        <w:t>To explore and visualise the community structures.</w:t>
       </w:r>
     </w:p>
     <w:p/>
     <w:p>
       <w:pPr>
-        <w:rPr>
-          <w:b/>
-        </w:rPr>
+        <w:pStyle w:val="Heading2"/>
       </w:pPr>
       <w:r>
-        <w:rPr>
-          <w:b/>
-        </w:rPr>
-        <w:t>Overall aim of this script:</w:t>
+        <w:t xml:space="preserve">Input </w:t>
       </w:r>
       <w:r>
-        <w:rPr>
-          <w:b/>
-        </w:rPr>
-        <w:t xml:space="preserve"> </w:t>
+        <w:t>F</w:t>
       </w:r>
-    </w:p>
-    <w:p/>
-    <w:p>
-      <w:pPr>
-        <w:rPr>
-          <w:b/>
-        </w:rPr>
-      </w:pPr>
       <w:r>
-        <w:rPr>
-          <w:b/>
-        </w:rPr>
-        <w:t>Input files</w:t>
+        <w:t>iles</w:t>
       </w:r>
     </w:p>
     <w:tbl>
@@ -12379,7 +13371,19 @@
             <w:cnfStyle w:val="001000000000" w:firstRow="0" w:lastRow="0" w:firstColumn="1" w:lastColumn="0" w:oddVBand="0" w:evenVBand="0" w:oddHBand="0" w:evenHBand="0" w:firstRowFirstColumn="0" w:firstRowLastColumn="0" w:lastRowFirstColumn="0" w:lastRowLastColumn="0"/>
             <w:tcW w:w="7694" w:type="dxa"/>
           </w:tcPr>
-          <w:p/>
+          <w:p>
+            <w:r>
+              <w:t>results/</w:t>
+            </w:r>
+            <w:proofErr w:type="spellStart"/>
+            <w:r>
+              <w:t>cleaned_files</w:t>
+            </w:r>
+            <w:proofErr w:type="spellEnd"/>
+            <w:r>
+              <w:t>/cleanedfiles_3.RData</w:t>
+            </w:r>
+          </w:p>
         </w:tc>
         <w:tc>
           <w:tcPr>
@@ -12389,6 +13393,73 @@
             <w:pPr>
               <w:cnfStyle w:val="000000100000" w:firstRow="0" w:lastRow="0" w:firstColumn="0" w:lastColumn="0" w:oddVBand="0" w:evenVBand="0" w:oddHBand="1" w:evenHBand="0" w:firstRowFirstColumn="0" w:firstRowLastColumn="0" w:lastRowFirstColumn="0" w:lastRowLastColumn="0"/>
             </w:pPr>
+            <w:r>
+              <w:t xml:space="preserve">All of the useful variables/data objects created in this script including: </w:t>
+            </w:r>
+            <w:r>
+              <w:t>metadata</w:t>
+            </w:r>
+            <w:r>
+              <w:t xml:space="preserve"> table</w:t>
+            </w:r>
+            <w:r>
+              <w:t xml:space="preserve">, </w:t>
+            </w:r>
+            <w:r>
+              <w:t xml:space="preserve">decontaminated </w:t>
+            </w:r>
+            <w:proofErr w:type="spellStart"/>
+            <w:r>
+              <w:t>fasta</w:t>
+            </w:r>
+            <w:proofErr w:type="spellEnd"/>
+            <w:r>
+              <w:t xml:space="preserve"> file, decontaminated Hellinger transformed count table, decontaminated count table, decontaminated taxonomy table and decontaminated phylogenetic tree.</w:t>
+            </w:r>
+          </w:p>
+        </w:tc>
+      </w:tr>
+      <w:tr>
+        <w:tc>
+          <w:tcPr>
+            <w:cnfStyle w:val="001000000000" w:firstRow="0" w:lastRow="0" w:firstColumn="1" w:lastColumn="0" w:oddVBand="0" w:evenVBand="0" w:oddHBand="0" w:evenHBand="0" w:firstRowFirstColumn="0" w:firstRowLastColumn="0" w:lastRowFirstColumn="0" w:lastRowLastColumn="0"/>
+            <w:tcW w:w="7694" w:type="dxa"/>
+          </w:tcPr>
+          <w:p>
+            <w:r>
+              <w:t>results/my-</w:t>
+            </w:r>
+            <w:proofErr w:type="spellStart"/>
+            <w:r>
+              <w:t>phyloseq</w:t>
+            </w:r>
+            <w:proofErr w:type="spellEnd"/>
+            <w:r>
+              <w:t>-</w:t>
+            </w:r>
+            <w:proofErr w:type="spellStart"/>
+            <w:r>
+              <w:t>object.rds</w:t>
+            </w:r>
+            <w:proofErr w:type="spellEnd"/>
+          </w:p>
+        </w:tc>
+        <w:tc>
+          <w:tcPr>
+            <w:tcW w:w="7694" w:type="dxa"/>
+          </w:tcPr>
+          <w:p>
+            <w:pPr>
+              <w:cnfStyle w:val="000000000000" w:firstRow="0" w:lastRow="0" w:firstColumn="0" w:lastColumn="0" w:oddVBand="0" w:evenVBand="0" w:oddHBand="0" w:evenHBand="0" w:firstRowFirstColumn="0" w:firstRowLastColumn="0" w:lastRowFirstColumn="0" w:lastRowLastColumn="0"/>
+            </w:pPr>
+            <w:proofErr w:type="spellStart"/>
+            <w:r>
+              <w:t>Phyloseq</w:t>
+            </w:r>
+            <w:proofErr w:type="spellEnd"/>
+            <w:r>
+              <w:t xml:space="preserve"> object with transformed ASV table, taxonomy table, metadata table and re-rooted phylogenetic tree.</w:t>
+            </w:r>
           </w:p>
         </w:tc>
       </w:tr>
@@ -12396,15 +13467,16 @@
     <w:p/>
     <w:p>
       <w:pPr>
-        <w:rPr>
-          <w:b/>
-        </w:rPr>
+        <w:pStyle w:val="Heading2"/>
       </w:pPr>
       <w:r>
-        <w:rPr>
-          <w:b/>
-        </w:rPr>
-        <w:t>Output files</w:t>
+        <w:t xml:space="preserve">Output </w:t>
+      </w:r>
+      <w:r>
+        <w:t>F</w:t>
+      </w:r>
+      <w:r>
+        <w:t>iles</w:t>
       </w:r>
     </w:p>
     <w:tbl>
@@ -12455,7 +13527,11 @@
             <w:cnfStyle w:val="001000000000" w:firstRow="0" w:lastRow="0" w:firstColumn="1" w:lastColumn="0" w:oddVBand="0" w:evenVBand="0" w:oddHBand="0" w:evenHBand="0" w:firstRowFirstColumn="0" w:firstRowLastColumn="0" w:lastRowFirstColumn="0" w:lastRowLastColumn="0"/>
             <w:tcW w:w="7694" w:type="dxa"/>
           </w:tcPr>
-          <w:p/>
+          <w:p>
+            <w:r>
+              <w:t>results/glom.pdf</w:t>
+            </w:r>
+          </w:p>
         </w:tc>
         <w:tc>
           <w:tcPr>
@@ -12470,10 +13546,17 @@
       </w:tr>
     </w:tbl>
     <w:p/>
+    <w:p>
+      <w:pPr>
+        <w:pStyle w:val="Heading2"/>
+      </w:pPr>
+      <w:r>
+        <w:t>Code</w:t>
+      </w:r>
+    </w:p>
     <w:tbl>
       <w:tblPr>
         <w:tblStyle w:val="GridTable2-Accent2"/>
-        <w:tblpPr w:leftFromText="180" w:rightFromText="180" w:vertAnchor="page" w:horzAnchor="margin" w:tblpY="5563"/>
         <w:tblW w:w="0" w:type="auto"/>
         <w:tblLook w:val="04A0" w:firstRow="1" w:lastRow="0" w:firstColumn="1" w:lastColumn="0" w:noHBand="0" w:noVBand="1"/>
       </w:tblPr>
@@ -12533,7 +13616,11 @@
             <w:cnfStyle w:val="001000000000" w:firstRow="0" w:lastRow="0" w:firstColumn="1" w:lastColumn="0" w:oddVBand="0" w:evenVBand="0" w:oddHBand="0" w:evenHBand="0" w:firstRowFirstColumn="0" w:firstRowLastColumn="0" w:lastRowFirstColumn="0" w:lastRowLastColumn="0"/>
             <w:tcW w:w="4188" w:type="dxa"/>
           </w:tcPr>
-          <w:p/>
+          <w:p>
+            <w:r>
+              <w:t>Clear workspace.</w:t>
+            </w:r>
+          </w:p>
         </w:tc>
         <w:tc>
           <w:tcPr>
@@ -12543,6 +13630,9 @@
             <w:pPr>
               <w:cnfStyle w:val="000000100000" w:firstRow="0" w:lastRow="0" w:firstColumn="0" w:lastColumn="0" w:oddVBand="0" w:evenVBand="0" w:oddHBand="1" w:evenHBand="0" w:firstRowFirstColumn="0" w:firstRowLastColumn="0" w:lastRowFirstColumn="0" w:lastRowLastColumn="0"/>
             </w:pPr>
+            <w:r>
+              <w:t xml:space="preserve">This is a bit of housekeeping. We want to make sure no previous variables loaded into R are going to be called by this new script. </w:t>
+            </w:r>
           </w:p>
         </w:tc>
         <w:tc>
@@ -12588,9 +13678,74 @@
               <w:t>)</w:t>
             </w:r>
           </w:p>
-          <w:p>
-            <w:pPr>
-              <w:cnfStyle w:val="000000100000" w:firstRow="0" w:lastRow="0" w:firstColumn="0" w:lastColumn="0" w:oddVBand="0" w:evenVBand="0" w:oddHBand="1" w:evenHBand="0" w:firstRowFirstColumn="0" w:firstRowLastColumn="0" w:lastRowFirstColumn="0" w:lastRowLastColumn="0"/>
+        </w:tc>
+      </w:tr>
+      <w:tr>
+        <w:tc>
+          <w:tcPr>
+            <w:cnfStyle w:val="001000000000" w:firstRow="0" w:lastRow="0" w:firstColumn="1" w:lastColumn="0" w:oddVBand="0" w:evenVBand="0" w:oddHBand="0" w:evenHBand="0" w:firstRowFirstColumn="0" w:firstRowLastColumn="0" w:lastRowFirstColumn="0" w:lastRowLastColumn="0"/>
+            <w:tcW w:w="4188" w:type="dxa"/>
+          </w:tcPr>
+          <w:p>
+            <w:r>
+              <w:t>Load packages.</w:t>
+            </w:r>
+          </w:p>
+        </w:tc>
+        <w:tc>
+          <w:tcPr>
+            <w:tcW w:w="4188" w:type="dxa"/>
+          </w:tcPr>
+          <w:p>
+            <w:pPr>
+              <w:cnfStyle w:val="000000000000" w:firstRow="0" w:lastRow="0" w:firstColumn="0" w:lastColumn="0" w:oddVBand="0" w:evenVBand="0" w:oddHBand="0" w:evenHBand="0" w:firstRowFirstColumn="0" w:firstRowLastColumn="0" w:lastRowFirstColumn="0" w:lastRowLastColumn="0"/>
+            </w:pPr>
+            <w:proofErr w:type="spellStart"/>
+            <w:r>
+              <w:t>Tidyverse</w:t>
+            </w:r>
+            <w:proofErr w:type="spellEnd"/>
+            <w:r>
+              <w:t xml:space="preserve"> – For rearranging/tidying up data</w:t>
+            </w:r>
+          </w:p>
+          <w:p>
+            <w:pPr>
+              <w:cnfStyle w:val="000000000000" w:firstRow="0" w:lastRow="0" w:firstColumn="0" w:lastColumn="0" w:oddVBand="0" w:evenVBand="0" w:oddHBand="0" w:evenHBand="0" w:firstRowFirstColumn="0" w:firstRowLastColumn="0" w:lastRowFirstColumn="0" w:lastRowLastColumn="0"/>
+            </w:pPr>
+            <w:proofErr w:type="spellStart"/>
+            <w:r>
+              <w:t>Phyloseq</w:t>
+            </w:r>
+            <w:proofErr w:type="spellEnd"/>
+            <w:r>
+              <w:t xml:space="preserve"> – For dealing with </w:t>
+            </w:r>
+            <w:proofErr w:type="spellStart"/>
+            <w:r>
+              <w:t>phyloseq</w:t>
+            </w:r>
+            <w:proofErr w:type="spellEnd"/>
+            <w:r>
+              <w:t xml:space="preserve"> object</w:t>
+            </w:r>
+          </w:p>
+          <w:p>
+            <w:pPr>
+              <w:cnfStyle w:val="000000000000" w:firstRow="0" w:lastRow="0" w:firstColumn="0" w:lastColumn="0" w:oddVBand="0" w:evenVBand="0" w:oddHBand="0" w:evenHBand="0" w:firstRowFirstColumn="0" w:firstRowLastColumn="0" w:lastRowFirstColumn="0" w:lastRowLastColumn="0"/>
+            </w:pPr>
+            <w:r>
+              <w:t>Ape – For analysis of phylogenetic data</w:t>
+            </w:r>
+          </w:p>
+        </w:tc>
+        <w:tc>
+          <w:tcPr>
+            <w:tcW w:w="7022" w:type="dxa"/>
+          </w:tcPr>
+          <w:p>
+            <w:pPr>
+              <w:cnfStyle w:val="000000000000" w:firstRow="0" w:lastRow="0" w:firstColumn="0" w:lastColumn="0" w:oddVBand="0" w:evenVBand="0" w:oddHBand="0" w:evenHBand="0" w:firstRowFirstColumn="0" w:firstRowLastColumn="0" w:lastRowFirstColumn="0" w:lastRowLastColumn="0"/>
             </w:pPr>
             <w:r>
               <w:t>library(</w:t>
@@ -12606,7 +13761,7 @@
           </w:p>
           <w:p>
             <w:pPr>
-              <w:cnfStyle w:val="000000100000" w:firstRow="0" w:lastRow="0" w:firstColumn="0" w:lastColumn="0" w:oddVBand="0" w:evenVBand="0" w:oddHBand="1" w:evenHBand="0" w:firstRowFirstColumn="0" w:firstRowLastColumn="0" w:lastRowFirstColumn="0" w:lastRowLastColumn="0"/>
+              <w:cnfStyle w:val="000000000000" w:firstRow="0" w:lastRow="0" w:firstColumn="0" w:lastColumn="0" w:oddVBand="0" w:evenVBand="0" w:oddHBand="0" w:evenHBand="0" w:firstRowFirstColumn="0" w:firstRowLastColumn="0" w:lastRowFirstColumn="0" w:lastRowLastColumn="0"/>
             </w:pPr>
             <w:r>
               <w:t>library(</w:t>
@@ -12622,92 +13777,10 @@
           </w:p>
           <w:p>
             <w:pPr>
-              <w:cnfStyle w:val="000000100000" w:firstRow="0" w:lastRow="0" w:firstColumn="0" w:lastColumn="0" w:oddVBand="0" w:evenVBand="0" w:oddHBand="1" w:evenHBand="0" w:firstRowFirstColumn="0" w:firstRowLastColumn="0" w:lastRowFirstColumn="0" w:lastRowLastColumn="0"/>
+              <w:cnfStyle w:val="000000000000" w:firstRow="0" w:lastRow="0" w:firstColumn="0" w:lastColumn="0" w:oddVBand="0" w:evenVBand="0" w:oddHBand="0" w:evenHBand="0" w:firstRowFirstColumn="0" w:firstRowLastColumn="0" w:lastRowFirstColumn="0" w:lastRowLastColumn="0"/>
             </w:pPr>
             <w:r>
               <w:t>library(ape)</w:t>
-            </w:r>
-          </w:p>
-        </w:tc>
-      </w:tr>
-      <w:tr>
-        <w:tc>
-          <w:tcPr>
-            <w:cnfStyle w:val="001000000000" w:firstRow="0" w:lastRow="0" w:firstColumn="1" w:lastColumn="0" w:oddVBand="0" w:evenVBand="0" w:oddHBand="0" w:evenHBand="0" w:firstRowFirstColumn="0" w:firstRowLastColumn="0" w:lastRowFirstColumn="0" w:lastRowLastColumn="0"/>
-            <w:tcW w:w="4188" w:type="dxa"/>
-          </w:tcPr>
-          <w:p/>
-        </w:tc>
-        <w:tc>
-          <w:tcPr>
-            <w:tcW w:w="4188" w:type="dxa"/>
-          </w:tcPr>
-          <w:p>
-            <w:pPr>
-              <w:cnfStyle w:val="000000000000" w:firstRow="0" w:lastRow="0" w:firstColumn="0" w:lastColumn="0" w:oddVBand="0" w:evenVBand="0" w:oddHBand="0" w:evenHBand="0" w:firstRowFirstColumn="0" w:firstRowLastColumn="0" w:lastRowFirstColumn="0" w:lastRowLastColumn="0"/>
-            </w:pPr>
-          </w:p>
-        </w:tc>
-        <w:tc>
-          <w:tcPr>
-            <w:tcW w:w="7022" w:type="dxa"/>
-          </w:tcPr>
-          <w:p>
-            <w:pPr>
-              <w:cnfStyle w:val="000000000000" w:firstRow="0" w:lastRow="0" w:firstColumn="0" w:lastColumn="0" w:oddVBand="0" w:evenVBand="0" w:oddHBand="0" w:evenHBand="0" w:firstRowFirstColumn="0" w:firstRowLastColumn="0" w:lastRowFirstColumn="0" w:lastRowLastColumn="0"/>
-            </w:pPr>
-            <w:r>
-              <w:t>load("results/</w:t>
-            </w:r>
-            <w:proofErr w:type="spellStart"/>
-            <w:r>
-              <w:t>cleaned_files</w:t>
-            </w:r>
-            <w:proofErr w:type="spellEnd"/>
-            <w:r>
-              <w:t>/cleanedfiles_3.RData")</w:t>
-            </w:r>
-          </w:p>
-          <w:p>
-            <w:pPr>
-              <w:cnfStyle w:val="000000000000" w:firstRow="0" w:lastRow="0" w:firstColumn="0" w:lastColumn="0" w:oddVBand="0" w:evenVBand="0" w:oddHBand="0" w:evenHBand="0" w:firstRowFirstColumn="0" w:firstRowLastColumn="0" w:lastRowFirstColumn="0" w:lastRowLastColumn="0"/>
-            </w:pPr>
-          </w:p>
-          <w:p>
-            <w:pPr>
-              <w:cnfStyle w:val="000000000000" w:firstRow="0" w:lastRow="0" w:firstColumn="0" w:lastColumn="0" w:oddVBand="0" w:evenVBand="0" w:oddHBand="0" w:evenHBand="0" w:firstRowFirstColumn="0" w:firstRowLastColumn="0" w:lastRowFirstColumn="0" w:lastRowLastColumn="0"/>
-            </w:pPr>
-            <w:proofErr w:type="spellStart"/>
-            <w:r>
-              <w:t>my_phyloseq</w:t>
-            </w:r>
-            <w:proofErr w:type="spellEnd"/>
-            <w:r>
-              <w:t xml:space="preserve"> &lt;- </w:t>
-            </w:r>
-            <w:proofErr w:type="spellStart"/>
-            <w:r>
-              <w:t>readRDS</w:t>
-            </w:r>
-            <w:proofErr w:type="spellEnd"/>
-            <w:r>
-              <w:t>("results/my-</w:t>
-            </w:r>
-            <w:proofErr w:type="spellStart"/>
-            <w:r>
-              <w:t>phyloseq</w:t>
-            </w:r>
-            <w:proofErr w:type="spellEnd"/>
-            <w:r>
-              <w:t>-</w:t>
-            </w:r>
-            <w:proofErr w:type="spellStart"/>
-            <w:r>
-              <w:t>object.rds</w:t>
-            </w:r>
-            <w:proofErr w:type="spellEnd"/>
-            <w:r>
-              <w:t>")</w:t>
             </w:r>
           </w:p>
         </w:tc>
@@ -12721,7 +13794,27 @@
             <w:cnfStyle w:val="001000000000" w:firstRow="0" w:lastRow="0" w:firstColumn="1" w:lastColumn="0" w:oddVBand="0" w:evenVBand="0" w:oddHBand="0" w:evenHBand="0" w:firstRowFirstColumn="0" w:firstRowLastColumn="0" w:lastRowFirstColumn="0" w:lastRowLastColumn="0"/>
             <w:tcW w:w="4188" w:type="dxa"/>
           </w:tcPr>
-          <w:p/>
+          <w:p>
+            <w:r>
+              <w:t xml:space="preserve">Load data objects and </w:t>
+            </w:r>
+            <w:proofErr w:type="spellStart"/>
+            <w:r>
+              <w:t>phyloseq</w:t>
+            </w:r>
+            <w:proofErr w:type="spellEnd"/>
+            <w:r>
+              <w:t xml:space="preserve"> objects from 2-data-</w:t>
+            </w:r>
+            <w:proofErr w:type="gramStart"/>
+            <w:r>
+              <w:t>prep.Rmd</w:t>
+            </w:r>
+            <w:proofErr w:type="gramEnd"/>
+            <w:r>
+              <w:t>.</w:t>
+            </w:r>
+          </w:p>
         </w:tc>
         <w:tc>
           <w:tcPr>
@@ -12731,6 +13824,9 @@
             <w:pPr>
               <w:cnfStyle w:val="000000100000" w:firstRow="0" w:lastRow="0" w:firstColumn="0" w:lastColumn="0" w:oddVBand="0" w:evenVBand="0" w:oddHBand="1" w:evenHBand="0" w:firstRowFirstColumn="0" w:firstRowLastColumn="0" w:lastRowFirstColumn="0" w:lastRowLastColumn="0"/>
             </w:pPr>
+            <w:r>
+              <w:t xml:space="preserve">This has all the data we need for our analysis! </w:t>
+            </w:r>
           </w:p>
         </w:tc>
         <w:tc>
@@ -12742,6 +13838,107 @@
               <w:cnfStyle w:val="000000100000" w:firstRow="0" w:lastRow="0" w:firstColumn="0" w:lastColumn="0" w:oddVBand="0" w:evenVBand="0" w:oddHBand="1" w:evenHBand="0" w:firstRowFirstColumn="0" w:firstRowLastColumn="0" w:lastRowFirstColumn="0" w:lastRowLastColumn="0"/>
             </w:pPr>
             <w:r>
+              <w:t>load("results/</w:t>
+            </w:r>
+            <w:proofErr w:type="spellStart"/>
+            <w:r>
+              <w:t>cleaned_files</w:t>
+            </w:r>
+            <w:proofErr w:type="spellEnd"/>
+            <w:r>
+              <w:t>/cleanedfiles_3.RData")</w:t>
+            </w:r>
+          </w:p>
+          <w:p>
+            <w:pPr>
+              <w:cnfStyle w:val="000000100000" w:firstRow="0" w:lastRow="0" w:firstColumn="0" w:lastColumn="0" w:oddVBand="0" w:evenVBand="0" w:oddHBand="1" w:evenHBand="0" w:firstRowFirstColumn="0" w:firstRowLastColumn="0" w:lastRowFirstColumn="0" w:lastRowLastColumn="0"/>
+            </w:pPr>
+          </w:p>
+          <w:p>
+            <w:pPr>
+              <w:cnfStyle w:val="000000100000" w:firstRow="0" w:lastRow="0" w:firstColumn="0" w:lastColumn="0" w:oddVBand="0" w:evenVBand="0" w:oddHBand="1" w:evenHBand="0" w:firstRowFirstColumn="0" w:firstRowLastColumn="0" w:lastRowFirstColumn="0" w:lastRowLastColumn="0"/>
+            </w:pPr>
+            <w:proofErr w:type="spellStart"/>
+            <w:r>
+              <w:t>my_phyloseq</w:t>
+            </w:r>
+            <w:proofErr w:type="spellEnd"/>
+            <w:r>
+              <w:t xml:space="preserve"> &lt;- </w:t>
+            </w:r>
+            <w:proofErr w:type="spellStart"/>
+            <w:r>
+              <w:t>readRDS</w:t>
+            </w:r>
+            <w:proofErr w:type="spellEnd"/>
+            <w:r>
+              <w:t>("results/my-</w:t>
+            </w:r>
+            <w:proofErr w:type="spellStart"/>
+            <w:r>
+              <w:t>phyloseq</w:t>
+            </w:r>
+            <w:proofErr w:type="spellEnd"/>
+            <w:r>
+              <w:t>-</w:t>
+            </w:r>
+            <w:proofErr w:type="spellStart"/>
+            <w:r>
+              <w:t>object.rds</w:t>
+            </w:r>
+            <w:proofErr w:type="spellEnd"/>
+            <w:r>
+              <w:t>")</w:t>
+            </w:r>
+          </w:p>
+        </w:tc>
+      </w:tr>
+      <w:tr>
+        <w:tc>
+          <w:tcPr>
+            <w:cnfStyle w:val="001000000000" w:firstRow="0" w:lastRow="0" w:firstColumn="1" w:lastColumn="0" w:oddVBand="0" w:evenVBand="0" w:oddHBand="0" w:evenHBand="0" w:firstRowFirstColumn="0" w:firstRowLastColumn="0" w:lastRowFirstColumn="0" w:lastRowLastColumn="0"/>
+            <w:tcW w:w="4188" w:type="dxa"/>
+          </w:tcPr>
+          <w:p>
+            <w:r>
+              <w:t xml:space="preserve">Make a bar chart of the </w:t>
+            </w:r>
+            <w:r>
+              <w:t>agglomerated</w:t>
+            </w:r>
+            <w:r>
+              <w:t xml:space="preserve"> phyla</w:t>
+            </w:r>
+            <w:r>
+              <w:t xml:space="preserve"> using transformed count data</w:t>
+            </w:r>
+            <w:r>
+              <w:t>.</w:t>
+            </w:r>
+          </w:p>
+        </w:tc>
+        <w:tc>
+          <w:tcPr>
+            <w:tcW w:w="4188" w:type="dxa"/>
+          </w:tcPr>
+          <w:p>
+            <w:pPr>
+              <w:cnfStyle w:val="000000000000" w:firstRow="0" w:lastRow="0" w:firstColumn="0" w:lastColumn="0" w:oddVBand="0" w:evenVBand="0" w:oddHBand="0" w:evenHBand="0" w:firstRowFirstColumn="0" w:firstRowLastColumn="0" w:lastRowFirstColumn="0" w:lastRowLastColumn="0"/>
+            </w:pPr>
+            <w:r>
+              <w:t>This will visualise the distribution of phyla per sample so we can begin to see if the samples have different communities.</w:t>
+            </w:r>
+          </w:p>
+        </w:tc>
+        <w:tc>
+          <w:tcPr>
+            <w:tcW w:w="7022" w:type="dxa"/>
+          </w:tcPr>
+          <w:p>
+            <w:pPr>
+              <w:cnfStyle w:val="000000000000" w:firstRow="0" w:lastRow="0" w:firstColumn="0" w:lastColumn="0" w:oddVBand="0" w:evenVBand="0" w:oddHBand="0" w:evenHBand="0" w:firstRowFirstColumn="0" w:firstRowLastColumn="0" w:lastRowFirstColumn="0" w:lastRowLastColumn="0"/>
+            </w:pPr>
+            <w:r>
               <w:t xml:space="preserve">glom = </w:t>
             </w:r>
             <w:proofErr w:type="spellStart"/>
@@ -12768,7 +13965,7 @@
           </w:p>
           <w:p>
             <w:pPr>
-              <w:cnfStyle w:val="000000100000" w:firstRow="0" w:lastRow="0" w:firstColumn="0" w:lastColumn="0" w:oddVBand="0" w:evenVBand="0" w:oddHBand="1" w:evenHBand="0" w:firstRowFirstColumn="0" w:firstRowLastColumn="0" w:lastRowFirstColumn="0" w:lastRowLastColumn="0"/>
+              <w:cnfStyle w:val="000000000000" w:firstRow="0" w:lastRow="0" w:firstColumn="0" w:lastColumn="0" w:oddVBand="0" w:evenVBand="0" w:oddHBand="0" w:evenHBand="0" w:firstRowFirstColumn="0" w:firstRowLastColumn="0" w:lastRowFirstColumn="0" w:lastRowLastColumn="0"/>
             </w:pPr>
             <w:r>
               <w:t># and plot</w:t>
@@ -12776,7 +13973,7 @@
           </w:p>
           <w:p>
             <w:pPr>
-              <w:cnfStyle w:val="000000100000" w:firstRow="0" w:lastRow="0" w:firstColumn="0" w:lastColumn="0" w:oddVBand="0" w:evenVBand="0" w:oddHBand="1" w:evenHBand="0" w:firstRowFirstColumn="0" w:firstRowLastColumn="0" w:lastRowFirstColumn="0" w:lastRowLastColumn="0"/>
+              <w:cnfStyle w:val="000000000000" w:firstRow="0" w:lastRow="0" w:firstColumn="0" w:lastColumn="0" w:oddVBand="0" w:evenVBand="0" w:oddHBand="0" w:evenHBand="0" w:firstRowFirstColumn="0" w:firstRowLastColumn="0" w:lastRowFirstColumn="0" w:lastRowLastColumn="0"/>
             </w:pPr>
             <w:r>
               <w:t xml:space="preserve">pdf("results/glom.pdf") </w:t>
@@ -12784,7 +13981,7 @@
           </w:p>
           <w:p>
             <w:pPr>
-              <w:cnfStyle w:val="000000100000" w:firstRow="0" w:lastRow="0" w:firstColumn="0" w:lastColumn="0" w:oddVBand="0" w:evenVBand="0" w:oddHBand="1" w:evenHBand="0" w:firstRowFirstColumn="0" w:firstRowLastColumn="0" w:lastRowFirstColumn="0" w:lastRowLastColumn="0"/>
+              <w:cnfStyle w:val="000000000000" w:firstRow="0" w:lastRow="0" w:firstColumn="0" w:lastColumn="0" w:oddVBand="0" w:evenVBand="0" w:oddHBand="0" w:evenHBand="0" w:firstRowFirstColumn="0" w:firstRowLastColumn="0" w:lastRowFirstColumn="0" w:lastRowLastColumn="0"/>
             </w:pPr>
             <w:proofErr w:type="spellStart"/>
             <w:r>
@@ -12805,7 +14002,7 @@
           </w:p>
           <w:p>
             <w:pPr>
-              <w:cnfStyle w:val="000000100000" w:firstRow="0" w:lastRow="0" w:firstColumn="0" w:lastColumn="0" w:oddVBand="0" w:evenVBand="0" w:oddHBand="1" w:evenHBand="0" w:firstRowFirstColumn="0" w:firstRowLastColumn="0" w:lastRowFirstColumn="0" w:lastRowLastColumn="0"/>
+              <w:cnfStyle w:val="000000000000" w:firstRow="0" w:lastRow="0" w:firstColumn="0" w:lastColumn="0" w:oddVBand="0" w:evenVBand="0" w:oddHBand="0" w:evenHBand="0" w:firstRowFirstColumn="0" w:firstRowLastColumn="0" w:lastRowFirstColumn="0" w:lastRowLastColumn="0"/>
             </w:pPr>
             <w:proofErr w:type="spellStart"/>
             <w:proofErr w:type="gramStart"/>
@@ -12820,66 +14017,6 @@
             <w:r>
               <w:t>)</w:t>
             </w:r>
-          </w:p>
-        </w:tc>
-      </w:tr>
-      <w:tr>
-        <w:tc>
-          <w:tcPr>
-            <w:cnfStyle w:val="001000000000" w:firstRow="0" w:lastRow="0" w:firstColumn="1" w:lastColumn="0" w:oddVBand="0" w:evenVBand="0" w:oddHBand="0" w:evenHBand="0" w:firstRowFirstColumn="0" w:firstRowLastColumn="0" w:lastRowFirstColumn="0" w:lastRowLastColumn="0"/>
-            <w:tcW w:w="4188" w:type="dxa"/>
-          </w:tcPr>
-          <w:p/>
-        </w:tc>
-        <w:tc>
-          <w:tcPr>
-            <w:tcW w:w="4188" w:type="dxa"/>
-          </w:tcPr>
-          <w:p>
-            <w:pPr>
-              <w:cnfStyle w:val="000000000000" w:firstRow="0" w:lastRow="0" w:firstColumn="0" w:lastColumn="0" w:oddVBand="0" w:evenVBand="0" w:oddHBand="0" w:evenHBand="0" w:firstRowFirstColumn="0" w:firstRowLastColumn="0" w:lastRowFirstColumn="0" w:lastRowLastColumn="0"/>
-            </w:pPr>
-          </w:p>
-        </w:tc>
-        <w:tc>
-          <w:tcPr>
-            <w:tcW w:w="7022" w:type="dxa"/>
-          </w:tcPr>
-          <w:p>
-            <w:pPr>
-              <w:cnfStyle w:val="000000000000" w:firstRow="0" w:lastRow="0" w:firstColumn="0" w:lastColumn="0" w:oddVBand="0" w:evenVBand="0" w:oddHBand="0" w:evenHBand="0" w:firstRowFirstColumn="0" w:firstRowLastColumn="0" w:lastRowFirstColumn="0" w:lastRowLastColumn="0"/>
-            </w:pPr>
-            <w:proofErr w:type="spellStart"/>
-            <w:r>
-              <w:t>bray_distance</w:t>
-            </w:r>
-            <w:proofErr w:type="spellEnd"/>
-            <w:r>
-              <w:t xml:space="preserve"> &lt;- </w:t>
-            </w:r>
-            <w:proofErr w:type="gramStart"/>
-            <w:r>
-              <w:t>distance(</w:t>
-            </w:r>
-            <w:proofErr w:type="spellStart"/>
-            <w:proofErr w:type="gramEnd"/>
-            <w:r>
-              <w:t>my_physeq</w:t>
-            </w:r>
-            <w:proofErr w:type="spellEnd"/>
-            <w:r>
-              <w:t>, method = "bray")</w:t>
-            </w:r>
-          </w:p>
-          <w:p>
-            <w:pPr>
-              <w:cnfStyle w:val="000000000000" w:firstRow="0" w:lastRow="0" w:firstColumn="0" w:lastColumn="0" w:oddVBand="0" w:evenVBand="0" w:oddHBand="0" w:evenHBand="0" w:firstRowFirstColumn="0" w:firstRowLastColumn="0" w:lastRowFirstColumn="0" w:lastRowLastColumn="0"/>
-            </w:pPr>
-            <w:proofErr w:type="spellStart"/>
-            <w:r>
-              <w:t>bray_distance</w:t>
-            </w:r>
-            <w:proofErr w:type="spellEnd"/>
           </w:p>
         </w:tc>
       </w:tr>
@@ -12892,7 +14029,14 @@
             <w:cnfStyle w:val="001000000000" w:firstRow="0" w:lastRow="0" w:firstColumn="1" w:lastColumn="0" w:oddVBand="0" w:evenVBand="0" w:oddHBand="0" w:evenHBand="0" w:firstRowFirstColumn="0" w:firstRowLastColumn="0" w:lastRowFirstColumn="0" w:lastRowLastColumn="0"/>
             <w:tcW w:w="4188" w:type="dxa"/>
           </w:tcPr>
-          <w:p/>
+          <w:p>
+            <w:r>
+              <w:t>Calculate Bray-Curtis dissimilarity matrix</w:t>
+            </w:r>
+            <w:r>
+              <w:t xml:space="preserve"> using the transformed count data.</w:t>
+            </w:r>
+          </w:p>
         </w:tc>
         <w:tc>
           <w:tcPr>
@@ -12902,6 +14046,17 @@
             <w:pPr>
               <w:cnfStyle w:val="000000100000" w:firstRow="0" w:lastRow="0" w:firstColumn="0" w:lastColumn="0" w:oddVBand="0" w:evenVBand="0" w:oddHBand="1" w:evenHBand="0" w:firstRowFirstColumn="0" w:firstRowLastColumn="0" w:lastRowFirstColumn="0" w:lastRowLastColumn="0"/>
             </w:pPr>
+            <w:r>
+              <w:t>This calculates the difference between the communities of each sample. If the samples share the same species the bray-</w:t>
+            </w:r>
+            <w:proofErr w:type="spellStart"/>
+            <w:r>
+              <w:t>curtis</w:t>
+            </w:r>
+            <w:proofErr w:type="spellEnd"/>
+            <w:r>
+              <w:t xml:space="preserve"> dissimilarity is 0, if they share no species it is 1. </w:t>
+            </w:r>
           </w:p>
         </w:tc>
         <w:tc>
@@ -12914,6 +14069,102 @@
             </w:pPr>
             <w:proofErr w:type="spellStart"/>
             <w:r>
+              <w:t>bray_distance</w:t>
+            </w:r>
+            <w:proofErr w:type="spellEnd"/>
+            <w:r>
+              <w:t xml:space="preserve"> &lt;- </w:t>
+            </w:r>
+            <w:proofErr w:type="gramStart"/>
+            <w:r>
+              <w:t>distance(</w:t>
+            </w:r>
+            <w:proofErr w:type="spellStart"/>
+            <w:proofErr w:type="gramEnd"/>
+            <w:r>
+              <w:t>my_physeq</w:t>
+            </w:r>
+            <w:proofErr w:type="spellEnd"/>
+            <w:r>
+              <w:t>, method = "bray")</w:t>
+            </w:r>
+          </w:p>
+          <w:p>
+            <w:pPr>
+              <w:cnfStyle w:val="000000100000" w:firstRow="0" w:lastRow="0" w:firstColumn="0" w:lastColumn="0" w:oddVBand="0" w:evenVBand="0" w:oddHBand="1" w:evenHBand="0" w:firstRowFirstColumn="0" w:firstRowLastColumn="0" w:lastRowFirstColumn="0" w:lastRowLastColumn="0"/>
+            </w:pPr>
+            <w:proofErr w:type="spellStart"/>
+            <w:r>
+              <w:t>bray_distance</w:t>
+            </w:r>
+            <w:proofErr w:type="spellEnd"/>
+          </w:p>
+        </w:tc>
+      </w:tr>
+      <w:tr>
+        <w:tc>
+          <w:tcPr>
+            <w:cnfStyle w:val="001000000000" w:firstRow="0" w:lastRow="0" w:firstColumn="1" w:lastColumn="0" w:oddVBand="0" w:evenVBand="0" w:oddHBand="0" w:evenHBand="0" w:firstRowFirstColumn="0" w:firstRowLastColumn="0" w:lastRowFirstColumn="0" w:lastRowLastColumn="0"/>
+            <w:tcW w:w="4188" w:type="dxa"/>
+          </w:tcPr>
+          <w:p>
+            <w:r>
+              <w:t>Carry out bray-</w:t>
+            </w:r>
+            <w:proofErr w:type="spellStart"/>
+            <w:r>
+              <w:t>curtis</w:t>
+            </w:r>
+            <w:proofErr w:type="spellEnd"/>
+            <w:r>
+              <w:t xml:space="preserve"> </w:t>
+            </w:r>
+            <w:proofErr w:type="spellStart"/>
+            <w:r>
+              <w:t>PCoA</w:t>
+            </w:r>
+            <w:proofErr w:type="spellEnd"/>
+            <w:r>
+              <w:t xml:space="preserve"> analysis and plot, scaled by the eigenvalues</w:t>
+            </w:r>
+          </w:p>
+        </w:tc>
+        <w:tc>
+          <w:tcPr>
+            <w:tcW w:w="4188" w:type="dxa"/>
+          </w:tcPr>
+          <w:p>
+            <w:pPr>
+              <w:cnfStyle w:val="000000000000" w:firstRow="0" w:lastRow="0" w:firstColumn="0" w:lastColumn="0" w:oddVBand="0" w:evenVBand="0" w:oddHBand="0" w:evenHBand="0" w:firstRowFirstColumn="0" w:firstRowLastColumn="0" w:lastRowFirstColumn="0" w:lastRowLastColumn="0"/>
+            </w:pPr>
+            <w:r>
+              <w:t>Principal coordinates analysis (</w:t>
+            </w:r>
+            <w:proofErr w:type="spellStart"/>
+            <w:r>
+              <w:t>PCoA</w:t>
+            </w:r>
+            <w:proofErr w:type="spellEnd"/>
+            <w:r>
+              <w:t>)</w:t>
+            </w:r>
+            <w:bookmarkStart w:id="4" w:name="_GoBack"/>
+            <w:bookmarkEnd w:id="4"/>
+            <w:r>
+              <w:t xml:space="preserve"> is </w:t>
+            </w:r>
+          </w:p>
+        </w:tc>
+        <w:tc>
+          <w:tcPr>
+            <w:tcW w:w="7022" w:type="dxa"/>
+          </w:tcPr>
+          <w:p>
+            <w:pPr>
+              <w:cnfStyle w:val="000000000000" w:firstRow="0" w:lastRow="0" w:firstColumn="0" w:lastColumn="0" w:oddVBand="0" w:evenVBand="0" w:oddHBand="0" w:evenHBand="0" w:firstRowFirstColumn="0" w:firstRowLastColumn="0" w:lastRowFirstColumn="0" w:lastRowLastColumn="0"/>
+            </w:pPr>
+            <w:proofErr w:type="spellStart"/>
+            <w:r>
               <w:t>my_pcoa_bray</w:t>
             </w:r>
             <w:proofErr w:type="spellEnd"/>
@@ -12944,7 +14195,7 @@
           </w:p>
           <w:p>
             <w:pPr>
-              <w:cnfStyle w:val="000000100000" w:firstRow="0" w:lastRow="0" w:firstColumn="0" w:lastColumn="0" w:oddVBand="0" w:evenVBand="0" w:oddHBand="1" w:evenHBand="0" w:firstRowFirstColumn="0" w:firstRowLastColumn="0" w:lastRowFirstColumn="0" w:lastRowLastColumn="0"/>
+              <w:cnfStyle w:val="000000000000" w:firstRow="0" w:lastRow="0" w:firstColumn="0" w:lastColumn="0" w:oddVBand="0" w:evenVBand="0" w:oddHBand="0" w:evenHBand="0" w:firstRowFirstColumn="0" w:firstRowLastColumn="0" w:lastRowFirstColumn="0" w:lastRowLastColumn="0"/>
             </w:pPr>
             <w:proofErr w:type="spellStart"/>
             <w:r>
@@ -12962,7 +14213,7 @@
           </w:p>
           <w:p>
             <w:pPr>
-              <w:cnfStyle w:val="000000100000" w:firstRow="0" w:lastRow="0" w:firstColumn="0" w:lastColumn="0" w:oddVBand="0" w:evenVBand="0" w:oddHBand="1" w:evenHBand="0" w:firstRowFirstColumn="0" w:firstRowLastColumn="0" w:lastRowFirstColumn="0" w:lastRowLastColumn="0"/>
+              <w:cnfStyle w:val="000000000000" w:firstRow="0" w:lastRow="0" w:firstColumn="0" w:lastColumn="0" w:oddVBand="0" w:evenVBand="0" w:oddHBand="0" w:evenHBand="0" w:firstRowFirstColumn="0" w:firstRowLastColumn="0" w:lastRowFirstColumn="0" w:lastRowLastColumn="0"/>
             </w:pPr>
             <w:proofErr w:type="spellStart"/>
             <w:r>
@@ -13012,7 +14263,7 @@
           </w:p>
           <w:p>
             <w:pPr>
-              <w:cnfStyle w:val="000000100000" w:firstRow="0" w:lastRow="0" w:firstColumn="0" w:lastColumn="0" w:oddVBand="0" w:evenVBand="0" w:oddHBand="1" w:evenHBand="0" w:firstRowFirstColumn="0" w:firstRowLastColumn="0" w:lastRowFirstColumn="0" w:lastRowLastColumn="0"/>
+              <w:cnfStyle w:val="000000000000" w:firstRow="0" w:lastRow="0" w:firstColumn="0" w:lastColumn="0" w:oddVBand="0" w:evenVBand="0" w:oddHBand="0" w:evenHBand="0" w:firstRowFirstColumn="0" w:firstRowLastColumn="0" w:lastRowFirstColumn="0" w:lastRowLastColumn="0"/>
             </w:pPr>
             <w:r>
               <w:t xml:space="preserve">  </w:t>
@@ -13036,7 +14287,7 @@
           </w:p>
           <w:p>
             <w:pPr>
-              <w:cnfStyle w:val="000000100000" w:firstRow="0" w:lastRow="0" w:firstColumn="0" w:lastColumn="0" w:oddVBand="0" w:evenVBand="0" w:oddHBand="1" w:evenHBand="0" w:firstRowFirstColumn="0" w:firstRowLastColumn="0" w:lastRowFirstColumn="0" w:lastRowLastColumn="0"/>
+              <w:cnfStyle w:val="000000000000" w:firstRow="0" w:lastRow="0" w:firstColumn="0" w:lastColumn="0" w:oddVBand="0" w:evenVBand="0" w:oddHBand="0" w:evenHBand="0" w:firstRowFirstColumn="0" w:firstRowLastColumn="0" w:lastRowFirstColumn="0" w:lastRowLastColumn="0"/>
             </w:pPr>
             <w:r>
               <w:t xml:space="preserve">  </w:t>
@@ -13076,219 +14327,11 @@
           </w:p>
           <w:p>
             <w:pPr>
-              <w:cnfStyle w:val="000000100000" w:firstRow="0" w:lastRow="0" w:firstColumn="0" w:lastColumn="0" w:oddVBand="0" w:evenVBand="0" w:oddHBand="1" w:evenHBand="0" w:firstRowFirstColumn="0" w:firstRowLastColumn="0" w:lastRowFirstColumn="0" w:lastRowLastColumn="0"/>
+              <w:cnfStyle w:val="000000000000" w:firstRow="0" w:lastRow="0" w:firstColumn="0" w:lastColumn="0" w:oddVBand="0" w:evenVBand="0" w:oddHBand="0" w:evenHBand="0" w:firstRowFirstColumn="0" w:firstRowLastColumn="0" w:lastRowFirstColumn="0" w:lastRowLastColumn="0"/>
             </w:pPr>
             <w:proofErr w:type="spellStart"/>
             <w:r>
               <w:t>pcoa_plot_bray</w:t>
-            </w:r>
-            <w:proofErr w:type="spellEnd"/>
-          </w:p>
-        </w:tc>
-      </w:tr>
-      <w:tr>
-        <w:tc>
-          <w:tcPr>
-            <w:cnfStyle w:val="001000000000" w:firstRow="0" w:lastRow="0" w:firstColumn="1" w:lastColumn="0" w:oddVBand="0" w:evenVBand="0" w:oddHBand="0" w:evenHBand="0" w:firstRowFirstColumn="0" w:firstRowLastColumn="0" w:lastRowFirstColumn="0" w:lastRowLastColumn="0"/>
-            <w:tcW w:w="4188" w:type="dxa"/>
-          </w:tcPr>
-          <w:p/>
-        </w:tc>
-        <w:tc>
-          <w:tcPr>
-            <w:tcW w:w="4188" w:type="dxa"/>
-          </w:tcPr>
-          <w:p>
-            <w:pPr>
-              <w:cnfStyle w:val="000000000000" w:firstRow="0" w:lastRow="0" w:firstColumn="0" w:lastColumn="0" w:oddVBand="0" w:evenVBand="0" w:oddHBand="0" w:evenHBand="0" w:firstRowFirstColumn="0" w:firstRowLastColumn="0" w:lastRowFirstColumn="0" w:lastRowLastColumn="0"/>
-            </w:pPr>
-          </w:p>
-        </w:tc>
-        <w:tc>
-          <w:tcPr>
-            <w:tcW w:w="7022" w:type="dxa"/>
-          </w:tcPr>
-          <w:p>
-            <w:pPr>
-              <w:cnfStyle w:val="000000000000" w:firstRow="0" w:lastRow="0" w:firstColumn="0" w:lastColumn="0" w:oddVBand="0" w:evenVBand="0" w:oddHBand="0" w:evenHBand="0" w:firstRowFirstColumn="0" w:firstRowLastColumn="0" w:lastRowFirstColumn="0" w:lastRowLastColumn="0"/>
-            </w:pPr>
-            <w:proofErr w:type="spellStart"/>
-            <w:r>
-              <w:t>my_pcoa_wuni</w:t>
-            </w:r>
-            <w:proofErr w:type="spellEnd"/>
-            <w:r>
-              <w:t xml:space="preserve"> &lt;- </w:t>
-            </w:r>
-            <w:proofErr w:type="gramStart"/>
-            <w:r>
-              <w:t>ordinate(</w:t>
-            </w:r>
-            <w:proofErr w:type="spellStart"/>
-            <w:proofErr w:type="gramEnd"/>
-            <w:r>
-              <w:t>my_physeq</w:t>
-            </w:r>
-            <w:proofErr w:type="spellEnd"/>
-            <w:r>
-              <w:t>, method = "</w:t>
-            </w:r>
-            <w:proofErr w:type="spellStart"/>
-            <w:r>
-              <w:t>PCoA</w:t>
-            </w:r>
-            <w:proofErr w:type="spellEnd"/>
-            <w:r>
-              <w:t>", distance = "</w:t>
-            </w:r>
-            <w:proofErr w:type="spellStart"/>
-            <w:r>
-              <w:t>wunifrac</w:t>
-            </w:r>
-            <w:proofErr w:type="spellEnd"/>
-            <w:r>
-              <w:t>")</w:t>
-            </w:r>
-          </w:p>
-          <w:p>
-            <w:pPr>
-              <w:cnfStyle w:val="000000000000" w:firstRow="0" w:lastRow="0" w:firstColumn="0" w:lastColumn="0" w:oddVBand="0" w:evenVBand="0" w:oddHBand="0" w:evenHBand="0" w:firstRowFirstColumn="0" w:firstRowLastColumn="0" w:lastRowFirstColumn="0" w:lastRowLastColumn="0"/>
-            </w:pPr>
-            <w:proofErr w:type="spellStart"/>
-            <w:r>
-              <w:t>my_eigenvalues_wuni</w:t>
-            </w:r>
-            <w:proofErr w:type="spellEnd"/>
-            <w:r>
-              <w:t xml:space="preserve"> &lt;- </w:t>
-            </w:r>
-            <w:proofErr w:type="spellStart"/>
-            <w:r>
-              <w:t>my_pcoa_wuni$values$Eigenvalues</w:t>
-            </w:r>
-            <w:proofErr w:type="spellEnd"/>
-          </w:p>
-          <w:p>
-            <w:pPr>
-              <w:cnfStyle w:val="000000000000" w:firstRow="0" w:lastRow="0" w:firstColumn="0" w:lastColumn="0" w:oddVBand="0" w:evenVBand="0" w:oddHBand="0" w:evenHBand="0" w:firstRowFirstColumn="0" w:firstRowLastColumn="0" w:lastRowFirstColumn="0" w:lastRowLastColumn="0"/>
-            </w:pPr>
-            <w:proofErr w:type="spellStart"/>
-            <w:r>
-              <w:t>pcoa_plot_wuni</w:t>
-            </w:r>
-            <w:proofErr w:type="spellEnd"/>
-            <w:r>
-              <w:t xml:space="preserve"> = </w:t>
-            </w:r>
-            <w:proofErr w:type="spellStart"/>
-            <w:r>
-              <w:t>plot_</w:t>
-            </w:r>
-            <w:proofErr w:type="gramStart"/>
-            <w:r>
-              <w:t>ordination</w:t>
-            </w:r>
-            <w:proofErr w:type="spellEnd"/>
-            <w:r>
-              <w:t>(</w:t>
-            </w:r>
-            <w:proofErr w:type="spellStart"/>
-            <w:proofErr w:type="gramEnd"/>
-            <w:r>
-              <w:t>my_physeq</w:t>
-            </w:r>
-            <w:proofErr w:type="spellEnd"/>
-            <w:r>
-              <w:t xml:space="preserve">, </w:t>
-            </w:r>
-            <w:proofErr w:type="spellStart"/>
-            <w:r>
-              <w:t>my_pcoa_wuni</w:t>
-            </w:r>
-            <w:proofErr w:type="spellEnd"/>
-            <w:r>
-              <w:t xml:space="preserve">, </w:t>
-            </w:r>
-            <w:proofErr w:type="spellStart"/>
-            <w:r>
-              <w:t>color</w:t>
-            </w:r>
-            <w:proofErr w:type="spellEnd"/>
-            <w:r>
-              <w:t xml:space="preserve"> = "Location") +</w:t>
-            </w:r>
-          </w:p>
-          <w:p>
-            <w:pPr>
-              <w:cnfStyle w:val="000000000000" w:firstRow="0" w:lastRow="0" w:firstColumn="0" w:lastColumn="0" w:oddVBand="0" w:evenVBand="0" w:oddHBand="0" w:evenHBand="0" w:firstRowFirstColumn="0" w:firstRowLastColumn="0" w:lastRowFirstColumn="0" w:lastRowLastColumn="0"/>
-            </w:pPr>
-            <w:r>
-              <w:t xml:space="preserve">  </w:t>
-            </w:r>
-            <w:proofErr w:type="spellStart"/>
-            <w:r>
-              <w:t>geom_</w:t>
-            </w:r>
-            <w:proofErr w:type="gramStart"/>
-            <w:r>
-              <w:t>point</w:t>
-            </w:r>
-            <w:proofErr w:type="spellEnd"/>
-            <w:r>
-              <w:t>(</w:t>
-            </w:r>
-            <w:proofErr w:type="gramEnd"/>
-            <w:r>
-              <w:t>size = 3)+</w:t>
-            </w:r>
-          </w:p>
-          <w:p>
-            <w:pPr>
-              <w:cnfStyle w:val="000000000000" w:firstRow="0" w:lastRow="0" w:firstColumn="0" w:lastColumn="0" w:oddVBand="0" w:evenVBand="0" w:oddHBand="0" w:evenHBand="0" w:firstRowFirstColumn="0" w:firstRowLastColumn="0" w:lastRowFirstColumn="0" w:lastRowLastColumn="0"/>
-            </w:pPr>
-            <w:r>
-              <w:t xml:space="preserve">  </w:t>
-            </w:r>
-            <w:proofErr w:type="spellStart"/>
-            <w:r>
-              <w:t>coord_fixed</w:t>
-            </w:r>
-            <w:proofErr w:type="spellEnd"/>
-            <w:r>
-              <w:t>(sqrt(</w:t>
-            </w:r>
-            <w:proofErr w:type="spellStart"/>
-            <w:r>
-              <w:t>my_eigenvalues_wuni</w:t>
-            </w:r>
-            <w:proofErr w:type="spellEnd"/>
-            <w:r>
-              <w:t>[2]/</w:t>
-            </w:r>
-            <w:proofErr w:type="spellStart"/>
-            <w:r>
-              <w:t>my_eigenvalues_</w:t>
-            </w:r>
-            <w:proofErr w:type="gramStart"/>
-            <w:r>
-              <w:t>wuni</w:t>
-            </w:r>
-            <w:proofErr w:type="spellEnd"/>
-            <w:r>
-              <w:t>[</w:t>
-            </w:r>
-            <w:proofErr w:type="gramEnd"/>
-            <w:r>
-              <w:t>1]))</w:t>
-            </w:r>
-          </w:p>
-          <w:p>
-            <w:pPr>
-              <w:cnfStyle w:val="000000000000" w:firstRow="0" w:lastRow="0" w:firstColumn="0" w:lastColumn="0" w:oddVBand="0" w:evenVBand="0" w:oddHBand="0" w:evenHBand="0" w:firstRowFirstColumn="0" w:firstRowLastColumn="0" w:lastRowFirstColumn="0" w:lastRowLastColumn="0"/>
-            </w:pPr>
-            <w:proofErr w:type="spellStart"/>
-            <w:r>
-              <w:t>pcoa_plot_wuni</w:t>
             </w:r>
             <w:proofErr w:type="spellEnd"/>
           </w:p>
@@ -13303,6 +14346,234 @@
             <w:cnfStyle w:val="001000000000" w:firstRow="0" w:lastRow="0" w:firstColumn="1" w:lastColumn="0" w:oddVBand="0" w:evenVBand="0" w:oddHBand="0" w:evenHBand="0" w:firstRowFirstColumn="0" w:firstRowLastColumn="0" w:lastRowFirstColumn="0" w:lastRowLastColumn="0"/>
             <w:tcW w:w="4188" w:type="dxa"/>
           </w:tcPr>
+          <w:p>
+            <w:r>
+              <w:t xml:space="preserve">Carry out unweighted </w:t>
+            </w:r>
+            <w:proofErr w:type="spellStart"/>
+            <w:r>
+              <w:t>unifrac</w:t>
+            </w:r>
+            <w:proofErr w:type="spellEnd"/>
+            <w:r>
+              <w:t xml:space="preserve"> </w:t>
+            </w:r>
+            <w:proofErr w:type="spellStart"/>
+            <w:r>
+              <w:t>PCoA</w:t>
+            </w:r>
+            <w:proofErr w:type="spellEnd"/>
+            <w:r>
+              <w:t xml:space="preserve"> analysis and plot, scaled by the eigenvalues</w:t>
+            </w:r>
+          </w:p>
+        </w:tc>
+        <w:tc>
+          <w:tcPr>
+            <w:tcW w:w="4188" w:type="dxa"/>
+          </w:tcPr>
+          <w:p>
+            <w:pPr>
+              <w:cnfStyle w:val="000000100000" w:firstRow="0" w:lastRow="0" w:firstColumn="0" w:lastColumn="0" w:oddVBand="0" w:evenVBand="0" w:oddHBand="1" w:evenHBand="0" w:firstRowFirstColumn="0" w:firstRowLastColumn="0" w:lastRowFirstColumn="0" w:lastRowLastColumn="0"/>
+            </w:pPr>
+          </w:p>
+        </w:tc>
+        <w:tc>
+          <w:tcPr>
+            <w:tcW w:w="7022" w:type="dxa"/>
+          </w:tcPr>
+          <w:p>
+            <w:pPr>
+              <w:cnfStyle w:val="000000100000" w:firstRow="0" w:lastRow="0" w:firstColumn="0" w:lastColumn="0" w:oddVBand="0" w:evenVBand="0" w:oddHBand="1" w:evenHBand="0" w:firstRowFirstColumn="0" w:firstRowLastColumn="0" w:lastRowFirstColumn="0" w:lastRowLastColumn="0"/>
+            </w:pPr>
+            <w:proofErr w:type="spellStart"/>
+            <w:r>
+              <w:t>my_pcoa_wuni</w:t>
+            </w:r>
+            <w:proofErr w:type="spellEnd"/>
+            <w:r>
+              <w:t xml:space="preserve"> &lt;- </w:t>
+            </w:r>
+            <w:proofErr w:type="gramStart"/>
+            <w:r>
+              <w:t>ordinate(</w:t>
+            </w:r>
+            <w:proofErr w:type="spellStart"/>
+            <w:proofErr w:type="gramEnd"/>
+            <w:r>
+              <w:t>my_physeq</w:t>
+            </w:r>
+            <w:proofErr w:type="spellEnd"/>
+            <w:r>
+              <w:t>, method = "</w:t>
+            </w:r>
+            <w:proofErr w:type="spellStart"/>
+            <w:r>
+              <w:t>PCoA</w:t>
+            </w:r>
+            <w:proofErr w:type="spellEnd"/>
+            <w:r>
+              <w:t>", distance = "</w:t>
+            </w:r>
+            <w:proofErr w:type="spellStart"/>
+            <w:r>
+              <w:t>wunifrac</w:t>
+            </w:r>
+            <w:proofErr w:type="spellEnd"/>
+            <w:r>
+              <w:t>")</w:t>
+            </w:r>
+          </w:p>
+          <w:p>
+            <w:pPr>
+              <w:cnfStyle w:val="000000100000" w:firstRow="0" w:lastRow="0" w:firstColumn="0" w:lastColumn="0" w:oddVBand="0" w:evenVBand="0" w:oddHBand="1" w:evenHBand="0" w:firstRowFirstColumn="0" w:firstRowLastColumn="0" w:lastRowFirstColumn="0" w:lastRowLastColumn="0"/>
+            </w:pPr>
+            <w:proofErr w:type="spellStart"/>
+            <w:r>
+              <w:t>my_eigenvalues_wuni</w:t>
+            </w:r>
+            <w:proofErr w:type="spellEnd"/>
+            <w:r>
+              <w:t xml:space="preserve"> &lt;- </w:t>
+            </w:r>
+            <w:proofErr w:type="spellStart"/>
+            <w:r>
+              <w:t>my_pcoa_wuni$values$Eigenvalues</w:t>
+            </w:r>
+            <w:proofErr w:type="spellEnd"/>
+          </w:p>
+          <w:p>
+            <w:pPr>
+              <w:cnfStyle w:val="000000100000" w:firstRow="0" w:lastRow="0" w:firstColumn="0" w:lastColumn="0" w:oddVBand="0" w:evenVBand="0" w:oddHBand="1" w:evenHBand="0" w:firstRowFirstColumn="0" w:firstRowLastColumn="0" w:lastRowFirstColumn="0" w:lastRowLastColumn="0"/>
+            </w:pPr>
+            <w:proofErr w:type="spellStart"/>
+            <w:r>
+              <w:t>pcoa_plot_wuni</w:t>
+            </w:r>
+            <w:proofErr w:type="spellEnd"/>
+            <w:r>
+              <w:t xml:space="preserve"> = </w:t>
+            </w:r>
+            <w:proofErr w:type="spellStart"/>
+            <w:r>
+              <w:t>plot_</w:t>
+            </w:r>
+            <w:proofErr w:type="gramStart"/>
+            <w:r>
+              <w:t>ordination</w:t>
+            </w:r>
+            <w:proofErr w:type="spellEnd"/>
+            <w:r>
+              <w:t>(</w:t>
+            </w:r>
+            <w:proofErr w:type="spellStart"/>
+            <w:proofErr w:type="gramEnd"/>
+            <w:r>
+              <w:t>my_physeq</w:t>
+            </w:r>
+            <w:proofErr w:type="spellEnd"/>
+            <w:r>
+              <w:t xml:space="preserve">, </w:t>
+            </w:r>
+            <w:proofErr w:type="spellStart"/>
+            <w:r>
+              <w:t>my_pcoa_wuni</w:t>
+            </w:r>
+            <w:proofErr w:type="spellEnd"/>
+            <w:r>
+              <w:t xml:space="preserve">, </w:t>
+            </w:r>
+            <w:proofErr w:type="spellStart"/>
+            <w:r>
+              <w:t>color</w:t>
+            </w:r>
+            <w:proofErr w:type="spellEnd"/>
+            <w:r>
+              <w:t xml:space="preserve"> = "Location") +</w:t>
+            </w:r>
+          </w:p>
+          <w:p>
+            <w:pPr>
+              <w:cnfStyle w:val="000000100000" w:firstRow="0" w:lastRow="0" w:firstColumn="0" w:lastColumn="0" w:oddVBand="0" w:evenVBand="0" w:oddHBand="1" w:evenHBand="0" w:firstRowFirstColumn="0" w:firstRowLastColumn="0" w:lastRowFirstColumn="0" w:lastRowLastColumn="0"/>
+            </w:pPr>
+            <w:r>
+              <w:t xml:space="preserve">  </w:t>
+            </w:r>
+            <w:proofErr w:type="spellStart"/>
+            <w:r>
+              <w:t>geom_</w:t>
+            </w:r>
+            <w:proofErr w:type="gramStart"/>
+            <w:r>
+              <w:t>point</w:t>
+            </w:r>
+            <w:proofErr w:type="spellEnd"/>
+            <w:r>
+              <w:t>(</w:t>
+            </w:r>
+            <w:proofErr w:type="gramEnd"/>
+            <w:r>
+              <w:t>size = 3)+</w:t>
+            </w:r>
+          </w:p>
+          <w:p>
+            <w:pPr>
+              <w:cnfStyle w:val="000000100000" w:firstRow="0" w:lastRow="0" w:firstColumn="0" w:lastColumn="0" w:oddVBand="0" w:evenVBand="0" w:oddHBand="1" w:evenHBand="0" w:firstRowFirstColumn="0" w:firstRowLastColumn="0" w:lastRowFirstColumn="0" w:lastRowLastColumn="0"/>
+            </w:pPr>
+            <w:r>
+              <w:t xml:space="preserve">  </w:t>
+            </w:r>
+            <w:proofErr w:type="spellStart"/>
+            <w:r>
+              <w:t>coord_fixed</w:t>
+            </w:r>
+            <w:proofErr w:type="spellEnd"/>
+            <w:r>
+              <w:t>(sqrt(</w:t>
+            </w:r>
+            <w:proofErr w:type="spellStart"/>
+            <w:r>
+              <w:t>my_eigenvalues_wuni</w:t>
+            </w:r>
+            <w:proofErr w:type="spellEnd"/>
+            <w:r>
+              <w:t>[2]/</w:t>
+            </w:r>
+            <w:proofErr w:type="spellStart"/>
+            <w:r>
+              <w:t>my_eigenvalues_</w:t>
+            </w:r>
+            <w:proofErr w:type="gramStart"/>
+            <w:r>
+              <w:t>wuni</w:t>
+            </w:r>
+            <w:proofErr w:type="spellEnd"/>
+            <w:r>
+              <w:t>[</w:t>
+            </w:r>
+            <w:proofErr w:type="gramEnd"/>
+            <w:r>
+              <w:t>1]))</w:t>
+            </w:r>
+          </w:p>
+          <w:p>
+            <w:pPr>
+              <w:cnfStyle w:val="000000100000" w:firstRow="0" w:lastRow="0" w:firstColumn="0" w:lastColumn="0" w:oddVBand="0" w:evenVBand="0" w:oddHBand="1" w:evenHBand="0" w:firstRowFirstColumn="0" w:firstRowLastColumn="0" w:lastRowFirstColumn="0" w:lastRowLastColumn="0"/>
+            </w:pPr>
+            <w:proofErr w:type="spellStart"/>
+            <w:r>
+              <w:t>pcoa_plot_wuni</w:t>
+            </w:r>
+            <w:proofErr w:type="spellEnd"/>
+          </w:p>
+        </w:tc>
+      </w:tr>
+      <w:tr>
+        <w:tc>
+          <w:tcPr>
+            <w:cnfStyle w:val="001000000000" w:firstRow="0" w:lastRow="0" w:firstColumn="1" w:lastColumn="0" w:oddVBand="0" w:evenVBand="0" w:oddHBand="0" w:evenHBand="0" w:firstRowFirstColumn="0" w:firstRowLastColumn="0" w:lastRowFirstColumn="0" w:lastRowLastColumn="0"/>
+            <w:tcW w:w="4188" w:type="dxa"/>
+          </w:tcPr>
           <w:p/>
         </w:tc>
         <w:tc>
@@ -13311,7 +14582,7 @@
           </w:tcPr>
           <w:p>
             <w:pPr>
-              <w:cnfStyle w:val="000000100000" w:firstRow="0" w:lastRow="0" w:firstColumn="0" w:lastColumn="0" w:oddVBand="0" w:evenVBand="0" w:oddHBand="1" w:evenHBand="0" w:firstRowFirstColumn="0" w:firstRowLastColumn="0" w:lastRowFirstColumn="0" w:lastRowLastColumn="0"/>
+              <w:cnfStyle w:val="000000000000" w:firstRow="0" w:lastRow="0" w:firstColumn="0" w:lastColumn="0" w:oddVBand="0" w:evenVBand="0" w:oddHBand="0" w:evenHBand="0" w:firstRowFirstColumn="0" w:firstRowLastColumn="0" w:lastRowFirstColumn="0" w:lastRowLastColumn="0"/>
             </w:pPr>
           </w:p>
         </w:tc>
@@ -13321,7 +14592,7 @@
           </w:tcPr>
           <w:p>
             <w:pPr>
-              <w:cnfStyle w:val="000000100000" w:firstRow="0" w:lastRow="0" w:firstColumn="0" w:lastColumn="0" w:oddVBand="0" w:evenVBand="0" w:oddHBand="1" w:evenHBand="0" w:firstRowFirstColumn="0" w:firstRowLastColumn="0" w:lastRowFirstColumn="0" w:lastRowLastColumn="0"/>
+              <w:cnfStyle w:val="000000000000" w:firstRow="0" w:lastRow="0" w:firstColumn="0" w:lastColumn="0" w:oddVBand="0" w:evenVBand="0" w:oddHBand="0" w:evenHBand="0" w:firstRowFirstColumn="0" w:firstRowLastColumn="0" w:lastRowFirstColumn="0" w:lastRowLastColumn="0"/>
             </w:pPr>
             <w:proofErr w:type="spellStart"/>
             <w:r>
@@ -13347,7 +14618,7 @@
           </w:p>
           <w:p>
             <w:pPr>
-              <w:cnfStyle w:val="000000100000" w:firstRow="0" w:lastRow="0" w:firstColumn="0" w:lastColumn="0" w:oddVBand="0" w:evenVBand="0" w:oddHBand="1" w:evenHBand="0" w:firstRowFirstColumn="0" w:firstRowLastColumn="0" w:lastRowFirstColumn="0" w:lastRowLastColumn="0"/>
+              <w:cnfStyle w:val="000000000000" w:firstRow="0" w:lastRow="0" w:firstColumn="0" w:lastColumn="0" w:oddVBand="0" w:evenVBand="0" w:oddHBand="0" w:evenHBand="0" w:firstRowFirstColumn="0" w:firstRowLastColumn="0" w:lastRowFirstColumn="0" w:lastRowLastColumn="0"/>
             </w:pPr>
             <w:proofErr w:type="spellStart"/>
             <w:r>
@@ -13397,7 +14668,7 @@
           </w:p>
           <w:p>
             <w:pPr>
-              <w:cnfStyle w:val="000000100000" w:firstRow="0" w:lastRow="0" w:firstColumn="0" w:lastColumn="0" w:oddVBand="0" w:evenVBand="0" w:oddHBand="1" w:evenHBand="0" w:firstRowFirstColumn="0" w:firstRowLastColumn="0" w:lastRowFirstColumn="0" w:lastRowLastColumn="0"/>
+              <w:cnfStyle w:val="000000000000" w:firstRow="0" w:lastRow="0" w:firstColumn="0" w:lastColumn="0" w:oddVBand="0" w:evenVBand="0" w:oddHBand="0" w:evenHBand="0" w:firstRowFirstColumn="0" w:firstRowLastColumn="0" w:lastRowFirstColumn="0" w:lastRowLastColumn="0"/>
             </w:pPr>
             <w:r>
               <w:t xml:space="preserve">  </w:t>
@@ -13421,7 +14692,7 @@
           </w:p>
           <w:p>
             <w:pPr>
-              <w:cnfStyle w:val="000000100000" w:firstRow="0" w:lastRow="0" w:firstColumn="0" w:lastColumn="0" w:oddVBand="0" w:evenVBand="0" w:oddHBand="1" w:evenHBand="0" w:firstRowFirstColumn="0" w:firstRowLastColumn="0" w:lastRowFirstColumn="0" w:lastRowLastColumn="0"/>
+              <w:cnfStyle w:val="000000000000" w:firstRow="0" w:lastRow="0" w:firstColumn="0" w:lastColumn="0" w:oddVBand="0" w:evenVBand="0" w:oddHBand="0" w:evenHBand="0" w:firstRowFirstColumn="0" w:firstRowLastColumn="0" w:lastRowFirstColumn="0" w:lastRowLastColumn="0"/>
             </w:pPr>
             <w:proofErr w:type="spellStart"/>
             <w:r>
@@ -21241,7 +22512,7 @@
 </file>
 
 <file path=customXml/itemProps1.xml><?xml version="1.0" encoding="utf-8"?>
-<ds:datastoreItem xmlns:ds="http://schemas.openxmlformats.org/officeDocument/2006/customXml" ds:itemID="{2BAEC189-631C-5B48-B20D-C0149E43B6B9}">
+<ds:datastoreItem xmlns:ds="http://schemas.openxmlformats.org/officeDocument/2006/customXml" ds:itemID="{2C94F3F7-1212-8445-807A-3454A5D21BE7}">
   <ds:schemaRefs>
     <ds:schemaRef ds:uri="http://schemas.openxmlformats.org/officeDocument/2006/bibliography"/>
   </ds:schemaRefs>

--- a/Projects/Chapter1/code-plan.docx
+++ b/Projects/Chapter1/code-plan.docx
@@ -389,6 +389,8 @@
           <w:szCs w:val="72"/>
         </w:rPr>
       </w:pPr>
+      <w:bookmarkStart w:id="0" w:name="_GoBack"/>
+      <w:bookmarkEnd w:id="0"/>
     </w:p>
     <w:sdt>
       <w:sdtPr>
@@ -453,7 +455,7 @@
             </w:rPr>
             <w:fldChar w:fldCharType="separate"/>
           </w:r>
-          <w:hyperlink w:anchor="_Toc68088382" w:history="1">
+          <w:hyperlink w:anchor="_Toc68189269" w:history="1">
             <w:r>
               <w:rPr>
                 <w:rStyle w:val="Hyperlink"/>
@@ -480,7 +482,299 @@
                 <w:noProof/>
                 <w:webHidden/>
               </w:rPr>
-              <w:instrText xml:space="preserve"> PAGEREF _Toc68088382 \h </w:instrText>
+              <w:instrText xml:space="preserve"> PAGEREF _Toc68189269 \h </w:instrText>
+            </w:r>
+            <w:r>
+              <w:rPr>
+                <w:noProof/>
+                <w:webHidden/>
+              </w:rPr>
+            </w:r>
+            <w:r>
+              <w:rPr>
+                <w:noProof/>
+                <w:webHidden/>
+              </w:rPr>
+              <w:fldChar w:fldCharType="separate"/>
+            </w:r>
+            <w:r>
+              <w:rPr>
+                <w:noProof/>
+                <w:webHidden/>
+              </w:rPr>
+              <w:t>3</w:t>
+            </w:r>
+            <w:r>
+              <w:rPr>
+                <w:noProof/>
+                <w:webHidden/>
+              </w:rPr>
+              <w:fldChar w:fldCharType="end"/>
+            </w:r>
+          </w:hyperlink>
+        </w:p>
+        <w:p>
+          <w:pPr>
+            <w:pStyle w:val="TOC2"/>
+            <w:tabs>
+              <w:tab w:val="right" w:leader="dot" w:pos="15388"/>
+            </w:tabs>
+            <w:rPr>
+              <w:rFonts w:eastAsiaTheme="minorEastAsia" w:cstheme="minorBidi"/>
+              <w:b w:val="0"/>
+              <w:bCs w:val="0"/>
+              <w:noProof/>
+              <w:sz w:val="24"/>
+              <w:szCs w:val="24"/>
+            </w:rPr>
+          </w:pPr>
+          <w:hyperlink w:anchor="_Toc68189270" w:history="1">
+            <w:r>
+              <w:rPr>
+                <w:rStyle w:val="Hyperlink"/>
+                <w:noProof/>
+              </w:rPr>
+              <w:t>Aim</w:t>
+            </w:r>
+            <w:r>
+              <w:rPr>
+                <w:noProof/>
+                <w:webHidden/>
+              </w:rPr>
+              <w:tab/>
+            </w:r>
+            <w:r>
+              <w:rPr>
+                <w:noProof/>
+                <w:webHidden/>
+              </w:rPr>
+              <w:fldChar w:fldCharType="begin"/>
+            </w:r>
+            <w:r>
+              <w:rPr>
+                <w:noProof/>
+                <w:webHidden/>
+              </w:rPr>
+              <w:instrText xml:space="preserve"> PAGEREF _Toc68189270 \h </w:instrText>
+            </w:r>
+            <w:r>
+              <w:rPr>
+                <w:noProof/>
+                <w:webHidden/>
+              </w:rPr>
+            </w:r>
+            <w:r>
+              <w:rPr>
+                <w:noProof/>
+                <w:webHidden/>
+              </w:rPr>
+              <w:fldChar w:fldCharType="separate"/>
+            </w:r>
+            <w:r>
+              <w:rPr>
+                <w:noProof/>
+                <w:webHidden/>
+              </w:rPr>
+              <w:t>3</w:t>
+            </w:r>
+            <w:r>
+              <w:rPr>
+                <w:noProof/>
+                <w:webHidden/>
+              </w:rPr>
+              <w:fldChar w:fldCharType="end"/>
+            </w:r>
+          </w:hyperlink>
+        </w:p>
+        <w:p>
+          <w:pPr>
+            <w:pStyle w:val="TOC2"/>
+            <w:tabs>
+              <w:tab w:val="right" w:leader="dot" w:pos="15388"/>
+            </w:tabs>
+            <w:rPr>
+              <w:rFonts w:eastAsiaTheme="minorEastAsia" w:cstheme="minorBidi"/>
+              <w:b w:val="0"/>
+              <w:bCs w:val="0"/>
+              <w:noProof/>
+              <w:sz w:val="24"/>
+              <w:szCs w:val="24"/>
+            </w:rPr>
+          </w:pPr>
+          <w:hyperlink w:anchor="_Toc68189271" w:history="1">
+            <w:r>
+              <w:rPr>
+                <w:rStyle w:val="Hyperlink"/>
+                <w:noProof/>
+              </w:rPr>
+              <w:t>Input Files</w:t>
+            </w:r>
+            <w:r>
+              <w:rPr>
+                <w:noProof/>
+                <w:webHidden/>
+              </w:rPr>
+              <w:tab/>
+            </w:r>
+            <w:r>
+              <w:rPr>
+                <w:noProof/>
+                <w:webHidden/>
+              </w:rPr>
+              <w:fldChar w:fldCharType="begin"/>
+            </w:r>
+            <w:r>
+              <w:rPr>
+                <w:noProof/>
+                <w:webHidden/>
+              </w:rPr>
+              <w:instrText xml:space="preserve"> PAGEREF _Toc68189271 \h </w:instrText>
+            </w:r>
+            <w:r>
+              <w:rPr>
+                <w:noProof/>
+                <w:webHidden/>
+              </w:rPr>
+            </w:r>
+            <w:r>
+              <w:rPr>
+                <w:noProof/>
+                <w:webHidden/>
+              </w:rPr>
+              <w:fldChar w:fldCharType="separate"/>
+            </w:r>
+            <w:r>
+              <w:rPr>
+                <w:noProof/>
+                <w:webHidden/>
+              </w:rPr>
+              <w:t>3</w:t>
+            </w:r>
+            <w:r>
+              <w:rPr>
+                <w:noProof/>
+                <w:webHidden/>
+              </w:rPr>
+              <w:fldChar w:fldCharType="end"/>
+            </w:r>
+          </w:hyperlink>
+        </w:p>
+        <w:p>
+          <w:pPr>
+            <w:pStyle w:val="TOC2"/>
+            <w:tabs>
+              <w:tab w:val="right" w:leader="dot" w:pos="15388"/>
+            </w:tabs>
+            <w:rPr>
+              <w:rFonts w:eastAsiaTheme="minorEastAsia" w:cstheme="minorBidi"/>
+              <w:b w:val="0"/>
+              <w:bCs w:val="0"/>
+              <w:noProof/>
+              <w:sz w:val="24"/>
+              <w:szCs w:val="24"/>
+            </w:rPr>
+          </w:pPr>
+          <w:hyperlink w:anchor="_Toc68189272" w:history="1">
+            <w:r>
+              <w:rPr>
+                <w:rStyle w:val="Hyperlink"/>
+                <w:noProof/>
+              </w:rPr>
+              <w:t>Output Files</w:t>
+            </w:r>
+            <w:r>
+              <w:rPr>
+                <w:noProof/>
+                <w:webHidden/>
+              </w:rPr>
+              <w:tab/>
+            </w:r>
+            <w:r>
+              <w:rPr>
+                <w:noProof/>
+                <w:webHidden/>
+              </w:rPr>
+              <w:fldChar w:fldCharType="begin"/>
+            </w:r>
+            <w:r>
+              <w:rPr>
+                <w:noProof/>
+                <w:webHidden/>
+              </w:rPr>
+              <w:instrText xml:space="preserve"> PAGEREF _Toc68189272 \h </w:instrText>
+            </w:r>
+            <w:r>
+              <w:rPr>
+                <w:noProof/>
+                <w:webHidden/>
+              </w:rPr>
+            </w:r>
+            <w:r>
+              <w:rPr>
+                <w:noProof/>
+                <w:webHidden/>
+              </w:rPr>
+              <w:fldChar w:fldCharType="separate"/>
+            </w:r>
+            <w:r>
+              <w:rPr>
+                <w:noProof/>
+                <w:webHidden/>
+              </w:rPr>
+              <w:t>3</w:t>
+            </w:r>
+            <w:r>
+              <w:rPr>
+                <w:noProof/>
+                <w:webHidden/>
+              </w:rPr>
+              <w:fldChar w:fldCharType="end"/>
+            </w:r>
+          </w:hyperlink>
+        </w:p>
+        <w:p>
+          <w:pPr>
+            <w:pStyle w:val="TOC2"/>
+            <w:tabs>
+              <w:tab w:val="right" w:leader="dot" w:pos="15388"/>
+            </w:tabs>
+            <w:rPr>
+              <w:rFonts w:eastAsiaTheme="minorEastAsia" w:cstheme="minorBidi"/>
+              <w:b w:val="0"/>
+              <w:bCs w:val="0"/>
+              <w:noProof/>
+              <w:sz w:val="24"/>
+              <w:szCs w:val="24"/>
+            </w:rPr>
+          </w:pPr>
+          <w:hyperlink w:anchor="_Toc68189273" w:history="1">
+            <w:r>
+              <w:rPr>
+                <w:rStyle w:val="Hyperlink"/>
+                <w:noProof/>
+              </w:rPr>
+              <w:t>Code</w:t>
+            </w:r>
+            <w:r>
+              <w:rPr>
+                <w:noProof/>
+                <w:webHidden/>
+              </w:rPr>
+              <w:tab/>
+            </w:r>
+            <w:r>
+              <w:rPr>
+                <w:noProof/>
+                <w:webHidden/>
+              </w:rPr>
+              <w:fldChar w:fldCharType="begin"/>
+            </w:r>
+            <w:r>
+              <w:rPr>
+                <w:noProof/>
+                <w:webHidden/>
+              </w:rPr>
+              <w:instrText xml:space="preserve"> PAGEREF _Toc68189273 \h </w:instrText>
             </w:r>
             <w:r>
               <w:rPr>
@@ -526,7 +820,7 @@
               <w:noProof/>
             </w:rPr>
           </w:pPr>
-          <w:hyperlink w:anchor="_Toc68088383" w:history="1">
+          <w:hyperlink w:anchor="_Toc68189274" w:history="1">
             <w:r>
               <w:rPr>
                 <w:rStyle w:val="Hyperlink"/>
@@ -553,7 +847,299 @@
                 <w:noProof/>
                 <w:webHidden/>
               </w:rPr>
-              <w:instrText xml:space="preserve"> PAGEREF _Toc68088383 \h </w:instrText>
+              <w:instrText xml:space="preserve"> PAGEREF _Toc68189274 \h </w:instrText>
+            </w:r>
+            <w:r>
+              <w:rPr>
+                <w:noProof/>
+                <w:webHidden/>
+              </w:rPr>
+            </w:r>
+            <w:r>
+              <w:rPr>
+                <w:noProof/>
+                <w:webHidden/>
+              </w:rPr>
+              <w:fldChar w:fldCharType="separate"/>
+            </w:r>
+            <w:r>
+              <w:rPr>
+                <w:noProof/>
+                <w:webHidden/>
+              </w:rPr>
+              <w:t>7</w:t>
+            </w:r>
+            <w:r>
+              <w:rPr>
+                <w:noProof/>
+                <w:webHidden/>
+              </w:rPr>
+              <w:fldChar w:fldCharType="end"/>
+            </w:r>
+          </w:hyperlink>
+        </w:p>
+        <w:p>
+          <w:pPr>
+            <w:pStyle w:val="TOC2"/>
+            <w:tabs>
+              <w:tab w:val="right" w:leader="dot" w:pos="15388"/>
+            </w:tabs>
+            <w:rPr>
+              <w:rFonts w:eastAsiaTheme="minorEastAsia" w:cstheme="minorBidi"/>
+              <w:b w:val="0"/>
+              <w:bCs w:val="0"/>
+              <w:noProof/>
+              <w:sz w:val="24"/>
+              <w:szCs w:val="24"/>
+            </w:rPr>
+          </w:pPr>
+          <w:hyperlink w:anchor="_Toc68189275" w:history="1">
+            <w:r>
+              <w:rPr>
+                <w:rStyle w:val="Hyperlink"/>
+                <w:noProof/>
+              </w:rPr>
+              <w:t>Aim</w:t>
+            </w:r>
+            <w:r>
+              <w:rPr>
+                <w:noProof/>
+                <w:webHidden/>
+              </w:rPr>
+              <w:tab/>
+            </w:r>
+            <w:r>
+              <w:rPr>
+                <w:noProof/>
+                <w:webHidden/>
+              </w:rPr>
+              <w:fldChar w:fldCharType="begin"/>
+            </w:r>
+            <w:r>
+              <w:rPr>
+                <w:noProof/>
+                <w:webHidden/>
+              </w:rPr>
+              <w:instrText xml:space="preserve"> PAGEREF _Toc68189275 \h </w:instrText>
+            </w:r>
+            <w:r>
+              <w:rPr>
+                <w:noProof/>
+                <w:webHidden/>
+              </w:rPr>
+            </w:r>
+            <w:r>
+              <w:rPr>
+                <w:noProof/>
+                <w:webHidden/>
+              </w:rPr>
+              <w:fldChar w:fldCharType="separate"/>
+            </w:r>
+            <w:r>
+              <w:rPr>
+                <w:noProof/>
+                <w:webHidden/>
+              </w:rPr>
+              <w:t>7</w:t>
+            </w:r>
+            <w:r>
+              <w:rPr>
+                <w:noProof/>
+                <w:webHidden/>
+              </w:rPr>
+              <w:fldChar w:fldCharType="end"/>
+            </w:r>
+          </w:hyperlink>
+        </w:p>
+        <w:p>
+          <w:pPr>
+            <w:pStyle w:val="TOC2"/>
+            <w:tabs>
+              <w:tab w:val="right" w:leader="dot" w:pos="15388"/>
+            </w:tabs>
+            <w:rPr>
+              <w:rFonts w:eastAsiaTheme="minorEastAsia" w:cstheme="minorBidi"/>
+              <w:b w:val="0"/>
+              <w:bCs w:val="0"/>
+              <w:noProof/>
+              <w:sz w:val="24"/>
+              <w:szCs w:val="24"/>
+            </w:rPr>
+          </w:pPr>
+          <w:hyperlink w:anchor="_Toc68189276" w:history="1">
+            <w:r>
+              <w:rPr>
+                <w:rStyle w:val="Hyperlink"/>
+                <w:noProof/>
+              </w:rPr>
+              <w:t>Input Files</w:t>
+            </w:r>
+            <w:r>
+              <w:rPr>
+                <w:noProof/>
+                <w:webHidden/>
+              </w:rPr>
+              <w:tab/>
+            </w:r>
+            <w:r>
+              <w:rPr>
+                <w:noProof/>
+                <w:webHidden/>
+              </w:rPr>
+              <w:fldChar w:fldCharType="begin"/>
+            </w:r>
+            <w:r>
+              <w:rPr>
+                <w:noProof/>
+                <w:webHidden/>
+              </w:rPr>
+              <w:instrText xml:space="preserve"> PAGEREF _Toc68189276 \h </w:instrText>
+            </w:r>
+            <w:r>
+              <w:rPr>
+                <w:noProof/>
+                <w:webHidden/>
+              </w:rPr>
+            </w:r>
+            <w:r>
+              <w:rPr>
+                <w:noProof/>
+                <w:webHidden/>
+              </w:rPr>
+              <w:fldChar w:fldCharType="separate"/>
+            </w:r>
+            <w:r>
+              <w:rPr>
+                <w:noProof/>
+                <w:webHidden/>
+              </w:rPr>
+              <w:t>7</w:t>
+            </w:r>
+            <w:r>
+              <w:rPr>
+                <w:noProof/>
+                <w:webHidden/>
+              </w:rPr>
+              <w:fldChar w:fldCharType="end"/>
+            </w:r>
+          </w:hyperlink>
+        </w:p>
+        <w:p>
+          <w:pPr>
+            <w:pStyle w:val="TOC2"/>
+            <w:tabs>
+              <w:tab w:val="right" w:leader="dot" w:pos="15388"/>
+            </w:tabs>
+            <w:rPr>
+              <w:rFonts w:eastAsiaTheme="minorEastAsia" w:cstheme="minorBidi"/>
+              <w:b w:val="0"/>
+              <w:bCs w:val="0"/>
+              <w:noProof/>
+              <w:sz w:val="24"/>
+              <w:szCs w:val="24"/>
+            </w:rPr>
+          </w:pPr>
+          <w:hyperlink w:anchor="_Toc68189277" w:history="1">
+            <w:r>
+              <w:rPr>
+                <w:rStyle w:val="Hyperlink"/>
+                <w:noProof/>
+              </w:rPr>
+              <w:t>Output Files</w:t>
+            </w:r>
+            <w:r>
+              <w:rPr>
+                <w:noProof/>
+                <w:webHidden/>
+              </w:rPr>
+              <w:tab/>
+            </w:r>
+            <w:r>
+              <w:rPr>
+                <w:noProof/>
+                <w:webHidden/>
+              </w:rPr>
+              <w:fldChar w:fldCharType="begin"/>
+            </w:r>
+            <w:r>
+              <w:rPr>
+                <w:noProof/>
+                <w:webHidden/>
+              </w:rPr>
+              <w:instrText xml:space="preserve"> PAGEREF _Toc68189277 \h </w:instrText>
+            </w:r>
+            <w:r>
+              <w:rPr>
+                <w:noProof/>
+                <w:webHidden/>
+              </w:rPr>
+            </w:r>
+            <w:r>
+              <w:rPr>
+                <w:noProof/>
+                <w:webHidden/>
+              </w:rPr>
+              <w:fldChar w:fldCharType="separate"/>
+            </w:r>
+            <w:r>
+              <w:rPr>
+                <w:noProof/>
+                <w:webHidden/>
+              </w:rPr>
+              <w:t>7</w:t>
+            </w:r>
+            <w:r>
+              <w:rPr>
+                <w:noProof/>
+                <w:webHidden/>
+              </w:rPr>
+              <w:fldChar w:fldCharType="end"/>
+            </w:r>
+          </w:hyperlink>
+        </w:p>
+        <w:p>
+          <w:pPr>
+            <w:pStyle w:val="TOC2"/>
+            <w:tabs>
+              <w:tab w:val="right" w:leader="dot" w:pos="15388"/>
+            </w:tabs>
+            <w:rPr>
+              <w:rFonts w:eastAsiaTheme="minorEastAsia" w:cstheme="minorBidi"/>
+              <w:b w:val="0"/>
+              <w:bCs w:val="0"/>
+              <w:noProof/>
+              <w:sz w:val="24"/>
+              <w:szCs w:val="24"/>
+            </w:rPr>
+          </w:pPr>
+          <w:hyperlink w:anchor="_Toc68189278" w:history="1">
+            <w:r>
+              <w:rPr>
+                <w:rStyle w:val="Hyperlink"/>
+                <w:noProof/>
+              </w:rPr>
+              <w:t>Code</w:t>
+            </w:r>
+            <w:r>
+              <w:rPr>
+                <w:noProof/>
+                <w:webHidden/>
+              </w:rPr>
+              <w:tab/>
+            </w:r>
+            <w:r>
+              <w:rPr>
+                <w:noProof/>
+                <w:webHidden/>
+              </w:rPr>
+              <w:fldChar w:fldCharType="begin"/>
+            </w:r>
+            <w:r>
+              <w:rPr>
+                <w:noProof/>
+                <w:webHidden/>
+              </w:rPr>
+              <w:instrText xml:space="preserve"> PAGEREF _Toc68189278 \h </w:instrText>
             </w:r>
             <w:r>
               <w:rPr>
@@ -599,7 +1185,7 @@
               <w:noProof/>
             </w:rPr>
           </w:pPr>
-          <w:hyperlink w:anchor="_Toc68088384" w:history="1">
+          <w:hyperlink w:anchor="_Toc68189279" w:history="1">
             <w:r>
               <w:rPr>
                 <w:rStyle w:val="Hyperlink"/>
@@ -626,7 +1212,299 @@
                 <w:noProof/>
                 <w:webHidden/>
               </w:rPr>
-              <w:instrText xml:space="preserve"> PAGEREF _Toc68088384 \h </w:instrText>
+              <w:instrText xml:space="preserve"> PAGEREF _Toc68189279 \h </w:instrText>
+            </w:r>
+            <w:r>
+              <w:rPr>
+                <w:noProof/>
+                <w:webHidden/>
+              </w:rPr>
+            </w:r>
+            <w:r>
+              <w:rPr>
+                <w:noProof/>
+                <w:webHidden/>
+              </w:rPr>
+              <w:fldChar w:fldCharType="separate"/>
+            </w:r>
+            <w:r>
+              <w:rPr>
+                <w:noProof/>
+                <w:webHidden/>
+              </w:rPr>
+              <w:t>8</w:t>
+            </w:r>
+            <w:r>
+              <w:rPr>
+                <w:noProof/>
+                <w:webHidden/>
+              </w:rPr>
+              <w:fldChar w:fldCharType="end"/>
+            </w:r>
+          </w:hyperlink>
+        </w:p>
+        <w:p>
+          <w:pPr>
+            <w:pStyle w:val="TOC2"/>
+            <w:tabs>
+              <w:tab w:val="right" w:leader="dot" w:pos="15388"/>
+            </w:tabs>
+            <w:rPr>
+              <w:rFonts w:eastAsiaTheme="minorEastAsia" w:cstheme="minorBidi"/>
+              <w:b w:val="0"/>
+              <w:bCs w:val="0"/>
+              <w:noProof/>
+              <w:sz w:val="24"/>
+              <w:szCs w:val="24"/>
+            </w:rPr>
+          </w:pPr>
+          <w:hyperlink w:anchor="_Toc68189280" w:history="1">
+            <w:r>
+              <w:rPr>
+                <w:rStyle w:val="Hyperlink"/>
+                <w:noProof/>
+              </w:rPr>
+              <w:t>Aim</w:t>
+            </w:r>
+            <w:r>
+              <w:rPr>
+                <w:noProof/>
+                <w:webHidden/>
+              </w:rPr>
+              <w:tab/>
+            </w:r>
+            <w:r>
+              <w:rPr>
+                <w:noProof/>
+                <w:webHidden/>
+              </w:rPr>
+              <w:fldChar w:fldCharType="begin"/>
+            </w:r>
+            <w:r>
+              <w:rPr>
+                <w:noProof/>
+                <w:webHidden/>
+              </w:rPr>
+              <w:instrText xml:space="preserve"> PAGEREF _Toc68189280 \h </w:instrText>
+            </w:r>
+            <w:r>
+              <w:rPr>
+                <w:noProof/>
+                <w:webHidden/>
+              </w:rPr>
+            </w:r>
+            <w:r>
+              <w:rPr>
+                <w:noProof/>
+                <w:webHidden/>
+              </w:rPr>
+              <w:fldChar w:fldCharType="separate"/>
+            </w:r>
+            <w:r>
+              <w:rPr>
+                <w:noProof/>
+                <w:webHidden/>
+              </w:rPr>
+              <w:t>8</w:t>
+            </w:r>
+            <w:r>
+              <w:rPr>
+                <w:noProof/>
+                <w:webHidden/>
+              </w:rPr>
+              <w:fldChar w:fldCharType="end"/>
+            </w:r>
+          </w:hyperlink>
+        </w:p>
+        <w:p>
+          <w:pPr>
+            <w:pStyle w:val="TOC2"/>
+            <w:tabs>
+              <w:tab w:val="right" w:leader="dot" w:pos="15388"/>
+            </w:tabs>
+            <w:rPr>
+              <w:rFonts w:eastAsiaTheme="minorEastAsia" w:cstheme="minorBidi"/>
+              <w:b w:val="0"/>
+              <w:bCs w:val="0"/>
+              <w:noProof/>
+              <w:sz w:val="24"/>
+              <w:szCs w:val="24"/>
+            </w:rPr>
+          </w:pPr>
+          <w:hyperlink w:anchor="_Toc68189281" w:history="1">
+            <w:r>
+              <w:rPr>
+                <w:rStyle w:val="Hyperlink"/>
+                <w:noProof/>
+              </w:rPr>
+              <w:t>Input Files</w:t>
+            </w:r>
+            <w:r>
+              <w:rPr>
+                <w:noProof/>
+                <w:webHidden/>
+              </w:rPr>
+              <w:tab/>
+            </w:r>
+            <w:r>
+              <w:rPr>
+                <w:noProof/>
+                <w:webHidden/>
+              </w:rPr>
+              <w:fldChar w:fldCharType="begin"/>
+            </w:r>
+            <w:r>
+              <w:rPr>
+                <w:noProof/>
+                <w:webHidden/>
+              </w:rPr>
+              <w:instrText xml:space="preserve"> PAGEREF _Toc68189281 \h </w:instrText>
+            </w:r>
+            <w:r>
+              <w:rPr>
+                <w:noProof/>
+                <w:webHidden/>
+              </w:rPr>
+            </w:r>
+            <w:r>
+              <w:rPr>
+                <w:noProof/>
+                <w:webHidden/>
+              </w:rPr>
+              <w:fldChar w:fldCharType="separate"/>
+            </w:r>
+            <w:r>
+              <w:rPr>
+                <w:noProof/>
+                <w:webHidden/>
+              </w:rPr>
+              <w:t>8</w:t>
+            </w:r>
+            <w:r>
+              <w:rPr>
+                <w:noProof/>
+                <w:webHidden/>
+              </w:rPr>
+              <w:fldChar w:fldCharType="end"/>
+            </w:r>
+          </w:hyperlink>
+        </w:p>
+        <w:p>
+          <w:pPr>
+            <w:pStyle w:val="TOC2"/>
+            <w:tabs>
+              <w:tab w:val="right" w:leader="dot" w:pos="15388"/>
+            </w:tabs>
+            <w:rPr>
+              <w:rFonts w:eastAsiaTheme="minorEastAsia" w:cstheme="minorBidi"/>
+              <w:b w:val="0"/>
+              <w:bCs w:val="0"/>
+              <w:noProof/>
+              <w:sz w:val="24"/>
+              <w:szCs w:val="24"/>
+            </w:rPr>
+          </w:pPr>
+          <w:hyperlink w:anchor="_Toc68189282" w:history="1">
+            <w:r>
+              <w:rPr>
+                <w:rStyle w:val="Hyperlink"/>
+                <w:noProof/>
+              </w:rPr>
+              <w:t>Output Files</w:t>
+            </w:r>
+            <w:r>
+              <w:rPr>
+                <w:noProof/>
+                <w:webHidden/>
+              </w:rPr>
+              <w:tab/>
+            </w:r>
+            <w:r>
+              <w:rPr>
+                <w:noProof/>
+                <w:webHidden/>
+              </w:rPr>
+              <w:fldChar w:fldCharType="begin"/>
+            </w:r>
+            <w:r>
+              <w:rPr>
+                <w:noProof/>
+                <w:webHidden/>
+              </w:rPr>
+              <w:instrText xml:space="preserve"> PAGEREF _Toc68189282 \h </w:instrText>
+            </w:r>
+            <w:r>
+              <w:rPr>
+                <w:noProof/>
+                <w:webHidden/>
+              </w:rPr>
+            </w:r>
+            <w:r>
+              <w:rPr>
+                <w:noProof/>
+                <w:webHidden/>
+              </w:rPr>
+              <w:fldChar w:fldCharType="separate"/>
+            </w:r>
+            <w:r>
+              <w:rPr>
+                <w:noProof/>
+                <w:webHidden/>
+              </w:rPr>
+              <w:t>8</w:t>
+            </w:r>
+            <w:r>
+              <w:rPr>
+                <w:noProof/>
+                <w:webHidden/>
+              </w:rPr>
+              <w:fldChar w:fldCharType="end"/>
+            </w:r>
+          </w:hyperlink>
+        </w:p>
+        <w:p>
+          <w:pPr>
+            <w:pStyle w:val="TOC2"/>
+            <w:tabs>
+              <w:tab w:val="right" w:leader="dot" w:pos="15388"/>
+            </w:tabs>
+            <w:rPr>
+              <w:rFonts w:eastAsiaTheme="minorEastAsia" w:cstheme="minorBidi"/>
+              <w:b w:val="0"/>
+              <w:bCs w:val="0"/>
+              <w:noProof/>
+              <w:sz w:val="24"/>
+              <w:szCs w:val="24"/>
+            </w:rPr>
+          </w:pPr>
+          <w:hyperlink w:anchor="_Toc68189283" w:history="1">
+            <w:r>
+              <w:rPr>
+                <w:rStyle w:val="Hyperlink"/>
+                <w:noProof/>
+              </w:rPr>
+              <w:t>Code</w:t>
+            </w:r>
+            <w:r>
+              <w:rPr>
+                <w:noProof/>
+                <w:webHidden/>
+              </w:rPr>
+              <w:tab/>
+            </w:r>
+            <w:r>
+              <w:rPr>
+                <w:noProof/>
+                <w:webHidden/>
+              </w:rPr>
+              <w:fldChar w:fldCharType="begin"/>
+            </w:r>
+            <w:r>
+              <w:rPr>
+                <w:noProof/>
+                <w:webHidden/>
+              </w:rPr>
+              <w:instrText xml:space="preserve"> PAGEREF _Toc68189283 \h </w:instrText>
             </w:r>
             <w:r>
               <w:rPr>
@@ -672,13 +1550,13 @@
               <w:noProof/>
             </w:rPr>
           </w:pPr>
-          <w:hyperlink w:anchor="_Toc68088385" w:history="1">
+          <w:hyperlink w:anchor="_Toc68189284" w:history="1">
             <w:r>
               <w:rPr>
                 <w:rStyle w:val="Hyperlink"/>
                 <w:noProof/>
               </w:rPr>
-              <w:t>3-ordination.Rmd</w:t>
+              <w:t>3a-ordination.Rmd</w:t>
             </w:r>
             <w:r>
               <w:rPr>
@@ -699,7 +1577,7 @@
                 <w:noProof/>
                 <w:webHidden/>
               </w:rPr>
-              <w:instrText xml:space="preserve"> PAGEREF _Toc68088385 \h </w:instrText>
+              <w:instrText xml:space="preserve"> PAGEREF _Toc68189284 \h </w:instrText>
             </w:r>
             <w:r>
               <w:rPr>
@@ -719,7 +1597,299 @@
                 <w:noProof/>
                 <w:webHidden/>
               </w:rPr>
-              <w:t>9</w:t>
+              <w:t>12</w:t>
+            </w:r>
+            <w:r>
+              <w:rPr>
+                <w:noProof/>
+                <w:webHidden/>
+              </w:rPr>
+              <w:fldChar w:fldCharType="end"/>
+            </w:r>
+          </w:hyperlink>
+        </w:p>
+        <w:p>
+          <w:pPr>
+            <w:pStyle w:val="TOC2"/>
+            <w:tabs>
+              <w:tab w:val="right" w:leader="dot" w:pos="15388"/>
+            </w:tabs>
+            <w:rPr>
+              <w:rFonts w:eastAsiaTheme="minorEastAsia" w:cstheme="minorBidi"/>
+              <w:b w:val="0"/>
+              <w:bCs w:val="0"/>
+              <w:noProof/>
+              <w:sz w:val="24"/>
+              <w:szCs w:val="24"/>
+            </w:rPr>
+          </w:pPr>
+          <w:hyperlink w:anchor="_Toc68189285" w:history="1">
+            <w:r>
+              <w:rPr>
+                <w:rStyle w:val="Hyperlink"/>
+                <w:noProof/>
+              </w:rPr>
+              <w:t>Aim</w:t>
+            </w:r>
+            <w:r>
+              <w:rPr>
+                <w:noProof/>
+                <w:webHidden/>
+              </w:rPr>
+              <w:tab/>
+            </w:r>
+            <w:r>
+              <w:rPr>
+                <w:noProof/>
+                <w:webHidden/>
+              </w:rPr>
+              <w:fldChar w:fldCharType="begin"/>
+            </w:r>
+            <w:r>
+              <w:rPr>
+                <w:noProof/>
+                <w:webHidden/>
+              </w:rPr>
+              <w:instrText xml:space="preserve"> PAGEREF _Toc68189285 \h </w:instrText>
+            </w:r>
+            <w:r>
+              <w:rPr>
+                <w:noProof/>
+                <w:webHidden/>
+              </w:rPr>
+            </w:r>
+            <w:r>
+              <w:rPr>
+                <w:noProof/>
+                <w:webHidden/>
+              </w:rPr>
+              <w:fldChar w:fldCharType="separate"/>
+            </w:r>
+            <w:r>
+              <w:rPr>
+                <w:noProof/>
+                <w:webHidden/>
+              </w:rPr>
+              <w:t>12</w:t>
+            </w:r>
+            <w:r>
+              <w:rPr>
+                <w:noProof/>
+                <w:webHidden/>
+              </w:rPr>
+              <w:fldChar w:fldCharType="end"/>
+            </w:r>
+          </w:hyperlink>
+        </w:p>
+        <w:p>
+          <w:pPr>
+            <w:pStyle w:val="TOC2"/>
+            <w:tabs>
+              <w:tab w:val="right" w:leader="dot" w:pos="15388"/>
+            </w:tabs>
+            <w:rPr>
+              <w:rFonts w:eastAsiaTheme="minorEastAsia" w:cstheme="minorBidi"/>
+              <w:b w:val="0"/>
+              <w:bCs w:val="0"/>
+              <w:noProof/>
+              <w:sz w:val="24"/>
+              <w:szCs w:val="24"/>
+            </w:rPr>
+          </w:pPr>
+          <w:hyperlink w:anchor="_Toc68189286" w:history="1">
+            <w:r>
+              <w:rPr>
+                <w:rStyle w:val="Hyperlink"/>
+                <w:noProof/>
+              </w:rPr>
+              <w:t>Input Files</w:t>
+            </w:r>
+            <w:r>
+              <w:rPr>
+                <w:noProof/>
+                <w:webHidden/>
+              </w:rPr>
+              <w:tab/>
+            </w:r>
+            <w:r>
+              <w:rPr>
+                <w:noProof/>
+                <w:webHidden/>
+              </w:rPr>
+              <w:fldChar w:fldCharType="begin"/>
+            </w:r>
+            <w:r>
+              <w:rPr>
+                <w:noProof/>
+                <w:webHidden/>
+              </w:rPr>
+              <w:instrText xml:space="preserve"> PAGEREF _Toc68189286 \h </w:instrText>
+            </w:r>
+            <w:r>
+              <w:rPr>
+                <w:noProof/>
+                <w:webHidden/>
+              </w:rPr>
+            </w:r>
+            <w:r>
+              <w:rPr>
+                <w:noProof/>
+                <w:webHidden/>
+              </w:rPr>
+              <w:fldChar w:fldCharType="separate"/>
+            </w:r>
+            <w:r>
+              <w:rPr>
+                <w:noProof/>
+                <w:webHidden/>
+              </w:rPr>
+              <w:t>12</w:t>
+            </w:r>
+            <w:r>
+              <w:rPr>
+                <w:noProof/>
+                <w:webHidden/>
+              </w:rPr>
+              <w:fldChar w:fldCharType="end"/>
+            </w:r>
+          </w:hyperlink>
+        </w:p>
+        <w:p>
+          <w:pPr>
+            <w:pStyle w:val="TOC2"/>
+            <w:tabs>
+              <w:tab w:val="right" w:leader="dot" w:pos="15388"/>
+            </w:tabs>
+            <w:rPr>
+              <w:rFonts w:eastAsiaTheme="minorEastAsia" w:cstheme="minorBidi"/>
+              <w:b w:val="0"/>
+              <w:bCs w:val="0"/>
+              <w:noProof/>
+              <w:sz w:val="24"/>
+              <w:szCs w:val="24"/>
+            </w:rPr>
+          </w:pPr>
+          <w:hyperlink w:anchor="_Toc68189287" w:history="1">
+            <w:r>
+              <w:rPr>
+                <w:rStyle w:val="Hyperlink"/>
+                <w:noProof/>
+              </w:rPr>
+              <w:t>Output Files</w:t>
+            </w:r>
+            <w:r>
+              <w:rPr>
+                <w:noProof/>
+                <w:webHidden/>
+              </w:rPr>
+              <w:tab/>
+            </w:r>
+            <w:r>
+              <w:rPr>
+                <w:noProof/>
+                <w:webHidden/>
+              </w:rPr>
+              <w:fldChar w:fldCharType="begin"/>
+            </w:r>
+            <w:r>
+              <w:rPr>
+                <w:noProof/>
+                <w:webHidden/>
+              </w:rPr>
+              <w:instrText xml:space="preserve"> PAGEREF _Toc68189287 \h </w:instrText>
+            </w:r>
+            <w:r>
+              <w:rPr>
+                <w:noProof/>
+                <w:webHidden/>
+              </w:rPr>
+            </w:r>
+            <w:r>
+              <w:rPr>
+                <w:noProof/>
+                <w:webHidden/>
+              </w:rPr>
+              <w:fldChar w:fldCharType="separate"/>
+            </w:r>
+            <w:r>
+              <w:rPr>
+                <w:noProof/>
+                <w:webHidden/>
+              </w:rPr>
+              <w:t>12</w:t>
+            </w:r>
+            <w:r>
+              <w:rPr>
+                <w:noProof/>
+                <w:webHidden/>
+              </w:rPr>
+              <w:fldChar w:fldCharType="end"/>
+            </w:r>
+          </w:hyperlink>
+        </w:p>
+        <w:p>
+          <w:pPr>
+            <w:pStyle w:val="TOC2"/>
+            <w:tabs>
+              <w:tab w:val="right" w:leader="dot" w:pos="15388"/>
+            </w:tabs>
+            <w:rPr>
+              <w:rFonts w:eastAsiaTheme="minorEastAsia" w:cstheme="minorBidi"/>
+              <w:b w:val="0"/>
+              <w:bCs w:val="0"/>
+              <w:noProof/>
+              <w:sz w:val="24"/>
+              <w:szCs w:val="24"/>
+            </w:rPr>
+          </w:pPr>
+          <w:hyperlink w:anchor="_Toc68189288" w:history="1">
+            <w:r>
+              <w:rPr>
+                <w:rStyle w:val="Hyperlink"/>
+                <w:noProof/>
+              </w:rPr>
+              <w:t>Code</w:t>
+            </w:r>
+            <w:r>
+              <w:rPr>
+                <w:noProof/>
+                <w:webHidden/>
+              </w:rPr>
+              <w:tab/>
+            </w:r>
+            <w:r>
+              <w:rPr>
+                <w:noProof/>
+                <w:webHidden/>
+              </w:rPr>
+              <w:fldChar w:fldCharType="begin"/>
+            </w:r>
+            <w:r>
+              <w:rPr>
+                <w:noProof/>
+                <w:webHidden/>
+              </w:rPr>
+              <w:instrText xml:space="preserve"> PAGEREF _Toc68189288 \h </w:instrText>
+            </w:r>
+            <w:r>
+              <w:rPr>
+                <w:noProof/>
+                <w:webHidden/>
+              </w:rPr>
+            </w:r>
+            <w:r>
+              <w:rPr>
+                <w:noProof/>
+                <w:webHidden/>
+              </w:rPr>
+              <w:fldChar w:fldCharType="separate"/>
+            </w:r>
+            <w:r>
+              <w:rPr>
+                <w:noProof/>
+                <w:webHidden/>
+              </w:rPr>
+              <w:t>12</w:t>
             </w:r>
             <w:r>
               <w:rPr>
@@ -745,13 +1915,13 @@
               <w:noProof/>
             </w:rPr>
           </w:pPr>
-          <w:hyperlink w:anchor="_Toc68088386" w:history="1">
+          <w:hyperlink w:anchor="_Toc68189289" w:history="1">
             <w:r>
               <w:rPr>
                 <w:rStyle w:val="Hyperlink"/>
                 <w:noProof/>
               </w:rPr>
-              <w:t>4-general-statistics.Rmd</w:t>
+              <w:t>3b-ordination.Rmd</w:t>
             </w:r>
             <w:r>
               <w:rPr>
@@ -772,7 +1942,7 @@
                 <w:noProof/>
                 <w:webHidden/>
               </w:rPr>
-              <w:instrText xml:space="preserve"> PAGEREF _Toc68088386 \h </w:instrText>
+              <w:instrText xml:space="preserve"> PAGEREF _Toc68189289 \h </w:instrText>
             </w:r>
             <w:r>
               <w:rPr>
@@ -792,7 +1962,299 @@
                 <w:noProof/>
                 <w:webHidden/>
               </w:rPr>
-              <w:t>10</w:t>
+              <w:t>14</w:t>
+            </w:r>
+            <w:r>
+              <w:rPr>
+                <w:noProof/>
+                <w:webHidden/>
+              </w:rPr>
+              <w:fldChar w:fldCharType="end"/>
+            </w:r>
+          </w:hyperlink>
+        </w:p>
+        <w:p>
+          <w:pPr>
+            <w:pStyle w:val="TOC2"/>
+            <w:tabs>
+              <w:tab w:val="right" w:leader="dot" w:pos="15388"/>
+            </w:tabs>
+            <w:rPr>
+              <w:rFonts w:eastAsiaTheme="minorEastAsia" w:cstheme="minorBidi"/>
+              <w:b w:val="0"/>
+              <w:bCs w:val="0"/>
+              <w:noProof/>
+              <w:sz w:val="24"/>
+              <w:szCs w:val="24"/>
+            </w:rPr>
+          </w:pPr>
+          <w:hyperlink w:anchor="_Toc68189290" w:history="1">
+            <w:r>
+              <w:rPr>
+                <w:rStyle w:val="Hyperlink"/>
+                <w:noProof/>
+              </w:rPr>
+              <w:t>Aim</w:t>
+            </w:r>
+            <w:r>
+              <w:rPr>
+                <w:noProof/>
+                <w:webHidden/>
+              </w:rPr>
+              <w:tab/>
+            </w:r>
+            <w:r>
+              <w:rPr>
+                <w:noProof/>
+                <w:webHidden/>
+              </w:rPr>
+              <w:fldChar w:fldCharType="begin"/>
+            </w:r>
+            <w:r>
+              <w:rPr>
+                <w:noProof/>
+                <w:webHidden/>
+              </w:rPr>
+              <w:instrText xml:space="preserve"> PAGEREF _Toc68189290 \h </w:instrText>
+            </w:r>
+            <w:r>
+              <w:rPr>
+                <w:noProof/>
+                <w:webHidden/>
+              </w:rPr>
+            </w:r>
+            <w:r>
+              <w:rPr>
+                <w:noProof/>
+                <w:webHidden/>
+              </w:rPr>
+              <w:fldChar w:fldCharType="separate"/>
+            </w:r>
+            <w:r>
+              <w:rPr>
+                <w:noProof/>
+                <w:webHidden/>
+              </w:rPr>
+              <w:t>14</w:t>
+            </w:r>
+            <w:r>
+              <w:rPr>
+                <w:noProof/>
+                <w:webHidden/>
+              </w:rPr>
+              <w:fldChar w:fldCharType="end"/>
+            </w:r>
+          </w:hyperlink>
+        </w:p>
+        <w:p>
+          <w:pPr>
+            <w:pStyle w:val="TOC2"/>
+            <w:tabs>
+              <w:tab w:val="right" w:leader="dot" w:pos="15388"/>
+            </w:tabs>
+            <w:rPr>
+              <w:rFonts w:eastAsiaTheme="minorEastAsia" w:cstheme="minorBidi"/>
+              <w:b w:val="0"/>
+              <w:bCs w:val="0"/>
+              <w:noProof/>
+              <w:sz w:val="24"/>
+              <w:szCs w:val="24"/>
+            </w:rPr>
+          </w:pPr>
+          <w:hyperlink w:anchor="_Toc68189291" w:history="1">
+            <w:r>
+              <w:rPr>
+                <w:rStyle w:val="Hyperlink"/>
+                <w:noProof/>
+              </w:rPr>
+              <w:t>Input Files</w:t>
+            </w:r>
+            <w:r>
+              <w:rPr>
+                <w:noProof/>
+                <w:webHidden/>
+              </w:rPr>
+              <w:tab/>
+            </w:r>
+            <w:r>
+              <w:rPr>
+                <w:noProof/>
+                <w:webHidden/>
+              </w:rPr>
+              <w:fldChar w:fldCharType="begin"/>
+            </w:r>
+            <w:r>
+              <w:rPr>
+                <w:noProof/>
+                <w:webHidden/>
+              </w:rPr>
+              <w:instrText xml:space="preserve"> PAGEREF _Toc68189291 \h </w:instrText>
+            </w:r>
+            <w:r>
+              <w:rPr>
+                <w:noProof/>
+                <w:webHidden/>
+              </w:rPr>
+            </w:r>
+            <w:r>
+              <w:rPr>
+                <w:noProof/>
+                <w:webHidden/>
+              </w:rPr>
+              <w:fldChar w:fldCharType="separate"/>
+            </w:r>
+            <w:r>
+              <w:rPr>
+                <w:noProof/>
+                <w:webHidden/>
+              </w:rPr>
+              <w:t>14</w:t>
+            </w:r>
+            <w:r>
+              <w:rPr>
+                <w:noProof/>
+                <w:webHidden/>
+              </w:rPr>
+              <w:fldChar w:fldCharType="end"/>
+            </w:r>
+          </w:hyperlink>
+        </w:p>
+        <w:p>
+          <w:pPr>
+            <w:pStyle w:val="TOC2"/>
+            <w:tabs>
+              <w:tab w:val="right" w:leader="dot" w:pos="15388"/>
+            </w:tabs>
+            <w:rPr>
+              <w:rFonts w:eastAsiaTheme="minorEastAsia" w:cstheme="minorBidi"/>
+              <w:b w:val="0"/>
+              <w:bCs w:val="0"/>
+              <w:noProof/>
+              <w:sz w:val="24"/>
+              <w:szCs w:val="24"/>
+            </w:rPr>
+          </w:pPr>
+          <w:hyperlink w:anchor="_Toc68189292" w:history="1">
+            <w:r>
+              <w:rPr>
+                <w:rStyle w:val="Hyperlink"/>
+                <w:noProof/>
+              </w:rPr>
+              <w:t>Output Files</w:t>
+            </w:r>
+            <w:r>
+              <w:rPr>
+                <w:noProof/>
+                <w:webHidden/>
+              </w:rPr>
+              <w:tab/>
+            </w:r>
+            <w:r>
+              <w:rPr>
+                <w:noProof/>
+                <w:webHidden/>
+              </w:rPr>
+              <w:fldChar w:fldCharType="begin"/>
+            </w:r>
+            <w:r>
+              <w:rPr>
+                <w:noProof/>
+                <w:webHidden/>
+              </w:rPr>
+              <w:instrText xml:space="preserve"> PAGEREF _Toc68189292 \h </w:instrText>
+            </w:r>
+            <w:r>
+              <w:rPr>
+                <w:noProof/>
+                <w:webHidden/>
+              </w:rPr>
+            </w:r>
+            <w:r>
+              <w:rPr>
+                <w:noProof/>
+                <w:webHidden/>
+              </w:rPr>
+              <w:fldChar w:fldCharType="separate"/>
+            </w:r>
+            <w:r>
+              <w:rPr>
+                <w:noProof/>
+                <w:webHidden/>
+              </w:rPr>
+              <w:t>14</w:t>
+            </w:r>
+            <w:r>
+              <w:rPr>
+                <w:noProof/>
+                <w:webHidden/>
+              </w:rPr>
+              <w:fldChar w:fldCharType="end"/>
+            </w:r>
+          </w:hyperlink>
+        </w:p>
+        <w:p>
+          <w:pPr>
+            <w:pStyle w:val="TOC2"/>
+            <w:tabs>
+              <w:tab w:val="right" w:leader="dot" w:pos="15388"/>
+            </w:tabs>
+            <w:rPr>
+              <w:rFonts w:eastAsiaTheme="minorEastAsia" w:cstheme="minorBidi"/>
+              <w:b w:val="0"/>
+              <w:bCs w:val="0"/>
+              <w:noProof/>
+              <w:sz w:val="24"/>
+              <w:szCs w:val="24"/>
+            </w:rPr>
+          </w:pPr>
+          <w:hyperlink w:anchor="_Toc68189293" w:history="1">
+            <w:r>
+              <w:rPr>
+                <w:rStyle w:val="Hyperlink"/>
+                <w:noProof/>
+              </w:rPr>
+              <w:t>Code</w:t>
+            </w:r>
+            <w:r>
+              <w:rPr>
+                <w:noProof/>
+                <w:webHidden/>
+              </w:rPr>
+              <w:tab/>
+            </w:r>
+            <w:r>
+              <w:rPr>
+                <w:noProof/>
+                <w:webHidden/>
+              </w:rPr>
+              <w:fldChar w:fldCharType="begin"/>
+            </w:r>
+            <w:r>
+              <w:rPr>
+                <w:noProof/>
+                <w:webHidden/>
+              </w:rPr>
+              <w:instrText xml:space="preserve"> PAGEREF _Toc68189293 \h </w:instrText>
+            </w:r>
+            <w:r>
+              <w:rPr>
+                <w:noProof/>
+                <w:webHidden/>
+              </w:rPr>
+            </w:r>
+            <w:r>
+              <w:rPr>
+                <w:noProof/>
+                <w:webHidden/>
+              </w:rPr>
+              <w:fldChar w:fldCharType="separate"/>
+            </w:r>
+            <w:r>
+              <w:rPr>
+                <w:noProof/>
+                <w:webHidden/>
+              </w:rPr>
+              <w:t>14</w:t>
             </w:r>
             <w:r>
               <w:rPr>
@@ -818,13 +2280,13 @@
               <w:noProof/>
             </w:rPr>
           </w:pPr>
-          <w:hyperlink w:anchor="_Toc68088387" w:history="1">
+          <w:hyperlink w:anchor="_Toc68189294" w:history="1">
             <w:r>
               <w:rPr>
                 <w:rStyle w:val="Hyperlink"/>
                 <w:noProof/>
               </w:rPr>
-              <w:t>5-abundant-rare.Rmd</w:t>
+              <w:t>4-general-statistics.Rmd</w:t>
             </w:r>
             <w:r>
               <w:rPr>
@@ -845,7 +2307,7 @@
                 <w:noProof/>
                 <w:webHidden/>
               </w:rPr>
-              <w:instrText xml:space="preserve"> PAGEREF _Toc68088387 \h </w:instrText>
+              <w:instrText xml:space="preserve"> PAGEREF _Toc68189294 \h </w:instrText>
             </w:r>
             <w:r>
               <w:rPr>
@@ -865,7 +2327,7 @@
                 <w:noProof/>
                 <w:webHidden/>
               </w:rPr>
-              <w:t>11</w:t>
+              <w:t>18</w:t>
             </w:r>
             <w:r>
               <w:rPr>
@@ -891,13 +2353,13 @@
               <w:noProof/>
             </w:rPr>
           </w:pPr>
-          <w:hyperlink w:anchor="_Toc68088388" w:history="1">
+          <w:hyperlink w:anchor="_Toc68189295" w:history="1">
             <w:r>
               <w:rPr>
                 <w:rStyle w:val="Hyperlink"/>
                 <w:noProof/>
               </w:rPr>
-              <w:t>6-DDR.Rmd</w:t>
+              <w:t>5-abundant-rare.Rmd</w:t>
             </w:r>
             <w:r>
               <w:rPr>
@@ -918,7 +2380,7 @@
                 <w:noProof/>
                 <w:webHidden/>
               </w:rPr>
-              <w:instrText xml:space="preserve"> PAGEREF _Toc68088388 \h </w:instrText>
+              <w:instrText xml:space="preserve"> PAGEREF _Toc68189295 \h </w:instrText>
             </w:r>
             <w:r>
               <w:rPr>
@@ -938,7 +2400,7 @@
                 <w:noProof/>
                 <w:webHidden/>
               </w:rPr>
-              <w:t>12</w:t>
+              <w:t>19</w:t>
             </w:r>
             <w:r>
               <w:rPr>
@@ -964,13 +2426,13 @@
               <w:noProof/>
             </w:rPr>
           </w:pPr>
-          <w:hyperlink w:anchor="_Toc68088389" w:history="1">
+          <w:hyperlink w:anchor="_Toc68189296" w:history="1">
             <w:r>
               <w:rPr>
                 <w:rStyle w:val="Hyperlink"/>
                 <w:noProof/>
               </w:rPr>
-              <w:t>7-ISAR.Rmd</w:t>
+              <w:t>6-DDR.Rmd</w:t>
             </w:r>
             <w:r>
               <w:rPr>
@@ -991,7 +2453,7 @@
                 <w:noProof/>
                 <w:webHidden/>
               </w:rPr>
-              <w:instrText xml:space="preserve"> PAGEREF _Toc68088389 \h </w:instrText>
+              <w:instrText xml:space="preserve"> PAGEREF _Toc68189296 \h </w:instrText>
             </w:r>
             <w:r>
               <w:rPr>
@@ -1011,7 +2473,7 @@
                 <w:noProof/>
                 <w:webHidden/>
               </w:rPr>
-              <w:t>13</w:t>
+              <w:t>20</w:t>
             </w:r>
             <w:r>
               <w:rPr>
@@ -1037,13 +2499,13 @@
               <w:noProof/>
             </w:rPr>
           </w:pPr>
-          <w:hyperlink w:anchor="_Toc68088390" w:history="1">
+          <w:hyperlink w:anchor="_Toc68189297" w:history="1">
             <w:r>
               <w:rPr>
                 <w:rStyle w:val="Hyperlink"/>
                 <w:noProof/>
               </w:rPr>
-              <w:t>8-MVA.Rmd</w:t>
+              <w:t>7-ISAR.Rmd</w:t>
             </w:r>
             <w:r>
               <w:rPr>
@@ -1064,7 +2526,7 @@
                 <w:noProof/>
                 <w:webHidden/>
               </w:rPr>
-              <w:instrText xml:space="preserve"> PAGEREF _Toc68088390 \h </w:instrText>
+              <w:instrText xml:space="preserve"> PAGEREF _Toc68189297 \h </w:instrText>
             </w:r>
             <w:r>
               <w:rPr>
@@ -1084,7 +2546,7 @@
                 <w:noProof/>
                 <w:webHidden/>
               </w:rPr>
-              <w:t>14</w:t>
+              <w:t>21</w:t>
             </w:r>
             <w:r>
               <w:rPr>
@@ -1110,13 +2572,13 @@
               <w:noProof/>
             </w:rPr>
           </w:pPr>
-          <w:hyperlink w:anchor="_Toc68088391" w:history="1">
+          <w:hyperlink w:anchor="_Toc68189298" w:history="1">
             <w:r>
               <w:rPr>
                 <w:rStyle w:val="Hyperlink"/>
                 <w:noProof/>
               </w:rPr>
-              <w:t>9-null.Rmd</w:t>
+              <w:t>8-MVA.Rmd</w:t>
             </w:r>
             <w:r>
               <w:rPr>
@@ -1137,7 +2599,7 @@
                 <w:noProof/>
                 <w:webHidden/>
               </w:rPr>
-              <w:instrText xml:space="preserve"> PAGEREF _Toc68088391 \h </w:instrText>
+              <w:instrText xml:space="preserve"> PAGEREF _Toc68189298 \h </w:instrText>
             </w:r>
             <w:r>
               <w:rPr>
@@ -1157,7 +2619,7 @@
                 <w:noProof/>
                 <w:webHidden/>
               </w:rPr>
-              <w:t>15</w:t>
+              <w:t>22</w:t>
             </w:r>
             <w:r>
               <w:rPr>
@@ -1183,13 +2645,13 @@
               <w:noProof/>
             </w:rPr>
           </w:pPr>
-          <w:hyperlink w:anchor="_Toc68088392" w:history="1">
+          <w:hyperlink w:anchor="_Toc68189299" w:history="1">
             <w:r>
               <w:rPr>
                 <w:rStyle w:val="Hyperlink"/>
                 <w:noProof/>
               </w:rPr>
-              <w:t>10-neutral.Rmd</w:t>
+              <w:t>9-null.Rmd</w:t>
             </w:r>
             <w:r>
               <w:rPr>
@@ -1210,7 +2672,7 @@
                 <w:noProof/>
                 <w:webHidden/>
               </w:rPr>
-              <w:instrText xml:space="preserve"> PAGEREF _Toc68088392 \h </w:instrText>
+              <w:instrText xml:space="preserve"> PAGEREF _Toc68189299 \h </w:instrText>
             </w:r>
             <w:r>
               <w:rPr>
@@ -1230,7 +2692,7 @@
                 <w:noProof/>
                 <w:webHidden/>
               </w:rPr>
-              <w:t>16</w:t>
+              <w:t>23</w:t>
             </w:r>
             <w:r>
               <w:rPr>
@@ -1256,13 +2718,13 @@
               <w:noProof/>
             </w:rPr>
           </w:pPr>
-          <w:hyperlink w:anchor="_Toc68088393" w:history="1">
+          <w:hyperlink w:anchor="_Toc68189300" w:history="1">
             <w:r>
               <w:rPr>
                 <w:rStyle w:val="Hyperlink"/>
                 <w:noProof/>
               </w:rPr>
-              <w:t>11-network.Rmd</w:t>
+              <w:t>10-neutral.Rmd</w:t>
             </w:r>
             <w:r>
               <w:rPr>
@@ -1283,7 +2745,7 @@
                 <w:noProof/>
                 <w:webHidden/>
               </w:rPr>
-              <w:instrText xml:space="preserve"> PAGEREF _Toc68088393 \h </w:instrText>
+              <w:instrText xml:space="preserve"> PAGEREF _Toc68189300 \h </w:instrText>
             </w:r>
             <w:r>
               <w:rPr>
@@ -1303,7 +2765,7 @@
                 <w:noProof/>
                 <w:webHidden/>
               </w:rPr>
-              <w:t>17</w:t>
+              <w:t>24</w:t>
             </w:r>
             <w:r>
               <w:rPr>
@@ -1329,13 +2791,13 @@
               <w:noProof/>
             </w:rPr>
           </w:pPr>
-          <w:hyperlink w:anchor="_Toc68088394" w:history="1">
+          <w:hyperlink w:anchor="_Toc68189301" w:history="1">
             <w:r>
               <w:rPr>
                 <w:rStyle w:val="Hyperlink"/>
                 <w:noProof/>
               </w:rPr>
-              <w:t>12-single-study-report.Rmd</w:t>
+              <w:t>11-network.Rmd</w:t>
             </w:r>
             <w:r>
               <w:rPr>
@@ -1356,7 +2818,7 @@
                 <w:noProof/>
                 <w:webHidden/>
               </w:rPr>
-              <w:instrText xml:space="preserve"> PAGEREF _Toc68088394 \h </w:instrText>
+              <w:instrText xml:space="preserve"> PAGEREF _Toc68189301 \h </w:instrText>
             </w:r>
             <w:r>
               <w:rPr>
@@ -1376,7 +2838,7 @@
                 <w:noProof/>
                 <w:webHidden/>
               </w:rPr>
-              <w:t>18</w:t>
+              <w:t>25</w:t>
             </w:r>
             <w:r>
               <w:rPr>
@@ -1402,7 +2864,80 @@
               <w:noProof/>
             </w:rPr>
           </w:pPr>
-          <w:hyperlink w:anchor="_Toc68088395" w:history="1">
+          <w:hyperlink w:anchor="_Toc68189302" w:history="1">
+            <w:r>
+              <w:rPr>
+                <w:rStyle w:val="Hyperlink"/>
+                <w:noProof/>
+              </w:rPr>
+              <w:t>12-single-study-report.Rmd</w:t>
+            </w:r>
+            <w:r>
+              <w:rPr>
+                <w:noProof/>
+                <w:webHidden/>
+              </w:rPr>
+              <w:tab/>
+            </w:r>
+            <w:r>
+              <w:rPr>
+                <w:noProof/>
+                <w:webHidden/>
+              </w:rPr>
+              <w:fldChar w:fldCharType="begin"/>
+            </w:r>
+            <w:r>
+              <w:rPr>
+                <w:noProof/>
+                <w:webHidden/>
+              </w:rPr>
+              <w:instrText xml:space="preserve"> PAGEREF _Toc68189302 \h </w:instrText>
+            </w:r>
+            <w:r>
+              <w:rPr>
+                <w:noProof/>
+                <w:webHidden/>
+              </w:rPr>
+            </w:r>
+            <w:r>
+              <w:rPr>
+                <w:noProof/>
+                <w:webHidden/>
+              </w:rPr>
+              <w:fldChar w:fldCharType="separate"/>
+            </w:r>
+            <w:r>
+              <w:rPr>
+                <w:noProof/>
+                <w:webHidden/>
+              </w:rPr>
+              <w:t>26</w:t>
+            </w:r>
+            <w:r>
+              <w:rPr>
+                <w:noProof/>
+                <w:webHidden/>
+              </w:rPr>
+              <w:fldChar w:fldCharType="end"/>
+            </w:r>
+          </w:hyperlink>
+        </w:p>
+        <w:p>
+          <w:pPr>
+            <w:pStyle w:val="TOC1"/>
+            <w:tabs>
+              <w:tab w:val="right" w:leader="dot" w:pos="15388"/>
+            </w:tabs>
+            <w:rPr>
+              <w:rFonts w:eastAsiaTheme="minorEastAsia" w:cstheme="minorBidi"/>
+              <w:b w:val="0"/>
+              <w:bCs w:val="0"/>
+              <w:i w:val="0"/>
+              <w:iCs w:val="0"/>
+              <w:noProof/>
+            </w:rPr>
+          </w:pPr>
+          <w:hyperlink w:anchor="_Toc68189303" w:history="1">
             <w:r>
               <w:rPr>
                 <w:rStyle w:val="Hyperlink"/>
@@ -1429,7 +2964,7 @@
                 <w:noProof/>
                 <w:webHidden/>
               </w:rPr>
-              <w:instrText xml:space="preserve"> PAGEREF _Toc68088395 \h </w:instrText>
+              <w:instrText xml:space="preserve"> PAGEREF _Toc68189303 \h </w:instrText>
             </w:r>
             <w:r>
               <w:rPr>
@@ -1449,7 +2984,7 @@
                 <w:noProof/>
                 <w:webHidden/>
               </w:rPr>
-              <w:t>19</w:t>
+              <w:t>27</w:t>
             </w:r>
             <w:r>
               <w:rPr>
@@ -1485,7 +3020,7 @@
       <w:pPr>
         <w:pStyle w:val="Heading1"/>
       </w:pPr>
-      <w:bookmarkStart w:id="0" w:name="_Toc68088382"/>
+      <w:bookmarkStart w:id="1" w:name="_Toc68189269"/>
       <w:r>
         <w:lastRenderedPageBreak/>
         <w:t>1</w:t>
@@ -1496,16 +3031,18 @@
       <w:r>
         <w:t>-QIIME2-DADA2.sh</w:t>
       </w:r>
-      <w:bookmarkEnd w:id="0"/>
+      <w:bookmarkEnd w:id="1"/>
     </w:p>
     <w:p/>
     <w:p>
       <w:pPr>
         <w:pStyle w:val="Heading2"/>
       </w:pPr>
+      <w:bookmarkStart w:id="2" w:name="_Toc68189270"/>
       <w:r>
         <w:t>Aim</w:t>
       </w:r>
+      <w:bookmarkEnd w:id="2"/>
       <w:r>
         <w:t xml:space="preserve"> </w:t>
       </w:r>
@@ -1671,9 +3208,11 @@
       <w:pPr>
         <w:pStyle w:val="Heading2"/>
       </w:pPr>
+      <w:bookmarkStart w:id="3" w:name="_Toc68189271"/>
       <w:r>
         <w:t>Input Files</w:t>
       </w:r>
+      <w:bookmarkEnd w:id="3"/>
     </w:p>
     <w:p>
       <w:r>
@@ -1685,9 +3224,11 @@
       <w:pPr>
         <w:pStyle w:val="Heading2"/>
       </w:pPr>
+      <w:bookmarkStart w:id="4" w:name="_Toc68189272"/>
       <w:r>
         <w:t>Output Files</w:t>
       </w:r>
+      <w:bookmarkEnd w:id="4"/>
     </w:p>
     <w:tbl>
       <w:tblPr>
@@ -2744,9 +4285,11 @@
       <w:pPr>
         <w:pStyle w:val="Heading2"/>
       </w:pPr>
+      <w:bookmarkStart w:id="5" w:name="_Toc68189273"/>
       <w:r>
         <w:t>Code</w:t>
       </w:r>
+      <w:bookmarkEnd w:id="5"/>
     </w:p>
     <w:tbl>
       <w:tblPr>
@@ -6480,7 +8023,7 @@
       <w:pPr>
         <w:pStyle w:val="Heading1"/>
       </w:pPr>
-      <w:bookmarkStart w:id="1" w:name="_Toc68088383"/>
+      <w:bookmarkStart w:id="6" w:name="_Toc68189274"/>
       <w:r>
         <w:lastRenderedPageBreak/>
         <w:t>1b-metadata-</w:t>
@@ -6489,7 +8032,7 @@
       <w:r>
         <w:t>wrangle.R</w:t>
       </w:r>
-      <w:bookmarkEnd w:id="1"/>
+      <w:bookmarkEnd w:id="6"/>
       <w:proofErr w:type="gramEnd"/>
     </w:p>
     <w:p/>
@@ -6497,9 +8040,11 @@
       <w:pPr>
         <w:pStyle w:val="Heading2"/>
       </w:pPr>
+      <w:bookmarkStart w:id="7" w:name="_Toc68189275"/>
       <w:r>
         <w:t>Aim</w:t>
       </w:r>
+      <w:bookmarkEnd w:id="7"/>
     </w:p>
     <w:p>
       <w:pPr>
@@ -6531,6 +8076,7 @@
       <w:pPr>
         <w:pStyle w:val="Heading2"/>
       </w:pPr>
+      <w:bookmarkStart w:id="8" w:name="_Toc68189276"/>
       <w:r>
         <w:t xml:space="preserve">Input </w:t>
       </w:r>
@@ -6540,6 +8086,7 @@
       <w:r>
         <w:t>iles</w:t>
       </w:r>
+      <w:bookmarkEnd w:id="8"/>
     </w:p>
     <w:tbl>
       <w:tblPr>
@@ -6615,6 +8162,7 @@
       <w:pPr>
         <w:pStyle w:val="Heading2"/>
       </w:pPr>
+      <w:bookmarkStart w:id="9" w:name="_Toc68189277"/>
       <w:r>
         <w:t xml:space="preserve">Output </w:t>
       </w:r>
@@ -6624,6 +8172,7 @@
       <w:r>
         <w:t>iles</w:t>
       </w:r>
+      <w:bookmarkEnd w:id="9"/>
     </w:p>
     <w:tbl>
       <w:tblPr>
@@ -6704,9 +8253,11 @@
       <w:pPr>
         <w:pStyle w:val="Heading2"/>
       </w:pPr>
+      <w:bookmarkStart w:id="10" w:name="_Toc68189278"/>
       <w:r>
         <w:t>Code</w:t>
       </w:r>
+      <w:bookmarkEnd w:id="10"/>
     </w:p>
     <w:tbl>
       <w:tblPr>
@@ -7560,7 +9111,7 @@
       <w:pPr>
         <w:pStyle w:val="Heading1"/>
       </w:pPr>
-      <w:bookmarkStart w:id="2" w:name="_Toc68088384"/>
+      <w:bookmarkStart w:id="11" w:name="_Toc68189279"/>
       <w:r>
         <w:lastRenderedPageBreak/>
         <w:t>2-data-</w:t>
@@ -7569,7 +9120,7 @@
       <w:r>
         <w:t>prep.Rmd</w:t>
       </w:r>
-      <w:bookmarkEnd w:id="2"/>
+      <w:bookmarkEnd w:id="11"/>
       <w:proofErr w:type="gramEnd"/>
     </w:p>
     <w:p/>
@@ -7577,9 +9128,11 @@
       <w:pPr>
         <w:pStyle w:val="Heading2"/>
       </w:pPr>
+      <w:bookmarkStart w:id="12" w:name="_Toc68189280"/>
       <w:r>
         <w:t>Aim</w:t>
       </w:r>
+      <w:bookmarkEnd w:id="12"/>
     </w:p>
     <w:p>
       <w:r>
@@ -7599,6 +9152,7 @@
       <w:pPr>
         <w:pStyle w:val="Heading2"/>
       </w:pPr>
+      <w:bookmarkStart w:id="13" w:name="_Toc68189281"/>
       <w:r>
         <w:t xml:space="preserve">Input </w:t>
       </w:r>
@@ -7608,6 +9162,7 @@
       <w:r>
         <w:t>iles</w:t>
       </w:r>
+      <w:bookmarkEnd w:id="13"/>
     </w:p>
     <w:tbl>
       <w:tblPr>
@@ -7839,6 +9394,7 @@
       <w:pPr>
         <w:pStyle w:val="Heading2"/>
       </w:pPr>
+      <w:bookmarkStart w:id="14" w:name="_Toc68189282"/>
       <w:r>
         <w:t xml:space="preserve">Output </w:t>
       </w:r>
@@ -7848,6 +9404,7 @@
       <w:r>
         <w:t>iles</w:t>
       </w:r>
+      <w:bookmarkEnd w:id="14"/>
     </w:p>
     <w:tbl>
       <w:tblPr>
@@ -7899,7 +9456,13 @@
           </w:tcPr>
           <w:p>
             <w:r>
-              <w:t>results/rplot.pdf</w:t>
+              <w:t>results/r</w:t>
+            </w:r>
+            <w:r>
+              <w:t>arefaction-</w:t>
+            </w:r>
+            <w:r>
+              <w:t>plot.pdf</w:t>
             </w:r>
           </w:p>
         </w:tc>
@@ -8032,9 +9595,11 @@
       <w:pPr>
         <w:pStyle w:val="Heading2"/>
       </w:pPr>
+      <w:bookmarkStart w:id="15" w:name="_Toc68189283"/>
       <w:r>
         <w:t>Code</w:t>
       </w:r>
+      <w:bookmarkEnd w:id="15"/>
     </w:p>
     <w:tbl>
       <w:tblPr>
@@ -9989,10 +11554,7 @@
             </w:r>
             <w:proofErr w:type="gramEnd"/>
             <w:r>
-              <w:t xml:space="preserve"> we can see which ASVs were contaminants and remove them.</w:t>
-            </w:r>
-            <w:r>
-              <w:t xml:space="preserve"> </w:t>
+              <w:t xml:space="preserve"> we can see which ASVs were contaminants and remove them. </w:t>
             </w:r>
             <w:proofErr w:type="spellStart"/>
             <w:r>
@@ -10511,10 +12073,7 @@
             </w:r>
             <w:proofErr w:type="spellEnd"/>
             <w:r>
-              <w:t xml:space="preserve"> file</w:t>
-            </w:r>
-            <w:r>
-              <w:t>.</w:t>
+              <w:t xml:space="preserve"> file.</w:t>
             </w:r>
           </w:p>
         </w:tc>
@@ -10587,13 +12146,7 @@
           </w:tcPr>
           <w:p>
             <w:r>
-              <w:t xml:space="preserve">Remove the blank samples from the </w:t>
-            </w:r>
-            <w:r>
-              <w:t>metadata</w:t>
-            </w:r>
-            <w:r>
-              <w:t xml:space="preserve"> table.</w:t>
+              <w:t>Remove the blank samples from the metadata table.</w:t>
             </w:r>
           </w:p>
         </w:tc>
@@ -10777,13 +12330,7 @@
           </w:tcPr>
           <w:p>
             <w:r>
-              <w:t xml:space="preserve">Remove contaminating ASVs from the </w:t>
-            </w:r>
-            <w:r>
-              <w:t>phylogenetic tree</w:t>
-            </w:r>
-            <w:r>
-              <w:t>.</w:t>
+              <w:t>Remove contaminating ASVs from the phylogenetic tree.</w:t>
             </w:r>
           </w:p>
         </w:tc>
@@ -10918,7 +12465,13 @@
               <w:cnfStyle w:val="000000100000" w:firstRow="0" w:lastRow="0" w:firstColumn="0" w:lastColumn="0" w:oddVBand="0" w:evenVBand="0" w:oddHBand="1" w:evenHBand="0" w:firstRowFirstColumn="0" w:firstRowLastColumn="0" w:lastRowFirstColumn="0" w:lastRowLastColumn="0"/>
             </w:pPr>
             <w:r>
-              <w:t xml:space="preserve">pdf("results/rplot.pdf") </w:t>
+              <w:t>pdf("results/r</w:t>
+            </w:r>
+            <w:r>
+              <w:t>arefaction-</w:t>
+            </w:r>
+            <w:r>
+              <w:t xml:space="preserve">plot.pdf") </w:t>
             </w:r>
           </w:p>
           <w:p>
@@ -11202,10 +12755,7 @@
             </w:r>
             <w:proofErr w:type="spellEnd"/>
             <w:r>
-              <w:t xml:space="preserve"> package.</w:t>
-            </w:r>
-            <w:r>
-              <w:t xml:space="preserve"> We also might want to avoid this step when it comes to carrying out the analysis for rare taxa. Singletons are removed as they are assumed to play no ecological role.</w:t>
+              <w:t xml:space="preserve"> package. We also might want to avoid this step when it comes to carrying out the analysis for rare taxa. Singletons are removed as they are assumed to play no ecological role.</w:t>
             </w:r>
           </w:p>
         </w:tc>
@@ -11979,13 +13529,7 @@
           </w:tcPr>
           <w:p>
             <w:r>
-              <w:t xml:space="preserve">Convert the </w:t>
-            </w:r>
-            <w:r>
-              <w:t>taxonomy table</w:t>
-            </w:r>
-            <w:r>
-              <w:t xml:space="preserve"> into a </w:t>
+              <w:t xml:space="preserve">Convert the taxonomy table into a </w:t>
             </w:r>
             <w:proofErr w:type="spellStart"/>
             <w:r>
@@ -12007,10 +13551,7 @@
             </w:pPr>
             <w:proofErr w:type="spellStart"/>
             <w:r>
-              <w:t>tax</w:t>
-            </w:r>
-            <w:r>
-              <w:t>_table</w:t>
+              <w:t>tax_table</w:t>
             </w:r>
             <w:proofErr w:type="spellEnd"/>
             <w:r>
@@ -12069,13 +13610,7 @@
           </w:tcPr>
           <w:p>
             <w:r>
-              <w:t xml:space="preserve">Convert the </w:t>
-            </w:r>
-            <w:r>
-              <w:t>metadata table</w:t>
-            </w:r>
-            <w:r>
-              <w:t xml:space="preserve"> into a </w:t>
+              <w:t xml:space="preserve">Convert the metadata table into a </w:t>
             </w:r>
             <w:proofErr w:type="spellStart"/>
             <w:r>
@@ -13282,16 +14817,22 @@
       <w:pPr>
         <w:pStyle w:val="Heading1"/>
       </w:pPr>
-      <w:bookmarkStart w:id="3" w:name="_Toc68088385"/>
+      <w:bookmarkStart w:id="16" w:name="_Toc68189284"/>
       <w:r>
         <w:lastRenderedPageBreak/>
-        <w:t>3-</w:t>
+        <w:t>3</w:t>
+      </w:r>
+      <w:r>
+        <w:t>a</w:t>
+      </w:r>
+      <w:r>
+        <w:t>-</w:t>
       </w:r>
       <w:proofErr w:type="gramStart"/>
       <w:r>
         <w:t>ordination.Rmd</w:t>
       </w:r>
-      <w:bookmarkEnd w:id="3"/>
+      <w:bookmarkEnd w:id="16"/>
       <w:proofErr w:type="gramEnd"/>
     </w:p>
     <w:p/>
@@ -13299,13 +14840,21 @@
       <w:pPr>
         <w:pStyle w:val="Heading2"/>
       </w:pPr>
+      <w:bookmarkStart w:id="17" w:name="_Toc68189285"/>
       <w:r>
         <w:t>Aim</w:t>
       </w:r>
+      <w:bookmarkEnd w:id="17"/>
     </w:p>
     <w:p>
       <w:r>
-        <w:t>To explore and visualise the community structures.</w:t>
+        <w:t>To explore and visualise the</w:t>
+      </w:r>
+      <w:r>
+        <w:t xml:space="preserve"> differences between sample communities, grouped by glacier</w:t>
+      </w:r>
+      <w:r>
+        <w:t>.</w:t>
       </w:r>
     </w:p>
     <w:p/>
@@ -13313,6 +14862,7 @@
       <w:pPr>
         <w:pStyle w:val="Heading2"/>
       </w:pPr>
+      <w:bookmarkStart w:id="18" w:name="_Toc68189286"/>
       <w:r>
         <w:t xml:space="preserve">Input </w:t>
       </w:r>
@@ -13322,6 +14872,7 @@
       <w:r>
         <w:t>iles</w:t>
       </w:r>
+      <w:bookmarkEnd w:id="18"/>
     </w:p>
     <w:tbl>
       <w:tblPr>
@@ -13469,6 +15020,7 @@
       <w:pPr>
         <w:pStyle w:val="Heading2"/>
       </w:pPr>
+      <w:bookmarkStart w:id="19" w:name="_Toc68189287"/>
       <w:r>
         <w:t xml:space="preserve">Output </w:t>
       </w:r>
@@ -13478,6 +15030,7 @@
       <w:r>
         <w:t>iles</w:t>
       </w:r>
+      <w:bookmarkEnd w:id="19"/>
     </w:p>
     <w:tbl>
       <w:tblPr>
@@ -13541,6 +15094,166 @@
             <w:pPr>
               <w:cnfStyle w:val="000000100000" w:firstRow="0" w:lastRow="0" w:firstColumn="0" w:lastColumn="0" w:oddVBand="0" w:evenVBand="0" w:oddHBand="1" w:evenHBand="0" w:firstRowFirstColumn="0" w:firstRowLastColumn="0" w:lastRowFirstColumn="0" w:lastRowLastColumn="0"/>
             </w:pPr>
+            <w:r>
+              <w:t>Agglomerated bar chart of phyla within samples</w:t>
+            </w:r>
+          </w:p>
+        </w:tc>
+      </w:tr>
+      <w:tr>
+        <w:tc>
+          <w:tcPr>
+            <w:cnfStyle w:val="001000000000" w:firstRow="0" w:lastRow="0" w:firstColumn="1" w:lastColumn="0" w:oddVBand="0" w:evenVBand="0" w:oddHBand="0" w:evenHBand="0" w:firstRowFirstColumn="0" w:firstRowLastColumn="0" w:lastRowFirstColumn="0" w:lastRowLastColumn="0"/>
+            <w:tcW w:w="7694" w:type="dxa"/>
+          </w:tcPr>
+          <w:p>
+            <w:r>
+              <w:t>results/PCoA-bray.pdf</w:t>
+            </w:r>
+          </w:p>
+        </w:tc>
+        <w:tc>
+          <w:tcPr>
+            <w:tcW w:w="7694" w:type="dxa"/>
+          </w:tcPr>
+          <w:p>
+            <w:pPr>
+              <w:cnfStyle w:val="000000000000" w:firstRow="0" w:lastRow="0" w:firstColumn="0" w:lastColumn="0" w:oddVBand="0" w:evenVBand="0" w:oddHBand="0" w:evenHBand="0" w:firstRowFirstColumn="0" w:firstRowLastColumn="0" w:lastRowFirstColumn="0" w:lastRowLastColumn="0"/>
+            </w:pPr>
+            <w:proofErr w:type="spellStart"/>
+            <w:r>
+              <w:t>PCoA</w:t>
+            </w:r>
+            <w:proofErr w:type="spellEnd"/>
+            <w:r>
+              <w:t xml:space="preserve"> using bray-</w:t>
+            </w:r>
+            <w:proofErr w:type="spellStart"/>
+            <w:r>
+              <w:t>curtis</w:t>
+            </w:r>
+            <w:proofErr w:type="spellEnd"/>
+            <w:r>
+              <w:t xml:space="preserve"> distances</w:t>
+            </w:r>
+          </w:p>
+        </w:tc>
+      </w:tr>
+      <w:tr>
+        <w:trPr>
+          <w:cnfStyle w:val="000000100000" w:firstRow="0" w:lastRow="0" w:firstColumn="0" w:lastColumn="0" w:oddVBand="0" w:evenVBand="0" w:oddHBand="1" w:evenHBand="0" w:firstRowFirstColumn="0" w:firstRowLastColumn="0" w:lastRowFirstColumn="0" w:lastRowLastColumn="0"/>
+        </w:trPr>
+        <w:tc>
+          <w:tcPr>
+            <w:cnfStyle w:val="001000000000" w:firstRow="0" w:lastRow="0" w:firstColumn="1" w:lastColumn="0" w:oddVBand="0" w:evenVBand="0" w:oddHBand="0" w:evenHBand="0" w:firstRowFirstColumn="0" w:firstRowLastColumn="0" w:lastRowFirstColumn="0" w:lastRowLastColumn="0"/>
+            <w:tcW w:w="7694" w:type="dxa"/>
+          </w:tcPr>
+          <w:p>
+            <w:r>
+              <w:t>results/PCoA-unifrac.pdf</w:t>
+            </w:r>
+          </w:p>
+        </w:tc>
+        <w:tc>
+          <w:tcPr>
+            <w:tcW w:w="7694" w:type="dxa"/>
+          </w:tcPr>
+          <w:p>
+            <w:pPr>
+              <w:cnfStyle w:val="000000100000" w:firstRow="0" w:lastRow="0" w:firstColumn="0" w:lastColumn="0" w:oddVBand="0" w:evenVBand="0" w:oddHBand="1" w:evenHBand="0" w:firstRowFirstColumn="0" w:firstRowLastColumn="0" w:lastRowFirstColumn="0" w:lastRowLastColumn="0"/>
+            </w:pPr>
+            <w:proofErr w:type="spellStart"/>
+            <w:r>
+              <w:t>PCoA</w:t>
+            </w:r>
+            <w:proofErr w:type="spellEnd"/>
+            <w:r>
+              <w:t xml:space="preserve"> using unweighted </w:t>
+            </w:r>
+            <w:proofErr w:type="spellStart"/>
+            <w:r>
+              <w:t>unifrac</w:t>
+            </w:r>
+            <w:proofErr w:type="spellEnd"/>
+            <w:r>
+              <w:t xml:space="preserve"> distances</w:t>
+            </w:r>
+          </w:p>
+        </w:tc>
+      </w:tr>
+      <w:tr>
+        <w:tc>
+          <w:tcPr>
+            <w:cnfStyle w:val="001000000000" w:firstRow="0" w:lastRow="0" w:firstColumn="1" w:lastColumn="0" w:oddVBand="0" w:evenVBand="0" w:oddHBand="0" w:evenHBand="0" w:firstRowFirstColumn="0" w:firstRowLastColumn="0" w:lastRowFirstColumn="0" w:lastRowLastColumn="0"/>
+            <w:tcW w:w="7694" w:type="dxa"/>
+          </w:tcPr>
+          <w:p>
+            <w:r>
+              <w:t>results/PCoA-wunifrac.pdf</w:t>
+            </w:r>
+          </w:p>
+        </w:tc>
+        <w:tc>
+          <w:tcPr>
+            <w:tcW w:w="7694" w:type="dxa"/>
+          </w:tcPr>
+          <w:p>
+            <w:pPr>
+              <w:cnfStyle w:val="000000000000" w:firstRow="0" w:lastRow="0" w:firstColumn="0" w:lastColumn="0" w:oddVBand="0" w:evenVBand="0" w:oddHBand="0" w:evenHBand="0" w:firstRowFirstColumn="0" w:firstRowLastColumn="0" w:lastRowFirstColumn="0" w:lastRowLastColumn="0"/>
+            </w:pPr>
+            <w:proofErr w:type="spellStart"/>
+            <w:r>
+              <w:t>PCoA</w:t>
+            </w:r>
+            <w:proofErr w:type="spellEnd"/>
+            <w:r>
+              <w:t xml:space="preserve"> using weighted </w:t>
+            </w:r>
+            <w:proofErr w:type="spellStart"/>
+            <w:r>
+              <w:t>unifrac</w:t>
+            </w:r>
+            <w:proofErr w:type="spellEnd"/>
+            <w:r>
+              <w:t xml:space="preserve"> distances</w:t>
+            </w:r>
+          </w:p>
+        </w:tc>
+      </w:tr>
+      <w:tr>
+        <w:trPr>
+          <w:cnfStyle w:val="000000100000" w:firstRow="0" w:lastRow="0" w:firstColumn="0" w:lastColumn="0" w:oddVBand="0" w:evenVBand="0" w:oddHBand="1" w:evenHBand="0" w:firstRowFirstColumn="0" w:firstRowLastColumn="0" w:lastRowFirstColumn="0" w:lastRowLastColumn="0"/>
+        </w:trPr>
+        <w:tc>
+          <w:tcPr>
+            <w:cnfStyle w:val="001000000000" w:firstRow="0" w:lastRow="0" w:firstColumn="1" w:lastColumn="0" w:oddVBand="0" w:evenVBand="0" w:oddHBand="0" w:evenHBand="0" w:firstRowFirstColumn="0" w:firstRowLastColumn="0" w:lastRowFirstColumn="0" w:lastRowLastColumn="0"/>
+            <w:tcW w:w="7694" w:type="dxa"/>
+          </w:tcPr>
+          <w:p>
+            <w:r>
+              <w:t>Results/NMDS-bray.pdf</w:t>
+            </w:r>
+          </w:p>
+        </w:tc>
+        <w:tc>
+          <w:tcPr>
+            <w:tcW w:w="7694" w:type="dxa"/>
+          </w:tcPr>
+          <w:p>
+            <w:pPr>
+              <w:cnfStyle w:val="000000100000" w:firstRow="0" w:lastRow="0" w:firstColumn="0" w:lastColumn="0" w:oddVBand="0" w:evenVBand="0" w:oddHBand="1" w:evenHBand="0" w:firstRowFirstColumn="0" w:firstRowLastColumn="0" w:lastRowFirstColumn="0" w:lastRowLastColumn="0"/>
+            </w:pPr>
+            <w:r>
+              <w:t>NMDS plot using bray-</w:t>
+            </w:r>
+            <w:proofErr w:type="spellStart"/>
+            <w:r>
+              <w:t>curtis</w:t>
+            </w:r>
+            <w:proofErr w:type="spellEnd"/>
+            <w:r>
+              <w:t xml:space="preserve"> distances</w:t>
+            </w:r>
           </w:p>
         </w:tc>
       </w:tr>
@@ -13550,9 +15263,11 @@
       <w:pPr>
         <w:pStyle w:val="Heading2"/>
       </w:pPr>
+      <w:bookmarkStart w:id="20" w:name="_Toc68189288"/>
       <w:r>
         <w:t>Code</w:t>
       </w:r>
+      <w:bookmarkEnd w:id="20"/>
     </w:p>
     <w:tbl>
       <w:tblPr>
@@ -13860,7 +15575,7 @@
             </w:pPr>
             <w:proofErr w:type="spellStart"/>
             <w:r>
-              <w:t>my_phyloseq</w:t>
+              <w:t>my_physeq</w:t>
             </w:r>
             <w:proofErr w:type="spellEnd"/>
             <w:r>
@@ -14057,6 +15772,33 @@
             <w:r>
               <w:t xml:space="preserve"> dissimilarity is 0, if they share no species it is 1. </w:t>
             </w:r>
+            <w:r>
+              <w:t xml:space="preserve">Distance is a function of the </w:t>
+            </w:r>
+            <w:proofErr w:type="spellStart"/>
+            <w:r>
+              <w:t>phyloseq</w:t>
+            </w:r>
+            <w:proofErr w:type="spellEnd"/>
+            <w:r>
+              <w:t xml:space="preserve"> package.</w:t>
+            </w:r>
+          </w:p>
+          <w:p>
+            <w:pPr>
+              <w:cnfStyle w:val="000000100000" w:firstRow="0" w:lastRow="0" w:firstColumn="0" w:lastColumn="0" w:oddVBand="0" w:evenVBand="0" w:oddHBand="1" w:evenHBand="0" w:firstRowFirstColumn="0" w:firstRowLastColumn="0" w:lastRowFirstColumn="0" w:lastRowLastColumn="0"/>
+            </w:pPr>
+          </w:p>
+          <w:p>
+            <w:pPr>
+              <w:cnfStyle w:val="000000100000" w:firstRow="0" w:lastRow="0" w:firstColumn="0" w:lastColumn="0" w:oddVBand="0" w:evenVBand="0" w:oddHBand="1" w:evenHBand="0" w:firstRowFirstColumn="0" w:firstRowLastColumn="0" w:lastRowFirstColumn="0" w:lastRowLastColumn="0"/>
+            </w:pPr>
+            <w:r>
+              <w:rPr>
+                <w:rStyle w:val="linkify"/>
+              </w:rPr>
+              <w:t>Bray-Curtis is used to quantify the compositional dissimilarity between two different sites, based on counts at each site. It is simple and doesn't make assumptions about genetic relationships.</w:t>
+            </w:r>
           </w:p>
         </w:tc>
         <w:tc>
@@ -14125,7 +15867,16 @@
             </w:r>
             <w:proofErr w:type="spellEnd"/>
             <w:r>
-              <w:t xml:space="preserve"> analysis and plot, scaled by the eigenvalues</w:t>
+              <w:t xml:space="preserve"> analysis</w:t>
+            </w:r>
+            <w:r>
+              <w:t>,</w:t>
+            </w:r>
+            <w:r>
+              <w:t xml:space="preserve"> plot, scaled by the eigenvalues</w:t>
+            </w:r>
+            <w:r>
+              <w:t>, and save as pdf</w:t>
             </w:r>
           </w:p>
         </w:tc>
@@ -14146,194 +15897,302 @@
             </w:r>
             <w:proofErr w:type="spellEnd"/>
             <w:r>
+              <w:t>) is</w:t>
+            </w:r>
+            <w:r>
+              <w:t xml:space="preserve"> a method to explore and to visualize similarities or dissimilarities of data. It starts with a similarity matrix or dissimilarity matrix (= distance matrix) and assigns for each item a location in a low-dimensional space, e.g. as a 3D graphics.</w:t>
+            </w:r>
+            <w:r>
+              <w:t xml:space="preserve"> PCOA tries to find the main axes through a matrix. It is a kind of </w:t>
+            </w:r>
+            <w:proofErr w:type="spellStart"/>
+            <w:r>
+              <w:t>eigenanalysis</w:t>
+            </w:r>
+            <w:proofErr w:type="spellEnd"/>
+            <w:r>
+              <w:t xml:space="preserve"> (sometimes referred as "singular value decomposition") and calculates a series of eigenvalues and eigenvectors. Each eigenvalue has an eigenvector, and there are as many eigenvectors and eigenvalues as there are rows in the initial matrix.</w:t>
+            </w:r>
+          </w:p>
+          <w:p>
+            <w:pPr>
+              <w:cnfStyle w:val="000000000000" w:firstRow="0" w:lastRow="0" w:firstColumn="0" w:lastColumn="0" w:oddVBand="0" w:evenVBand="0" w:oddHBand="0" w:evenHBand="0" w:firstRowFirstColumn="0" w:firstRowLastColumn="0" w:lastRowFirstColumn="0" w:lastRowLastColumn="0"/>
+            </w:pPr>
+          </w:p>
+          <w:p>
+            <w:pPr>
+              <w:cnfStyle w:val="000000000000" w:firstRow="0" w:lastRow="0" w:firstColumn="0" w:lastColumn="0" w:oddVBand="0" w:evenVBand="0" w:oddHBand="0" w:evenHBand="0" w:firstRowFirstColumn="0" w:firstRowLastColumn="0" w:lastRowFirstColumn="0" w:lastRowLastColumn="0"/>
+            </w:pPr>
+            <w:r>
+              <w:t xml:space="preserve">Eigenvalues are usually ranked from the greatest to the least. The first eigenvalue is often called the </w:t>
+            </w:r>
+            <w:r>
+              <w:lastRenderedPageBreak/>
+              <w:t xml:space="preserve">"dominant" or "leading" eigenvalue. Using the </w:t>
+            </w:r>
+            <w:proofErr w:type="gramStart"/>
+            <w:r>
+              <w:t>eigenvectors</w:t>
+            </w:r>
+            <w:proofErr w:type="gramEnd"/>
+            <w:r>
+              <w:t xml:space="preserve"> we can visualize the main axes through the initial distance matrix. Eigenvalues are also often called "latent values".</w:t>
+            </w:r>
+          </w:p>
+          <w:p>
+            <w:pPr>
+              <w:cnfStyle w:val="000000000000" w:firstRow="0" w:lastRow="0" w:firstColumn="0" w:lastColumn="0" w:oddVBand="0" w:evenVBand="0" w:oddHBand="0" w:evenHBand="0" w:firstRowFirstColumn="0" w:firstRowLastColumn="0" w:lastRowFirstColumn="0" w:lastRowLastColumn="0"/>
+            </w:pPr>
+          </w:p>
+          <w:p>
+            <w:pPr>
+              <w:cnfStyle w:val="000000000000" w:firstRow="0" w:lastRow="0" w:firstColumn="0" w:lastColumn="0" w:oddVBand="0" w:evenVBand="0" w:oddHBand="0" w:evenHBand="0" w:firstRowFirstColumn="0" w:firstRowLastColumn="0" w:lastRowFirstColumn="0" w:lastRowLastColumn="0"/>
+            </w:pPr>
+            <w:r>
+              <w:t>The result is a rotation of the data matrix: it does not change the positions of points relative to each other but it just changes the coordinate systems!</w:t>
+            </w:r>
+          </w:p>
+          <w:p>
+            <w:pPr>
+              <w:cnfStyle w:val="000000000000" w:firstRow="0" w:lastRow="0" w:firstColumn="0" w:lastColumn="0" w:oddVBand="0" w:evenVBand="0" w:oddHBand="0" w:evenHBand="0" w:firstRowFirstColumn="0" w:firstRowLastColumn="0" w:lastRowFirstColumn="0" w:lastRowLastColumn="0"/>
+            </w:pPr>
+          </w:p>
+          <w:p>
+            <w:pPr>
+              <w:cnfStyle w:val="000000000000" w:firstRow="0" w:lastRow="0" w:firstColumn="0" w:lastColumn="0" w:oddVBand="0" w:evenVBand="0" w:oddHBand="0" w:evenHBand="0" w:firstRowFirstColumn="0" w:firstRowLastColumn="0" w:lastRowFirstColumn="0" w:lastRowLastColumn="0"/>
+            </w:pPr>
+            <w:r>
+              <w:t xml:space="preserve">By using </w:t>
+            </w:r>
+            <w:proofErr w:type="spellStart"/>
+            <w:r>
+              <w:t>PCoA</w:t>
+            </w:r>
+            <w:proofErr w:type="spellEnd"/>
+            <w:r>
+              <w:t xml:space="preserve"> we can visualize individual and/or group differences. Individual differences can be used to show outliers.</w:t>
+            </w:r>
+          </w:p>
+          <w:p>
+            <w:pPr>
+              <w:cnfStyle w:val="000000000000" w:firstRow="0" w:lastRow="0" w:firstColumn="0" w:lastColumn="0" w:oddVBand="0" w:evenVBand="0" w:oddHBand="0" w:evenHBand="0" w:firstRowFirstColumn="0" w:firstRowLastColumn="0" w:lastRowFirstColumn="0" w:lastRowLastColumn="0"/>
+            </w:pPr>
+          </w:p>
+          <w:p>
+            <w:pPr>
+              <w:cnfStyle w:val="000000000000" w:firstRow="0" w:lastRow="0" w:firstColumn="0" w:lastColumn="0" w:oddVBand="0" w:evenVBand="0" w:oddHBand="0" w:evenHBand="0" w:firstRowFirstColumn="0" w:firstRowLastColumn="0" w:lastRowFirstColumn="0" w:lastRowLastColumn="0"/>
+            </w:pPr>
+            <w:r>
+              <w:t xml:space="preserve">Ordinate is a function of the </w:t>
+            </w:r>
+            <w:proofErr w:type="spellStart"/>
+            <w:r>
+              <w:t>phyloseq</w:t>
+            </w:r>
+            <w:proofErr w:type="spellEnd"/>
+            <w:r>
+              <w:t xml:space="preserve"> package.</w:t>
+            </w:r>
+          </w:p>
+        </w:tc>
+        <w:tc>
+          <w:tcPr>
+            <w:tcW w:w="7022" w:type="dxa"/>
+          </w:tcPr>
+          <w:p>
+            <w:pPr>
+              <w:cnfStyle w:val="000000000000" w:firstRow="0" w:lastRow="0" w:firstColumn="0" w:lastColumn="0" w:oddVBand="0" w:evenVBand="0" w:oddHBand="0" w:evenHBand="0" w:firstRowFirstColumn="0" w:firstRowLastColumn="0" w:lastRowFirstColumn="0" w:lastRowLastColumn="0"/>
+            </w:pPr>
+            <w:proofErr w:type="spellStart"/>
+            <w:r>
+              <w:lastRenderedPageBreak/>
+              <w:t>my_pcoa_bray</w:t>
+            </w:r>
+            <w:proofErr w:type="spellEnd"/>
+            <w:r>
+              <w:t xml:space="preserve"> &lt;- </w:t>
+            </w:r>
+            <w:proofErr w:type="gramStart"/>
+            <w:r>
+              <w:t>ordinate(</w:t>
+            </w:r>
+            <w:proofErr w:type="spellStart"/>
+            <w:proofErr w:type="gramEnd"/>
+            <w:r>
+              <w:t>my_physeq</w:t>
+            </w:r>
+            <w:proofErr w:type="spellEnd"/>
+            <w:r>
+              <w:t>, method = "</w:t>
+            </w:r>
+            <w:proofErr w:type="spellStart"/>
+            <w:r>
+              <w:t>PCoA</w:t>
+            </w:r>
+            <w:proofErr w:type="spellEnd"/>
+            <w:r>
+              <w:t>", distance = "bray")</w:t>
+            </w:r>
+          </w:p>
+          <w:p>
+            <w:pPr>
+              <w:cnfStyle w:val="000000000000" w:firstRow="0" w:lastRow="0" w:firstColumn="0" w:lastColumn="0" w:oddVBand="0" w:evenVBand="0" w:oddHBand="0" w:evenHBand="0" w:firstRowFirstColumn="0" w:firstRowLastColumn="0" w:lastRowFirstColumn="0" w:lastRowLastColumn="0"/>
+            </w:pPr>
+          </w:p>
+          <w:p>
+            <w:pPr>
+              <w:cnfStyle w:val="000000000000" w:firstRow="0" w:lastRow="0" w:firstColumn="0" w:lastColumn="0" w:oddVBand="0" w:evenVBand="0" w:oddHBand="0" w:evenHBand="0" w:firstRowFirstColumn="0" w:firstRowLastColumn="0" w:lastRowFirstColumn="0" w:lastRowLastColumn="0"/>
+            </w:pPr>
+            <w:proofErr w:type="spellStart"/>
+            <w:r>
+              <w:t>my_eigenvalues_bray</w:t>
+            </w:r>
+            <w:proofErr w:type="spellEnd"/>
+            <w:r>
+              <w:t xml:space="preserve"> &lt;- </w:t>
+            </w:r>
+            <w:proofErr w:type="spellStart"/>
+            <w:r>
+              <w:t>my_pcoa_bray$values$Eigenvalues</w:t>
+            </w:r>
+            <w:proofErr w:type="spellEnd"/>
+          </w:p>
+          <w:p>
+            <w:pPr>
+              <w:cnfStyle w:val="000000000000" w:firstRow="0" w:lastRow="0" w:firstColumn="0" w:lastColumn="0" w:oddVBand="0" w:evenVBand="0" w:oddHBand="0" w:evenHBand="0" w:firstRowFirstColumn="0" w:firstRowLastColumn="0" w:lastRowFirstColumn="0" w:lastRowLastColumn="0"/>
+            </w:pPr>
+          </w:p>
+          <w:p>
+            <w:pPr>
+              <w:cnfStyle w:val="000000000000" w:firstRow="0" w:lastRow="0" w:firstColumn="0" w:lastColumn="0" w:oddVBand="0" w:evenVBand="0" w:oddHBand="0" w:evenHBand="0" w:firstRowFirstColumn="0" w:firstRowLastColumn="0" w:lastRowFirstColumn="0" w:lastRowLastColumn="0"/>
+            </w:pPr>
+            <w:r>
+              <w:t xml:space="preserve">pdf("results/PCoA-bray.pdf") </w:t>
+            </w:r>
+          </w:p>
+          <w:p>
+            <w:pPr>
+              <w:cnfStyle w:val="000000000000" w:firstRow="0" w:lastRow="0" w:firstColumn="0" w:lastColumn="0" w:oddVBand="0" w:evenVBand="0" w:oddHBand="0" w:evenHBand="0" w:firstRowFirstColumn="0" w:firstRowLastColumn="0" w:lastRowFirstColumn="0" w:lastRowLastColumn="0"/>
+            </w:pPr>
+            <w:proofErr w:type="spellStart"/>
+            <w:r>
+              <w:t>plot_</w:t>
+            </w:r>
+            <w:proofErr w:type="gramStart"/>
+            <w:r>
+              <w:t>ordination</w:t>
+            </w:r>
+            <w:proofErr w:type="spellEnd"/>
+            <w:r>
+              <w:t>(</w:t>
+            </w:r>
+            <w:proofErr w:type="spellStart"/>
+            <w:proofErr w:type="gramEnd"/>
+            <w:r>
+              <w:t>my_physeq</w:t>
+            </w:r>
+            <w:proofErr w:type="spellEnd"/>
+            <w:r>
+              <w:t xml:space="preserve">, </w:t>
+            </w:r>
+            <w:proofErr w:type="spellStart"/>
+            <w:r>
+              <w:t>my_pcoa_bray</w:t>
+            </w:r>
+            <w:proofErr w:type="spellEnd"/>
+            <w:r>
+              <w:t xml:space="preserve">, </w:t>
+            </w:r>
+            <w:proofErr w:type="spellStart"/>
+            <w:r>
+              <w:t>color</w:t>
+            </w:r>
+            <w:proofErr w:type="spellEnd"/>
+            <w:r>
+              <w:t xml:space="preserve"> = "Glacier") +</w:t>
+            </w:r>
+          </w:p>
+          <w:p>
+            <w:pPr>
+              <w:cnfStyle w:val="000000000000" w:firstRow="0" w:lastRow="0" w:firstColumn="0" w:lastColumn="0" w:oddVBand="0" w:evenVBand="0" w:oddHBand="0" w:evenHBand="0" w:firstRowFirstColumn="0" w:firstRowLastColumn="0" w:lastRowFirstColumn="0" w:lastRowLastColumn="0"/>
+            </w:pPr>
+            <w:r>
+              <w:t xml:space="preserve">  </w:t>
+            </w:r>
+            <w:proofErr w:type="spellStart"/>
+            <w:r>
+              <w:t>geom_</w:t>
+            </w:r>
+            <w:proofErr w:type="gramStart"/>
+            <w:r>
+              <w:t>point</w:t>
+            </w:r>
+            <w:proofErr w:type="spellEnd"/>
+            <w:r>
+              <w:t>(</w:t>
+            </w:r>
+            <w:proofErr w:type="gramEnd"/>
+            <w:r>
+              <w:t>size = 3)+</w:t>
+            </w:r>
+          </w:p>
+          <w:p>
+            <w:pPr>
+              <w:cnfStyle w:val="000000000000" w:firstRow="0" w:lastRow="0" w:firstColumn="0" w:lastColumn="0" w:oddVBand="0" w:evenVBand="0" w:oddHBand="0" w:evenHBand="0" w:firstRowFirstColumn="0" w:firstRowLastColumn="0" w:lastRowFirstColumn="0" w:lastRowLastColumn="0"/>
+            </w:pPr>
+            <w:r>
+              <w:t xml:space="preserve">  </w:t>
+            </w:r>
+            <w:proofErr w:type="spellStart"/>
+            <w:r>
+              <w:t>coord_fixed</w:t>
+            </w:r>
+            <w:proofErr w:type="spellEnd"/>
+            <w:r>
+              <w:t>(sqrt(</w:t>
+            </w:r>
+            <w:proofErr w:type="spellStart"/>
+            <w:r>
+              <w:t>my_eigenvalues_bray</w:t>
+            </w:r>
+            <w:proofErr w:type="spellEnd"/>
+            <w:r>
+              <w:t>[2]/</w:t>
+            </w:r>
+            <w:proofErr w:type="spellStart"/>
+            <w:r>
+              <w:t>my_eigenvalues_</w:t>
+            </w:r>
+            <w:proofErr w:type="gramStart"/>
+            <w:r>
+              <w:t>bray</w:t>
+            </w:r>
+            <w:proofErr w:type="spellEnd"/>
+            <w:r>
+              <w:t>[</w:t>
+            </w:r>
+            <w:proofErr w:type="gramEnd"/>
+            <w:r>
+              <w:t>1]))</w:t>
+            </w:r>
+          </w:p>
+          <w:p>
+            <w:pPr>
+              <w:cnfStyle w:val="000000000000" w:firstRow="0" w:lastRow="0" w:firstColumn="0" w:lastColumn="0" w:oddVBand="0" w:evenVBand="0" w:oddHBand="0" w:evenHBand="0" w:firstRowFirstColumn="0" w:firstRowLastColumn="0" w:lastRowFirstColumn="0" w:lastRowLastColumn="0"/>
+            </w:pPr>
+            <w:proofErr w:type="spellStart"/>
+            <w:proofErr w:type="gramStart"/>
+            <w:r>
+              <w:t>dev.off</w:t>
+            </w:r>
+            <w:proofErr w:type="spellEnd"/>
+            <w:r>
+              <w:t>(</w:t>
+            </w:r>
+            <w:proofErr w:type="gramEnd"/>
+            <w:r>
               <w:t>)</w:t>
             </w:r>
-            <w:bookmarkStart w:id="4" w:name="_GoBack"/>
-            <w:bookmarkEnd w:id="4"/>
-            <w:r>
-              <w:t xml:space="preserve"> is </w:t>
-            </w:r>
-          </w:p>
-        </w:tc>
-        <w:tc>
-          <w:tcPr>
-            <w:tcW w:w="7022" w:type="dxa"/>
-          </w:tcPr>
-          <w:p>
-            <w:pPr>
-              <w:cnfStyle w:val="000000000000" w:firstRow="0" w:lastRow="0" w:firstColumn="0" w:lastColumn="0" w:oddVBand="0" w:evenVBand="0" w:oddHBand="0" w:evenHBand="0" w:firstRowFirstColumn="0" w:firstRowLastColumn="0" w:lastRowFirstColumn="0" w:lastRowLastColumn="0"/>
-            </w:pPr>
-            <w:proofErr w:type="spellStart"/>
-            <w:r>
-              <w:t>my_pcoa_bray</w:t>
-            </w:r>
-            <w:proofErr w:type="spellEnd"/>
-            <w:r>
-              <w:t xml:space="preserve"> &lt;- </w:t>
-            </w:r>
-            <w:proofErr w:type="gramStart"/>
-            <w:r>
-              <w:t>ordinate(</w:t>
-            </w:r>
-            <w:proofErr w:type="spellStart"/>
-            <w:proofErr w:type="gramEnd"/>
-            <w:r>
-              <w:t>my_physeq</w:t>
-            </w:r>
-            <w:proofErr w:type="spellEnd"/>
-            <w:r>
-              <w:t>, method = "</w:t>
-            </w:r>
-            <w:proofErr w:type="spellStart"/>
-            <w:r>
-              <w:t>PCoA</w:t>
-            </w:r>
-            <w:proofErr w:type="spellEnd"/>
-            <w:r>
-              <w:t>", distance = "bray")</w:t>
-            </w:r>
-          </w:p>
-          <w:p>
-            <w:pPr>
-              <w:cnfStyle w:val="000000000000" w:firstRow="0" w:lastRow="0" w:firstColumn="0" w:lastColumn="0" w:oddVBand="0" w:evenVBand="0" w:oddHBand="0" w:evenHBand="0" w:firstRowFirstColumn="0" w:firstRowLastColumn="0" w:lastRowFirstColumn="0" w:lastRowLastColumn="0"/>
-            </w:pPr>
-            <w:proofErr w:type="spellStart"/>
-            <w:r>
-              <w:t>my_eigenvalues_bray</w:t>
-            </w:r>
-            <w:proofErr w:type="spellEnd"/>
-            <w:r>
-              <w:t xml:space="preserve"> &lt;- </w:t>
-            </w:r>
-            <w:proofErr w:type="spellStart"/>
-            <w:r>
-              <w:t>my_pcoa_bray$values$Eigenvalues</w:t>
-            </w:r>
-            <w:proofErr w:type="spellEnd"/>
-          </w:p>
-          <w:p>
-            <w:pPr>
-              <w:cnfStyle w:val="000000000000" w:firstRow="0" w:lastRow="0" w:firstColumn="0" w:lastColumn="0" w:oddVBand="0" w:evenVBand="0" w:oddHBand="0" w:evenHBand="0" w:firstRowFirstColumn="0" w:firstRowLastColumn="0" w:lastRowFirstColumn="0" w:lastRowLastColumn="0"/>
-            </w:pPr>
-            <w:proofErr w:type="spellStart"/>
-            <w:r>
-              <w:t>pcoa_plot_bray</w:t>
-            </w:r>
-            <w:proofErr w:type="spellEnd"/>
-            <w:r>
-              <w:t xml:space="preserve"> = </w:t>
-            </w:r>
-            <w:proofErr w:type="spellStart"/>
-            <w:r>
-              <w:t>plot_</w:t>
-            </w:r>
-            <w:proofErr w:type="gramStart"/>
-            <w:r>
-              <w:t>ordination</w:t>
-            </w:r>
-            <w:proofErr w:type="spellEnd"/>
-            <w:r>
-              <w:t>(</w:t>
-            </w:r>
-            <w:proofErr w:type="spellStart"/>
-            <w:proofErr w:type="gramEnd"/>
-            <w:r>
-              <w:t>my_physeq</w:t>
-            </w:r>
-            <w:proofErr w:type="spellEnd"/>
-            <w:r>
-              <w:t xml:space="preserve">, </w:t>
-            </w:r>
-            <w:proofErr w:type="spellStart"/>
-            <w:r>
-              <w:t>my_pcoa_bray</w:t>
-            </w:r>
-            <w:proofErr w:type="spellEnd"/>
-            <w:r>
-              <w:t xml:space="preserve">, </w:t>
-            </w:r>
-            <w:proofErr w:type="spellStart"/>
-            <w:r>
-              <w:t>color</w:t>
-            </w:r>
-            <w:proofErr w:type="spellEnd"/>
-            <w:r>
-              <w:t xml:space="preserve"> = "Location") +</w:t>
-            </w:r>
-          </w:p>
-          <w:p>
-            <w:pPr>
-              <w:cnfStyle w:val="000000000000" w:firstRow="0" w:lastRow="0" w:firstColumn="0" w:lastColumn="0" w:oddVBand="0" w:evenVBand="0" w:oddHBand="0" w:evenHBand="0" w:firstRowFirstColumn="0" w:firstRowLastColumn="0" w:lastRowFirstColumn="0" w:lastRowLastColumn="0"/>
-            </w:pPr>
-            <w:r>
-              <w:t xml:space="preserve">  </w:t>
-            </w:r>
-            <w:proofErr w:type="spellStart"/>
-            <w:r>
-              <w:t>geom_</w:t>
-            </w:r>
-            <w:proofErr w:type="gramStart"/>
-            <w:r>
-              <w:t>point</w:t>
-            </w:r>
-            <w:proofErr w:type="spellEnd"/>
-            <w:r>
-              <w:t>(</w:t>
-            </w:r>
-            <w:proofErr w:type="gramEnd"/>
-            <w:r>
-              <w:t>size = 3)+</w:t>
-            </w:r>
-          </w:p>
-          <w:p>
-            <w:pPr>
-              <w:cnfStyle w:val="000000000000" w:firstRow="0" w:lastRow="0" w:firstColumn="0" w:lastColumn="0" w:oddVBand="0" w:evenVBand="0" w:oddHBand="0" w:evenHBand="0" w:firstRowFirstColumn="0" w:firstRowLastColumn="0" w:lastRowFirstColumn="0" w:lastRowLastColumn="0"/>
-            </w:pPr>
-            <w:r>
-              <w:t xml:space="preserve">  </w:t>
-            </w:r>
-            <w:proofErr w:type="spellStart"/>
-            <w:r>
-              <w:t>coord_fixed</w:t>
-            </w:r>
-            <w:proofErr w:type="spellEnd"/>
-            <w:r>
-              <w:t>(sqrt(</w:t>
-            </w:r>
-            <w:proofErr w:type="spellStart"/>
-            <w:r>
-              <w:t>my_eigenvalues_bray</w:t>
-            </w:r>
-            <w:proofErr w:type="spellEnd"/>
-            <w:r>
-              <w:t>[2]/</w:t>
-            </w:r>
-            <w:proofErr w:type="spellStart"/>
-            <w:r>
-              <w:t>my_eigenvalues_</w:t>
-            </w:r>
-            <w:proofErr w:type="gramStart"/>
-            <w:r>
-              <w:t>bray</w:t>
-            </w:r>
-            <w:proofErr w:type="spellEnd"/>
-            <w:r>
-              <w:t>[</w:t>
-            </w:r>
-            <w:proofErr w:type="gramEnd"/>
-            <w:r>
-              <w:t>1]))</w:t>
-            </w:r>
-          </w:p>
-          <w:p>
-            <w:pPr>
-              <w:cnfStyle w:val="000000000000" w:firstRow="0" w:lastRow="0" w:firstColumn="0" w:lastColumn="0" w:oddVBand="0" w:evenVBand="0" w:oddHBand="0" w:evenHBand="0" w:firstRowFirstColumn="0" w:firstRowLastColumn="0" w:lastRowFirstColumn="0" w:lastRowLastColumn="0"/>
-            </w:pPr>
-            <w:proofErr w:type="spellStart"/>
-            <w:r>
-              <w:t>pcoa_plot_bray</w:t>
-            </w:r>
-            <w:proofErr w:type="spellEnd"/>
           </w:p>
         </w:tc>
       </w:tr>
@@ -14350,6 +16209,9 @@
             <w:r>
               <w:t xml:space="preserve">Carry out unweighted </w:t>
             </w:r>
+            <w:r>
+              <w:t xml:space="preserve">and weighted </w:t>
+            </w:r>
             <w:proofErr w:type="spellStart"/>
             <w:r>
               <w:t>unifrac</w:t>
@@ -14364,7 +16226,16 @@
             </w:r>
             <w:proofErr w:type="spellEnd"/>
             <w:r>
-              <w:t xml:space="preserve"> analysis and plot, scaled by the eigenvalues</w:t>
+              <w:t xml:space="preserve"> analysis</w:t>
+            </w:r>
+            <w:r>
+              <w:t xml:space="preserve">, </w:t>
+            </w:r>
+            <w:r>
+              <w:t>plot, scaled by the eigenvalues</w:t>
+            </w:r>
+            <w:r>
+              <w:t>, and save</w:t>
             </w:r>
           </w:p>
         </w:tc>
@@ -14376,6 +16247,147 @@
             <w:pPr>
               <w:cnfStyle w:val="000000100000" w:firstRow="0" w:lastRow="0" w:firstColumn="0" w:lastColumn="0" w:oddVBand="0" w:evenVBand="0" w:oddHBand="1" w:evenHBand="0" w:firstRowFirstColumn="0" w:firstRowLastColumn="0" w:lastRowFirstColumn="0" w:lastRowLastColumn="0"/>
             </w:pPr>
+            <w:r>
+              <w:t xml:space="preserve">See above. </w:t>
+            </w:r>
+            <w:r>
+              <w:t xml:space="preserve">Unweighted </w:t>
+            </w:r>
+            <w:proofErr w:type="spellStart"/>
+            <w:r>
+              <w:t>UniFrac</w:t>
+            </w:r>
+            <w:proofErr w:type="spellEnd"/>
+            <w:r>
+              <w:t xml:space="preserve"> measures the distance between two communities by calculating the fraction of the branch length in a phylogenetic tree that leads to descendants in either, but not both, of the two communities</w:t>
+            </w:r>
+            <w:r>
+              <w:t>.</w:t>
+            </w:r>
+          </w:p>
+          <w:p>
+            <w:pPr>
+              <w:cnfStyle w:val="000000100000" w:firstRow="0" w:lastRow="0" w:firstColumn="0" w:lastColumn="0" w:oddVBand="0" w:evenVBand="0" w:oddHBand="1" w:evenHBand="0" w:firstRowFirstColumn="0" w:firstRowLastColumn="0" w:lastRowFirstColumn="0" w:lastRowLastColumn="0"/>
+            </w:pPr>
+          </w:p>
+          <w:p>
+            <w:pPr>
+              <w:cnfStyle w:val="000000100000" w:firstRow="0" w:lastRow="0" w:firstColumn="0" w:lastColumn="0" w:oddVBand="0" w:evenVBand="0" w:oddHBand="1" w:evenHBand="0" w:firstRowFirstColumn="0" w:firstRowLastColumn="0" w:lastRowFirstColumn="0" w:lastRowLastColumn="0"/>
+            </w:pPr>
+            <w:proofErr w:type="spellStart"/>
+            <w:r>
+              <w:rPr>
+                <w:rStyle w:val="linkify"/>
+              </w:rPr>
+              <w:t>UniFrac</w:t>
+            </w:r>
+            <w:proofErr w:type="spellEnd"/>
+            <w:r>
+              <w:rPr>
+                <w:rStyle w:val="linkify"/>
+              </w:rPr>
+              <w:t xml:space="preserve"> distance take the </w:t>
+            </w:r>
+            <w:proofErr w:type="spellStart"/>
+            <w:r>
+              <w:rPr>
+                <w:rStyle w:val="linkify"/>
+              </w:rPr>
+              <w:t>phylogentic</w:t>
+            </w:r>
+            <w:proofErr w:type="spellEnd"/>
+            <w:r>
+              <w:rPr>
+                <w:rStyle w:val="linkify"/>
+              </w:rPr>
+              <w:t xml:space="preserve"> </w:t>
+            </w:r>
+            <w:proofErr w:type="spellStart"/>
+            <w:r>
+              <w:rPr>
+                <w:rStyle w:val="linkify"/>
+              </w:rPr>
+              <w:t>relatness</w:t>
+            </w:r>
+            <w:proofErr w:type="spellEnd"/>
+            <w:r>
+              <w:rPr>
+                <w:rStyle w:val="linkify"/>
+              </w:rPr>
+              <w:t xml:space="preserve"> of ASVs into </w:t>
+            </w:r>
+            <w:proofErr w:type="gramStart"/>
+            <w:r>
+              <w:rPr>
+                <w:rStyle w:val="linkify"/>
+              </w:rPr>
+              <w:t>account  while</w:t>
+            </w:r>
+            <w:proofErr w:type="gramEnd"/>
+            <w:r>
+              <w:rPr>
+                <w:rStyle w:val="linkify"/>
+              </w:rPr>
+              <w:t xml:space="preserve"> the Bray-</w:t>
+            </w:r>
+            <w:proofErr w:type="spellStart"/>
+            <w:r>
+              <w:rPr>
+                <w:rStyle w:val="linkify"/>
+              </w:rPr>
+              <w:t>curties</w:t>
+            </w:r>
+            <w:proofErr w:type="spellEnd"/>
+            <w:r>
+              <w:rPr>
+                <w:rStyle w:val="linkify"/>
+              </w:rPr>
+              <w:t xml:space="preserve"> distance only consider the abundance.  </w:t>
+            </w:r>
+          </w:p>
+          <w:p>
+            <w:pPr>
+              <w:cnfStyle w:val="000000100000" w:firstRow="0" w:lastRow="0" w:firstColumn="0" w:lastColumn="0" w:oddVBand="0" w:evenVBand="0" w:oddHBand="1" w:evenHBand="0" w:firstRowFirstColumn="0" w:firstRowLastColumn="0" w:lastRowFirstColumn="0" w:lastRowLastColumn="0"/>
+            </w:pPr>
+          </w:p>
+          <w:p>
+            <w:pPr>
+              <w:cnfStyle w:val="000000100000" w:firstRow="0" w:lastRow="0" w:firstColumn="0" w:lastColumn="0" w:oddVBand="0" w:evenVBand="0" w:oddHBand="1" w:evenHBand="0" w:firstRowFirstColumn="0" w:firstRowLastColumn="0" w:lastRowFirstColumn="0" w:lastRowLastColumn="0"/>
+            </w:pPr>
+            <w:proofErr w:type="spellStart"/>
+            <w:r>
+              <w:t>UniFrac</w:t>
+            </w:r>
+            <w:proofErr w:type="spellEnd"/>
+            <w:r>
+              <w:t xml:space="preserve"> is a distance metric used for comparing biological communities. It differs from dissimilarity measures such as Bray-Curtis dissimilarity in that it incorporates information on the relative relatedness of community members by incorporating phylogenetic distances between observed organisms in the computation.</w:t>
+            </w:r>
+          </w:p>
+          <w:p>
+            <w:pPr>
+              <w:cnfStyle w:val="000000100000" w:firstRow="0" w:lastRow="0" w:firstColumn="0" w:lastColumn="0" w:oddVBand="0" w:evenVBand="0" w:oddHBand="1" w:evenHBand="0" w:firstRowFirstColumn="0" w:firstRowLastColumn="0" w:lastRowFirstColumn="0" w:lastRowLastColumn="0"/>
+            </w:pPr>
+          </w:p>
+          <w:p>
+            <w:pPr>
+              <w:cnfStyle w:val="000000100000" w:firstRow="0" w:lastRow="0" w:firstColumn="0" w:lastColumn="0" w:oddVBand="0" w:evenVBand="0" w:oddHBand="1" w:evenHBand="0" w:firstRowFirstColumn="0" w:firstRowLastColumn="0" w:lastRowFirstColumn="0" w:lastRowLastColumn="0"/>
+            </w:pPr>
+            <w:r>
+              <w:t xml:space="preserve">Both weighted (quantitative) and unweighted (qualitative) variants of </w:t>
+            </w:r>
+            <w:proofErr w:type="spellStart"/>
+            <w:proofErr w:type="gramStart"/>
+            <w:r>
+              <w:t>UniFrac</w:t>
+            </w:r>
+            <w:proofErr w:type="spellEnd"/>
+            <w:r>
+              <w:t>[</w:t>
+            </w:r>
+            <w:proofErr w:type="gramEnd"/>
+            <w:r>
+              <w:t>1] are widely used in microbial ecology, where the former accounts for abundance of observed organisms, while the latter only considers their presence or absence.</w:t>
+            </w:r>
           </w:p>
         </w:tc>
         <w:tc>
@@ -14386,6 +16398,234 @@
             <w:pPr>
               <w:cnfStyle w:val="000000100000" w:firstRow="0" w:lastRow="0" w:firstColumn="0" w:lastColumn="0" w:oddVBand="0" w:evenVBand="0" w:oddHBand="1" w:evenHBand="0" w:firstRowFirstColumn="0" w:firstRowLastColumn="0" w:lastRowFirstColumn="0" w:lastRowLastColumn="0"/>
             </w:pPr>
+            <w:r>
+              <w:t xml:space="preserve">#Unweighted </w:t>
+            </w:r>
+            <w:proofErr w:type="spellStart"/>
+            <w:r>
+              <w:t>UniFrac</w:t>
+            </w:r>
+            <w:proofErr w:type="spellEnd"/>
+          </w:p>
+          <w:p>
+            <w:pPr>
+              <w:cnfStyle w:val="000000100000" w:firstRow="0" w:lastRow="0" w:firstColumn="0" w:lastColumn="0" w:oddVBand="0" w:evenVBand="0" w:oddHBand="1" w:evenHBand="0" w:firstRowFirstColumn="0" w:firstRowLastColumn="0" w:lastRowFirstColumn="0" w:lastRowLastColumn="0"/>
+            </w:pPr>
+            <w:proofErr w:type="spellStart"/>
+            <w:r>
+              <w:t>my_pcoa_uni</w:t>
+            </w:r>
+            <w:proofErr w:type="spellEnd"/>
+            <w:r>
+              <w:t xml:space="preserve"> &lt;- </w:t>
+            </w:r>
+            <w:proofErr w:type="gramStart"/>
+            <w:r>
+              <w:t>ordinate(</w:t>
+            </w:r>
+            <w:proofErr w:type="spellStart"/>
+            <w:proofErr w:type="gramEnd"/>
+            <w:r>
+              <w:t>my_physeq</w:t>
+            </w:r>
+            <w:proofErr w:type="spellEnd"/>
+            <w:r>
+              <w:t>, method = "</w:t>
+            </w:r>
+            <w:proofErr w:type="spellStart"/>
+            <w:r>
+              <w:t>PCoA</w:t>
+            </w:r>
+            <w:proofErr w:type="spellEnd"/>
+            <w:r>
+              <w:t>", distance = "</w:t>
+            </w:r>
+            <w:proofErr w:type="spellStart"/>
+            <w:r>
+              <w:t>unifrac</w:t>
+            </w:r>
+            <w:proofErr w:type="spellEnd"/>
+            <w:r>
+              <w:t>")</w:t>
+            </w:r>
+          </w:p>
+          <w:p>
+            <w:pPr>
+              <w:cnfStyle w:val="000000100000" w:firstRow="0" w:lastRow="0" w:firstColumn="0" w:lastColumn="0" w:oddVBand="0" w:evenVBand="0" w:oddHBand="1" w:evenHBand="0" w:firstRowFirstColumn="0" w:firstRowLastColumn="0" w:lastRowFirstColumn="0" w:lastRowLastColumn="0"/>
+            </w:pPr>
+            <w:proofErr w:type="spellStart"/>
+            <w:r>
+              <w:t>my_eigenvalues_uni</w:t>
+            </w:r>
+            <w:proofErr w:type="spellEnd"/>
+            <w:r>
+              <w:t xml:space="preserve"> &lt;- </w:t>
+            </w:r>
+            <w:proofErr w:type="spellStart"/>
+            <w:r>
+              <w:t>my_pcoa_uni$values$Eigenvalues</w:t>
+            </w:r>
+            <w:proofErr w:type="spellEnd"/>
+          </w:p>
+          <w:p>
+            <w:pPr>
+              <w:cnfStyle w:val="000000100000" w:firstRow="0" w:lastRow="0" w:firstColumn="0" w:lastColumn="0" w:oddVBand="0" w:evenVBand="0" w:oddHBand="1" w:evenHBand="0" w:firstRowFirstColumn="0" w:firstRowLastColumn="0" w:lastRowFirstColumn="0" w:lastRowLastColumn="0"/>
+            </w:pPr>
+          </w:p>
+          <w:p>
+            <w:pPr>
+              <w:cnfStyle w:val="000000100000" w:firstRow="0" w:lastRow="0" w:firstColumn="0" w:lastColumn="0" w:oddVBand="0" w:evenVBand="0" w:oddHBand="1" w:evenHBand="0" w:firstRowFirstColumn="0" w:firstRowLastColumn="0" w:lastRowFirstColumn="0" w:lastRowLastColumn="0"/>
+            </w:pPr>
+            <w:r>
+              <w:t xml:space="preserve">pdf("results/PCoA-unifrac.pdf") </w:t>
+            </w:r>
+          </w:p>
+          <w:p>
+            <w:pPr>
+              <w:cnfStyle w:val="000000100000" w:firstRow="0" w:lastRow="0" w:firstColumn="0" w:lastColumn="0" w:oddVBand="0" w:evenVBand="0" w:oddHBand="1" w:evenHBand="0" w:firstRowFirstColumn="0" w:firstRowLastColumn="0" w:lastRowFirstColumn="0" w:lastRowLastColumn="0"/>
+            </w:pPr>
+            <w:proofErr w:type="spellStart"/>
+            <w:r>
+              <w:t>plot_</w:t>
+            </w:r>
+            <w:proofErr w:type="gramStart"/>
+            <w:r>
+              <w:t>ordination</w:t>
+            </w:r>
+            <w:proofErr w:type="spellEnd"/>
+            <w:r>
+              <w:t>(</w:t>
+            </w:r>
+            <w:proofErr w:type="spellStart"/>
+            <w:proofErr w:type="gramEnd"/>
+            <w:r>
+              <w:t>my_physeq</w:t>
+            </w:r>
+            <w:proofErr w:type="spellEnd"/>
+            <w:r>
+              <w:t xml:space="preserve">, </w:t>
+            </w:r>
+            <w:proofErr w:type="spellStart"/>
+            <w:r>
+              <w:t>my_pcoa_uni</w:t>
+            </w:r>
+            <w:proofErr w:type="spellEnd"/>
+            <w:r>
+              <w:t xml:space="preserve">, </w:t>
+            </w:r>
+            <w:proofErr w:type="spellStart"/>
+            <w:r>
+              <w:t>color</w:t>
+            </w:r>
+            <w:proofErr w:type="spellEnd"/>
+            <w:r>
+              <w:t xml:space="preserve"> = "Glacier") +</w:t>
+            </w:r>
+          </w:p>
+          <w:p>
+            <w:pPr>
+              <w:cnfStyle w:val="000000100000" w:firstRow="0" w:lastRow="0" w:firstColumn="0" w:lastColumn="0" w:oddVBand="0" w:evenVBand="0" w:oddHBand="1" w:evenHBand="0" w:firstRowFirstColumn="0" w:firstRowLastColumn="0" w:lastRowFirstColumn="0" w:lastRowLastColumn="0"/>
+            </w:pPr>
+            <w:r>
+              <w:t xml:space="preserve">  </w:t>
+            </w:r>
+            <w:proofErr w:type="spellStart"/>
+            <w:r>
+              <w:t>geom_</w:t>
+            </w:r>
+            <w:proofErr w:type="gramStart"/>
+            <w:r>
+              <w:t>point</w:t>
+            </w:r>
+            <w:proofErr w:type="spellEnd"/>
+            <w:r>
+              <w:t>(</w:t>
+            </w:r>
+            <w:proofErr w:type="gramEnd"/>
+            <w:r>
+              <w:t>size = 3)+</w:t>
+            </w:r>
+          </w:p>
+          <w:p>
+            <w:pPr>
+              <w:cnfStyle w:val="000000100000" w:firstRow="0" w:lastRow="0" w:firstColumn="0" w:lastColumn="0" w:oddVBand="0" w:evenVBand="0" w:oddHBand="1" w:evenHBand="0" w:firstRowFirstColumn="0" w:firstRowLastColumn="0" w:lastRowFirstColumn="0" w:lastRowLastColumn="0"/>
+            </w:pPr>
+            <w:r>
+              <w:t xml:space="preserve">  </w:t>
+            </w:r>
+            <w:proofErr w:type="spellStart"/>
+            <w:r>
+              <w:t>coord_fixed</w:t>
+            </w:r>
+            <w:proofErr w:type="spellEnd"/>
+            <w:r>
+              <w:t>(sqrt(</w:t>
+            </w:r>
+            <w:proofErr w:type="spellStart"/>
+            <w:r>
+              <w:t>my_eigenvalues_uni</w:t>
+            </w:r>
+            <w:proofErr w:type="spellEnd"/>
+            <w:r>
+              <w:t>[2]/</w:t>
+            </w:r>
+            <w:proofErr w:type="spellStart"/>
+            <w:r>
+              <w:t>my_eigenvalues_</w:t>
+            </w:r>
+            <w:proofErr w:type="gramStart"/>
+            <w:r>
+              <w:t>uni</w:t>
+            </w:r>
+            <w:proofErr w:type="spellEnd"/>
+            <w:r>
+              <w:t>[</w:t>
+            </w:r>
+            <w:proofErr w:type="gramEnd"/>
+            <w:r>
+              <w:t>1]))</w:t>
+            </w:r>
+          </w:p>
+          <w:p>
+            <w:pPr>
+              <w:cnfStyle w:val="000000100000" w:firstRow="0" w:lastRow="0" w:firstColumn="0" w:lastColumn="0" w:oddVBand="0" w:evenVBand="0" w:oddHBand="1" w:evenHBand="0" w:firstRowFirstColumn="0" w:firstRowLastColumn="0" w:lastRowFirstColumn="0" w:lastRowLastColumn="0"/>
+            </w:pPr>
+            <w:proofErr w:type="spellStart"/>
+            <w:proofErr w:type="gramStart"/>
+            <w:r>
+              <w:t>dev.off</w:t>
+            </w:r>
+            <w:proofErr w:type="spellEnd"/>
+            <w:r>
+              <w:t>(</w:t>
+            </w:r>
+            <w:proofErr w:type="gramEnd"/>
+            <w:r>
+              <w:t>)</w:t>
+            </w:r>
+          </w:p>
+          <w:p>
+            <w:pPr>
+              <w:cnfStyle w:val="000000100000" w:firstRow="0" w:lastRow="0" w:firstColumn="0" w:lastColumn="0" w:oddVBand="0" w:evenVBand="0" w:oddHBand="1" w:evenHBand="0" w:firstRowFirstColumn="0" w:firstRowLastColumn="0" w:lastRowFirstColumn="0" w:lastRowLastColumn="0"/>
+            </w:pPr>
+          </w:p>
+          <w:p>
+            <w:pPr>
+              <w:cnfStyle w:val="000000100000" w:firstRow="0" w:lastRow="0" w:firstColumn="0" w:lastColumn="0" w:oddVBand="0" w:evenVBand="0" w:oddHBand="1" w:evenHBand="0" w:firstRowFirstColumn="0" w:firstRowLastColumn="0" w:lastRowFirstColumn="0" w:lastRowLastColumn="0"/>
+            </w:pPr>
+            <w:r>
+              <w:t xml:space="preserve">#Weighted </w:t>
+            </w:r>
+            <w:proofErr w:type="spellStart"/>
+            <w:r>
+              <w:t>Unifrac</w:t>
+            </w:r>
+            <w:proofErr w:type="spellEnd"/>
+          </w:p>
+          <w:p>
+            <w:pPr>
+              <w:cnfStyle w:val="000000100000" w:firstRow="0" w:lastRow="0" w:firstColumn="0" w:lastColumn="0" w:oddVBand="0" w:evenVBand="0" w:oddHBand="1" w:evenHBand="0" w:firstRowFirstColumn="0" w:firstRowLastColumn="0" w:lastRowFirstColumn="0" w:lastRowLastColumn="0"/>
+            </w:pPr>
             <w:proofErr w:type="spellStart"/>
             <w:r>
               <w:t>my_pcoa_wuni</w:t>
@@ -14446,14 +16686,19 @@
             <w:pPr>
               <w:cnfStyle w:val="000000100000" w:firstRow="0" w:lastRow="0" w:firstColumn="0" w:lastColumn="0" w:oddVBand="0" w:evenVBand="0" w:oddHBand="1" w:evenHBand="0" w:firstRowFirstColumn="0" w:firstRowLastColumn="0" w:lastRowFirstColumn="0" w:lastRowLastColumn="0"/>
             </w:pPr>
-            <w:proofErr w:type="spellStart"/>
-            <w:r>
-              <w:t>pcoa_plot_wuni</w:t>
-            </w:r>
-            <w:proofErr w:type="spellEnd"/>
-            <w:r>
-              <w:t xml:space="preserve"> = </w:t>
-            </w:r>
+          </w:p>
+          <w:p>
+            <w:pPr>
+              <w:cnfStyle w:val="000000100000" w:firstRow="0" w:lastRow="0" w:firstColumn="0" w:lastColumn="0" w:oddVBand="0" w:evenVBand="0" w:oddHBand="1" w:evenHBand="0" w:firstRowFirstColumn="0" w:firstRowLastColumn="0" w:lastRowFirstColumn="0" w:lastRowLastColumn="0"/>
+            </w:pPr>
+            <w:r>
+              <w:t xml:space="preserve">pdf("results/PCoA-wunifrac.pdf") </w:t>
+            </w:r>
+          </w:p>
+          <w:p>
+            <w:pPr>
+              <w:cnfStyle w:val="000000100000" w:firstRow="0" w:lastRow="0" w:firstColumn="0" w:lastColumn="0" w:oddVBand="0" w:evenVBand="0" w:oddHBand="1" w:evenHBand="0" w:firstRowFirstColumn="0" w:firstRowLastColumn="0" w:lastRowFirstColumn="0" w:lastRowLastColumn="0"/>
+            </w:pPr>
             <w:proofErr w:type="spellStart"/>
             <w:r>
               <w:t>plot_</w:t>
@@ -14489,7 +16734,7 @@
             </w:r>
             <w:proofErr w:type="spellEnd"/>
             <w:r>
-              <w:t xml:space="preserve"> = "Location") +</w:t>
+              <w:t xml:space="preserve"> = "Glacier") +</w:t>
             </w:r>
           </w:p>
           <w:p>
@@ -14561,10 +16806,18 @@
               <w:cnfStyle w:val="000000100000" w:firstRow="0" w:lastRow="0" w:firstColumn="0" w:lastColumn="0" w:oddVBand="0" w:evenVBand="0" w:oddHBand="1" w:evenHBand="0" w:firstRowFirstColumn="0" w:firstRowLastColumn="0" w:lastRowFirstColumn="0" w:lastRowLastColumn="0"/>
             </w:pPr>
             <w:proofErr w:type="spellStart"/>
-            <w:r>
-              <w:t>pcoa_plot_wuni</w:t>
-            </w:r>
-            <w:proofErr w:type="spellEnd"/>
+            <w:proofErr w:type="gramStart"/>
+            <w:r>
+              <w:t>dev.off</w:t>
+            </w:r>
+            <w:proofErr w:type="spellEnd"/>
+            <w:r>
+              <w:t>(</w:t>
+            </w:r>
+            <w:proofErr w:type="gramEnd"/>
+            <w:r>
+              <w:t>)</w:t>
+            </w:r>
           </w:p>
         </w:tc>
       </w:tr>
@@ -14574,7 +16827,30 @@
             <w:cnfStyle w:val="001000000000" w:firstRow="0" w:lastRow="0" w:firstColumn="1" w:lastColumn="0" w:oddVBand="0" w:evenVBand="0" w:oddHBand="0" w:evenHBand="0" w:firstRowFirstColumn="0" w:firstRowLastColumn="0" w:lastRowFirstColumn="0" w:lastRowLastColumn="0"/>
             <w:tcW w:w="4188" w:type="dxa"/>
           </w:tcPr>
-          <w:p/>
+          <w:p>
+            <w:pPr>
+              <w:tabs>
+                <w:tab w:val="left" w:pos="1041"/>
+              </w:tabs>
+            </w:pPr>
+            <w:r>
+              <w:t>Create an NMDS plot</w:t>
+            </w:r>
+            <w:r>
+              <w:t xml:space="preserve"> using bray-</w:t>
+            </w:r>
+            <w:proofErr w:type="spellStart"/>
+            <w:r>
+              <w:t>curtis</w:t>
+            </w:r>
+            <w:proofErr w:type="spellEnd"/>
+            <w:r>
+              <w:t xml:space="preserve"> distances</w:t>
+            </w:r>
+            <w:r>
+              <w:t xml:space="preserve"> and save.</w:t>
+            </w:r>
+          </w:p>
         </w:tc>
         <w:tc>
           <w:tcPr>
@@ -14584,6 +16860,9 @@
             <w:pPr>
               <w:cnfStyle w:val="000000000000" w:firstRow="0" w:lastRow="0" w:firstColumn="0" w:lastColumn="0" w:oddVBand="0" w:evenVBand="0" w:oddHBand="0" w:evenHBand="0" w:firstRowFirstColumn="0" w:firstRowLastColumn="0" w:lastRowFirstColumn="0" w:lastRowLastColumn="0"/>
             </w:pPr>
+            <w:r>
+              <w:t>Non-metric Multi-dimensional Scaling (NMDS) is a way to condense information from multidimensional data (multiple variables/species/OTUs), into a 2D representation or ordination. The closer the points/samples are together in the ordination space, the more similar their microbial communities.</w:t>
+            </w:r>
           </w:p>
         </w:tc>
         <w:tc>
@@ -14620,14 +16899,19 @@
             <w:pPr>
               <w:cnfStyle w:val="000000000000" w:firstRow="0" w:lastRow="0" w:firstColumn="0" w:lastColumn="0" w:oddVBand="0" w:evenVBand="0" w:oddHBand="0" w:evenHBand="0" w:firstRowFirstColumn="0" w:firstRowLastColumn="0" w:lastRowFirstColumn="0" w:lastRowLastColumn="0"/>
             </w:pPr>
-            <w:proofErr w:type="spellStart"/>
-            <w:r>
-              <w:t>nmds_plot</w:t>
-            </w:r>
-            <w:proofErr w:type="spellEnd"/>
-            <w:r>
-              <w:t xml:space="preserve"> = </w:t>
-            </w:r>
+          </w:p>
+          <w:p>
+            <w:pPr>
+              <w:cnfStyle w:val="000000000000" w:firstRow="0" w:lastRow="0" w:firstColumn="0" w:lastColumn="0" w:oddVBand="0" w:evenVBand="0" w:oddHBand="0" w:evenHBand="0" w:firstRowFirstColumn="0" w:firstRowLastColumn="0" w:lastRowFirstColumn="0" w:lastRowLastColumn="0"/>
+            </w:pPr>
+            <w:r>
+              <w:t>pdf("results/NMDS-bray.pdf")</w:t>
+            </w:r>
+          </w:p>
+          <w:p>
+            <w:pPr>
+              <w:cnfStyle w:val="000000000000" w:firstRow="0" w:lastRow="0" w:firstColumn="0" w:lastColumn="0" w:oddVBand="0" w:evenVBand="0" w:oddHBand="0" w:evenHBand="0" w:firstRowFirstColumn="0" w:firstRowLastColumn="0" w:lastRowFirstColumn="0" w:lastRowLastColumn="0"/>
+            </w:pPr>
             <w:proofErr w:type="spellStart"/>
             <w:r>
               <w:t>plot_</w:t>
@@ -14663,7 +16947,7 @@
             </w:r>
             <w:proofErr w:type="spellEnd"/>
             <w:r>
-              <w:t xml:space="preserve"> = "Location") +</w:t>
+              <w:t xml:space="preserve"> = "Glacier") +</w:t>
             </w:r>
           </w:p>
           <w:p>
@@ -14695,10 +16979,18 @@
               <w:cnfStyle w:val="000000000000" w:firstRow="0" w:lastRow="0" w:firstColumn="0" w:lastColumn="0" w:oddVBand="0" w:evenVBand="0" w:oddHBand="0" w:evenHBand="0" w:firstRowFirstColumn="0" w:firstRowLastColumn="0" w:lastRowFirstColumn="0" w:lastRowLastColumn="0"/>
             </w:pPr>
             <w:proofErr w:type="spellStart"/>
-            <w:r>
-              <w:t>nmds_plot</w:t>
-            </w:r>
-            <w:proofErr w:type="spellEnd"/>
+            <w:proofErr w:type="gramStart"/>
+            <w:r>
+              <w:t>dev.off</w:t>
+            </w:r>
+            <w:proofErr w:type="spellEnd"/>
+            <w:r>
+              <w:t>(</w:t>
+            </w:r>
+            <w:proofErr w:type="gramEnd"/>
+            <w:r>
+              <w:t>)</w:t>
+            </w:r>
           </w:p>
         </w:tc>
       </w:tr>
@@ -14707,7 +16999,6001 @@
       <w:pPr>
         <w:pStyle w:val="Heading1"/>
       </w:pPr>
-      <w:bookmarkStart w:id="5" w:name="_Toc68088386"/>
+      <w:bookmarkStart w:id="21" w:name="_Toc68189289"/>
+      <w:r>
+        <w:lastRenderedPageBreak/>
+        <w:t>3b-</w:t>
+      </w:r>
+      <w:proofErr w:type="gramStart"/>
+      <w:r>
+        <w:t>ordination.Rmd</w:t>
+      </w:r>
+      <w:bookmarkEnd w:id="21"/>
+      <w:proofErr w:type="gramEnd"/>
+    </w:p>
+    <w:p/>
+    <w:p>
+      <w:pPr>
+        <w:pStyle w:val="Heading2"/>
+      </w:pPr>
+      <w:bookmarkStart w:id="22" w:name="_Toc68189290"/>
+      <w:r>
+        <w:t>Aim</w:t>
+      </w:r>
+      <w:bookmarkEnd w:id="22"/>
+    </w:p>
+    <w:p>
+      <w:r>
+        <w:t>To explore and visualise the differences between sample communities, grouped by glacier.</w:t>
+      </w:r>
+    </w:p>
+    <w:p/>
+    <w:p>
+      <w:pPr>
+        <w:pStyle w:val="Heading2"/>
+      </w:pPr>
+      <w:bookmarkStart w:id="23" w:name="_Toc68189291"/>
+      <w:r>
+        <w:t>Input Files</w:t>
+      </w:r>
+      <w:bookmarkEnd w:id="23"/>
+    </w:p>
+    <w:tbl>
+      <w:tblPr>
+        <w:tblStyle w:val="GridTable2-Accent6"/>
+        <w:tblW w:w="0" w:type="auto"/>
+        <w:tblLook w:val="04A0" w:firstRow="1" w:lastRow="0" w:firstColumn="1" w:lastColumn="0" w:noHBand="0" w:noVBand="1"/>
+      </w:tblPr>
+      <w:tblGrid>
+        <w:gridCol w:w="7694"/>
+        <w:gridCol w:w="7694"/>
+      </w:tblGrid>
+      <w:tr>
+        <w:trPr>
+          <w:cnfStyle w:val="100000000000" w:firstRow="1" w:lastRow="0" w:firstColumn="0" w:lastColumn="0" w:oddVBand="0" w:evenVBand="0" w:oddHBand="0" w:evenHBand="0" w:firstRowFirstColumn="0" w:firstRowLastColumn="0" w:lastRowFirstColumn="0" w:lastRowLastColumn="0"/>
+        </w:trPr>
+        <w:tc>
+          <w:tcPr>
+            <w:cnfStyle w:val="001000000000" w:firstRow="0" w:lastRow="0" w:firstColumn="1" w:lastColumn="0" w:oddVBand="0" w:evenVBand="0" w:oddHBand="0" w:evenHBand="0" w:firstRowFirstColumn="0" w:firstRowLastColumn="0" w:lastRowFirstColumn="0" w:lastRowLastColumn="0"/>
+            <w:tcW w:w="7694" w:type="dxa"/>
+          </w:tcPr>
+          <w:p>
+            <w:r>
+              <w:t>Location</w:t>
+            </w:r>
+          </w:p>
+        </w:tc>
+        <w:tc>
+          <w:tcPr>
+            <w:tcW w:w="7694" w:type="dxa"/>
+          </w:tcPr>
+          <w:p>
+            <w:pPr>
+              <w:cnfStyle w:val="100000000000" w:firstRow="1" w:lastRow="0" w:firstColumn="0" w:lastColumn="0" w:oddVBand="0" w:evenVBand="0" w:oddHBand="0" w:evenHBand="0" w:firstRowFirstColumn="0" w:firstRowLastColumn="0" w:lastRowFirstColumn="0" w:lastRowLastColumn="0"/>
+            </w:pPr>
+            <w:r>
+              <w:t>Description</w:t>
+            </w:r>
+          </w:p>
+        </w:tc>
+      </w:tr>
+      <w:tr>
+        <w:trPr>
+          <w:cnfStyle w:val="000000100000" w:firstRow="0" w:lastRow="0" w:firstColumn="0" w:lastColumn="0" w:oddVBand="0" w:evenVBand="0" w:oddHBand="1" w:evenHBand="0" w:firstRowFirstColumn="0" w:firstRowLastColumn="0" w:lastRowFirstColumn="0" w:lastRowLastColumn="0"/>
+        </w:trPr>
+        <w:tc>
+          <w:tcPr>
+            <w:cnfStyle w:val="001000000000" w:firstRow="0" w:lastRow="0" w:firstColumn="1" w:lastColumn="0" w:oddVBand="0" w:evenVBand="0" w:oddHBand="0" w:evenHBand="0" w:firstRowFirstColumn="0" w:firstRowLastColumn="0" w:lastRowFirstColumn="0" w:lastRowLastColumn="0"/>
+            <w:tcW w:w="7694" w:type="dxa"/>
+          </w:tcPr>
+          <w:p>
+            <w:r>
+              <w:t>results/</w:t>
+            </w:r>
+            <w:proofErr w:type="spellStart"/>
+            <w:r>
+              <w:t>cleaned_files</w:t>
+            </w:r>
+            <w:proofErr w:type="spellEnd"/>
+            <w:r>
+              <w:t>/cleanedfiles_3.RData</w:t>
+            </w:r>
+          </w:p>
+        </w:tc>
+        <w:tc>
+          <w:tcPr>
+            <w:tcW w:w="7694" w:type="dxa"/>
+          </w:tcPr>
+          <w:p>
+            <w:pPr>
+              <w:cnfStyle w:val="000000100000" w:firstRow="0" w:lastRow="0" w:firstColumn="0" w:lastColumn="0" w:oddVBand="0" w:evenVBand="0" w:oddHBand="1" w:evenHBand="0" w:firstRowFirstColumn="0" w:firstRowLastColumn="0" w:lastRowFirstColumn="0" w:lastRowLastColumn="0"/>
+            </w:pPr>
+            <w:r>
+              <w:t xml:space="preserve">All of the useful variables/data objects created in this script including: </w:t>
+            </w:r>
+            <w:r>
+              <w:t>metadata</w:t>
+            </w:r>
+            <w:r>
+              <w:t xml:space="preserve"> table</w:t>
+            </w:r>
+            <w:r>
+              <w:t xml:space="preserve">, </w:t>
+            </w:r>
+            <w:r>
+              <w:t xml:space="preserve">decontaminated </w:t>
+            </w:r>
+            <w:proofErr w:type="spellStart"/>
+            <w:r>
+              <w:t>fasta</w:t>
+            </w:r>
+            <w:proofErr w:type="spellEnd"/>
+            <w:r>
+              <w:t xml:space="preserve"> file, decontaminated Hellinger transformed count table, decontaminated count table, decontaminated taxonomy table and decontaminated phylogenetic tree.</w:t>
+            </w:r>
+          </w:p>
+        </w:tc>
+      </w:tr>
+    </w:tbl>
+    <w:p/>
+    <w:p>
+      <w:pPr>
+        <w:pStyle w:val="Heading2"/>
+      </w:pPr>
+      <w:bookmarkStart w:id="24" w:name="_Toc68189292"/>
+      <w:r>
+        <w:t>Output Files</w:t>
+      </w:r>
+      <w:bookmarkEnd w:id="24"/>
+    </w:p>
+    <w:tbl>
+      <w:tblPr>
+        <w:tblStyle w:val="GridTable2-Accent4"/>
+        <w:tblW w:w="0" w:type="auto"/>
+        <w:tblLook w:val="04A0" w:firstRow="1" w:lastRow="0" w:firstColumn="1" w:lastColumn="0" w:noHBand="0" w:noVBand="1"/>
+      </w:tblPr>
+      <w:tblGrid>
+        <w:gridCol w:w="7694"/>
+        <w:gridCol w:w="7694"/>
+      </w:tblGrid>
+      <w:tr>
+        <w:trPr>
+          <w:cnfStyle w:val="100000000000" w:firstRow="1" w:lastRow="0" w:firstColumn="0" w:lastColumn="0" w:oddVBand="0" w:evenVBand="0" w:oddHBand="0" w:evenHBand="0" w:firstRowFirstColumn="0" w:firstRowLastColumn="0" w:lastRowFirstColumn="0" w:lastRowLastColumn="0"/>
+        </w:trPr>
+        <w:tc>
+          <w:tcPr>
+            <w:cnfStyle w:val="001000000000" w:firstRow="0" w:lastRow="0" w:firstColumn="1" w:lastColumn="0" w:oddVBand="0" w:evenVBand="0" w:oddHBand="0" w:evenHBand="0" w:firstRowFirstColumn="0" w:firstRowLastColumn="0" w:lastRowFirstColumn="0" w:lastRowLastColumn="0"/>
+            <w:tcW w:w="7694" w:type="dxa"/>
+          </w:tcPr>
+          <w:p>
+            <w:r>
+              <w:t>Location</w:t>
+            </w:r>
+          </w:p>
+        </w:tc>
+        <w:tc>
+          <w:tcPr>
+            <w:tcW w:w="7694" w:type="dxa"/>
+          </w:tcPr>
+          <w:p>
+            <w:pPr>
+              <w:cnfStyle w:val="100000000000" w:firstRow="1" w:lastRow="0" w:firstColumn="0" w:lastColumn="0" w:oddVBand="0" w:evenVBand="0" w:oddHBand="0" w:evenHBand="0" w:firstRowFirstColumn="0" w:firstRowLastColumn="0" w:lastRowFirstColumn="0" w:lastRowLastColumn="0"/>
+            </w:pPr>
+            <w:r>
+              <w:t>Description</w:t>
+            </w:r>
+          </w:p>
+        </w:tc>
+      </w:tr>
+      <w:tr>
+        <w:trPr>
+          <w:cnfStyle w:val="000000100000" w:firstRow="0" w:lastRow="0" w:firstColumn="0" w:lastColumn="0" w:oddVBand="0" w:evenVBand="0" w:oddHBand="1" w:evenHBand="0" w:firstRowFirstColumn="0" w:firstRowLastColumn="0" w:lastRowFirstColumn="0" w:lastRowLastColumn="0"/>
+        </w:trPr>
+        <w:tc>
+          <w:tcPr>
+            <w:cnfStyle w:val="001000000000" w:firstRow="0" w:lastRow="0" w:firstColumn="1" w:lastColumn="0" w:oddVBand="0" w:evenVBand="0" w:oddHBand="0" w:evenHBand="0" w:firstRowFirstColumn="0" w:firstRowLastColumn="0" w:lastRowFirstColumn="0" w:lastRowLastColumn="0"/>
+            <w:tcW w:w="7694" w:type="dxa"/>
+          </w:tcPr>
+          <w:p/>
+        </w:tc>
+        <w:tc>
+          <w:tcPr>
+            <w:tcW w:w="7694" w:type="dxa"/>
+          </w:tcPr>
+          <w:p>
+            <w:pPr>
+              <w:cnfStyle w:val="000000100000" w:firstRow="0" w:lastRow="0" w:firstColumn="0" w:lastColumn="0" w:oddVBand="0" w:evenVBand="0" w:oddHBand="1" w:evenHBand="0" w:firstRowFirstColumn="0" w:firstRowLastColumn="0" w:lastRowFirstColumn="0" w:lastRowLastColumn="0"/>
+            </w:pPr>
+          </w:p>
+        </w:tc>
+      </w:tr>
+      <w:tr>
+        <w:tc>
+          <w:tcPr>
+            <w:cnfStyle w:val="001000000000" w:firstRow="0" w:lastRow="0" w:firstColumn="1" w:lastColumn="0" w:oddVBand="0" w:evenVBand="0" w:oddHBand="0" w:evenHBand="0" w:firstRowFirstColumn="0" w:firstRowLastColumn="0" w:lastRowFirstColumn="0" w:lastRowLastColumn="0"/>
+            <w:tcW w:w="7694" w:type="dxa"/>
+          </w:tcPr>
+          <w:p/>
+        </w:tc>
+        <w:tc>
+          <w:tcPr>
+            <w:tcW w:w="7694" w:type="dxa"/>
+          </w:tcPr>
+          <w:p>
+            <w:pPr>
+              <w:cnfStyle w:val="000000000000" w:firstRow="0" w:lastRow="0" w:firstColumn="0" w:lastColumn="0" w:oddVBand="0" w:evenVBand="0" w:oddHBand="0" w:evenHBand="0" w:firstRowFirstColumn="0" w:firstRowLastColumn="0" w:lastRowFirstColumn="0" w:lastRowLastColumn="0"/>
+            </w:pPr>
+          </w:p>
+        </w:tc>
+      </w:tr>
+      <w:tr>
+        <w:trPr>
+          <w:cnfStyle w:val="000000100000" w:firstRow="0" w:lastRow="0" w:firstColumn="0" w:lastColumn="0" w:oddVBand="0" w:evenVBand="0" w:oddHBand="1" w:evenHBand="0" w:firstRowFirstColumn="0" w:firstRowLastColumn="0" w:lastRowFirstColumn="0" w:lastRowLastColumn="0"/>
+        </w:trPr>
+        <w:tc>
+          <w:tcPr>
+            <w:cnfStyle w:val="001000000000" w:firstRow="0" w:lastRow="0" w:firstColumn="1" w:lastColumn="0" w:oddVBand="0" w:evenVBand="0" w:oddHBand="0" w:evenHBand="0" w:firstRowFirstColumn="0" w:firstRowLastColumn="0" w:lastRowFirstColumn="0" w:lastRowLastColumn="0"/>
+            <w:tcW w:w="7694" w:type="dxa"/>
+          </w:tcPr>
+          <w:p/>
+        </w:tc>
+        <w:tc>
+          <w:tcPr>
+            <w:tcW w:w="7694" w:type="dxa"/>
+          </w:tcPr>
+          <w:p>
+            <w:pPr>
+              <w:cnfStyle w:val="000000100000" w:firstRow="0" w:lastRow="0" w:firstColumn="0" w:lastColumn="0" w:oddVBand="0" w:evenVBand="0" w:oddHBand="1" w:evenHBand="0" w:firstRowFirstColumn="0" w:firstRowLastColumn="0" w:lastRowFirstColumn="0" w:lastRowLastColumn="0"/>
+            </w:pPr>
+          </w:p>
+        </w:tc>
+      </w:tr>
+      <w:tr>
+        <w:tc>
+          <w:tcPr>
+            <w:cnfStyle w:val="001000000000" w:firstRow="0" w:lastRow="0" w:firstColumn="1" w:lastColumn="0" w:oddVBand="0" w:evenVBand="0" w:oddHBand="0" w:evenHBand="0" w:firstRowFirstColumn="0" w:firstRowLastColumn="0" w:lastRowFirstColumn="0" w:lastRowLastColumn="0"/>
+            <w:tcW w:w="7694" w:type="dxa"/>
+          </w:tcPr>
+          <w:p/>
+        </w:tc>
+        <w:tc>
+          <w:tcPr>
+            <w:tcW w:w="7694" w:type="dxa"/>
+          </w:tcPr>
+          <w:p>
+            <w:pPr>
+              <w:cnfStyle w:val="000000000000" w:firstRow="0" w:lastRow="0" w:firstColumn="0" w:lastColumn="0" w:oddVBand="0" w:evenVBand="0" w:oddHBand="0" w:evenHBand="0" w:firstRowFirstColumn="0" w:firstRowLastColumn="0" w:lastRowFirstColumn="0" w:lastRowLastColumn="0"/>
+            </w:pPr>
+          </w:p>
+        </w:tc>
+      </w:tr>
+      <w:tr>
+        <w:trPr>
+          <w:cnfStyle w:val="000000100000" w:firstRow="0" w:lastRow="0" w:firstColumn="0" w:lastColumn="0" w:oddVBand="0" w:evenVBand="0" w:oddHBand="1" w:evenHBand="0" w:firstRowFirstColumn="0" w:firstRowLastColumn="0" w:lastRowFirstColumn="0" w:lastRowLastColumn="0"/>
+        </w:trPr>
+        <w:tc>
+          <w:tcPr>
+            <w:cnfStyle w:val="001000000000" w:firstRow="0" w:lastRow="0" w:firstColumn="1" w:lastColumn="0" w:oddVBand="0" w:evenVBand="0" w:oddHBand="0" w:evenHBand="0" w:firstRowFirstColumn="0" w:firstRowLastColumn="0" w:lastRowFirstColumn="0" w:lastRowLastColumn="0"/>
+            <w:tcW w:w="7694" w:type="dxa"/>
+          </w:tcPr>
+          <w:p/>
+        </w:tc>
+        <w:tc>
+          <w:tcPr>
+            <w:tcW w:w="7694" w:type="dxa"/>
+          </w:tcPr>
+          <w:p>
+            <w:pPr>
+              <w:cnfStyle w:val="000000100000" w:firstRow="0" w:lastRow="0" w:firstColumn="0" w:lastColumn="0" w:oddVBand="0" w:evenVBand="0" w:oddHBand="1" w:evenHBand="0" w:firstRowFirstColumn="0" w:firstRowLastColumn="0" w:lastRowFirstColumn="0" w:lastRowLastColumn="0"/>
+            </w:pPr>
+          </w:p>
+        </w:tc>
+      </w:tr>
+    </w:tbl>
+    <w:p/>
+    <w:p>
+      <w:pPr>
+        <w:pStyle w:val="Heading2"/>
+      </w:pPr>
+      <w:bookmarkStart w:id="25" w:name="_Toc68189293"/>
+      <w:r>
+        <w:t>Code</w:t>
+      </w:r>
+      <w:bookmarkEnd w:id="25"/>
+    </w:p>
+    <w:tbl>
+      <w:tblPr>
+        <w:tblStyle w:val="GridTable2-Accent2"/>
+        <w:tblW w:w="0" w:type="auto"/>
+        <w:tblLook w:val="04A0" w:firstRow="1" w:lastRow="0" w:firstColumn="1" w:lastColumn="0" w:noHBand="0" w:noVBand="1"/>
+      </w:tblPr>
+      <w:tblGrid>
+        <w:gridCol w:w="3714"/>
+        <w:gridCol w:w="3781"/>
+        <w:gridCol w:w="7903"/>
+      </w:tblGrid>
+      <w:tr>
+        <w:trPr>
+          <w:cnfStyle w:val="100000000000" w:firstRow="1" w:lastRow="0" w:firstColumn="0" w:lastColumn="0" w:oddVBand="0" w:evenVBand="0" w:oddHBand="0" w:evenHBand="0" w:firstRowFirstColumn="0" w:firstRowLastColumn="0" w:lastRowFirstColumn="0" w:lastRowLastColumn="0"/>
+        </w:trPr>
+        <w:tc>
+          <w:tcPr>
+            <w:cnfStyle w:val="001000000000" w:firstRow="0" w:lastRow="0" w:firstColumn="1" w:lastColumn="0" w:oddVBand="0" w:evenVBand="0" w:oddHBand="0" w:evenHBand="0" w:firstRowFirstColumn="0" w:firstRowLastColumn="0" w:lastRowFirstColumn="0" w:lastRowLastColumn="0"/>
+            <w:tcW w:w="3714" w:type="dxa"/>
+          </w:tcPr>
+          <w:p>
+            <w:r>
+              <w:t>What am I trying to do?</w:t>
+            </w:r>
+          </w:p>
+        </w:tc>
+        <w:tc>
+          <w:tcPr>
+            <w:tcW w:w="3781" w:type="dxa"/>
+          </w:tcPr>
+          <w:p>
+            <w:pPr>
+              <w:cnfStyle w:val="100000000000" w:firstRow="1" w:lastRow="0" w:firstColumn="0" w:lastColumn="0" w:oddVBand="0" w:evenVBand="0" w:oddHBand="0" w:evenHBand="0" w:firstRowFirstColumn="0" w:firstRowLastColumn="0" w:lastRowFirstColumn="0" w:lastRowLastColumn="0"/>
+            </w:pPr>
+            <w:r>
+              <w:t>Why am I trying to do it?</w:t>
+            </w:r>
+          </w:p>
+        </w:tc>
+        <w:tc>
+          <w:tcPr>
+            <w:tcW w:w="7903" w:type="dxa"/>
+          </w:tcPr>
+          <w:p>
+            <w:pPr>
+              <w:cnfStyle w:val="100000000000" w:firstRow="1" w:lastRow="0" w:firstColumn="0" w:lastColumn="0" w:oddVBand="0" w:evenVBand="0" w:oddHBand="0" w:evenHBand="0" w:firstRowFirstColumn="0" w:firstRowLastColumn="0" w:lastRowFirstColumn="0" w:lastRowLastColumn="0"/>
+            </w:pPr>
+            <w:r>
+              <w:t>What is my code?</w:t>
+            </w:r>
+          </w:p>
+        </w:tc>
+      </w:tr>
+      <w:tr>
+        <w:trPr>
+          <w:cnfStyle w:val="000000100000" w:firstRow="0" w:lastRow="0" w:firstColumn="0" w:lastColumn="0" w:oddVBand="0" w:evenVBand="0" w:oddHBand="1" w:evenHBand="0" w:firstRowFirstColumn="0" w:firstRowLastColumn="0" w:lastRowFirstColumn="0" w:lastRowLastColumn="0"/>
+        </w:trPr>
+        <w:tc>
+          <w:tcPr>
+            <w:cnfStyle w:val="001000000000" w:firstRow="0" w:lastRow="0" w:firstColumn="1" w:lastColumn="0" w:oddVBand="0" w:evenVBand="0" w:oddHBand="0" w:evenHBand="0" w:firstRowFirstColumn="0" w:firstRowLastColumn="0" w:lastRowFirstColumn="0" w:lastRowLastColumn="0"/>
+            <w:tcW w:w="3714" w:type="dxa"/>
+          </w:tcPr>
+          <w:p>
+            <w:r>
+              <w:t>Clear workspace.</w:t>
+            </w:r>
+          </w:p>
+        </w:tc>
+        <w:tc>
+          <w:tcPr>
+            <w:tcW w:w="3781" w:type="dxa"/>
+          </w:tcPr>
+          <w:p>
+            <w:pPr>
+              <w:cnfStyle w:val="000000100000" w:firstRow="0" w:lastRow="0" w:firstColumn="0" w:lastColumn="0" w:oddVBand="0" w:evenVBand="0" w:oddHBand="1" w:evenHBand="0" w:firstRowFirstColumn="0" w:firstRowLastColumn="0" w:lastRowFirstColumn="0" w:lastRowLastColumn="0"/>
+            </w:pPr>
+            <w:r>
+              <w:t xml:space="preserve">This is a bit of housekeeping. We want to make sure no previous variables loaded into R are going to be called by this new script. </w:t>
+            </w:r>
+          </w:p>
+        </w:tc>
+        <w:tc>
+          <w:tcPr>
+            <w:tcW w:w="7903" w:type="dxa"/>
+          </w:tcPr>
+          <w:p>
+            <w:pPr>
+              <w:cnfStyle w:val="000000100000" w:firstRow="0" w:lastRow="0" w:firstColumn="0" w:lastColumn="0" w:oddVBand="0" w:evenVBand="0" w:oddHBand="1" w:evenHBand="0" w:firstRowFirstColumn="0" w:firstRowLastColumn="0" w:lastRowFirstColumn="0" w:lastRowLastColumn="0"/>
+            </w:pPr>
+            <w:proofErr w:type="spellStart"/>
+            <w:r>
+              <w:t>rm</w:t>
+            </w:r>
+            <w:proofErr w:type="spellEnd"/>
+            <w:r>
+              <w:t>(list=</w:t>
+            </w:r>
+            <w:proofErr w:type="gramStart"/>
+            <w:r>
+              <w:t>ls(</w:t>
+            </w:r>
+            <w:proofErr w:type="gramEnd"/>
+            <w:r>
+              <w:t>))</w:t>
+            </w:r>
+          </w:p>
+          <w:p>
+            <w:pPr>
+              <w:cnfStyle w:val="000000100000" w:firstRow="0" w:lastRow="0" w:firstColumn="0" w:lastColumn="0" w:oddVBand="0" w:evenVBand="0" w:oddHBand="1" w:evenHBand="0" w:firstRowFirstColumn="0" w:firstRowLastColumn="0" w:lastRowFirstColumn="0" w:lastRowLastColumn="0"/>
+            </w:pPr>
+            <w:proofErr w:type="spellStart"/>
+            <w:proofErr w:type="gramStart"/>
+            <w:r>
+              <w:t>graphics.off</w:t>
+            </w:r>
+            <w:proofErr w:type="spellEnd"/>
+            <w:r>
+              <w:t>(</w:t>
+            </w:r>
+            <w:proofErr w:type="gramEnd"/>
+            <w:r>
+              <w:t>)</w:t>
+            </w:r>
+          </w:p>
+        </w:tc>
+      </w:tr>
+      <w:tr>
+        <w:tc>
+          <w:tcPr>
+            <w:cnfStyle w:val="001000000000" w:firstRow="0" w:lastRow="0" w:firstColumn="1" w:lastColumn="0" w:oddVBand="0" w:evenVBand="0" w:oddHBand="0" w:evenHBand="0" w:firstRowFirstColumn="0" w:firstRowLastColumn="0" w:lastRowFirstColumn="0" w:lastRowLastColumn="0"/>
+            <w:tcW w:w="3714" w:type="dxa"/>
+          </w:tcPr>
+          <w:p>
+            <w:r>
+              <w:t>Load packages.</w:t>
+            </w:r>
+          </w:p>
+        </w:tc>
+        <w:tc>
+          <w:tcPr>
+            <w:tcW w:w="3781" w:type="dxa"/>
+          </w:tcPr>
+          <w:p>
+            <w:pPr>
+              <w:cnfStyle w:val="000000000000" w:firstRow="0" w:lastRow="0" w:firstColumn="0" w:lastColumn="0" w:oddVBand="0" w:evenVBand="0" w:oddHBand="0" w:evenHBand="0" w:firstRowFirstColumn="0" w:firstRowLastColumn="0" w:lastRowFirstColumn="0" w:lastRowLastColumn="0"/>
+            </w:pPr>
+            <w:r>
+              <w:t xml:space="preserve">Compositions – </w:t>
+            </w:r>
+            <w:r>
+              <w:t>For Log-Ratio tran</w:t>
+            </w:r>
+            <w:r>
+              <w:t>s</w:t>
+            </w:r>
+            <w:r>
+              <w:t>formation</w:t>
+            </w:r>
+          </w:p>
+          <w:p>
+            <w:pPr>
+              <w:cnfStyle w:val="000000000000" w:firstRow="0" w:lastRow="0" w:firstColumn="0" w:lastColumn="0" w:oddVBand="0" w:evenVBand="0" w:oddHBand="0" w:evenHBand="0" w:firstRowFirstColumn="0" w:firstRowLastColumn="0" w:lastRowFirstColumn="0" w:lastRowLastColumn="0"/>
+            </w:pPr>
+            <w:proofErr w:type="spellStart"/>
+            <w:proofErr w:type="gramStart"/>
+            <w:r>
+              <w:t>Tidyverse</w:t>
+            </w:r>
+            <w:proofErr w:type="spellEnd"/>
+            <w:r>
+              <w:t xml:space="preserve"> </w:t>
+            </w:r>
+            <w:r>
+              <w:t xml:space="preserve"> –</w:t>
+            </w:r>
+            <w:proofErr w:type="gramEnd"/>
+            <w:r>
+              <w:t xml:space="preserve"> For rearranging/tidying up data</w:t>
+            </w:r>
+          </w:p>
+          <w:p>
+            <w:pPr>
+              <w:cnfStyle w:val="000000000000" w:firstRow="0" w:lastRow="0" w:firstColumn="0" w:lastColumn="0" w:oddVBand="0" w:evenVBand="0" w:oddHBand="0" w:evenHBand="0" w:firstRowFirstColumn="0" w:firstRowLastColumn="0" w:lastRowFirstColumn="0" w:lastRowLastColumn="0"/>
+            </w:pPr>
+            <w:r>
+              <w:t xml:space="preserve">Vegan </w:t>
+            </w:r>
+            <w:proofErr w:type="gramStart"/>
+            <w:r>
+              <w:t>–  F</w:t>
+            </w:r>
+            <w:r>
+              <w:t>or</w:t>
+            </w:r>
+            <w:proofErr w:type="gramEnd"/>
+            <w:r>
+              <w:t xml:space="preserve"> </w:t>
+            </w:r>
+            <w:r>
+              <w:t>multivariate analysis of community data, as well as</w:t>
+            </w:r>
+            <w:r>
+              <w:t xml:space="preserve"> tools for diversity analysi</w:t>
+            </w:r>
+            <w:r>
+              <w:t>s</w:t>
+            </w:r>
+          </w:p>
+          <w:p>
+            <w:pPr>
+              <w:cnfStyle w:val="000000000000" w:firstRow="0" w:lastRow="0" w:firstColumn="0" w:lastColumn="0" w:oddVBand="0" w:evenVBand="0" w:oddHBand="0" w:evenHBand="0" w:firstRowFirstColumn="0" w:firstRowLastColumn="0" w:lastRowFirstColumn="0" w:lastRowLastColumn="0"/>
+            </w:pPr>
+            <w:r>
+              <w:t xml:space="preserve">Ape </w:t>
+            </w:r>
+            <w:r>
+              <w:t>– For analysis of phylogenetic data</w:t>
+            </w:r>
+          </w:p>
+          <w:p>
+            <w:pPr>
+              <w:cnfStyle w:val="000000000000" w:firstRow="0" w:lastRow="0" w:firstColumn="0" w:lastColumn="0" w:oddVBand="0" w:evenVBand="0" w:oddHBand="0" w:evenHBand="0" w:firstRowFirstColumn="0" w:firstRowLastColumn="0" w:lastRowFirstColumn="0" w:lastRowLastColumn="0"/>
+            </w:pPr>
+            <w:proofErr w:type="spellStart"/>
+            <w:r>
+              <w:t>Cowplot</w:t>
+            </w:r>
+            <w:proofErr w:type="spellEnd"/>
+            <w:r>
+              <w:t xml:space="preserve"> – </w:t>
+            </w:r>
+            <w:r>
+              <w:t>Something to do with plotting?</w:t>
+            </w:r>
+          </w:p>
+          <w:p>
+            <w:pPr>
+              <w:cnfStyle w:val="000000000000" w:firstRow="0" w:lastRow="0" w:firstColumn="0" w:lastColumn="0" w:oddVBand="0" w:evenVBand="0" w:oddHBand="0" w:evenHBand="0" w:firstRowFirstColumn="0" w:firstRowLastColumn="0" w:lastRowFirstColumn="0" w:lastRowLastColumn="0"/>
+            </w:pPr>
+            <w:proofErr w:type="spellStart"/>
+            <w:r>
+              <w:t>Plotly</w:t>
+            </w:r>
+            <w:proofErr w:type="spellEnd"/>
+            <w:r>
+              <w:t xml:space="preserve"> – </w:t>
+            </w:r>
+            <w:r>
+              <w:t>Making 3D plots</w:t>
+            </w:r>
+          </w:p>
+          <w:p>
+            <w:pPr>
+              <w:cnfStyle w:val="000000000000" w:firstRow="0" w:lastRow="0" w:firstColumn="0" w:lastColumn="0" w:oddVBand="0" w:evenVBand="0" w:oddHBand="0" w:evenHBand="0" w:firstRowFirstColumn="0" w:firstRowLastColumn="0" w:lastRowFirstColumn="0" w:lastRowLastColumn="0"/>
+            </w:pPr>
+            <w:proofErr w:type="spellStart"/>
+            <w:r>
+              <w:t>RColorBrewer</w:t>
+            </w:r>
+            <w:proofErr w:type="spellEnd"/>
+            <w:r>
+              <w:t xml:space="preserve"> </w:t>
+            </w:r>
+            <w:r>
+              <w:t>–</w:t>
+            </w:r>
+            <w:r>
+              <w:t xml:space="preserve"> </w:t>
+            </w:r>
+            <w:r>
+              <w:t>Colours for plotting</w:t>
+            </w:r>
+          </w:p>
+        </w:tc>
+        <w:tc>
+          <w:tcPr>
+            <w:tcW w:w="7903" w:type="dxa"/>
+          </w:tcPr>
+          <w:p>
+            <w:pPr>
+              <w:cnfStyle w:val="000000000000" w:firstRow="0" w:lastRow="0" w:firstColumn="0" w:lastColumn="0" w:oddVBand="0" w:evenVBand="0" w:oddHBand="0" w:evenHBand="0" w:firstRowFirstColumn="0" w:firstRowLastColumn="0" w:lastRowFirstColumn="0" w:lastRowLastColumn="0"/>
+            </w:pPr>
+            <w:r>
+              <w:t>library(compositions)</w:t>
+            </w:r>
+          </w:p>
+          <w:p>
+            <w:pPr>
+              <w:cnfStyle w:val="000000000000" w:firstRow="0" w:lastRow="0" w:firstColumn="0" w:lastColumn="0" w:oddVBand="0" w:evenVBand="0" w:oddHBand="0" w:evenHBand="0" w:firstRowFirstColumn="0" w:firstRowLastColumn="0" w:lastRowFirstColumn="0" w:lastRowLastColumn="0"/>
+            </w:pPr>
+            <w:r>
+              <w:t>library(</w:t>
+            </w:r>
+            <w:proofErr w:type="spellStart"/>
+            <w:r>
+              <w:t>tidyverse</w:t>
+            </w:r>
+            <w:proofErr w:type="spellEnd"/>
+            <w:r>
+              <w:t>)</w:t>
+            </w:r>
+          </w:p>
+          <w:p>
+            <w:pPr>
+              <w:cnfStyle w:val="000000000000" w:firstRow="0" w:lastRow="0" w:firstColumn="0" w:lastColumn="0" w:oddVBand="0" w:evenVBand="0" w:oddHBand="0" w:evenHBand="0" w:firstRowFirstColumn="0" w:firstRowLastColumn="0" w:lastRowFirstColumn="0" w:lastRowLastColumn="0"/>
+            </w:pPr>
+            <w:r>
+              <w:t>library(vegan)</w:t>
+            </w:r>
+          </w:p>
+          <w:p>
+            <w:pPr>
+              <w:cnfStyle w:val="000000000000" w:firstRow="0" w:lastRow="0" w:firstColumn="0" w:lastColumn="0" w:oddVBand="0" w:evenVBand="0" w:oddHBand="0" w:evenHBand="0" w:firstRowFirstColumn="0" w:firstRowLastColumn="0" w:lastRowFirstColumn="0" w:lastRowLastColumn="0"/>
+            </w:pPr>
+            <w:r>
+              <w:t>library(ape)</w:t>
+            </w:r>
+          </w:p>
+          <w:p>
+            <w:pPr>
+              <w:cnfStyle w:val="000000000000" w:firstRow="0" w:lastRow="0" w:firstColumn="0" w:lastColumn="0" w:oddVBand="0" w:evenVBand="0" w:oddHBand="0" w:evenHBand="0" w:firstRowFirstColumn="0" w:firstRowLastColumn="0" w:lastRowFirstColumn="0" w:lastRowLastColumn="0"/>
+            </w:pPr>
+            <w:r>
+              <w:t>library(</w:t>
+            </w:r>
+            <w:proofErr w:type="spellStart"/>
+            <w:r>
+              <w:t>cowplot</w:t>
+            </w:r>
+            <w:proofErr w:type="spellEnd"/>
+            <w:r>
+              <w:t>)</w:t>
+            </w:r>
+          </w:p>
+          <w:p>
+            <w:pPr>
+              <w:cnfStyle w:val="000000000000" w:firstRow="0" w:lastRow="0" w:firstColumn="0" w:lastColumn="0" w:oddVBand="0" w:evenVBand="0" w:oddHBand="0" w:evenHBand="0" w:firstRowFirstColumn="0" w:firstRowLastColumn="0" w:lastRowFirstColumn="0" w:lastRowLastColumn="0"/>
+            </w:pPr>
+            <w:r>
+              <w:t>library(</w:t>
+            </w:r>
+            <w:proofErr w:type="spellStart"/>
+            <w:r>
+              <w:t>plotly</w:t>
+            </w:r>
+            <w:proofErr w:type="spellEnd"/>
+            <w:r>
+              <w:t>)</w:t>
+            </w:r>
+          </w:p>
+          <w:p>
+            <w:pPr>
+              <w:cnfStyle w:val="000000000000" w:firstRow="0" w:lastRow="0" w:firstColumn="0" w:lastColumn="0" w:oddVBand="0" w:evenVBand="0" w:oddHBand="0" w:evenHBand="0" w:firstRowFirstColumn="0" w:firstRowLastColumn="0" w:lastRowFirstColumn="0" w:lastRowLastColumn="0"/>
+            </w:pPr>
+            <w:proofErr w:type="gramStart"/>
+            <w:r>
+              <w:t>library(</w:t>
+            </w:r>
+            <w:proofErr w:type="spellStart"/>
+            <w:proofErr w:type="gramEnd"/>
+            <w:r>
+              <w:t>RColorBrewer</w:t>
+            </w:r>
+            <w:proofErr w:type="spellEnd"/>
+            <w:r>
+              <w:t>)</w:t>
+            </w:r>
+          </w:p>
+        </w:tc>
+      </w:tr>
+      <w:tr>
+        <w:trPr>
+          <w:cnfStyle w:val="000000100000" w:firstRow="0" w:lastRow="0" w:firstColumn="0" w:lastColumn="0" w:oddVBand="0" w:evenVBand="0" w:oddHBand="1" w:evenHBand="0" w:firstRowFirstColumn="0" w:firstRowLastColumn="0" w:lastRowFirstColumn="0" w:lastRowLastColumn="0"/>
+        </w:trPr>
+        <w:tc>
+          <w:tcPr>
+            <w:cnfStyle w:val="001000000000" w:firstRow="0" w:lastRow="0" w:firstColumn="1" w:lastColumn="0" w:oddVBand="0" w:evenVBand="0" w:oddHBand="0" w:evenHBand="0" w:firstRowFirstColumn="0" w:firstRowLastColumn="0" w:lastRowFirstColumn="0" w:lastRowLastColumn="0"/>
+            <w:tcW w:w="3714" w:type="dxa"/>
+          </w:tcPr>
+          <w:p>
+            <w:r>
+              <w:t xml:space="preserve">Load data objects and </w:t>
+            </w:r>
+            <w:proofErr w:type="spellStart"/>
+            <w:r>
+              <w:t>phyloseq</w:t>
+            </w:r>
+            <w:proofErr w:type="spellEnd"/>
+            <w:r>
+              <w:t xml:space="preserve"> objects from 2-data-</w:t>
+            </w:r>
+            <w:proofErr w:type="gramStart"/>
+            <w:r>
+              <w:t>prep.Rmd</w:t>
+            </w:r>
+            <w:proofErr w:type="gramEnd"/>
+            <w:r>
+              <w:t>.</w:t>
+            </w:r>
+          </w:p>
+        </w:tc>
+        <w:tc>
+          <w:tcPr>
+            <w:tcW w:w="3781" w:type="dxa"/>
+          </w:tcPr>
+          <w:p>
+            <w:pPr>
+              <w:cnfStyle w:val="000000100000" w:firstRow="0" w:lastRow="0" w:firstColumn="0" w:lastColumn="0" w:oddVBand="0" w:evenVBand="0" w:oddHBand="1" w:evenHBand="0" w:firstRowFirstColumn="0" w:firstRowLastColumn="0" w:lastRowFirstColumn="0" w:lastRowLastColumn="0"/>
+            </w:pPr>
+            <w:r>
+              <w:t xml:space="preserve">This has all the data we need for our analysis! </w:t>
+            </w:r>
+          </w:p>
+        </w:tc>
+        <w:tc>
+          <w:tcPr>
+            <w:tcW w:w="7903" w:type="dxa"/>
+          </w:tcPr>
+          <w:p>
+            <w:pPr>
+              <w:cnfStyle w:val="000000100000" w:firstRow="0" w:lastRow="0" w:firstColumn="0" w:lastColumn="0" w:oddVBand="0" w:evenVBand="0" w:oddHBand="1" w:evenHBand="0" w:firstRowFirstColumn="0" w:firstRowLastColumn="0" w:lastRowFirstColumn="0" w:lastRowLastColumn="0"/>
+            </w:pPr>
+            <w:r>
+              <w:t>load("results/</w:t>
+            </w:r>
+            <w:proofErr w:type="spellStart"/>
+            <w:r>
+              <w:t>cleaned_files</w:t>
+            </w:r>
+            <w:proofErr w:type="spellEnd"/>
+            <w:r>
+              <w:t>/cleanedfiles_3.RData")</w:t>
+            </w:r>
+          </w:p>
+          <w:p>
+            <w:pPr>
+              <w:cnfStyle w:val="000000100000" w:firstRow="0" w:lastRow="0" w:firstColumn="0" w:lastColumn="0" w:oddVBand="0" w:evenVBand="0" w:oddHBand="1" w:evenHBand="0" w:firstRowFirstColumn="0" w:firstRowLastColumn="0" w:lastRowFirstColumn="0" w:lastRowLastColumn="0"/>
+            </w:pPr>
+          </w:p>
+        </w:tc>
+      </w:tr>
+      <w:tr>
+        <w:tc>
+          <w:tcPr>
+            <w:cnfStyle w:val="001000000000" w:firstRow="0" w:lastRow="0" w:firstColumn="1" w:lastColumn="0" w:oddVBand="0" w:evenVBand="0" w:oddHBand="0" w:evenHBand="0" w:firstRowFirstColumn="0" w:firstRowLastColumn="0" w:lastRowFirstColumn="0" w:lastRowLastColumn="0"/>
+            <w:tcW w:w="3714" w:type="dxa"/>
+          </w:tcPr>
+          <w:p>
+            <w:r>
+              <w:t>Create a covariance matrix of the untransformed ASV count table.</w:t>
+            </w:r>
+          </w:p>
+        </w:tc>
+        <w:tc>
+          <w:tcPr>
+            <w:tcW w:w="3781" w:type="dxa"/>
+          </w:tcPr>
+          <w:p>
+            <w:pPr>
+              <w:cnfStyle w:val="000000000000" w:firstRow="0" w:lastRow="0" w:firstColumn="0" w:lastColumn="0" w:oddVBand="0" w:evenVBand="0" w:oddHBand="0" w:evenHBand="0" w:firstRowFirstColumn="0" w:firstRowLastColumn="0" w:lastRowFirstColumn="0" w:lastRowLastColumn="0"/>
+            </w:pPr>
+            <w:r>
+              <w:t xml:space="preserve">Here we multiply the count table by </w:t>
+            </w:r>
+            <w:proofErr w:type="spellStart"/>
+            <w:r>
+              <w:t>it’s</w:t>
+            </w:r>
+            <w:proofErr w:type="spellEnd"/>
+            <w:r>
+              <w:t xml:space="preserve"> transformed self to look for evidence of covariance (a linear relationship between the count table and itself).</w:t>
+            </w:r>
+          </w:p>
+          <w:p>
+            <w:pPr>
+              <w:cnfStyle w:val="000000000000" w:firstRow="0" w:lastRow="0" w:firstColumn="0" w:lastColumn="0" w:oddVBand="0" w:evenVBand="0" w:oddHBand="0" w:evenHBand="0" w:firstRowFirstColumn="0" w:firstRowLastColumn="0" w:lastRowFirstColumn="0" w:lastRowLastColumn="0"/>
+            </w:pPr>
+          </w:p>
+          <w:p>
+            <w:pPr>
+              <w:cnfStyle w:val="000000000000" w:firstRow="0" w:lastRow="0" w:firstColumn="0" w:lastColumn="0" w:oddVBand="0" w:evenVBand="0" w:oddHBand="0" w:evenHBand="0" w:firstRowFirstColumn="0" w:firstRowLastColumn="0" w:lastRowFirstColumn="0" w:lastRowLastColumn="0"/>
+            </w:pPr>
+            <w:r>
+              <w:t>This allows us to check for compositionality in the untransformed ASV count data.</w:t>
+            </w:r>
+          </w:p>
+          <w:p>
+            <w:pPr>
+              <w:cnfStyle w:val="000000000000" w:firstRow="0" w:lastRow="0" w:firstColumn="0" w:lastColumn="0" w:oddVBand="0" w:evenVBand="0" w:oddHBand="0" w:evenHBand="0" w:firstRowFirstColumn="0" w:firstRowLastColumn="0" w:lastRowFirstColumn="0" w:lastRowLastColumn="0"/>
+            </w:pPr>
+          </w:p>
+          <w:p>
+            <w:pPr>
+              <w:cnfStyle w:val="000000000000" w:firstRow="0" w:lastRow="0" w:firstColumn="0" w:lastColumn="0" w:oddVBand="0" w:evenVBand="0" w:oddHBand="0" w:evenHBand="0" w:firstRowFirstColumn="0" w:firstRowLastColumn="0" w:lastRowFirstColumn="0" w:lastRowLastColumn="0"/>
+            </w:pPr>
+            <w:r>
+              <w:t>In statistics, compositional data are quantitative descriptions of the parts of some whole, conveying relative information. Mathematically, compositional data is represented by points on a simplex. Measurements involving probabilities, proportions, percentages, and ppm can all be thought of as compositional data.</w:t>
+            </w:r>
+          </w:p>
+        </w:tc>
+        <w:tc>
+          <w:tcPr>
+            <w:tcW w:w="7903" w:type="dxa"/>
+          </w:tcPr>
+          <w:p>
+            <w:pPr>
+              <w:cnfStyle w:val="000000000000" w:firstRow="0" w:lastRow="0" w:firstColumn="0" w:lastColumn="0" w:oddVBand="0" w:evenVBand="0" w:oddHBand="0" w:evenHBand="0" w:firstRowFirstColumn="0" w:firstRowLastColumn="0" w:lastRowFirstColumn="0" w:lastRowLastColumn="0"/>
+            </w:pPr>
+            <w:proofErr w:type="spellStart"/>
+            <w:r>
+              <w:t>covariance_matrix</w:t>
+            </w:r>
+            <w:proofErr w:type="spellEnd"/>
+            <w:r>
+              <w:t xml:space="preserve"> &lt;- </w:t>
+            </w:r>
+            <w:proofErr w:type="spellStart"/>
+            <w:proofErr w:type="gramStart"/>
+            <w:r>
+              <w:t>as.matrix</w:t>
+            </w:r>
+            <w:proofErr w:type="spellEnd"/>
+            <w:proofErr w:type="gramEnd"/>
+            <w:r>
+              <w:t>(</w:t>
+            </w:r>
+            <w:proofErr w:type="spellStart"/>
+            <w:r>
+              <w:t>count_table_clean</w:t>
+            </w:r>
+            <w:proofErr w:type="spellEnd"/>
+            <w:r>
+              <w:t>) %*% t(</w:t>
+            </w:r>
+            <w:proofErr w:type="spellStart"/>
+            <w:r>
+              <w:t>count_table_clean</w:t>
+            </w:r>
+            <w:proofErr w:type="spellEnd"/>
+            <w:r>
+              <w:t>)</w:t>
+            </w:r>
+          </w:p>
+          <w:p>
+            <w:pPr>
+              <w:cnfStyle w:val="000000000000" w:firstRow="0" w:lastRow="0" w:firstColumn="0" w:lastColumn="0" w:oddVBand="0" w:evenVBand="0" w:oddHBand="0" w:evenHBand="0" w:firstRowFirstColumn="0" w:firstRowLastColumn="0" w:lastRowFirstColumn="0" w:lastRowLastColumn="0"/>
+            </w:pPr>
+          </w:p>
+          <w:p>
+            <w:pPr>
+              <w:cnfStyle w:val="000000000000" w:firstRow="0" w:lastRow="0" w:firstColumn="0" w:lastColumn="0" w:oddVBand="0" w:evenVBand="0" w:oddHBand="0" w:evenHBand="0" w:firstRowFirstColumn="0" w:firstRowLastColumn="0" w:lastRowFirstColumn="0" w:lastRowLastColumn="0"/>
+            </w:pPr>
+          </w:p>
+        </w:tc>
+      </w:tr>
+      <w:tr>
+        <w:trPr>
+          <w:cnfStyle w:val="000000100000" w:firstRow="0" w:lastRow="0" w:firstColumn="0" w:lastColumn="0" w:oddVBand="0" w:evenVBand="0" w:oddHBand="1" w:evenHBand="0" w:firstRowFirstColumn="0" w:firstRowLastColumn="0" w:lastRowFirstColumn="0" w:lastRowLastColumn="0"/>
+        </w:trPr>
+        <w:tc>
+          <w:tcPr>
+            <w:cnfStyle w:val="001000000000" w:firstRow="0" w:lastRow="0" w:firstColumn="1" w:lastColumn="0" w:oddVBand="0" w:evenVBand="0" w:oddHBand="0" w:evenHBand="0" w:firstRowFirstColumn="0" w:firstRowLastColumn="0" w:lastRowFirstColumn="0" w:lastRowLastColumn="0"/>
+            <w:tcW w:w="3714" w:type="dxa"/>
+          </w:tcPr>
+          <w:p>
+            <w:r>
+              <w:t>Calculate the determinant of the covariance matrix</w:t>
+            </w:r>
+          </w:p>
+        </w:tc>
+        <w:tc>
+          <w:tcPr>
+            <w:tcW w:w="3781" w:type="dxa"/>
+          </w:tcPr>
+          <w:p>
+            <w:pPr>
+              <w:cnfStyle w:val="000000100000" w:firstRow="0" w:lastRow="0" w:firstColumn="0" w:lastColumn="0" w:oddVBand="0" w:evenVBand="0" w:oddHBand="1" w:evenHBand="0" w:firstRowFirstColumn="0" w:firstRowLastColumn="0" w:lastRowFirstColumn="0" w:lastRowLastColumn="0"/>
+            </w:pPr>
+            <w:r>
+              <w:t>Here we get 0 which is evidence of compositionality in the data.</w:t>
+            </w:r>
+          </w:p>
+        </w:tc>
+        <w:tc>
+          <w:tcPr>
+            <w:tcW w:w="7903" w:type="dxa"/>
+          </w:tcPr>
+          <w:p>
+            <w:pPr>
+              <w:cnfStyle w:val="000000100000" w:firstRow="0" w:lastRow="0" w:firstColumn="0" w:lastColumn="0" w:oddVBand="0" w:evenVBand="0" w:oddHBand="1" w:evenHBand="0" w:firstRowFirstColumn="0" w:firstRowLastColumn="0" w:lastRowFirstColumn="0" w:lastRowLastColumn="0"/>
+            </w:pPr>
+            <w:proofErr w:type="spellStart"/>
+            <w:r>
+              <w:t>cov_determinant</w:t>
+            </w:r>
+            <w:proofErr w:type="spellEnd"/>
+            <w:r>
+              <w:t xml:space="preserve"> &lt;- </w:t>
+            </w:r>
+            <w:proofErr w:type="spellStart"/>
+            <w:r>
+              <w:t>det</w:t>
+            </w:r>
+            <w:proofErr w:type="spellEnd"/>
+            <w:r>
+              <w:t>(</w:t>
+            </w:r>
+            <w:proofErr w:type="spellStart"/>
+            <w:r>
+              <w:t>covariance_matrix</w:t>
+            </w:r>
+            <w:proofErr w:type="spellEnd"/>
+            <w:r>
+              <w:t>)</w:t>
+            </w:r>
+          </w:p>
+          <w:p>
+            <w:pPr>
+              <w:cnfStyle w:val="000000100000" w:firstRow="0" w:lastRow="0" w:firstColumn="0" w:lastColumn="0" w:oddVBand="0" w:evenVBand="0" w:oddHBand="1" w:evenHBand="0" w:firstRowFirstColumn="0" w:firstRowLastColumn="0" w:lastRowFirstColumn="0" w:lastRowLastColumn="0"/>
+            </w:pPr>
+            <w:proofErr w:type="spellStart"/>
+            <w:r>
+              <w:t>cov_determinant</w:t>
+            </w:r>
+            <w:proofErr w:type="spellEnd"/>
+          </w:p>
+        </w:tc>
+      </w:tr>
+      <w:tr>
+        <w:tc>
+          <w:tcPr>
+            <w:cnfStyle w:val="001000000000" w:firstRow="0" w:lastRow="0" w:firstColumn="1" w:lastColumn="0" w:oddVBand="0" w:evenVBand="0" w:oddHBand="0" w:evenHBand="0" w:firstRowFirstColumn="0" w:firstRowLastColumn="0" w:lastRowFirstColumn="0" w:lastRowLastColumn="0"/>
+            <w:tcW w:w="3714" w:type="dxa"/>
+          </w:tcPr>
+          <w:p>
+            <w:r>
+              <w:t>Perform a Log-Ratio Transformation</w:t>
+            </w:r>
+          </w:p>
+        </w:tc>
+        <w:tc>
+          <w:tcPr>
+            <w:tcW w:w="3781" w:type="dxa"/>
+          </w:tcPr>
+          <w:p>
+            <w:pPr>
+              <w:cnfStyle w:val="000000000000" w:firstRow="0" w:lastRow="0" w:firstColumn="0" w:lastColumn="0" w:oddVBand="0" w:evenVBand="0" w:oddHBand="0" w:evenHBand="0" w:firstRowFirstColumn="0" w:firstRowLastColumn="0" w:lastRowFirstColumn="0" w:lastRowLastColumn="0"/>
+            </w:pPr>
+            <w:r>
+              <w:t xml:space="preserve">This will centre the data around a single point (or focal taxa). This takes our data that was heavily skewed towards a couple of very abundant taxa, to a more normally distributed </w:t>
+            </w:r>
+            <w:proofErr w:type="spellStart"/>
+            <w:r>
+              <w:t xml:space="preserve">dataset. </w:t>
+            </w:r>
+            <w:proofErr w:type="spellEnd"/>
+            <w:r>
+              <w:t>Compositions function from compositions package.</w:t>
+            </w:r>
+          </w:p>
+          <w:p>
+            <w:pPr>
+              <w:cnfStyle w:val="000000000000" w:firstRow="0" w:lastRow="0" w:firstColumn="0" w:lastColumn="0" w:oddVBand="0" w:evenVBand="0" w:oddHBand="0" w:evenHBand="0" w:firstRowFirstColumn="0" w:firstRowLastColumn="0" w:lastRowFirstColumn="0" w:lastRowLastColumn="0"/>
+            </w:pPr>
+            <w:r>
+              <w:t>The data is now normally distributed!</w:t>
+            </w:r>
+          </w:p>
+        </w:tc>
+        <w:tc>
+          <w:tcPr>
+            <w:tcW w:w="7903" w:type="dxa"/>
+          </w:tcPr>
+          <w:p>
+            <w:pPr>
+              <w:cnfStyle w:val="000000000000" w:firstRow="0" w:lastRow="0" w:firstColumn="0" w:lastColumn="0" w:oddVBand="0" w:evenVBand="0" w:oddHBand="0" w:evenHBand="0" w:firstRowFirstColumn="0" w:firstRowLastColumn="0" w:lastRowFirstColumn="0" w:lastRowLastColumn="0"/>
+            </w:pPr>
+            <w:proofErr w:type="spellStart"/>
+            <w:r>
+              <w:t>count_table_LR</w:t>
+            </w:r>
+            <w:proofErr w:type="spellEnd"/>
+            <w:r>
+              <w:t xml:space="preserve"> &lt;- </w:t>
+            </w:r>
+            <w:proofErr w:type="spellStart"/>
+            <w:proofErr w:type="gramStart"/>
+            <w:r>
+              <w:t>data.frame</w:t>
+            </w:r>
+            <w:proofErr w:type="spellEnd"/>
+            <w:proofErr w:type="gramEnd"/>
+            <w:r>
+              <w:t>(compositions::</w:t>
+            </w:r>
+            <w:proofErr w:type="spellStart"/>
+            <w:r>
+              <w:t>ilr</w:t>
+            </w:r>
+            <w:proofErr w:type="spellEnd"/>
+            <w:r>
+              <w:t>(t(</w:t>
+            </w:r>
+            <w:proofErr w:type="spellStart"/>
+            <w:r>
+              <w:t>count_table_clean</w:t>
+            </w:r>
+            <w:proofErr w:type="spellEnd"/>
+            <w:r>
+              <w:t>)))</w:t>
+            </w:r>
+          </w:p>
+          <w:p>
+            <w:pPr>
+              <w:cnfStyle w:val="000000000000" w:firstRow="0" w:lastRow="0" w:firstColumn="0" w:lastColumn="0" w:oddVBand="0" w:evenVBand="0" w:oddHBand="0" w:evenHBand="0" w:firstRowFirstColumn="0" w:firstRowLastColumn="0" w:lastRowFirstColumn="0" w:lastRowLastColumn="0"/>
+            </w:pPr>
+          </w:p>
+          <w:p>
+            <w:pPr>
+              <w:cnfStyle w:val="000000000000" w:firstRow="0" w:lastRow="0" w:firstColumn="0" w:lastColumn="0" w:oddVBand="0" w:evenVBand="0" w:oddHBand="0" w:evenHBand="0" w:firstRowFirstColumn="0" w:firstRowLastColumn="0" w:lastRowFirstColumn="0" w:lastRowLastColumn="0"/>
+            </w:pPr>
+            <w:r>
+              <w:t xml:space="preserve">#compare the spread of </w:t>
+            </w:r>
+          </w:p>
+          <w:p>
+            <w:pPr>
+              <w:cnfStyle w:val="000000000000" w:firstRow="0" w:lastRow="0" w:firstColumn="0" w:lastColumn="0" w:oddVBand="0" w:evenVBand="0" w:oddHBand="0" w:evenHBand="0" w:firstRowFirstColumn="0" w:firstRowLastColumn="0" w:lastRowFirstColumn="0" w:lastRowLastColumn="0"/>
+            </w:pPr>
+            <w:proofErr w:type="spellStart"/>
+            <w:r>
+              <w:t>hist</w:t>
+            </w:r>
+            <w:proofErr w:type="spellEnd"/>
+            <w:r>
+              <w:t>(count_table_clean$SRR12805327) #here we see that a small number of ASVs had high frequency, while a large number had very low frequency</w:t>
+            </w:r>
+          </w:p>
+          <w:p>
+            <w:pPr>
+              <w:cnfStyle w:val="000000000000" w:firstRow="0" w:lastRow="0" w:firstColumn="0" w:lastColumn="0" w:oddVBand="0" w:evenVBand="0" w:oddHBand="0" w:evenHBand="0" w:firstRowFirstColumn="0" w:firstRowLastColumn="0" w:lastRowFirstColumn="0" w:lastRowLastColumn="0"/>
+            </w:pPr>
+            <w:proofErr w:type="spellStart"/>
+            <w:r>
+              <w:t>hist</w:t>
+            </w:r>
+            <w:proofErr w:type="spellEnd"/>
+            <w:r>
+              <w:t>(count_table_LR$V1) #this normalises the data</w:t>
+            </w:r>
+          </w:p>
+        </w:tc>
+      </w:tr>
+      <w:tr>
+        <w:trPr>
+          <w:cnfStyle w:val="000000100000" w:firstRow="0" w:lastRow="0" w:firstColumn="0" w:lastColumn="0" w:oddVBand="0" w:evenVBand="0" w:oddHBand="1" w:evenHBand="0" w:firstRowFirstColumn="0" w:firstRowLastColumn="0" w:lastRowFirstColumn="0" w:lastRowLastColumn="0"/>
+        </w:trPr>
+        <w:tc>
+          <w:tcPr>
+            <w:cnfStyle w:val="001000000000" w:firstRow="0" w:lastRow="0" w:firstColumn="1" w:lastColumn="0" w:oddVBand="0" w:evenVBand="0" w:oddHBand="0" w:evenHBand="0" w:firstRowFirstColumn="0" w:firstRowLastColumn="0" w:lastRowFirstColumn="0" w:lastRowLastColumn="0"/>
+            <w:tcW w:w="3714" w:type="dxa"/>
+          </w:tcPr>
+          <w:p>
+            <w:r>
+              <w:lastRenderedPageBreak/>
+              <w:t>Compare untransformed and transformed determinants of the covariance matrix.</w:t>
+            </w:r>
+          </w:p>
+        </w:tc>
+        <w:tc>
+          <w:tcPr>
+            <w:tcW w:w="3781" w:type="dxa"/>
+          </w:tcPr>
+          <w:p>
+            <w:pPr>
+              <w:cnfStyle w:val="000000100000" w:firstRow="0" w:lastRow="0" w:firstColumn="0" w:lastColumn="0" w:oddVBand="0" w:evenVBand="0" w:oddHBand="1" w:evenHBand="0" w:firstRowFirstColumn="0" w:firstRowLastColumn="0" w:lastRowFirstColumn="0" w:lastRowLastColumn="0"/>
+            </w:pPr>
+            <w:r>
+              <w:t xml:space="preserve">The new determinant doesn’t equal 0 so the axis for </w:t>
+            </w:r>
+            <w:proofErr w:type="spellStart"/>
+            <w:r>
+              <w:t>PCoA</w:t>
+            </w:r>
+            <w:proofErr w:type="spellEnd"/>
+            <w:r>
+              <w:t xml:space="preserve"> explain variance.</w:t>
+            </w:r>
+          </w:p>
+        </w:tc>
+        <w:tc>
+          <w:tcPr>
+            <w:tcW w:w="7903" w:type="dxa"/>
+          </w:tcPr>
+          <w:p>
+            <w:pPr>
+              <w:cnfStyle w:val="000000100000" w:firstRow="0" w:lastRow="0" w:firstColumn="0" w:lastColumn="0" w:oddVBand="0" w:evenVBand="0" w:oddHBand="1" w:evenHBand="0" w:firstRowFirstColumn="0" w:firstRowLastColumn="0" w:lastRowFirstColumn="0" w:lastRowLastColumn="0"/>
+            </w:pPr>
+            <w:proofErr w:type="spellStart"/>
+            <w:r>
+              <w:t>transformed_det</w:t>
+            </w:r>
+            <w:proofErr w:type="spellEnd"/>
+            <w:r>
+              <w:t xml:space="preserve"> &lt;- </w:t>
+            </w:r>
+            <w:proofErr w:type="spellStart"/>
+            <w:r>
+              <w:t>det</w:t>
+            </w:r>
+            <w:proofErr w:type="spellEnd"/>
+            <w:r>
+              <w:t>(</w:t>
+            </w:r>
+            <w:proofErr w:type="spellStart"/>
+            <w:proofErr w:type="gramStart"/>
+            <w:r>
+              <w:t>as.matrix</w:t>
+            </w:r>
+            <w:proofErr w:type="spellEnd"/>
+            <w:proofErr w:type="gramEnd"/>
+            <w:r>
+              <w:t>(</w:t>
+            </w:r>
+            <w:proofErr w:type="spellStart"/>
+            <w:r>
+              <w:t>count_table_LR</w:t>
+            </w:r>
+            <w:proofErr w:type="spellEnd"/>
+            <w:r>
+              <w:t>) %*% t(</w:t>
+            </w:r>
+            <w:proofErr w:type="spellStart"/>
+            <w:r>
+              <w:t>count_table_LR</w:t>
+            </w:r>
+            <w:proofErr w:type="spellEnd"/>
+            <w:r>
+              <w:t>))</w:t>
+            </w:r>
+          </w:p>
+          <w:p>
+            <w:pPr>
+              <w:cnfStyle w:val="000000100000" w:firstRow="0" w:lastRow="0" w:firstColumn="0" w:lastColumn="0" w:oddVBand="0" w:evenVBand="0" w:oddHBand="1" w:evenHBand="0" w:firstRowFirstColumn="0" w:firstRowLastColumn="0" w:lastRowFirstColumn="0" w:lastRowLastColumn="0"/>
+            </w:pPr>
+            <w:proofErr w:type="spellStart"/>
+            <w:r>
+              <w:t>cov_determinant</w:t>
+            </w:r>
+            <w:proofErr w:type="spellEnd"/>
+            <w:r>
+              <w:t xml:space="preserve"> </w:t>
+            </w:r>
+          </w:p>
+          <w:p>
+            <w:pPr>
+              <w:cnfStyle w:val="000000100000" w:firstRow="0" w:lastRow="0" w:firstColumn="0" w:lastColumn="0" w:oddVBand="0" w:evenVBand="0" w:oddHBand="1" w:evenHBand="0" w:firstRowFirstColumn="0" w:firstRowLastColumn="0" w:lastRowFirstColumn="0" w:lastRowLastColumn="0"/>
+            </w:pPr>
+            <w:proofErr w:type="spellStart"/>
+            <w:r>
+              <w:t>transformed_det</w:t>
+            </w:r>
+            <w:proofErr w:type="spellEnd"/>
+          </w:p>
+        </w:tc>
+      </w:tr>
+      <w:tr>
+        <w:tc>
+          <w:tcPr>
+            <w:cnfStyle w:val="001000000000" w:firstRow="0" w:lastRow="0" w:firstColumn="1" w:lastColumn="0" w:oddVBand="0" w:evenVBand="0" w:oddHBand="0" w:evenHBand="0" w:firstRowFirstColumn="0" w:firstRowLastColumn="0" w:lastRowFirstColumn="0" w:lastRowLastColumn="0"/>
+            <w:tcW w:w="3714" w:type="dxa"/>
+          </w:tcPr>
+          <w:p>
+            <w:pPr>
+              <w:tabs>
+                <w:tab w:val="left" w:pos="1041"/>
+              </w:tabs>
+            </w:pPr>
+            <w:r>
+              <w:t>Perform Principal Component Analysis on Log-Ratio Transformed Data</w:t>
+            </w:r>
+          </w:p>
+        </w:tc>
+        <w:tc>
+          <w:tcPr>
+            <w:tcW w:w="3781" w:type="dxa"/>
+          </w:tcPr>
+          <w:p>
+            <w:pPr>
+              <w:cnfStyle w:val="000000000000" w:firstRow="0" w:lastRow="0" w:firstColumn="0" w:lastColumn="0" w:oddVBand="0" w:evenVBand="0" w:oddHBand="0" w:evenHBand="0" w:firstRowFirstColumn="0" w:firstRowLastColumn="0" w:lastRowFirstColumn="0" w:lastRowLastColumn="0"/>
+            </w:pPr>
+            <w:r>
+              <w:t>Geometrically speaking, principal components represent the directions of the data that explain a maximal amount of variance, that is to say, the lines that capture most information of the data.</w:t>
+            </w:r>
+          </w:p>
+          <w:p>
+            <w:pPr>
+              <w:cnfStyle w:val="000000000000" w:firstRow="0" w:lastRow="0" w:firstColumn="0" w:lastColumn="0" w:oddVBand="0" w:evenVBand="0" w:oddHBand="0" w:evenHBand="0" w:firstRowFirstColumn="0" w:firstRowLastColumn="0" w:lastRowFirstColumn="0" w:lastRowLastColumn="0"/>
+            </w:pPr>
+          </w:p>
+          <w:p>
+            <w:pPr>
+              <w:cnfStyle w:val="000000000000" w:firstRow="0" w:lastRow="0" w:firstColumn="0" w:lastColumn="0" w:oddVBand="0" w:evenVBand="0" w:oddHBand="0" w:evenHBand="0" w:firstRowFirstColumn="0" w:firstRowLastColumn="0" w:lastRowFirstColumn="0" w:lastRowLastColumn="0"/>
+            </w:pPr>
+            <w:r>
+              <w:t>Principal Component Analysis, or PCA, is a dimensionality-reduction method that is often used to reduce the dimensionality of large data sets, by transforming a large set of variables into a smaller one that still contains most of the information in the large set.</w:t>
+            </w:r>
+          </w:p>
+        </w:tc>
+        <w:tc>
+          <w:tcPr>
+            <w:tcW w:w="7903" w:type="dxa"/>
+          </w:tcPr>
+          <w:p>
+            <w:pPr>
+              <w:cnfStyle w:val="000000000000" w:firstRow="0" w:lastRow="0" w:firstColumn="0" w:lastColumn="0" w:oddVBand="0" w:evenVBand="0" w:oddHBand="0" w:evenHBand="0" w:firstRowFirstColumn="0" w:firstRowLastColumn="0" w:lastRowFirstColumn="0" w:lastRowLastColumn="0"/>
+            </w:pPr>
+            <w:proofErr w:type="spellStart"/>
+            <w:r>
+              <w:t>my_pca</w:t>
+            </w:r>
+            <w:proofErr w:type="spellEnd"/>
+            <w:r>
+              <w:t xml:space="preserve"> &lt;- </w:t>
+            </w:r>
+            <w:proofErr w:type="spellStart"/>
+            <w:r>
+              <w:t>prcomp</w:t>
+            </w:r>
+            <w:proofErr w:type="spellEnd"/>
+            <w:r>
+              <w:t>(</w:t>
+            </w:r>
+            <w:proofErr w:type="spellStart"/>
+            <w:r>
+              <w:t>count_table_LR</w:t>
+            </w:r>
+            <w:proofErr w:type="spellEnd"/>
+            <w:r>
+              <w:t>)</w:t>
+            </w:r>
+          </w:p>
+        </w:tc>
+      </w:tr>
+      <w:tr>
+        <w:trPr>
+          <w:cnfStyle w:val="000000100000" w:firstRow="0" w:lastRow="0" w:firstColumn="0" w:lastColumn="0" w:oddVBand="0" w:evenVBand="0" w:oddHBand="1" w:evenHBand="0" w:firstRowFirstColumn="0" w:firstRowLastColumn="0" w:lastRowFirstColumn="0" w:lastRowLastColumn="0"/>
+        </w:trPr>
+        <w:tc>
+          <w:tcPr>
+            <w:cnfStyle w:val="001000000000" w:firstRow="0" w:lastRow="0" w:firstColumn="1" w:lastColumn="0" w:oddVBand="0" w:evenVBand="0" w:oddHBand="0" w:evenHBand="0" w:firstRowFirstColumn="0" w:firstRowLastColumn="0" w:lastRowFirstColumn="0" w:lastRowLastColumn="0"/>
+            <w:tcW w:w="3714" w:type="dxa"/>
+          </w:tcPr>
+          <w:p>
+            <w:pPr>
+              <w:tabs>
+                <w:tab w:val="left" w:pos="1041"/>
+              </w:tabs>
+            </w:pPr>
+            <w:r>
+              <w:t>Create visual representation of the PCA.</w:t>
+            </w:r>
+          </w:p>
+        </w:tc>
+        <w:tc>
+          <w:tcPr>
+            <w:tcW w:w="3781" w:type="dxa"/>
+          </w:tcPr>
+          <w:p>
+            <w:pPr>
+              <w:cnfStyle w:val="000000100000" w:firstRow="0" w:lastRow="0" w:firstColumn="0" w:lastColumn="0" w:oddVBand="0" w:evenVBand="0" w:oddHBand="1" w:evenHBand="0" w:firstRowFirstColumn="0" w:firstRowLastColumn="0" w:lastRowFirstColumn="0" w:lastRowLastColumn="0"/>
+            </w:pPr>
+            <w:r>
+              <w:t>Will show how much variance each of the axis explains of the data. This can help us pick the right number of axis to plot.</w:t>
+            </w:r>
+          </w:p>
+        </w:tc>
+        <w:tc>
+          <w:tcPr>
+            <w:tcW w:w="7903" w:type="dxa"/>
+          </w:tcPr>
+          <w:p>
+            <w:pPr>
+              <w:cnfStyle w:val="000000100000" w:firstRow="0" w:lastRow="0" w:firstColumn="0" w:lastColumn="0" w:oddVBand="0" w:evenVBand="0" w:oddHBand="1" w:evenHBand="0" w:firstRowFirstColumn="0" w:firstRowLastColumn="0" w:lastRowFirstColumn="0" w:lastRowLastColumn="0"/>
+            </w:pPr>
+            <w:proofErr w:type="spellStart"/>
+            <w:r>
+              <w:t>my_pca_variances</w:t>
+            </w:r>
+            <w:proofErr w:type="spellEnd"/>
+            <w:r>
+              <w:t xml:space="preserve"> &lt;- </w:t>
+            </w:r>
+            <w:proofErr w:type="spellStart"/>
+            <w:r>
+              <w:t>as.</w:t>
+            </w:r>
+            <w:proofErr w:type="gramStart"/>
+            <w:r>
+              <w:t>data.frame</w:t>
+            </w:r>
+            <w:proofErr w:type="spellEnd"/>
+            <w:proofErr w:type="gramEnd"/>
+            <w:r>
+              <w:t>(my_pca$sdev^2/sum(my_pca$sdev^2)) %&gt;% #Extract axes</w:t>
+            </w:r>
+          </w:p>
+          <w:p>
+            <w:pPr>
+              <w:cnfStyle w:val="000000100000" w:firstRow="0" w:lastRow="0" w:firstColumn="0" w:lastColumn="0" w:oddVBand="0" w:evenVBand="0" w:oddHBand="1" w:evenHBand="0" w:firstRowFirstColumn="0" w:firstRowLastColumn="0" w:lastRowFirstColumn="0" w:lastRowLastColumn="0"/>
+            </w:pPr>
+            <w:r>
+              <w:t xml:space="preserve">  # Format to plot</w:t>
+            </w:r>
+          </w:p>
+          <w:p>
+            <w:pPr>
+              <w:cnfStyle w:val="000000100000" w:firstRow="0" w:lastRow="0" w:firstColumn="0" w:lastColumn="0" w:oddVBand="0" w:evenVBand="0" w:oddHBand="1" w:evenHBand="0" w:firstRowFirstColumn="0" w:firstRowLastColumn="0" w:lastRowFirstColumn="0" w:lastRowLastColumn="0"/>
+            </w:pPr>
+            <w:r>
+              <w:t xml:space="preserve">  </w:t>
+            </w:r>
+            <w:proofErr w:type="gramStart"/>
+            <w:r>
+              <w:t>select(</w:t>
+            </w:r>
+            <w:proofErr w:type="spellStart"/>
+            <w:proofErr w:type="gramEnd"/>
+            <w:r>
+              <w:t>PercVar</w:t>
+            </w:r>
+            <w:proofErr w:type="spellEnd"/>
+            <w:r>
+              <w:t xml:space="preserve"> = 'my_pca$sdev^2/sum(my_pca$sdev^2)') %&gt;% </w:t>
+            </w:r>
+          </w:p>
+          <w:p>
+            <w:pPr>
+              <w:cnfStyle w:val="000000100000" w:firstRow="0" w:lastRow="0" w:firstColumn="0" w:lastColumn="0" w:oddVBand="0" w:evenVBand="0" w:oddHBand="1" w:evenHBand="0" w:firstRowFirstColumn="0" w:firstRowLastColumn="0" w:lastRowFirstColumn="0" w:lastRowLastColumn="0"/>
+            </w:pPr>
+            <w:r>
+              <w:t xml:space="preserve">  </w:t>
+            </w:r>
+            <w:proofErr w:type="spellStart"/>
+            <w:r>
+              <w:t>rownames_to_</w:t>
+            </w:r>
+            <w:proofErr w:type="gramStart"/>
+            <w:r>
+              <w:t>column</w:t>
+            </w:r>
+            <w:proofErr w:type="spellEnd"/>
+            <w:r>
+              <w:t>(</w:t>
+            </w:r>
+            <w:proofErr w:type="spellStart"/>
+            <w:proofErr w:type="gramEnd"/>
+            <w:r>
+              <w:t>var</w:t>
+            </w:r>
+            <w:proofErr w:type="spellEnd"/>
+            <w:r>
+              <w:t xml:space="preserve"> = "</w:t>
+            </w:r>
+            <w:proofErr w:type="spellStart"/>
+            <w:r>
+              <w:t>PCaxis</w:t>
+            </w:r>
+            <w:proofErr w:type="spellEnd"/>
+            <w:r>
+              <w:t xml:space="preserve">") %&gt;% </w:t>
+            </w:r>
+          </w:p>
+          <w:p>
+            <w:pPr>
+              <w:cnfStyle w:val="000000100000" w:firstRow="0" w:lastRow="0" w:firstColumn="0" w:lastColumn="0" w:oddVBand="0" w:evenVBand="0" w:oddHBand="1" w:evenHBand="0" w:firstRowFirstColumn="0" w:firstRowLastColumn="0" w:lastRowFirstColumn="0" w:lastRowLastColumn="0"/>
+            </w:pPr>
+            <w:r>
+              <w:t xml:space="preserve">  </w:t>
+            </w:r>
+            <w:proofErr w:type="spellStart"/>
+            <w:proofErr w:type="gramStart"/>
+            <w:r>
+              <w:t>data.frame</w:t>
+            </w:r>
+            <w:proofErr w:type="spellEnd"/>
+            <w:proofErr w:type="gramEnd"/>
+          </w:p>
+        </w:tc>
+      </w:tr>
+      <w:tr>
+        <w:tc>
+          <w:tcPr>
+            <w:cnfStyle w:val="001000000000" w:firstRow="0" w:lastRow="0" w:firstColumn="1" w:lastColumn="0" w:oddVBand="0" w:evenVBand="0" w:oddHBand="0" w:evenHBand="0" w:firstRowFirstColumn="0" w:firstRowLastColumn="0" w:lastRowFirstColumn="0" w:lastRowLastColumn="0"/>
+            <w:tcW w:w="3714" w:type="dxa"/>
+          </w:tcPr>
+          <w:p>
+            <w:pPr>
+              <w:tabs>
+                <w:tab w:val="left" w:pos="1041"/>
+              </w:tabs>
+            </w:pPr>
+            <w:r>
+              <w:t xml:space="preserve">Plot and save </w:t>
+            </w:r>
+            <w:proofErr w:type="spellStart"/>
+            <w:r>
+              <w:t>screenplot</w:t>
+            </w:r>
+            <w:proofErr w:type="spellEnd"/>
+            <w:r>
+              <w:t xml:space="preserve"> of PCA.</w:t>
+            </w:r>
+          </w:p>
+        </w:tc>
+        <w:tc>
+          <w:tcPr>
+            <w:tcW w:w="3781" w:type="dxa"/>
+          </w:tcPr>
+          <w:p>
+            <w:pPr>
+              <w:cnfStyle w:val="000000000000" w:firstRow="0" w:lastRow="0" w:firstColumn="0" w:lastColumn="0" w:oddVBand="0" w:evenVBand="0" w:oddHBand="0" w:evenHBand="0" w:firstRowFirstColumn="0" w:firstRowLastColumn="0" w:lastRowFirstColumn="0" w:lastRowLastColumn="0"/>
+            </w:pPr>
+          </w:p>
+        </w:tc>
+        <w:tc>
+          <w:tcPr>
+            <w:tcW w:w="7903" w:type="dxa"/>
+          </w:tcPr>
+          <w:p>
+            <w:pPr>
+              <w:cnfStyle w:val="000000000000" w:firstRow="0" w:lastRow="0" w:firstColumn="0" w:lastColumn="0" w:oddVBand="0" w:evenVBand="0" w:oddHBand="0" w:evenHBand="0" w:firstRowFirstColumn="0" w:firstRowLastColumn="0" w:lastRowFirstColumn="0" w:lastRowLastColumn="0"/>
+            </w:pPr>
+            <w:r>
+              <w:t>pdf("results/pca-screenplot-one.pdf")</w:t>
+            </w:r>
+          </w:p>
+          <w:p>
+            <w:pPr>
+              <w:cnfStyle w:val="000000000000" w:firstRow="0" w:lastRow="0" w:firstColumn="0" w:lastColumn="0" w:oddVBand="0" w:evenVBand="0" w:oddHBand="0" w:evenHBand="0" w:firstRowFirstColumn="0" w:firstRowLastColumn="0" w:lastRowFirstColumn="0" w:lastRowLastColumn="0"/>
+            </w:pPr>
+            <w:proofErr w:type="spellStart"/>
+            <w:proofErr w:type="gramStart"/>
+            <w:r>
+              <w:t>ggplot</w:t>
+            </w:r>
+            <w:proofErr w:type="spellEnd"/>
+            <w:r>
+              <w:t>(</w:t>
+            </w:r>
+            <w:proofErr w:type="spellStart"/>
+            <w:proofErr w:type="gramEnd"/>
+            <w:r>
+              <w:t>my_pca_variances</w:t>
+            </w:r>
+            <w:proofErr w:type="spellEnd"/>
+            <w:r>
+              <w:t xml:space="preserve">, </w:t>
+            </w:r>
+            <w:proofErr w:type="spellStart"/>
+            <w:r>
+              <w:t>aes</w:t>
+            </w:r>
+            <w:proofErr w:type="spellEnd"/>
+            <w:r>
+              <w:t xml:space="preserve">(x = </w:t>
+            </w:r>
+            <w:proofErr w:type="spellStart"/>
+            <w:r>
+              <w:t>as.numeric</w:t>
+            </w:r>
+            <w:proofErr w:type="spellEnd"/>
+            <w:r>
+              <w:t>(</w:t>
+            </w:r>
+            <w:proofErr w:type="spellStart"/>
+            <w:r>
+              <w:t>PCaxis</w:t>
+            </w:r>
+            <w:proofErr w:type="spellEnd"/>
+            <w:r>
+              <w:t xml:space="preserve">), y = </w:t>
+            </w:r>
+            <w:proofErr w:type="spellStart"/>
+            <w:r>
+              <w:t>PercVar</w:t>
+            </w:r>
+            <w:proofErr w:type="spellEnd"/>
+            <w:r>
+              <w:t xml:space="preserve">)) + </w:t>
+            </w:r>
+          </w:p>
+          <w:p>
+            <w:pPr>
+              <w:cnfStyle w:val="000000000000" w:firstRow="0" w:lastRow="0" w:firstColumn="0" w:lastColumn="0" w:oddVBand="0" w:evenVBand="0" w:oddHBand="0" w:evenHBand="0" w:firstRowFirstColumn="0" w:firstRowLastColumn="0" w:lastRowFirstColumn="0" w:lastRowLastColumn="0"/>
+            </w:pPr>
+            <w:r>
+              <w:t xml:space="preserve">  </w:t>
+            </w:r>
+            <w:proofErr w:type="spellStart"/>
+            <w:r>
+              <w:t>geom_</w:t>
+            </w:r>
+            <w:proofErr w:type="gramStart"/>
+            <w:r>
+              <w:t>bar</w:t>
+            </w:r>
+            <w:proofErr w:type="spellEnd"/>
+            <w:r>
+              <w:t>(</w:t>
+            </w:r>
+            <w:proofErr w:type="gramEnd"/>
+            <w:r>
+              <w:t xml:space="preserve">stat = "identity", fill = "grey", </w:t>
+            </w:r>
+            <w:proofErr w:type="spellStart"/>
+            <w:r>
+              <w:t>color</w:t>
+            </w:r>
+            <w:proofErr w:type="spellEnd"/>
+            <w:r>
+              <w:t xml:space="preserve"> = "black") +</w:t>
+            </w:r>
+          </w:p>
+          <w:p>
+            <w:pPr>
+              <w:cnfStyle w:val="000000000000" w:firstRow="0" w:lastRow="0" w:firstColumn="0" w:lastColumn="0" w:oddVBand="0" w:evenVBand="0" w:oddHBand="0" w:evenHBand="0" w:firstRowFirstColumn="0" w:firstRowLastColumn="0" w:lastRowFirstColumn="0" w:lastRowLastColumn="0"/>
+            </w:pPr>
+            <w:r>
+              <w:t xml:space="preserve">  </w:t>
+            </w:r>
+            <w:proofErr w:type="spellStart"/>
+            <w:r>
+              <w:t>theme_</w:t>
+            </w:r>
+            <w:proofErr w:type="gramStart"/>
+            <w:r>
+              <w:t>minimal</w:t>
+            </w:r>
+            <w:proofErr w:type="spellEnd"/>
+            <w:r>
+              <w:t>(</w:t>
+            </w:r>
+            <w:proofErr w:type="gramEnd"/>
+            <w:r>
+              <w:t>) +</w:t>
+            </w:r>
+          </w:p>
+          <w:p>
+            <w:pPr>
+              <w:cnfStyle w:val="000000000000" w:firstRow="0" w:lastRow="0" w:firstColumn="0" w:lastColumn="0" w:oddVBand="0" w:evenVBand="0" w:oddHBand="0" w:evenHBand="0" w:firstRowFirstColumn="0" w:firstRowLastColumn="0" w:lastRowFirstColumn="0" w:lastRowLastColumn="0"/>
+            </w:pPr>
+            <w:r>
+              <w:t xml:space="preserve">  </w:t>
+            </w:r>
+            <w:proofErr w:type="gramStart"/>
+            <w:r>
+              <w:t>theme(</w:t>
+            </w:r>
+            <w:proofErr w:type="spellStart"/>
+            <w:proofErr w:type="gramEnd"/>
+            <w:r>
+              <w:t>axis.title</w:t>
+            </w:r>
+            <w:proofErr w:type="spellEnd"/>
+            <w:r>
+              <w:t xml:space="preserve"> = </w:t>
+            </w:r>
+            <w:proofErr w:type="spellStart"/>
+            <w:r>
+              <w:t>element_text</w:t>
+            </w:r>
+            <w:proofErr w:type="spellEnd"/>
+            <w:r>
+              <w:t>(</w:t>
+            </w:r>
+            <w:proofErr w:type="spellStart"/>
+            <w:r>
+              <w:t>color</w:t>
+            </w:r>
+            <w:proofErr w:type="spellEnd"/>
+            <w:r>
+              <w:t xml:space="preserve"> = "black", face = "bold", size = 10),</w:t>
+            </w:r>
+          </w:p>
+          <w:p>
+            <w:pPr>
+              <w:cnfStyle w:val="000000000000" w:firstRow="0" w:lastRow="0" w:firstColumn="0" w:lastColumn="0" w:oddVBand="0" w:evenVBand="0" w:oddHBand="0" w:evenHBand="0" w:firstRowFirstColumn="0" w:firstRowLastColumn="0" w:lastRowFirstColumn="0" w:lastRowLastColumn="0"/>
+            </w:pPr>
+            <w:r>
+              <w:t xml:space="preserve">        </w:t>
+            </w:r>
+            <w:proofErr w:type="spellStart"/>
+            <w:r>
+              <w:t>axis.</w:t>
+            </w:r>
+            <w:proofErr w:type="gramStart"/>
+            <w:r>
+              <w:t>text.y</w:t>
+            </w:r>
+            <w:proofErr w:type="spellEnd"/>
+            <w:proofErr w:type="gramEnd"/>
+            <w:r>
+              <w:t xml:space="preserve"> = </w:t>
+            </w:r>
+            <w:proofErr w:type="spellStart"/>
+            <w:r>
+              <w:t>element_text</w:t>
+            </w:r>
+            <w:proofErr w:type="spellEnd"/>
+            <w:r>
+              <w:t>(</w:t>
+            </w:r>
+            <w:proofErr w:type="spellStart"/>
+            <w:r>
+              <w:t>color</w:t>
+            </w:r>
+            <w:proofErr w:type="spellEnd"/>
+            <w:r>
+              <w:t xml:space="preserve"> = "black", face = "bold"),</w:t>
+            </w:r>
+          </w:p>
+          <w:p>
+            <w:pPr>
+              <w:cnfStyle w:val="000000000000" w:firstRow="0" w:lastRow="0" w:firstColumn="0" w:lastColumn="0" w:oddVBand="0" w:evenVBand="0" w:oddHBand="0" w:evenHBand="0" w:firstRowFirstColumn="0" w:firstRowLastColumn="0" w:lastRowFirstColumn="0" w:lastRowLastColumn="0"/>
+            </w:pPr>
+            <w:r>
+              <w:t xml:space="preserve">        </w:t>
+            </w:r>
+            <w:proofErr w:type="spellStart"/>
+            <w:r>
+              <w:t>axis.text.x</w:t>
+            </w:r>
+            <w:proofErr w:type="spellEnd"/>
+            <w:r>
+              <w:t xml:space="preserve"> = </w:t>
+            </w:r>
+            <w:proofErr w:type="spellStart"/>
+            <w:r>
+              <w:t>element_</w:t>
+            </w:r>
+            <w:proofErr w:type="gramStart"/>
+            <w:r>
+              <w:t>blank</w:t>
+            </w:r>
+            <w:proofErr w:type="spellEnd"/>
+            <w:r>
+              <w:t>(</w:t>
+            </w:r>
+            <w:proofErr w:type="gramEnd"/>
+            <w:r>
+              <w:t>)) +</w:t>
+            </w:r>
+          </w:p>
+          <w:p>
+            <w:pPr>
+              <w:cnfStyle w:val="000000000000" w:firstRow="0" w:lastRow="0" w:firstColumn="0" w:lastColumn="0" w:oddVBand="0" w:evenVBand="0" w:oddHBand="0" w:evenHBand="0" w:firstRowFirstColumn="0" w:firstRowLastColumn="0" w:lastRowFirstColumn="0" w:lastRowLastColumn="0"/>
+            </w:pPr>
+            <w:r>
+              <w:t xml:space="preserve">  </w:t>
+            </w:r>
+            <w:proofErr w:type="gramStart"/>
+            <w:r>
+              <w:t>labs(</w:t>
+            </w:r>
+            <w:proofErr w:type="gramEnd"/>
+            <w:r>
+              <w:t xml:space="preserve">x = "PC axis", y = "% Variance", title = "Log-Ratio PCA </w:t>
+            </w:r>
+            <w:proofErr w:type="spellStart"/>
+            <w:r>
+              <w:t>Screeplot</w:t>
+            </w:r>
+            <w:proofErr w:type="spellEnd"/>
+            <w:r>
+              <w:t>")</w:t>
+            </w:r>
+          </w:p>
+          <w:p>
+            <w:pPr>
+              <w:cnfStyle w:val="000000000000" w:firstRow="0" w:lastRow="0" w:firstColumn="0" w:lastColumn="0" w:oddVBand="0" w:evenVBand="0" w:oddHBand="0" w:evenHBand="0" w:firstRowFirstColumn="0" w:firstRowLastColumn="0" w:lastRowFirstColumn="0" w:lastRowLastColumn="0"/>
+            </w:pPr>
+            <w:proofErr w:type="spellStart"/>
+            <w:proofErr w:type="gramStart"/>
+            <w:r>
+              <w:t>dev.off</w:t>
+            </w:r>
+            <w:proofErr w:type="spellEnd"/>
+            <w:r>
+              <w:t>(</w:t>
+            </w:r>
+            <w:proofErr w:type="gramEnd"/>
+            <w:r>
+              <w:t>)</w:t>
+            </w:r>
+          </w:p>
+        </w:tc>
+      </w:tr>
+      <w:tr>
+        <w:trPr>
+          <w:cnfStyle w:val="000000100000" w:firstRow="0" w:lastRow="0" w:firstColumn="0" w:lastColumn="0" w:oddVBand="0" w:evenVBand="0" w:oddHBand="1" w:evenHBand="0" w:firstRowFirstColumn="0" w:firstRowLastColumn="0" w:lastRowFirstColumn="0" w:lastRowLastColumn="0"/>
+        </w:trPr>
+        <w:tc>
+          <w:tcPr>
+            <w:cnfStyle w:val="001000000000" w:firstRow="0" w:lastRow="0" w:firstColumn="1" w:lastColumn="0" w:oddVBand="0" w:evenVBand="0" w:oddHBand="0" w:evenHBand="0" w:firstRowFirstColumn="0" w:firstRowLastColumn="0" w:lastRowFirstColumn="0" w:lastRowLastColumn="0"/>
+            <w:tcW w:w="3714" w:type="dxa"/>
+          </w:tcPr>
+          <w:p>
+            <w:pPr>
+              <w:tabs>
+                <w:tab w:val="left" w:pos="1041"/>
+              </w:tabs>
+            </w:pPr>
+            <w:r>
+              <w:t>Visualise the PCA.</w:t>
+            </w:r>
+          </w:p>
+        </w:tc>
+        <w:tc>
+          <w:tcPr>
+            <w:tcW w:w="3781" w:type="dxa"/>
+          </w:tcPr>
+          <w:p>
+            <w:pPr>
+              <w:cnfStyle w:val="000000100000" w:firstRow="0" w:lastRow="0" w:firstColumn="0" w:lastColumn="0" w:oddVBand="0" w:evenVBand="0" w:oddHBand="1" w:evenHBand="0" w:firstRowFirstColumn="0" w:firstRowLastColumn="0" w:lastRowFirstColumn="0" w:lastRowLastColumn="0"/>
+            </w:pPr>
+            <w:r>
+              <w:t>We can use this to plot just our two most important axis!</w:t>
+            </w:r>
+          </w:p>
+        </w:tc>
+        <w:tc>
+          <w:tcPr>
+            <w:tcW w:w="7903" w:type="dxa"/>
+          </w:tcPr>
+          <w:p>
+            <w:pPr>
+              <w:cnfStyle w:val="000000100000" w:firstRow="0" w:lastRow="0" w:firstColumn="0" w:lastColumn="0" w:oddVBand="0" w:evenVBand="0" w:oddHBand="1" w:evenHBand="0" w:firstRowFirstColumn="0" w:firstRowLastColumn="0" w:lastRowFirstColumn="0" w:lastRowLastColumn="0"/>
+            </w:pPr>
+            <w:proofErr w:type="spellStart"/>
+            <w:r>
+              <w:t>my_pca_frame</w:t>
+            </w:r>
+            <w:proofErr w:type="spellEnd"/>
+            <w:r>
+              <w:t xml:space="preserve"> &lt;- </w:t>
+            </w:r>
+            <w:proofErr w:type="spellStart"/>
+            <w:proofErr w:type="gramStart"/>
+            <w:r>
+              <w:t>data.frame</w:t>
+            </w:r>
+            <w:proofErr w:type="spellEnd"/>
+            <w:proofErr w:type="gramEnd"/>
+            <w:r>
+              <w:t>(</w:t>
+            </w:r>
+            <w:proofErr w:type="spellStart"/>
+            <w:r>
+              <w:t>my_pca$x</w:t>
+            </w:r>
+            <w:proofErr w:type="spellEnd"/>
+            <w:r>
+              <w:t xml:space="preserve">) %&gt;% </w:t>
+            </w:r>
+          </w:p>
+          <w:p>
+            <w:pPr>
+              <w:cnfStyle w:val="000000100000" w:firstRow="0" w:lastRow="0" w:firstColumn="0" w:lastColumn="0" w:oddVBand="0" w:evenVBand="0" w:oddHBand="1" w:evenHBand="0" w:firstRowFirstColumn="0" w:firstRowLastColumn="0" w:lastRowFirstColumn="0" w:lastRowLastColumn="0"/>
+            </w:pPr>
+            <w:r>
+              <w:t xml:space="preserve">  </w:t>
+            </w:r>
+            <w:proofErr w:type="spellStart"/>
+            <w:r>
+              <w:t>rownames_to_</w:t>
+            </w:r>
+            <w:proofErr w:type="gramStart"/>
+            <w:r>
+              <w:t>column</w:t>
+            </w:r>
+            <w:proofErr w:type="spellEnd"/>
+            <w:r>
+              <w:t>(</w:t>
+            </w:r>
+            <w:proofErr w:type="spellStart"/>
+            <w:proofErr w:type="gramEnd"/>
+            <w:r>
+              <w:t>var</w:t>
+            </w:r>
+            <w:proofErr w:type="spellEnd"/>
+            <w:r>
+              <w:t xml:space="preserve"> = "Glacier") %&gt;% </w:t>
+            </w:r>
+          </w:p>
+          <w:p>
+            <w:pPr>
+              <w:cnfStyle w:val="000000100000" w:firstRow="0" w:lastRow="0" w:firstColumn="0" w:lastColumn="0" w:oddVBand="0" w:evenVBand="0" w:oddHBand="1" w:evenHBand="0" w:firstRowFirstColumn="0" w:firstRowLastColumn="0" w:lastRowFirstColumn="0" w:lastRowLastColumn="0"/>
+            </w:pPr>
+            <w:r>
+              <w:t xml:space="preserve">  </w:t>
+            </w:r>
+            <w:proofErr w:type="gramStart"/>
+            <w:r>
+              <w:t>separate(</w:t>
+            </w:r>
+            <w:proofErr w:type="gramEnd"/>
+            <w:r>
+              <w:t xml:space="preserve">Glacier, into = c("Glacier", "excess"), </w:t>
+            </w:r>
+            <w:proofErr w:type="spellStart"/>
+            <w:r>
+              <w:t>sep</w:t>
+            </w:r>
+            <w:proofErr w:type="spellEnd"/>
+            <w:r>
+              <w:t xml:space="preserve"> = "_") %&gt;% </w:t>
+            </w:r>
+          </w:p>
+          <w:p>
+            <w:pPr>
+              <w:cnfStyle w:val="000000100000" w:firstRow="0" w:lastRow="0" w:firstColumn="0" w:lastColumn="0" w:oddVBand="0" w:evenVBand="0" w:oddHBand="1" w:evenHBand="0" w:firstRowFirstColumn="0" w:firstRowLastColumn="0" w:lastRowFirstColumn="0" w:lastRowLastColumn="0"/>
+            </w:pPr>
+            <w:r>
+              <w:t xml:space="preserve">  select(-excess) %&gt;% </w:t>
+            </w:r>
+          </w:p>
+          <w:p>
+            <w:pPr>
+              <w:cnfStyle w:val="000000100000" w:firstRow="0" w:lastRow="0" w:firstColumn="0" w:lastColumn="0" w:oddVBand="0" w:evenVBand="0" w:oddHBand="1" w:evenHBand="0" w:firstRowFirstColumn="0" w:firstRowLastColumn="0" w:lastRowFirstColumn="0" w:lastRowLastColumn="0"/>
+            </w:pPr>
+            <w:r>
+              <w:t xml:space="preserve">  </w:t>
+            </w:r>
+            <w:proofErr w:type="spellStart"/>
+            <w:proofErr w:type="gramStart"/>
+            <w:r>
+              <w:t>data.frame</w:t>
+            </w:r>
+            <w:proofErr w:type="spellEnd"/>
+            <w:proofErr w:type="gramEnd"/>
+          </w:p>
+          <w:p>
+            <w:pPr>
+              <w:cnfStyle w:val="000000100000" w:firstRow="0" w:lastRow="0" w:firstColumn="0" w:lastColumn="0" w:oddVBand="0" w:evenVBand="0" w:oddHBand="1" w:evenHBand="0" w:firstRowFirstColumn="0" w:firstRowLastColumn="0" w:lastRowFirstColumn="0" w:lastRowLastColumn="0"/>
+            </w:pPr>
+            <w:r>
+              <w:t>head(</w:t>
+            </w:r>
+            <w:proofErr w:type="spellStart"/>
+            <w:r>
+              <w:t>my_pca_frame</w:t>
+            </w:r>
+            <w:proofErr w:type="spellEnd"/>
+            <w:r>
+              <w:t>)</w:t>
+            </w:r>
+          </w:p>
+          <w:p>
+            <w:pPr>
+              <w:cnfStyle w:val="000000100000" w:firstRow="0" w:lastRow="0" w:firstColumn="0" w:lastColumn="0" w:oddVBand="0" w:evenVBand="0" w:oddHBand="1" w:evenHBand="0" w:firstRowFirstColumn="0" w:firstRowLastColumn="0" w:lastRowFirstColumn="0" w:lastRowLastColumn="0"/>
+            </w:pPr>
+          </w:p>
+          <w:p>
+            <w:pPr>
+              <w:cnfStyle w:val="000000100000" w:firstRow="0" w:lastRow="0" w:firstColumn="0" w:lastColumn="0" w:oddVBand="0" w:evenVBand="0" w:oddHBand="1" w:evenHBand="0" w:firstRowFirstColumn="0" w:firstRowLastColumn="0" w:lastRowFirstColumn="0" w:lastRowLastColumn="0"/>
+            </w:pPr>
+            <w:proofErr w:type="spellStart"/>
+            <w:r>
+              <w:t>my_pca_frame$Glacier</w:t>
+            </w:r>
+            <w:proofErr w:type="spellEnd"/>
+            <w:r>
+              <w:t xml:space="preserve"> &lt;- </w:t>
+            </w:r>
+            <w:proofErr w:type="spellStart"/>
+            <w:r>
+              <w:t>metadata$Glacier</w:t>
+            </w:r>
+            <w:proofErr w:type="spellEnd"/>
+            <w:r>
+              <w:t xml:space="preserve"> #here we'll change the sample names to the glacier names</w:t>
+            </w:r>
+          </w:p>
+        </w:tc>
+      </w:tr>
+      <w:tr>
+        <w:tc>
+          <w:tcPr>
+            <w:cnfStyle w:val="001000000000" w:firstRow="0" w:lastRow="0" w:firstColumn="1" w:lastColumn="0" w:oddVBand="0" w:evenVBand="0" w:oddHBand="0" w:evenHBand="0" w:firstRowFirstColumn="0" w:firstRowLastColumn="0" w:lastRowFirstColumn="0" w:lastRowLastColumn="0"/>
+            <w:tcW w:w="3714" w:type="dxa"/>
+          </w:tcPr>
+          <w:p>
+            <w:pPr>
+              <w:tabs>
+                <w:tab w:val="left" w:pos="1041"/>
+              </w:tabs>
+            </w:pPr>
+            <w:r>
+              <w:t xml:space="preserve">Use </w:t>
+            </w:r>
+            <w:proofErr w:type="spellStart"/>
+            <w:r>
+              <w:t>ggplot</w:t>
+            </w:r>
+            <w:proofErr w:type="spellEnd"/>
+            <w:r>
+              <w:t xml:space="preserve"> to plot the visualisation and save as pdf.</w:t>
+            </w:r>
+          </w:p>
+        </w:tc>
+        <w:tc>
+          <w:tcPr>
+            <w:tcW w:w="3781" w:type="dxa"/>
+          </w:tcPr>
+          <w:p>
+            <w:pPr>
+              <w:cnfStyle w:val="000000000000" w:firstRow="0" w:lastRow="0" w:firstColumn="0" w:lastColumn="0" w:oddVBand="0" w:evenVBand="0" w:oddHBand="0" w:evenHBand="0" w:firstRowFirstColumn="0" w:firstRowLastColumn="0" w:lastRowFirstColumn="0" w:lastRowLastColumn="0"/>
+            </w:pPr>
+            <w:r>
+              <w:t xml:space="preserve">Using those </w:t>
+            </w:r>
+            <w:proofErr w:type="gramStart"/>
+            <w:r>
+              <w:t>axis</w:t>
+            </w:r>
+            <w:proofErr w:type="gramEnd"/>
+            <w:r>
+              <w:t xml:space="preserve"> we can see how different the communities on the two glaciers are. </w:t>
+            </w:r>
+            <w:proofErr w:type="spellStart"/>
+            <w:r>
+              <w:t>Scale_fill_brewer</w:t>
+            </w:r>
+            <w:proofErr w:type="spellEnd"/>
+            <w:r>
+              <w:t xml:space="preserve"> function used here from </w:t>
+            </w:r>
+            <w:proofErr w:type="spellStart"/>
+            <w:r>
+              <w:t>RColorBrewer</w:t>
+            </w:r>
+            <w:proofErr w:type="spellEnd"/>
+            <w:r>
+              <w:t xml:space="preserve"> package.</w:t>
+            </w:r>
+          </w:p>
+        </w:tc>
+        <w:tc>
+          <w:tcPr>
+            <w:tcW w:w="7903" w:type="dxa"/>
+          </w:tcPr>
+          <w:p>
+            <w:pPr>
+              <w:cnfStyle w:val="000000000000" w:firstRow="0" w:lastRow="0" w:firstColumn="0" w:lastColumn="0" w:oddVBand="0" w:evenVBand="0" w:oddHBand="0" w:evenHBand="0" w:firstRowFirstColumn="0" w:firstRowLastColumn="0" w:lastRowFirstColumn="0" w:lastRowLastColumn="0"/>
+            </w:pPr>
+            <w:r>
+              <w:t>pdf("results/PCA-Log-Ratio.pdf")</w:t>
+            </w:r>
+          </w:p>
+          <w:p>
+            <w:pPr>
+              <w:cnfStyle w:val="000000000000" w:firstRow="0" w:lastRow="0" w:firstColumn="0" w:lastColumn="0" w:oddVBand="0" w:evenVBand="0" w:oddHBand="0" w:evenHBand="0" w:firstRowFirstColumn="0" w:firstRowLastColumn="0" w:lastRowFirstColumn="0" w:lastRowLastColumn="0"/>
+            </w:pPr>
+            <w:proofErr w:type="spellStart"/>
+            <w:r>
+              <w:t>ggplot</w:t>
+            </w:r>
+            <w:proofErr w:type="spellEnd"/>
+            <w:r>
+              <w:t>(</w:t>
+            </w:r>
+            <w:proofErr w:type="spellStart"/>
+            <w:r>
+              <w:t>my_pca_frame</w:t>
+            </w:r>
+            <w:proofErr w:type="spellEnd"/>
+            <w:r>
+              <w:t>) +</w:t>
+            </w:r>
+          </w:p>
+          <w:p>
+            <w:pPr>
+              <w:cnfStyle w:val="000000000000" w:firstRow="0" w:lastRow="0" w:firstColumn="0" w:lastColumn="0" w:oddVBand="0" w:evenVBand="0" w:oddHBand="0" w:evenHBand="0" w:firstRowFirstColumn="0" w:firstRowLastColumn="0" w:lastRowFirstColumn="0" w:lastRowLastColumn="0"/>
+            </w:pPr>
+            <w:r>
+              <w:t xml:space="preserve">  </w:t>
+            </w:r>
+            <w:proofErr w:type="spellStart"/>
+            <w:r>
+              <w:t>geom_</w:t>
+            </w:r>
+            <w:proofErr w:type="gramStart"/>
+            <w:r>
+              <w:t>point</w:t>
+            </w:r>
+            <w:proofErr w:type="spellEnd"/>
+            <w:r>
+              <w:t>(</w:t>
+            </w:r>
+            <w:proofErr w:type="spellStart"/>
+            <w:proofErr w:type="gramEnd"/>
+            <w:r>
+              <w:t>aes</w:t>
+            </w:r>
+            <w:proofErr w:type="spellEnd"/>
+            <w:r>
+              <w:t xml:space="preserve">(x = PC1, y = PC2, fill = Glacier), size = 4, shape = 21, </w:t>
+            </w:r>
+            <w:proofErr w:type="spellStart"/>
+            <w:r>
+              <w:t>color</w:t>
+            </w:r>
+            <w:proofErr w:type="spellEnd"/>
+            <w:r>
+              <w:t xml:space="preserve"> = "black") +</w:t>
+            </w:r>
+          </w:p>
+          <w:p>
+            <w:pPr>
+              <w:cnfStyle w:val="000000000000" w:firstRow="0" w:lastRow="0" w:firstColumn="0" w:lastColumn="0" w:oddVBand="0" w:evenVBand="0" w:oddHBand="0" w:evenHBand="0" w:firstRowFirstColumn="0" w:firstRowLastColumn="0" w:lastRowFirstColumn="0" w:lastRowLastColumn="0"/>
+            </w:pPr>
+            <w:r>
+              <w:t xml:space="preserve">  </w:t>
+            </w:r>
+            <w:proofErr w:type="spellStart"/>
+            <w:proofErr w:type="gramStart"/>
+            <w:r>
+              <w:t>ylab</w:t>
+            </w:r>
+            <w:proofErr w:type="spellEnd"/>
+            <w:r>
+              <w:t>(</w:t>
+            </w:r>
+            <w:proofErr w:type="gramEnd"/>
+            <w:r>
+              <w:t>paste0('PC2 ', round(</w:t>
+            </w:r>
+            <w:proofErr w:type="spellStart"/>
+            <w:r>
+              <w:t>my_pca_variances</w:t>
+            </w:r>
+            <w:proofErr w:type="spellEnd"/>
+            <w:r>
+              <w:t>[2,2]*100,2),'%')) + #Extract y axis value from variance</w:t>
+            </w:r>
+          </w:p>
+          <w:p>
+            <w:pPr>
+              <w:cnfStyle w:val="000000000000" w:firstRow="0" w:lastRow="0" w:firstColumn="0" w:lastColumn="0" w:oddVBand="0" w:evenVBand="0" w:oddHBand="0" w:evenHBand="0" w:firstRowFirstColumn="0" w:firstRowLastColumn="0" w:lastRowFirstColumn="0" w:lastRowLastColumn="0"/>
+            </w:pPr>
+            <w:r>
+              <w:t xml:space="preserve">  </w:t>
+            </w:r>
+            <w:proofErr w:type="spellStart"/>
+            <w:proofErr w:type="gramStart"/>
+            <w:r>
+              <w:t>xlab</w:t>
+            </w:r>
+            <w:proofErr w:type="spellEnd"/>
+            <w:r>
+              <w:t>(</w:t>
+            </w:r>
+            <w:proofErr w:type="gramEnd"/>
+            <w:r>
+              <w:t>paste0('PC1 ', round(</w:t>
+            </w:r>
+            <w:proofErr w:type="spellStart"/>
+            <w:r>
+              <w:t>my_pca_variances</w:t>
+            </w:r>
+            <w:proofErr w:type="spellEnd"/>
+            <w:r>
+              <w:t>[1,2]*100,2),'%')) + #Extract x axis value from variance</w:t>
+            </w:r>
+          </w:p>
+          <w:p>
+            <w:pPr>
+              <w:cnfStyle w:val="000000000000" w:firstRow="0" w:lastRow="0" w:firstColumn="0" w:lastColumn="0" w:oddVBand="0" w:evenVBand="0" w:oddHBand="0" w:evenHBand="0" w:firstRowFirstColumn="0" w:firstRowLastColumn="0" w:lastRowFirstColumn="0" w:lastRowLastColumn="0"/>
+            </w:pPr>
+            <w:r>
+              <w:t xml:space="preserve">  </w:t>
+            </w:r>
+            <w:proofErr w:type="spellStart"/>
+            <w:r>
+              <w:t>scale_fill_</w:t>
+            </w:r>
+            <w:proofErr w:type="gramStart"/>
+            <w:r>
+              <w:t>brewer</w:t>
+            </w:r>
+            <w:proofErr w:type="spellEnd"/>
+            <w:r>
+              <w:t>(</w:t>
+            </w:r>
+            <w:proofErr w:type="gramEnd"/>
+            <w:r>
+              <w:t>palette = 'Dark2', name = 'Glacier') +</w:t>
+            </w:r>
+          </w:p>
+          <w:p>
+            <w:pPr>
+              <w:cnfStyle w:val="000000000000" w:firstRow="0" w:lastRow="0" w:firstColumn="0" w:lastColumn="0" w:oddVBand="0" w:evenVBand="0" w:oddHBand="0" w:evenHBand="0" w:firstRowFirstColumn="0" w:firstRowLastColumn="0" w:lastRowFirstColumn="0" w:lastRowLastColumn="0"/>
+            </w:pPr>
+            <w:r>
+              <w:t xml:space="preserve">  </w:t>
+            </w:r>
+            <w:proofErr w:type="spellStart"/>
+            <w:proofErr w:type="gramStart"/>
+            <w:r>
+              <w:t>ggtitle</w:t>
+            </w:r>
+            <w:proofErr w:type="spellEnd"/>
+            <w:r>
+              <w:t>(</w:t>
+            </w:r>
+            <w:proofErr w:type="gramEnd"/>
+            <w:r>
+              <w:t>'Log-Ratio PCA Ordination') +</w:t>
+            </w:r>
+          </w:p>
+          <w:p>
+            <w:pPr>
+              <w:cnfStyle w:val="000000000000" w:firstRow="0" w:lastRow="0" w:firstColumn="0" w:lastColumn="0" w:oddVBand="0" w:evenVBand="0" w:oddHBand="0" w:evenHBand="0" w:firstRowFirstColumn="0" w:firstRowLastColumn="0" w:lastRowFirstColumn="0" w:lastRowLastColumn="0"/>
+            </w:pPr>
+            <w:r>
+              <w:t xml:space="preserve">  </w:t>
+            </w:r>
+            <w:proofErr w:type="spellStart"/>
+            <w:r>
+              <w:t>coord_</w:t>
+            </w:r>
+            <w:proofErr w:type="gramStart"/>
+            <w:r>
+              <w:t>fixed</w:t>
+            </w:r>
+            <w:proofErr w:type="spellEnd"/>
+            <w:r>
+              <w:t>(</w:t>
+            </w:r>
+            <w:proofErr w:type="gramEnd"/>
+            <w:r>
+              <w:t>ratio = 1) +</w:t>
+            </w:r>
+          </w:p>
+          <w:p>
+            <w:pPr>
+              <w:cnfStyle w:val="000000000000" w:firstRow="0" w:lastRow="0" w:firstColumn="0" w:lastColumn="0" w:oddVBand="0" w:evenVBand="0" w:oddHBand="0" w:evenHBand="0" w:firstRowFirstColumn="0" w:firstRowLastColumn="0" w:lastRowFirstColumn="0" w:lastRowLastColumn="0"/>
+            </w:pPr>
+            <w:r>
+              <w:t xml:space="preserve">  </w:t>
+            </w:r>
+            <w:proofErr w:type="spellStart"/>
+            <w:r>
+              <w:t>theme_</w:t>
+            </w:r>
+            <w:proofErr w:type="gramStart"/>
+            <w:r>
+              <w:t>bw</w:t>
+            </w:r>
+            <w:proofErr w:type="spellEnd"/>
+            <w:r>
+              <w:t>(</w:t>
+            </w:r>
+            <w:proofErr w:type="gramEnd"/>
+            <w:r>
+              <w:t>)</w:t>
+            </w:r>
+          </w:p>
+          <w:p>
+            <w:pPr>
+              <w:cnfStyle w:val="000000000000" w:firstRow="0" w:lastRow="0" w:firstColumn="0" w:lastColumn="0" w:oddVBand="0" w:evenVBand="0" w:oddHBand="0" w:evenHBand="0" w:firstRowFirstColumn="0" w:firstRowLastColumn="0" w:lastRowFirstColumn="0" w:lastRowLastColumn="0"/>
+            </w:pPr>
+            <w:proofErr w:type="spellStart"/>
+            <w:proofErr w:type="gramStart"/>
+            <w:r>
+              <w:t>dev.off</w:t>
+            </w:r>
+            <w:proofErr w:type="spellEnd"/>
+            <w:r>
+              <w:t>(</w:t>
+            </w:r>
+            <w:proofErr w:type="gramEnd"/>
+            <w:r>
+              <w:t>)</w:t>
+            </w:r>
+          </w:p>
+        </w:tc>
+      </w:tr>
+      <w:tr>
+        <w:trPr>
+          <w:cnfStyle w:val="000000100000" w:firstRow="0" w:lastRow="0" w:firstColumn="0" w:lastColumn="0" w:oddVBand="0" w:evenVBand="0" w:oddHBand="1" w:evenHBand="0" w:firstRowFirstColumn="0" w:firstRowLastColumn="0" w:lastRowFirstColumn="0" w:lastRowLastColumn="0"/>
+        </w:trPr>
+        <w:tc>
+          <w:tcPr>
+            <w:cnfStyle w:val="001000000000" w:firstRow="0" w:lastRow="0" w:firstColumn="1" w:lastColumn="0" w:oddVBand="0" w:evenVBand="0" w:oddHBand="0" w:evenHBand="0" w:firstRowFirstColumn="0" w:firstRowLastColumn="0" w:lastRowFirstColumn="0" w:lastRowLastColumn="0"/>
+            <w:tcW w:w="3714" w:type="dxa"/>
+          </w:tcPr>
+          <w:p>
+            <w:pPr>
+              <w:tabs>
+                <w:tab w:val="left" w:pos="1041"/>
+              </w:tabs>
+            </w:pPr>
+            <w:r>
+              <w:t>Compute Jaccard distance metric</w:t>
+            </w:r>
+          </w:p>
+        </w:tc>
+        <w:tc>
+          <w:tcPr>
+            <w:tcW w:w="3781" w:type="dxa"/>
+          </w:tcPr>
+          <w:p>
+            <w:pPr>
+              <w:cnfStyle w:val="000000100000" w:firstRow="0" w:lastRow="0" w:firstColumn="0" w:lastColumn="0" w:oddVBand="0" w:evenVBand="0" w:oddHBand="1" w:evenHBand="0" w:firstRowFirstColumn="0" w:firstRowLastColumn="0" w:lastRowFirstColumn="0" w:lastRowLastColumn="0"/>
+            </w:pPr>
+            <w:r>
+              <w:t xml:space="preserve">We will use this to perform a </w:t>
+            </w:r>
+            <w:proofErr w:type="spellStart"/>
+            <w:r>
+              <w:t>PCoA</w:t>
+            </w:r>
+            <w:proofErr w:type="spellEnd"/>
+            <w:r>
+              <w:t xml:space="preserve">. </w:t>
+            </w:r>
+            <w:proofErr w:type="spellStart"/>
+            <w:r>
+              <w:t>PCoA</w:t>
+            </w:r>
+            <w:proofErr w:type="spellEnd"/>
+            <w:r>
+              <w:t xml:space="preserve"> is doing a PCA but using a distance matrix.</w:t>
+            </w:r>
+            <w:r>
+              <w:t xml:space="preserve"> </w:t>
+            </w:r>
+            <w:r>
+              <w:t xml:space="preserve">Jaccard is a good metric for looking at presence/absence </w:t>
+            </w:r>
+            <w:proofErr w:type="spellStart"/>
+            <w:r>
+              <w:t xml:space="preserve">data. </w:t>
+            </w:r>
+            <w:proofErr w:type="spellEnd"/>
+            <w:r>
+              <w:t xml:space="preserve">Jaccard distances are also useful for rare taxa. </w:t>
+            </w:r>
+            <w:proofErr w:type="spellStart"/>
+            <w:r>
+              <w:t>Vegdist</w:t>
+            </w:r>
+            <w:proofErr w:type="spellEnd"/>
+            <w:r>
+              <w:t xml:space="preserve"> is a function from the vegan package.</w:t>
+            </w:r>
+          </w:p>
+          <w:p>
+            <w:pPr>
+              <w:cnfStyle w:val="000000100000" w:firstRow="0" w:lastRow="0" w:firstColumn="0" w:lastColumn="0" w:oddVBand="0" w:evenVBand="0" w:oddHBand="1" w:evenHBand="0" w:firstRowFirstColumn="0" w:firstRowLastColumn="0" w:lastRowFirstColumn="0" w:lastRowLastColumn="0"/>
+            </w:pPr>
+          </w:p>
+        </w:tc>
+        <w:tc>
+          <w:tcPr>
+            <w:tcW w:w="7903" w:type="dxa"/>
+          </w:tcPr>
+          <w:p>
+            <w:pPr>
+              <w:cnfStyle w:val="000000100000" w:firstRow="0" w:lastRow="0" w:firstColumn="0" w:lastColumn="0" w:oddVBand="0" w:evenVBand="0" w:oddHBand="1" w:evenHBand="0" w:firstRowFirstColumn="0" w:firstRowLastColumn="0" w:lastRowFirstColumn="0" w:lastRowLastColumn="0"/>
+            </w:pPr>
+            <w:proofErr w:type="spellStart"/>
+            <w:r>
+              <w:t>jaccard</w:t>
+            </w:r>
+            <w:proofErr w:type="spellEnd"/>
+            <w:r>
+              <w:t xml:space="preserve"> &lt;- </w:t>
+            </w:r>
+            <w:proofErr w:type="spellStart"/>
+            <w:r>
+              <w:t>vegdist</w:t>
+            </w:r>
+            <w:proofErr w:type="spellEnd"/>
+            <w:r>
+              <w:t>(t(</w:t>
+            </w:r>
+            <w:proofErr w:type="spellStart"/>
+            <w:r>
+              <w:t>count_table_clean</w:t>
+            </w:r>
+            <w:proofErr w:type="spellEnd"/>
+            <w:r>
+              <w:t>), method="</w:t>
+            </w:r>
+            <w:proofErr w:type="spellStart"/>
+            <w:r>
+              <w:t>jaccard</w:t>
+            </w:r>
+            <w:proofErr w:type="spellEnd"/>
+            <w:r>
+              <w:t>")</w:t>
+            </w:r>
+          </w:p>
+        </w:tc>
+      </w:tr>
+      <w:tr>
+        <w:tc>
+          <w:tcPr>
+            <w:cnfStyle w:val="001000000000" w:firstRow="0" w:lastRow="0" w:firstColumn="1" w:lastColumn="0" w:oddVBand="0" w:evenVBand="0" w:oddHBand="0" w:evenHBand="0" w:firstRowFirstColumn="0" w:firstRowLastColumn="0" w:lastRowFirstColumn="0" w:lastRowLastColumn="0"/>
+            <w:tcW w:w="3714" w:type="dxa"/>
+          </w:tcPr>
+          <w:p>
+            <w:pPr>
+              <w:tabs>
+                <w:tab w:val="left" w:pos="1041"/>
+              </w:tabs>
+            </w:pPr>
+            <w:r>
+              <w:t xml:space="preserve">Perform </w:t>
+            </w:r>
+            <w:proofErr w:type="spellStart"/>
+            <w:r>
+              <w:t>PCoA</w:t>
+            </w:r>
+            <w:proofErr w:type="spellEnd"/>
+            <w:r>
+              <w:t xml:space="preserve"> with </w:t>
+            </w:r>
+            <w:r>
+              <w:t>J</w:t>
+            </w:r>
+            <w:r>
+              <w:t>accard distance metric</w:t>
+            </w:r>
+          </w:p>
+        </w:tc>
+        <w:tc>
+          <w:tcPr>
+            <w:tcW w:w="3781" w:type="dxa"/>
+          </w:tcPr>
+          <w:p>
+            <w:pPr>
+              <w:cnfStyle w:val="000000000000" w:firstRow="0" w:lastRow="0" w:firstColumn="0" w:lastColumn="0" w:oddVBand="0" w:evenVBand="0" w:oddHBand="0" w:evenHBand="0" w:firstRowFirstColumn="0" w:firstRowLastColumn="0" w:lastRowFirstColumn="0" w:lastRowLastColumn="0"/>
+            </w:pPr>
+            <w:proofErr w:type="spellStart"/>
+            <w:r>
+              <w:t>PCoA</w:t>
+            </w:r>
+            <w:proofErr w:type="spellEnd"/>
+            <w:r>
+              <w:t xml:space="preserve"> is doing a PCA but using a distance matrix.</w:t>
+            </w:r>
+          </w:p>
+        </w:tc>
+        <w:tc>
+          <w:tcPr>
+            <w:tcW w:w="7903" w:type="dxa"/>
+          </w:tcPr>
+          <w:p>
+            <w:pPr>
+              <w:cnfStyle w:val="000000000000" w:firstRow="0" w:lastRow="0" w:firstColumn="0" w:lastColumn="0" w:oddVBand="0" w:evenVBand="0" w:oddHBand="0" w:evenHBand="0" w:firstRowFirstColumn="0" w:firstRowLastColumn="0" w:lastRowFirstColumn="0" w:lastRowLastColumn="0"/>
+            </w:pPr>
+            <w:proofErr w:type="spellStart"/>
+            <w:r>
+              <w:t>my_jaccard_pcoa</w:t>
+            </w:r>
+            <w:proofErr w:type="spellEnd"/>
+            <w:r>
+              <w:t xml:space="preserve"> &lt;- </w:t>
+            </w:r>
+            <w:proofErr w:type="spellStart"/>
+            <w:r>
+              <w:t>pcoa</w:t>
+            </w:r>
+            <w:proofErr w:type="spellEnd"/>
+            <w:r>
+              <w:t>(</w:t>
+            </w:r>
+            <w:proofErr w:type="spellStart"/>
+            <w:r>
+              <w:t>jaccard</w:t>
+            </w:r>
+            <w:proofErr w:type="spellEnd"/>
+            <w:r>
+              <w:t>)</w:t>
+            </w:r>
+          </w:p>
+        </w:tc>
+      </w:tr>
+      <w:tr>
+        <w:trPr>
+          <w:cnfStyle w:val="000000100000" w:firstRow="0" w:lastRow="0" w:firstColumn="0" w:lastColumn="0" w:oddVBand="0" w:evenVBand="0" w:oddHBand="1" w:evenHBand="0" w:firstRowFirstColumn="0" w:firstRowLastColumn="0" w:lastRowFirstColumn="0" w:lastRowLastColumn="0"/>
+        </w:trPr>
+        <w:tc>
+          <w:tcPr>
+            <w:cnfStyle w:val="001000000000" w:firstRow="0" w:lastRow="0" w:firstColumn="1" w:lastColumn="0" w:oddVBand="0" w:evenVBand="0" w:oddHBand="0" w:evenHBand="0" w:firstRowFirstColumn="0" w:firstRowLastColumn="0" w:lastRowFirstColumn="0" w:lastRowLastColumn="0"/>
+            <w:tcW w:w="3714" w:type="dxa"/>
+          </w:tcPr>
+          <w:p>
+            <w:pPr>
+              <w:tabs>
+                <w:tab w:val="left" w:pos="1041"/>
+              </w:tabs>
+            </w:pPr>
+            <w:r>
+              <w:t xml:space="preserve">Extract variances from </w:t>
+            </w:r>
+            <w:r>
+              <w:t>J</w:t>
+            </w:r>
+            <w:r>
+              <w:t xml:space="preserve">accard </w:t>
+            </w:r>
+            <w:proofErr w:type="spellStart"/>
+            <w:r>
+              <w:t>PCoA</w:t>
+            </w:r>
+            <w:proofErr w:type="spellEnd"/>
+          </w:p>
+        </w:tc>
+        <w:tc>
+          <w:tcPr>
+            <w:tcW w:w="3781" w:type="dxa"/>
+          </w:tcPr>
+          <w:p>
+            <w:pPr>
+              <w:cnfStyle w:val="000000100000" w:firstRow="0" w:lastRow="0" w:firstColumn="0" w:lastColumn="0" w:oddVBand="0" w:evenVBand="0" w:oddHBand="1" w:evenHBand="0" w:firstRowFirstColumn="0" w:firstRowLastColumn="0" w:lastRowFirstColumn="0" w:lastRowLastColumn="0"/>
+            </w:pPr>
+            <w:r>
+              <w:t xml:space="preserve">We are pulling out the data that tell us how many </w:t>
+            </w:r>
+            <w:proofErr w:type="gramStart"/>
+            <w:r>
+              <w:t>variance</w:t>
+            </w:r>
+            <w:proofErr w:type="gramEnd"/>
+            <w:r>
+              <w:t xml:space="preserve"> each axis explains.</w:t>
+            </w:r>
+          </w:p>
+        </w:tc>
+        <w:tc>
+          <w:tcPr>
+            <w:tcW w:w="7903" w:type="dxa"/>
+          </w:tcPr>
+          <w:p>
+            <w:pPr>
+              <w:cnfStyle w:val="000000100000" w:firstRow="0" w:lastRow="0" w:firstColumn="0" w:lastColumn="0" w:oddVBand="0" w:evenVBand="0" w:oddHBand="1" w:evenHBand="0" w:firstRowFirstColumn="0" w:firstRowLastColumn="0" w:lastRowFirstColumn="0" w:lastRowLastColumn="0"/>
+            </w:pPr>
+            <w:proofErr w:type="spellStart"/>
+            <w:r>
+              <w:t>my_jaccard_variances</w:t>
+            </w:r>
+            <w:proofErr w:type="spellEnd"/>
+            <w:r>
+              <w:t xml:space="preserve"> &lt;- </w:t>
+            </w:r>
+            <w:proofErr w:type="spellStart"/>
+            <w:proofErr w:type="gramStart"/>
+            <w:r>
+              <w:t>data.frame</w:t>
+            </w:r>
+            <w:proofErr w:type="spellEnd"/>
+            <w:proofErr w:type="gramEnd"/>
+            <w:r>
+              <w:t>(</w:t>
+            </w:r>
+            <w:proofErr w:type="spellStart"/>
+            <w:r>
+              <w:t>my_jaccard_pcoa$values$Relative_eig</w:t>
+            </w:r>
+            <w:proofErr w:type="spellEnd"/>
+            <w:r>
+              <w:t>) %&gt;%</w:t>
+            </w:r>
+          </w:p>
+          <w:p>
+            <w:pPr>
+              <w:cnfStyle w:val="000000100000" w:firstRow="0" w:lastRow="0" w:firstColumn="0" w:lastColumn="0" w:oddVBand="0" w:evenVBand="0" w:oddHBand="1" w:evenHBand="0" w:firstRowFirstColumn="0" w:firstRowLastColumn="0" w:lastRowFirstColumn="0" w:lastRowLastColumn="0"/>
+            </w:pPr>
+            <w:r>
+              <w:t xml:space="preserve">  </w:t>
+            </w:r>
+            <w:proofErr w:type="gramStart"/>
+            <w:r>
+              <w:t>select(</w:t>
+            </w:r>
+            <w:proofErr w:type="spellStart"/>
+            <w:proofErr w:type="gramEnd"/>
+            <w:r>
+              <w:t>PercVar</w:t>
+            </w:r>
+            <w:proofErr w:type="spellEnd"/>
+            <w:r>
+              <w:t>='</w:t>
+            </w:r>
+            <w:proofErr w:type="spellStart"/>
+            <w:r>
+              <w:t>my_jaccard_pcoa.values.Relative_eig</w:t>
+            </w:r>
+            <w:proofErr w:type="spellEnd"/>
+            <w:r>
+              <w:t>') %&gt;%</w:t>
+            </w:r>
+          </w:p>
+          <w:p>
+            <w:pPr>
+              <w:cnfStyle w:val="000000100000" w:firstRow="0" w:lastRow="0" w:firstColumn="0" w:lastColumn="0" w:oddVBand="0" w:evenVBand="0" w:oddHBand="1" w:evenHBand="0" w:firstRowFirstColumn="0" w:firstRowLastColumn="0" w:lastRowFirstColumn="0" w:lastRowLastColumn="0"/>
+            </w:pPr>
+            <w:r>
+              <w:t xml:space="preserve">  </w:t>
+            </w:r>
+            <w:proofErr w:type="spellStart"/>
+            <w:r>
+              <w:t>rownames_to_column</w:t>
+            </w:r>
+            <w:proofErr w:type="spellEnd"/>
+            <w:r>
+              <w:t>(</w:t>
+            </w:r>
+            <w:proofErr w:type="spellStart"/>
+            <w:r>
+              <w:t>var</w:t>
+            </w:r>
+            <w:proofErr w:type="spellEnd"/>
+            <w:r>
+              <w:t>="</w:t>
+            </w:r>
+            <w:proofErr w:type="spellStart"/>
+            <w:r>
+              <w:t>PCaxis</w:t>
+            </w:r>
+            <w:proofErr w:type="spellEnd"/>
+            <w:r>
+              <w:t>") %&gt;%</w:t>
+            </w:r>
+          </w:p>
+          <w:p>
+            <w:pPr>
+              <w:cnfStyle w:val="000000100000" w:firstRow="0" w:lastRow="0" w:firstColumn="0" w:lastColumn="0" w:oddVBand="0" w:evenVBand="0" w:oddHBand="1" w:evenHBand="0" w:firstRowFirstColumn="0" w:firstRowLastColumn="0" w:lastRowFirstColumn="0" w:lastRowLastColumn="0"/>
+            </w:pPr>
+            <w:r>
+              <w:t xml:space="preserve">  </w:t>
+            </w:r>
+            <w:proofErr w:type="spellStart"/>
+            <w:proofErr w:type="gramStart"/>
+            <w:r>
+              <w:t>data.frame</w:t>
+            </w:r>
+            <w:proofErr w:type="spellEnd"/>
+            <w:proofErr w:type="gramEnd"/>
+          </w:p>
+        </w:tc>
+      </w:tr>
+      <w:tr>
+        <w:tc>
+          <w:tcPr>
+            <w:cnfStyle w:val="001000000000" w:firstRow="0" w:lastRow="0" w:firstColumn="1" w:lastColumn="0" w:oddVBand="0" w:evenVBand="0" w:oddHBand="0" w:evenHBand="0" w:firstRowFirstColumn="0" w:firstRowLastColumn="0" w:lastRowFirstColumn="0" w:lastRowLastColumn="0"/>
+            <w:tcW w:w="3714" w:type="dxa"/>
+          </w:tcPr>
+          <w:p>
+            <w:pPr>
+              <w:tabs>
+                <w:tab w:val="left" w:pos="1041"/>
+              </w:tabs>
+            </w:pPr>
+            <w:proofErr w:type="spellStart"/>
+            <w:r>
+              <w:t>Screenplot</w:t>
+            </w:r>
+            <w:proofErr w:type="spellEnd"/>
+            <w:r>
+              <w:t xml:space="preserve"> the variances</w:t>
+            </w:r>
+            <w:r>
+              <w:t xml:space="preserve"> and save.</w:t>
+            </w:r>
+          </w:p>
+        </w:tc>
+        <w:tc>
+          <w:tcPr>
+            <w:tcW w:w="3781" w:type="dxa"/>
+          </w:tcPr>
+          <w:p>
+            <w:pPr>
+              <w:cnfStyle w:val="000000000000" w:firstRow="0" w:lastRow="0" w:firstColumn="0" w:lastColumn="0" w:oddVBand="0" w:evenVBand="0" w:oddHBand="0" w:evenHBand="0" w:firstRowFirstColumn="0" w:firstRowLastColumn="0" w:lastRowFirstColumn="0" w:lastRowLastColumn="0"/>
+            </w:pPr>
+            <w:r>
+              <w:t xml:space="preserve">We can visually inspect how many </w:t>
+            </w:r>
+            <w:proofErr w:type="gramStart"/>
+            <w:r>
+              <w:t>axis</w:t>
+            </w:r>
+            <w:proofErr w:type="gramEnd"/>
+            <w:r>
+              <w:t xml:space="preserve"> explain most of the variance of the data.</w:t>
+            </w:r>
+          </w:p>
+        </w:tc>
+        <w:tc>
+          <w:tcPr>
+            <w:tcW w:w="7903" w:type="dxa"/>
+          </w:tcPr>
+          <w:p>
+            <w:pPr>
+              <w:cnfStyle w:val="000000000000" w:firstRow="0" w:lastRow="0" w:firstColumn="0" w:lastColumn="0" w:oddVBand="0" w:evenVBand="0" w:oddHBand="0" w:evenHBand="0" w:firstRowFirstColumn="0" w:firstRowLastColumn="0" w:lastRowFirstColumn="0" w:lastRowLastColumn="0"/>
+            </w:pPr>
+            <w:r>
+              <w:t>pdf("results/pcoa-jaccard.pdf")</w:t>
+            </w:r>
+          </w:p>
+          <w:p>
+            <w:pPr>
+              <w:cnfStyle w:val="000000000000" w:firstRow="0" w:lastRow="0" w:firstColumn="0" w:lastColumn="0" w:oddVBand="0" w:evenVBand="0" w:oddHBand="0" w:evenHBand="0" w:firstRowFirstColumn="0" w:firstRowLastColumn="0" w:lastRowFirstColumn="0" w:lastRowLastColumn="0"/>
+            </w:pPr>
+            <w:proofErr w:type="spellStart"/>
+            <w:proofErr w:type="gramStart"/>
+            <w:r>
+              <w:t>ggplot</w:t>
+            </w:r>
+            <w:proofErr w:type="spellEnd"/>
+            <w:r>
+              <w:t>(</w:t>
+            </w:r>
+            <w:proofErr w:type="spellStart"/>
+            <w:proofErr w:type="gramEnd"/>
+            <w:r>
+              <w:t>my_jaccard_variances</w:t>
+            </w:r>
+            <w:proofErr w:type="spellEnd"/>
+            <w:r>
+              <w:t xml:space="preserve">, </w:t>
+            </w:r>
+            <w:proofErr w:type="spellStart"/>
+            <w:r>
+              <w:t>aes</w:t>
+            </w:r>
+            <w:proofErr w:type="spellEnd"/>
+            <w:r>
+              <w:t>(x=</w:t>
+            </w:r>
+            <w:proofErr w:type="spellStart"/>
+            <w:r>
+              <w:t>as.numeric</w:t>
+            </w:r>
+            <w:proofErr w:type="spellEnd"/>
+            <w:r>
+              <w:t>(</w:t>
+            </w:r>
+            <w:proofErr w:type="spellStart"/>
+            <w:r>
+              <w:t>PCaxis</w:t>
+            </w:r>
+            <w:proofErr w:type="spellEnd"/>
+            <w:r>
+              <w:t>), y=</w:t>
+            </w:r>
+            <w:proofErr w:type="spellStart"/>
+            <w:r>
+              <w:t>PercVar</w:t>
+            </w:r>
+            <w:proofErr w:type="spellEnd"/>
+            <w:r>
+              <w:t>))+</w:t>
+            </w:r>
+          </w:p>
+          <w:p>
+            <w:pPr>
+              <w:cnfStyle w:val="000000000000" w:firstRow="0" w:lastRow="0" w:firstColumn="0" w:lastColumn="0" w:oddVBand="0" w:evenVBand="0" w:oddHBand="0" w:evenHBand="0" w:firstRowFirstColumn="0" w:firstRowLastColumn="0" w:lastRowFirstColumn="0" w:lastRowLastColumn="0"/>
+            </w:pPr>
+            <w:r>
+              <w:t xml:space="preserve">  </w:t>
+            </w:r>
+            <w:proofErr w:type="spellStart"/>
+            <w:r>
+              <w:t>geom_</w:t>
+            </w:r>
+            <w:proofErr w:type="gramStart"/>
+            <w:r>
+              <w:t>bar</w:t>
+            </w:r>
+            <w:proofErr w:type="spellEnd"/>
+            <w:r>
+              <w:t>(</w:t>
+            </w:r>
+            <w:proofErr w:type="gramEnd"/>
+            <w:r>
+              <w:t xml:space="preserve">stat="identity", fill="grey", </w:t>
+            </w:r>
+            <w:proofErr w:type="spellStart"/>
+            <w:r>
+              <w:t>color</w:t>
+            </w:r>
+            <w:proofErr w:type="spellEnd"/>
+            <w:r>
+              <w:t>="black")+</w:t>
+            </w:r>
+          </w:p>
+          <w:p>
+            <w:pPr>
+              <w:cnfStyle w:val="000000000000" w:firstRow="0" w:lastRow="0" w:firstColumn="0" w:lastColumn="0" w:oddVBand="0" w:evenVBand="0" w:oddHBand="0" w:evenHBand="0" w:firstRowFirstColumn="0" w:firstRowLastColumn="0" w:lastRowFirstColumn="0" w:lastRowLastColumn="0"/>
+            </w:pPr>
+            <w:r>
+              <w:t xml:space="preserve">  </w:t>
+            </w:r>
+            <w:proofErr w:type="spellStart"/>
+            <w:r>
+              <w:t>theme_</w:t>
+            </w:r>
+            <w:proofErr w:type="gramStart"/>
+            <w:r>
+              <w:t>minimal</w:t>
+            </w:r>
+            <w:proofErr w:type="spellEnd"/>
+            <w:r>
+              <w:t>(</w:t>
+            </w:r>
+            <w:proofErr w:type="gramEnd"/>
+            <w:r>
+              <w:t>)+</w:t>
+            </w:r>
+          </w:p>
+          <w:p>
+            <w:pPr>
+              <w:cnfStyle w:val="000000000000" w:firstRow="0" w:lastRow="0" w:firstColumn="0" w:lastColumn="0" w:oddVBand="0" w:evenVBand="0" w:oddHBand="0" w:evenHBand="0" w:firstRowFirstColumn="0" w:firstRowLastColumn="0" w:lastRowFirstColumn="0" w:lastRowLastColumn="0"/>
+            </w:pPr>
+            <w:r>
+              <w:t xml:space="preserve">  </w:t>
+            </w:r>
+            <w:proofErr w:type="gramStart"/>
+            <w:r>
+              <w:t>theme(</w:t>
+            </w:r>
+            <w:proofErr w:type="spellStart"/>
+            <w:proofErr w:type="gramEnd"/>
+            <w:r>
+              <w:t>axis.title</w:t>
+            </w:r>
+            <w:proofErr w:type="spellEnd"/>
+            <w:r>
+              <w:t>=</w:t>
+            </w:r>
+            <w:proofErr w:type="spellStart"/>
+            <w:r>
+              <w:t>element_text</w:t>
+            </w:r>
+            <w:proofErr w:type="spellEnd"/>
+            <w:r>
+              <w:t>(</w:t>
+            </w:r>
+            <w:proofErr w:type="spellStart"/>
+            <w:r>
+              <w:t>color</w:t>
+            </w:r>
+            <w:proofErr w:type="spellEnd"/>
+            <w:r>
+              <w:t>="black", face="bold", size=10),</w:t>
+            </w:r>
+          </w:p>
+          <w:p>
+            <w:pPr>
+              <w:cnfStyle w:val="000000000000" w:firstRow="0" w:lastRow="0" w:firstColumn="0" w:lastColumn="0" w:oddVBand="0" w:evenVBand="0" w:oddHBand="0" w:evenHBand="0" w:firstRowFirstColumn="0" w:firstRowLastColumn="0" w:lastRowFirstColumn="0" w:lastRowLastColumn="0"/>
+            </w:pPr>
+            <w:r>
+              <w:lastRenderedPageBreak/>
+              <w:t xml:space="preserve">        </w:t>
+            </w:r>
+            <w:proofErr w:type="spellStart"/>
+            <w:r>
+              <w:t>axis.</w:t>
+            </w:r>
+            <w:proofErr w:type="gramStart"/>
+            <w:r>
+              <w:t>text.y</w:t>
+            </w:r>
+            <w:proofErr w:type="spellEnd"/>
+            <w:proofErr w:type="gramEnd"/>
+            <w:r>
+              <w:t>=</w:t>
+            </w:r>
+            <w:proofErr w:type="spellStart"/>
+            <w:r>
+              <w:t>element_text</w:t>
+            </w:r>
+            <w:proofErr w:type="spellEnd"/>
+            <w:r>
+              <w:t>(</w:t>
+            </w:r>
+            <w:proofErr w:type="spellStart"/>
+            <w:r>
+              <w:t>color</w:t>
+            </w:r>
+            <w:proofErr w:type="spellEnd"/>
+            <w:r>
+              <w:t>="black", face="bold"),</w:t>
+            </w:r>
+          </w:p>
+          <w:p>
+            <w:pPr>
+              <w:cnfStyle w:val="000000000000" w:firstRow="0" w:lastRow="0" w:firstColumn="0" w:lastColumn="0" w:oddVBand="0" w:evenVBand="0" w:oddHBand="0" w:evenHBand="0" w:firstRowFirstColumn="0" w:firstRowLastColumn="0" w:lastRowFirstColumn="0" w:lastRowLastColumn="0"/>
+            </w:pPr>
+            <w:r>
+              <w:t xml:space="preserve">        </w:t>
+            </w:r>
+            <w:proofErr w:type="spellStart"/>
+            <w:r>
+              <w:t>axis.text.x</w:t>
+            </w:r>
+            <w:proofErr w:type="spellEnd"/>
+            <w:r>
+              <w:t>=</w:t>
+            </w:r>
+            <w:proofErr w:type="spellStart"/>
+            <w:r>
+              <w:t>element_</w:t>
+            </w:r>
+            <w:proofErr w:type="gramStart"/>
+            <w:r>
+              <w:t>blank</w:t>
+            </w:r>
+            <w:proofErr w:type="spellEnd"/>
+            <w:r>
+              <w:t>(</w:t>
+            </w:r>
+            <w:proofErr w:type="gramEnd"/>
+            <w:r>
+              <w:t>))+</w:t>
+            </w:r>
+          </w:p>
+          <w:p>
+            <w:pPr>
+              <w:cnfStyle w:val="000000000000" w:firstRow="0" w:lastRow="0" w:firstColumn="0" w:lastColumn="0" w:oddVBand="0" w:evenVBand="0" w:oddHBand="0" w:evenHBand="0" w:firstRowFirstColumn="0" w:firstRowLastColumn="0" w:lastRowFirstColumn="0" w:lastRowLastColumn="0"/>
+            </w:pPr>
+            <w:r>
+              <w:t xml:space="preserve">  </w:t>
+            </w:r>
+            <w:proofErr w:type="gramStart"/>
+            <w:r>
+              <w:t>labs(</w:t>
+            </w:r>
+            <w:proofErr w:type="gramEnd"/>
+            <w:r>
+              <w:t xml:space="preserve">x="PC axis", y= "% Variance", title = "Log-Ratio </w:t>
+            </w:r>
+            <w:proofErr w:type="spellStart"/>
+            <w:r>
+              <w:t>PCoA</w:t>
+            </w:r>
+            <w:proofErr w:type="spellEnd"/>
+            <w:r>
+              <w:t xml:space="preserve"> </w:t>
+            </w:r>
+            <w:proofErr w:type="spellStart"/>
+            <w:r>
+              <w:t>Screenplot</w:t>
+            </w:r>
+            <w:proofErr w:type="spellEnd"/>
+            <w:r>
+              <w:t>")</w:t>
+            </w:r>
+          </w:p>
+          <w:p>
+            <w:pPr>
+              <w:cnfStyle w:val="000000000000" w:firstRow="0" w:lastRow="0" w:firstColumn="0" w:lastColumn="0" w:oddVBand="0" w:evenVBand="0" w:oddHBand="0" w:evenHBand="0" w:firstRowFirstColumn="0" w:firstRowLastColumn="0" w:lastRowFirstColumn="0" w:lastRowLastColumn="0"/>
+            </w:pPr>
+            <w:proofErr w:type="spellStart"/>
+            <w:proofErr w:type="gramStart"/>
+            <w:r>
+              <w:t>dev.off</w:t>
+            </w:r>
+            <w:proofErr w:type="spellEnd"/>
+            <w:r>
+              <w:t>(</w:t>
+            </w:r>
+            <w:proofErr w:type="gramEnd"/>
+            <w:r>
+              <w:t>)</w:t>
+            </w:r>
+          </w:p>
+        </w:tc>
+      </w:tr>
+      <w:tr>
+        <w:trPr>
+          <w:cnfStyle w:val="000000100000" w:firstRow="0" w:lastRow="0" w:firstColumn="0" w:lastColumn="0" w:oddVBand="0" w:evenVBand="0" w:oddHBand="1" w:evenHBand="0" w:firstRowFirstColumn="0" w:firstRowLastColumn="0" w:lastRowFirstColumn="0" w:lastRowLastColumn="0"/>
+        </w:trPr>
+        <w:tc>
+          <w:tcPr>
+            <w:cnfStyle w:val="001000000000" w:firstRow="0" w:lastRow="0" w:firstColumn="1" w:lastColumn="0" w:oddVBand="0" w:evenVBand="0" w:oddHBand="0" w:evenHBand="0" w:firstRowFirstColumn="0" w:firstRowLastColumn="0" w:lastRowFirstColumn="0" w:lastRowLastColumn="0"/>
+            <w:tcW w:w="3714" w:type="dxa"/>
+          </w:tcPr>
+          <w:p>
+            <w:pPr>
+              <w:tabs>
+                <w:tab w:val="left" w:pos="1041"/>
+              </w:tabs>
+            </w:pPr>
+            <w:r>
+              <w:lastRenderedPageBreak/>
+              <w:t xml:space="preserve">Convert the </w:t>
+            </w:r>
+            <w:r>
+              <w:t>J</w:t>
+            </w:r>
+            <w:r>
+              <w:t xml:space="preserve">accard </w:t>
+            </w:r>
+            <w:proofErr w:type="spellStart"/>
+            <w:r>
+              <w:t>PC</w:t>
+            </w:r>
+            <w:r>
+              <w:t>o</w:t>
+            </w:r>
+            <w:r>
+              <w:t>A</w:t>
+            </w:r>
+            <w:proofErr w:type="spellEnd"/>
+            <w:r>
+              <w:t xml:space="preserve"> vectors into a </w:t>
+            </w:r>
+            <w:proofErr w:type="spellStart"/>
+            <w:r>
+              <w:t>dataframe</w:t>
+            </w:r>
+            <w:proofErr w:type="spellEnd"/>
+            <w:r>
+              <w:t>.</w:t>
+            </w:r>
+          </w:p>
+        </w:tc>
+        <w:tc>
+          <w:tcPr>
+            <w:tcW w:w="3781" w:type="dxa"/>
+          </w:tcPr>
+          <w:p>
+            <w:pPr>
+              <w:cnfStyle w:val="000000100000" w:firstRow="0" w:lastRow="0" w:firstColumn="0" w:lastColumn="0" w:oddVBand="0" w:evenVBand="0" w:oddHBand="1" w:evenHBand="0" w:firstRowFirstColumn="0" w:firstRowLastColumn="0" w:lastRowFirstColumn="0" w:lastRowLastColumn="0"/>
+            </w:pPr>
+            <w:r>
+              <w:t xml:space="preserve">This will be used to generate a 3D plot with the </w:t>
+            </w:r>
+            <w:proofErr w:type="spellStart"/>
+            <w:r>
+              <w:t>plot</w:t>
+            </w:r>
+            <w:r>
+              <w:t>l</w:t>
+            </w:r>
+            <w:r>
+              <w:t>y</w:t>
+            </w:r>
+            <w:proofErr w:type="spellEnd"/>
+            <w:r>
+              <w:t xml:space="preserve"> package.</w:t>
+            </w:r>
+          </w:p>
+        </w:tc>
+        <w:tc>
+          <w:tcPr>
+            <w:tcW w:w="7903" w:type="dxa"/>
+          </w:tcPr>
+          <w:p>
+            <w:pPr>
+              <w:cnfStyle w:val="000000100000" w:firstRow="0" w:lastRow="0" w:firstColumn="0" w:lastColumn="0" w:oddVBand="0" w:evenVBand="0" w:oddHBand="1" w:evenHBand="0" w:firstRowFirstColumn="0" w:firstRowLastColumn="0" w:lastRowFirstColumn="0" w:lastRowLastColumn="0"/>
+            </w:pPr>
+            <w:proofErr w:type="spellStart"/>
+            <w:r>
+              <w:t>my_jaccard_pcoa_df</w:t>
+            </w:r>
+            <w:proofErr w:type="spellEnd"/>
+            <w:r>
+              <w:t xml:space="preserve"> &lt;- </w:t>
+            </w:r>
+            <w:proofErr w:type="spellStart"/>
+            <w:proofErr w:type="gramStart"/>
+            <w:r>
+              <w:t>data.frame</w:t>
+            </w:r>
+            <w:proofErr w:type="spellEnd"/>
+            <w:proofErr w:type="gramEnd"/>
+            <w:r>
+              <w:t>(</w:t>
+            </w:r>
+            <w:proofErr w:type="spellStart"/>
+            <w:r>
+              <w:t>my_jaccard_pcoa$vectors</w:t>
+            </w:r>
+            <w:proofErr w:type="spellEnd"/>
+            <w:r>
+              <w:t>) %&gt;%</w:t>
+            </w:r>
+          </w:p>
+          <w:p>
+            <w:pPr>
+              <w:cnfStyle w:val="000000100000" w:firstRow="0" w:lastRow="0" w:firstColumn="0" w:lastColumn="0" w:oddVBand="0" w:evenVBand="0" w:oddHBand="1" w:evenHBand="0" w:firstRowFirstColumn="0" w:firstRowLastColumn="0" w:lastRowFirstColumn="0" w:lastRowLastColumn="0"/>
+            </w:pPr>
+            <w:r>
+              <w:t xml:space="preserve"> </w:t>
+            </w:r>
+            <w:proofErr w:type="spellStart"/>
+            <w:r>
+              <w:t>rownames_to_</w:t>
+            </w:r>
+            <w:proofErr w:type="gramStart"/>
+            <w:r>
+              <w:t>column</w:t>
+            </w:r>
+            <w:proofErr w:type="spellEnd"/>
+            <w:r>
+              <w:t>(</w:t>
+            </w:r>
+            <w:proofErr w:type="spellStart"/>
+            <w:proofErr w:type="gramEnd"/>
+            <w:r>
+              <w:t>var</w:t>
+            </w:r>
+            <w:proofErr w:type="spellEnd"/>
+            <w:r>
+              <w:t xml:space="preserve"> = "Glacier") %&gt;% </w:t>
+            </w:r>
+          </w:p>
+          <w:p>
+            <w:pPr>
+              <w:cnfStyle w:val="000000100000" w:firstRow="0" w:lastRow="0" w:firstColumn="0" w:lastColumn="0" w:oddVBand="0" w:evenVBand="0" w:oddHBand="1" w:evenHBand="0" w:firstRowFirstColumn="0" w:firstRowLastColumn="0" w:lastRowFirstColumn="0" w:lastRowLastColumn="0"/>
+            </w:pPr>
+            <w:r>
+              <w:t xml:space="preserve">  </w:t>
+            </w:r>
+            <w:proofErr w:type="gramStart"/>
+            <w:r>
+              <w:t>separate(</w:t>
+            </w:r>
+            <w:proofErr w:type="gramEnd"/>
+            <w:r>
+              <w:t xml:space="preserve">Glacier, into = c("Glacier", "excess"), </w:t>
+            </w:r>
+            <w:proofErr w:type="spellStart"/>
+            <w:r>
+              <w:t>sep</w:t>
+            </w:r>
+            <w:proofErr w:type="spellEnd"/>
+            <w:r>
+              <w:t xml:space="preserve"> = "_") %&gt;% </w:t>
+            </w:r>
+          </w:p>
+          <w:p>
+            <w:pPr>
+              <w:cnfStyle w:val="000000100000" w:firstRow="0" w:lastRow="0" w:firstColumn="0" w:lastColumn="0" w:oddVBand="0" w:evenVBand="0" w:oddHBand="1" w:evenHBand="0" w:firstRowFirstColumn="0" w:firstRowLastColumn="0" w:lastRowFirstColumn="0" w:lastRowLastColumn="0"/>
+            </w:pPr>
+            <w:r>
+              <w:t xml:space="preserve">  select(-excess) %&gt;% </w:t>
+            </w:r>
+          </w:p>
+          <w:p>
+            <w:pPr>
+              <w:cnfStyle w:val="000000100000" w:firstRow="0" w:lastRow="0" w:firstColumn="0" w:lastColumn="0" w:oddVBand="0" w:evenVBand="0" w:oddHBand="1" w:evenHBand="0" w:firstRowFirstColumn="0" w:firstRowLastColumn="0" w:lastRowFirstColumn="0" w:lastRowLastColumn="0"/>
+            </w:pPr>
+            <w:r>
+              <w:t xml:space="preserve">  </w:t>
+            </w:r>
+            <w:proofErr w:type="spellStart"/>
+            <w:proofErr w:type="gramStart"/>
+            <w:r>
+              <w:t>data.frame</w:t>
+            </w:r>
+            <w:proofErr w:type="spellEnd"/>
+            <w:proofErr w:type="gramEnd"/>
+          </w:p>
+        </w:tc>
+      </w:tr>
+      <w:tr>
+        <w:tc>
+          <w:tcPr>
+            <w:cnfStyle w:val="001000000000" w:firstRow="0" w:lastRow="0" w:firstColumn="1" w:lastColumn="0" w:oddVBand="0" w:evenVBand="0" w:oddHBand="0" w:evenHBand="0" w:firstRowFirstColumn="0" w:firstRowLastColumn="0" w:lastRowFirstColumn="0" w:lastRowLastColumn="0"/>
+            <w:tcW w:w="3714" w:type="dxa"/>
+          </w:tcPr>
+          <w:p>
+            <w:pPr>
+              <w:tabs>
+                <w:tab w:val="left" w:pos="1041"/>
+              </w:tabs>
+            </w:pPr>
+            <w:r>
+              <w:t>Change sample names to glacier names</w:t>
+            </w:r>
+          </w:p>
+        </w:tc>
+        <w:tc>
+          <w:tcPr>
+            <w:tcW w:w="3781" w:type="dxa"/>
+          </w:tcPr>
+          <w:p>
+            <w:pPr>
+              <w:cnfStyle w:val="000000000000" w:firstRow="0" w:lastRow="0" w:firstColumn="0" w:lastColumn="0" w:oddVBand="0" w:evenVBand="0" w:oddHBand="0" w:evenHBand="0" w:firstRowFirstColumn="0" w:firstRowLastColumn="0" w:lastRowFirstColumn="0" w:lastRowLastColumn="0"/>
+            </w:pPr>
+            <w:proofErr w:type="gramStart"/>
+            <w:r>
+              <w:t>So</w:t>
+            </w:r>
+            <w:proofErr w:type="gramEnd"/>
+            <w:r>
+              <w:t xml:space="preserve"> the samples can be colour grouped in the plot by glacier</w:t>
+            </w:r>
+          </w:p>
+        </w:tc>
+        <w:tc>
+          <w:tcPr>
+            <w:tcW w:w="7903" w:type="dxa"/>
+          </w:tcPr>
+          <w:p>
+            <w:pPr>
+              <w:cnfStyle w:val="000000000000" w:firstRow="0" w:lastRow="0" w:firstColumn="0" w:lastColumn="0" w:oddVBand="0" w:evenVBand="0" w:oddHBand="0" w:evenHBand="0" w:firstRowFirstColumn="0" w:firstRowLastColumn="0" w:lastRowFirstColumn="0" w:lastRowLastColumn="0"/>
+            </w:pPr>
+            <w:proofErr w:type="spellStart"/>
+            <w:r>
+              <w:t>my_jaccard_pcoa_df$Glacier</w:t>
+            </w:r>
+            <w:proofErr w:type="spellEnd"/>
+            <w:r>
+              <w:t xml:space="preserve"> &lt;- </w:t>
+            </w:r>
+            <w:proofErr w:type="spellStart"/>
+            <w:r>
+              <w:t>metadata$Glacier</w:t>
+            </w:r>
+            <w:proofErr w:type="spellEnd"/>
+          </w:p>
+        </w:tc>
+      </w:tr>
+      <w:tr>
+        <w:trPr>
+          <w:cnfStyle w:val="000000100000" w:firstRow="0" w:lastRow="0" w:firstColumn="0" w:lastColumn="0" w:oddVBand="0" w:evenVBand="0" w:oddHBand="1" w:evenHBand="0" w:firstRowFirstColumn="0" w:firstRowLastColumn="0" w:lastRowFirstColumn="0" w:lastRowLastColumn="0"/>
+        </w:trPr>
+        <w:tc>
+          <w:tcPr>
+            <w:cnfStyle w:val="001000000000" w:firstRow="0" w:lastRow="0" w:firstColumn="1" w:lastColumn="0" w:oddVBand="0" w:evenVBand="0" w:oddHBand="0" w:evenHBand="0" w:firstRowFirstColumn="0" w:firstRowLastColumn="0" w:lastRowFirstColumn="0" w:lastRowLastColumn="0"/>
+            <w:tcW w:w="3714" w:type="dxa"/>
+          </w:tcPr>
+          <w:p>
+            <w:pPr>
+              <w:tabs>
+                <w:tab w:val="left" w:pos="1041"/>
+              </w:tabs>
+            </w:pPr>
+            <w:r>
+              <w:t xml:space="preserve">Extract eigenvalues from the </w:t>
+            </w:r>
+            <w:r>
+              <w:t>J</w:t>
+            </w:r>
+            <w:r>
+              <w:t xml:space="preserve">accard </w:t>
+            </w:r>
+            <w:proofErr w:type="spellStart"/>
+            <w:r>
+              <w:t>PC</w:t>
+            </w:r>
+            <w:r>
+              <w:t>o</w:t>
+            </w:r>
+            <w:r>
+              <w:t>A</w:t>
+            </w:r>
+            <w:proofErr w:type="spellEnd"/>
+          </w:p>
+        </w:tc>
+        <w:tc>
+          <w:tcPr>
+            <w:tcW w:w="3781" w:type="dxa"/>
+          </w:tcPr>
+          <w:p>
+            <w:pPr>
+              <w:cnfStyle w:val="000000100000" w:firstRow="0" w:lastRow="0" w:firstColumn="0" w:lastColumn="0" w:oddVBand="0" w:evenVBand="0" w:oddHBand="1" w:evenHBand="0" w:firstRowFirstColumn="0" w:firstRowLastColumn="0" w:lastRowFirstColumn="0" w:lastRowLastColumn="0"/>
+            </w:pPr>
+            <w:r>
+              <w:t>These will be used to construct the 3D plot</w:t>
+            </w:r>
+          </w:p>
+        </w:tc>
+        <w:tc>
+          <w:tcPr>
+            <w:tcW w:w="7903" w:type="dxa"/>
+          </w:tcPr>
+          <w:p>
+            <w:pPr>
+              <w:cnfStyle w:val="000000100000" w:firstRow="0" w:lastRow="0" w:firstColumn="0" w:lastColumn="0" w:oddVBand="0" w:evenVBand="0" w:oddHBand="1" w:evenHBand="0" w:firstRowFirstColumn="0" w:firstRowLastColumn="0" w:lastRowFirstColumn="0" w:lastRowLastColumn="0"/>
+            </w:pPr>
+            <w:proofErr w:type="spellStart"/>
+            <w:r>
+              <w:t>jaccard_eigenvalues</w:t>
+            </w:r>
+            <w:proofErr w:type="spellEnd"/>
+            <w:r>
+              <w:t xml:space="preserve"> &lt;- round(</w:t>
+            </w:r>
+            <w:proofErr w:type="spellStart"/>
+            <w:r>
+              <w:t>my_jaccard_</w:t>
+            </w:r>
+            <w:proofErr w:type="gramStart"/>
+            <w:r>
+              <w:t>variances</w:t>
+            </w:r>
+            <w:proofErr w:type="spellEnd"/>
+            <w:r>
+              <w:t>[</w:t>
+            </w:r>
+            <w:proofErr w:type="gramEnd"/>
+            <w:r>
+              <w:t>,2], digits=4)*100</w:t>
+            </w:r>
+          </w:p>
+        </w:tc>
+      </w:tr>
+      <w:tr>
+        <w:tc>
+          <w:tcPr>
+            <w:cnfStyle w:val="001000000000" w:firstRow="0" w:lastRow="0" w:firstColumn="1" w:lastColumn="0" w:oddVBand="0" w:evenVBand="0" w:oddHBand="0" w:evenHBand="0" w:firstRowFirstColumn="0" w:firstRowLastColumn="0" w:lastRowFirstColumn="0" w:lastRowLastColumn="0"/>
+            <w:tcW w:w="3714" w:type="dxa"/>
+          </w:tcPr>
+          <w:p>
+            <w:pPr>
+              <w:tabs>
+                <w:tab w:val="left" w:pos="1041"/>
+              </w:tabs>
+            </w:pPr>
+            <w:r>
+              <w:t>Create 3D plot</w:t>
+            </w:r>
+          </w:p>
+        </w:tc>
+        <w:tc>
+          <w:tcPr>
+            <w:tcW w:w="3781" w:type="dxa"/>
+          </w:tcPr>
+          <w:p>
+            <w:pPr>
+              <w:cnfStyle w:val="000000000000" w:firstRow="0" w:lastRow="0" w:firstColumn="0" w:lastColumn="0" w:oddVBand="0" w:evenVBand="0" w:oddHBand="0" w:evenHBand="0" w:firstRowFirstColumn="0" w:firstRowLastColumn="0" w:lastRowFirstColumn="0" w:lastRowLastColumn="0"/>
+            </w:pPr>
+            <w:r>
+              <w:t xml:space="preserve">This allows us to visualise our </w:t>
+            </w:r>
+            <w:r>
+              <w:t>J</w:t>
+            </w:r>
+            <w:r>
+              <w:t xml:space="preserve">accard distance </w:t>
+            </w:r>
+            <w:proofErr w:type="spellStart"/>
+            <w:r>
+              <w:t>PC</w:t>
+            </w:r>
+            <w:r>
+              <w:t>o</w:t>
+            </w:r>
+            <w:r>
+              <w:t>A</w:t>
+            </w:r>
+            <w:proofErr w:type="spellEnd"/>
+            <w:r>
+              <w:t xml:space="preserve"> in 3 dimensions</w:t>
+            </w:r>
+          </w:p>
+        </w:tc>
+        <w:tc>
+          <w:tcPr>
+            <w:tcW w:w="7903" w:type="dxa"/>
+          </w:tcPr>
+          <w:p>
+            <w:pPr>
+              <w:cnfStyle w:val="000000000000" w:firstRow="0" w:lastRow="0" w:firstColumn="0" w:lastColumn="0" w:oddVBand="0" w:evenVBand="0" w:oddHBand="0" w:evenHBand="0" w:firstRowFirstColumn="0" w:firstRowLastColumn="0" w:lastRowFirstColumn="0" w:lastRowLastColumn="0"/>
+            </w:pPr>
+            <w:proofErr w:type="spellStart"/>
+            <w:r>
+              <w:t>plot_</w:t>
+            </w:r>
+            <w:proofErr w:type="gramStart"/>
+            <w:r>
+              <w:t>ly</w:t>
+            </w:r>
+            <w:proofErr w:type="spellEnd"/>
+            <w:r>
+              <w:t>(</w:t>
+            </w:r>
+            <w:proofErr w:type="spellStart"/>
+            <w:proofErr w:type="gramEnd"/>
+            <w:r>
+              <w:t>my_jaccard_pcoa_df</w:t>
+            </w:r>
+            <w:proofErr w:type="spellEnd"/>
+            <w:r>
+              <w:t>, type='scatter3d', mode='markers',</w:t>
+            </w:r>
+          </w:p>
+          <w:p>
+            <w:pPr>
+              <w:cnfStyle w:val="000000000000" w:firstRow="0" w:lastRow="0" w:firstColumn="0" w:lastColumn="0" w:oddVBand="0" w:evenVBand="0" w:oddHBand="0" w:evenHBand="0" w:firstRowFirstColumn="0" w:firstRowLastColumn="0" w:lastRowFirstColumn="0" w:lastRowLastColumn="0"/>
+            </w:pPr>
+            <w:r>
+              <w:t xml:space="preserve">        x=~Axis.2, y=~Axis.</w:t>
+            </w:r>
+            <w:proofErr w:type="gramStart"/>
+            <w:r>
+              <w:t>3,z</w:t>
+            </w:r>
+            <w:proofErr w:type="gramEnd"/>
+            <w:r>
+              <w:t>=~Axis.1,colors=~</w:t>
+            </w:r>
+            <w:proofErr w:type="spellStart"/>
+            <w:r>
+              <w:t>brewer.pal</w:t>
+            </w:r>
+            <w:proofErr w:type="spellEnd"/>
+            <w:r>
+              <w:t xml:space="preserve">(6,'Set1'), </w:t>
+            </w:r>
+            <w:proofErr w:type="spellStart"/>
+            <w:r>
+              <w:t>color</w:t>
+            </w:r>
+            <w:proofErr w:type="spellEnd"/>
+            <w:r>
+              <w:t>=~Glacier) %&gt;%</w:t>
+            </w:r>
+          </w:p>
+          <w:p>
+            <w:pPr>
+              <w:cnfStyle w:val="000000000000" w:firstRow="0" w:lastRow="0" w:firstColumn="0" w:lastColumn="0" w:oddVBand="0" w:evenVBand="0" w:oddHBand="0" w:evenHBand="0" w:firstRowFirstColumn="0" w:firstRowLastColumn="0" w:lastRowFirstColumn="0" w:lastRowLastColumn="0"/>
+            </w:pPr>
+            <w:r>
+              <w:t xml:space="preserve">  layout(font=list(size=18),</w:t>
+            </w:r>
+          </w:p>
+          <w:p>
+            <w:pPr>
+              <w:cnfStyle w:val="000000000000" w:firstRow="0" w:lastRow="0" w:firstColumn="0" w:lastColumn="0" w:oddVBand="0" w:evenVBand="0" w:oddHBand="0" w:evenHBand="0" w:firstRowFirstColumn="0" w:firstRowLastColumn="0" w:lastRowFirstColumn="0" w:lastRowLastColumn="0"/>
+            </w:pPr>
+            <w:r>
+              <w:t xml:space="preserve">         title='</w:t>
+            </w:r>
+            <w:proofErr w:type="spellStart"/>
+            <w:r>
+              <w:t>PCoA</w:t>
+            </w:r>
+            <w:proofErr w:type="spellEnd"/>
+            <w:r>
+              <w:t xml:space="preserve"> Jaccard Distance',</w:t>
+            </w:r>
+          </w:p>
+          <w:p>
+            <w:pPr>
+              <w:cnfStyle w:val="000000000000" w:firstRow="0" w:lastRow="0" w:firstColumn="0" w:lastColumn="0" w:oddVBand="0" w:evenVBand="0" w:oddHBand="0" w:evenHBand="0" w:firstRowFirstColumn="0" w:firstRowLastColumn="0" w:lastRowFirstColumn="0" w:lastRowLastColumn="0"/>
+            </w:pPr>
+            <w:r>
+              <w:t xml:space="preserve">         scene=</w:t>
+            </w:r>
+            <w:proofErr w:type="gramStart"/>
+            <w:r>
+              <w:t>list(</w:t>
+            </w:r>
+            <w:proofErr w:type="spellStart"/>
+            <w:proofErr w:type="gramEnd"/>
+            <w:r>
+              <w:t>xaxis</w:t>
+            </w:r>
+            <w:proofErr w:type="spellEnd"/>
+            <w:r>
+              <w:t xml:space="preserve">=list(title=paste0('Co 2 ', </w:t>
+            </w:r>
+            <w:proofErr w:type="spellStart"/>
+            <w:r>
+              <w:t>jaccard_eigenvalues</w:t>
+            </w:r>
+            <w:proofErr w:type="spellEnd"/>
+            <w:r>
+              <w:t>[2], '%'),</w:t>
+            </w:r>
+          </w:p>
+          <w:p>
+            <w:pPr>
+              <w:cnfStyle w:val="000000000000" w:firstRow="0" w:lastRow="0" w:firstColumn="0" w:lastColumn="0" w:oddVBand="0" w:evenVBand="0" w:oddHBand="0" w:evenHBand="0" w:firstRowFirstColumn="0" w:firstRowLastColumn="0" w:lastRowFirstColumn="0" w:lastRowLastColumn="0"/>
+            </w:pPr>
+            <w:r>
+              <w:t xml:space="preserve">                               </w:t>
+            </w:r>
+            <w:proofErr w:type="spellStart"/>
+            <w:r>
+              <w:t>showticklabels</w:t>
+            </w:r>
+            <w:proofErr w:type="spellEnd"/>
+            <w:r>
+              <w:t xml:space="preserve">=FALSE, </w:t>
+            </w:r>
+            <w:proofErr w:type="spellStart"/>
+            <w:r>
+              <w:t>zerolinecolor</w:t>
+            </w:r>
+            <w:proofErr w:type="spellEnd"/>
+            <w:r>
+              <w:t>='black'),</w:t>
+            </w:r>
+          </w:p>
+          <w:p>
+            <w:pPr>
+              <w:cnfStyle w:val="000000000000" w:firstRow="0" w:lastRow="0" w:firstColumn="0" w:lastColumn="0" w:oddVBand="0" w:evenVBand="0" w:oddHBand="0" w:evenHBand="0" w:firstRowFirstColumn="0" w:firstRowLastColumn="0" w:lastRowFirstColumn="0" w:lastRowLastColumn="0"/>
+            </w:pPr>
+            <w:r>
+              <w:t xml:space="preserve">                               </w:t>
+            </w:r>
+            <w:proofErr w:type="spellStart"/>
+            <w:r>
+              <w:t>yaxis</w:t>
+            </w:r>
+            <w:proofErr w:type="spellEnd"/>
+            <w:r>
+              <w:t>=</w:t>
+            </w:r>
+            <w:proofErr w:type="gramStart"/>
+            <w:r>
+              <w:t>list(</w:t>
+            </w:r>
+            <w:proofErr w:type="gramEnd"/>
+            <w:r>
+              <w:t xml:space="preserve">title=paste0('Co 3 ', </w:t>
+            </w:r>
+            <w:proofErr w:type="spellStart"/>
+            <w:r>
+              <w:t>jaccard_eigenvalues</w:t>
+            </w:r>
+            <w:proofErr w:type="spellEnd"/>
+            <w:r>
+              <w:t>[3], '%'),</w:t>
+            </w:r>
+          </w:p>
+          <w:p>
+            <w:pPr>
+              <w:cnfStyle w:val="000000000000" w:firstRow="0" w:lastRow="0" w:firstColumn="0" w:lastColumn="0" w:oddVBand="0" w:evenVBand="0" w:oddHBand="0" w:evenHBand="0" w:firstRowFirstColumn="0" w:firstRowLastColumn="0" w:lastRowFirstColumn="0" w:lastRowLastColumn="0"/>
+            </w:pPr>
+            <w:r>
+              <w:t xml:space="preserve">                                          </w:t>
+            </w:r>
+            <w:proofErr w:type="spellStart"/>
+            <w:r>
+              <w:t>showticklabels</w:t>
+            </w:r>
+            <w:proofErr w:type="spellEnd"/>
+            <w:r>
+              <w:t>=</w:t>
+            </w:r>
+            <w:proofErr w:type="spellStart"/>
+            <w:proofErr w:type="gramStart"/>
+            <w:r>
+              <w:t>FALSE,zerolinecolor</w:t>
+            </w:r>
+            <w:proofErr w:type="spellEnd"/>
+            <w:proofErr w:type="gramEnd"/>
+            <w:r>
+              <w:t>='black'),</w:t>
+            </w:r>
+          </w:p>
+          <w:p>
+            <w:pPr>
+              <w:cnfStyle w:val="000000000000" w:firstRow="0" w:lastRow="0" w:firstColumn="0" w:lastColumn="0" w:oddVBand="0" w:evenVBand="0" w:oddHBand="0" w:evenHBand="0" w:firstRowFirstColumn="0" w:firstRowLastColumn="0" w:lastRowFirstColumn="0" w:lastRowLastColumn="0"/>
+            </w:pPr>
+            <w:r>
+              <w:t xml:space="preserve">                    </w:t>
+            </w:r>
+            <w:proofErr w:type="spellStart"/>
+            <w:r>
+              <w:t>zaxis</w:t>
+            </w:r>
+            <w:proofErr w:type="spellEnd"/>
+            <w:r>
+              <w:t>=</w:t>
+            </w:r>
+            <w:proofErr w:type="gramStart"/>
+            <w:r>
+              <w:t>list(</w:t>
+            </w:r>
+            <w:proofErr w:type="gramEnd"/>
+            <w:r>
+              <w:t xml:space="preserve">title=paste0('Co 1 ', </w:t>
+            </w:r>
+            <w:proofErr w:type="spellStart"/>
+            <w:r>
+              <w:t>jaccard_eigenvalues</w:t>
+            </w:r>
+            <w:proofErr w:type="spellEnd"/>
+            <w:r>
+              <w:t>[1], '%'),</w:t>
+            </w:r>
+          </w:p>
+          <w:p>
+            <w:pPr>
+              <w:cnfStyle w:val="000000000000" w:firstRow="0" w:lastRow="0" w:firstColumn="0" w:lastColumn="0" w:oddVBand="0" w:evenVBand="0" w:oddHBand="0" w:evenHBand="0" w:firstRowFirstColumn="0" w:firstRowLastColumn="0" w:lastRowFirstColumn="0" w:lastRowLastColumn="0"/>
+            </w:pPr>
+            <w:r>
+              <w:t xml:space="preserve">                               </w:t>
+            </w:r>
+            <w:proofErr w:type="spellStart"/>
+            <w:r>
+              <w:t>showticklabels</w:t>
+            </w:r>
+            <w:proofErr w:type="spellEnd"/>
+            <w:r>
+              <w:t>=</w:t>
+            </w:r>
+            <w:proofErr w:type="spellStart"/>
+            <w:proofErr w:type="gramStart"/>
+            <w:r>
+              <w:t>FALSE,zerolinecolor</w:t>
+            </w:r>
+            <w:proofErr w:type="spellEnd"/>
+            <w:proofErr w:type="gramEnd"/>
+            <w:r>
+              <w:t>='black')))</w:t>
+            </w:r>
+          </w:p>
+        </w:tc>
+      </w:tr>
+      <w:tr>
+        <w:trPr>
+          <w:cnfStyle w:val="000000100000" w:firstRow="0" w:lastRow="0" w:firstColumn="0" w:lastColumn="0" w:oddVBand="0" w:evenVBand="0" w:oddHBand="1" w:evenHBand="0" w:firstRowFirstColumn="0" w:firstRowLastColumn="0" w:lastRowFirstColumn="0" w:lastRowLastColumn="0"/>
+        </w:trPr>
+        <w:tc>
+          <w:tcPr>
+            <w:cnfStyle w:val="001000000000" w:firstRow="0" w:lastRow="0" w:firstColumn="1" w:lastColumn="0" w:oddVBand="0" w:evenVBand="0" w:oddHBand="0" w:evenHBand="0" w:firstRowFirstColumn="0" w:firstRowLastColumn="0" w:lastRowFirstColumn="0" w:lastRowLastColumn="0"/>
+            <w:tcW w:w="3714" w:type="dxa"/>
+          </w:tcPr>
+          <w:p>
+            <w:pPr>
+              <w:tabs>
+                <w:tab w:val="left" w:pos="1041"/>
+              </w:tabs>
+            </w:pPr>
+            <w:r>
+              <w:t xml:space="preserve">Compute </w:t>
+            </w:r>
+            <w:r>
+              <w:t>E</w:t>
+            </w:r>
+            <w:r>
+              <w:t>uclidean distance metric</w:t>
+            </w:r>
+          </w:p>
+        </w:tc>
+        <w:tc>
+          <w:tcPr>
+            <w:tcW w:w="3781" w:type="dxa"/>
+          </w:tcPr>
+          <w:p>
+            <w:pPr>
+              <w:cnfStyle w:val="000000100000" w:firstRow="0" w:lastRow="0" w:firstColumn="0" w:lastColumn="0" w:oddVBand="0" w:evenVBand="0" w:oddHBand="1" w:evenHBand="0" w:firstRowFirstColumn="0" w:firstRowLastColumn="0" w:lastRowFirstColumn="0" w:lastRowLastColumn="0"/>
+            </w:pPr>
+            <w:r>
+              <w:t xml:space="preserve">We will use this to perform a </w:t>
+            </w:r>
+            <w:proofErr w:type="spellStart"/>
+            <w:r>
+              <w:t>PCoA</w:t>
+            </w:r>
+            <w:proofErr w:type="spellEnd"/>
+            <w:r>
+              <w:t xml:space="preserve">. </w:t>
+            </w:r>
+            <w:proofErr w:type="spellStart"/>
+            <w:r>
+              <w:t>PCoA</w:t>
+            </w:r>
+            <w:proofErr w:type="spellEnd"/>
+            <w:r>
+              <w:t xml:space="preserve"> is doing a PCA but using a distance matrix. </w:t>
+            </w:r>
+          </w:p>
+          <w:p>
+            <w:pPr>
+              <w:cnfStyle w:val="000000100000" w:firstRow="0" w:lastRow="0" w:firstColumn="0" w:lastColumn="0" w:oddVBand="0" w:evenVBand="0" w:oddHBand="1" w:evenHBand="0" w:firstRowFirstColumn="0" w:firstRowLastColumn="0" w:lastRowFirstColumn="0" w:lastRowLastColumn="0"/>
+            </w:pPr>
+          </w:p>
+        </w:tc>
+        <w:tc>
+          <w:tcPr>
+            <w:tcW w:w="7903" w:type="dxa"/>
+          </w:tcPr>
+          <w:p>
+            <w:pPr>
+              <w:cnfStyle w:val="000000100000" w:firstRow="0" w:lastRow="0" w:firstColumn="0" w:lastColumn="0" w:oddVBand="0" w:evenVBand="0" w:oddHBand="1" w:evenHBand="0" w:firstRowFirstColumn="0" w:firstRowLastColumn="0" w:lastRowFirstColumn="0" w:lastRowLastColumn="0"/>
+            </w:pPr>
+            <w:proofErr w:type="spellStart"/>
+            <w:r>
+              <w:t>my_euclidean_dist</w:t>
+            </w:r>
+            <w:proofErr w:type="spellEnd"/>
+            <w:r>
+              <w:t xml:space="preserve"> &lt;- </w:t>
+            </w:r>
+            <w:proofErr w:type="spellStart"/>
+            <w:proofErr w:type="gramStart"/>
+            <w:r>
+              <w:t>dist</w:t>
+            </w:r>
+            <w:proofErr w:type="spellEnd"/>
+            <w:r>
+              <w:t>(</w:t>
+            </w:r>
+            <w:proofErr w:type="spellStart"/>
+            <w:proofErr w:type="gramEnd"/>
+            <w:r>
+              <w:t>count_table_LR</w:t>
+            </w:r>
+            <w:proofErr w:type="spellEnd"/>
+            <w:r>
+              <w:t>, method = "</w:t>
+            </w:r>
+            <w:proofErr w:type="spellStart"/>
+            <w:r>
+              <w:t>euclidean</w:t>
+            </w:r>
+            <w:proofErr w:type="spellEnd"/>
+            <w:r>
+              <w:t>")</w:t>
+            </w:r>
+          </w:p>
+        </w:tc>
+      </w:tr>
+      <w:tr>
+        <w:tc>
+          <w:tcPr>
+            <w:cnfStyle w:val="001000000000" w:firstRow="0" w:lastRow="0" w:firstColumn="1" w:lastColumn="0" w:oddVBand="0" w:evenVBand="0" w:oddHBand="0" w:evenHBand="0" w:firstRowFirstColumn="0" w:firstRowLastColumn="0" w:lastRowFirstColumn="0" w:lastRowLastColumn="0"/>
+            <w:tcW w:w="3714" w:type="dxa"/>
+          </w:tcPr>
+          <w:p>
+            <w:pPr>
+              <w:tabs>
+                <w:tab w:val="left" w:pos="1041"/>
+              </w:tabs>
+            </w:pPr>
+            <w:r>
+              <w:t xml:space="preserve">Perform </w:t>
+            </w:r>
+            <w:proofErr w:type="spellStart"/>
+            <w:r>
+              <w:t>PCoA</w:t>
+            </w:r>
+            <w:proofErr w:type="spellEnd"/>
+            <w:r>
+              <w:t xml:space="preserve"> with </w:t>
+            </w:r>
+            <w:r>
+              <w:t>E</w:t>
+            </w:r>
+            <w:r>
+              <w:t>uclidean</w:t>
+            </w:r>
+            <w:r>
+              <w:t xml:space="preserve"> distance metric</w:t>
+            </w:r>
+          </w:p>
+        </w:tc>
+        <w:tc>
+          <w:tcPr>
+            <w:tcW w:w="3781" w:type="dxa"/>
+          </w:tcPr>
+          <w:p>
+            <w:pPr>
+              <w:cnfStyle w:val="000000000000" w:firstRow="0" w:lastRow="0" w:firstColumn="0" w:lastColumn="0" w:oddVBand="0" w:evenVBand="0" w:oddHBand="0" w:evenHBand="0" w:firstRowFirstColumn="0" w:firstRowLastColumn="0" w:lastRowFirstColumn="0" w:lastRowLastColumn="0"/>
+            </w:pPr>
+            <w:proofErr w:type="spellStart"/>
+            <w:r>
+              <w:t>PCoA</w:t>
+            </w:r>
+            <w:proofErr w:type="spellEnd"/>
+            <w:r>
+              <w:t xml:space="preserve"> is doing a PCA but using a distance matrix.</w:t>
+            </w:r>
+            <w:r>
+              <w:t xml:space="preserve"> </w:t>
+            </w:r>
+            <w:proofErr w:type="gramStart"/>
+            <w:r>
+              <w:t>Ape::</w:t>
+            </w:r>
+            <w:proofErr w:type="spellStart"/>
+            <w:proofErr w:type="gramEnd"/>
+            <w:r>
+              <w:t>pcoa</w:t>
+            </w:r>
+            <w:proofErr w:type="spellEnd"/>
+            <w:r>
+              <w:t xml:space="preserve"> uses ape package.</w:t>
+            </w:r>
+          </w:p>
+        </w:tc>
+        <w:tc>
+          <w:tcPr>
+            <w:tcW w:w="7903" w:type="dxa"/>
+          </w:tcPr>
+          <w:p>
+            <w:pPr>
+              <w:cnfStyle w:val="000000000000" w:firstRow="0" w:lastRow="0" w:firstColumn="0" w:lastColumn="0" w:oddVBand="0" w:evenVBand="0" w:oddHBand="0" w:evenHBand="0" w:firstRowFirstColumn="0" w:firstRowLastColumn="0" w:lastRowFirstColumn="0" w:lastRowLastColumn="0"/>
+            </w:pPr>
+            <w:proofErr w:type="spellStart"/>
+            <w:r>
+              <w:t>my_euclidean_pcoa</w:t>
+            </w:r>
+            <w:proofErr w:type="spellEnd"/>
+            <w:r>
+              <w:t xml:space="preserve"> &lt;- </w:t>
+            </w:r>
+            <w:proofErr w:type="gramStart"/>
+            <w:r>
+              <w:t>ape::</w:t>
+            </w:r>
+            <w:proofErr w:type="spellStart"/>
+            <w:proofErr w:type="gramEnd"/>
+            <w:r>
+              <w:t>pcoa</w:t>
+            </w:r>
+            <w:proofErr w:type="spellEnd"/>
+            <w:r>
+              <w:t>(</w:t>
+            </w:r>
+            <w:proofErr w:type="spellStart"/>
+            <w:r>
+              <w:t>my_euclidean_dist</w:t>
+            </w:r>
+            <w:proofErr w:type="spellEnd"/>
+            <w:r>
+              <w:t>)</w:t>
+            </w:r>
+          </w:p>
+        </w:tc>
+      </w:tr>
+      <w:tr>
+        <w:trPr>
+          <w:cnfStyle w:val="000000100000" w:firstRow="0" w:lastRow="0" w:firstColumn="0" w:lastColumn="0" w:oddVBand="0" w:evenVBand="0" w:oddHBand="1" w:evenHBand="0" w:firstRowFirstColumn="0" w:firstRowLastColumn="0" w:lastRowFirstColumn="0" w:lastRowLastColumn="0"/>
+        </w:trPr>
+        <w:tc>
+          <w:tcPr>
+            <w:cnfStyle w:val="001000000000" w:firstRow="0" w:lastRow="0" w:firstColumn="1" w:lastColumn="0" w:oddVBand="0" w:evenVBand="0" w:oddHBand="0" w:evenHBand="0" w:firstRowFirstColumn="0" w:firstRowLastColumn="0" w:lastRowFirstColumn="0" w:lastRowLastColumn="0"/>
+            <w:tcW w:w="3714" w:type="dxa"/>
+          </w:tcPr>
+          <w:p>
+            <w:pPr>
+              <w:tabs>
+                <w:tab w:val="left" w:pos="1041"/>
+              </w:tabs>
+            </w:pPr>
+            <w:r>
+              <w:t xml:space="preserve">Extract variances from </w:t>
+            </w:r>
+            <w:r>
+              <w:t>E</w:t>
+            </w:r>
+            <w:r>
+              <w:t xml:space="preserve">uclidean </w:t>
+            </w:r>
+            <w:proofErr w:type="spellStart"/>
+            <w:r>
+              <w:t>PCoA</w:t>
+            </w:r>
+            <w:proofErr w:type="spellEnd"/>
+          </w:p>
+        </w:tc>
+        <w:tc>
+          <w:tcPr>
+            <w:tcW w:w="3781" w:type="dxa"/>
+          </w:tcPr>
+          <w:p>
+            <w:pPr>
+              <w:cnfStyle w:val="000000100000" w:firstRow="0" w:lastRow="0" w:firstColumn="0" w:lastColumn="0" w:oddVBand="0" w:evenVBand="0" w:oddHBand="1" w:evenHBand="0" w:firstRowFirstColumn="0" w:firstRowLastColumn="0" w:lastRowFirstColumn="0" w:lastRowLastColumn="0"/>
+            </w:pPr>
+            <w:r>
+              <w:t>We are pulling out the data that tell us how m</w:t>
+            </w:r>
+            <w:r>
+              <w:t>uch</w:t>
+            </w:r>
+            <w:r>
+              <w:t xml:space="preserve"> </w:t>
+            </w:r>
+            <w:r>
+              <w:t>variance</w:t>
+            </w:r>
+            <w:r>
+              <w:t xml:space="preserve"> each axis explains.</w:t>
+            </w:r>
+          </w:p>
+        </w:tc>
+        <w:tc>
+          <w:tcPr>
+            <w:tcW w:w="7903" w:type="dxa"/>
+          </w:tcPr>
+          <w:p>
+            <w:pPr>
+              <w:cnfStyle w:val="000000100000" w:firstRow="0" w:lastRow="0" w:firstColumn="0" w:lastColumn="0" w:oddVBand="0" w:evenVBand="0" w:oddHBand="1" w:evenHBand="0" w:firstRowFirstColumn="0" w:firstRowLastColumn="0" w:lastRowFirstColumn="0" w:lastRowLastColumn="0"/>
+            </w:pPr>
+            <w:proofErr w:type="spellStart"/>
+            <w:r>
+              <w:t>my_euclidean_variances</w:t>
+            </w:r>
+            <w:proofErr w:type="spellEnd"/>
+            <w:r>
+              <w:t xml:space="preserve"> &lt;- </w:t>
+            </w:r>
+            <w:proofErr w:type="spellStart"/>
+            <w:proofErr w:type="gramStart"/>
+            <w:r>
+              <w:t>data.frame</w:t>
+            </w:r>
+            <w:proofErr w:type="spellEnd"/>
+            <w:proofErr w:type="gramEnd"/>
+            <w:r>
+              <w:t>(</w:t>
+            </w:r>
+            <w:proofErr w:type="spellStart"/>
+            <w:r>
+              <w:t>my_euclidean_pcoa$values$Relative_eig</w:t>
+            </w:r>
+            <w:proofErr w:type="spellEnd"/>
+            <w:r>
+              <w:t>) %&gt;%</w:t>
+            </w:r>
+          </w:p>
+          <w:p>
+            <w:pPr>
+              <w:cnfStyle w:val="000000100000" w:firstRow="0" w:lastRow="0" w:firstColumn="0" w:lastColumn="0" w:oddVBand="0" w:evenVBand="0" w:oddHBand="1" w:evenHBand="0" w:firstRowFirstColumn="0" w:firstRowLastColumn="0" w:lastRowFirstColumn="0" w:lastRowLastColumn="0"/>
+            </w:pPr>
+            <w:r>
+              <w:t xml:space="preserve">  </w:t>
+            </w:r>
+            <w:proofErr w:type="gramStart"/>
+            <w:r>
+              <w:t>select(</w:t>
+            </w:r>
+            <w:proofErr w:type="spellStart"/>
+            <w:proofErr w:type="gramEnd"/>
+            <w:r>
+              <w:t>PercVar</w:t>
+            </w:r>
+            <w:proofErr w:type="spellEnd"/>
+            <w:r>
+              <w:t xml:space="preserve"> = '</w:t>
+            </w:r>
+            <w:proofErr w:type="spellStart"/>
+            <w:r>
+              <w:t>my_euclidean_pcoa.values.Relative_eig</w:t>
+            </w:r>
+            <w:proofErr w:type="spellEnd"/>
+            <w:r>
+              <w:t>') %&gt;%</w:t>
+            </w:r>
+          </w:p>
+          <w:p>
+            <w:pPr>
+              <w:cnfStyle w:val="000000100000" w:firstRow="0" w:lastRow="0" w:firstColumn="0" w:lastColumn="0" w:oddVBand="0" w:evenVBand="0" w:oddHBand="1" w:evenHBand="0" w:firstRowFirstColumn="0" w:firstRowLastColumn="0" w:lastRowFirstColumn="0" w:lastRowLastColumn="0"/>
+            </w:pPr>
+            <w:r>
+              <w:t xml:space="preserve">  </w:t>
+            </w:r>
+            <w:proofErr w:type="spellStart"/>
+            <w:r>
+              <w:t>rownames_to_column</w:t>
+            </w:r>
+            <w:proofErr w:type="spellEnd"/>
+            <w:r>
+              <w:t>(</w:t>
+            </w:r>
+            <w:proofErr w:type="spellStart"/>
+            <w:r>
+              <w:t>var</w:t>
+            </w:r>
+            <w:proofErr w:type="spellEnd"/>
+            <w:r>
+              <w:t>="</w:t>
+            </w:r>
+            <w:proofErr w:type="spellStart"/>
+            <w:r>
+              <w:t>PCaxis</w:t>
+            </w:r>
+            <w:proofErr w:type="spellEnd"/>
+            <w:r>
+              <w:t>") %&gt;%</w:t>
+            </w:r>
+          </w:p>
+          <w:p>
+            <w:pPr>
+              <w:cnfStyle w:val="000000100000" w:firstRow="0" w:lastRow="0" w:firstColumn="0" w:lastColumn="0" w:oddVBand="0" w:evenVBand="0" w:oddHBand="1" w:evenHBand="0" w:firstRowFirstColumn="0" w:firstRowLastColumn="0" w:lastRowFirstColumn="0" w:lastRowLastColumn="0"/>
+            </w:pPr>
+            <w:r>
+              <w:t xml:space="preserve">  </w:t>
+            </w:r>
+            <w:proofErr w:type="spellStart"/>
+            <w:proofErr w:type="gramStart"/>
+            <w:r>
+              <w:t>data.frame</w:t>
+            </w:r>
+            <w:proofErr w:type="spellEnd"/>
+            <w:proofErr w:type="gramEnd"/>
+          </w:p>
+        </w:tc>
+      </w:tr>
+      <w:tr>
+        <w:tc>
+          <w:tcPr>
+            <w:cnfStyle w:val="001000000000" w:firstRow="0" w:lastRow="0" w:firstColumn="1" w:lastColumn="0" w:oddVBand="0" w:evenVBand="0" w:oddHBand="0" w:evenHBand="0" w:firstRowFirstColumn="0" w:firstRowLastColumn="0" w:lastRowFirstColumn="0" w:lastRowLastColumn="0"/>
+            <w:tcW w:w="3714" w:type="dxa"/>
+          </w:tcPr>
+          <w:p>
+            <w:pPr>
+              <w:tabs>
+                <w:tab w:val="left" w:pos="1041"/>
+              </w:tabs>
+            </w:pPr>
+            <w:proofErr w:type="spellStart"/>
+            <w:r>
+              <w:t>Screenplot</w:t>
+            </w:r>
+            <w:proofErr w:type="spellEnd"/>
+            <w:r>
+              <w:t xml:space="preserve"> the variances and save.</w:t>
+            </w:r>
+          </w:p>
+        </w:tc>
+        <w:tc>
+          <w:tcPr>
+            <w:tcW w:w="3781" w:type="dxa"/>
+          </w:tcPr>
+          <w:p>
+            <w:pPr>
+              <w:cnfStyle w:val="000000000000" w:firstRow="0" w:lastRow="0" w:firstColumn="0" w:lastColumn="0" w:oddVBand="0" w:evenVBand="0" w:oddHBand="0" w:evenHBand="0" w:firstRowFirstColumn="0" w:firstRowLastColumn="0" w:lastRowFirstColumn="0" w:lastRowLastColumn="0"/>
+            </w:pPr>
+            <w:r>
+              <w:t xml:space="preserve">We can visually inspect how many </w:t>
+            </w:r>
+            <w:proofErr w:type="gramStart"/>
+            <w:r>
+              <w:t>axis</w:t>
+            </w:r>
+            <w:proofErr w:type="gramEnd"/>
+            <w:r>
+              <w:t xml:space="preserve"> explain most of the variance of the data.</w:t>
+            </w:r>
+            <w:r>
+              <w:t xml:space="preserve"> What percentage variance does each of the axis report? This can help us decide how many axes to show in our </w:t>
+            </w:r>
+            <w:proofErr w:type="spellStart"/>
+            <w:r>
+              <w:t>PCoA</w:t>
+            </w:r>
+            <w:proofErr w:type="spellEnd"/>
+            <w:r>
+              <w:t>.</w:t>
+            </w:r>
+          </w:p>
+        </w:tc>
+        <w:tc>
+          <w:tcPr>
+            <w:tcW w:w="7903" w:type="dxa"/>
+          </w:tcPr>
+          <w:p>
+            <w:pPr>
+              <w:cnfStyle w:val="000000000000" w:firstRow="0" w:lastRow="0" w:firstColumn="0" w:lastColumn="0" w:oddVBand="0" w:evenVBand="0" w:oddHBand="0" w:evenHBand="0" w:firstRowFirstColumn="0" w:firstRowLastColumn="0" w:lastRowFirstColumn="0" w:lastRowLastColumn="0"/>
+            </w:pPr>
+            <w:r>
+              <w:t>pdf("results/pcoa-euclidean.pdf")</w:t>
+            </w:r>
+          </w:p>
+          <w:p>
+            <w:pPr>
+              <w:cnfStyle w:val="000000000000" w:firstRow="0" w:lastRow="0" w:firstColumn="0" w:lastColumn="0" w:oddVBand="0" w:evenVBand="0" w:oddHBand="0" w:evenHBand="0" w:firstRowFirstColumn="0" w:firstRowLastColumn="0" w:lastRowFirstColumn="0" w:lastRowLastColumn="0"/>
+            </w:pPr>
+            <w:proofErr w:type="spellStart"/>
+            <w:proofErr w:type="gramStart"/>
+            <w:r>
+              <w:t>ggplot</w:t>
+            </w:r>
+            <w:proofErr w:type="spellEnd"/>
+            <w:r>
+              <w:t>(</w:t>
+            </w:r>
+            <w:proofErr w:type="spellStart"/>
+            <w:proofErr w:type="gramEnd"/>
+            <w:r>
+              <w:t>my_euclidean_variances</w:t>
+            </w:r>
+            <w:proofErr w:type="spellEnd"/>
+            <w:r>
+              <w:t xml:space="preserve">, </w:t>
+            </w:r>
+            <w:proofErr w:type="spellStart"/>
+            <w:r>
+              <w:t>aes</w:t>
+            </w:r>
+            <w:proofErr w:type="spellEnd"/>
+            <w:r>
+              <w:t>(x=</w:t>
+            </w:r>
+            <w:proofErr w:type="spellStart"/>
+            <w:r>
+              <w:t>as.numeric</w:t>
+            </w:r>
+            <w:proofErr w:type="spellEnd"/>
+            <w:r>
+              <w:t>(</w:t>
+            </w:r>
+            <w:proofErr w:type="spellStart"/>
+            <w:r>
+              <w:t>PCaxis</w:t>
+            </w:r>
+            <w:proofErr w:type="spellEnd"/>
+            <w:r>
+              <w:t>), y=</w:t>
+            </w:r>
+            <w:proofErr w:type="spellStart"/>
+            <w:r>
+              <w:t>PercVar</w:t>
+            </w:r>
+            <w:proofErr w:type="spellEnd"/>
+            <w:r>
+              <w:t>))+</w:t>
+            </w:r>
+          </w:p>
+          <w:p>
+            <w:pPr>
+              <w:cnfStyle w:val="000000000000" w:firstRow="0" w:lastRow="0" w:firstColumn="0" w:lastColumn="0" w:oddVBand="0" w:evenVBand="0" w:oddHBand="0" w:evenHBand="0" w:firstRowFirstColumn="0" w:firstRowLastColumn="0" w:lastRowFirstColumn="0" w:lastRowLastColumn="0"/>
+            </w:pPr>
+            <w:r>
+              <w:t xml:space="preserve">  </w:t>
+            </w:r>
+            <w:proofErr w:type="spellStart"/>
+            <w:r>
+              <w:t>geom_</w:t>
+            </w:r>
+            <w:proofErr w:type="gramStart"/>
+            <w:r>
+              <w:t>bar</w:t>
+            </w:r>
+            <w:proofErr w:type="spellEnd"/>
+            <w:r>
+              <w:t>(</w:t>
+            </w:r>
+            <w:proofErr w:type="gramEnd"/>
+            <w:r>
+              <w:t xml:space="preserve">stat="identity", fill="grey", </w:t>
+            </w:r>
+            <w:proofErr w:type="spellStart"/>
+            <w:r>
+              <w:t>color</w:t>
+            </w:r>
+            <w:proofErr w:type="spellEnd"/>
+            <w:r>
+              <w:t>="black")+</w:t>
+            </w:r>
+          </w:p>
+          <w:p>
+            <w:pPr>
+              <w:cnfStyle w:val="000000000000" w:firstRow="0" w:lastRow="0" w:firstColumn="0" w:lastColumn="0" w:oddVBand="0" w:evenVBand="0" w:oddHBand="0" w:evenHBand="0" w:firstRowFirstColumn="0" w:firstRowLastColumn="0" w:lastRowFirstColumn="0" w:lastRowLastColumn="0"/>
+            </w:pPr>
+            <w:r>
+              <w:t xml:space="preserve">  </w:t>
+            </w:r>
+            <w:proofErr w:type="spellStart"/>
+            <w:r>
+              <w:t>theme_</w:t>
+            </w:r>
+            <w:proofErr w:type="gramStart"/>
+            <w:r>
+              <w:t>minimal</w:t>
+            </w:r>
+            <w:proofErr w:type="spellEnd"/>
+            <w:r>
+              <w:t>(</w:t>
+            </w:r>
+            <w:proofErr w:type="gramEnd"/>
+            <w:r>
+              <w:t>)+</w:t>
+            </w:r>
+          </w:p>
+          <w:p>
+            <w:pPr>
+              <w:cnfStyle w:val="000000000000" w:firstRow="0" w:lastRow="0" w:firstColumn="0" w:lastColumn="0" w:oddVBand="0" w:evenVBand="0" w:oddHBand="0" w:evenHBand="0" w:firstRowFirstColumn="0" w:firstRowLastColumn="0" w:lastRowFirstColumn="0" w:lastRowLastColumn="0"/>
+            </w:pPr>
+            <w:r>
+              <w:t xml:space="preserve">  </w:t>
+            </w:r>
+            <w:proofErr w:type="gramStart"/>
+            <w:r>
+              <w:t>theme(</w:t>
+            </w:r>
+            <w:proofErr w:type="spellStart"/>
+            <w:proofErr w:type="gramEnd"/>
+            <w:r>
+              <w:t>axis.title</w:t>
+            </w:r>
+            <w:proofErr w:type="spellEnd"/>
+            <w:r>
+              <w:t>=</w:t>
+            </w:r>
+            <w:proofErr w:type="spellStart"/>
+            <w:r>
+              <w:t>element_text</w:t>
+            </w:r>
+            <w:proofErr w:type="spellEnd"/>
+            <w:r>
+              <w:t>(</w:t>
+            </w:r>
+            <w:proofErr w:type="spellStart"/>
+            <w:r>
+              <w:t>color</w:t>
+            </w:r>
+            <w:proofErr w:type="spellEnd"/>
+            <w:r>
+              <w:t>="black", face="bold", size=10),</w:t>
+            </w:r>
+          </w:p>
+          <w:p>
+            <w:pPr>
+              <w:cnfStyle w:val="000000000000" w:firstRow="0" w:lastRow="0" w:firstColumn="0" w:lastColumn="0" w:oddVBand="0" w:evenVBand="0" w:oddHBand="0" w:evenHBand="0" w:firstRowFirstColumn="0" w:firstRowLastColumn="0" w:lastRowFirstColumn="0" w:lastRowLastColumn="0"/>
+            </w:pPr>
+            <w:r>
+              <w:t xml:space="preserve">        </w:t>
+            </w:r>
+            <w:proofErr w:type="spellStart"/>
+            <w:r>
+              <w:t>axis.</w:t>
+            </w:r>
+            <w:proofErr w:type="gramStart"/>
+            <w:r>
+              <w:t>text.y</w:t>
+            </w:r>
+            <w:proofErr w:type="spellEnd"/>
+            <w:proofErr w:type="gramEnd"/>
+            <w:r>
+              <w:t>=</w:t>
+            </w:r>
+            <w:proofErr w:type="spellStart"/>
+            <w:r>
+              <w:t>element_text</w:t>
+            </w:r>
+            <w:proofErr w:type="spellEnd"/>
+            <w:r>
+              <w:t>(</w:t>
+            </w:r>
+            <w:proofErr w:type="spellStart"/>
+            <w:r>
+              <w:t>color</w:t>
+            </w:r>
+            <w:proofErr w:type="spellEnd"/>
+            <w:r>
+              <w:t>="black", face="bold"),</w:t>
+            </w:r>
+          </w:p>
+          <w:p>
+            <w:pPr>
+              <w:cnfStyle w:val="000000000000" w:firstRow="0" w:lastRow="0" w:firstColumn="0" w:lastColumn="0" w:oddVBand="0" w:evenVBand="0" w:oddHBand="0" w:evenHBand="0" w:firstRowFirstColumn="0" w:firstRowLastColumn="0" w:lastRowFirstColumn="0" w:lastRowLastColumn="0"/>
+            </w:pPr>
+            <w:r>
+              <w:t xml:space="preserve">        </w:t>
+            </w:r>
+            <w:proofErr w:type="spellStart"/>
+            <w:r>
+              <w:t>axis.text.x</w:t>
+            </w:r>
+            <w:proofErr w:type="spellEnd"/>
+            <w:r>
+              <w:t>=</w:t>
+            </w:r>
+            <w:proofErr w:type="spellStart"/>
+            <w:r>
+              <w:t>element_</w:t>
+            </w:r>
+            <w:proofErr w:type="gramStart"/>
+            <w:r>
+              <w:t>blank</w:t>
+            </w:r>
+            <w:proofErr w:type="spellEnd"/>
+            <w:r>
+              <w:t>(</w:t>
+            </w:r>
+            <w:proofErr w:type="gramEnd"/>
+            <w:r>
+              <w:t>))+</w:t>
+            </w:r>
+          </w:p>
+          <w:p>
+            <w:pPr>
+              <w:cnfStyle w:val="000000000000" w:firstRow="0" w:lastRow="0" w:firstColumn="0" w:lastColumn="0" w:oddVBand="0" w:evenVBand="0" w:oddHBand="0" w:evenHBand="0" w:firstRowFirstColumn="0" w:firstRowLastColumn="0" w:lastRowFirstColumn="0" w:lastRowLastColumn="0"/>
+            </w:pPr>
+            <w:r>
+              <w:t xml:space="preserve">  </w:t>
+            </w:r>
+            <w:proofErr w:type="gramStart"/>
+            <w:r>
+              <w:t>labs(</w:t>
+            </w:r>
+            <w:proofErr w:type="gramEnd"/>
+            <w:r>
+              <w:t>z="PC axis", y="% Variance", title="Euclidean\</w:t>
+            </w:r>
+            <w:proofErr w:type="spellStart"/>
+            <w:r>
+              <w:t>nLog</w:t>
+            </w:r>
+            <w:proofErr w:type="spellEnd"/>
+            <w:r>
+              <w:t xml:space="preserve">-Ratio </w:t>
+            </w:r>
+            <w:proofErr w:type="spellStart"/>
+            <w:r>
+              <w:t>PCoA</w:t>
+            </w:r>
+            <w:proofErr w:type="spellEnd"/>
+            <w:r>
+              <w:t xml:space="preserve"> </w:t>
+            </w:r>
+            <w:proofErr w:type="spellStart"/>
+            <w:r>
+              <w:t>Screenplot</w:t>
+            </w:r>
+            <w:proofErr w:type="spellEnd"/>
+            <w:r>
+              <w:t>")</w:t>
+            </w:r>
+          </w:p>
+          <w:p>
+            <w:pPr>
+              <w:cnfStyle w:val="000000000000" w:firstRow="0" w:lastRow="0" w:firstColumn="0" w:lastColumn="0" w:oddVBand="0" w:evenVBand="0" w:oddHBand="0" w:evenHBand="0" w:firstRowFirstColumn="0" w:firstRowLastColumn="0" w:lastRowFirstColumn="0" w:lastRowLastColumn="0"/>
+            </w:pPr>
+            <w:proofErr w:type="spellStart"/>
+            <w:proofErr w:type="gramStart"/>
+            <w:r>
+              <w:t>dev.off</w:t>
+            </w:r>
+            <w:proofErr w:type="spellEnd"/>
+            <w:r>
+              <w:t>(</w:t>
+            </w:r>
+            <w:proofErr w:type="gramEnd"/>
+            <w:r>
+              <w:t>)</w:t>
+            </w:r>
+          </w:p>
+        </w:tc>
+      </w:tr>
+      <w:tr>
+        <w:trPr>
+          <w:cnfStyle w:val="000000100000" w:firstRow="0" w:lastRow="0" w:firstColumn="0" w:lastColumn="0" w:oddVBand="0" w:evenVBand="0" w:oddHBand="1" w:evenHBand="0" w:firstRowFirstColumn="0" w:firstRowLastColumn="0" w:lastRowFirstColumn="0" w:lastRowLastColumn="0"/>
+        </w:trPr>
+        <w:tc>
+          <w:tcPr>
+            <w:cnfStyle w:val="001000000000" w:firstRow="0" w:lastRow="0" w:firstColumn="1" w:lastColumn="0" w:oddVBand="0" w:evenVBand="0" w:oddHBand="0" w:evenHBand="0" w:firstRowFirstColumn="0" w:firstRowLastColumn="0" w:lastRowFirstColumn="0" w:lastRowLastColumn="0"/>
+            <w:tcW w:w="3714" w:type="dxa"/>
+          </w:tcPr>
+          <w:p>
+            <w:pPr>
+              <w:tabs>
+                <w:tab w:val="left" w:pos="1041"/>
+              </w:tabs>
+            </w:pPr>
+            <w:r>
+              <w:t xml:space="preserve">Convert the </w:t>
+            </w:r>
+            <w:r>
+              <w:t>E</w:t>
+            </w:r>
+            <w:r>
+              <w:t xml:space="preserve">uclidean </w:t>
+            </w:r>
+            <w:proofErr w:type="spellStart"/>
+            <w:r>
+              <w:t>pcoa</w:t>
+            </w:r>
+            <w:proofErr w:type="spellEnd"/>
+            <w:r>
+              <w:t xml:space="preserve"> vectors into a </w:t>
+            </w:r>
+            <w:proofErr w:type="spellStart"/>
+            <w:r>
+              <w:t>dataframe</w:t>
+            </w:r>
+            <w:proofErr w:type="spellEnd"/>
+            <w:r>
+              <w:t>.</w:t>
+            </w:r>
+          </w:p>
+        </w:tc>
+        <w:tc>
+          <w:tcPr>
+            <w:tcW w:w="3781" w:type="dxa"/>
+          </w:tcPr>
+          <w:p>
+            <w:pPr>
+              <w:cnfStyle w:val="000000100000" w:firstRow="0" w:lastRow="0" w:firstColumn="0" w:lastColumn="0" w:oddVBand="0" w:evenVBand="0" w:oddHBand="1" w:evenHBand="0" w:firstRowFirstColumn="0" w:firstRowLastColumn="0" w:lastRowFirstColumn="0" w:lastRowLastColumn="0"/>
+            </w:pPr>
+            <w:r>
+              <w:t xml:space="preserve">This will be used to generate a 3D plot with the </w:t>
+            </w:r>
+            <w:proofErr w:type="spellStart"/>
+            <w:r>
+              <w:t>ploty</w:t>
+            </w:r>
+            <w:proofErr w:type="spellEnd"/>
+            <w:r>
+              <w:t xml:space="preserve"> package.</w:t>
+            </w:r>
+          </w:p>
+        </w:tc>
+        <w:tc>
+          <w:tcPr>
+            <w:tcW w:w="7903" w:type="dxa"/>
+          </w:tcPr>
+          <w:p>
+            <w:pPr>
+              <w:cnfStyle w:val="000000100000" w:firstRow="0" w:lastRow="0" w:firstColumn="0" w:lastColumn="0" w:oddVBand="0" w:evenVBand="0" w:oddHBand="1" w:evenHBand="0" w:firstRowFirstColumn="0" w:firstRowLastColumn="0" w:lastRowFirstColumn="0" w:lastRowLastColumn="0"/>
+            </w:pPr>
+            <w:proofErr w:type="spellStart"/>
+            <w:r>
+              <w:t>my_euclidean_pcoa_df</w:t>
+            </w:r>
+            <w:proofErr w:type="spellEnd"/>
+            <w:r>
+              <w:t xml:space="preserve"> &lt;- </w:t>
+            </w:r>
+            <w:proofErr w:type="spellStart"/>
+            <w:proofErr w:type="gramStart"/>
+            <w:r>
+              <w:t>data.frame</w:t>
+            </w:r>
+            <w:proofErr w:type="spellEnd"/>
+            <w:proofErr w:type="gramEnd"/>
+            <w:r>
+              <w:t>(</w:t>
+            </w:r>
+            <w:proofErr w:type="spellStart"/>
+            <w:r>
+              <w:t>my_euclidean_pcoa$vectors</w:t>
+            </w:r>
+            <w:proofErr w:type="spellEnd"/>
+            <w:r>
+              <w:t>) %&gt;%</w:t>
+            </w:r>
+          </w:p>
+          <w:p>
+            <w:pPr>
+              <w:cnfStyle w:val="000000100000" w:firstRow="0" w:lastRow="0" w:firstColumn="0" w:lastColumn="0" w:oddVBand="0" w:evenVBand="0" w:oddHBand="1" w:evenHBand="0" w:firstRowFirstColumn="0" w:firstRowLastColumn="0" w:lastRowFirstColumn="0" w:lastRowLastColumn="0"/>
+            </w:pPr>
+            <w:r>
+              <w:t xml:space="preserve">  </w:t>
+            </w:r>
+            <w:proofErr w:type="spellStart"/>
+            <w:r>
+              <w:t>rownames_to_column</w:t>
+            </w:r>
+            <w:proofErr w:type="spellEnd"/>
+            <w:r>
+              <w:t>(</w:t>
+            </w:r>
+            <w:proofErr w:type="spellStart"/>
+            <w:r>
+              <w:t>var</w:t>
+            </w:r>
+            <w:proofErr w:type="spellEnd"/>
+            <w:r>
+              <w:t>="Glacier") %&gt;%</w:t>
+            </w:r>
+          </w:p>
+          <w:p>
+            <w:pPr>
+              <w:cnfStyle w:val="000000100000" w:firstRow="0" w:lastRow="0" w:firstColumn="0" w:lastColumn="0" w:oddVBand="0" w:evenVBand="0" w:oddHBand="1" w:evenHBand="0" w:firstRowFirstColumn="0" w:firstRowLastColumn="0" w:lastRowFirstColumn="0" w:lastRowLastColumn="0"/>
+            </w:pPr>
+            <w:r>
+              <w:t xml:space="preserve">  </w:t>
+            </w:r>
+            <w:proofErr w:type="gramStart"/>
+            <w:r>
+              <w:t>separate(</w:t>
+            </w:r>
+            <w:proofErr w:type="gramEnd"/>
+            <w:r>
+              <w:t xml:space="preserve">Glacier, into =c("Glacier", "excess"), </w:t>
+            </w:r>
+            <w:proofErr w:type="spellStart"/>
+            <w:r>
+              <w:t>sep</w:t>
+            </w:r>
+            <w:proofErr w:type="spellEnd"/>
+            <w:r>
+              <w:t>="_") %&gt;%</w:t>
+            </w:r>
+          </w:p>
+          <w:p>
+            <w:pPr>
+              <w:cnfStyle w:val="000000100000" w:firstRow="0" w:lastRow="0" w:firstColumn="0" w:lastColumn="0" w:oddVBand="0" w:evenVBand="0" w:oddHBand="1" w:evenHBand="0" w:firstRowFirstColumn="0" w:firstRowLastColumn="0" w:lastRowFirstColumn="0" w:lastRowLastColumn="0"/>
+            </w:pPr>
+            <w:r>
+              <w:t xml:space="preserve">  select(-excess) %&gt;%</w:t>
+            </w:r>
+          </w:p>
+          <w:p>
+            <w:pPr>
+              <w:cnfStyle w:val="000000100000" w:firstRow="0" w:lastRow="0" w:firstColumn="0" w:lastColumn="0" w:oddVBand="0" w:evenVBand="0" w:oddHBand="1" w:evenHBand="0" w:firstRowFirstColumn="0" w:firstRowLastColumn="0" w:lastRowFirstColumn="0" w:lastRowLastColumn="0"/>
+            </w:pPr>
+            <w:r>
+              <w:t xml:space="preserve">  </w:t>
+            </w:r>
+            <w:proofErr w:type="spellStart"/>
+            <w:proofErr w:type="gramStart"/>
+            <w:r>
+              <w:t>data.frame</w:t>
+            </w:r>
+            <w:proofErr w:type="spellEnd"/>
+            <w:proofErr w:type="gramEnd"/>
+          </w:p>
+        </w:tc>
+      </w:tr>
+      <w:tr>
+        <w:tc>
+          <w:tcPr>
+            <w:cnfStyle w:val="001000000000" w:firstRow="0" w:lastRow="0" w:firstColumn="1" w:lastColumn="0" w:oddVBand="0" w:evenVBand="0" w:oddHBand="0" w:evenHBand="0" w:firstRowFirstColumn="0" w:firstRowLastColumn="0" w:lastRowFirstColumn="0" w:lastRowLastColumn="0"/>
+            <w:tcW w:w="3714" w:type="dxa"/>
+          </w:tcPr>
+          <w:p>
+            <w:pPr>
+              <w:tabs>
+                <w:tab w:val="left" w:pos="1041"/>
+              </w:tabs>
+            </w:pPr>
+            <w:r>
+              <w:t>Change sample names to glacier names</w:t>
+            </w:r>
+          </w:p>
+        </w:tc>
+        <w:tc>
+          <w:tcPr>
+            <w:tcW w:w="3781" w:type="dxa"/>
+          </w:tcPr>
+          <w:p>
+            <w:pPr>
+              <w:cnfStyle w:val="000000000000" w:firstRow="0" w:lastRow="0" w:firstColumn="0" w:lastColumn="0" w:oddVBand="0" w:evenVBand="0" w:oddHBand="0" w:evenHBand="0" w:firstRowFirstColumn="0" w:firstRowLastColumn="0" w:lastRowFirstColumn="0" w:lastRowLastColumn="0"/>
+            </w:pPr>
+            <w:proofErr w:type="gramStart"/>
+            <w:r>
+              <w:t>So</w:t>
+            </w:r>
+            <w:proofErr w:type="gramEnd"/>
+            <w:r>
+              <w:t xml:space="preserve"> the samples can be colour grouped in the plot by glacier</w:t>
+            </w:r>
+          </w:p>
+        </w:tc>
+        <w:tc>
+          <w:tcPr>
+            <w:tcW w:w="7903" w:type="dxa"/>
+          </w:tcPr>
+          <w:p>
+            <w:pPr>
+              <w:cnfStyle w:val="000000000000" w:firstRow="0" w:lastRow="0" w:firstColumn="0" w:lastColumn="0" w:oddVBand="0" w:evenVBand="0" w:oddHBand="0" w:evenHBand="0" w:firstRowFirstColumn="0" w:firstRowLastColumn="0" w:lastRowFirstColumn="0" w:lastRowLastColumn="0"/>
+            </w:pPr>
+            <w:proofErr w:type="spellStart"/>
+            <w:r>
+              <w:t>my_euclidean_pcoa_df$Glacier</w:t>
+            </w:r>
+            <w:proofErr w:type="spellEnd"/>
+            <w:r>
+              <w:t xml:space="preserve"> &lt;- </w:t>
+            </w:r>
+            <w:proofErr w:type="spellStart"/>
+            <w:r>
+              <w:t>metadata$Glacier</w:t>
+            </w:r>
+            <w:proofErr w:type="spellEnd"/>
+          </w:p>
+        </w:tc>
+      </w:tr>
+      <w:tr>
+        <w:trPr>
+          <w:cnfStyle w:val="000000100000" w:firstRow="0" w:lastRow="0" w:firstColumn="0" w:lastColumn="0" w:oddVBand="0" w:evenVBand="0" w:oddHBand="1" w:evenHBand="0" w:firstRowFirstColumn="0" w:firstRowLastColumn="0" w:lastRowFirstColumn="0" w:lastRowLastColumn="0"/>
+        </w:trPr>
+        <w:tc>
+          <w:tcPr>
+            <w:cnfStyle w:val="001000000000" w:firstRow="0" w:lastRow="0" w:firstColumn="1" w:lastColumn="0" w:oddVBand="0" w:evenVBand="0" w:oddHBand="0" w:evenHBand="0" w:firstRowFirstColumn="0" w:firstRowLastColumn="0" w:lastRowFirstColumn="0" w:lastRowLastColumn="0"/>
+            <w:tcW w:w="3714" w:type="dxa"/>
+          </w:tcPr>
+          <w:p>
+            <w:pPr>
+              <w:tabs>
+                <w:tab w:val="left" w:pos="1041"/>
+              </w:tabs>
+            </w:pPr>
+            <w:r>
+              <w:t xml:space="preserve">Extract eigenvalues from the </w:t>
+            </w:r>
+            <w:r>
+              <w:t>E</w:t>
+            </w:r>
+            <w:r>
+              <w:t xml:space="preserve">uclidean </w:t>
+            </w:r>
+            <w:proofErr w:type="spellStart"/>
+            <w:r>
+              <w:t>pcoa</w:t>
+            </w:r>
+            <w:proofErr w:type="spellEnd"/>
+          </w:p>
+        </w:tc>
+        <w:tc>
+          <w:tcPr>
+            <w:tcW w:w="3781" w:type="dxa"/>
+          </w:tcPr>
+          <w:p>
+            <w:pPr>
+              <w:cnfStyle w:val="000000100000" w:firstRow="0" w:lastRow="0" w:firstColumn="0" w:lastColumn="0" w:oddVBand="0" w:evenVBand="0" w:oddHBand="1" w:evenHBand="0" w:firstRowFirstColumn="0" w:firstRowLastColumn="0" w:lastRowFirstColumn="0" w:lastRowLastColumn="0"/>
+            </w:pPr>
+            <w:r>
+              <w:t>These will be used to construct the 3D plot</w:t>
+            </w:r>
+          </w:p>
+        </w:tc>
+        <w:tc>
+          <w:tcPr>
+            <w:tcW w:w="7903" w:type="dxa"/>
+          </w:tcPr>
+          <w:p>
+            <w:pPr>
+              <w:cnfStyle w:val="000000100000" w:firstRow="0" w:lastRow="0" w:firstColumn="0" w:lastColumn="0" w:oddVBand="0" w:evenVBand="0" w:oddHBand="1" w:evenHBand="0" w:firstRowFirstColumn="0" w:firstRowLastColumn="0" w:lastRowFirstColumn="0" w:lastRowLastColumn="0"/>
+            </w:pPr>
+            <w:proofErr w:type="spellStart"/>
+            <w:r>
+              <w:t>euclidean_eigenvalues</w:t>
+            </w:r>
+            <w:proofErr w:type="spellEnd"/>
+            <w:r>
+              <w:t xml:space="preserve"> &lt;- round(</w:t>
+            </w:r>
+            <w:proofErr w:type="spellStart"/>
+            <w:r>
+              <w:t>my_euclidean_variances</w:t>
+            </w:r>
+            <w:proofErr w:type="spellEnd"/>
+            <w:r>
+              <w:t>[,2</w:t>
+            </w:r>
+            <w:proofErr w:type="gramStart"/>
+            <w:r>
+              <w:t>],digits</w:t>
+            </w:r>
+            <w:proofErr w:type="gramEnd"/>
+            <w:r>
+              <w:t>=4)*100</w:t>
+            </w:r>
+          </w:p>
+        </w:tc>
+      </w:tr>
+      <w:tr>
+        <w:tc>
+          <w:tcPr>
+            <w:cnfStyle w:val="001000000000" w:firstRow="0" w:lastRow="0" w:firstColumn="1" w:lastColumn="0" w:oddVBand="0" w:evenVBand="0" w:oddHBand="0" w:evenHBand="0" w:firstRowFirstColumn="0" w:firstRowLastColumn="0" w:lastRowFirstColumn="0" w:lastRowLastColumn="0"/>
+            <w:tcW w:w="3714" w:type="dxa"/>
+          </w:tcPr>
+          <w:p>
+            <w:pPr>
+              <w:tabs>
+                <w:tab w:val="left" w:pos="1041"/>
+              </w:tabs>
+            </w:pPr>
+            <w:r>
+              <w:t>Create 3D plot</w:t>
+            </w:r>
+          </w:p>
+        </w:tc>
+        <w:tc>
+          <w:tcPr>
+            <w:tcW w:w="3781" w:type="dxa"/>
+          </w:tcPr>
+          <w:p>
+            <w:pPr>
+              <w:cnfStyle w:val="000000000000" w:firstRow="0" w:lastRow="0" w:firstColumn="0" w:lastColumn="0" w:oddVBand="0" w:evenVBand="0" w:oddHBand="0" w:evenHBand="0" w:firstRowFirstColumn="0" w:firstRowLastColumn="0" w:lastRowFirstColumn="0" w:lastRowLastColumn="0"/>
+            </w:pPr>
+            <w:r>
+              <w:t xml:space="preserve">This allows us to visualise our </w:t>
+            </w:r>
+            <w:proofErr w:type="spellStart"/>
+            <w:r>
+              <w:t>euclidean</w:t>
+            </w:r>
+            <w:proofErr w:type="spellEnd"/>
+            <w:r>
+              <w:t xml:space="preserve"> distance </w:t>
+            </w:r>
+            <w:proofErr w:type="spellStart"/>
+            <w:r>
+              <w:t>pcoa</w:t>
+            </w:r>
+            <w:proofErr w:type="spellEnd"/>
+            <w:r>
+              <w:t xml:space="preserve"> in 3 dimensions</w:t>
+            </w:r>
+            <w:r>
+              <w:t xml:space="preserve">. This uses the </w:t>
+            </w:r>
+            <w:proofErr w:type="spellStart"/>
+            <w:r>
+              <w:t>plotyly</w:t>
+            </w:r>
+            <w:proofErr w:type="spellEnd"/>
+            <w:r>
+              <w:t xml:space="preserve"> package and </w:t>
+            </w:r>
+            <w:proofErr w:type="spellStart"/>
+            <w:r>
+              <w:t>RColorBrewer</w:t>
+            </w:r>
+            <w:proofErr w:type="spellEnd"/>
+            <w:r>
+              <w:t xml:space="preserve"> package.</w:t>
+            </w:r>
+          </w:p>
+        </w:tc>
+        <w:tc>
+          <w:tcPr>
+            <w:tcW w:w="7903" w:type="dxa"/>
+          </w:tcPr>
+          <w:p>
+            <w:pPr>
+              <w:cnfStyle w:val="000000000000" w:firstRow="0" w:lastRow="0" w:firstColumn="0" w:lastColumn="0" w:oddVBand="0" w:evenVBand="0" w:oddHBand="0" w:evenHBand="0" w:firstRowFirstColumn="0" w:firstRowLastColumn="0" w:lastRowFirstColumn="0" w:lastRowLastColumn="0"/>
+            </w:pPr>
+            <w:proofErr w:type="spellStart"/>
+            <w:r>
+              <w:t>plot_</w:t>
+            </w:r>
+            <w:proofErr w:type="gramStart"/>
+            <w:r>
+              <w:t>ly</w:t>
+            </w:r>
+            <w:proofErr w:type="spellEnd"/>
+            <w:r>
+              <w:t>(</w:t>
+            </w:r>
+            <w:proofErr w:type="spellStart"/>
+            <w:proofErr w:type="gramEnd"/>
+            <w:r>
+              <w:t>my_euclidean_pcoa_df</w:t>
+            </w:r>
+            <w:proofErr w:type="spellEnd"/>
+            <w:r>
+              <w:t>, type='scatter3d', mode='markers',</w:t>
+            </w:r>
+          </w:p>
+          <w:p>
+            <w:pPr>
+              <w:cnfStyle w:val="000000000000" w:firstRow="0" w:lastRow="0" w:firstColumn="0" w:lastColumn="0" w:oddVBand="0" w:evenVBand="0" w:oddHBand="0" w:evenHBand="0" w:firstRowFirstColumn="0" w:firstRowLastColumn="0" w:lastRowFirstColumn="0" w:lastRowLastColumn="0"/>
+            </w:pPr>
+            <w:r>
+              <w:t xml:space="preserve">        x=~Axis.</w:t>
+            </w:r>
+            <w:proofErr w:type="gramStart"/>
+            <w:r>
+              <w:t>2,y</w:t>
+            </w:r>
+            <w:proofErr w:type="gramEnd"/>
+            <w:r>
+              <w:t>=~Axis.3,z=~Axis.1,colors=~brewer.pal(6,'Set1'),color=~Glacier)%&gt;%</w:t>
+            </w:r>
+          </w:p>
+          <w:p>
+            <w:pPr>
+              <w:cnfStyle w:val="000000000000" w:firstRow="0" w:lastRow="0" w:firstColumn="0" w:lastColumn="0" w:oddVBand="0" w:evenVBand="0" w:oddHBand="0" w:evenHBand="0" w:firstRowFirstColumn="0" w:firstRowLastColumn="0" w:lastRowFirstColumn="0" w:lastRowLastColumn="0"/>
+            </w:pPr>
+            <w:r>
+              <w:t xml:space="preserve">  layout(font=list(size=18),</w:t>
+            </w:r>
+          </w:p>
+          <w:p>
+            <w:pPr>
+              <w:cnfStyle w:val="000000000000" w:firstRow="0" w:lastRow="0" w:firstColumn="0" w:lastColumn="0" w:oddVBand="0" w:evenVBand="0" w:oddHBand="0" w:evenHBand="0" w:firstRowFirstColumn="0" w:firstRowLastColumn="0" w:lastRowFirstColumn="0" w:lastRowLastColumn="0"/>
+            </w:pPr>
+            <w:r>
+              <w:t xml:space="preserve">         title='</w:t>
+            </w:r>
+            <w:proofErr w:type="spellStart"/>
+            <w:r>
+              <w:t>PCoA</w:t>
+            </w:r>
+            <w:proofErr w:type="spellEnd"/>
+            <w:r>
+              <w:t xml:space="preserve"> Jaccard Distance',</w:t>
+            </w:r>
+          </w:p>
+          <w:p>
+            <w:pPr>
+              <w:cnfStyle w:val="000000000000" w:firstRow="0" w:lastRow="0" w:firstColumn="0" w:lastColumn="0" w:oddVBand="0" w:evenVBand="0" w:oddHBand="0" w:evenHBand="0" w:firstRowFirstColumn="0" w:firstRowLastColumn="0" w:lastRowFirstColumn="0" w:lastRowLastColumn="0"/>
+            </w:pPr>
+            <w:r>
+              <w:t xml:space="preserve">         scene=</w:t>
+            </w:r>
+            <w:proofErr w:type="gramStart"/>
+            <w:r>
+              <w:t>list(</w:t>
+            </w:r>
+            <w:proofErr w:type="spellStart"/>
+            <w:proofErr w:type="gramEnd"/>
+            <w:r>
+              <w:t>xaxis</w:t>
+            </w:r>
+            <w:proofErr w:type="spellEnd"/>
+            <w:r>
+              <w:t xml:space="preserve">=list(title=paste0('Co 2 ', </w:t>
+            </w:r>
+            <w:proofErr w:type="spellStart"/>
+            <w:r>
+              <w:t>euclidean_eigenvalues</w:t>
+            </w:r>
+            <w:proofErr w:type="spellEnd"/>
+            <w:r>
+              <w:t>[2], '%'),</w:t>
+            </w:r>
+          </w:p>
+          <w:p>
+            <w:pPr>
+              <w:cnfStyle w:val="000000000000" w:firstRow="0" w:lastRow="0" w:firstColumn="0" w:lastColumn="0" w:oddVBand="0" w:evenVBand="0" w:oddHBand="0" w:evenHBand="0" w:firstRowFirstColumn="0" w:firstRowLastColumn="0" w:lastRowFirstColumn="0" w:lastRowLastColumn="0"/>
+            </w:pPr>
+            <w:r>
+              <w:t xml:space="preserve">        </w:t>
+            </w:r>
+            <w:proofErr w:type="spellStart"/>
+            <w:r>
+              <w:t>showticklabels</w:t>
+            </w:r>
+            <w:proofErr w:type="spellEnd"/>
+            <w:r>
+              <w:t xml:space="preserve">=FALSE, </w:t>
+            </w:r>
+            <w:proofErr w:type="spellStart"/>
+            <w:r>
+              <w:t>zerolinecolor</w:t>
+            </w:r>
+            <w:proofErr w:type="spellEnd"/>
+            <w:r>
+              <w:t xml:space="preserve">='black'), </w:t>
+            </w:r>
+            <w:proofErr w:type="spellStart"/>
+            <w:r>
+              <w:t>yaxis</w:t>
+            </w:r>
+            <w:proofErr w:type="spellEnd"/>
+            <w:r>
+              <w:t>=</w:t>
+            </w:r>
+            <w:proofErr w:type="gramStart"/>
+            <w:r>
+              <w:t>list(</w:t>
+            </w:r>
+            <w:proofErr w:type="gramEnd"/>
+            <w:r>
+              <w:t xml:space="preserve">title=paste0('Co 3 ', </w:t>
+            </w:r>
+            <w:proofErr w:type="spellStart"/>
+            <w:r>
+              <w:t>euclidean_eigenvalues</w:t>
+            </w:r>
+            <w:proofErr w:type="spellEnd"/>
+            <w:r>
+              <w:t>[3], '%'),</w:t>
+            </w:r>
+          </w:p>
+          <w:p>
+            <w:pPr>
+              <w:cnfStyle w:val="000000000000" w:firstRow="0" w:lastRow="0" w:firstColumn="0" w:lastColumn="0" w:oddVBand="0" w:evenVBand="0" w:oddHBand="0" w:evenHBand="0" w:firstRowFirstColumn="0" w:firstRowLastColumn="0" w:lastRowFirstColumn="0" w:lastRowLastColumn="0"/>
+            </w:pPr>
+            <w:r>
+              <w:t xml:space="preserve">        </w:t>
+            </w:r>
+            <w:proofErr w:type="spellStart"/>
+            <w:r>
+              <w:t>showticklabels</w:t>
+            </w:r>
+            <w:proofErr w:type="spellEnd"/>
+            <w:r>
+              <w:t xml:space="preserve">=FALSE, </w:t>
+            </w:r>
+            <w:proofErr w:type="spellStart"/>
+            <w:r>
+              <w:t>zerolinecolors</w:t>
+            </w:r>
+            <w:proofErr w:type="spellEnd"/>
+            <w:r>
+              <w:t xml:space="preserve">='black'), </w:t>
+            </w:r>
+            <w:proofErr w:type="spellStart"/>
+            <w:r>
+              <w:t>zaxis</w:t>
+            </w:r>
+            <w:proofErr w:type="spellEnd"/>
+            <w:r>
+              <w:t>=</w:t>
+            </w:r>
+            <w:proofErr w:type="gramStart"/>
+            <w:r>
+              <w:t>list(</w:t>
+            </w:r>
+            <w:proofErr w:type="gramEnd"/>
+            <w:r>
+              <w:t xml:space="preserve">title=paste0('Co 1 ', </w:t>
+            </w:r>
+            <w:proofErr w:type="spellStart"/>
+            <w:r>
+              <w:t>euclidean_eigenvalues</w:t>
+            </w:r>
+            <w:proofErr w:type="spellEnd"/>
+            <w:r>
+              <w:t>[1], '%'),</w:t>
+            </w:r>
+          </w:p>
+          <w:p>
+            <w:pPr>
+              <w:cnfStyle w:val="000000000000" w:firstRow="0" w:lastRow="0" w:firstColumn="0" w:lastColumn="0" w:oddVBand="0" w:evenVBand="0" w:oddHBand="0" w:evenHBand="0" w:firstRowFirstColumn="0" w:firstRowLastColumn="0" w:lastRowFirstColumn="0" w:lastRowLastColumn="0"/>
+            </w:pPr>
+            <w:r>
+              <w:t xml:space="preserve">        </w:t>
+            </w:r>
+            <w:proofErr w:type="spellStart"/>
+            <w:r>
+              <w:t>showticklabels</w:t>
+            </w:r>
+            <w:proofErr w:type="spellEnd"/>
+            <w:r>
+              <w:t>=</w:t>
+            </w:r>
+            <w:proofErr w:type="spellStart"/>
+            <w:proofErr w:type="gramStart"/>
+            <w:r>
+              <w:t>FALSE,zerolinecolor</w:t>
+            </w:r>
+            <w:proofErr w:type="spellEnd"/>
+            <w:proofErr w:type="gramEnd"/>
+            <w:r>
+              <w:t>='black')))</w:t>
+            </w:r>
+          </w:p>
+        </w:tc>
+      </w:tr>
+      <w:tr>
+        <w:trPr>
+          <w:cnfStyle w:val="000000100000" w:firstRow="0" w:lastRow="0" w:firstColumn="0" w:lastColumn="0" w:oddVBand="0" w:evenVBand="0" w:oddHBand="1" w:evenHBand="0" w:firstRowFirstColumn="0" w:firstRowLastColumn="0" w:lastRowFirstColumn="0" w:lastRowLastColumn="0"/>
+        </w:trPr>
+        <w:tc>
+          <w:tcPr>
+            <w:cnfStyle w:val="001000000000" w:firstRow="0" w:lastRow="0" w:firstColumn="1" w:lastColumn="0" w:oddVBand="0" w:evenVBand="0" w:oddHBand="0" w:evenHBand="0" w:firstRowFirstColumn="0" w:firstRowLastColumn="0" w:lastRowFirstColumn="0" w:lastRowLastColumn="0"/>
+            <w:tcW w:w="3714" w:type="dxa"/>
+          </w:tcPr>
+          <w:p>
+            <w:pPr>
+              <w:tabs>
+                <w:tab w:val="left" w:pos="1041"/>
+              </w:tabs>
+            </w:pPr>
+            <w:r>
+              <w:t>Set seed</w:t>
+            </w:r>
+          </w:p>
+        </w:tc>
+        <w:tc>
+          <w:tcPr>
+            <w:tcW w:w="3781" w:type="dxa"/>
+          </w:tcPr>
+          <w:p>
+            <w:pPr>
+              <w:cnfStyle w:val="000000100000" w:firstRow="0" w:lastRow="0" w:firstColumn="0" w:lastColumn="0" w:oddVBand="0" w:evenVBand="0" w:oddHBand="1" w:evenHBand="0" w:firstRowFirstColumn="0" w:firstRowLastColumn="0" w:lastRowFirstColumn="0" w:lastRowLastColumn="0"/>
+            </w:pPr>
+            <w:r>
+              <w:t>This is to make sure the NMDS plots come out the same each time. They can change each time they’re created because they’re iterative.</w:t>
+            </w:r>
+            <w:r>
+              <w:t xml:space="preserve"> NMDS generates random numbers so it can change each time it is run.</w:t>
+            </w:r>
+          </w:p>
+        </w:tc>
+        <w:tc>
+          <w:tcPr>
+            <w:tcW w:w="7903" w:type="dxa"/>
+          </w:tcPr>
+          <w:p>
+            <w:pPr>
+              <w:cnfStyle w:val="000000100000" w:firstRow="0" w:lastRow="0" w:firstColumn="0" w:lastColumn="0" w:oddVBand="0" w:evenVBand="0" w:oddHBand="1" w:evenHBand="0" w:firstRowFirstColumn="0" w:firstRowLastColumn="0" w:lastRowFirstColumn="0" w:lastRowLastColumn="0"/>
+            </w:pPr>
+            <w:proofErr w:type="spellStart"/>
+            <w:proofErr w:type="gramStart"/>
+            <w:r>
+              <w:t>set.seed</w:t>
+            </w:r>
+            <w:proofErr w:type="spellEnd"/>
+            <w:proofErr w:type="gramEnd"/>
+            <w:r>
+              <w:t>(19614491)</w:t>
+            </w:r>
+          </w:p>
+        </w:tc>
+      </w:tr>
+      <w:tr>
+        <w:tc>
+          <w:tcPr>
+            <w:cnfStyle w:val="001000000000" w:firstRow="0" w:lastRow="0" w:firstColumn="1" w:lastColumn="0" w:oddVBand="0" w:evenVBand="0" w:oddHBand="0" w:evenHBand="0" w:firstRowFirstColumn="0" w:firstRowLastColumn="0" w:lastRowFirstColumn="0" w:lastRowLastColumn="0"/>
+            <w:tcW w:w="3714" w:type="dxa"/>
+          </w:tcPr>
+          <w:p>
+            <w:pPr>
+              <w:tabs>
+                <w:tab w:val="left" w:pos="1041"/>
+              </w:tabs>
+            </w:pPr>
+            <w:r>
+              <w:t>Perform NMDS on Euclidean distance matrix</w:t>
+            </w:r>
+          </w:p>
+        </w:tc>
+        <w:tc>
+          <w:tcPr>
+            <w:tcW w:w="3781" w:type="dxa"/>
+          </w:tcPr>
+          <w:p>
+            <w:pPr>
+              <w:cnfStyle w:val="000000000000" w:firstRow="0" w:lastRow="0" w:firstColumn="0" w:lastColumn="0" w:oddVBand="0" w:evenVBand="0" w:oddHBand="0" w:evenHBand="0" w:firstRowFirstColumn="0" w:firstRowLastColumn="0" w:lastRowFirstColumn="0" w:lastRowLastColumn="0"/>
+            </w:pPr>
+            <w:proofErr w:type="spellStart"/>
+            <w:r>
+              <w:t>meta</w:t>
+            </w:r>
+            <w:r>
+              <w:t>MDS</w:t>
+            </w:r>
+            <w:proofErr w:type="spellEnd"/>
+            <w:r>
+              <w:t xml:space="preserve"> is from the vegan package.</w:t>
+            </w:r>
+          </w:p>
+          <w:p>
+            <w:pPr>
+              <w:cnfStyle w:val="000000000000" w:firstRow="0" w:lastRow="0" w:firstColumn="0" w:lastColumn="0" w:oddVBand="0" w:evenVBand="0" w:oddHBand="0" w:evenHBand="0" w:firstRowFirstColumn="0" w:firstRowLastColumn="0" w:lastRowFirstColumn="0" w:lastRowLastColumn="0"/>
+            </w:pPr>
+            <w:r>
+              <w:t xml:space="preserve">Non-metric multidimensional scaling plot. Good alternative to </w:t>
+            </w:r>
+            <w:r>
+              <w:lastRenderedPageBreak/>
+              <w:t xml:space="preserve">PCA because you have your transformed data and then you’re asking the NMDS to put it into the number of dimensions you want. In this case 2. Highly dimensional data into the desired number of dimensions while trying to </w:t>
+            </w:r>
+            <w:r>
+              <w:t>pre</w:t>
+            </w:r>
+            <w:r>
+              <w:t>serve</w:t>
+            </w:r>
+            <w:r>
+              <w:t xml:space="preserve"> pairwise comparisons of samples</w:t>
+            </w:r>
+            <w:r>
+              <w:t>. Highly sensitive to outliers – so remove them before this step!</w:t>
+            </w:r>
+          </w:p>
+        </w:tc>
+        <w:tc>
+          <w:tcPr>
+            <w:tcW w:w="7903" w:type="dxa"/>
+          </w:tcPr>
+          <w:p>
+            <w:pPr>
+              <w:cnfStyle w:val="000000000000" w:firstRow="0" w:lastRow="0" w:firstColumn="0" w:lastColumn="0" w:oddVBand="0" w:evenVBand="0" w:oddHBand="0" w:evenHBand="0" w:firstRowFirstColumn="0" w:firstRowLastColumn="0" w:lastRowFirstColumn="0" w:lastRowLastColumn="0"/>
+            </w:pPr>
+            <w:proofErr w:type="spellStart"/>
+            <w:r>
+              <w:lastRenderedPageBreak/>
+              <w:t>NMDS_euclidean</w:t>
+            </w:r>
+            <w:proofErr w:type="spellEnd"/>
+            <w:r>
+              <w:t xml:space="preserve"> &lt;-</w:t>
+            </w:r>
+            <w:proofErr w:type="spellStart"/>
+            <w:r>
+              <w:t>metaMDS</w:t>
+            </w:r>
+            <w:proofErr w:type="spellEnd"/>
+            <w:r>
+              <w:t>(</w:t>
+            </w:r>
+            <w:proofErr w:type="spellStart"/>
+            <w:r>
+              <w:t>my_euclidean_</w:t>
+            </w:r>
+            <w:proofErr w:type="gramStart"/>
+            <w:r>
+              <w:t>dist,k</w:t>
+            </w:r>
+            <w:proofErr w:type="spellEnd"/>
+            <w:proofErr w:type="gramEnd"/>
+            <w:r>
+              <w:t>=2,autotransform=FALSE)</w:t>
+            </w:r>
+          </w:p>
+        </w:tc>
+      </w:tr>
+      <w:tr>
+        <w:trPr>
+          <w:cnfStyle w:val="000000100000" w:firstRow="0" w:lastRow="0" w:firstColumn="0" w:lastColumn="0" w:oddVBand="0" w:evenVBand="0" w:oddHBand="1" w:evenHBand="0" w:firstRowFirstColumn="0" w:firstRowLastColumn="0" w:lastRowFirstColumn="0" w:lastRowLastColumn="0"/>
+        </w:trPr>
+        <w:tc>
+          <w:tcPr>
+            <w:cnfStyle w:val="001000000000" w:firstRow="0" w:lastRow="0" w:firstColumn="1" w:lastColumn="0" w:oddVBand="0" w:evenVBand="0" w:oddHBand="0" w:evenHBand="0" w:firstRowFirstColumn="0" w:firstRowLastColumn="0" w:lastRowFirstColumn="0" w:lastRowLastColumn="0"/>
+            <w:tcW w:w="3714" w:type="dxa"/>
+          </w:tcPr>
+          <w:p>
+            <w:pPr>
+              <w:tabs>
+                <w:tab w:val="left" w:pos="1041"/>
+              </w:tabs>
+            </w:pPr>
+            <w:r>
+              <w:t>Perform NMDS on Jaccard distance matrix</w:t>
+            </w:r>
+          </w:p>
+        </w:tc>
+        <w:tc>
+          <w:tcPr>
+            <w:tcW w:w="3781" w:type="dxa"/>
+          </w:tcPr>
+          <w:p>
+            <w:pPr>
+              <w:cnfStyle w:val="000000100000" w:firstRow="0" w:lastRow="0" w:firstColumn="0" w:lastColumn="0" w:oddVBand="0" w:evenVBand="0" w:oddHBand="1" w:evenHBand="0" w:firstRowFirstColumn="0" w:firstRowLastColumn="0" w:lastRowFirstColumn="0" w:lastRowLastColumn="0"/>
+            </w:pPr>
+          </w:p>
+        </w:tc>
+        <w:tc>
+          <w:tcPr>
+            <w:tcW w:w="7903" w:type="dxa"/>
+          </w:tcPr>
+          <w:p>
+            <w:pPr>
+              <w:cnfStyle w:val="000000100000" w:firstRow="0" w:lastRow="0" w:firstColumn="0" w:lastColumn="0" w:oddVBand="0" w:evenVBand="0" w:oddHBand="1" w:evenHBand="0" w:firstRowFirstColumn="0" w:firstRowLastColumn="0" w:lastRowFirstColumn="0" w:lastRowLastColumn="0"/>
+            </w:pPr>
+            <w:proofErr w:type="spellStart"/>
+            <w:r>
+              <w:t>NMDS_jaccard</w:t>
+            </w:r>
+            <w:proofErr w:type="spellEnd"/>
+            <w:r>
+              <w:t xml:space="preserve"> &lt;-</w:t>
+            </w:r>
+            <w:proofErr w:type="spellStart"/>
+            <w:r>
+              <w:t>metaMDS</w:t>
+            </w:r>
+            <w:proofErr w:type="spellEnd"/>
+            <w:r>
+              <w:t>(</w:t>
+            </w:r>
+            <w:proofErr w:type="spellStart"/>
+            <w:proofErr w:type="gramStart"/>
+            <w:r>
+              <w:t>jaccard,k</w:t>
+            </w:r>
+            <w:proofErr w:type="spellEnd"/>
+            <w:proofErr w:type="gramEnd"/>
+            <w:r>
+              <w:t>=2,autotransform=FALSE)</w:t>
+            </w:r>
+          </w:p>
+        </w:tc>
+      </w:tr>
+      <w:tr>
+        <w:tc>
+          <w:tcPr>
+            <w:cnfStyle w:val="001000000000" w:firstRow="0" w:lastRow="0" w:firstColumn="1" w:lastColumn="0" w:oddVBand="0" w:evenVBand="0" w:oddHBand="0" w:evenHBand="0" w:firstRowFirstColumn="0" w:firstRowLastColumn="0" w:lastRowFirstColumn="0" w:lastRowLastColumn="0"/>
+            <w:tcW w:w="3714" w:type="dxa"/>
+          </w:tcPr>
+          <w:p>
+            <w:pPr>
+              <w:tabs>
+                <w:tab w:val="left" w:pos="1041"/>
+              </w:tabs>
+            </w:pPr>
+            <w:r>
+              <w:t>Check stress of Euclidean NMDS</w:t>
+            </w:r>
+          </w:p>
+        </w:tc>
+        <w:tc>
+          <w:tcPr>
+            <w:tcW w:w="3781" w:type="dxa"/>
+          </w:tcPr>
+          <w:p>
+            <w:pPr>
+              <w:cnfStyle w:val="000000000000" w:firstRow="0" w:lastRow="0" w:firstColumn="0" w:lastColumn="0" w:oddVBand="0" w:evenVBand="0" w:oddHBand="0" w:evenHBand="0" w:firstRowFirstColumn="0" w:firstRowLastColumn="0" w:lastRowFirstColumn="0" w:lastRowLastColumn="0"/>
+            </w:pPr>
+            <w:r>
+              <w:t xml:space="preserve">We can compare the </w:t>
+            </w:r>
+            <w:proofErr w:type="spellStart"/>
+            <w:r>
+              <w:t>stree</w:t>
+            </w:r>
+            <w:proofErr w:type="spellEnd"/>
+            <w:r>
+              <w:t xml:space="preserve"> of Euclidean and </w:t>
+            </w:r>
+            <w:proofErr w:type="spellStart"/>
+            <w:r>
+              <w:t>jaccard</w:t>
+            </w:r>
+            <w:proofErr w:type="spellEnd"/>
+            <w:r>
+              <w:t xml:space="preserve"> distance matrix – we want the one with stress closer to 0. We want the one putting less stress on the values.</w:t>
+            </w:r>
+          </w:p>
+        </w:tc>
+        <w:tc>
+          <w:tcPr>
+            <w:tcW w:w="7903" w:type="dxa"/>
+          </w:tcPr>
+          <w:p>
+            <w:pPr>
+              <w:cnfStyle w:val="000000000000" w:firstRow="0" w:lastRow="0" w:firstColumn="0" w:lastColumn="0" w:oddVBand="0" w:evenVBand="0" w:oddHBand="0" w:evenHBand="0" w:firstRowFirstColumn="0" w:firstRowLastColumn="0" w:lastRowFirstColumn="0" w:lastRowLastColumn="0"/>
+            </w:pPr>
+            <w:proofErr w:type="spellStart"/>
+            <w:r>
+              <w:t>NMDS_euclidean$stress</w:t>
+            </w:r>
+            <w:proofErr w:type="spellEnd"/>
+          </w:p>
+        </w:tc>
+      </w:tr>
+      <w:tr>
+        <w:trPr>
+          <w:cnfStyle w:val="000000100000" w:firstRow="0" w:lastRow="0" w:firstColumn="0" w:lastColumn="0" w:oddVBand="0" w:evenVBand="0" w:oddHBand="1" w:evenHBand="0" w:firstRowFirstColumn="0" w:firstRowLastColumn="0" w:lastRowFirstColumn="0" w:lastRowLastColumn="0"/>
+        </w:trPr>
+        <w:tc>
+          <w:tcPr>
+            <w:cnfStyle w:val="001000000000" w:firstRow="0" w:lastRow="0" w:firstColumn="1" w:lastColumn="0" w:oddVBand="0" w:evenVBand="0" w:oddHBand="0" w:evenHBand="0" w:firstRowFirstColumn="0" w:firstRowLastColumn="0" w:lastRowFirstColumn="0" w:lastRowLastColumn="0"/>
+            <w:tcW w:w="3714" w:type="dxa"/>
+          </w:tcPr>
+          <w:p>
+            <w:pPr>
+              <w:tabs>
+                <w:tab w:val="left" w:pos="1041"/>
+              </w:tabs>
+            </w:pPr>
+            <w:r>
+              <w:t>Check stress of Jaccard NMDS</w:t>
+            </w:r>
+          </w:p>
+        </w:tc>
+        <w:tc>
+          <w:tcPr>
+            <w:tcW w:w="3781" w:type="dxa"/>
+          </w:tcPr>
+          <w:p>
+            <w:pPr>
+              <w:cnfStyle w:val="000000100000" w:firstRow="0" w:lastRow="0" w:firstColumn="0" w:lastColumn="0" w:oddVBand="0" w:evenVBand="0" w:oddHBand="1" w:evenHBand="0" w:firstRowFirstColumn="0" w:firstRowLastColumn="0" w:lastRowFirstColumn="0" w:lastRowLastColumn="0"/>
+            </w:pPr>
+          </w:p>
+        </w:tc>
+        <w:tc>
+          <w:tcPr>
+            <w:tcW w:w="7903" w:type="dxa"/>
+          </w:tcPr>
+          <w:p>
+            <w:pPr>
+              <w:cnfStyle w:val="000000100000" w:firstRow="0" w:lastRow="0" w:firstColumn="0" w:lastColumn="0" w:oddVBand="0" w:evenVBand="0" w:oddHBand="1" w:evenHBand="0" w:firstRowFirstColumn="0" w:firstRowLastColumn="0" w:lastRowFirstColumn="0" w:lastRowLastColumn="0"/>
+            </w:pPr>
+            <w:proofErr w:type="spellStart"/>
+            <w:r>
+              <w:t>NMDS_jaccard$stress</w:t>
+            </w:r>
+            <w:proofErr w:type="spellEnd"/>
+          </w:p>
+        </w:tc>
+      </w:tr>
+      <w:tr>
+        <w:tc>
+          <w:tcPr>
+            <w:cnfStyle w:val="001000000000" w:firstRow="0" w:lastRow="0" w:firstColumn="1" w:lastColumn="0" w:oddVBand="0" w:evenVBand="0" w:oddHBand="0" w:evenHBand="0" w:firstRowFirstColumn="0" w:firstRowLastColumn="0" w:lastRowFirstColumn="0" w:lastRowLastColumn="0"/>
+            <w:tcW w:w="3714" w:type="dxa"/>
+          </w:tcPr>
+          <w:p>
+            <w:pPr>
+              <w:tabs>
+                <w:tab w:val="left" w:pos="1041"/>
+              </w:tabs>
+            </w:pPr>
+            <w:r>
+              <w:t xml:space="preserve">Put Euclidean NMDS points into </w:t>
+            </w:r>
+            <w:proofErr w:type="spellStart"/>
+            <w:r>
+              <w:t>dataframe</w:t>
+            </w:r>
+            <w:proofErr w:type="spellEnd"/>
+          </w:p>
+        </w:tc>
+        <w:tc>
+          <w:tcPr>
+            <w:tcW w:w="3781" w:type="dxa"/>
+          </w:tcPr>
+          <w:p>
+            <w:pPr>
+              <w:cnfStyle w:val="000000000000" w:firstRow="0" w:lastRow="0" w:firstColumn="0" w:lastColumn="0" w:oddVBand="0" w:evenVBand="0" w:oddHBand="0" w:evenHBand="0" w:firstRowFirstColumn="0" w:firstRowLastColumn="0" w:lastRowFirstColumn="0" w:lastRowLastColumn="0"/>
+            </w:pPr>
+          </w:p>
+        </w:tc>
+        <w:tc>
+          <w:tcPr>
+            <w:tcW w:w="7903" w:type="dxa"/>
+          </w:tcPr>
+          <w:p>
+            <w:pPr>
+              <w:tabs>
+                <w:tab w:val="left" w:pos="1728"/>
+              </w:tabs>
+              <w:cnfStyle w:val="000000000000" w:firstRow="0" w:lastRow="0" w:firstColumn="0" w:lastColumn="0" w:oddVBand="0" w:evenVBand="0" w:oddHBand="0" w:evenHBand="0" w:firstRowFirstColumn="0" w:firstRowLastColumn="0" w:lastRowFirstColumn="0" w:lastRowLastColumn="0"/>
+            </w:pPr>
+            <w:proofErr w:type="spellStart"/>
+            <w:r>
+              <w:t>NMDS_euc_df</w:t>
+            </w:r>
+            <w:proofErr w:type="spellEnd"/>
+            <w:r>
+              <w:t xml:space="preserve"> &lt;- </w:t>
+            </w:r>
+            <w:proofErr w:type="spellStart"/>
+            <w:proofErr w:type="gramStart"/>
+            <w:r>
+              <w:t>data.frame</w:t>
+            </w:r>
+            <w:proofErr w:type="spellEnd"/>
+            <w:proofErr w:type="gramEnd"/>
+            <w:r>
+              <w:t>(</w:t>
+            </w:r>
+            <w:proofErr w:type="spellStart"/>
+            <w:r>
+              <w:t>NMDS_euclidean$points</w:t>
+            </w:r>
+            <w:proofErr w:type="spellEnd"/>
+            <w:r>
+              <w:t>) %&gt;%</w:t>
+            </w:r>
+          </w:p>
+          <w:p>
+            <w:pPr>
+              <w:tabs>
+                <w:tab w:val="left" w:pos="1728"/>
+              </w:tabs>
+              <w:cnfStyle w:val="000000000000" w:firstRow="0" w:lastRow="0" w:firstColumn="0" w:lastColumn="0" w:oddVBand="0" w:evenVBand="0" w:oddHBand="0" w:evenHBand="0" w:firstRowFirstColumn="0" w:firstRowLastColumn="0" w:lastRowFirstColumn="0" w:lastRowLastColumn="0"/>
+            </w:pPr>
+            <w:r>
+              <w:t xml:space="preserve">  </w:t>
+            </w:r>
+            <w:proofErr w:type="spellStart"/>
+            <w:r>
+              <w:t>rownames_to_column</w:t>
+            </w:r>
+            <w:proofErr w:type="spellEnd"/>
+            <w:r>
+              <w:t>(</w:t>
+            </w:r>
+            <w:proofErr w:type="spellStart"/>
+            <w:r>
+              <w:t>var</w:t>
+            </w:r>
+            <w:proofErr w:type="spellEnd"/>
+            <w:r>
+              <w:t>="Glacier") %&gt;%</w:t>
+            </w:r>
+          </w:p>
+          <w:p>
+            <w:pPr>
+              <w:tabs>
+                <w:tab w:val="left" w:pos="1728"/>
+              </w:tabs>
+              <w:cnfStyle w:val="000000000000" w:firstRow="0" w:lastRow="0" w:firstColumn="0" w:lastColumn="0" w:oddVBand="0" w:evenVBand="0" w:oddHBand="0" w:evenHBand="0" w:firstRowFirstColumn="0" w:firstRowLastColumn="0" w:lastRowFirstColumn="0" w:lastRowLastColumn="0"/>
+            </w:pPr>
+            <w:r>
+              <w:t xml:space="preserve">  </w:t>
+            </w:r>
+            <w:proofErr w:type="gramStart"/>
+            <w:r>
+              <w:t>separate(</w:t>
+            </w:r>
+            <w:proofErr w:type="gramEnd"/>
+            <w:r>
+              <w:t xml:space="preserve">Glacier, into=c("Glacier", "excess"), </w:t>
+            </w:r>
+            <w:proofErr w:type="spellStart"/>
+            <w:r>
+              <w:t>sep</w:t>
+            </w:r>
+            <w:proofErr w:type="spellEnd"/>
+            <w:r>
+              <w:t>="_") %&gt;%</w:t>
+            </w:r>
+          </w:p>
+          <w:p>
+            <w:pPr>
+              <w:tabs>
+                <w:tab w:val="left" w:pos="1728"/>
+              </w:tabs>
+              <w:cnfStyle w:val="000000000000" w:firstRow="0" w:lastRow="0" w:firstColumn="0" w:lastColumn="0" w:oddVBand="0" w:evenVBand="0" w:oddHBand="0" w:evenHBand="0" w:firstRowFirstColumn="0" w:firstRowLastColumn="0" w:lastRowFirstColumn="0" w:lastRowLastColumn="0"/>
+            </w:pPr>
+            <w:r>
+              <w:t xml:space="preserve">  select(-excess) %&gt;%</w:t>
+            </w:r>
+          </w:p>
+          <w:p>
+            <w:pPr>
+              <w:tabs>
+                <w:tab w:val="left" w:pos="1728"/>
+              </w:tabs>
+              <w:cnfStyle w:val="000000000000" w:firstRow="0" w:lastRow="0" w:firstColumn="0" w:lastColumn="0" w:oddVBand="0" w:evenVBand="0" w:oddHBand="0" w:evenHBand="0" w:firstRowFirstColumn="0" w:firstRowLastColumn="0" w:lastRowFirstColumn="0" w:lastRowLastColumn="0"/>
+            </w:pPr>
+            <w:r>
+              <w:t xml:space="preserve">  </w:t>
+            </w:r>
+            <w:proofErr w:type="spellStart"/>
+            <w:proofErr w:type="gramStart"/>
+            <w:r>
+              <w:t>data.frame</w:t>
+            </w:r>
+            <w:proofErr w:type="spellEnd"/>
+            <w:proofErr w:type="gramEnd"/>
+          </w:p>
+        </w:tc>
+      </w:tr>
+      <w:tr>
+        <w:trPr>
+          <w:cnfStyle w:val="000000100000" w:firstRow="0" w:lastRow="0" w:firstColumn="0" w:lastColumn="0" w:oddVBand="0" w:evenVBand="0" w:oddHBand="1" w:evenHBand="0" w:firstRowFirstColumn="0" w:firstRowLastColumn="0" w:lastRowFirstColumn="0" w:lastRowLastColumn="0"/>
+        </w:trPr>
+        <w:tc>
+          <w:tcPr>
+            <w:cnfStyle w:val="001000000000" w:firstRow="0" w:lastRow="0" w:firstColumn="1" w:lastColumn="0" w:oddVBand="0" w:evenVBand="0" w:oddHBand="0" w:evenHBand="0" w:firstRowFirstColumn="0" w:firstRowLastColumn="0" w:lastRowFirstColumn="0" w:lastRowLastColumn="0"/>
+            <w:tcW w:w="3714" w:type="dxa"/>
+          </w:tcPr>
+          <w:p>
+            <w:pPr>
+              <w:tabs>
+                <w:tab w:val="left" w:pos="1041"/>
+              </w:tabs>
+            </w:pPr>
+            <w:r>
+              <w:t>Change sample names to glacier names</w:t>
+            </w:r>
+          </w:p>
+        </w:tc>
+        <w:tc>
+          <w:tcPr>
+            <w:tcW w:w="3781" w:type="dxa"/>
+          </w:tcPr>
+          <w:p>
+            <w:pPr>
+              <w:cnfStyle w:val="000000100000" w:firstRow="0" w:lastRow="0" w:firstColumn="0" w:lastColumn="0" w:oddVBand="0" w:evenVBand="0" w:oddHBand="1" w:evenHBand="0" w:firstRowFirstColumn="0" w:firstRowLastColumn="0" w:lastRowFirstColumn="0" w:lastRowLastColumn="0"/>
+            </w:pPr>
+            <w:proofErr w:type="gramStart"/>
+            <w:r>
+              <w:t>So</w:t>
+            </w:r>
+            <w:proofErr w:type="gramEnd"/>
+            <w:r>
+              <w:t xml:space="preserve"> the samples can be colour grouped in the plot by glacier</w:t>
+            </w:r>
+          </w:p>
+        </w:tc>
+        <w:tc>
+          <w:tcPr>
+            <w:tcW w:w="7903" w:type="dxa"/>
+          </w:tcPr>
+          <w:p>
+            <w:pPr>
+              <w:cnfStyle w:val="000000100000" w:firstRow="0" w:lastRow="0" w:firstColumn="0" w:lastColumn="0" w:oddVBand="0" w:evenVBand="0" w:oddHBand="1" w:evenHBand="0" w:firstRowFirstColumn="0" w:firstRowLastColumn="0" w:lastRowFirstColumn="0" w:lastRowLastColumn="0"/>
+            </w:pPr>
+            <w:proofErr w:type="spellStart"/>
+            <w:r>
+              <w:t>NMDS_euc_df$Glacier</w:t>
+            </w:r>
+            <w:proofErr w:type="spellEnd"/>
+            <w:r>
+              <w:t xml:space="preserve"> &lt;- </w:t>
+            </w:r>
+            <w:proofErr w:type="spellStart"/>
+            <w:r>
+              <w:t>metadata$Glacier</w:t>
+            </w:r>
+            <w:proofErr w:type="spellEnd"/>
+          </w:p>
+        </w:tc>
+      </w:tr>
+      <w:tr>
+        <w:tc>
+          <w:tcPr>
+            <w:cnfStyle w:val="001000000000" w:firstRow="0" w:lastRow="0" w:firstColumn="1" w:lastColumn="0" w:oddVBand="0" w:evenVBand="0" w:oddHBand="0" w:evenHBand="0" w:firstRowFirstColumn="0" w:firstRowLastColumn="0" w:lastRowFirstColumn="0" w:lastRowLastColumn="0"/>
+            <w:tcW w:w="3714" w:type="dxa"/>
+          </w:tcPr>
+          <w:p>
+            <w:pPr>
+              <w:tabs>
+                <w:tab w:val="left" w:pos="1041"/>
+              </w:tabs>
+            </w:pPr>
+            <w:r>
+              <w:t>Plot Euclidean NMDS points and save.</w:t>
+            </w:r>
+          </w:p>
+        </w:tc>
+        <w:tc>
+          <w:tcPr>
+            <w:tcW w:w="3781" w:type="dxa"/>
+          </w:tcPr>
+          <w:p>
+            <w:pPr>
+              <w:cnfStyle w:val="000000000000" w:firstRow="0" w:lastRow="0" w:firstColumn="0" w:lastColumn="0" w:oddVBand="0" w:evenVBand="0" w:oddHBand="0" w:evenHBand="0" w:firstRowFirstColumn="0" w:firstRowLastColumn="0" w:lastRowFirstColumn="0" w:lastRowLastColumn="0"/>
+            </w:pPr>
+          </w:p>
+        </w:tc>
+        <w:tc>
+          <w:tcPr>
+            <w:tcW w:w="7903" w:type="dxa"/>
+          </w:tcPr>
+          <w:p>
+            <w:pPr>
+              <w:cnfStyle w:val="000000000000" w:firstRow="0" w:lastRow="0" w:firstColumn="0" w:lastColumn="0" w:oddVBand="0" w:evenVBand="0" w:oddHBand="0" w:evenHBand="0" w:firstRowFirstColumn="0" w:firstRowLastColumn="0" w:lastRowFirstColumn="0" w:lastRowLastColumn="0"/>
+            </w:pPr>
+            <w:r>
+              <w:t>pdf("results/NMDS-euclidean.pdf")</w:t>
+            </w:r>
+          </w:p>
+          <w:p>
+            <w:pPr>
+              <w:cnfStyle w:val="000000000000" w:firstRow="0" w:lastRow="0" w:firstColumn="0" w:lastColumn="0" w:oddVBand="0" w:evenVBand="0" w:oddHBand="0" w:evenHBand="0" w:firstRowFirstColumn="0" w:firstRowLastColumn="0" w:lastRowFirstColumn="0" w:lastRowLastColumn="0"/>
+            </w:pPr>
+            <w:proofErr w:type="spellStart"/>
+            <w:proofErr w:type="gramStart"/>
+            <w:r>
+              <w:t>ggplot</w:t>
+            </w:r>
+            <w:proofErr w:type="spellEnd"/>
+            <w:r>
+              <w:t>(</w:t>
+            </w:r>
+            <w:proofErr w:type="spellStart"/>
+            <w:proofErr w:type="gramEnd"/>
+            <w:r>
+              <w:t>NMDS_euc_df</w:t>
+            </w:r>
+            <w:proofErr w:type="spellEnd"/>
+            <w:r>
+              <w:t xml:space="preserve">, </w:t>
+            </w:r>
+            <w:proofErr w:type="spellStart"/>
+            <w:r>
+              <w:t>aes</w:t>
+            </w:r>
+            <w:proofErr w:type="spellEnd"/>
+            <w:r>
+              <w:t>(x=MDS1, y=MDS2, fill=Glacier)) +</w:t>
+            </w:r>
+          </w:p>
+          <w:p>
+            <w:pPr>
+              <w:cnfStyle w:val="000000000000" w:firstRow="0" w:lastRow="0" w:firstColumn="0" w:lastColumn="0" w:oddVBand="0" w:evenVBand="0" w:oddHBand="0" w:evenHBand="0" w:firstRowFirstColumn="0" w:firstRowLastColumn="0" w:lastRowFirstColumn="0" w:lastRowLastColumn="0"/>
+            </w:pPr>
+            <w:r>
+              <w:t xml:space="preserve">  </w:t>
+            </w:r>
+            <w:proofErr w:type="spellStart"/>
+            <w:r>
+              <w:t>geom_</w:t>
+            </w:r>
+            <w:proofErr w:type="gramStart"/>
+            <w:r>
+              <w:t>point</w:t>
+            </w:r>
+            <w:proofErr w:type="spellEnd"/>
+            <w:r>
+              <w:t>(</w:t>
+            </w:r>
+            <w:proofErr w:type="gramEnd"/>
+            <w:r>
+              <w:t xml:space="preserve">size=4, shape=21, </w:t>
+            </w:r>
+            <w:proofErr w:type="spellStart"/>
+            <w:r>
+              <w:t>color</w:t>
+            </w:r>
+            <w:proofErr w:type="spellEnd"/>
+            <w:r>
+              <w:t xml:space="preserve">="black", </w:t>
+            </w:r>
+            <w:proofErr w:type="spellStart"/>
+            <w:r>
+              <w:t>aes</w:t>
+            </w:r>
+            <w:proofErr w:type="spellEnd"/>
+            <w:r>
+              <w:t>(fill=Glacier)) +</w:t>
+            </w:r>
+          </w:p>
+          <w:p>
+            <w:pPr>
+              <w:cnfStyle w:val="000000000000" w:firstRow="0" w:lastRow="0" w:firstColumn="0" w:lastColumn="0" w:oddVBand="0" w:evenVBand="0" w:oddHBand="0" w:evenHBand="0" w:firstRowFirstColumn="0" w:firstRowLastColumn="0" w:lastRowFirstColumn="0" w:lastRowLastColumn="0"/>
+            </w:pPr>
+            <w:r>
+              <w:t xml:space="preserve">  </w:t>
+            </w:r>
+            <w:proofErr w:type="spellStart"/>
+            <w:r>
+              <w:t>scale_fill_brewer</w:t>
+            </w:r>
+            <w:proofErr w:type="spellEnd"/>
+            <w:r>
+              <w:t>(palette="Dark2</w:t>
+            </w:r>
+            <w:proofErr w:type="gramStart"/>
+            <w:r>
+              <w:t>")+</w:t>
+            </w:r>
+            <w:proofErr w:type="gramEnd"/>
+          </w:p>
+          <w:p>
+            <w:pPr>
+              <w:cnfStyle w:val="000000000000" w:firstRow="0" w:lastRow="0" w:firstColumn="0" w:lastColumn="0" w:oddVBand="0" w:evenVBand="0" w:oddHBand="0" w:evenHBand="0" w:firstRowFirstColumn="0" w:firstRowLastColumn="0" w:lastRowFirstColumn="0" w:lastRowLastColumn="0"/>
+            </w:pPr>
+            <w:r>
+              <w:t xml:space="preserve">  </w:t>
+            </w:r>
+            <w:proofErr w:type="spellStart"/>
+            <w:r>
+              <w:t>theme_</w:t>
+            </w:r>
+            <w:proofErr w:type="gramStart"/>
+            <w:r>
+              <w:t>bw</w:t>
+            </w:r>
+            <w:proofErr w:type="spellEnd"/>
+            <w:r>
+              <w:t>(</w:t>
+            </w:r>
+            <w:proofErr w:type="gramEnd"/>
+            <w:r>
+              <w:t>)+</w:t>
+            </w:r>
+          </w:p>
+          <w:p>
+            <w:pPr>
+              <w:cnfStyle w:val="000000000000" w:firstRow="0" w:lastRow="0" w:firstColumn="0" w:lastColumn="0" w:oddVBand="0" w:evenVBand="0" w:oddHBand="0" w:evenHBand="0" w:firstRowFirstColumn="0" w:firstRowLastColumn="0" w:lastRowFirstColumn="0" w:lastRowLastColumn="0"/>
+            </w:pPr>
+            <w:r>
+              <w:t xml:space="preserve">  </w:t>
+            </w:r>
+            <w:proofErr w:type="gramStart"/>
+            <w:r>
+              <w:t>labs(</w:t>
+            </w:r>
+            <w:proofErr w:type="gramEnd"/>
+            <w:r>
+              <w:t>x="NMDS 1", y="NMDS 2", title="Euclidean Distance NMDS")</w:t>
+            </w:r>
+          </w:p>
+          <w:p>
+            <w:pPr>
+              <w:cnfStyle w:val="000000000000" w:firstRow="0" w:lastRow="0" w:firstColumn="0" w:lastColumn="0" w:oddVBand="0" w:evenVBand="0" w:oddHBand="0" w:evenHBand="0" w:firstRowFirstColumn="0" w:firstRowLastColumn="0" w:lastRowFirstColumn="0" w:lastRowLastColumn="0"/>
+            </w:pPr>
+            <w:proofErr w:type="spellStart"/>
+            <w:proofErr w:type="gramStart"/>
+            <w:r>
+              <w:t>dev.off</w:t>
+            </w:r>
+            <w:proofErr w:type="spellEnd"/>
+            <w:r>
+              <w:t>(</w:t>
+            </w:r>
+            <w:proofErr w:type="gramEnd"/>
+            <w:r>
+              <w:t>)</w:t>
+            </w:r>
+          </w:p>
+        </w:tc>
+      </w:tr>
+      <w:tr>
+        <w:trPr>
+          <w:cnfStyle w:val="000000100000" w:firstRow="0" w:lastRow="0" w:firstColumn="0" w:lastColumn="0" w:oddVBand="0" w:evenVBand="0" w:oddHBand="1" w:evenHBand="0" w:firstRowFirstColumn="0" w:firstRowLastColumn="0" w:lastRowFirstColumn="0" w:lastRowLastColumn="0"/>
+        </w:trPr>
+        <w:tc>
+          <w:tcPr>
+            <w:cnfStyle w:val="001000000000" w:firstRow="0" w:lastRow="0" w:firstColumn="1" w:lastColumn="0" w:oddVBand="0" w:evenVBand="0" w:oddHBand="0" w:evenHBand="0" w:firstRowFirstColumn="0" w:firstRowLastColumn="0" w:lastRowFirstColumn="0" w:lastRowLastColumn="0"/>
+            <w:tcW w:w="3714" w:type="dxa"/>
+          </w:tcPr>
+          <w:p>
+            <w:pPr>
+              <w:tabs>
+                <w:tab w:val="left" w:pos="1041"/>
+              </w:tabs>
+            </w:pPr>
+            <w:r>
+              <w:t xml:space="preserve">Put Jaccard NMDS points into </w:t>
+            </w:r>
+            <w:proofErr w:type="spellStart"/>
+            <w:r>
+              <w:t>dataframe</w:t>
+            </w:r>
+            <w:proofErr w:type="spellEnd"/>
+          </w:p>
+        </w:tc>
+        <w:tc>
+          <w:tcPr>
+            <w:tcW w:w="3781" w:type="dxa"/>
+          </w:tcPr>
+          <w:p>
+            <w:pPr>
+              <w:cnfStyle w:val="000000100000" w:firstRow="0" w:lastRow="0" w:firstColumn="0" w:lastColumn="0" w:oddVBand="0" w:evenVBand="0" w:oddHBand="1" w:evenHBand="0" w:firstRowFirstColumn="0" w:firstRowLastColumn="0" w:lastRowFirstColumn="0" w:lastRowLastColumn="0"/>
+            </w:pPr>
+          </w:p>
+        </w:tc>
+        <w:tc>
+          <w:tcPr>
+            <w:tcW w:w="7903" w:type="dxa"/>
+          </w:tcPr>
+          <w:p>
+            <w:pPr>
+              <w:cnfStyle w:val="000000100000" w:firstRow="0" w:lastRow="0" w:firstColumn="0" w:lastColumn="0" w:oddVBand="0" w:evenVBand="0" w:oddHBand="1" w:evenHBand="0" w:firstRowFirstColumn="0" w:firstRowLastColumn="0" w:lastRowFirstColumn="0" w:lastRowLastColumn="0"/>
+            </w:pPr>
+            <w:proofErr w:type="spellStart"/>
+            <w:r>
+              <w:t>NMDS_jac_df</w:t>
+            </w:r>
+            <w:proofErr w:type="spellEnd"/>
+            <w:r>
+              <w:t xml:space="preserve"> &lt;- </w:t>
+            </w:r>
+            <w:proofErr w:type="spellStart"/>
+            <w:proofErr w:type="gramStart"/>
+            <w:r>
+              <w:t>data.frame</w:t>
+            </w:r>
+            <w:proofErr w:type="spellEnd"/>
+            <w:proofErr w:type="gramEnd"/>
+            <w:r>
+              <w:t>(</w:t>
+            </w:r>
+            <w:proofErr w:type="spellStart"/>
+            <w:r>
+              <w:t>NMDS_jaccard$points</w:t>
+            </w:r>
+            <w:proofErr w:type="spellEnd"/>
+            <w:r>
+              <w:t>) %&gt;%</w:t>
+            </w:r>
+          </w:p>
+          <w:p>
+            <w:pPr>
+              <w:cnfStyle w:val="000000100000" w:firstRow="0" w:lastRow="0" w:firstColumn="0" w:lastColumn="0" w:oddVBand="0" w:evenVBand="0" w:oddHBand="1" w:evenHBand="0" w:firstRowFirstColumn="0" w:firstRowLastColumn="0" w:lastRowFirstColumn="0" w:lastRowLastColumn="0"/>
+            </w:pPr>
+            <w:r>
+              <w:t xml:space="preserve">  </w:t>
+            </w:r>
+            <w:proofErr w:type="spellStart"/>
+            <w:r>
+              <w:t>rownames_to_column</w:t>
+            </w:r>
+            <w:proofErr w:type="spellEnd"/>
+            <w:r>
+              <w:t>(</w:t>
+            </w:r>
+            <w:proofErr w:type="spellStart"/>
+            <w:r>
+              <w:t>var</w:t>
+            </w:r>
+            <w:proofErr w:type="spellEnd"/>
+            <w:r>
+              <w:t>="Glacier") %&gt;%</w:t>
+            </w:r>
+          </w:p>
+          <w:p>
+            <w:pPr>
+              <w:cnfStyle w:val="000000100000" w:firstRow="0" w:lastRow="0" w:firstColumn="0" w:lastColumn="0" w:oddVBand="0" w:evenVBand="0" w:oddHBand="1" w:evenHBand="0" w:firstRowFirstColumn="0" w:firstRowLastColumn="0" w:lastRowFirstColumn="0" w:lastRowLastColumn="0"/>
+            </w:pPr>
+            <w:r>
+              <w:t xml:space="preserve">  </w:t>
+            </w:r>
+            <w:proofErr w:type="gramStart"/>
+            <w:r>
+              <w:t>separate(</w:t>
+            </w:r>
+            <w:proofErr w:type="gramEnd"/>
+            <w:r>
+              <w:t xml:space="preserve">Glacier, into=c("Glacier", "excess"), </w:t>
+            </w:r>
+            <w:proofErr w:type="spellStart"/>
+            <w:r>
+              <w:t>sep</w:t>
+            </w:r>
+            <w:proofErr w:type="spellEnd"/>
+            <w:r>
+              <w:t>="_") %&gt;%</w:t>
+            </w:r>
+          </w:p>
+          <w:p>
+            <w:pPr>
+              <w:cnfStyle w:val="000000100000" w:firstRow="0" w:lastRow="0" w:firstColumn="0" w:lastColumn="0" w:oddVBand="0" w:evenVBand="0" w:oddHBand="1" w:evenHBand="0" w:firstRowFirstColumn="0" w:firstRowLastColumn="0" w:lastRowFirstColumn="0" w:lastRowLastColumn="0"/>
+            </w:pPr>
+            <w:r>
+              <w:t xml:space="preserve">  select(-excess) %&gt;%</w:t>
+            </w:r>
+          </w:p>
+          <w:p>
+            <w:pPr>
+              <w:cnfStyle w:val="000000100000" w:firstRow="0" w:lastRow="0" w:firstColumn="0" w:lastColumn="0" w:oddVBand="0" w:evenVBand="0" w:oddHBand="1" w:evenHBand="0" w:firstRowFirstColumn="0" w:firstRowLastColumn="0" w:lastRowFirstColumn="0" w:lastRowLastColumn="0"/>
+            </w:pPr>
+            <w:r>
+              <w:t xml:space="preserve">  </w:t>
+            </w:r>
+            <w:proofErr w:type="spellStart"/>
+            <w:proofErr w:type="gramStart"/>
+            <w:r>
+              <w:t>data.frame</w:t>
+            </w:r>
+            <w:proofErr w:type="spellEnd"/>
+            <w:proofErr w:type="gramEnd"/>
+          </w:p>
+        </w:tc>
+      </w:tr>
+      <w:tr>
+        <w:tc>
+          <w:tcPr>
+            <w:cnfStyle w:val="001000000000" w:firstRow="0" w:lastRow="0" w:firstColumn="1" w:lastColumn="0" w:oddVBand="0" w:evenVBand="0" w:oddHBand="0" w:evenHBand="0" w:firstRowFirstColumn="0" w:firstRowLastColumn="0" w:lastRowFirstColumn="0" w:lastRowLastColumn="0"/>
+            <w:tcW w:w="3714" w:type="dxa"/>
+          </w:tcPr>
+          <w:p>
+            <w:pPr>
+              <w:tabs>
+                <w:tab w:val="left" w:pos="1041"/>
+              </w:tabs>
+            </w:pPr>
+            <w:r>
+              <w:t>Change sample names to glacier names</w:t>
+            </w:r>
+          </w:p>
+        </w:tc>
+        <w:tc>
+          <w:tcPr>
+            <w:tcW w:w="3781" w:type="dxa"/>
+          </w:tcPr>
+          <w:p>
+            <w:pPr>
+              <w:cnfStyle w:val="000000000000" w:firstRow="0" w:lastRow="0" w:firstColumn="0" w:lastColumn="0" w:oddVBand="0" w:evenVBand="0" w:oddHBand="0" w:evenHBand="0" w:firstRowFirstColumn="0" w:firstRowLastColumn="0" w:lastRowFirstColumn="0" w:lastRowLastColumn="0"/>
+            </w:pPr>
+            <w:proofErr w:type="gramStart"/>
+            <w:r>
+              <w:t>So</w:t>
+            </w:r>
+            <w:proofErr w:type="gramEnd"/>
+            <w:r>
+              <w:t xml:space="preserve"> the samples can be colour grouped in the plot by glacier</w:t>
+            </w:r>
+          </w:p>
+        </w:tc>
+        <w:tc>
+          <w:tcPr>
+            <w:tcW w:w="7903" w:type="dxa"/>
+          </w:tcPr>
+          <w:p>
+            <w:pPr>
+              <w:cnfStyle w:val="000000000000" w:firstRow="0" w:lastRow="0" w:firstColumn="0" w:lastColumn="0" w:oddVBand="0" w:evenVBand="0" w:oddHBand="0" w:evenHBand="0" w:firstRowFirstColumn="0" w:firstRowLastColumn="0" w:lastRowFirstColumn="0" w:lastRowLastColumn="0"/>
+            </w:pPr>
+            <w:proofErr w:type="spellStart"/>
+            <w:r>
+              <w:t>NMDS_jac_df$Glacier</w:t>
+            </w:r>
+            <w:proofErr w:type="spellEnd"/>
+            <w:r>
+              <w:t xml:space="preserve"> &lt;- </w:t>
+            </w:r>
+            <w:proofErr w:type="spellStart"/>
+            <w:r>
+              <w:t>metadata$Glacier</w:t>
+            </w:r>
+            <w:proofErr w:type="spellEnd"/>
+          </w:p>
+        </w:tc>
+      </w:tr>
+      <w:tr>
+        <w:trPr>
+          <w:cnfStyle w:val="000000100000" w:firstRow="0" w:lastRow="0" w:firstColumn="0" w:lastColumn="0" w:oddVBand="0" w:evenVBand="0" w:oddHBand="1" w:evenHBand="0" w:firstRowFirstColumn="0" w:firstRowLastColumn="0" w:lastRowFirstColumn="0" w:lastRowLastColumn="0"/>
+        </w:trPr>
+        <w:tc>
+          <w:tcPr>
+            <w:cnfStyle w:val="001000000000" w:firstRow="0" w:lastRow="0" w:firstColumn="1" w:lastColumn="0" w:oddVBand="0" w:evenVBand="0" w:oddHBand="0" w:evenHBand="0" w:firstRowFirstColumn="0" w:firstRowLastColumn="0" w:lastRowFirstColumn="0" w:lastRowLastColumn="0"/>
+            <w:tcW w:w="3714" w:type="dxa"/>
+          </w:tcPr>
+          <w:p>
+            <w:pPr>
+              <w:tabs>
+                <w:tab w:val="left" w:pos="1041"/>
+              </w:tabs>
+            </w:pPr>
+            <w:r>
+              <w:t>Plot Jaccard NMDS points and save.</w:t>
+            </w:r>
+          </w:p>
+        </w:tc>
+        <w:tc>
+          <w:tcPr>
+            <w:tcW w:w="3781" w:type="dxa"/>
+          </w:tcPr>
+          <w:p>
+            <w:pPr>
+              <w:cnfStyle w:val="000000100000" w:firstRow="0" w:lastRow="0" w:firstColumn="0" w:lastColumn="0" w:oddVBand="0" w:evenVBand="0" w:oddHBand="1" w:evenHBand="0" w:firstRowFirstColumn="0" w:firstRowLastColumn="0" w:lastRowFirstColumn="0" w:lastRowLastColumn="0"/>
+            </w:pPr>
+          </w:p>
+        </w:tc>
+        <w:tc>
+          <w:tcPr>
+            <w:tcW w:w="7903" w:type="dxa"/>
+          </w:tcPr>
+          <w:p>
+            <w:pPr>
+              <w:cnfStyle w:val="000000100000" w:firstRow="0" w:lastRow="0" w:firstColumn="0" w:lastColumn="0" w:oddVBand="0" w:evenVBand="0" w:oddHBand="1" w:evenHBand="0" w:firstRowFirstColumn="0" w:firstRowLastColumn="0" w:lastRowFirstColumn="0" w:lastRowLastColumn="0"/>
+            </w:pPr>
+            <w:r>
+              <w:t>pdf("results/NMDS-jaccard.pdf")</w:t>
+            </w:r>
+          </w:p>
+          <w:p>
+            <w:pPr>
+              <w:cnfStyle w:val="000000100000" w:firstRow="0" w:lastRow="0" w:firstColumn="0" w:lastColumn="0" w:oddVBand="0" w:evenVBand="0" w:oddHBand="1" w:evenHBand="0" w:firstRowFirstColumn="0" w:firstRowLastColumn="0" w:lastRowFirstColumn="0" w:lastRowLastColumn="0"/>
+            </w:pPr>
+            <w:proofErr w:type="spellStart"/>
+            <w:proofErr w:type="gramStart"/>
+            <w:r>
+              <w:t>ggplot</w:t>
+            </w:r>
+            <w:proofErr w:type="spellEnd"/>
+            <w:r>
+              <w:t>(</w:t>
+            </w:r>
+            <w:proofErr w:type="spellStart"/>
+            <w:proofErr w:type="gramEnd"/>
+            <w:r>
+              <w:t>NMDS_jac_df</w:t>
+            </w:r>
+            <w:proofErr w:type="spellEnd"/>
+            <w:r>
+              <w:t xml:space="preserve">, </w:t>
+            </w:r>
+            <w:proofErr w:type="spellStart"/>
+            <w:r>
+              <w:t>aes</w:t>
+            </w:r>
+            <w:proofErr w:type="spellEnd"/>
+            <w:r>
+              <w:t>(x=MDS1, y=MDS2, fill=Glacier)) +</w:t>
+            </w:r>
+          </w:p>
+          <w:p>
+            <w:pPr>
+              <w:cnfStyle w:val="000000100000" w:firstRow="0" w:lastRow="0" w:firstColumn="0" w:lastColumn="0" w:oddVBand="0" w:evenVBand="0" w:oddHBand="1" w:evenHBand="0" w:firstRowFirstColumn="0" w:firstRowLastColumn="0" w:lastRowFirstColumn="0" w:lastRowLastColumn="0"/>
+            </w:pPr>
+            <w:r>
+              <w:t xml:space="preserve">  </w:t>
+            </w:r>
+            <w:proofErr w:type="spellStart"/>
+            <w:r>
+              <w:t>geom_</w:t>
+            </w:r>
+            <w:proofErr w:type="gramStart"/>
+            <w:r>
+              <w:t>point</w:t>
+            </w:r>
+            <w:proofErr w:type="spellEnd"/>
+            <w:r>
+              <w:t>(</w:t>
+            </w:r>
+            <w:proofErr w:type="gramEnd"/>
+            <w:r>
+              <w:t xml:space="preserve">size=4, shape=21, </w:t>
+            </w:r>
+            <w:proofErr w:type="spellStart"/>
+            <w:r>
+              <w:t>color</w:t>
+            </w:r>
+            <w:proofErr w:type="spellEnd"/>
+            <w:r>
+              <w:t xml:space="preserve">="black", </w:t>
+            </w:r>
+            <w:proofErr w:type="spellStart"/>
+            <w:r>
+              <w:t>aes</w:t>
+            </w:r>
+            <w:proofErr w:type="spellEnd"/>
+            <w:r>
+              <w:t>(fill=Glacier)) +</w:t>
+            </w:r>
+          </w:p>
+          <w:p>
+            <w:pPr>
+              <w:cnfStyle w:val="000000100000" w:firstRow="0" w:lastRow="0" w:firstColumn="0" w:lastColumn="0" w:oddVBand="0" w:evenVBand="0" w:oddHBand="1" w:evenHBand="0" w:firstRowFirstColumn="0" w:firstRowLastColumn="0" w:lastRowFirstColumn="0" w:lastRowLastColumn="0"/>
+            </w:pPr>
+            <w:r>
+              <w:t xml:space="preserve">  </w:t>
+            </w:r>
+            <w:proofErr w:type="spellStart"/>
+            <w:r>
+              <w:t>scale_fill_brewer</w:t>
+            </w:r>
+            <w:proofErr w:type="spellEnd"/>
+            <w:r>
+              <w:t>(palette="Dark2</w:t>
+            </w:r>
+            <w:proofErr w:type="gramStart"/>
+            <w:r>
+              <w:t>")+</w:t>
+            </w:r>
+            <w:proofErr w:type="gramEnd"/>
+          </w:p>
+          <w:p>
+            <w:pPr>
+              <w:cnfStyle w:val="000000100000" w:firstRow="0" w:lastRow="0" w:firstColumn="0" w:lastColumn="0" w:oddVBand="0" w:evenVBand="0" w:oddHBand="1" w:evenHBand="0" w:firstRowFirstColumn="0" w:firstRowLastColumn="0" w:lastRowFirstColumn="0" w:lastRowLastColumn="0"/>
+            </w:pPr>
+            <w:r>
+              <w:t xml:space="preserve">  </w:t>
+            </w:r>
+            <w:proofErr w:type="spellStart"/>
+            <w:r>
+              <w:t>theme_</w:t>
+            </w:r>
+            <w:proofErr w:type="gramStart"/>
+            <w:r>
+              <w:t>bw</w:t>
+            </w:r>
+            <w:proofErr w:type="spellEnd"/>
+            <w:r>
+              <w:t>(</w:t>
+            </w:r>
+            <w:proofErr w:type="gramEnd"/>
+            <w:r>
+              <w:t>)+</w:t>
+            </w:r>
+          </w:p>
+          <w:p>
+            <w:pPr>
+              <w:cnfStyle w:val="000000100000" w:firstRow="0" w:lastRow="0" w:firstColumn="0" w:lastColumn="0" w:oddVBand="0" w:evenVBand="0" w:oddHBand="1" w:evenHBand="0" w:firstRowFirstColumn="0" w:firstRowLastColumn="0" w:lastRowFirstColumn="0" w:lastRowLastColumn="0"/>
+            </w:pPr>
+            <w:r>
+              <w:t xml:space="preserve">  </w:t>
+            </w:r>
+            <w:proofErr w:type="gramStart"/>
+            <w:r>
+              <w:t>labs(</w:t>
+            </w:r>
+            <w:proofErr w:type="gramEnd"/>
+            <w:r>
+              <w:t>x="NMDS 1", y="NMDS 2", title="Jaccard Distance NMDS")</w:t>
+            </w:r>
+          </w:p>
+          <w:p>
+            <w:pPr>
+              <w:cnfStyle w:val="000000100000" w:firstRow="0" w:lastRow="0" w:firstColumn="0" w:lastColumn="0" w:oddVBand="0" w:evenVBand="0" w:oddHBand="1" w:evenHBand="0" w:firstRowFirstColumn="0" w:firstRowLastColumn="0" w:lastRowFirstColumn="0" w:lastRowLastColumn="0"/>
+            </w:pPr>
+            <w:proofErr w:type="spellStart"/>
+            <w:proofErr w:type="gramStart"/>
+            <w:r>
+              <w:t>dev.off</w:t>
+            </w:r>
+            <w:proofErr w:type="spellEnd"/>
+            <w:r>
+              <w:t>(</w:t>
+            </w:r>
+            <w:proofErr w:type="gramEnd"/>
+            <w:r>
+              <w:t>)</w:t>
+            </w:r>
+          </w:p>
+        </w:tc>
+      </w:tr>
+    </w:tbl>
+    <w:p/>
+    <w:p>
+      <w:pPr>
+        <w:pStyle w:val="Heading1"/>
+      </w:pPr>
+      <w:bookmarkStart w:id="26" w:name="_Toc68189294"/>
       <w:r>
         <w:lastRenderedPageBreak/>
         <w:t>4-general-</w:t>
@@ -14716,7 +23002,7 @@
       <w:r>
         <w:t>statistics.Rmd</w:t>
       </w:r>
-      <w:bookmarkEnd w:id="5"/>
+      <w:bookmarkEnd w:id="26"/>
       <w:proofErr w:type="gramEnd"/>
     </w:p>
     <w:p/>
@@ -15330,7 +23616,7 @@
       <w:pPr>
         <w:pStyle w:val="Heading1"/>
       </w:pPr>
-      <w:bookmarkStart w:id="6" w:name="_Toc68088387"/>
+      <w:bookmarkStart w:id="27" w:name="_Toc68189295"/>
       <w:r>
         <w:lastRenderedPageBreak/>
         <w:t>5-abundant-</w:t>
@@ -15339,7 +23625,7 @@
       <w:r>
         <w:t>rare.Rmd</w:t>
       </w:r>
-      <w:bookmarkEnd w:id="6"/>
+      <w:bookmarkEnd w:id="27"/>
       <w:proofErr w:type="gramEnd"/>
     </w:p>
     <w:p/>
@@ -15953,12 +24239,12 @@
       <w:pPr>
         <w:pStyle w:val="Heading1"/>
       </w:pPr>
-      <w:bookmarkStart w:id="7" w:name="_Toc68088388"/>
+      <w:bookmarkStart w:id="28" w:name="_Toc68189296"/>
       <w:r>
         <w:lastRenderedPageBreak/>
         <w:t>6-DDR.Rmd</w:t>
       </w:r>
-      <w:bookmarkEnd w:id="7"/>
+      <w:bookmarkEnd w:id="28"/>
     </w:p>
     <w:p/>
     <w:p>
@@ -16571,12 +24857,12 @@
       <w:pPr>
         <w:pStyle w:val="Heading1"/>
       </w:pPr>
-      <w:bookmarkStart w:id="8" w:name="_Toc68088389"/>
+      <w:bookmarkStart w:id="29" w:name="_Toc68189297"/>
       <w:r>
         <w:lastRenderedPageBreak/>
         <w:t>7-ISAR.Rmd</w:t>
       </w:r>
-      <w:bookmarkEnd w:id="8"/>
+      <w:bookmarkEnd w:id="29"/>
     </w:p>
     <w:p/>
     <w:p>
@@ -17189,12 +25475,12 @@
       <w:pPr>
         <w:pStyle w:val="Heading1"/>
       </w:pPr>
-      <w:bookmarkStart w:id="9" w:name="_Toc68088390"/>
+      <w:bookmarkStart w:id="30" w:name="_Toc68189298"/>
       <w:r>
         <w:lastRenderedPageBreak/>
         <w:t>8-MVA.Rmd</w:t>
       </w:r>
-      <w:bookmarkEnd w:id="9"/>
+      <w:bookmarkEnd w:id="30"/>
     </w:p>
     <w:p/>
     <w:p>
@@ -17807,7 +26093,7 @@
       <w:pPr>
         <w:pStyle w:val="Heading1"/>
       </w:pPr>
-      <w:bookmarkStart w:id="10" w:name="_Toc68088391"/>
+      <w:bookmarkStart w:id="31" w:name="_Toc68189299"/>
       <w:r>
         <w:lastRenderedPageBreak/>
         <w:t>9-</w:t>
@@ -17816,7 +26102,7 @@
       <w:r>
         <w:t>null.Rmd</w:t>
       </w:r>
-      <w:bookmarkEnd w:id="10"/>
+      <w:bookmarkEnd w:id="31"/>
       <w:proofErr w:type="gramEnd"/>
     </w:p>
     <w:p/>
@@ -18430,7 +26716,7 @@
       <w:pPr>
         <w:pStyle w:val="Heading1"/>
       </w:pPr>
-      <w:bookmarkStart w:id="11" w:name="_Toc68088392"/>
+      <w:bookmarkStart w:id="32" w:name="_Toc68189300"/>
       <w:r>
         <w:lastRenderedPageBreak/>
         <w:t>10-</w:t>
@@ -18439,7 +26725,7 @@
       <w:r>
         <w:t>neutral.Rmd</w:t>
       </w:r>
-      <w:bookmarkEnd w:id="11"/>
+      <w:bookmarkEnd w:id="32"/>
       <w:proofErr w:type="gramEnd"/>
     </w:p>
     <w:p/>
@@ -19053,7 +27339,7 @@
       <w:pPr>
         <w:pStyle w:val="Heading1"/>
       </w:pPr>
-      <w:bookmarkStart w:id="12" w:name="_Toc68088393"/>
+      <w:bookmarkStart w:id="33" w:name="_Toc68189301"/>
       <w:r>
         <w:lastRenderedPageBreak/>
         <w:t>11-</w:t>
@@ -19062,7 +27348,7 @@
       <w:r>
         <w:t>network.Rmd</w:t>
       </w:r>
-      <w:bookmarkEnd w:id="12"/>
+      <w:bookmarkEnd w:id="33"/>
       <w:proofErr w:type="gramEnd"/>
     </w:p>
     <w:p/>
@@ -19676,7 +27962,7 @@
       <w:pPr>
         <w:pStyle w:val="Heading1"/>
       </w:pPr>
-      <w:bookmarkStart w:id="13" w:name="_Toc68088394"/>
+      <w:bookmarkStart w:id="34" w:name="_Toc68189302"/>
       <w:r>
         <w:lastRenderedPageBreak/>
         <w:t>12-single-study-</w:t>
@@ -19685,7 +27971,7 @@
       <w:r>
         <w:t>report.Rmd</w:t>
       </w:r>
-      <w:bookmarkEnd w:id="13"/>
+      <w:bookmarkEnd w:id="34"/>
       <w:proofErr w:type="gramEnd"/>
     </w:p>
     <w:p/>
@@ -20299,7 +28585,7 @@
       <w:pPr>
         <w:pStyle w:val="Heading1"/>
       </w:pPr>
-      <w:bookmarkStart w:id="14" w:name="_Toc68088395"/>
+      <w:bookmarkStart w:id="35" w:name="_Toc68189303"/>
       <w:r>
         <w:lastRenderedPageBreak/>
         <w:t>13-multi-study-</w:t>
@@ -20308,7 +28594,7 @@
       <w:r>
         <w:t>report.Rmd</w:t>
       </w:r>
-      <w:bookmarkEnd w:id="14"/>
+      <w:bookmarkEnd w:id="35"/>
       <w:proofErr w:type="gramEnd"/>
     </w:p>
     <w:p/>
@@ -21929,7 +30215,6 @@
     <w:next w:val="Normal"/>
     <w:autoRedefine/>
     <w:uiPriority w:val="39"/>
-    <w:semiHidden/>
     <w:unhideWhenUsed/>
     <w:rsid w:val="00A10661"/>
     <w:pPr>
@@ -22243,6 +30528,11 @@
       <w:szCs w:val="26"/>
     </w:rPr>
   </w:style>
+  <w:style w:type="character" w:customStyle="1" w:styleId="linkify">
+    <w:name w:val="linkify"/>
+    <w:basedOn w:val="DefaultParagraphFont"/>
+    <w:rsid w:val="00A10C26"/>
+  </w:style>
 </w:styles>
 </file>
 
@@ -22512,7 +30802,7 @@
 </file>
 
 <file path=customXml/itemProps1.xml><?xml version="1.0" encoding="utf-8"?>
-<ds:datastoreItem xmlns:ds="http://schemas.openxmlformats.org/officeDocument/2006/customXml" ds:itemID="{2C94F3F7-1212-8445-807A-3454A5D21BE7}">
+<ds:datastoreItem xmlns:ds="http://schemas.openxmlformats.org/officeDocument/2006/customXml" ds:itemID="{B7000D3A-0E5D-584F-8C9B-DE0F909CC62D}">
   <ds:schemaRefs>
     <ds:schemaRef ds:uri="http://schemas.openxmlformats.org/officeDocument/2006/bibliography"/>
   </ds:schemaRefs>
